--- a/plantillas_maestras/02_seguro_vida/cobro_indebido_primas/1_ddo_banco_o_financiera/mujer/TPL_2873_2025_SEGURO_VIDA_COBRO_INDEBIDO_PRIMAS_BANCO_MUJER_R2.docx
+++ b/plantillas_maestras/02_seguro_vida/cobro_indebido_primas/1_ddo_banco_o_financiera/mujer/TPL_2873_2025_SEGURO_VIDA_COBRO_INDEBIDO_PRIMAS_BANCO_MUJER_R2.docx
@@ -314,7 +314,7 @@
           <w14:ligatures w14:val="none"/>
         </w:rPr>
         <w:tab/>
-        <w:t xml:space="preserve">:       </w:t>
+        <w:t xml:space="preserve">: </w:t>
       </w:r>
       <w:r>
         <w:rPr>
@@ -783,7 +783,7 @@
           <w:lang w:val="es-ES" w:eastAsia="es-ES"/>
           <w14:ligatures w14:val="none"/>
         </w:rPr>
-        <w:t>por presuntas infracciones a la Ley N°29571, Código de Protección y Defensa del Consumidor (en adelante, Códig</w:t>
+        <w:t>por presuntas infracciones a la Ley 29571, Código de Protección y Defensa del Consumidor (en adelante, Códig</w:t>
       </w:r>
       <w:r>
         <w:rPr>
@@ -923,7 +923,7 @@
         <w:rPr>
           <w:rFonts w:ascii="Arial Narrow" w:eastAsia="Arial Narrow" w:hAnsi="Arial Narrow" w:cs="Arial Narrow"/>
         </w:rPr>
-        <w:t>N°</w:t>
+        <w:t/>
       </w:r>
       <w:proofErr w:type="spellEnd"/>
       <w:r>
@@ -1177,7 +1177,7 @@
         <w:rPr>
           <w:rFonts w:ascii="Arial Narrow" w:eastAsia="Arial Narrow" w:hAnsi="Arial Narrow" w:cs="Arial Narrow"/>
         </w:rPr>
-        <w:t>N°19072500619</w:t>
+        <w:t>19072500619</w:t>
       </w:r>
       <w:r>
         <w:rPr>
@@ -1770,7 +1770,7 @@
         <w:rPr>
           <w:rFonts w:ascii="Arial Narrow" w:eastAsia="Arial Narrow" w:hAnsi="Arial Narrow" w:cs="Arial Narrow"/>
         </w:rPr>
-        <w:t>N°</w:t>
+        <w:t/>
       </w:r>
       <w:proofErr w:type="spellEnd"/>
       <w:r>
@@ -1835,7 +1835,7 @@
           <w:lang w:eastAsia="es-PE"/>
           <w14:ligatures w14:val="none"/>
         </w:rPr>
-        <w:t>°</w:t>
+        <w:t/>
       </w:r>
       <w:r>
         <w:rPr>
@@ -1853,7 +1853,7 @@
           <w:lang w:eastAsia="es-PE"/>
           <w14:ligatures w14:val="none"/>
         </w:rPr>
-        <w:t>°</w:t>
+        <w:t/>
       </w:r>
       <w:r>
         <w:rPr>
@@ -1949,7 +1949,7 @@
           <w:lang w:eastAsia="es-PE"/>
           <w14:ligatures w14:val="none"/>
         </w:rPr>
-        <w:t>Técnica de la Comisión de Protección al Consumidor N°1 (en adelante, la Secretaría Técnica), en ejercicio de sus facultades</w:t>
+        <w:t>Técnica de la Comisión de Protección al Consumidor 1 (en adelante, la Secretaría Técnica), en ejercicio de sus facultades</w:t>
       </w:r>
       <w:r>
         <w:rPr>
@@ -2099,7 +2099,7 @@
         <w:rPr>
           <w:rFonts w:ascii="Arial Narrow" w:eastAsia="Arial Narrow" w:hAnsi="Arial Narrow" w:cs="Arial Narrow"/>
         </w:rPr>
-        <w:t>N°</w:t>
+        <w:t/>
       </w:r>
       <w:proofErr w:type="spellEnd"/>
       <w:r>
@@ -2142,7 +2142,7 @@
           <w:lang w:eastAsia="es-PE"/>
           <w14:ligatures w14:val="none"/>
         </w:rPr>
-        <w:t>°</w:t>
+        <w:t/>
       </w:r>
       <w:r>
         <w:rPr>
@@ -2160,7 +2160,7 @@
           <w:lang w:eastAsia="es-PE"/>
           <w14:ligatures w14:val="none"/>
         </w:rPr>
-        <w:t>°</w:t>
+        <w:t/>
       </w:r>
       <w:r>
         <w:rPr>
@@ -2312,7 +2312,7 @@
         <w:rPr>
           <w:rFonts w:ascii="Arial Narrow" w:eastAsia="Arial Narrow" w:hAnsi="Arial Narrow" w:cs="Arial Narrow"/>
         </w:rPr>
-        <w:t>N°</w:t>
+        <w:t/>
       </w:r>
       <w:proofErr w:type="spellEnd"/>
       <w:r>
@@ -2390,7 +2390,7 @@
           <w:lang w:eastAsia="es-PE"/>
           <w14:ligatures w14:val="none"/>
         </w:rPr>
-        <w:t>°</w:t>
+        <w:t/>
       </w:r>
       <w:r>
         <w:rPr>
@@ -2408,7 +2408,7 @@
           <w:lang w:eastAsia="es-PE"/>
           <w14:ligatures w14:val="none"/>
         </w:rPr>
-        <w:t>°</w:t>
+        <w:t/>
       </w:r>
       <w:r>
         <w:rPr>
@@ -2527,7 +2527,7 @@
         <w:rPr>
           <w:rFonts w:ascii="Arial Narrow" w:eastAsia="Arial Narrow" w:hAnsi="Arial Narrow" w:cs="Arial Narrow"/>
         </w:rPr>
-        <w:t>N°</w:t>
+        <w:t/>
       </w:r>
       <w:proofErr w:type="spellEnd"/>
       <w:r>
@@ -2614,7 +2614,7 @@
           <w:lang w:eastAsia="es-PE"/>
           <w14:ligatures w14:val="none"/>
         </w:rPr>
-        <w:t>artículo 1°</w:t>
+        <w:t>artículo 1</w:t>
       </w:r>
       <w:bookmarkEnd w:id="11"/>
       <w:r>
@@ -2659,7 +2659,7 @@
           <w:lang w:eastAsia="es-PE"/>
           <w14:ligatures w14:val="none"/>
         </w:rPr>
-        <w:t>l artículo 2° del Código</w:t>
+        <w:t>l artículo 2 del Código</w:t>
       </w:r>
       <w:bookmarkStart w:id="12" w:name="_Hlk212737551"/>
       <w:bookmarkEnd w:id="9"/>
@@ -2685,7 +2685,7 @@
           <w:lang w:eastAsia="es-PE"/>
           <w14:ligatures w14:val="none"/>
         </w:rPr>
-        <w:t xml:space="preserve">.   </w:t>
+        <w:t xml:space="preserve">. </w:t>
       </w:r>
       <w:bookmarkEnd w:id="8"/>
       <w:bookmarkEnd w:id="10"/>
@@ -2806,7 +2806,7 @@
         <w:rPr>
           <w:rFonts w:ascii="Arial Narrow" w:eastAsia="Arial Narrow" w:hAnsi="Arial Narrow" w:cs="Arial Narrow"/>
         </w:rPr>
-        <w:t>N°</w:t>
+        <w:t/>
       </w:r>
       <w:proofErr w:type="spellEnd"/>
       <w:r>
@@ -2831,7 +2831,7 @@
           <w:lang w:eastAsia="es-PE"/>
           <w14:ligatures w14:val="none"/>
         </w:rPr>
-        <w:t>l literal b) del artículo 1° y artículo 2° del Código</w:t>
+        <w:t>l literal b) del artículo 1 y artículo 2 del Código</w:t>
       </w:r>
       <w:r>
         <w:rPr>
@@ -2975,7 +2975,7 @@
         <w:rPr>
           <w:rFonts w:ascii="Arial Narrow" w:eastAsia="Arial Narrow" w:hAnsi="Arial Narrow" w:cs="Arial Narrow"/>
         </w:rPr>
-        <w:t>N°</w:t>
+        <w:t/>
       </w:r>
       <w:proofErr w:type="spellEnd"/>
       <w:r>
@@ -3006,7 +3006,7 @@
           <w:lang w:eastAsia="es-PE"/>
           <w14:ligatures w14:val="none"/>
         </w:rPr>
-        <w:t>°</w:t>
+        <w:t/>
       </w:r>
       <w:r>
         <w:rPr>
@@ -3024,7 +3024,7 @@
           <w:lang w:eastAsia="es-PE"/>
           <w14:ligatures w14:val="none"/>
         </w:rPr>
-        <w:t>°</w:t>
+        <w:t/>
       </w:r>
       <w:r>
         <w:rPr>
@@ -3368,7 +3368,7 @@
         <w:rPr>
           <w:rFonts w:ascii="Arial Narrow" w:eastAsia="Arial Narrow" w:hAnsi="Arial Narrow" w:cs="Arial Narrow"/>
         </w:rPr>
-        <w:t>N°</w:t>
+        <w:t/>
       </w:r>
       <w:proofErr w:type="spellEnd"/>
       <w:r>
@@ -3438,7 +3438,7 @@
           <w:lang w:eastAsia="es-ES"/>
           <w14:ligatures w14:val="none"/>
         </w:rPr>
-        <w:t>N°</w:t>
+        <w:t/>
       </w:r>
       <w:proofErr w:type="spellEnd"/>
       <w:r>
@@ -3822,7 +3822,7 @@
         <w:rPr>
           <w:rFonts w:ascii="Arial Narrow" w:eastAsia="Arial Narrow" w:hAnsi="Arial Narrow" w:cs="Arial Narrow"/>
         </w:rPr>
-        <w:t>N°</w:t>
+        <w:t/>
       </w:r>
       <w:proofErr w:type="spellEnd"/>
       <w:r>
@@ -4053,7 +4053,7 @@
         <w:rPr>
           <w:rFonts w:ascii="Arial Narrow" w:eastAsia="Arial Narrow" w:hAnsi="Arial Narrow" w:cs="Arial Narrow"/>
         </w:rPr>
-        <w:t>N°</w:t>
+        <w:t/>
       </w:r>
       <w:proofErr w:type="spellEnd"/>
       <w:r>
@@ -4159,7 +4159,7 @@
         <w:rPr>
           <w:rFonts w:ascii="Arial Narrow" w:eastAsia="Arial Narrow" w:hAnsi="Arial Narrow" w:cs="Arial Narrow"/>
         </w:rPr>
-        <w:t>N°</w:t>
+        <w:t/>
       </w:r>
       <w:proofErr w:type="spellEnd"/>
       <w:r>
@@ -4237,7 +4237,7 @@
           <w:lang w:eastAsia="es-PE"/>
           <w14:ligatures w14:val="none"/>
         </w:rPr>
-        <w:t xml:space="preserve">numeral 1.1, literal b) del artículo 1° y el artículo 2° </w:t>
+        <w:t xml:space="preserve">numeral 1.1, literal b) del artículo 1 y el artículo 2 </w:t>
       </w:r>
       <w:r>
         <w:rPr>
@@ -4349,7 +4349,7 @@
         <w:rPr>
           <w:rFonts w:ascii="Arial Narrow" w:eastAsia="Arial Narrow" w:hAnsi="Arial Narrow" w:cs="Arial Narrow"/>
         </w:rPr>
-        <w:t>N°</w:t>
+        <w:t/>
       </w:r>
       <w:proofErr w:type="spellEnd"/>
       <w:r>
@@ -4443,7 +4443,7 @@
           <w:lang w:eastAsia="es-PE"/>
           <w14:ligatures w14:val="none"/>
         </w:rPr>
-        <w:t xml:space="preserve">del artículo 1° </w:t>
+        <w:t xml:space="preserve">del artículo 1 </w:t>
       </w:r>
       <w:r>
         <w:rPr>
@@ -4463,7 +4463,7 @@
           <w:lang w:eastAsia="es-PE"/>
           <w14:ligatures w14:val="none"/>
         </w:rPr>
-        <w:t>° de</w:t>
+        <w:t> de</w:t>
       </w:r>
       <w:r>
         <w:rPr>
@@ -4532,7 +4532,7 @@
         <w:rPr>
           <w:rFonts w:ascii="Arial Narrow" w:eastAsia="Arial Narrow" w:hAnsi="Arial Narrow" w:cs="Arial Narrow"/>
         </w:rPr>
-        <w:t>N°</w:t>
+        <w:t/>
       </w:r>
       <w:proofErr w:type="spellEnd"/>
       <w:r>
@@ -4600,7 +4600,7 @@
           <w:lang w:eastAsia="es-PE"/>
           <w14:ligatures w14:val="none"/>
         </w:rPr>
-        <w:t xml:space="preserve"> infracción a los artículos 18° y 19° de la Ley 29571, Código de Protección y Defensa del Consumidor, en tanto el </w:t>
+        <w:t xml:space="preserve"> infracción a los artículos 18 y 19 de la Ley 29571, Código de Protección y Defensa del Consumidor, en tanto el </w:t>
       </w:r>
       <w:r>
         <w:rPr>
@@ -4657,7 +4657,7 @@
         <w:rPr>
           <w:rFonts w:ascii="Arial Narrow" w:eastAsia="Arial Narrow" w:hAnsi="Arial Narrow" w:cs="Arial Narrow"/>
         </w:rPr>
-        <w:t>N°</w:t>
+        <w:t/>
       </w:r>
       <w:proofErr w:type="spellEnd"/>
       <w:r>
@@ -5015,7 +5015,7 @@
           <w:lang w:eastAsia="es-PE"/>
           <w14:ligatures w14:val="none"/>
         </w:rPr>
-        <w:t>°</w:t>
+        <w:t/>
       </w:r>
       <w:r>
         <w:rPr>
@@ -5111,7 +5111,7 @@
           <w:lang w:eastAsia="es-PE"/>
           <w14:ligatures w14:val="none"/>
         </w:rPr>
-        <w:t>°</w:t>
+        <w:t/>
       </w:r>
       <w:r>
         <w:rPr>
@@ -5329,7 +5329,7 @@
           <w:lang w:eastAsia="es-PE"/>
           <w14:ligatures w14:val="none"/>
         </w:rPr>
-        <w:t>°</w:t>
+        <w:t/>
       </w:r>
       <w:r>
         <w:rPr>
@@ -5551,7 +5551,7 @@
         <w:rPr>
           <w:rFonts w:ascii="Arial Narrow" w:eastAsia="Arial Narrow" w:hAnsi="Arial Narrow" w:cs="Arial Narrow"/>
         </w:rPr>
-        <w:t>N°</w:t>
+        <w:t/>
       </w:r>
       <w:proofErr w:type="spellEnd"/>
       <w:r>
@@ -5643,7 +5643,7 @@
         <w:rPr>
           <w:rFonts w:ascii="Arial Narrow" w:eastAsia="Arial Narrow" w:hAnsi="Arial Narrow" w:cs="Arial Narrow"/>
         </w:rPr>
-        <w:t>N°</w:t>
+        <w:t/>
       </w:r>
       <w:proofErr w:type="spellEnd"/>
       <w:r>
@@ -5771,7 +5771,7 @@
           <w:lang w:eastAsia="es-PE"/>
           <w14:ligatures w14:val="none"/>
         </w:rPr>
-        <w:t>°</w:t>
+        <w:t/>
       </w:r>
       <w:r>
         <w:rPr>
@@ -5812,7 +5812,7 @@
           <w:lang w:eastAsia="es-PE"/>
           <w14:ligatures w14:val="none"/>
         </w:rPr>
-        <w:t>°</w:t>
+        <w:t/>
       </w:r>
       <w:r>
         <w:rPr>
@@ -5832,7 +5832,7 @@
           <w:lang w:eastAsia="es-PE"/>
           <w14:ligatures w14:val="none"/>
         </w:rPr>
-        <w:t>°</w:t>
+        <w:t/>
       </w:r>
       <w:r>
         <w:rPr>
@@ -5852,7 +5852,7 @@
           <w:lang w:eastAsia="es-PE"/>
           <w14:ligatures w14:val="none"/>
         </w:rPr>
-        <w:t>°</w:t>
+        <w:t/>
       </w:r>
       <w:r>
         <w:rPr>
@@ -5905,7 +5905,7 @@
           <w:lang w:eastAsia="es-PE"/>
           <w14:ligatures w14:val="none"/>
         </w:rPr>
-        <w:t>°</w:t>
+        <w:t/>
       </w:r>
       <w:r>
         <w:rPr>
@@ -6007,7 +6007,7 @@
           <w:lang w:eastAsia="es-PE"/>
           <w14:ligatures w14:val="none"/>
         </w:rPr>
-        <w:t>°</w:t>
+        <w:t/>
       </w:r>
       <w:r>
         <w:rPr>
@@ -6100,7 +6100,7 @@
           <w:lang w:eastAsia="es-PE"/>
           <w14:ligatures w14:val="none"/>
         </w:rPr>
-        <w:t>°</w:t>
+        <w:t/>
       </w:r>
       <w:r>
         <w:rPr>
@@ -6117,7 +6117,7 @@
           <w:kern w:val="0"/>
           <w14:ligatures w14:val="none"/>
         </w:rPr>
-        <w:t>N°</w:t>
+        <w:t/>
       </w:r>
       <w:proofErr w:type="spellEnd"/>
       <w:r>
@@ -6363,7 +6363,7 @@
           <w:lang w:eastAsia="es-PE"/>
           <w14:ligatures w14:val="none"/>
         </w:rPr>
-        <w:t>°</w:t>
+        <w:t/>
       </w:r>
       <w:r>
         <w:rPr>
@@ -6385,7 +6385,7 @@
           <w:rFonts w:ascii="Arial Narrow" w:hAnsi="Arial Narrow"/>
           <w:color w:val="000000"/>
         </w:rPr>
-        <w:t>N°</w:t>
+        <w:t/>
       </w:r>
       <w:proofErr w:type="spellEnd"/>
       <w:r>
@@ -6403,7 +6403,7 @@
           <w:lang w:eastAsia="es-PE"/>
           <w14:ligatures w14:val="none"/>
         </w:rPr>
-        <w:t>°</w:t>
+        <w:t/>
       </w:r>
       <w:r>
         <w:rPr>
@@ -6966,7 +6966,7 @@
           <w:sz w:val="16"/>
           <w:szCs w:val="16"/>
         </w:rPr>
-        <w:t>N°</w:t>
+        <w:t/>
       </w:r>
       <w:proofErr w:type="spellEnd"/>
       <w:r>
@@ -7204,7 +7204,7 @@
           <w:sz w:val="16"/>
           <w:szCs w:val="16"/>
         </w:rPr>
-        <w:t>N°</w:t>
+        <w:t/>
       </w:r>
       <w:proofErr w:type="spellEnd"/>
       <w:r>
@@ -7226,7 +7226,7 @@
           <w:sz w:val="16"/>
           <w:szCs w:val="16"/>
         </w:rPr>
-        <w:t>N°</w:t>
+        <w:t/>
       </w:r>
       <w:proofErr w:type="spellEnd"/>
       <w:r>
@@ -7298,7 +7298,7 @@
           <w:sz w:val="16"/>
           <w:szCs w:val="16"/>
         </w:rPr>
-        <w:t>N°</w:t>
+        <w:t/>
       </w:r>
       <w:proofErr w:type="spellEnd"/>
       <w:r>
@@ -7392,7 +7392,7 @@
           <w:sz w:val="16"/>
           <w:szCs w:val="16"/>
         </w:rPr>
-        <w:t>N°</w:t>
+        <w:t/>
       </w:r>
       <w:proofErr w:type="spellEnd"/>
       <w:r>
@@ -7523,7 +7523,7 @@
           <w:sz w:val="16"/>
           <w:szCs w:val="16"/>
         </w:rPr>
-        <w:t xml:space="preserve">           </w:t>
+        <w:t xml:space="preserve"> </w:t>
       </w:r>
       <w:r>
         <w:rPr>
@@ -7552,7 +7552,7 @@
           <w:sz w:val="16"/>
           <w:szCs w:val="16"/>
         </w:rPr>
-        <w:t>N°</w:t>
+        <w:t/>
       </w:r>
       <w:proofErr w:type="spellEnd"/>
       <w:r>
@@ -7574,7 +7574,7 @@
           <w:sz w:val="16"/>
           <w:szCs w:val="16"/>
         </w:rPr>
-        <w:t>N°</w:t>
+        <w:t/>
       </w:r>
       <w:proofErr w:type="spellEnd"/>
       <w:r>
@@ -7585,7 +7585,7 @@
           <w:sz w:val="16"/>
           <w:szCs w:val="16"/>
         </w:rPr>
-        <w:t xml:space="preserve"> 1308   </w:t>
+        <w:t xml:space="preserve"> 1308 </w:t>
       </w:r>
     </w:p>
     <w:p>
@@ -7609,7 +7609,7 @@
           <w:sz w:val="16"/>
           <w:szCs w:val="16"/>
         </w:rPr>
-        <w:t xml:space="preserve">Artículo 18.- Idoneidad   </w:t>
+        <w:t xml:space="preserve">Artículo 18.- Idoneidad </w:t>
       </w:r>
     </w:p>
     <w:p>
@@ -7629,7 +7629,7 @@
           <w:sz w:val="16"/>
           <w:szCs w:val="16"/>
         </w:rPr>
-        <w:t xml:space="preserve">Se entiende por idoneidad la correspondencia entre lo que un consumidor espera y lo que efectivamente recibe, en función a lo que se le hubiera ofrecido, la publicidad e información transmitida, las condiciones y circunstancias de la transacción, las características y naturaleza del producto o servicio, el precio, entre otros factores, atendiendo a las circunstancias del caso.    </w:t>
+        <w:t xml:space="preserve">Se entiende por idoneidad la correspondencia entre lo que un consumidor espera y lo que efectivamente recibe, en función a lo que se le hubiera ofrecido, la publicidad e información transmitida, las condiciones y circunstancias de la transacción, las características y naturaleza del producto o servicio, el precio, entre otros factores, atendiendo a las circunstancias del caso. </w:t>
       </w:r>
     </w:p>
     <w:p>
@@ -7738,7 +7738,7 @@
           <w:sz w:val="16"/>
           <w:szCs w:val="16"/>
         </w:rPr>
-        <w:t xml:space="preserve">           </w:t>
+        <w:t xml:space="preserve"> </w:t>
       </w:r>
       <w:r>
         <w:rPr>
@@ -7767,7 +7767,7 @@
           <w:sz w:val="16"/>
           <w:szCs w:val="16"/>
         </w:rPr>
-        <w:t>N°</w:t>
+        <w:t/>
       </w:r>
       <w:proofErr w:type="spellEnd"/>
       <w:r>
@@ -7789,7 +7789,7 @@
           <w:sz w:val="16"/>
           <w:szCs w:val="16"/>
         </w:rPr>
-        <w:t>N°</w:t>
+        <w:t/>
       </w:r>
       <w:proofErr w:type="spellEnd"/>
       <w:r>
@@ -7800,7 +7800,7 @@
           <w:sz w:val="16"/>
           <w:szCs w:val="16"/>
         </w:rPr>
-        <w:t xml:space="preserve"> 1308   </w:t>
+        <w:t xml:space="preserve"> 1308 </w:t>
       </w:r>
     </w:p>
     <w:p>
@@ -7824,7 +7824,7 @@
           <w:sz w:val="16"/>
           <w:szCs w:val="16"/>
         </w:rPr>
-        <w:t xml:space="preserve">Artículo 18.- Idoneidad   </w:t>
+        <w:t xml:space="preserve">Artículo 18.- Idoneidad </w:t>
       </w:r>
     </w:p>
     <w:p>
@@ -7844,7 +7844,7 @@
           <w:sz w:val="16"/>
           <w:szCs w:val="16"/>
         </w:rPr>
-        <w:t xml:space="preserve">Se entiende por idoneidad la correspondencia entre lo que un consumidor espera y lo que efectivamente recibe, en función a lo que se le hubiera ofrecido, la publicidad e información transmitida, las condiciones y circunstancias de la transacción, las características y naturaleza del producto o servicio, el precio, entre otros factores, atendiendo a las circunstancias del caso.    </w:t>
+        <w:t xml:space="preserve">Se entiende por idoneidad la correspondencia entre lo que un consumidor espera y lo que efectivamente recibe, en función a lo que se le hubiera ofrecido, la publicidad e información transmitida, las condiciones y circunstancias de la transacción, las características y naturaleza del producto o servicio, el precio, entre otros factores, atendiendo a las circunstancias del caso. </w:t>
       </w:r>
     </w:p>
     <w:p>
@@ -7982,7 +7982,7 @@
           <w:sz w:val="16"/>
           <w:szCs w:val="16"/>
         </w:rPr>
-        <w:t>N°</w:t>
+        <w:t/>
       </w:r>
       <w:proofErr w:type="spellEnd"/>
       <w:r>
@@ -8004,7 +8004,7 @@
           <w:sz w:val="16"/>
           <w:szCs w:val="16"/>
         </w:rPr>
-        <w:t>N°</w:t>
+        <w:t/>
       </w:r>
       <w:proofErr w:type="spellEnd"/>
       <w:r>
@@ -8015,7 +8015,7 @@
           <w:sz w:val="16"/>
           <w:szCs w:val="16"/>
         </w:rPr>
-        <w:t xml:space="preserve"> 1308   </w:t>
+        <w:t xml:space="preserve"> 1308 </w:t>
       </w:r>
     </w:p>
     <w:p>
@@ -8322,7 +8322,7 @@
           <w:sz w:val="16"/>
           <w:szCs w:val="16"/>
         </w:rPr>
-        <w:t>N°</w:t>
+        <w:t/>
       </w:r>
       <w:proofErr w:type="spellEnd"/>
       <w:r>
@@ -8344,7 +8344,7 @@
           <w:sz w:val="16"/>
           <w:szCs w:val="16"/>
         </w:rPr>
-        <w:t>N°</w:t>
+        <w:t/>
       </w:r>
       <w:proofErr w:type="spellEnd"/>
       <w:r>
@@ -8355,7 +8355,7 @@
           <w:sz w:val="16"/>
           <w:szCs w:val="16"/>
         </w:rPr>
-        <w:t xml:space="preserve"> 1308   </w:t>
+        <w:t xml:space="preserve"> 1308 </w:t>
       </w:r>
     </w:p>
     <w:p>
@@ -8642,7 +8642,7 @@
           <w:sz w:val="16"/>
           <w:szCs w:val="16"/>
         </w:rPr>
-        <w:t xml:space="preserve">           </w:t>
+        <w:t xml:space="preserve"> </w:t>
       </w:r>
       <w:r>
         <w:rPr>
@@ -8671,7 +8671,7 @@
           <w:sz w:val="16"/>
           <w:szCs w:val="16"/>
         </w:rPr>
-        <w:t>N°</w:t>
+        <w:t/>
       </w:r>
       <w:proofErr w:type="spellEnd"/>
       <w:r>
@@ -8693,7 +8693,7 @@
           <w:sz w:val="16"/>
           <w:szCs w:val="16"/>
         </w:rPr>
-        <w:t>N°</w:t>
+        <w:t/>
       </w:r>
       <w:proofErr w:type="spellEnd"/>
       <w:r>
@@ -8704,7 +8704,7 @@
           <w:sz w:val="16"/>
           <w:szCs w:val="16"/>
         </w:rPr>
-        <w:t xml:space="preserve"> 1308   </w:t>
+        <w:t xml:space="preserve"> 1308 </w:t>
       </w:r>
     </w:p>
     <w:p>
@@ -8728,7 +8728,7 @@
           <w:sz w:val="16"/>
           <w:szCs w:val="16"/>
         </w:rPr>
-        <w:t xml:space="preserve">Artículo 18.- Idoneidad   </w:t>
+        <w:t xml:space="preserve">Artículo 18.- Idoneidad </w:t>
       </w:r>
     </w:p>
     <w:p>
@@ -8748,7 +8748,7 @@
           <w:sz w:val="16"/>
           <w:szCs w:val="16"/>
         </w:rPr>
-        <w:t xml:space="preserve">Se entiende por idoneidad la correspondencia entre lo que un consumidor espera y lo que efectivamente recibe, en función a lo que se le hubiera ofrecido, la publicidad e información transmitida, las condiciones y circunstancias de la transacción, las características y naturaleza del producto o servicio, el precio, entre otros factores, atendiendo a las circunstancias del caso.    </w:t>
+        <w:t xml:space="preserve">Se entiende por idoneidad la correspondencia entre lo que un consumidor espera y lo que efectivamente recibe, en función a lo que se le hubiera ofrecido, la publicidad e información transmitida, las condiciones y circunstancias de la transacción, las características y naturaleza del producto o servicio, el precio, entre otros factores, atendiendo a las circunstancias del caso. </w:t>
       </w:r>
     </w:p>
     <w:p>
@@ -8855,7 +8855,7 @@
           <w:sz w:val="16"/>
           <w:szCs w:val="16"/>
         </w:rPr>
-        <w:t xml:space="preserve">  </w:t>
+        <w:t xml:space="preserve"> </w:t>
       </w:r>
       <w:r>
         <w:rPr>
@@ -8884,7 +8884,7 @@
           <w:sz w:val="16"/>
           <w:szCs w:val="16"/>
         </w:rPr>
-        <w:t>N°</w:t>
+        <w:t/>
       </w:r>
       <w:proofErr w:type="spellEnd"/>
       <w:r>
@@ -9080,7 +9080,7 @@
           <w:sz w:val="16"/>
           <w:szCs w:val="16"/>
         </w:rPr>
-        <w:t>Nº</w:t>
+        <w:t/>
       </w:r>
       <w:proofErr w:type="spellEnd"/>
       <w:r>
@@ -9196,7 +9196,7 @@
           <w:sz w:val="16"/>
           <w:szCs w:val="16"/>
         </w:rPr>
-        <w:t>N°</w:t>
+        <w:t/>
       </w:r>
       <w:proofErr w:type="spellEnd"/>
       <w:r>
@@ -9363,7 +9363,7 @@
           <w:szCs w:val="16"/>
           <w:vertAlign w:val="superscript"/>
         </w:rPr>
-        <w:t xml:space="preserve">  </w:t>
+        <w:t xml:space="preserve"> </w:t>
       </w:r>
       <w:r>
         <w:rPr>
@@ -9371,7 +9371,7 @@
           <w:sz w:val="16"/>
           <w:szCs w:val="16"/>
         </w:rPr>
-        <w:t xml:space="preserve">     </w:t>
+        <w:t xml:space="preserve"> </w:t>
       </w:r>
       <w:r>
         <w:rPr>
@@ -9417,7 +9417,7 @@
           <w:sz w:val="16"/>
           <w:szCs w:val="16"/>
         </w:rPr>
-        <w:t>N°</w:t>
+        <w:t/>
       </w:r>
       <w:proofErr w:type="spellEnd"/>
       <w:r>
@@ -9470,7 +9470,7 @@
           <w:sz w:val="16"/>
           <w:szCs w:val="16"/>
         </w:rPr>
-        <w:t>El órgano resolutivo puede sancionar las infracciones administrativas a que se refiere el artículo 108º con amonestación y multas de hasta cuatrocientos cincuenta (450) Unidades Impositivas Tributarias (UIT), las cuales son calificadas de la siguiente manera:</w:t>
+        <w:t>El órgano resolutivo puede sancionar las infracciones administrativas a que se refiere el artículo 108 con amonestación y multas de hasta cuatrocientos cincuenta (450) Unidades Impositivas Tributarias (UIT), las cuales son calificadas de la siguiente manera:</w:t>
       </w:r>
     </w:p>
     <w:p>
@@ -9593,7 +9593,7 @@
           <w:sz w:val="16"/>
           <w:szCs w:val="16"/>
         </w:rPr>
-        <w:t xml:space="preserve">        </w:t>
+        <w:t xml:space="preserve"> </w:t>
       </w:r>
       <w:r>
         <w:rPr>
@@ -10410,7 +10410,7 @@
           <w:sz w:val="16"/>
           <w:szCs w:val="16"/>
         </w:rPr>
-        <w:t xml:space="preserve">         </w:t>
+        <w:t xml:space="preserve"> </w:t>
       </w:r>
       <w:r>
         <w:rPr>
@@ -10456,7 +10456,7 @@
           <w:sz w:val="16"/>
           <w:szCs w:val="16"/>
         </w:rPr>
-        <w:t>N°</w:t>
+        <w:t/>
       </w:r>
       <w:proofErr w:type="spellEnd"/>
       <w:r>
@@ -10674,7 +10674,7 @@
           <w:sz w:val="16"/>
           <w:szCs w:val="16"/>
         </w:rPr>
-        <w:t>Nº</w:t>
+        <w:t/>
       </w:r>
       <w:proofErr w:type="spellEnd"/>
       <w:r>
@@ -10828,7 +10828,7 @@
           <w:sz w:val="16"/>
           <w:szCs w:val="16"/>
         </w:rPr>
-        <w:t>N°</w:t>
+        <w:t/>
       </w:r>
       <w:proofErr w:type="spellEnd"/>
       <w:r>
@@ -11137,7 +11137,7 @@
               <w:sz w:val="16"/>
               <w:szCs w:val="16"/>
             </w:rPr>
-            <w:t xml:space="preserve">CNICA DE LA    </w:t>
+            <w:t xml:space="preserve">CNICA DE LA </w:t>
           </w:r>
         </w:p>
         <w:p>

--- a/plantillas_maestras/02_seguro_vida/cobro_indebido_primas/1_ddo_banco_o_financiera/mujer/TPL_2873_2025_SEGURO_VIDA_COBRO_INDEBIDO_PRIMAS_BANCO_MUJER_R2.docx
+++ b/plantillas_maestras/02_seguro_vida/cobro_indebido_primas/1_ddo_banco_o_financiera/mujer/TPL_2873_2025_SEGURO_VIDA_COBRO_INDEBIDO_PRIMAS_BANCO_MUJER_R2.docx
@@ -130,7 +130,7 @@
           <w:lang w:eastAsia="es-PE"/>
           <w14:ligatures w14:val="none"/>
         </w:rPr>
-        <w:t>DENUNCIANTE</w:t>
+        <w:t xml:space="preserve">DENUNCIANTE:[DENUNCIANTE](SEÑORA [APELLIDO])</w:t>
       </w:r>
       <w:r>
         <w:rPr>
@@ -142,7 +142,7 @@
           <w14:ligatures w14:val="none"/>
         </w:rPr>
         <w:tab/>
-        <w:t>:</w:t>
+        <w:t/>
       </w:r>
       <w:r>
         <w:rPr>
@@ -164,18 +164,18 @@
           <w:lang w:eastAsia="es-PE"/>
           <w14:ligatures w14:val="none"/>
         </w:rPr>
-        <w:t>CARMEN ESTHER ATO ALIAGA </w:t>
-      </w:r>
-      <w:r>
-        <w:rPr>
-          <w:rFonts w:ascii="Arial Narrow" w:eastAsia="Arial Narrow" w:hAnsi="Arial Narrow" w:cs="Arial Narrow"/>
-          <w:b/>
-          <w:color w:val="000000"/>
-          <w:kern w:val="0"/>
-          <w:lang w:eastAsia="es-PE"/>
-          <w14:ligatures w14:val="none"/>
-        </w:rPr>
-        <w:t>(SEÑORA ATO)</w:t>
+        <w:t/>
+      </w:r>
+      <w:r>
+        <w:rPr>
+          <w:rFonts w:ascii="Arial Narrow" w:eastAsia="Arial Narrow" w:hAnsi="Arial Narrow" w:cs="Arial Narrow"/>
+          <w:b/>
+          <w:color w:val="000000"/>
+          <w:kern w:val="0"/>
+          <w:lang w:eastAsia="es-PE"/>
+          <w14:ligatures w14:val="none"/>
+        </w:rPr>
+        <w:t/>
       </w:r>
     </w:p>
     <w:p>
@@ -616,7 +616,7 @@
           <w:lang w:val="es-ES" w:eastAsia="es-ES"/>
           <w14:ligatures w14:val="none"/>
         </w:rPr>
-        <w:t xml:space="preserve">Mediante la denuncia del </w:t>
+        <w:t xml:space="preserve">Mediante la denuncia del 30 de setiembre del 2025, subsanada mediante escrito del 08 de octubre de 2025, la señora [APELLIDO] denunció al BBVA por presuntas infracciones a la Ley 29571, Código de Protección y Defensa del Consumidor (en adelante, Código), señalando lo siguiente:</w:t>
       </w:r>
       <w:r>
         <w:rPr>
@@ -626,7 +626,7 @@
           <w:lang w:val="es-ES" w:eastAsia="es-ES"/>
           <w14:ligatures w14:val="none"/>
         </w:rPr>
-        <w:t>30</w:t>
+        <w:t/>
       </w:r>
       <w:r>
         <w:rPr>
@@ -636,7 +636,7 @@
           <w:lang w:val="es-ES" w:eastAsia="es-ES"/>
           <w14:ligatures w14:val="none"/>
         </w:rPr>
-        <w:t xml:space="preserve"> de </w:t>
+        <w:t xml:space="preserve"/>
       </w:r>
       <w:r>
         <w:rPr>
@@ -646,7 +646,7 @@
           <w:lang w:val="es-ES" w:eastAsia="es-ES"/>
           <w14:ligatures w14:val="none"/>
         </w:rPr>
-        <w:t>setiembre</w:t>
+        <w:t/>
       </w:r>
       <w:r>
         <w:rPr>
@@ -656,7 +656,7 @@
           <w:lang w:val="es-ES" w:eastAsia="es-ES"/>
           <w14:ligatures w14:val="none"/>
         </w:rPr>
-        <w:t xml:space="preserve"> del 202</w:t>
+        <w:t xml:space="preserve"/>
       </w:r>
       <w:r>
         <w:rPr>
@@ -666,7 +666,7 @@
           <w:lang w:val="es-ES" w:eastAsia="es-ES"/>
           <w14:ligatures w14:val="none"/>
         </w:rPr>
-        <w:t>5</w:t>
+        <w:t/>
       </w:r>
       <w:r>
         <w:rPr>
@@ -687,7 +687,7 @@
           <w:lang w:val="es-ES" w:eastAsia="es-ES"/>
           <w14:ligatures w14:val="none"/>
         </w:rPr>
-        <w:t>,</w:t>
+        <w:t/>
       </w:r>
       <w:r>
         <w:rPr>
@@ -697,7 +697,7 @@
           <w:lang w:val="es-ES" w:eastAsia="es-ES"/>
           <w14:ligatures w14:val="none"/>
         </w:rPr>
-        <w:t xml:space="preserve"> subsanada mediante escrito del 08 de octubre de 2025, la señora Ato</w:t>
+        <w:t xml:space="preserve"/>
       </w:r>
       <w:r>
         <w:rPr>
@@ -705,7 +705,7 @@
           <w:kern w:val="0"/>
           <w14:ligatures w14:val="none"/>
         </w:rPr>
-        <w:t xml:space="preserve"> </w:t>
+        <w:t xml:space="preserve"/>
       </w:r>
       <w:r>
         <w:rPr>
@@ -713,7 +713,7 @@
           <w:kern w:val="0"/>
           <w14:ligatures w14:val="none"/>
         </w:rPr>
-        <w:t>d</w:t>
+        <w:t/>
       </w:r>
       <w:r>
         <w:rPr>
@@ -723,7 +723,7 @@
           <w:lang w:val="es-ES" w:eastAsia="es-ES"/>
           <w14:ligatures w14:val="none"/>
         </w:rPr>
-        <w:t>enunció a</w:t>
+        <w:t/>
       </w:r>
       <w:r>
         <w:rPr>
@@ -733,7 +733,7 @@
           <w:lang w:val="es-ES" w:eastAsia="es-ES"/>
           <w14:ligatures w14:val="none"/>
         </w:rPr>
-        <w:t>l</w:t>
+        <w:t/>
       </w:r>
       <w:r>
         <w:rPr>
@@ -743,7 +743,7 @@
           <w:lang w:val="es-ES" w:eastAsia="es-ES"/>
           <w14:ligatures w14:val="none"/>
         </w:rPr>
-        <w:t xml:space="preserve"> </w:t>
+        <w:t xml:space="preserve"/>
       </w:r>
       <w:r>
         <w:rPr>
@@ -753,7 +753,7 @@
           <w:lang w:val="es-ES" w:eastAsia="es-ES"/>
           <w14:ligatures w14:val="none"/>
         </w:rPr>
-        <w:t>B</w:t>
+        <w:t/>
       </w:r>
       <w:r>
         <w:rPr>
@@ -763,7 +763,7 @@
           <w:lang w:val="es-ES" w:eastAsia="es-ES"/>
           <w14:ligatures w14:val="none"/>
         </w:rPr>
-        <w:t>BVA</w:t>
+        <w:t/>
       </w:r>
       <w:r>
         <w:rPr>
@@ -773,7 +773,7 @@
           <w:lang w:val="es-ES" w:eastAsia="es-ES"/>
           <w14:ligatures w14:val="none"/>
         </w:rPr>
-        <w:t xml:space="preserve"> </w:t>
+        <w:t xml:space="preserve"/>
       </w:r>
       <w:r>
         <w:rPr>
@@ -783,7 +783,7 @@
           <w:lang w:val="es-ES" w:eastAsia="es-ES"/>
           <w14:ligatures w14:val="none"/>
         </w:rPr>
-        <w:t>por presuntas infracciones a la Ley 29571, Código de Protección y Defensa del Consumidor (en adelante, Códig</w:t>
+        <w:t/>
       </w:r>
       <w:r>
         <w:rPr>
@@ -793,7 +793,7 @@
           <w:lang w:val="es-ES" w:eastAsia="es-ES"/>
           <w14:ligatures w14:val="none"/>
         </w:rPr>
-        <w:t>o)</w:t>
+        <w:t/>
       </w:r>
       <w:r>
         <w:rPr>
@@ -814,7 +814,7 @@
           <w:lang w:val="es-ES" w:eastAsia="es-ES"/>
           <w14:ligatures w14:val="none"/>
         </w:rPr>
-        <w:t>, señalando lo siguiente:</w:t>
+        <w:t/>
       </w:r>
     </w:p>
     <w:p>
@@ -1495,7 +1495,7 @@
           <w14:ligatures w14:val="none"/>
         </w:rPr>
         <w:lastRenderedPageBreak/>
-        <w:t>La señora Ato solicitó</w:t>
+        <w:t xml:space="preserve">La señora [APELLIDO] solicitó que, en calidad de medida correctiva, el BBVA cumpla con realizar la devolución de la contraprestación pagada. Cabe indicar que, no requirió de manera expresa el reembolso de costos y costas del presente procedimiento.</w:t>
       </w:r>
       <w:r>
         <w:rPr>
@@ -1505,7 +1505,7 @@
           <w:lang w:val="es-ES" w:eastAsia="es-ES"/>
           <w14:ligatures w14:val="none"/>
         </w:rPr>
-        <w:t xml:space="preserve"> que</w:t>
+        <w:t xml:space="preserve"/>
       </w:r>
       <w:r>
         <w:rPr>
@@ -1515,7 +1515,7 @@
           <w:lang w:val="es-ES" w:eastAsia="es-ES"/>
           <w14:ligatures w14:val="none"/>
         </w:rPr>
-        <w:t xml:space="preserve">, en calidad de medida correctiva, </w:t>
+        <w:t xml:space="preserve"/>
       </w:r>
       <w:bookmarkStart w:id="2" w:name="_Hlk206587071"/>
       <w:r>
@@ -1526,7 +1526,7 @@
           <w:lang w:val="es-ES" w:eastAsia="es-ES"/>
           <w14:ligatures w14:val="none"/>
         </w:rPr>
-        <w:t>el B</w:t>
+        <w:t/>
       </w:r>
       <w:r>
         <w:rPr>
@@ -1536,7 +1536,7 @@
           <w:lang w:val="es-ES" w:eastAsia="es-ES"/>
           <w14:ligatures w14:val="none"/>
         </w:rPr>
-        <w:t>BVA</w:t>
+        <w:t/>
       </w:r>
       <w:r>
         <w:rPr>
@@ -1546,7 +1546,7 @@
           <w:lang w:val="es-ES" w:eastAsia="es-ES"/>
           <w14:ligatures w14:val="none"/>
         </w:rPr>
-        <w:t xml:space="preserve"> </w:t>
+        <w:t xml:space="preserve"/>
       </w:r>
       <w:r>
         <w:rPr>
@@ -1556,7 +1556,7 @@
           <w:lang w:val="es-ES" w:eastAsia="es-ES"/>
           <w14:ligatures w14:val="none"/>
         </w:rPr>
-        <w:t>cumpla co</w:t>
+        <w:t/>
       </w:r>
       <w:r>
         <w:rPr>
@@ -1566,7 +1566,7 @@
           <w:lang w:val="es-ES" w:eastAsia="es-ES"/>
           <w14:ligatures w14:val="none"/>
         </w:rPr>
-        <w:t>n realizar la devolución de la contraprestación pagada</w:t>
+        <w:t/>
       </w:r>
       <w:r>
         <w:rPr>
@@ -1576,7 +1576,7 @@
           <w:lang w:val="es-ES" w:eastAsia="es-ES"/>
           <w14:ligatures w14:val="none"/>
         </w:rPr>
-        <w:t>. Cabe indicar que, n</w:t>
+        <w:t/>
       </w:r>
       <w:r>
         <w:rPr>
@@ -1586,7 +1586,7 @@
           <w:lang w:val="es-ES" w:eastAsia="es-ES"/>
           <w14:ligatures w14:val="none"/>
         </w:rPr>
-        <w:t xml:space="preserve">o </w:t>
+        <w:t xml:space="preserve"/>
       </w:r>
       <w:r>
         <w:rPr>
@@ -1596,7 +1596,7 @@
           <w:lang w:val="es-ES" w:eastAsia="es-ES"/>
           <w14:ligatures w14:val="none"/>
         </w:rPr>
-        <w:t xml:space="preserve">requirió </w:t>
+        <w:t xml:space="preserve"/>
       </w:r>
       <w:r>
         <w:rPr>
@@ -1606,7 +1606,7 @@
           <w:lang w:val="es-ES" w:eastAsia="es-ES"/>
           <w14:ligatures w14:val="none"/>
         </w:rPr>
-        <w:t xml:space="preserve">de manera expresa </w:t>
+        <w:t xml:space="preserve"/>
       </w:r>
       <w:r>
         <w:rPr>
@@ -1616,7 +1616,7 @@
           <w:lang w:val="es-ES" w:eastAsia="es-ES"/>
           <w14:ligatures w14:val="none"/>
         </w:rPr>
-        <w:t>el reembolso de costos y costas del presente procedimiento.</w:t>
+        <w:t/>
       </w:r>
       <w:bookmarkStart w:id="3" w:name="_Hlk210205006"/>
       <w:bookmarkEnd w:id="2"/>
@@ -3595,18 +3595,18 @@
           <w:lang w:eastAsia="es-PE"/>
           <w14:ligatures w14:val="none"/>
         </w:rPr>
-        <w:t>PRIMERO</w:t>
-      </w:r>
-      <w:r>
-        <w:rPr>
-          <w:rFonts w:ascii="Arial Narrow" w:eastAsia="Arial Narrow" w:hAnsi="Arial Narrow" w:cs="Arial Narrow"/>
-          <w:b/>
-          <w:color w:val="000000"/>
-          <w:kern w:val="0"/>
-          <w:lang w:eastAsia="es-PE"/>
-          <w14:ligatures w14:val="none"/>
-        </w:rPr>
-        <w:t xml:space="preserve">: </w:t>
+        <w:t xml:space="preserve">PRIMERO: admitir a trámite la denuncia del 24 de setiembre del 2025, subsanada mediante escrito del 08 de octubre de 2025, interpuesta por [DENUNCIANTE]contra el Banco BBVA Perú S.A., por lo siguiente:</w:t>
+      </w:r>
+      <w:r>
+        <w:rPr>
+          <w:rFonts w:ascii="Arial Narrow" w:eastAsia="Arial Narrow" w:hAnsi="Arial Narrow" w:cs="Arial Narrow"/>
+          <w:b/>
+          <w:color w:val="000000"/>
+          <w:kern w:val="0"/>
+          <w:lang w:eastAsia="es-PE"/>
+          <w14:ligatures w14:val="none"/>
+        </w:rPr>
+        <w:t xml:space="preserve"/>
       </w:r>
       <w:r>
         <w:rPr>
@@ -3617,7 +3617,7 @@
           <w:lang w:eastAsia="es-PE"/>
           <w14:ligatures w14:val="none"/>
         </w:rPr>
-        <w:t xml:space="preserve">admitir a trámite la denuncia del </w:t>
+        <w:t xml:space="preserve"/>
       </w:r>
       <w:r>
         <w:rPr>
@@ -3627,7 +3627,7 @@
           <w:lang w:val="es-ES" w:eastAsia="es-ES"/>
           <w14:ligatures w14:val="none"/>
         </w:rPr>
-        <w:t>24 de setiembre del 2025</w:t>
+        <w:t/>
       </w:r>
       <w:r>
         <w:rPr>
@@ -3637,7 +3637,7 @@
           <w:lang w:val="es-ES" w:eastAsia="es-ES"/>
           <w14:ligatures w14:val="none"/>
         </w:rPr>
-        <w:t xml:space="preserve">, </w:t>
+        <w:t xml:space="preserve"/>
       </w:r>
       <w:r>
         <w:rPr>
@@ -3647,7 +3647,7 @@
           <w:lang w:val="es-ES" w:eastAsia="es-ES"/>
           <w14:ligatures w14:val="none"/>
         </w:rPr>
-        <w:t xml:space="preserve">subsanada mediante escrito del 08 de octubre de 2025, </w:t>
+        <w:t xml:space="preserve"/>
       </w:r>
       <w:r>
         <w:rPr>
@@ -3658,7 +3658,7 @@
           <w:lang w:eastAsia="es-PE"/>
           <w14:ligatures w14:val="none"/>
         </w:rPr>
-        <w:t xml:space="preserve">interpuesta por </w:t>
+        <w:t xml:space="preserve"/>
       </w:r>
       <w:r>
         <w:rPr>
@@ -3669,7 +3669,7 @@
           <w:lang w:eastAsia="es-PE"/>
           <w14:ligatures w14:val="none"/>
         </w:rPr>
-        <w:t>Carmen Esther Ato Aliaga </w:t>
+        <w:t/>
       </w:r>
       <w:r>
         <w:rPr>
@@ -3680,7 +3680,7 @@
           <w:lang w:eastAsia="es-PE"/>
           <w14:ligatures w14:val="none"/>
         </w:rPr>
-        <w:t>contra</w:t>
+        <w:t/>
       </w:r>
       <w:r>
         <w:rPr>
@@ -3691,14 +3691,14 @@
           <w:lang w:eastAsia="es-PE"/>
           <w14:ligatures w14:val="none"/>
         </w:rPr>
-        <w:t xml:space="preserve"> el </w:t>
+        <w:t xml:space="preserve"/>
       </w:r>
       <w:r>
         <w:rPr>
           <w:rFonts w:ascii="Arial Narrow" w:eastAsia="Arial Narrow" w:hAnsi="Arial Narrow" w:cs="Arial Narrow"/>
           <w:bCs/>
         </w:rPr>
-        <w:t>Banco BBVA Perú S.A.</w:t>
+        <w:t/>
       </w:r>
       <w:r>
         <w:rPr>
@@ -3709,7 +3709,7 @@
           <w:lang w:eastAsia="es-PE"/>
           <w14:ligatures w14:val="none"/>
         </w:rPr>
-        <w:t xml:space="preserve">, </w:t>
+        <w:t xml:space="preserve"/>
       </w:r>
       <w:r>
         <w:rPr>
@@ -3720,7 +3720,7 @@
           <w:lang w:eastAsia="es-PE"/>
           <w14:ligatures w14:val="none"/>
         </w:rPr>
-        <w:t>por</w:t>
+        <w:t/>
       </w:r>
       <w:r>
         <w:rPr>
@@ -3731,7 +3731,7 @@
           <w:lang w:eastAsia="es-PE"/>
           <w14:ligatures w14:val="none"/>
         </w:rPr>
-        <w:t xml:space="preserve"> lo siguiente:</w:t>
+        <w:t xml:space="preserve"/>
       </w:r>
     </w:p>
     <w:p>
@@ -6281,7 +6281,7 @@
           <w:b/>
           <w:bCs/>
         </w:rPr>
-        <w:t>DÉCIMO</w:t>
+        <w:t xml:space="preserve">DÉCIMO: requerir a [APELLIDO] para que, dentro del plazo de dos (2) días hábiles siguientes a la fecha en que reciba la notificación en su bandeja de correo electrónico, efectúe la confirmación de recepción de la notificación remitida por este despacho a su correo electrónico, de conformidad con el segundo párrafo del numeral 4 del artículo 20 del Texto Único Ordenado de la Ley del Procedimiento Administrativo General, aprobado mediante Decreto Supremo  006-2026-JUS, bajo apercibimiento de rehacer el acto de notificación y notificarle conforme al numeral 1 del artículo 20 del citado cuerpo normativo.</w:t>
       </w:r>
       <w:r>
         <w:rPr>
@@ -6291,7 +6291,7 @@
           <w:kern w:val="0"/>
           <w14:ligatures w14:val="none"/>
         </w:rPr>
-        <w:t>:</w:t>
+        <w:t/>
       </w:r>
       <w:r>
         <w:rPr>
@@ -6301,7 +6301,7 @@
           <w:kern w:val="0"/>
           <w14:ligatures w14:val="none"/>
         </w:rPr>
-        <w:t xml:space="preserve"> </w:t>
+        <w:t xml:space="preserve"/>
       </w:r>
       <w:r>
         <w:rPr>
@@ -6311,7 +6311,7 @@
           <w:kern w:val="0"/>
           <w14:ligatures w14:val="none"/>
         </w:rPr>
-        <w:t>requerir a</w:t>
+        <w:t/>
       </w:r>
       <w:r>
         <w:rPr>
@@ -6321,7 +6321,7 @@
           <w:kern w:val="0"/>
           <w14:ligatures w14:val="none"/>
         </w:rPr>
-        <w:t xml:space="preserve"> </w:t>
+        <w:t xml:space="preserve"/>
       </w:r>
       <w:r>
         <w:rPr>
@@ -6332,28 +6332,28 @@
           <w:lang w:eastAsia="es-PE"/>
           <w14:ligatures w14:val="none"/>
         </w:rPr>
-        <w:t>Carmen Esther Ato Aliaga</w:t>
+        <w:t/>
       </w:r>
       <w:r>
         <w:rPr>
           <w:rFonts w:ascii="Arial Narrow" w:hAnsi="Arial Narrow"/>
           <w:color w:val="000000"/>
         </w:rPr>
-        <w:t xml:space="preserve"> </w:t>
+        <w:t xml:space="preserve"/>
       </w:r>
       <w:r>
         <w:rPr>
           <w:rFonts w:ascii="Arial Narrow" w:hAnsi="Arial Narrow"/>
           <w:color w:val="000000"/>
         </w:rPr>
-        <w:t>para que, dentro del plazo de dos (2) días hábiles siguientes a la fecha en que reciba la notificación en su bandeja de correo electrónico, efectúe la confirmación de recepción de la notificación remitida por este despacho a su correo electrónico</w:t>
+        <w:t/>
       </w:r>
       <w:r>
         <w:rPr>
           <w:rFonts w:ascii="Arial Narrow" w:hAnsi="Arial Narrow"/>
           <w:color w:val="000000"/>
         </w:rPr>
-        <w:t>, de conformidad con el segundo párrafo del numeral 4 del artículo 20</w:t>
+        <w:t/>
       </w:r>
       <w:r>
         <w:rPr>
@@ -6370,14 +6370,14 @@
           <w:rFonts w:ascii="Arial Narrow" w:hAnsi="Arial Narrow"/>
           <w:color w:val="000000"/>
         </w:rPr>
-        <w:t xml:space="preserve"> del Texto Único Ordenado de la Ley del Procedimiento</w:t>
+        <w:t xml:space="preserve"/>
       </w:r>
       <w:r>
         <w:rPr>
           <w:rFonts w:ascii="Arial Narrow" w:hAnsi="Arial Narrow"/>
           <w:color w:val="000000"/>
         </w:rPr>
-        <w:t xml:space="preserve"> Administrativo General, aprobado mediante Decreto Supremo </w:t>
+        <w:t xml:space="preserve"/>
       </w:r>
       <w:proofErr w:type="spellStart"/>
       <w:r>
@@ -6393,7 +6393,7 @@
           <w:rFonts w:ascii="Arial Narrow" w:hAnsi="Arial Narrow"/>
           <w:color w:val="000000"/>
         </w:rPr>
-        <w:t xml:space="preserve"> 006-2026-JUS, bajo apercibimiento de rehacer el acto de notificación y notificarle conforme al numeral 1 del artículo 20</w:t>
+        <w:t xml:space="preserve"/>
       </w:r>
       <w:r>
         <w:rPr>
@@ -6410,7 +6410,7 @@
           <w:rFonts w:ascii="Arial Narrow" w:hAnsi="Arial Narrow"/>
           <w:color w:val="000000"/>
         </w:rPr>
-        <w:t xml:space="preserve"> del citado cuerpo normativo</w:t>
+        <w:t xml:space="preserve"/>
       </w:r>
       <w:r>
         <w:rPr>
@@ -6423,7 +6423,7 @@
         <w:rPr>
           <w:rFonts w:ascii="Arial Narrow" w:hAnsi="Arial Narrow" w:cs="Arial"/>
         </w:rPr>
-        <w:t>.</w:t>
+        <w:t/>
       </w:r>
     </w:p>
     <w:p>

--- a/plantillas_maestras/02_seguro_vida/cobro_indebido_primas/1_ddo_banco_o_financiera/mujer/TPL_2873_2025_SEGURO_VIDA_COBRO_INDEBIDO_PRIMAS_BANCO_MUJER_R2.docx
+++ b/plantillas_maestras/02_seguro_vida/cobro_indebido_primas/1_ddo_banco_o_financiera/mujer/TPL_2873_2025_SEGURO_VIDA_COBRO_INDEBIDO_PRIMAS_BANCO_MUJER_R2.docx
@@ -6281,7 +6281,7 @@
           <w:b/>
           <w:bCs/>
         </w:rPr>
-        <w:t xml:space="preserve">DÉCIMO: requerir a [APELLIDO] para que, dentro del plazo de dos (2) días hábiles siguientes a la fecha en que reciba la notificación en su bandeja de correo electrónico, efectúe la confirmación de recepción de la notificación remitida por este despacho a su correo electrónico, de conformidad con el segundo párrafo del numeral 4 del artículo 20 del Texto Único Ordenado de la Ley del Procedimiento Administrativo General, aprobado mediante Decreto Supremo  006-2026-JUS, bajo apercibimiento de rehacer el acto de notificación y notificarle conforme al numeral 1 del artículo 20 del citado cuerpo normativo.</w:t>
+        <w:t xml:space="preserve">DÉCIMO: requerir a [APELLIDO] para que, dentro del plazo de dos (2) días hábiles siguientes a la fecha en que reciba la notificación en su bandeja de correo electrónico, efectúe la confirmación de recepción de la notificación remitida por este despacho a su correo electrónico, de conformidad con el segundo párrafo del numeral 4 del artículo 20 del Texto Único Ordenado de la Ley del Procedimiento Administrativo General, aprobado mediante Decreto Supremo 006-2026-JUS, bajo apercibimiento de rehacer el acto de notificación y notificarle conforme al numeral 1 del artículo 20 del citado cuerpo normativo.</w:t>
       </w:r>
       <w:r>
         <w:rPr>

--- a/plantillas_maestras/02_seguro_vida/cobro_indebido_primas/1_ddo_banco_o_financiera/mujer/TPL_2873_2025_SEGURO_VIDA_COBRO_INDEBIDO_PRIMAS_BANCO_MUJER_R2.docx
+++ b/plantillas_maestras/02_seguro_vida/cobro_indebido_primas/1_ddo_banco_o_financiera/mujer/TPL_2873_2025_SEGURO_VIDA_COBRO_INDEBIDO_PRIMAS_BANCO_MUJER_R2.docx
@@ -670,6 +670,7 @@
       </w:r>
       <w:r>
         <w:rPr>
+          <w:rStyle w:val="Refdenotaalpie"/>
           <w:rFonts w:ascii="Arial Narrow" w:eastAsia="Times New Roman" w:hAnsi="Arial Narrow" w:cs="Times New Roman"/>
           <w:color w:val="000000"/>
           <w:kern w:val="0"/>
@@ -797,6 +798,7 @@
       </w:r>
       <w:r>
         <w:rPr>
+          <w:rStyle w:val="Refdenotaalpie"/>
           <w:rFonts w:ascii="Arial Narrow" w:eastAsia="Arial Narrow" w:hAnsi="Arial Narrow" w:cs="Arial Narrow"/>
           <w:color w:val="000000"/>
           <w:kern w:val="0"/>
@@ -1725,6 +1727,7 @@
           <w:rFonts w:eastAsia="Arial Narrow"/>
           <w:kern w:val="0"/>
           <w14:ligatures w14:val="none"/>
+          <w:vertAlign w:val="superscript"/>
         </w:rPr>
         <w:footnoteReference w:id="3"/>
       </w:r>
@@ -1865,6 +1868,7 @@
       </w:r>
       <w:r>
         <w:rPr>
+          <w:rStyle w:val="Refdenotaalpie"/>
           <w:rFonts w:cs="Arial"/>
           <w:vertAlign w:val="superscript"/>
         </w:rPr>
@@ -2172,6 +2176,7 @@
       </w:r>
       <w:r>
         <w:rPr>
+          <w:rStyle w:val="Refdenotaalpie"/>
           <w:rFonts w:ascii="Arial Narrow" w:eastAsia="Arial Narrow" w:hAnsi="Arial Narrow" w:cs="Arial"/>
           <w:kern w:val="0"/>
           <w:vertAlign w:val="superscript"/>
@@ -2426,7 +2431,6 @@
         <w:rPr>
           <w:rFonts w:ascii="Arial Narrow" w:eastAsia="Arial Narrow" w:hAnsi="Arial Narrow" w:cs="Arial Narrow"/>
           <w:kern w:val="0"/>
-          <w:highlight w:val="red"/>
           <w14:ligatures w14:val="none"/>
         </w:rPr>
       </w:pPr>
@@ -2665,6 +2669,7 @@
       <w:bookmarkEnd w:id="9"/>
       <w:r>
         <w:rPr>
+          <w:rStyle w:val="Refdenotaalpie"/>
           <w:rFonts w:ascii="Arial Narrow" w:eastAsia="Arial Narrow" w:hAnsi="Arial Narrow" w:cs="Arial"/>
           <w:bCs/>
           <w:color w:val="000000"/>
@@ -2841,6 +2846,7 @@
           <w:kern w:val="0"/>
           <w:lang w:eastAsia="es-PE"/>
           <w14:ligatures w14:val="none"/>
+          <w:vertAlign w:val="superscript"/>
         </w:rPr>
         <w:footnoteReference w:id="7"/>
       </w:r>
@@ -3036,6 +3042,7 @@
       </w:r>
       <w:r>
         <w:rPr>
+          <w:rStyle w:val="Refdenotaalpie"/>
           <w:rFonts w:ascii="Arial Narrow" w:eastAsia="Arial Narrow" w:hAnsi="Arial Narrow" w:cs="Arial"/>
           <w:kern w:val="0"/>
           <w:vertAlign w:val="superscript"/>
@@ -3091,6 +3098,7 @@
       </w:r>
       <w:r>
         <w:rPr>
+          <w:rStyle w:val="Refdenotaalpie"/>
           <w:rFonts w:ascii="Arial Narrow" w:eastAsia="Arial Narrow" w:hAnsi="Arial Narrow" w:cs="Arial Narrow"/>
           <w:kern w:val="0"/>
           <w:vertAlign w:val="superscript"/>
@@ -5088,6 +5096,7 @@
       </w:r>
       <w:r>
         <w:rPr>
+          <w:rStyle w:val="Refdenotaalpie"/>
           <w:rFonts w:ascii="Arial Narrow" w:eastAsia="Calibri" w:hAnsi="Arial Narrow" w:cs="Arial"/>
           <w:kern w:val="0"/>
           <w:vertAlign w:val="superscript"/>
@@ -5132,6 +5141,7 @@
       </w:r>
       <w:r>
         <w:rPr>
+          <w:rStyle w:val="Refdenotaalpie"/>
           <w:rFonts w:ascii="Arial Narrow" w:eastAsia="Calibri" w:hAnsi="Arial Narrow" w:cs="Arial"/>
           <w:spacing w:val="-2"/>
           <w:kern w:val="0"/>
@@ -5785,6 +5795,7 @@
       </w:r>
       <w:r>
         <w:rPr>
+          <w:rStyle w:val="Refdenotaalpie"/>
           <w:rFonts w:ascii="Arial Narrow" w:eastAsia="Arial Narrow" w:hAnsi="Arial Narrow" w:cs="Times New Roman"/>
           <w:color w:val="000000"/>
           <w:kern w:val="0"/>
@@ -5866,6 +5877,7 @@
       </w:r>
       <w:r>
         <w:rPr>
+          <w:rStyle w:val="Refdenotaalpie"/>
           <w:rFonts w:ascii="Arial Narrow" w:eastAsia="Arial Narrow" w:hAnsi="Arial Narrow" w:cs="Times New Roman"/>
           <w:color w:val="000000"/>
           <w:kern w:val="0"/>
@@ -5919,6 +5931,7 @@
       </w:r>
       <w:r>
         <w:rPr>
+          <w:rStyle w:val="Refdenotaalpie"/>
           <w:rFonts w:ascii="Arial Narrow" w:eastAsia="Arial Narrow" w:hAnsi="Arial Narrow" w:cs="Times New Roman"/>
           <w:color w:val="000000"/>
           <w:kern w:val="0"/>
@@ -6130,6 +6143,7 @@
       </w:r>
       <w:r>
         <w:rPr>
+          <w:rStyle w:val="Refdenotaalpie"/>
           <w:rFonts w:ascii="Arial Narrow" w:eastAsia="Calibri" w:hAnsi="Arial Narrow" w:cs="Arial"/>
           <w:kern w:val="0"/>
           <w:vertAlign w:val="superscript"/>
@@ -6414,6 +6428,7 @@
       </w:r>
       <w:r>
         <w:rPr>
+          <w:rStyle w:val="Refdenotaalpie"/>
           <w:rFonts w:ascii="Arial Narrow" w:hAnsi="Arial Narrow"/>
           <w:vertAlign w:val="superscript"/>
         </w:rPr>
@@ -6836,14 +6851,14 @@
         <w:tab w:val="right" w:pos="8838"/>
       </w:tabs>
       <w:rPr>
-        <w:rFonts w:ascii="Arial" w:eastAsia="Arial" w:hAnsi="Arial" w:cs="Arial"/>
+        <w:rFonts w:ascii="Arial Narrow" w:eastAsia="Arial" w:hAnsi="Arial Narrow" w:cs="Arial"/>
         <w:sz w:val="16"/>
         <w:szCs w:val="16"/>
       </w:rPr>
     </w:pPr>
     <w:r>
       <w:rPr>
-        <w:rFonts w:ascii="Arial" w:eastAsia="Arial" w:hAnsi="Arial" w:cs="Arial"/>
+        <w:rFonts w:ascii="Arial Narrow" w:eastAsia="Arial" w:hAnsi="Arial Narrow" w:cs="Arial"/>
         <w:sz w:val="16"/>
         <w:szCs w:val="16"/>
       </w:rPr>
@@ -6857,7 +6872,7 @@
     </w:pPr>
     <w:r>
       <w:rPr>
-        <w:rFonts w:ascii="Arial" w:eastAsia="Arial" w:hAnsi="Arial" w:cs="Arial"/>
+        <w:rFonts w:ascii="Arial Narrow" w:eastAsia="Arial" w:hAnsi="Arial Narrow" w:cs="Arial"/>
         <w:sz w:val="16"/>
         <w:szCs w:val="16"/>
       </w:rPr>
@@ -6865,7 +6880,7 @@
     </w:r>
     <w:r>
       <w:rPr>
-        <w:rFonts w:ascii="Arial" w:eastAsia="Arial" w:hAnsi="Arial" w:cs="Arial"/>
+        <w:rFonts w:ascii="Arial Narrow" w:eastAsia="Arial" w:hAnsi="Arial Narrow" w:cs="Arial"/>
         <w:sz w:val="16"/>
         <w:szCs w:val="16"/>
       </w:rPr>
@@ -6873,7 +6888,7 @@
     </w:r>
     <w:r>
       <w:rPr>
-        <w:rFonts w:ascii="Arial" w:eastAsia="Arial" w:hAnsi="Arial" w:cs="Arial"/>
+        <w:rFonts w:ascii="Arial Narrow" w:eastAsia="Arial" w:hAnsi="Arial Narrow" w:cs="Arial"/>
         <w:sz w:val="16"/>
         <w:szCs w:val="16"/>
       </w:rPr>
@@ -6881,7 +6896,7 @@
     </w:r>
     <w:r>
       <w:rPr>
-        <w:rFonts w:ascii="Arial" w:eastAsia="Arial" w:hAnsi="Arial" w:cs="Arial"/>
+        <w:rFonts w:ascii="Arial Narrow" w:eastAsia="Arial" w:hAnsi="Arial Narrow" w:cs="Arial"/>
         <w:sz w:val="16"/>
         <w:szCs w:val="16"/>
       </w:rPr>
@@ -6889,7 +6904,7 @@
     </w:r>
     <w:r>
       <w:rPr>
-        <w:rFonts w:ascii="Arial" w:eastAsia="Arial" w:hAnsi="Arial" w:cs="Arial"/>
+        <w:rFonts w:ascii="Arial Narrow" w:eastAsia="Arial" w:hAnsi="Arial Narrow" w:cs="Arial"/>
         <w:sz w:val="16"/>
         <w:szCs w:val="16"/>
       </w:rPr>
@@ -6939,6 +6954,7 @@
           <w:rFonts w:ascii="Arial Narrow" w:hAnsi="Arial Narrow" w:cs="Arial"/>
           <w:sz w:val="16"/>
           <w:szCs w:val="16"/>
+          <w:vertAlign w:val="superscript"/>
         </w:rPr>
         <w:footnoteRef/>
       </w:r>
@@ -7105,6 +7121,7 @@
           <w:rFonts w:ascii="Arial Narrow" w:hAnsi="Arial Narrow" w:cs="Arial"/>
           <w:sz w:val="16"/>
           <w:szCs w:val="16"/>
+          <w:vertAlign w:val="superscript"/>
         </w:rPr>
         <w:footnoteRef/>
       </w:r>
@@ -7176,6 +7193,8 @@
       <w:r>
         <w:rPr>
           <w:rStyle w:val="Refdenotaalpie"/>
+          <w:vertAlign w:val="superscript"/>
+          <w:sz w:val="16"/>
         </w:rPr>
         <w:footnoteRef/>
       </w:r>
@@ -7514,6 +7533,7 @@
           <w:rFonts w:ascii="Arial Narrow" w:hAnsi="Arial Narrow"/>
           <w:sz w:val="16"/>
           <w:szCs w:val="16"/>
+          <w:vertAlign w:val="superscript"/>
         </w:rPr>
         <w:footnoteRef/>
       </w:r>
@@ -7729,6 +7749,7 @@
           <w:rFonts w:ascii="Arial Narrow" w:hAnsi="Arial Narrow"/>
           <w:sz w:val="16"/>
           <w:szCs w:val="16"/>
+          <w:vertAlign w:val="superscript"/>
         </w:rPr>
         <w:footnoteRef/>
       </w:r>
@@ -7944,6 +7965,7 @@
           <w:rFonts w:ascii="Arial Narrow" w:hAnsi="Arial Narrow"/>
           <w:sz w:val="16"/>
           <w:szCs w:val="16"/>
+          <w:vertAlign w:val="superscript"/>
         </w:rPr>
         <w:footnoteRef/>
       </w:r>
@@ -8294,6 +8316,8 @@
       <w:r>
         <w:rPr>
           <w:rStyle w:val="Refdenotaalpie"/>
+          <w:vertAlign w:val="superscript"/>
+          <w:sz w:val="16"/>
         </w:rPr>
         <w:footnoteRef/>
       </w:r>
@@ -8633,6 +8657,7 @@
           <w:rFonts w:ascii="Arial Narrow" w:hAnsi="Arial Narrow"/>
           <w:sz w:val="16"/>
           <w:szCs w:val="16"/>
+          <w:vertAlign w:val="superscript"/>
         </w:rPr>
         <w:footnoteRef/>
       </w:r>
@@ -8846,6 +8871,7 @@
           <w:rFonts w:ascii="Arial Narrow" w:hAnsi="Arial Narrow" w:cs="Arial"/>
           <w:sz w:val="16"/>
           <w:szCs w:val="16"/>
+          <w:vertAlign w:val="superscript"/>
         </w:rPr>
         <w:footnoteRef/>
       </w:r>
@@ -9053,6 +9079,7 @@
           <w:rFonts w:ascii="Arial Narrow" w:hAnsi="Arial Narrow" w:cs="Arial"/>
           <w:sz w:val="16"/>
           <w:szCs w:val="16"/>
+          <w:vertAlign w:val="superscript"/>
         </w:rPr>
         <w:footnoteRef/>
       </w:r>
@@ -9141,6 +9168,7 @@
           <w:rFonts w:ascii="Arial Narrow" w:hAnsi="Arial Narrow" w:cs="Arial"/>
           <w:sz w:val="16"/>
           <w:szCs w:val="16"/>
+          <w:vertAlign w:val="superscript"/>
         </w:rPr>
         <w:footnoteRef/>
       </w:r>
@@ -9348,7 +9376,7 @@
       </w:pPr>
       <w:r>
         <w:rPr>
-          <w:rStyle w:val="TextonotapieCar"/>
+          <w:rStyle w:val="Refdenotaalpie"/>
           <w:rFonts w:ascii="Arial Narrow" w:hAnsi="Arial Narrow" w:cs="Arial"/>
           <w:sz w:val="16"/>
           <w:szCs w:val="16"/>
@@ -9584,6 +9612,7 @@
           <w:rFonts w:ascii="Arial Narrow" w:hAnsi="Arial Narrow" w:cs="Arial"/>
           <w:sz w:val="16"/>
           <w:szCs w:val="16"/>
+          <w:vertAlign w:val="superscript"/>
         </w:rPr>
         <w:footnoteRef/>
       </w:r>
@@ -10401,6 +10430,7 @@
           <w:rFonts w:ascii="Arial Narrow" w:hAnsi="Arial Narrow" w:cs="Arial"/>
           <w:sz w:val="16"/>
           <w:szCs w:val="16"/>
+          <w:vertAlign w:val="superscript"/>
         </w:rPr>
         <w:footnoteRef/>
       </w:r>
@@ -10641,6 +10671,7 @@
           <w:bCs/>
           <w:sz w:val="16"/>
           <w:szCs w:val="16"/>
+          <w:vertAlign w:val="superscript"/>
         </w:rPr>
         <w:footnoteRef/>
       </w:r>
@@ -10792,6 +10823,7 @@
           <w:rFonts w:ascii="Arial Narrow" w:hAnsi="Arial Narrow" w:cs="Arial"/>
           <w:sz w:val="16"/>
           <w:szCs w:val="16"/>
+          <w:vertAlign w:val="superscript"/>
         </w:rPr>
         <w:footnoteRef/>
       </w:r>
@@ -15171,6 +15203,17 @@
       <w:szCs w:val="20"/>
     </w:rPr>
   </w:style>
+  <w:style w:type="character" w:styleId="FootnoteReference">
+    <w:name w:val="footnote reference"/>
+    <w:basedOn w:val="Fuentedeprrafopredeter"/>
+    <w:uiPriority w:val="99"/>
+    <w:semiHidden/>
+    <w:unhideWhenUsed/>
+    <w:rPr>
+      <w:rFonts w:ascii="Arial Narrow" w:hAnsi="Arial Narrow"/>
+      <w:vertAlign w:val="superscript"/>
+    </w:rPr>
+  </w:style>
 </w:styles>
 </file>
 

--- a/plantillas_maestras/02_seguro_vida/cobro_indebido_primas/1_ddo_banco_o_financiera/mujer/TPL_2873_2025_SEGURO_VIDA_COBRO_INDEBIDO_PRIMAS_BANCO_MUJER_R2.docx
+++ b/plantillas_maestras/02_seguro_vida/cobro_indebido_primas/1_ddo_banco_o_financiera/mujer/TPL_2873_2025_SEGURO_VIDA_COBRO_INDEBIDO_PRIMAS_BANCO_MUJER_R2.docx
@@ -1,8 +1,8 @@
 
 <file path=word/document.xml><?xml version="1.0" encoding="utf-8"?>
-<w:document xmlns:wpc="http://schemas.microsoft.com/office/word/2010/wordprocessingCanvas" xmlns:cx="http://schemas.microsoft.com/office/drawing/2014/chartex" xmlns:cx1="http://schemas.microsoft.com/office/drawing/2015/9/8/chartex" xmlns:cx2="http://schemas.microsoft.com/office/drawing/2015/10/21/chartex" xmlns:cx3="http://schemas.microsoft.com/office/drawing/2016/5/9/chartex" xmlns:cx4="http://schemas.microsoft.com/office/drawing/2016/5/10/chartex" xmlns:cx5="http://schemas.microsoft.com/office/drawing/2016/5/11/chartex" xmlns:cx6="http://schemas.microsoft.com/office/drawing/2016/5/12/chartex" xmlns:cx7="http://schemas.microsoft.com/office/drawing/2016/5/13/chartex" xmlns:cx8="http://schemas.microsoft.com/office/drawing/2016/5/14/chartex" xmlns:mc="http://schemas.openxmlformats.org/markup-compatibility/2006" xmlns:aink="http://schemas.microsoft.com/office/drawing/2016/ink" xmlns:am3d="http://schemas.microsoft.com/office/drawing/2017/model3d" xmlns:o="urn:schemas-microsoft-com:office:office" xmlns:oel="http://schemas.microsoft.com/office/2019/extlst" xmlns:r="http://schemas.openxmlformats.org/officeDocument/2006/relationships" xmlns:m="http://schemas.openxmlformats.org/officeDocument/2006/math" xmlns:v="urn:schemas-microsoft-com:vml" xmlns:wp14="http://schemas.microsoft.com/office/word/2010/wordprocessingDrawing" xmlns:wp="http://schemas.openxmlformats.org/drawingml/2006/wordprocessingDrawing" xmlns:w10="urn:schemas-microsoft-com:office:word" xmlns:w="http://schemas.openxmlformats.org/wordprocessingml/2006/main" xmlns:w14="http://schemas.microsoft.com/office/word/2010/wordml" xmlns:w15="http://schemas.microsoft.com/office/word/2012/wordml" xmlns:w16cex="http://schemas.microsoft.com/office/word/2018/wordml/cex" xmlns:w16cid="http://schemas.microsoft.com/office/word/2016/wordml/cid" xmlns:w16="http://schemas.microsoft.com/office/word/2018/wordml" xmlns:w16du="http://schemas.microsoft.com/office/word/2023/wordml/word16du" xmlns:w16sdtdh="http://schemas.microsoft.com/office/word/2020/wordml/sdtdatahash" xmlns:w16sdtfl="http://schemas.microsoft.com/office/word/2024/wordml/sdtformatlock" xmlns:w16se="http://schemas.microsoft.com/office/word/2015/wordml/symex" xmlns:wpg="http://schemas.microsoft.com/office/word/2010/wordprocessingGroup" xmlns:wpi="http://schemas.microsoft.com/office/word/2010/wordprocessingInk" xmlns:wne="http://schemas.microsoft.com/office/word/2006/wordml" xmlns:wps="http://schemas.microsoft.com/office/word/2010/wordprocessingShape" mc:Ignorable="w14 w15 w16se w16cid w16 w16cex w16sdtdh w16sdtfl w16du wp14">
+<w:document xmlns:ns1="http://schemas.openxmlformats.org/markup-compatibility/2006" xmlns:ns2="http://schemas.microsoft.com/office/word/2010/wordml" xmlns:ns3="http://schemas.openxmlformats.org/officeDocument/2006/relationships" xmlns:w="http://schemas.openxmlformats.org/wordprocessingml/2006/main" ns1:Ignorable="w14 w15 w16se w16cid w16 w16cex w16sdtdh w16sdtfl w16du wp14">
   <w:body>
-    <w:p>
+    <w:p ns2:paraId="4D92E425" ns2:textId="1C0C1C1D">
       <w:pPr>
         <w:tabs>
           <w:tab w:val="left" w:pos="1701"/>
@@ -14,7 +14,7 @@
           <w:color w:val="000000"/>
           <w:kern w:val="0"/>
           <w:lang w:eastAsia="es-PE"/>
-          <w14:ligatures w14:val="none"/>
+          <ns2:ligatures ns2:val="none"/>
         </w:rPr>
       </w:pPr>
       <w:bookmarkStart w:id="0" w:name="_Hlk80343540"/>
@@ -25,7 +25,7 @@
           <w:color w:val="000000"/>
           <w:kern w:val="0"/>
           <w:lang w:eastAsia="es-PE"/>
-          <w14:ligatures w14:val="none"/>
+          <ns2:ligatures ns2:val="none"/>
         </w:rPr>
         <w:t>EX</w:t>
       </w:r>
@@ -36,7 +36,7 @@
           <w:color w:val="000000"/>
           <w:kern w:val="0"/>
           <w:lang w:eastAsia="es-PE"/>
-          <w14:ligatures w14:val="none"/>
+          <ns2:ligatures ns2:val="none"/>
         </w:rPr>
         <w:t xml:space="preserve">PEDIENTE </w:t>
       </w:r>
@@ -47,7 +47,7 @@
           <w:color w:val="000000"/>
           <w:kern w:val="0"/>
           <w:lang w:eastAsia="es-PE"/>
-          <w14:ligatures w14:val="none"/>
+          <ns2:ligatures ns2:val="none"/>
         </w:rPr>
         <w:tab/>
         <w:t>:</w:t>
@@ -59,7 +59,7 @@
           <w:color w:val="000000"/>
           <w:kern w:val="0"/>
           <w:lang w:eastAsia="es-PE"/>
-          <w14:ligatures w14:val="none"/>
+          <ns2:ligatures ns2:val="none"/>
         </w:rPr>
         <w:tab/>
       </w:r>
@@ -72,7 +72,7 @@
           <w:kern w:val="0"/>
           <w:shd w:val="clear" w:color="auto" w:fill="FFFFFF"/>
           <w:lang w:eastAsia="es-PE"/>
-          <w14:ligatures w14:val="none"/>
+          <ns2:ligatures ns2:val="none"/>
         </w:rPr>
         <w:t>2</w:t>
       </w:r>
@@ -85,7 +85,7 @@
           <w:kern w:val="0"/>
           <w:shd w:val="clear" w:color="auto" w:fill="FFFFFF"/>
           <w:lang w:eastAsia="es-PE"/>
-          <w14:ligatures w14:val="none"/>
+          <ns2:ligatures ns2:val="none"/>
         </w:rPr>
         <w:t>873</w:t>
       </w:r>
@@ -98,12 +98,12 @@
           <w:kern w:val="0"/>
           <w:shd w:val="clear" w:color="auto" w:fill="FFFFFF"/>
           <w:lang w:eastAsia="es-PE"/>
-          <w14:ligatures w14:val="none"/>
+          <ns2:ligatures ns2:val="none"/>
         </w:rPr>
         <w:t>-2025/CC1</w:t>
       </w:r>
     </w:p>
-    <w:p>
+    <w:p ns2:paraId="174737B6" ns2:textId="439D8175">
       <w:pPr>
         <w:tabs>
           <w:tab w:val="left" w:pos="1701"/>
@@ -118,17 +118,17 @@
           <w:color w:val="000000"/>
           <w:kern w:val="0"/>
           <w:lang w:eastAsia="es-PE"/>
-          <w14:ligatures w14:val="none"/>
-        </w:rPr>
-      </w:pPr>
-      <w:r>
-        <w:rPr>
-          <w:rFonts w:ascii="Arial Narrow" w:eastAsia="Arial Narrow" w:hAnsi="Arial Narrow" w:cs="Arial Narrow"/>
-          <w:b/>
-          <w:color w:val="000000"/>
-          <w:kern w:val="0"/>
-          <w:lang w:eastAsia="es-PE"/>
-          <w14:ligatures w14:val="none"/>
+          <ns2:ligatures ns2:val="none"/>
+        </w:rPr>
+      </w:pPr>
+      <w:r>
+        <w:rPr>
+          <w:rFonts w:ascii="Arial Narrow" w:eastAsia="Arial Narrow" w:hAnsi="Arial Narrow" w:cs="Arial Narrow"/>
+          <w:b/>
+          <w:color w:val="000000"/>
+          <w:kern w:val="0"/>
+          <w:lang w:eastAsia="es-PE"/>
+          <ns2:ligatures ns2:val="none"/>
         </w:rPr>
         <w:t xml:space="preserve">DENUNCIANTE:[DENUNCIANTE](SEÑORA [APELLIDO])</w:t>
       </w:r>
@@ -139,7 +139,7 @@
           <w:color w:val="000000"/>
           <w:kern w:val="0"/>
           <w:lang w:eastAsia="es-PE"/>
-          <w14:ligatures w14:val="none"/>
+          <ns2:ligatures ns2:val="none"/>
         </w:rPr>
         <w:tab/>
         <w:t/>
@@ -151,7 +151,7 @@
           <w:color w:val="000000"/>
           <w:kern w:val="0"/>
           <w:lang w:eastAsia="es-PE"/>
-          <w14:ligatures w14:val="none"/>
+          <ns2:ligatures ns2:val="none"/>
         </w:rPr>
         <w:tab/>
       </w:r>
@@ -162,7 +162,7 @@
           <w:color w:val="000000"/>
           <w:kern w:val="0"/>
           <w:lang w:eastAsia="es-PE"/>
-          <w14:ligatures w14:val="none"/>
+          <ns2:ligatures ns2:val="none"/>
         </w:rPr>
         <w:t/>
       </w:r>
@@ -173,12 +173,12 @@
           <w:color w:val="000000"/>
           <w:kern w:val="0"/>
           <w:lang w:eastAsia="es-PE"/>
-          <w14:ligatures w14:val="none"/>
+          <ns2:ligatures ns2:val="none"/>
         </w:rPr>
         <w:t/>
       </w:r>
     </w:p>
-    <w:p>
+    <w:p ns2:paraId="223101EF" ns2:textId="13E3DE9C">
       <w:pPr>
         <w:tabs>
           <w:tab w:val="left" w:pos="1701"/>
@@ -193,17 +193,17 @@
           <w:color w:val="000000"/>
           <w:kern w:val="0"/>
           <w:lang w:eastAsia="es-PE"/>
-          <w14:ligatures w14:val="none"/>
-        </w:rPr>
-      </w:pPr>
-      <w:r>
-        <w:rPr>
-          <w:rFonts w:ascii="Arial Narrow" w:eastAsia="Arial Narrow" w:hAnsi="Arial Narrow" w:cs="Arial Narrow"/>
-          <w:b/>
-          <w:color w:val="000000"/>
-          <w:kern w:val="0"/>
-          <w:lang w:eastAsia="es-PE"/>
-          <w14:ligatures w14:val="none"/>
+          <ns2:ligatures ns2:val="none"/>
+        </w:rPr>
+      </w:pPr>
+      <w:r>
+        <w:rPr>
+          <w:rFonts w:ascii="Arial Narrow" w:eastAsia="Arial Narrow" w:hAnsi="Arial Narrow" w:cs="Arial Narrow"/>
+          <w:b/>
+          <w:color w:val="000000"/>
+          <w:kern w:val="0"/>
+          <w:lang w:eastAsia="es-PE"/>
+          <ns2:ligatures ns2:val="none"/>
         </w:rPr>
         <w:t>DENUNCIADOS</w:t>
       </w:r>
@@ -214,7 +214,7 @@
           <w:color w:val="000000"/>
           <w:kern w:val="0"/>
           <w:lang w:eastAsia="es-PE"/>
-          <w14:ligatures w14:val="none"/>
+          <ns2:ligatures ns2:val="none"/>
         </w:rPr>
         <w:tab/>
         <w:t>:</w:t>
@@ -226,7 +226,7 @@
           <w:color w:val="000000"/>
           <w:kern w:val="0"/>
           <w:lang w:eastAsia="es-PE"/>
-          <w14:ligatures w14:val="none"/>
+          <ns2:ligatures ns2:val="none"/>
         </w:rPr>
         <w:tab/>
       </w:r>
@@ -237,7 +237,7 @@
           <w:color w:val="000000"/>
           <w:kern w:val="0"/>
           <w:lang w:eastAsia="es-PE"/>
-          <w14:ligatures w14:val="none"/>
+          <ns2:ligatures ns2:val="none"/>
         </w:rPr>
         <w:t xml:space="preserve">BANCO BBVA PERÚ S.A. </w:t>
       </w:r>
@@ -248,7 +248,7 @@
           <w:color w:val="000000"/>
           <w:kern w:val="0"/>
           <w:lang w:eastAsia="es-PE"/>
-          <w14:ligatures w14:val="none"/>
+          <ns2:ligatures ns2:val="none"/>
         </w:rPr>
         <w:t>(</w:t>
       </w:r>
@@ -259,7 +259,7 @@
           <w:color w:val="000000"/>
           <w:kern w:val="0"/>
           <w:lang w:eastAsia="es-PE"/>
-          <w14:ligatures w14:val="none"/>
+          <ns2:ligatures ns2:val="none"/>
         </w:rPr>
         <w:t>BBVA</w:t>
       </w:r>
@@ -270,12 +270,12 @@
           <w:color w:val="000000"/>
           <w:kern w:val="0"/>
           <w:lang w:eastAsia="es-PE"/>
-          <w14:ligatures w14:val="none"/>
+          <ns2:ligatures ns2:val="none"/>
         </w:rPr>
         <w:t xml:space="preserve">) </w:t>
       </w:r>
     </w:p>
-    <w:p>
+    <w:p ns2:paraId="753670C1" ns2:textId="77777777">
       <w:pPr>
         <w:tabs>
           <w:tab w:val="left" w:pos="1701"/>
@@ -290,17 +290,17 @@
           <w:color w:val="000000"/>
           <w:kern w:val="0"/>
           <w:lang w:eastAsia="es-PE"/>
-          <w14:ligatures w14:val="none"/>
-        </w:rPr>
-      </w:pPr>
-      <w:r>
-        <w:rPr>
-          <w:rFonts w:ascii="Arial Narrow" w:eastAsia="Arial Narrow" w:hAnsi="Arial Narrow" w:cs="Arial Narrow"/>
-          <w:b/>
-          <w:color w:val="000000"/>
-          <w:kern w:val="0"/>
-          <w:lang w:eastAsia="es-PE"/>
-          <w14:ligatures w14:val="none"/>
+          <ns2:ligatures ns2:val="none"/>
+        </w:rPr>
+      </w:pPr>
+      <w:r>
+        <w:rPr>
+          <w:rFonts w:ascii="Arial Narrow" w:eastAsia="Arial Narrow" w:hAnsi="Arial Narrow" w:cs="Arial Narrow"/>
+          <w:b/>
+          <w:color w:val="000000"/>
+          <w:kern w:val="0"/>
+          <w:lang w:eastAsia="es-PE"/>
+          <ns2:ligatures ns2:val="none"/>
         </w:rPr>
         <w:t>MATERIAS</w:t>
       </w:r>
@@ -311,7 +311,7 @@
           <w:color w:val="000000"/>
           <w:kern w:val="0"/>
           <w:lang w:eastAsia="es-PE"/>
-          <w14:ligatures w14:val="none"/>
+          <ns2:ligatures ns2:val="none"/>
         </w:rPr>
         <w:tab/>
         <w:t xml:space="preserve">: </w:t>
@@ -323,13 +323,13 @@
           <w:color w:val="000000"/>
           <w:kern w:val="0"/>
           <w:lang w:eastAsia="es-PE"/>
-          <w14:ligatures w14:val="none"/>
+          <ns2:ligatures ns2:val="none"/>
         </w:rPr>
         <w:tab/>
         <w:t>ADMISIÓN A TRÁMITE</w:t>
       </w:r>
     </w:p>
-    <w:p>
+    <w:p ns2:paraId="449086A9" ns2:textId="2BA24B10">
       <w:pPr>
         <w:tabs>
           <w:tab w:val="left" w:pos="1701"/>
@@ -344,17 +344,17 @@
           <w:color w:val="000000"/>
           <w:kern w:val="0"/>
           <w:lang w:eastAsia="es-PE"/>
-          <w14:ligatures w14:val="none"/>
-        </w:rPr>
-      </w:pPr>
-      <w:r>
-        <w:rPr>
-          <w:rFonts w:ascii="Arial Narrow" w:eastAsia="Arial Narrow" w:hAnsi="Arial Narrow" w:cs="Arial Narrow"/>
-          <w:b/>
-          <w:color w:val="000000"/>
-          <w:kern w:val="0"/>
-          <w:lang w:eastAsia="es-PE"/>
-          <w14:ligatures w14:val="none"/>
+          <ns2:ligatures ns2:val="none"/>
+        </w:rPr>
+      </w:pPr>
+      <w:r>
+        <w:rPr>
+          <w:rFonts w:ascii="Arial Narrow" w:eastAsia="Arial Narrow" w:hAnsi="Arial Narrow" w:cs="Arial Narrow"/>
+          <w:b/>
+          <w:color w:val="000000"/>
+          <w:kern w:val="0"/>
+          <w:lang w:eastAsia="es-PE"/>
+          <ns2:ligatures ns2:val="none"/>
         </w:rPr>
         <w:tab/>
       </w:r>
@@ -365,7 +365,7 @@
           <w:color w:val="000000"/>
           <w:kern w:val="0"/>
           <w:lang w:eastAsia="es-PE"/>
-          <w14:ligatures w14:val="none"/>
+          <ns2:ligatures ns2:val="none"/>
         </w:rPr>
         <w:tab/>
       </w:r>
@@ -376,12 +376,12 @@
           <w:color w:val="000000"/>
           <w:kern w:val="0"/>
           <w:lang w:eastAsia="es-PE"/>
-          <w14:ligatures w14:val="none"/>
+          <ns2:ligatures ns2:val="none"/>
         </w:rPr>
         <w:t xml:space="preserve">REQUERIMIENTO DE INFORMACIÓN </w:t>
       </w:r>
     </w:p>
-    <w:p>
+    <w:p ns2:paraId="778AE69F" ns2:textId="3DDE5B0C">
       <w:pPr>
         <w:tabs>
           <w:tab w:val="left" w:pos="1701"/>
@@ -395,17 +395,17 @@
           <w:color w:val="000000"/>
           <w:kern w:val="0"/>
           <w:lang w:eastAsia="es-PE"/>
-          <w14:ligatures w14:val="none"/>
-        </w:rPr>
-      </w:pPr>
-      <w:r>
-        <w:rPr>
-          <w:rFonts w:ascii="Arial Narrow" w:eastAsia="Arial Narrow" w:hAnsi="Arial Narrow" w:cs="Arial Narrow"/>
-          <w:b/>
-          <w:color w:val="000000"/>
-          <w:kern w:val="0"/>
-          <w:lang w:eastAsia="es-PE"/>
-          <w14:ligatures w14:val="none"/>
+          <ns2:ligatures ns2:val="none"/>
+        </w:rPr>
+      </w:pPr>
+      <w:r>
+        <w:rPr>
+          <w:rFonts w:ascii="Arial Narrow" w:eastAsia="Arial Narrow" w:hAnsi="Arial Narrow" w:cs="Arial Narrow"/>
+          <w:b/>
+          <w:color w:val="000000"/>
+          <w:kern w:val="0"/>
+          <w:lang w:eastAsia="es-PE"/>
+          <ns2:ligatures ns2:val="none"/>
         </w:rPr>
         <w:t xml:space="preserve">RESOLUCIÓN </w:t>
       </w:r>
@@ -416,7 +416,7 @@
           <w:color w:val="000000"/>
           <w:kern w:val="0"/>
           <w:lang w:eastAsia="es-PE"/>
-          <w14:ligatures w14:val="none"/>
+          <ns2:ligatures ns2:val="none"/>
         </w:rPr>
         <w:tab/>
         <w:t>:</w:t>
@@ -428,7 +428,7 @@
           <w:color w:val="000000"/>
           <w:kern w:val="0"/>
           <w:lang w:eastAsia="es-PE"/>
-          <w14:ligatures w14:val="none"/>
+          <ns2:ligatures ns2:val="none"/>
         </w:rPr>
         <w:tab/>
       </w:r>
@@ -439,12 +439,12 @@
           <w:color w:val="000000"/>
           <w:kern w:val="0"/>
           <w:lang w:eastAsia="es-PE"/>
-          <w14:ligatures w14:val="none"/>
+          <ns2:ligatures ns2:val="none"/>
         </w:rPr>
         <w:t>2</w:t>
       </w:r>
     </w:p>
-    <w:p>
+    <w:p ns2:paraId="26BE4AD0" ns2:textId="77777777">
       <w:pPr>
         <w:tabs>
           <w:tab w:val="left" w:pos="1014"/>
@@ -457,11 +457,11 @@
           <w:kern w:val="0"/>
           <w:shd w:val="clear" w:color="auto" w:fill="FFFFFF"/>
           <w:lang w:eastAsia="es-PE"/>
-          <w14:ligatures w14:val="none"/>
-        </w:rPr>
-      </w:pPr>
-    </w:p>
-    <w:p>
+          <ns2:ligatures ns2:val="none"/>
+        </w:rPr>
+      </w:pPr>
+    </w:p>
+    <w:p ns2:paraId="6D48DA83" ns2:textId="4A8B4363">
       <w:pPr>
         <w:tabs>
           <w:tab w:val="left" w:pos="1014"/>
@@ -474,7 +474,7 @@
           <w:kern w:val="0"/>
           <w:shd w:val="clear" w:color="auto" w:fill="FFFFFF"/>
           <w:lang w:eastAsia="es-PE"/>
-          <w14:ligatures w14:val="none"/>
+          <ns2:ligatures ns2:val="none"/>
         </w:rPr>
       </w:pPr>
       <w:r>
@@ -484,7 +484,7 @@
           <w:kern w:val="0"/>
           <w:shd w:val="clear" w:color="auto" w:fill="FFFFFF"/>
           <w:lang w:eastAsia="es-PE"/>
-          <w14:ligatures w14:val="none"/>
+          <ns2:ligatures ns2:val="none"/>
         </w:rPr>
         <w:t>Lima</w:t>
       </w:r>
@@ -495,7 +495,7 @@
           <w:kern w:val="0"/>
           <w:shd w:val="clear" w:color="auto" w:fill="FFFFFF"/>
           <w:lang w:eastAsia="es-PE"/>
-          <w14:ligatures w14:val="none"/>
+          <ns2:ligatures ns2:val="none"/>
         </w:rPr>
         <w:t xml:space="preserve">, </w:t>
       </w:r>
@@ -506,7 +506,7 @@
           <w:kern w:val="0"/>
           <w:shd w:val="clear" w:color="auto" w:fill="FFFFFF"/>
           <w:lang w:eastAsia="es-PE"/>
-          <w14:ligatures w14:val="none"/>
+          <ns2:ligatures ns2:val="none"/>
         </w:rPr>
         <w:t xml:space="preserve">4 de diciembre </w:t>
       </w:r>
@@ -517,7 +517,7 @@
           <w:kern w:val="0"/>
           <w:shd w:val="clear" w:color="auto" w:fill="FFFFFF"/>
           <w:lang w:eastAsia="es-PE"/>
-          <w14:ligatures w14:val="none"/>
+          <ns2:ligatures ns2:val="none"/>
         </w:rPr>
         <w:t>de</w:t>
       </w:r>
@@ -528,12 +528,12 @@
           <w:kern w:val="0"/>
           <w:shd w:val="clear" w:color="auto" w:fill="FFFFFF"/>
           <w:lang w:eastAsia="es-PE"/>
-          <w14:ligatures w14:val="none"/>
+          <ns2:ligatures ns2:val="none"/>
         </w:rPr>
         <w:t xml:space="preserve"> 2025</w:t>
       </w:r>
     </w:p>
-    <w:p>
+    <w:p ns2:paraId="1EF3C256" ns2:textId="77777777">
       <w:pPr>
         <w:tabs>
           <w:tab w:val="left" w:pos="1014"/>
@@ -545,11 +545,11 @@
           <w:color w:val="000000"/>
           <w:kern w:val="0"/>
           <w:lang w:eastAsia="es-PE"/>
-          <w14:ligatures w14:val="none"/>
-        </w:rPr>
-      </w:pPr>
-    </w:p>
-    <w:p>
+          <ns2:ligatures ns2:val="none"/>
+        </w:rPr>
+      </w:pPr>
+    </w:p>
+    <w:p ns2:paraId="087322B4" ns2:textId="77777777">
       <w:pPr>
         <w:numPr>
           <w:ilvl w:val="0"/>
@@ -563,22 +563,22 @@
           <w:color w:val="000000"/>
           <w:kern w:val="0"/>
           <w:lang w:eastAsia="es-PE"/>
-          <w14:ligatures w14:val="none"/>
-        </w:rPr>
-      </w:pPr>
-      <w:r>
-        <w:rPr>
-          <w:rFonts w:ascii="Arial Narrow" w:eastAsia="Arial Narrow" w:hAnsi="Arial Narrow" w:cs="Arial Narrow"/>
-          <w:b/>
-          <w:color w:val="000000"/>
-          <w:kern w:val="0"/>
-          <w:lang w:eastAsia="es-PE"/>
-          <w14:ligatures w14:val="none"/>
+          <ns2:ligatures ns2:val="none"/>
+        </w:rPr>
+      </w:pPr>
+      <w:r>
+        <w:rPr>
+          <w:rFonts w:ascii="Arial Narrow" w:eastAsia="Arial Narrow" w:hAnsi="Arial Narrow" w:cs="Arial Narrow"/>
+          <w:b/>
+          <w:color w:val="000000"/>
+          <w:kern w:val="0"/>
+          <w:lang w:eastAsia="es-PE"/>
+          <ns2:ligatures ns2:val="none"/>
         </w:rPr>
         <w:t xml:space="preserve">HECHOS </w:t>
       </w:r>
     </w:p>
-    <w:p>
+    <w:p ns2:paraId="4407157A" ns2:textId="77777777">
       <w:pPr>
         <w:spacing w:after="0" w:line="240" w:lineRule="auto"/>
         <w:jc w:val="both"/>
@@ -587,11 +587,11 @@
           <w:color w:val="000000"/>
           <w:kern w:val="0"/>
           <w:lang w:eastAsia="es-PE"/>
-          <w14:ligatures w14:val="none"/>
-        </w:rPr>
-      </w:pPr>
-    </w:p>
-    <w:p>
+          <ns2:ligatures ns2:val="none"/>
+        </w:rPr>
+      </w:pPr>
+    </w:p>
+    <w:p ns2:paraId="5ECFCB1A" ns2:textId="4C31662C">
       <w:pPr>
         <w:numPr>
           <w:ilvl w:val="1"/>
@@ -605,7 +605,7 @@
           <w:color w:val="000000"/>
           <w:kern w:val="0"/>
           <w:lang w:val="es-ES" w:eastAsia="es-ES"/>
-          <w14:ligatures w14:val="none"/>
+          <ns2:ligatures ns2:val="none"/>
         </w:rPr>
       </w:pPr>
       <w:r>
@@ -614,7 +614,7 @@
           <w:color w:val="000000"/>
           <w:kern w:val="0"/>
           <w:lang w:val="es-ES" w:eastAsia="es-ES"/>
-          <w14:ligatures w14:val="none"/>
+          <ns2:ligatures ns2:val="none"/>
         </w:rPr>
         <w:t xml:space="preserve">Mediante la denuncia del 30 de setiembre del 2025, subsanada mediante escrito del 08 de octubre de 2025, la señora [APELLIDO] denunció al BBVA por presuntas infracciones a la Ley 29571, Código de Protección y Defensa del Consumidor (en adelante, Código), señalando lo siguiente:</w:t>
       </w:r>
@@ -624,7 +624,7 @@
           <w:color w:val="000000"/>
           <w:kern w:val="0"/>
           <w:lang w:val="es-ES" w:eastAsia="es-ES"/>
-          <w14:ligatures w14:val="none"/>
+          <ns2:ligatures ns2:val="none"/>
         </w:rPr>
         <w:t/>
       </w:r>
@@ -634,7 +634,7 @@
           <w:color w:val="000000"/>
           <w:kern w:val="0"/>
           <w:lang w:val="es-ES" w:eastAsia="es-ES"/>
-          <w14:ligatures w14:val="none"/>
+          <ns2:ligatures ns2:val="none"/>
         </w:rPr>
         <w:t xml:space="preserve"/>
       </w:r>
@@ -644,7 +644,7 @@
           <w:color w:val="000000"/>
           <w:kern w:val="0"/>
           <w:lang w:val="es-ES" w:eastAsia="es-ES"/>
-          <w14:ligatures w14:val="none"/>
+          <ns2:ligatures ns2:val="none"/>
         </w:rPr>
         <w:t/>
       </w:r>
@@ -654,7 +654,7 @@
           <w:color w:val="000000"/>
           <w:kern w:val="0"/>
           <w:lang w:val="es-ES" w:eastAsia="es-ES"/>
-          <w14:ligatures w14:val="none"/>
+          <ns2:ligatures ns2:val="none"/>
         </w:rPr>
         <w:t xml:space="preserve"/>
       </w:r>
@@ -664,7 +664,7 @@
           <w:color w:val="000000"/>
           <w:kern w:val="0"/>
           <w:lang w:val="es-ES" w:eastAsia="es-ES"/>
-          <w14:ligatures w14:val="none"/>
+          <ns2:ligatures ns2:val="none"/>
         </w:rPr>
         <w:t/>
       </w:r>
@@ -676,7 +676,7 @@
           <w:kern w:val="0"/>
           <w:vertAlign w:val="superscript"/>
           <w:lang w:val="es-ES" w:eastAsia="es-ES"/>
-          <w14:ligatures w14:val="none"/>
+          <ns2:ligatures ns2:val="none"/>
         </w:rPr>
         <w:footnoteReference w:id="1"/>
       </w:r>
@@ -686,7 +686,7 @@
           <w:color w:val="000000"/>
           <w:kern w:val="0"/>
           <w:lang w:val="es-ES" w:eastAsia="es-ES"/>
-          <w14:ligatures w14:val="none"/>
+          <ns2:ligatures ns2:val="none"/>
         </w:rPr>
         <w:t/>
       </w:r>
@@ -696,7 +696,7 @@
           <w:color w:val="000000"/>
           <w:kern w:val="0"/>
           <w:lang w:val="es-ES" w:eastAsia="es-ES"/>
-          <w14:ligatures w14:val="none"/>
+          <ns2:ligatures ns2:val="none"/>
         </w:rPr>
         <w:t xml:space="preserve"/>
       </w:r>
@@ -704,7 +704,7 @@
         <w:rPr>
           <w:rFonts w:ascii="Arial Narrow" w:eastAsia="Calibri" w:hAnsi="Arial Narrow" w:cs="Arial"/>
           <w:kern w:val="0"/>
-          <w14:ligatures w14:val="none"/>
+          <ns2:ligatures ns2:val="none"/>
         </w:rPr>
         <w:t xml:space="preserve"/>
       </w:r>
@@ -712,7 +712,7 @@
         <w:rPr>
           <w:rFonts w:ascii="Arial Narrow" w:eastAsia="Calibri" w:hAnsi="Arial Narrow" w:cs="Arial"/>
           <w:kern w:val="0"/>
-          <w14:ligatures w14:val="none"/>
+          <ns2:ligatures ns2:val="none"/>
         </w:rPr>
         <w:t/>
       </w:r>
@@ -722,7 +722,7 @@
           <w:color w:val="000000"/>
           <w:kern w:val="0"/>
           <w:lang w:val="es-ES" w:eastAsia="es-ES"/>
-          <w14:ligatures w14:val="none"/>
+          <ns2:ligatures ns2:val="none"/>
         </w:rPr>
         <w:t/>
       </w:r>
@@ -732,7 +732,7 @@
           <w:color w:val="000000"/>
           <w:kern w:val="0"/>
           <w:lang w:val="es-ES" w:eastAsia="es-ES"/>
-          <w14:ligatures w14:val="none"/>
+          <ns2:ligatures ns2:val="none"/>
         </w:rPr>
         <w:t/>
       </w:r>
@@ -742,7 +742,7 @@
           <w:color w:val="000000"/>
           <w:kern w:val="0"/>
           <w:lang w:val="es-ES" w:eastAsia="es-ES"/>
-          <w14:ligatures w14:val="none"/>
+          <ns2:ligatures ns2:val="none"/>
         </w:rPr>
         <w:t xml:space="preserve"/>
       </w:r>
@@ -752,7 +752,7 @@
           <w:color w:val="000000"/>
           <w:kern w:val="0"/>
           <w:lang w:val="es-ES" w:eastAsia="es-ES"/>
-          <w14:ligatures w14:val="none"/>
+          <ns2:ligatures ns2:val="none"/>
         </w:rPr>
         <w:t/>
       </w:r>
@@ -762,7 +762,7 @@
           <w:color w:val="000000"/>
           <w:kern w:val="0"/>
           <w:lang w:val="es-ES" w:eastAsia="es-ES"/>
-          <w14:ligatures w14:val="none"/>
+          <ns2:ligatures ns2:val="none"/>
         </w:rPr>
         <w:t/>
       </w:r>
@@ -772,7 +772,7 @@
           <w:color w:val="000000"/>
           <w:kern w:val="0"/>
           <w:lang w:val="es-ES" w:eastAsia="es-ES"/>
-          <w14:ligatures w14:val="none"/>
+          <ns2:ligatures ns2:val="none"/>
         </w:rPr>
         <w:t xml:space="preserve"/>
       </w:r>
@@ -782,7 +782,7 @@
           <w:color w:val="000000"/>
           <w:kern w:val="0"/>
           <w:lang w:val="es-ES" w:eastAsia="es-ES"/>
-          <w14:ligatures w14:val="none"/>
+          <ns2:ligatures ns2:val="none"/>
         </w:rPr>
         <w:t/>
       </w:r>
@@ -792,7 +792,7 @@
           <w:color w:val="000000"/>
           <w:kern w:val="0"/>
           <w:lang w:val="es-ES" w:eastAsia="es-ES"/>
-          <w14:ligatures w14:val="none"/>
+          <ns2:ligatures ns2:val="none"/>
         </w:rPr>
         <w:t/>
       </w:r>
@@ -804,7 +804,7 @@
           <w:kern w:val="0"/>
           <w:vertAlign w:val="superscript"/>
           <w:lang w:val="es-ES" w:eastAsia="es-ES"/>
-          <w14:ligatures w14:val="none"/>
+          <ns2:ligatures ns2:val="none"/>
         </w:rPr>
         <w:footnoteReference w:id="2"/>
       </w:r>
@@ -814,12 +814,12 @@
           <w:color w:val="000000"/>
           <w:kern w:val="0"/>
           <w:lang w:val="es-ES" w:eastAsia="es-ES"/>
-          <w14:ligatures w14:val="none"/>
+          <ns2:ligatures ns2:val="none"/>
         </w:rPr>
         <w:t/>
       </w:r>
     </w:p>
-    <w:p>
+    <w:p ns2:paraId="64AF7FDB" ns2:textId="77777777">
       <w:pPr>
         <w:tabs>
           <w:tab w:val="left" w:pos="1134"/>
@@ -831,13 +831,13 @@
           <w:color w:val="000000"/>
           <w:kern w:val="0"/>
           <w:lang w:val="es-ES" w:eastAsia="es-ES"/>
-          <w14:ligatures w14:val="none"/>
+          <ns2:ligatures ns2:val="none"/>
         </w:rPr>
       </w:pPr>
       <w:bookmarkStart w:id="1" w:name="_Hlk213687422"/>
     </w:p>
     <w:bookmarkEnd w:id="1"/>
-    <w:p>
+    <w:p ns2:paraId="754B02F3" ns2:textId="0336F5C0">
       <w:pPr>
         <w:pStyle w:val="Prrafodelista"/>
         <w:numPr>
@@ -953,7 +953,7 @@
         <w:t>Dicha solicitud se planteó para un período de 24 o 36 meses e incluyó un depósito inicial por la suma de S/ 1 000,00.</w:t>
       </w:r>
     </w:p>
-    <w:p>
+    <w:p ns2:paraId="00417A07" ns2:textId="77777777">
       <w:pPr>
         <w:pStyle w:val="Prrafodelista"/>
         <w:spacing w:after="0" w:line="240" w:lineRule="auto"/>
@@ -964,7 +964,7 @@
         </w:rPr>
       </w:pPr>
     </w:p>
-    <w:p>
+    <w:p ns2:paraId="39AC397E" ns2:textId="7F237EAF">
       <w:pPr>
         <w:pStyle w:val="Prrafodelista"/>
         <w:numPr>
@@ -1126,7 +1126,7 @@
         <w:t>a la tarjeta de crédito.</w:t>
       </w:r>
     </w:p>
-    <w:p>
+    <w:p ns2:paraId="1F266B25" ns2:textId="77777777">
       <w:pPr>
         <w:pStyle w:val="Prrafodelista"/>
         <w:rPr>
@@ -1134,7 +1134,7 @@
         </w:rPr>
       </w:pPr>
     </w:p>
-    <w:p>
+    <w:p ns2:paraId="182FC727" ns2:textId="471026B2">
       <w:pPr>
         <w:pStyle w:val="Prrafodelista"/>
         <w:numPr>
@@ -1272,7 +1272,7 @@
         <w:t xml:space="preserve"> de dicho seguro (Numero de Operación AL-01463942).</w:t>
       </w:r>
     </w:p>
-    <w:p>
+    <w:p ns2:paraId="6B43A85F" ns2:textId="77777777">
       <w:pPr>
         <w:pStyle w:val="Prrafodelista"/>
         <w:tabs>
@@ -1286,11 +1286,11 @@
           <w:color w:val="000000"/>
           <w:kern w:val="0"/>
           <w:lang w:eastAsia="es-ES"/>
-          <w14:ligatures w14:val="none"/>
-        </w:rPr>
-      </w:pPr>
-    </w:p>
-    <w:p>
+          <ns2:ligatures ns2:val="none"/>
+        </w:rPr>
+      </w:pPr>
+    </w:p>
+    <w:p ns2:paraId="5C62BBE4" ns2:textId="77777777">
       <w:pPr>
         <w:pStyle w:val="Prrafodelista"/>
         <w:numPr>
@@ -1309,7 +1309,7 @@
           <w:color w:val="000000"/>
           <w:kern w:val="0"/>
           <w:lang w:eastAsia="es-ES"/>
-          <w14:ligatures w14:val="none"/>
+          <ns2:ligatures ns2:val="none"/>
         </w:rPr>
       </w:pPr>
       <w:r>
@@ -1361,7 +1361,7 @@
         <w:t>.</w:t>
       </w:r>
     </w:p>
-    <w:p>
+    <w:p ns2:paraId="52CF0B1E" ns2:textId="77777777">
       <w:pPr>
         <w:pStyle w:val="Prrafodelista"/>
         <w:rPr>
@@ -1369,11 +1369,11 @@
           <w:color w:val="000000"/>
           <w:kern w:val="0"/>
           <w:lang w:eastAsia="es-ES"/>
-          <w14:ligatures w14:val="none"/>
-        </w:rPr>
-      </w:pPr>
-    </w:p>
-    <w:p>
+          <ns2:ligatures ns2:val="none"/>
+        </w:rPr>
+      </w:pPr>
+    </w:p>
+    <w:p ns2:paraId="545919F2" ns2:textId="3D2CE150">
       <w:pPr>
         <w:pStyle w:val="Prrafodelista"/>
         <w:numPr>
@@ -1392,7 +1392,7 @@
           <w:color w:val="000000"/>
           <w:kern w:val="0"/>
           <w:lang w:eastAsia="es-ES"/>
-          <w14:ligatures w14:val="none"/>
+          <ns2:ligatures ns2:val="none"/>
         </w:rPr>
       </w:pPr>
       <w:r>
@@ -1401,12 +1401,12 @@
           <w:color w:val="000000"/>
           <w:kern w:val="0"/>
           <w:lang w:eastAsia="es-ES"/>
-          <w14:ligatures w14:val="none"/>
+          <ns2:ligatures ns2:val="none"/>
         </w:rPr>
         <w:t>Asimismo, se reportó un mal servicio del personal en la Plataforma de Atención al Cliente del BBVA, dado que no recibieron el asesoramiento adecuado para obtener el refinanciamiento de su deuda de tarjeta de crédito.</w:t>
       </w:r>
     </w:p>
-    <w:p>
+    <w:p ns2:paraId="3318DBA1" ns2:textId="77777777">
       <w:pPr>
         <w:pStyle w:val="Prrafodelista"/>
         <w:rPr>
@@ -1414,11 +1414,11 @@
           <w:color w:val="000000"/>
           <w:kern w:val="0"/>
           <w:lang w:eastAsia="es-ES"/>
-          <w14:ligatures w14:val="none"/>
-        </w:rPr>
-      </w:pPr>
-    </w:p>
-    <w:p>
+          <ns2:ligatures ns2:val="none"/>
+        </w:rPr>
+      </w:pPr>
+    </w:p>
+    <w:p ns2:paraId="5E288A93" ns2:textId="0423D5F4">
       <w:pPr>
         <w:pStyle w:val="Prrafodelista"/>
         <w:numPr>
@@ -1437,7 +1437,7 @@
           <w:color w:val="000000"/>
           <w:kern w:val="0"/>
           <w:lang w:eastAsia="es-ES"/>
-          <w14:ligatures w14:val="none"/>
+          <ns2:ligatures ns2:val="none"/>
         </w:rPr>
       </w:pPr>
       <w:r>
@@ -1446,12 +1446,12 @@
           <w:color w:val="000000"/>
           <w:kern w:val="0"/>
           <w:lang w:eastAsia="es-ES"/>
-          <w14:ligatures w14:val="none"/>
+          <ns2:ligatures ns2:val="none"/>
         </w:rPr>
         <w:t>El 28 de noviembre de 2025, se realizó audiencia de conciliación entre las partes, sin embargo, no se arribó a ningún acuerdo.</w:t>
       </w:r>
     </w:p>
-    <w:p>
+    <w:p ns2:paraId="103A43D9" ns2:textId="77777777">
       <w:pPr>
         <w:tabs>
           <w:tab w:val="left" w:pos="1134"/>
@@ -1463,11 +1463,11 @@
           <w:color w:val="000000"/>
           <w:kern w:val="0"/>
           <w:lang w:eastAsia="es-ES"/>
-          <w14:ligatures w14:val="none"/>
-        </w:rPr>
-      </w:pPr>
-    </w:p>
-    <w:p>
+          <ns2:ligatures ns2:val="none"/>
+        </w:rPr>
+      </w:pPr>
+    </w:p>
+    <w:p ns2:paraId="150CD385" ns2:textId="6A52C2E5">
       <w:pPr>
         <w:numPr>
           <w:ilvl w:val="1"/>
@@ -1485,7 +1485,7 @@
           <w:color w:val="000000"/>
           <w:kern w:val="0"/>
           <w:lang w:val="es-ES" w:eastAsia="es-ES"/>
-          <w14:ligatures w14:val="none"/>
+          <ns2:ligatures ns2:val="none"/>
         </w:rPr>
       </w:pPr>
       <w:r>
@@ -1494,7 +1494,7 @@
           <w:color w:val="000000"/>
           <w:kern w:val="0"/>
           <w:lang w:val="es-ES" w:eastAsia="es-ES"/>
-          <w14:ligatures w14:val="none"/>
+          <ns2:ligatures ns2:val="none"/>
         </w:rPr>
         <w:lastRenderedPageBreak/>
         <w:t xml:space="preserve">La señora [APELLIDO] solicitó que, en calidad de medida correctiva, el BBVA cumpla con realizar la devolución de la contraprestación pagada. Cabe indicar que, no requirió de manera expresa el reembolso de costos y costas del presente procedimiento.</w:t>
@@ -1505,7 +1505,7 @@
           <w:color w:val="000000"/>
           <w:kern w:val="0"/>
           <w:lang w:val="es-ES" w:eastAsia="es-ES"/>
-          <w14:ligatures w14:val="none"/>
+          <ns2:ligatures ns2:val="none"/>
         </w:rPr>
         <w:t xml:space="preserve"/>
       </w:r>
@@ -1515,7 +1515,7 @@
           <w:color w:val="000000"/>
           <w:kern w:val="0"/>
           <w:lang w:val="es-ES" w:eastAsia="es-ES"/>
-          <w14:ligatures w14:val="none"/>
+          <ns2:ligatures ns2:val="none"/>
         </w:rPr>
         <w:t xml:space="preserve"/>
       </w:r>
@@ -1526,7 +1526,7 @@
           <w:color w:val="000000"/>
           <w:kern w:val="0"/>
           <w:lang w:val="es-ES" w:eastAsia="es-ES"/>
-          <w14:ligatures w14:val="none"/>
+          <ns2:ligatures ns2:val="none"/>
         </w:rPr>
         <w:t/>
       </w:r>
@@ -1536,7 +1536,7 @@
           <w:color w:val="000000"/>
           <w:kern w:val="0"/>
           <w:lang w:val="es-ES" w:eastAsia="es-ES"/>
-          <w14:ligatures w14:val="none"/>
+          <ns2:ligatures ns2:val="none"/>
         </w:rPr>
         <w:t/>
       </w:r>
@@ -1546,7 +1546,7 @@
           <w:color w:val="000000"/>
           <w:kern w:val="0"/>
           <w:lang w:val="es-ES" w:eastAsia="es-ES"/>
-          <w14:ligatures w14:val="none"/>
+          <ns2:ligatures ns2:val="none"/>
         </w:rPr>
         <w:t xml:space="preserve"/>
       </w:r>
@@ -1556,7 +1556,7 @@
           <w:color w:val="000000"/>
           <w:kern w:val="0"/>
           <w:lang w:val="es-ES" w:eastAsia="es-ES"/>
-          <w14:ligatures w14:val="none"/>
+          <ns2:ligatures ns2:val="none"/>
         </w:rPr>
         <w:t/>
       </w:r>
@@ -1566,7 +1566,7 @@
           <w:color w:val="000000"/>
           <w:kern w:val="0"/>
           <w:lang w:val="es-ES" w:eastAsia="es-ES"/>
-          <w14:ligatures w14:val="none"/>
+          <ns2:ligatures ns2:val="none"/>
         </w:rPr>
         <w:t/>
       </w:r>
@@ -1576,7 +1576,7 @@
           <w:color w:val="000000"/>
           <w:kern w:val="0"/>
           <w:lang w:val="es-ES" w:eastAsia="es-ES"/>
-          <w14:ligatures w14:val="none"/>
+          <ns2:ligatures ns2:val="none"/>
         </w:rPr>
         <w:t/>
       </w:r>
@@ -1586,7 +1586,7 @@
           <w:color w:val="000000"/>
           <w:kern w:val="0"/>
           <w:lang w:val="es-ES" w:eastAsia="es-ES"/>
-          <w14:ligatures w14:val="none"/>
+          <ns2:ligatures ns2:val="none"/>
         </w:rPr>
         <w:t xml:space="preserve"/>
       </w:r>
@@ -1596,7 +1596,7 @@
           <w:color w:val="000000"/>
           <w:kern w:val="0"/>
           <w:lang w:val="es-ES" w:eastAsia="es-ES"/>
-          <w14:ligatures w14:val="none"/>
+          <ns2:ligatures ns2:val="none"/>
         </w:rPr>
         <w:t xml:space="preserve"/>
       </w:r>
@@ -1606,7 +1606,7 @@
           <w:color w:val="000000"/>
           <w:kern w:val="0"/>
           <w:lang w:val="es-ES" w:eastAsia="es-ES"/>
-          <w14:ligatures w14:val="none"/>
+          <ns2:ligatures ns2:val="none"/>
         </w:rPr>
         <w:t xml:space="preserve"/>
       </w:r>
@@ -1616,7 +1616,7 @@
           <w:color w:val="000000"/>
           <w:kern w:val="0"/>
           <w:lang w:val="es-ES" w:eastAsia="es-ES"/>
-          <w14:ligatures w14:val="none"/>
+          <ns2:ligatures ns2:val="none"/>
         </w:rPr>
         <w:t/>
       </w:r>
@@ -1624,7 +1624,7 @@
       <w:bookmarkEnd w:id="2"/>
     </w:p>
     <w:bookmarkEnd w:id="3"/>
-    <w:p>
+    <w:p ns2:paraId="3F527D75" ns2:textId="77777777">
       <w:pPr>
         <w:spacing w:after="0" w:line="240" w:lineRule="auto"/>
         <w:jc w:val="both"/>
@@ -1634,11 +1634,11 @@
           <w:color w:val="000000"/>
           <w:kern w:val="0"/>
           <w:lang w:eastAsia="es-PE"/>
-          <w14:ligatures w14:val="none"/>
-        </w:rPr>
-      </w:pPr>
-    </w:p>
-    <w:p>
+          <ns2:ligatures ns2:val="none"/>
+        </w:rPr>
+      </w:pPr>
+    </w:p>
+    <w:p ns2:paraId="4713554A" ns2:textId="33E6FBB1">
       <w:pPr>
         <w:numPr>
           <w:ilvl w:val="0"/>
@@ -1653,22 +1653,22 @@
           <w:color w:val="000000"/>
           <w:kern w:val="0"/>
           <w:lang w:eastAsia="es-PE"/>
-          <w14:ligatures w14:val="none"/>
-        </w:rPr>
-      </w:pPr>
-      <w:r>
-        <w:rPr>
-          <w:rFonts w:ascii="Arial Narrow" w:eastAsia="Arial Narrow" w:hAnsi="Arial Narrow" w:cs="Arial Narrow"/>
-          <w:b/>
-          <w:color w:val="000000"/>
-          <w:kern w:val="0"/>
-          <w:lang w:eastAsia="es-PE"/>
-          <w14:ligatures w14:val="none"/>
+          <ns2:ligatures ns2:val="none"/>
+        </w:rPr>
+      </w:pPr>
+      <w:r>
+        <w:rPr>
+          <w:rFonts w:ascii="Arial Narrow" w:eastAsia="Arial Narrow" w:hAnsi="Arial Narrow" w:cs="Arial Narrow"/>
+          <w:b/>
+          <w:color w:val="000000"/>
+          <w:kern w:val="0"/>
+          <w:lang w:eastAsia="es-PE"/>
+          <ns2:ligatures ns2:val="none"/>
         </w:rPr>
         <w:t>DE LA ADMISIÓN A TRÁMITE DE LA DENUNCIA</w:t>
       </w:r>
     </w:p>
-    <w:p>
+    <w:p ns2:paraId="4BBBE1C2" ns2:textId="77777777">
       <w:pPr>
         <w:spacing w:after="0" w:line="240" w:lineRule="auto"/>
         <w:ind w:left="567"/>
@@ -1680,11 +1680,11 @@
           <w:color w:val="000000"/>
           <w:kern w:val="0"/>
           <w:lang w:eastAsia="es-PE"/>
-          <w14:ligatures w14:val="none"/>
-        </w:rPr>
-      </w:pPr>
-    </w:p>
-    <w:p>
+          <ns2:ligatures ns2:val="none"/>
+        </w:rPr>
+      </w:pPr>
+    </w:p>
+    <w:p ns2:paraId="0616C4E9" ns2:textId="15C564D5">
       <w:pPr>
         <w:pStyle w:val="Prrafodelista"/>
         <w:numPr>
@@ -1697,7 +1697,7 @@
         <w:rPr>
           <w:rFonts w:ascii="Arial Narrow" w:eastAsia="Arial Narrow" w:hAnsi="Arial Narrow" w:cs="Arial Narrow"/>
           <w:kern w:val="0"/>
-          <w14:ligatures w14:val="none"/>
+          <ns2:ligatures ns2:val="none"/>
         </w:rPr>
       </w:pPr>
       <w:bookmarkStart w:id="4" w:name="_Hlk140755208"/>
@@ -1709,7 +1709,7 @@
           <w:color w:val="000000"/>
           <w:kern w:val="0"/>
           <w:lang w:eastAsia="es-PE"/>
-          <w14:ligatures w14:val="none"/>
+          <ns2:ligatures ns2:val="none"/>
         </w:rPr>
         <w:t xml:space="preserve">La </w:t>
       </w:r>
@@ -1717,7 +1717,7 @@
         <w:rPr>
           <w:rFonts w:ascii="Arial Narrow" w:eastAsia="Arial Narrow" w:hAnsi="Arial Narrow" w:cs="Arial Narrow"/>
           <w:kern w:val="0"/>
-          <w14:ligatures w14:val="none"/>
+          <ns2:ligatures ns2:val="none"/>
         </w:rPr>
         <w:t>Secretaría Técnica, en ejercicio de sus facultades</w:t>
       </w:r>
@@ -1726,7 +1726,7 @@
           <w:rStyle w:val="Refdenotaalpie"/>
           <w:rFonts w:eastAsia="Arial Narrow"/>
           <w:kern w:val="0"/>
-          <w14:ligatures w14:val="none"/>
+          <ns2:ligatures ns2:val="none"/>
           <w:vertAlign w:val="superscript"/>
         </w:rPr>
         <w:footnoteReference w:id="3"/>
@@ -1735,7 +1735,7 @@
         <w:rPr>
           <w:rFonts w:ascii="Arial Narrow" w:eastAsia="Arial Narrow" w:hAnsi="Arial Narrow" w:cs="Arial Narrow"/>
           <w:kern w:val="0"/>
-          <w14:ligatures w14:val="none"/>
+          <ns2:ligatures ns2:val="none"/>
         </w:rPr>
         <w:t xml:space="preserve">, </w:t>
       </w:r>
@@ -1745,7 +1745,7 @@
           <w:color w:val="000000"/>
           <w:kern w:val="0"/>
           <w:lang w:eastAsia="es-PE"/>
-          <w14:ligatures w14:val="none"/>
+          <ns2:ligatures ns2:val="none"/>
         </w:rPr>
         <w:t xml:space="preserve">considera </w:t>
       </w:r>
@@ -1753,7 +1753,7 @@
         <w:rPr>
           <w:rFonts w:ascii="Arial Narrow" w:eastAsia="Arial Narrow" w:hAnsi="Arial Narrow" w:cs="Arial Narrow"/>
           <w:kern w:val="0"/>
-          <w14:ligatures w14:val="none"/>
+          <ns2:ligatures ns2:val="none"/>
         </w:rPr>
         <w:t xml:space="preserve">que el hecho denunciado, consistente en que </w:t>
       </w:r>
@@ -1764,7 +1764,7 @@
           <w:kern w:val="0"/>
           <w:shd w:val="clear" w:color="auto" w:fill="FFFFFF"/>
           <w:lang w:eastAsia="es-PE"/>
-          <w14:ligatures w14:val="none"/>
+          <ns2:ligatures ns2:val="none"/>
         </w:rPr>
         <w:t xml:space="preserve">el BBVA habría condicionado el refinanciamiento de la deuda de la tarjeta de crédito </w:t>
       </w:r>
@@ -1789,7 +1789,7 @@
           <w:kern w:val="0"/>
           <w:shd w:val="clear" w:color="auto" w:fill="FFFFFF"/>
           <w:lang w:eastAsia="es-PE"/>
-          <w14:ligatures w14:val="none"/>
+          <ns2:ligatures ns2:val="none"/>
         </w:rPr>
         <w:t xml:space="preserve">bajo </w:t>
       </w:r>
@@ -1806,7 +1806,7 @@
           <w:kern w:val="0"/>
           <w:shd w:val="clear" w:color="auto" w:fill="FFFFFF"/>
           <w:lang w:eastAsia="es-PE"/>
-          <w14:ligatures w14:val="none"/>
+          <ns2:ligatures ns2:val="none"/>
         </w:rPr>
         <w:t xml:space="preserve"> la contratación de</w:t>
       </w:r>
@@ -1826,7 +1826,7 @@
         <w:rPr>
           <w:rFonts w:ascii="Arial Narrow" w:eastAsia="Arial Narrow" w:hAnsi="Arial Narrow" w:cs="Arial Narrow"/>
           <w:kern w:val="0"/>
-          <w14:ligatures w14:val="none"/>
+          <ns2:ligatures ns2:val="none"/>
         </w:rPr>
         <w:t>; involucraría una presunta afectación a sus expectativas, quien no habría encontrado una correspondencia entre lo que esperaba recibir de parte del proveedor y lo que realmente recibió. Por consiguiente, corresponde calificar el hecho materia de denuncia como una presunta infracción al deber de idoneidad, tipificado en los artículos 18</w:t>
       </w:r>
@@ -1836,7 +1836,7 @@
           <w:color w:val="000000"/>
           <w:kern w:val="0"/>
           <w:lang w:eastAsia="es-PE"/>
-          <w14:ligatures w14:val="none"/>
+          <ns2:ligatures ns2:val="none"/>
         </w:rPr>
         <w:t/>
       </w:r>
@@ -1844,7 +1844,7 @@
         <w:rPr>
           <w:rFonts w:ascii="Arial Narrow" w:eastAsia="Arial Narrow" w:hAnsi="Arial Narrow" w:cs="Arial Narrow"/>
           <w:kern w:val="0"/>
-          <w14:ligatures w14:val="none"/>
+          <ns2:ligatures ns2:val="none"/>
         </w:rPr>
         <w:t xml:space="preserve"> y 19</w:t>
       </w:r>
@@ -1854,7 +1854,7 @@
           <w:color w:val="000000"/>
           <w:kern w:val="0"/>
           <w:lang w:eastAsia="es-PE"/>
-          <w14:ligatures w14:val="none"/>
+          <ns2:ligatures ns2:val="none"/>
         </w:rPr>
         <w:t/>
       </w:r>
@@ -1862,7 +1862,7 @@
         <w:rPr>
           <w:rFonts w:ascii="Arial Narrow" w:eastAsia="Arial Narrow" w:hAnsi="Arial Narrow" w:cs="Arial Narrow"/>
           <w:kern w:val="0"/>
-          <w14:ligatures w14:val="none"/>
+          <ns2:ligatures ns2:val="none"/>
         </w:rPr>
         <w:t xml:space="preserve"> del Código</w:t>
       </w:r>
@@ -1878,12 +1878,12 @@
         <w:rPr>
           <w:rFonts w:ascii="Arial Narrow" w:eastAsia="Arial Narrow" w:hAnsi="Arial Narrow" w:cs="Arial Narrow"/>
           <w:kern w:val="0"/>
-          <w14:ligatures w14:val="none"/>
+          <ns2:ligatures ns2:val="none"/>
         </w:rPr>
         <w:t>.</w:t>
       </w:r>
     </w:p>
-    <w:p>
+    <w:p ns2:paraId="6A5E694D" ns2:textId="77777777">
       <w:pPr>
         <w:pStyle w:val="Prrafodelista"/>
         <w:spacing w:after="0" w:line="240" w:lineRule="auto"/>
@@ -1892,11 +1892,11 @@
         <w:rPr>
           <w:rFonts w:ascii="Arial Narrow" w:eastAsia="Arial Narrow" w:hAnsi="Arial Narrow" w:cs="Arial Narrow"/>
           <w:kern w:val="0"/>
-          <w14:ligatures w14:val="none"/>
-        </w:rPr>
-      </w:pPr>
-    </w:p>
-    <w:p>
+          <ns2:ligatures ns2:val="none"/>
+        </w:rPr>
+      </w:pPr>
+    </w:p>
+    <w:p ns2:paraId="2AF6DF19" ns2:textId="34B25E2E">
       <w:pPr>
         <w:pStyle w:val="Prrafodelista"/>
         <w:numPr>
@@ -1909,7 +1909,7 @@
         <w:rPr>
           <w:rFonts w:ascii="Arial Narrow" w:eastAsia="Arial Narrow" w:hAnsi="Arial Narrow" w:cs="Arial Narrow"/>
           <w:kern w:val="0"/>
-          <w14:ligatures w14:val="none"/>
+          <ns2:ligatures ns2:val="none"/>
         </w:rPr>
       </w:pPr>
       <w:r>
@@ -1918,7 +1918,7 @@
           <w:color w:val="000000"/>
           <w:kern w:val="0"/>
           <w:lang w:eastAsia="es-PE"/>
-          <w14:ligatures w14:val="none"/>
+          <ns2:ligatures ns2:val="none"/>
         </w:rPr>
         <w:t>Del mismo modo,</w:t>
       </w:r>
@@ -1928,7 +1928,7 @@
           <w:color w:val="000000"/>
           <w:kern w:val="0"/>
           <w:lang w:eastAsia="es-PE"/>
-          <w14:ligatures w14:val="none"/>
+          <ns2:ligatures ns2:val="none"/>
         </w:rPr>
         <w:t xml:space="preserve"> la </w:t>
       </w:r>
@@ -1938,7 +1938,7 @@
           <w:color w:val="000000"/>
           <w:kern w:val="0"/>
           <w:lang w:eastAsia="es-PE"/>
-          <w14:ligatures w14:val="none"/>
+          <ns2:ligatures ns2:val="none"/>
         </w:rPr>
         <w:t xml:space="preserve">Secretaría </w:t>
       </w:r>
@@ -1951,7 +1951,7 @@
           <w:color w:val="000000"/>
           <w:kern w:val="0"/>
           <w:lang w:eastAsia="es-PE"/>
-          <w14:ligatures w14:val="none"/>
+          <ns2:ligatures ns2:val="none"/>
         </w:rPr>
         <w:t>Técnica de la Comisión de Protección al Consumidor 1 (en adelante, la Secretaría Técnica), en ejercicio de sus facultades</w:t>
       </w:r>
@@ -1961,7 +1961,7 @@
           <w:color w:val="000000"/>
           <w:kern w:val="0"/>
           <w:lang w:eastAsia="es-PE"/>
-          <w14:ligatures w14:val="none"/>
+          <ns2:ligatures ns2:val="none"/>
         </w:rPr>
         <w:t xml:space="preserve">, considera </w:t>
       </w:r>
@@ -1969,7 +1969,7 @@
         <w:rPr>
           <w:rFonts w:ascii="Arial Narrow" w:eastAsia="Arial Narrow" w:hAnsi="Arial Narrow" w:cs="Arial Narrow"/>
           <w:kern w:val="0"/>
-          <w14:ligatures w14:val="none"/>
+          <ns2:ligatures ns2:val="none"/>
         </w:rPr>
         <w:t xml:space="preserve">que el hecho denunciado, </w:t>
       </w:r>
@@ -1978,7 +1978,7 @@
         <w:rPr>
           <w:rFonts w:ascii="Arial Narrow" w:eastAsia="Arial Narrow" w:hAnsi="Arial Narrow" w:cs="Arial Narrow"/>
           <w:kern w:val="0"/>
-          <w14:ligatures w14:val="none"/>
+          <ns2:ligatures ns2:val="none"/>
         </w:rPr>
         <w:t xml:space="preserve">consistente en que </w:t>
       </w:r>
@@ -1986,7 +1986,7 @@
         <w:rPr>
           <w:rFonts w:ascii="Arial Narrow" w:eastAsia="Arial Narrow" w:hAnsi="Arial Narrow" w:cs="Arial Narrow"/>
           <w:kern w:val="0"/>
-          <w14:ligatures w14:val="none"/>
+          <ns2:ligatures ns2:val="none"/>
         </w:rPr>
         <w:t>el B</w:t>
       </w:r>
@@ -1994,7 +1994,7 @@
         <w:rPr>
           <w:rFonts w:ascii="Arial Narrow" w:eastAsia="Arial Narrow" w:hAnsi="Arial Narrow" w:cs="Arial Narrow"/>
           <w:kern w:val="0"/>
-          <w14:ligatures w14:val="none"/>
+          <ns2:ligatures ns2:val="none"/>
         </w:rPr>
         <w:t>BVA</w:t>
       </w:r>
@@ -2002,7 +2002,7 @@
         <w:rPr>
           <w:rFonts w:ascii="Arial Narrow" w:eastAsia="Arial Narrow" w:hAnsi="Arial Narrow" w:cs="Arial Narrow"/>
           <w:kern w:val="0"/>
-          <w14:ligatures w14:val="none"/>
+          <ns2:ligatures ns2:val="none"/>
         </w:rPr>
         <w:t xml:space="preserve"> habría atribuido indebidamente </w:t>
       </w:r>
@@ -2010,7 +2010,7 @@
         <w:rPr>
           <w:rFonts w:ascii="Arial Narrow" w:eastAsia="Arial Narrow" w:hAnsi="Arial Narrow" w:cs="Arial Narrow"/>
           <w:kern w:val="0"/>
-          <w14:ligatures w14:val="none"/>
+          <ns2:ligatures ns2:val="none"/>
         </w:rPr>
         <w:t xml:space="preserve">el pago del </w:t>
       </w:r>
@@ -2134,7 +2134,7 @@
         <w:rPr>
           <w:rFonts w:ascii="Arial Narrow" w:eastAsia="Arial Narrow" w:hAnsi="Arial Narrow" w:cs="Arial Narrow"/>
           <w:kern w:val="0"/>
-          <w14:ligatures w14:val="none"/>
+          <ns2:ligatures ns2:val="none"/>
         </w:rPr>
         <w:t>; involucraría una presunta afectación a sus expectativas, quien no habría encontrado una correspondencia entre lo que esperaba recibir de parte del proveedor y lo que realmente recibió. Por consiguiente, corresponde calificar el hecho materia de denuncia como una presunta infracción al deber de idoneidad, tipificado en los artículos 18</w:t>
       </w:r>
@@ -2144,7 +2144,7 @@
           <w:color w:val="000000"/>
           <w:kern w:val="0"/>
           <w:lang w:eastAsia="es-PE"/>
-          <w14:ligatures w14:val="none"/>
+          <ns2:ligatures ns2:val="none"/>
         </w:rPr>
         <w:t/>
       </w:r>
@@ -2152,7 +2152,7 @@
         <w:rPr>
           <w:rFonts w:ascii="Arial Narrow" w:eastAsia="Arial Narrow" w:hAnsi="Arial Narrow" w:cs="Arial Narrow"/>
           <w:kern w:val="0"/>
-          <w14:ligatures w14:val="none"/>
+          <ns2:ligatures ns2:val="none"/>
         </w:rPr>
         <w:t xml:space="preserve"> y 19</w:t>
       </w:r>
@@ -2162,7 +2162,7 @@
           <w:color w:val="000000"/>
           <w:kern w:val="0"/>
           <w:lang w:eastAsia="es-PE"/>
-          <w14:ligatures w14:val="none"/>
+          <ns2:ligatures ns2:val="none"/>
         </w:rPr>
         <w:t/>
       </w:r>
@@ -2170,7 +2170,7 @@
         <w:rPr>
           <w:rFonts w:ascii="Arial Narrow" w:eastAsia="Arial Narrow" w:hAnsi="Arial Narrow" w:cs="Arial Narrow"/>
           <w:kern w:val="0"/>
-          <w14:ligatures w14:val="none"/>
+          <ns2:ligatures ns2:val="none"/>
         </w:rPr>
         <w:t xml:space="preserve"> del Código</w:t>
       </w:r>
@@ -2180,7 +2180,7 @@
           <w:rFonts w:ascii="Arial Narrow" w:eastAsia="Arial Narrow" w:hAnsi="Arial Narrow" w:cs="Arial"/>
           <w:kern w:val="0"/>
           <w:vertAlign w:val="superscript"/>
-          <w14:ligatures w14:val="none"/>
+          <ns2:ligatures ns2:val="none"/>
         </w:rPr>
         <w:footnoteReference w:id="5"/>
       </w:r>
@@ -2188,22 +2188,22 @@
         <w:rPr>
           <w:rFonts w:ascii="Arial Narrow" w:eastAsia="Arial Narrow" w:hAnsi="Arial Narrow" w:cs="Arial Narrow"/>
           <w:kern w:val="0"/>
-          <w14:ligatures w14:val="none"/>
+          <ns2:ligatures ns2:val="none"/>
         </w:rPr>
         <w:t>.</w:t>
       </w:r>
     </w:p>
-    <w:p>
+    <w:p ns2:paraId="6C8736A4" ns2:textId="77777777">
       <w:pPr>
         <w:pStyle w:val="Prrafodelista"/>
         <w:rPr>
           <w:rFonts w:ascii="Arial Narrow" w:eastAsia="Arial Narrow" w:hAnsi="Arial Narrow" w:cs="Arial Narrow"/>
           <w:kern w:val="0"/>
-          <w14:ligatures w14:val="none"/>
-        </w:rPr>
-      </w:pPr>
-    </w:p>
-    <w:p>
+          <ns2:ligatures ns2:val="none"/>
+        </w:rPr>
+      </w:pPr>
+    </w:p>
+    <w:p ns2:paraId="66A4D099" ns2:textId="1523534B">
       <w:pPr>
         <w:pStyle w:val="Prrafodelista"/>
         <w:numPr>
@@ -2219,14 +2219,14 @@
           <w:kern w:val="0"/>
           <w:shd w:val="clear" w:color="auto" w:fill="FFFFFF"/>
           <w:lang w:eastAsia="es-PE"/>
-          <w14:ligatures w14:val="none"/>
-        </w:rPr>
-      </w:pPr>
-      <w:r>
-        <w:rPr>
-          <w:rFonts w:ascii="Arial Narrow" w:eastAsia="Arial Narrow" w:hAnsi="Arial Narrow" w:cs="Arial Narrow"/>
-          <w:kern w:val="0"/>
-          <w14:ligatures w14:val="none"/>
+          <ns2:ligatures ns2:val="none"/>
+        </w:rPr>
+      </w:pPr>
+      <w:r>
+        <w:rPr>
+          <w:rFonts w:ascii="Arial Narrow" w:eastAsia="Arial Narrow" w:hAnsi="Arial Narrow" w:cs="Arial Narrow"/>
+          <w:kern w:val="0"/>
+          <ns2:ligatures ns2:val="none"/>
         </w:rPr>
         <w:t xml:space="preserve">Así también, la Secretaría Técnica, en ejercicio de sus facultades, </w:t>
       </w:r>
@@ -2236,7 +2236,7 @@
           <w:color w:val="000000"/>
           <w:kern w:val="0"/>
           <w:lang w:eastAsia="es-PE"/>
-          <w14:ligatures w14:val="none"/>
+          <ns2:ligatures ns2:val="none"/>
         </w:rPr>
         <w:t xml:space="preserve">considera </w:t>
       </w:r>
@@ -2244,7 +2244,7 @@
         <w:rPr>
           <w:rFonts w:ascii="Arial Narrow" w:eastAsia="Arial Narrow" w:hAnsi="Arial Narrow" w:cs="Arial Narrow"/>
           <w:kern w:val="0"/>
-          <w14:ligatures w14:val="none"/>
+          <ns2:ligatures ns2:val="none"/>
         </w:rPr>
         <w:t xml:space="preserve">que el hecho denunciado, consistente en que </w:t>
       </w:r>
@@ -2252,7 +2252,7 @@
         <w:rPr>
           <w:rFonts w:ascii="Arial Narrow" w:eastAsia="Arial Narrow" w:hAnsi="Arial Narrow" w:cs="Arial Narrow"/>
           <w:kern w:val="0"/>
-          <w14:ligatures w14:val="none"/>
+          <ns2:ligatures ns2:val="none"/>
         </w:rPr>
         <w:t xml:space="preserve">el </w:t>
       </w:r>
@@ -2263,7 +2263,7 @@
           <w:kern w:val="0"/>
           <w:shd w:val="clear" w:color="auto" w:fill="FFFFFF"/>
           <w:lang w:eastAsia="es-PE"/>
-          <w14:ligatures w14:val="none"/>
+          <ns2:ligatures ns2:val="none"/>
         </w:rPr>
         <w:t>B</w:t>
       </w:r>
@@ -2274,7 +2274,7 @@
           <w:kern w:val="0"/>
           <w:shd w:val="clear" w:color="auto" w:fill="FFFFFF"/>
           <w:lang w:eastAsia="es-PE"/>
-          <w14:ligatures w14:val="none"/>
+          <ns2:ligatures ns2:val="none"/>
         </w:rPr>
         <w:t>BVA</w:t>
       </w:r>
@@ -2285,7 +2285,7 @@
           <w:kern w:val="0"/>
           <w:shd w:val="clear" w:color="auto" w:fill="FFFFFF"/>
           <w:lang w:eastAsia="es-PE"/>
-          <w14:ligatures w14:val="none"/>
+          <ns2:ligatures ns2:val="none"/>
         </w:rPr>
         <w:t xml:space="preserve"> no habría brindado una solución a la parte denunciante sobre</w:t>
       </w:r>
@@ -2296,7 +2296,7 @@
           <w:kern w:val="0"/>
           <w:shd w:val="clear" w:color="auto" w:fill="FFFFFF"/>
           <w:lang w:eastAsia="es-PE"/>
-          <w14:ligatures w14:val="none"/>
+          <ns2:ligatures ns2:val="none"/>
         </w:rPr>
         <w:t xml:space="preserve"> </w:t>
       </w:r>
@@ -2339,7 +2339,7 @@
           <w:kern w:val="0"/>
           <w:shd w:val="clear" w:color="auto" w:fill="FFFFFF"/>
           <w:lang w:eastAsia="es-PE"/>
-          <w14:ligatures w14:val="none"/>
+          <ns2:ligatures ns2:val="none"/>
         </w:rPr>
         <w:t xml:space="preserve">, en el cual el </w:t>
       </w:r>
@@ -2350,7 +2350,7 @@
           <w:kern w:val="0"/>
           <w:shd w:val="clear" w:color="auto" w:fill="FFFFFF"/>
           <w:lang w:eastAsia="es-PE"/>
-          <w14:ligatures w14:val="none"/>
+          <ns2:ligatures ns2:val="none"/>
         </w:rPr>
         <w:t>traslado de deuda se efectuó por la suma de S/. 8600.00 y no por S/. 8019.60, a pesar de haberse realizado la amortización con la suma de S/. 1000.00</w:t>
       </w:r>
@@ -2361,7 +2361,7 @@
           <w:kern w:val="0"/>
           <w:shd w:val="clear" w:color="auto" w:fill="FFFFFF"/>
           <w:lang w:eastAsia="es-PE"/>
-          <w14:ligatures w14:val="none"/>
+          <ns2:ligatures ns2:val="none"/>
         </w:rPr>
         <w:t xml:space="preserve"> </w:t>
       </w:r>
@@ -2375,7 +2375,7 @@
         <w:rPr>
           <w:rFonts w:ascii="Arial Narrow" w:eastAsia="Arial Narrow" w:hAnsi="Arial Narrow" w:cs="Arial Narrow"/>
           <w:kern w:val="0"/>
-          <w14:ligatures w14:val="none"/>
+          <ns2:ligatures ns2:val="none"/>
         </w:rPr>
         <w:t>; involucraría una presunta afectación a sus expectativas, quien no habría encontrado una correspondencia entre lo que esperaba recibir de parte del proveedor y lo que realmente recibió</w:t>
       </w:r>
@@ -2383,7 +2383,7 @@
         <w:rPr>
           <w:rFonts w:ascii="Arial Narrow" w:eastAsia="Arial Narrow" w:hAnsi="Arial Narrow" w:cs="Arial Narrow"/>
           <w:kern w:val="0"/>
-          <w14:ligatures w14:val="none"/>
+          <ns2:ligatures ns2:val="none"/>
         </w:rPr>
         <w:t>. Por consiguiente, corresponde calificar el hecho materia de denuncia como una presunta infracción al deber de idoneidad, tipificado en los artículos 18</w:t>
       </w:r>
@@ -2393,7 +2393,7 @@
           <w:color w:val="000000"/>
           <w:kern w:val="0"/>
           <w:lang w:eastAsia="es-PE"/>
-          <w14:ligatures w14:val="none"/>
+          <ns2:ligatures ns2:val="none"/>
         </w:rPr>
         <w:t/>
       </w:r>
@@ -2401,7 +2401,7 @@
         <w:rPr>
           <w:rFonts w:ascii="Arial Narrow" w:eastAsia="Arial Narrow" w:hAnsi="Arial Narrow" w:cs="Arial Narrow"/>
           <w:kern w:val="0"/>
-          <w14:ligatures w14:val="none"/>
+          <ns2:ligatures ns2:val="none"/>
         </w:rPr>
         <w:t xml:space="preserve"> y 19</w:t>
       </w:r>
@@ -2411,7 +2411,7 @@
           <w:color w:val="000000"/>
           <w:kern w:val="0"/>
           <w:lang w:eastAsia="es-PE"/>
-          <w14:ligatures w14:val="none"/>
+          <ns2:ligatures ns2:val="none"/>
         </w:rPr>
         <w:t/>
       </w:r>
@@ -2419,23 +2419,23 @@
         <w:rPr>
           <w:rFonts w:ascii="Arial Narrow" w:eastAsia="Arial Narrow" w:hAnsi="Arial Narrow" w:cs="Arial Narrow"/>
           <w:kern w:val="0"/>
-          <w14:ligatures w14:val="none"/>
+          <ns2:ligatures ns2:val="none"/>
         </w:rPr>
         <w:t xml:space="preserve"> del Código.</w:t>
       </w:r>
     </w:p>
-    <w:p>
+    <w:p ns2:paraId="10478997" ns2:textId="77777777">
       <w:pPr>
         <w:spacing w:after="0" w:line="240" w:lineRule="auto"/>
         <w:jc w:val="both"/>
         <w:rPr>
           <w:rFonts w:ascii="Arial Narrow" w:eastAsia="Arial Narrow" w:hAnsi="Arial Narrow" w:cs="Arial Narrow"/>
           <w:kern w:val="0"/>
-          <w14:ligatures w14:val="none"/>
-        </w:rPr>
-      </w:pPr>
-    </w:p>
-    <w:p>
+          <ns2:ligatures ns2:val="none"/>
+        </w:rPr>
+      </w:pPr>
+    </w:p>
+    <w:p ns2:paraId="10DDE640" ns2:textId="145F203A">
       <w:pPr>
         <w:pStyle w:val="Prrafodelista"/>
         <w:numPr>
@@ -2448,7 +2448,7 @@
         <w:rPr>
           <w:rFonts w:ascii="Arial Narrow" w:eastAsia="Arial Narrow" w:hAnsi="Arial Narrow" w:cs="Arial Narrow"/>
           <w:kern w:val="0"/>
-          <w14:ligatures w14:val="none"/>
+          <ns2:ligatures ns2:val="none"/>
         </w:rPr>
       </w:pPr>
       <w:r>
@@ -2457,7 +2457,7 @@
           <w:color w:val="000000"/>
           <w:kern w:val="0"/>
           <w:lang w:eastAsia="es-PE"/>
-          <w14:ligatures w14:val="none"/>
+          <ns2:ligatures ns2:val="none"/>
         </w:rPr>
         <w:t xml:space="preserve">Además, </w:t>
       </w:r>
@@ -2468,7 +2468,7 @@
           <w:color w:val="000000"/>
           <w:kern w:val="0"/>
           <w:lang w:eastAsia="es-PE"/>
-          <w14:ligatures w14:val="none"/>
+          <ns2:ligatures ns2:val="none"/>
         </w:rPr>
         <w:t xml:space="preserve">la Secretaría Técnica, en ejercicio de sus facultades, considera </w:t>
       </w:r>
@@ -2476,7 +2476,7 @@
         <w:rPr>
           <w:rFonts w:ascii="Arial Narrow" w:eastAsia="Arial Narrow" w:hAnsi="Arial Narrow" w:cs="Arial"/>
           <w:kern w:val="0"/>
-          <w14:ligatures w14:val="none"/>
+          <ns2:ligatures ns2:val="none"/>
         </w:rPr>
         <w:t xml:space="preserve">que el hecho denunciado, consistente en que </w:t>
       </w:r>
@@ -2484,7 +2484,7 @@
         <w:rPr>
           <w:rFonts w:ascii="Arial Narrow" w:eastAsia="Arial Narrow" w:hAnsi="Arial Narrow" w:cs="Arial Narrow"/>
           <w:kern w:val="0"/>
-          <w14:ligatures w14:val="none"/>
+          <ns2:ligatures ns2:val="none"/>
         </w:rPr>
         <w:t>el banco BBVA</w:t>
       </w:r>
@@ -2492,7 +2492,7 @@
         <w:rPr>
           <w:rFonts w:ascii="Arial Narrow" w:eastAsia="Arial Narrow" w:hAnsi="Arial Narrow" w:cs="Arial Narrow"/>
           <w:kern w:val="0"/>
-          <w14:ligatures w14:val="none"/>
+          <ns2:ligatures ns2:val="none"/>
         </w:rPr>
         <w:t xml:space="preserve"> no habría cumplido con informar a la parte denunciante de manera clara, previa, oportuna y suficiente sobre la contratación </w:t>
       </w:r>
@@ -2500,7 +2500,7 @@
         <w:rPr>
           <w:rFonts w:ascii="Arial Narrow" w:eastAsia="Arial Narrow" w:hAnsi="Arial Narrow" w:cs="Arial Narrow"/>
           <w:kern w:val="0"/>
-          <w14:ligatures w14:val="none"/>
+          <ns2:ligatures ns2:val="none"/>
         </w:rPr>
         <w:t xml:space="preserve">del </w:t>
       </w:r>
@@ -2508,7 +2508,7 @@
         <w:rPr>
           <w:rFonts w:ascii="Arial Narrow" w:eastAsia="Arial Narrow" w:hAnsi="Arial Narrow" w:cs="Arial Narrow"/>
           <w:kern w:val="0"/>
-          <w14:ligatures w14:val="none"/>
+          <ns2:ligatures ns2:val="none"/>
         </w:rPr>
         <w:t>Seguro de Vida Ya</w:t>
       </w:r>
@@ -2516,7 +2516,7 @@
         <w:rPr>
           <w:rFonts w:ascii="Arial Narrow" w:eastAsia="Arial Narrow" w:hAnsi="Arial Narrow" w:cs="Arial Narrow"/>
           <w:kern w:val="0"/>
-          <w14:ligatures w14:val="none"/>
+          <ns2:ligatures ns2:val="none"/>
         </w:rPr>
         <w:t xml:space="preserve"> vinculado con la </w:t>
       </w:r>
@@ -2547,7 +2547,7 @@
           <w:color w:val="000000"/>
           <w:kern w:val="0"/>
           <w:lang w:eastAsia="es-PE"/>
-          <w14:ligatures w14:val="none"/>
+          <ns2:ligatures ns2:val="none"/>
         </w:rPr>
         <w:t xml:space="preserve">. </w:t>
       </w:r>
@@ -2560,7 +2560,7 @@
           <w:color w:val="000000"/>
           <w:kern w:val="0"/>
           <w:lang w:eastAsia="es-PE"/>
-          <w14:ligatures w14:val="none"/>
+          <ns2:ligatures ns2:val="none"/>
         </w:rPr>
         <w:t xml:space="preserve">Por consiguiente, corresponde calificar el hecho materia de denuncia como una presunta infracción al deber de información, tipificado en el </w:t>
       </w:r>
@@ -2572,7 +2572,7 @@
           <w:color w:val="000000"/>
           <w:kern w:val="0"/>
           <w:lang w:eastAsia="es-PE"/>
-          <w14:ligatures w14:val="none"/>
+          <ns2:ligatures ns2:val="none"/>
         </w:rPr>
         <w:t>numeral 1</w:t>
       </w:r>
@@ -2583,7 +2583,7 @@
           <w:color w:val="000000"/>
           <w:kern w:val="0"/>
           <w:lang w:eastAsia="es-PE"/>
-          <w14:ligatures w14:val="none"/>
+          <ns2:ligatures ns2:val="none"/>
         </w:rPr>
         <w:t xml:space="preserve">.1, </w:t>
       </w:r>
@@ -2594,7 +2594,7 @@
           <w:color w:val="000000"/>
           <w:kern w:val="0"/>
           <w:lang w:eastAsia="es-PE"/>
-          <w14:ligatures w14:val="none"/>
+          <ns2:ligatures ns2:val="none"/>
         </w:rPr>
         <w:t xml:space="preserve">literal b) </w:t>
       </w:r>
@@ -2605,7 +2605,7 @@
           <w:color w:val="000000"/>
           <w:kern w:val="0"/>
           <w:lang w:eastAsia="es-PE"/>
-          <w14:ligatures w14:val="none"/>
+          <ns2:ligatures ns2:val="none"/>
         </w:rPr>
         <w:t xml:space="preserve">del </w:t>
       </w:r>
@@ -2616,7 +2616,7 @@
           <w:color w:val="000000"/>
           <w:kern w:val="0"/>
           <w:lang w:eastAsia="es-PE"/>
-          <w14:ligatures w14:val="none"/>
+          <ns2:ligatures ns2:val="none"/>
         </w:rPr>
         <w:t>artículo 1</w:t>
       </w:r>
@@ -2628,7 +2628,7 @@
           <w:color w:val="000000"/>
           <w:kern w:val="0"/>
           <w:lang w:eastAsia="es-PE"/>
-          <w14:ligatures w14:val="none"/>
+          <ns2:ligatures ns2:val="none"/>
         </w:rPr>
         <w:t xml:space="preserve"> </w:t>
       </w:r>
@@ -2639,7 +2639,7 @@
           <w:color w:val="000000"/>
           <w:kern w:val="0"/>
           <w:lang w:eastAsia="es-PE"/>
-          <w14:ligatures w14:val="none"/>
+          <ns2:ligatures ns2:val="none"/>
         </w:rPr>
         <w:t xml:space="preserve">y </w:t>
       </w:r>
@@ -2650,7 +2650,7 @@
           <w:color w:val="000000"/>
           <w:kern w:val="0"/>
           <w:lang w:eastAsia="es-PE"/>
-          <w14:ligatures w14:val="none"/>
+          <ns2:ligatures ns2:val="none"/>
         </w:rPr>
         <w:t>e</w:t>
       </w:r>
@@ -2661,7 +2661,7 @@
           <w:color w:val="000000"/>
           <w:kern w:val="0"/>
           <w:lang w:eastAsia="es-PE"/>
-          <w14:ligatures w14:val="none"/>
+          <ns2:ligatures ns2:val="none"/>
         </w:rPr>
         <w:t>l artículo 2 del Código</w:t>
       </w:r>
@@ -2676,7 +2676,7 @@
           <w:kern w:val="0"/>
           <w:vertAlign w:val="superscript"/>
           <w:lang w:eastAsia="es-PE"/>
-          <w14:ligatures w14:val="none"/>
+          <ns2:ligatures ns2:val="none"/>
         </w:rPr>
         <w:footnoteReference w:id="6"/>
       </w:r>
@@ -2688,25 +2688,25 @@
           <w:color w:val="000000"/>
           <w:kern w:val="0"/>
           <w:lang w:eastAsia="es-PE"/>
-          <w14:ligatures w14:val="none"/>
+          <ns2:ligatures ns2:val="none"/>
         </w:rPr>
         <w:t xml:space="preserve">. </w:t>
       </w:r>
       <w:bookmarkEnd w:id="8"/>
       <w:bookmarkEnd w:id="10"/>
     </w:p>
-    <w:p>
+    <w:p ns2:paraId="27AEB518" ns2:textId="77777777">
       <w:pPr>
         <w:pStyle w:val="Prrafodelista"/>
         <w:rPr>
           <w:rFonts w:ascii="Arial Narrow" w:eastAsia="Arial Narrow" w:hAnsi="Arial Narrow" w:cs="Arial Narrow"/>
           <w:kern w:val="0"/>
-          <w14:ligatures w14:val="none"/>
+          <ns2:ligatures ns2:val="none"/>
         </w:rPr>
       </w:pPr>
     </w:p>
     <w:bookmarkEnd w:id="7"/>
-    <w:p>
+    <w:p ns2:paraId="22A5373D" ns2:textId="492E1A94">
       <w:pPr>
         <w:pStyle w:val="Prrafodelista"/>
         <w:numPr>
@@ -2719,7 +2719,7 @@
         <w:rPr>
           <w:rFonts w:ascii="Arial Narrow" w:eastAsia="Arial Narrow" w:hAnsi="Arial Narrow" w:cs="Arial Narrow"/>
           <w:kern w:val="0"/>
-          <w14:ligatures w14:val="none"/>
+          <ns2:ligatures ns2:val="none"/>
         </w:rPr>
       </w:pPr>
       <w:r>
@@ -2728,7 +2728,7 @@
           <w:color w:val="000000"/>
           <w:kern w:val="0"/>
           <w:lang w:eastAsia="es-PE"/>
-          <w14:ligatures w14:val="none"/>
+          <ns2:ligatures ns2:val="none"/>
         </w:rPr>
         <w:t>Bajo la misma línea,</w:t>
       </w:r>
@@ -2736,7 +2736,7 @@
         <w:rPr>
           <w:rFonts w:ascii="Arial Narrow" w:eastAsia="Arial Narrow" w:hAnsi="Arial Narrow" w:cs="Arial Narrow"/>
           <w:kern w:val="0"/>
-          <w14:ligatures w14:val="none"/>
+          <ns2:ligatures ns2:val="none"/>
         </w:rPr>
         <w:t xml:space="preserve"> </w:t>
       </w:r>
@@ -2746,7 +2746,7 @@
           <w:color w:val="000000"/>
           <w:kern w:val="0"/>
           <w:lang w:eastAsia="es-PE"/>
-          <w14:ligatures w14:val="none"/>
+          <ns2:ligatures ns2:val="none"/>
         </w:rPr>
         <w:t xml:space="preserve">la Secretaría Técnica, en ejercicio de sus facultades, considera </w:t>
       </w:r>
@@ -2754,7 +2754,7 @@
         <w:rPr>
           <w:rFonts w:ascii="Arial Narrow" w:eastAsia="Arial Narrow" w:hAnsi="Arial Narrow" w:cs="Arial"/>
           <w:kern w:val="0"/>
-          <w14:ligatures w14:val="none"/>
+          <ns2:ligatures ns2:val="none"/>
         </w:rPr>
         <w:t>que el hecho denunciado, consistente en que</w:t>
       </w:r>
@@ -2762,7 +2762,7 @@
         <w:rPr>
           <w:rFonts w:ascii="Arial Narrow" w:eastAsia="Arial Narrow" w:hAnsi="Arial Narrow" w:cs="Arial"/>
           <w:kern w:val="0"/>
-          <w14:ligatures w14:val="none"/>
+          <ns2:ligatures ns2:val="none"/>
         </w:rPr>
         <w:t xml:space="preserve"> el</w:t>
       </w:r>
@@ -2770,7 +2770,7 @@
         <w:rPr>
           <w:rFonts w:ascii="Arial Narrow" w:eastAsia="Arial Narrow" w:hAnsi="Arial Narrow" w:cs="Arial"/>
           <w:kern w:val="0"/>
-          <w14:ligatures w14:val="none"/>
+          <ns2:ligatures ns2:val="none"/>
         </w:rPr>
         <w:t xml:space="preserve"> </w:t>
       </w:r>
@@ -2778,7 +2778,7 @@
         <w:rPr>
           <w:rFonts w:ascii="Arial Narrow" w:eastAsia="Arial Narrow" w:hAnsi="Arial Narrow" w:cs="Arial"/>
           <w:kern w:val="0"/>
-          <w14:ligatures w14:val="none"/>
+          <ns2:ligatures ns2:val="none"/>
         </w:rPr>
         <w:t>BBVA</w:t>
       </w:r>
@@ -2788,7 +2788,7 @@
           <w:color w:val="000000"/>
           <w:kern w:val="0"/>
           <w:lang w:eastAsia="es-PE"/>
-          <w14:ligatures w14:val="none"/>
+          <ns2:ligatures ns2:val="none"/>
         </w:rPr>
         <w:t xml:space="preserve"> </w:t>
       </w:r>
@@ -2796,7 +2796,7 @@
         <w:rPr>
           <w:rFonts w:ascii="Arial Narrow" w:eastAsia="Arial Narrow" w:hAnsi="Arial Narrow" w:cs="Arial Narrow"/>
           <w:kern w:val="0"/>
-          <w14:ligatures w14:val="none"/>
+          <ns2:ligatures ns2:val="none"/>
         </w:rPr>
         <w:t xml:space="preserve">no habría cumplido con entregar la copia de los documentos contractuales firmados para el refinanciamiento de la deuda </w:t>
       </w:r>
@@ -2824,7 +2824,7 @@
         <w:rPr>
           <w:rFonts w:ascii="Arial Narrow" w:eastAsia="Arial Narrow" w:hAnsi="Arial Narrow" w:cs="Arial"/>
           <w:kern w:val="0"/>
-          <w14:ligatures w14:val="none"/>
+          <ns2:ligatures ns2:val="none"/>
         </w:rPr>
         <w:t>Por consiguiente, corresponde calificar el hecho materia de denuncia como una presunta infracción a</w:t>
       </w:r>
@@ -2834,7 +2834,7 @@
           <w:color w:val="000000"/>
           <w:kern w:val="0"/>
           <w:lang w:eastAsia="es-PE"/>
-          <w14:ligatures w14:val="none"/>
+          <ns2:ligatures ns2:val="none"/>
         </w:rPr>
         <w:t>l literal b) del artículo 1 y artículo 2 del Código</w:t>
       </w:r>
@@ -2845,7 +2845,7 @@
           <w:color w:val="000000"/>
           <w:kern w:val="0"/>
           <w:lang w:eastAsia="es-PE"/>
-          <w14:ligatures w14:val="none"/>
+          <ns2:ligatures ns2:val="none"/>
           <w:vertAlign w:val="superscript"/>
         </w:rPr>
         <w:footnoteReference w:id="7"/>
@@ -2856,23 +2856,23 @@
           <w:color w:val="000000"/>
           <w:kern w:val="0"/>
           <w:lang w:eastAsia="es-PE"/>
-          <w14:ligatures w14:val="none"/>
+          <ns2:ligatures ns2:val="none"/>
         </w:rPr>
         <w:t>.</w:t>
       </w:r>
     </w:p>
-    <w:p>
+    <w:p ns2:paraId="2E303156" ns2:textId="77777777">
       <w:pPr>
         <w:spacing w:after="0" w:line="240" w:lineRule="auto"/>
         <w:jc w:val="both"/>
         <w:rPr>
           <w:rFonts w:ascii="Arial Narrow" w:eastAsia="Arial Narrow" w:hAnsi="Arial Narrow" w:cs="Arial Narrow"/>
           <w:kern w:val="0"/>
-          <w14:ligatures w14:val="none"/>
-        </w:rPr>
-      </w:pPr>
-    </w:p>
-    <w:p>
+          <ns2:ligatures ns2:val="none"/>
+        </w:rPr>
+      </w:pPr>
+    </w:p>
+    <w:p ns2:paraId="6C55BB9C" ns2:textId="060A9176">
       <w:pPr>
         <w:pStyle w:val="Prrafodelista"/>
         <w:numPr>
@@ -2885,7 +2885,7 @@
         <w:rPr>
           <w:rFonts w:ascii="Arial Narrow" w:eastAsia="Arial Narrow" w:hAnsi="Arial Narrow" w:cs="Arial Narrow"/>
           <w:kern w:val="0"/>
-          <w14:ligatures w14:val="none"/>
+          <ns2:ligatures ns2:val="none"/>
         </w:rPr>
       </w:pPr>
       <w:r>
@@ -2894,7 +2894,7 @@
           <w:color w:val="000000"/>
           <w:kern w:val="0"/>
           <w:lang w:eastAsia="es-PE"/>
-          <w14:ligatures w14:val="none"/>
+          <ns2:ligatures ns2:val="none"/>
         </w:rPr>
         <w:t>L</w:t>
       </w:r>
@@ -2904,7 +2904,7 @@
           <w:color w:val="000000"/>
           <w:kern w:val="0"/>
           <w:lang w:eastAsia="es-PE"/>
-          <w14:ligatures w14:val="none"/>
+          <ns2:ligatures ns2:val="none"/>
         </w:rPr>
         <w:t xml:space="preserve">a Secretaría Técnica, en ejercicio de sus facultades, considera </w:t>
       </w:r>
@@ -2912,7 +2912,7 @@
         <w:rPr>
           <w:rFonts w:ascii="Arial Narrow" w:eastAsia="Arial Narrow" w:hAnsi="Arial Narrow" w:cs="Arial"/>
           <w:kern w:val="0"/>
-          <w14:ligatures w14:val="none"/>
+          <ns2:ligatures ns2:val="none"/>
         </w:rPr>
         <w:t>que el hecho denunciado, consistente en que</w:t>
       </w:r>
@@ -2920,7 +2920,7 @@
         <w:rPr>
           <w:rFonts w:ascii="Arial Narrow" w:eastAsia="Arial Narrow" w:hAnsi="Arial Narrow" w:cs="Arial"/>
           <w:kern w:val="0"/>
-          <w14:ligatures w14:val="none"/>
+          <ns2:ligatures ns2:val="none"/>
         </w:rPr>
         <w:t xml:space="preserve"> el</w:t>
       </w:r>
@@ -2928,7 +2928,7 @@
         <w:rPr>
           <w:rFonts w:ascii="Arial Narrow" w:eastAsia="Arial Narrow" w:hAnsi="Arial Narrow" w:cs="Arial"/>
           <w:kern w:val="0"/>
-          <w14:ligatures w14:val="none"/>
+          <ns2:ligatures ns2:val="none"/>
         </w:rPr>
         <w:t xml:space="preserve"> </w:t>
       </w:r>
@@ -2936,7 +2936,7 @@
         <w:rPr>
           <w:rFonts w:ascii="Arial Narrow" w:eastAsia="Arial Narrow" w:hAnsi="Arial Narrow" w:cs="Arial"/>
           <w:kern w:val="0"/>
-          <w14:ligatures w14:val="none"/>
+          <ns2:ligatures ns2:val="none"/>
         </w:rPr>
         <w:t>BBVA</w:t>
       </w:r>
@@ -2946,7 +2946,7 @@
           <w:color w:val="000000"/>
           <w:kern w:val="0"/>
           <w:lang w:eastAsia="es-PE"/>
-          <w14:ligatures w14:val="none"/>
+          <ns2:ligatures ns2:val="none"/>
         </w:rPr>
         <w:t xml:space="preserve"> </w:t>
       </w:r>
@@ -2956,7 +2956,7 @@
           <w:color w:val="000000"/>
           <w:kern w:val="0"/>
           <w:lang w:eastAsia="es-ES"/>
-          <w14:ligatures w14:val="none"/>
+          <ns2:ligatures ns2:val="none"/>
         </w:rPr>
         <w:t xml:space="preserve">no habría brindado </w:t>
       </w:r>
@@ -2966,7 +2966,7 @@
           <w:color w:val="000000"/>
           <w:kern w:val="0"/>
           <w:lang w:eastAsia="es-ES"/>
-          <w14:ligatures w14:val="none"/>
+          <ns2:ligatures ns2:val="none"/>
         </w:rPr>
         <w:t xml:space="preserve">asesoramiento adecuado para obtener el refinanciamiento de su deuda </w:t>
       </w:r>
@@ -3000,7 +3000,7 @@
         <w:rPr>
           <w:rFonts w:ascii="Arial Narrow" w:eastAsia="Arial Narrow" w:hAnsi="Arial Narrow" w:cs="Arial Narrow"/>
           <w:kern w:val="0"/>
-          <w14:ligatures w14:val="none"/>
+          <ns2:ligatures ns2:val="none"/>
         </w:rPr>
         <w:t>involucraría una presunta afectación a sus expectativas, quien no habría encontrado una correspondencia entre lo que esperaba recibir de parte del proveedor y lo que realmente recibió. Por consiguiente, corresponde calificar el hecho materia de denuncia como una presunta infracción al deber de idoneidad, tipificado en los artículos 18</w:t>
       </w:r>
@@ -3010,7 +3010,7 @@
           <w:color w:val="000000"/>
           <w:kern w:val="0"/>
           <w:lang w:eastAsia="es-PE"/>
-          <w14:ligatures w14:val="none"/>
+          <ns2:ligatures ns2:val="none"/>
         </w:rPr>
         <w:t/>
       </w:r>
@@ -3018,7 +3018,7 @@
         <w:rPr>
           <w:rFonts w:ascii="Arial Narrow" w:eastAsia="Arial Narrow" w:hAnsi="Arial Narrow" w:cs="Arial Narrow"/>
           <w:kern w:val="0"/>
-          <w14:ligatures w14:val="none"/>
+          <ns2:ligatures ns2:val="none"/>
         </w:rPr>
         <w:t xml:space="preserve"> y 19</w:t>
       </w:r>
@@ -3028,7 +3028,7 @@
           <w:color w:val="000000"/>
           <w:kern w:val="0"/>
           <w:lang w:eastAsia="es-PE"/>
-          <w14:ligatures w14:val="none"/>
+          <ns2:ligatures ns2:val="none"/>
         </w:rPr>
         <w:t/>
       </w:r>
@@ -3036,7 +3036,7 @@
         <w:rPr>
           <w:rFonts w:ascii="Arial Narrow" w:eastAsia="Arial Narrow" w:hAnsi="Arial Narrow" w:cs="Arial Narrow"/>
           <w:kern w:val="0"/>
-          <w14:ligatures w14:val="none"/>
+          <ns2:ligatures ns2:val="none"/>
         </w:rPr>
         <w:t xml:space="preserve"> del Código</w:t>
       </w:r>
@@ -3046,7 +3046,7 @@
           <w:rFonts w:ascii="Arial Narrow" w:eastAsia="Arial Narrow" w:hAnsi="Arial Narrow" w:cs="Arial"/>
           <w:kern w:val="0"/>
           <w:vertAlign w:val="superscript"/>
-          <w14:ligatures w14:val="none"/>
+          <ns2:ligatures ns2:val="none"/>
         </w:rPr>
         <w:footnoteReference w:id="8"/>
       </w:r>
@@ -3054,22 +3054,22 @@
         <w:rPr>
           <w:rFonts w:ascii="Arial Narrow" w:eastAsia="Arial Narrow" w:hAnsi="Arial Narrow" w:cs="Arial Narrow"/>
           <w:kern w:val="0"/>
-          <w14:ligatures w14:val="none"/>
+          <ns2:ligatures ns2:val="none"/>
         </w:rPr>
         <w:t>.</w:t>
       </w:r>
     </w:p>
-    <w:p>
+    <w:p ns2:paraId="6EFCF3FF" ns2:textId="77777777">
       <w:pPr>
         <w:pStyle w:val="Prrafodelista"/>
         <w:rPr>
           <w:rFonts w:ascii="Arial Narrow" w:eastAsia="Arial Narrow" w:hAnsi="Arial Narrow" w:cs="Arial Narrow"/>
           <w:kern w:val="0"/>
-          <w14:ligatures w14:val="none"/>
-        </w:rPr>
-      </w:pPr>
-    </w:p>
-    <w:p>
+          <ns2:ligatures ns2:val="none"/>
+        </w:rPr>
+      </w:pPr>
+    </w:p>
+    <w:p ns2:paraId="37321452" ns2:textId="77777777">
       <w:pPr>
         <w:pStyle w:val="Prrafodelista"/>
         <w:numPr>
@@ -3083,7 +3083,7 @@
           <w:rFonts w:ascii="Arial Narrow" w:eastAsia="Calibri" w:hAnsi="Arial Narrow" w:cs="Arial Narrow"/>
           <w:kern w:val="0"/>
           <w:lang w:eastAsia="es-PE"/>
-          <w14:ligatures w14:val="none"/>
+          <ns2:ligatures ns2:val="none"/>
         </w:rPr>
       </w:pPr>
       <w:r>
@@ -3092,7 +3092,7 @@
           <w:color w:val="000000"/>
           <w:kern w:val="0"/>
           <w:lang w:eastAsia="es-PE"/>
-          <w14:ligatures w14:val="none"/>
+          <ns2:ligatures ns2:val="none"/>
         </w:rPr>
         <w:t>En tanto la denuncia reúne los requisitos establecidos por la norma citada, corresponde admitirla a trámite</w:t>
       </w:r>
@@ -3102,7 +3102,7 @@
           <w:rFonts w:ascii="Arial Narrow" w:eastAsia="Arial Narrow" w:hAnsi="Arial Narrow" w:cs="Arial Narrow"/>
           <w:kern w:val="0"/>
           <w:vertAlign w:val="superscript"/>
-          <w14:ligatures w14:val="none"/>
+          <ns2:ligatures ns2:val="none"/>
         </w:rPr>
         <w:footnoteReference w:id="9"/>
       </w:r>
@@ -3112,12 +3112,12 @@
           <w:color w:val="000000"/>
           <w:kern w:val="0"/>
           <w:lang w:eastAsia="es-PE"/>
-          <w14:ligatures w14:val="none"/>
+          <ns2:ligatures ns2:val="none"/>
         </w:rPr>
         <w:t>.</w:t>
       </w:r>
     </w:p>
-    <w:p>
+    <w:p ns2:paraId="317E8193" ns2:textId="77777777">
       <w:pPr>
         <w:spacing w:after="0" w:line="240" w:lineRule="auto"/>
         <w:jc w:val="both"/>
@@ -3125,11 +3125,11 @@
           <w:rFonts w:ascii="Arial Narrow" w:eastAsia="Calibri" w:hAnsi="Arial Narrow" w:cs="Arial Narrow"/>
           <w:kern w:val="0"/>
           <w:lang w:eastAsia="es-PE"/>
-          <w14:ligatures w14:val="none"/>
-        </w:rPr>
-      </w:pPr>
-    </w:p>
-    <w:p>
+          <ns2:ligatures ns2:val="none"/>
+        </w:rPr>
+      </w:pPr>
+    </w:p>
+    <w:p ns2:paraId="69FE781D" ns2:textId="77777777">
       <w:pPr>
         <w:numPr>
           <w:ilvl w:val="0"/>
@@ -3144,22 +3144,22 @@
           <w:color w:val="000000"/>
           <w:kern w:val="0"/>
           <w:lang w:eastAsia="es-PE"/>
-          <w14:ligatures w14:val="none"/>
-        </w:rPr>
-      </w:pPr>
-      <w:r>
-        <w:rPr>
-          <w:rFonts w:ascii="Arial Narrow" w:eastAsia="Arial Narrow" w:hAnsi="Arial Narrow" w:cs="Arial Narrow"/>
-          <w:b/>
-          <w:color w:val="000000"/>
-          <w:kern w:val="0"/>
-          <w:lang w:eastAsia="es-PE"/>
-          <w14:ligatures w14:val="none"/>
+          <ns2:ligatures ns2:val="none"/>
+        </w:rPr>
+      </w:pPr>
+      <w:r>
+        <w:rPr>
+          <w:rFonts w:ascii="Arial Narrow" w:eastAsia="Arial Narrow" w:hAnsi="Arial Narrow" w:cs="Arial Narrow"/>
+          <w:b/>
+          <w:color w:val="000000"/>
+          <w:kern w:val="0"/>
+          <w:lang w:eastAsia="es-PE"/>
+          <ns2:ligatures ns2:val="none"/>
         </w:rPr>
         <w:t>REQUERIMIENTO DE INFORMACION</w:t>
       </w:r>
     </w:p>
-    <w:p>
+    <w:p ns2:paraId="54F1E5C8" ns2:textId="77777777">
       <w:pPr>
         <w:spacing w:after="0" w:line="240" w:lineRule="auto"/>
         <w:jc w:val="both"/>
@@ -3168,11 +3168,11 @@
           <w:color w:val="000000"/>
           <w:kern w:val="0"/>
           <w:lang w:val="es-ES" w:eastAsia="es-ES"/>
-          <w14:ligatures w14:val="none"/>
-        </w:rPr>
-      </w:pPr>
-    </w:p>
-    <w:p>
+          <ns2:ligatures ns2:val="none"/>
+        </w:rPr>
+      </w:pPr>
+    </w:p>
+    <w:p ns2:paraId="21C241A8" ns2:textId="108BA3DF">
       <w:pPr>
         <w:pStyle w:val="Prrafodelista"/>
         <w:numPr>
@@ -3187,7 +3187,7 @@
           <w:color w:val="000000"/>
           <w:kern w:val="0"/>
           <w:lang w:val="es-ES" w:eastAsia="es-ES"/>
-          <w14:ligatures w14:val="none"/>
+          <ns2:ligatures ns2:val="none"/>
         </w:rPr>
       </w:pPr>
       <w:r>
@@ -3196,7 +3196,7 @@
           <w:color w:val="000000"/>
           <w:kern w:val="0"/>
           <w:lang w:val="es-ES" w:eastAsia="es-ES"/>
-          <w14:ligatures w14:val="none"/>
+          <ns2:ligatures ns2:val="none"/>
         </w:rPr>
         <w:t xml:space="preserve">A efectos de tener mayores elementos que sirvan para la resolución definitiva del presente caso, </w:t>
       </w:r>
@@ -3206,7 +3206,7 @@
           <w:color w:val="000000"/>
           <w:kern w:val="0"/>
           <w:lang w:val="es-ES" w:eastAsia="es-ES"/>
-          <w14:ligatures w14:val="none"/>
+          <ns2:ligatures ns2:val="none"/>
         </w:rPr>
         <w:t xml:space="preserve">la Secretaría Técnica, </w:t>
       </w:r>
@@ -3216,7 +3216,7 @@
           <w:color w:val="000000"/>
           <w:kern w:val="0"/>
           <w:lang w:val="es-ES" w:eastAsia="es-ES"/>
-          <w14:ligatures w14:val="none"/>
+          <ns2:ligatures ns2:val="none"/>
         </w:rPr>
         <w:t xml:space="preserve">en ejercicio de las facultades que la ley le confiere, </w:t>
       </w:r>
@@ -3227,7 +3227,7 @@
           <w:color w:val="000000"/>
           <w:kern w:val="0"/>
           <w:lang w:val="es-ES" w:eastAsia="es-ES"/>
-          <w14:ligatures w14:val="none"/>
+          <ns2:ligatures ns2:val="none"/>
         </w:rPr>
         <w:t>conviene requerir a</w:t>
       </w:r>
@@ -3238,7 +3238,7 @@
           <w:color w:val="000000"/>
           <w:kern w:val="0"/>
           <w:lang w:val="es-ES" w:eastAsia="es-ES"/>
-          <w14:ligatures w14:val="none"/>
+          <ns2:ligatures ns2:val="none"/>
         </w:rPr>
         <w:t>l</w:t>
       </w:r>
@@ -3248,7 +3248,7 @@
           <w:color w:val="000000"/>
           <w:kern w:val="0"/>
           <w:lang w:val="es-ES" w:eastAsia="es-ES"/>
-          <w14:ligatures w14:val="none"/>
+          <ns2:ligatures ns2:val="none"/>
         </w:rPr>
         <w:t xml:space="preserve"> </w:t>
       </w:r>
@@ -3272,7 +3272,7 @@
           <w:color w:val="000000"/>
           <w:kern w:val="0"/>
           <w:lang w:val="es-ES" w:eastAsia="es-ES"/>
-          <w14:ligatures w14:val="none"/>
+          <ns2:ligatures ns2:val="none"/>
         </w:rPr>
         <w:t xml:space="preserve"> </w:t>
       </w:r>
@@ -3282,7 +3282,7 @@
           <w:color w:val="000000"/>
           <w:kern w:val="0"/>
           <w:lang w:val="es-ES" w:eastAsia="es-ES"/>
-          <w14:ligatures w14:val="none"/>
+          <ns2:ligatures ns2:val="none"/>
         </w:rPr>
         <w:t xml:space="preserve">que, en un plazo no mayor de cinco (5) días hábiles contado a partir del día siguiente de la notificación de la presente resolución, </w:t>
       </w:r>
@@ -3293,12 +3293,12 @@
           <w:color w:val="000000"/>
           <w:kern w:val="0"/>
           <w:lang w:val="es-ES" w:eastAsia="es-ES"/>
-          <w14:ligatures w14:val="none"/>
+          <ns2:ligatures ns2:val="none"/>
         </w:rPr>
         <w:t>cumplan con lo siguiente:</w:t>
       </w:r>
     </w:p>
-    <w:p>
+    <w:p ns2:paraId="345D7F88" ns2:textId="77777777">
       <w:pPr>
         <w:pStyle w:val="Prrafodelista"/>
         <w:spacing w:after="0" w:line="240" w:lineRule="auto"/>
@@ -3309,12 +3309,12 @@
           <w:color w:val="000000"/>
           <w:kern w:val="0"/>
           <w:lang w:val="es-ES" w:eastAsia="es-ES"/>
-          <w14:ligatures w14:val="none"/>
+          <ns2:ligatures ns2:val="none"/>
         </w:rPr>
       </w:pPr>
     </w:p>
     <w:bookmarkEnd w:id="14"/>
-    <w:p>
+    <w:p ns2:paraId="76AC2520" ns2:textId="3C442E9C">
       <w:pPr>
         <w:spacing w:after="0" w:line="240" w:lineRule="auto"/>
         <w:ind w:left="567"/>
@@ -3324,7 +3324,7 @@
           <w:color w:val="000000"/>
           <w:kern w:val="0"/>
           <w:lang w:val="es-ES" w:eastAsia="es-ES"/>
-          <w14:ligatures w14:val="none"/>
+          <ns2:ligatures ns2:val="none"/>
         </w:rPr>
       </w:pPr>
       <w:r>
@@ -3341,7 +3341,7 @@
           <w:color w:val="000000"/>
           <w:kern w:val="0"/>
           <w:lang w:val="es-ES" w:eastAsia="es-ES"/>
-          <w14:ligatures w14:val="none"/>
+          <ns2:ligatures ns2:val="none"/>
         </w:rPr>
         <w:t xml:space="preserve">(i) presentar una copia </w:t>
       </w:r>
@@ -3351,7 +3351,7 @@
           <w:color w:val="000000"/>
           <w:kern w:val="0"/>
           <w:lang w:val="es-ES" w:eastAsia="es-ES"/>
-          <w14:ligatures w14:val="none"/>
+          <ns2:ligatures ns2:val="none"/>
         </w:rPr>
         <w:t xml:space="preserve">completa, legible y </w:t>
       </w:r>
@@ -3361,7 +3361,7 @@
           <w:color w:val="000000"/>
           <w:kern w:val="0"/>
           <w:lang w:val="es-ES" w:eastAsia="es-ES"/>
-          <w14:ligatures w14:val="none"/>
+          <ns2:ligatures ns2:val="none"/>
         </w:rPr>
         <w:t xml:space="preserve">debidamente suscrita del contrato y demás documentos asociados a la </w:t>
       </w:r>
@@ -3391,7 +3391,7 @@
           <w:color w:val="000000"/>
           <w:kern w:val="0"/>
           <w:lang w:val="es-ES" w:eastAsia="es-ES"/>
-          <w14:ligatures w14:val="none"/>
+          <ns2:ligatures ns2:val="none"/>
         </w:rPr>
         <w:t>; y, (</w:t>
       </w:r>
@@ -3402,7 +3402,7 @@
           <w:color w:val="000000"/>
           <w:kern w:val="0"/>
           <w:lang w:val="es-ES" w:eastAsia="es-ES"/>
-          <w14:ligatures w14:val="none"/>
+          <ns2:ligatures ns2:val="none"/>
         </w:rPr>
         <w:t>ii</w:t>
       </w:r>
@@ -3413,7 +3413,7 @@
           <w:color w:val="000000"/>
           <w:kern w:val="0"/>
           <w:lang w:val="es-ES" w:eastAsia="es-ES"/>
-          <w14:ligatures w14:val="none"/>
+          <ns2:ligatures ns2:val="none"/>
         </w:rPr>
         <w:t>)</w:t>
       </w:r>
@@ -3423,7 +3423,7 @@
           <w:color w:val="000000"/>
           <w:kern w:val="0"/>
           <w:lang w:val="es-ES" w:eastAsia="es-ES"/>
-          <w14:ligatures w14:val="none"/>
+          <ns2:ligatures ns2:val="none"/>
         </w:rPr>
         <w:t xml:space="preserve"> presentar una copia completa, legible y debidamente suscrita del seguro de vida vinculado a la </w:t>
       </w:r>
@@ -3433,7 +3433,7 @@
           <w:color w:val="000000"/>
           <w:kern w:val="0"/>
           <w:lang w:eastAsia="es-ES"/>
-          <w14:ligatures w14:val="none"/>
+          <ns2:ligatures ns2:val="none"/>
         </w:rPr>
         <w:t xml:space="preserve">tarjeta de crédito </w:t>
       </w:r>
@@ -3444,7 +3444,7 @@
           <w:color w:val="000000"/>
           <w:kern w:val="0"/>
           <w:lang w:eastAsia="es-ES"/>
-          <w14:ligatures w14:val="none"/>
+          <ns2:ligatures ns2:val="none"/>
         </w:rPr>
         <w:t/>
       </w:r>
@@ -3455,7 +3455,7 @@
           <w:color w:val="000000"/>
           <w:kern w:val="0"/>
           <w:lang w:eastAsia="es-ES"/>
-          <w14:ligatures w14:val="none"/>
+          <ns2:ligatures ns2:val="none"/>
         </w:rPr>
         <w:t xml:space="preserve"> 4147-91**-****-902</w:t>
       </w:r>
@@ -3465,7 +3465,7 @@
           <w:color w:val="000000"/>
           <w:kern w:val="0"/>
           <w:lang w:val="es-ES" w:eastAsia="es-ES"/>
-          <w14:ligatures w14:val="none"/>
+          <ns2:ligatures ns2:val="none"/>
         </w:rPr>
         <w:t xml:space="preserve"> materia de denuncia, así como el cargo de remisión del mismo;</w:t>
       </w:r>
@@ -3475,7 +3475,7 @@
           <w:color w:val="000000"/>
           <w:kern w:val="0"/>
           <w:lang w:val="es-ES" w:eastAsia="es-ES"/>
-          <w14:ligatures w14:val="none"/>
+          <ns2:ligatures ns2:val="none"/>
         </w:rPr>
         <w:t>(</w:t>
       </w:r>
@@ -3486,7 +3486,7 @@
           <w:color w:val="000000"/>
           <w:kern w:val="0"/>
           <w:lang w:val="es-ES" w:eastAsia="es-ES"/>
-          <w14:ligatures w14:val="none"/>
+          <ns2:ligatures ns2:val="none"/>
         </w:rPr>
         <w:t>iii</w:t>
       </w:r>
@@ -3497,7 +3497,7 @@
           <w:color w:val="000000"/>
           <w:kern w:val="0"/>
           <w:lang w:val="es-ES" w:eastAsia="es-ES"/>
-          <w14:ligatures w14:val="none"/>
+          <ns2:ligatures ns2:val="none"/>
         </w:rPr>
         <w:t>)</w:t>
       </w:r>
@@ -3507,12 +3507,12 @@
           <w:color w:val="000000"/>
           <w:kern w:val="0"/>
           <w:lang w:val="es-ES" w:eastAsia="es-ES"/>
-          <w14:ligatures w14:val="none"/>
+          <ns2:ligatures ns2:val="none"/>
         </w:rPr>
         <w:t xml:space="preserve"> presentar todas las comunicaciones cursadas con la parte denunciante en virtud de los hechos materia de denuncia.</w:t>
       </w:r>
     </w:p>
-    <w:p>
+    <w:p ns2:paraId="40D26831" ns2:textId="77777777">
       <w:pPr>
         <w:spacing w:after="0" w:line="240" w:lineRule="auto"/>
         <w:jc w:val="both"/>
@@ -3521,11 +3521,11 @@
           <w:color w:val="000000"/>
           <w:kern w:val="0"/>
           <w:lang w:val="es-ES" w:eastAsia="es-ES"/>
-          <w14:ligatures w14:val="none"/>
-        </w:rPr>
-      </w:pPr>
-    </w:p>
-    <w:p>
+          <ns2:ligatures ns2:val="none"/>
+        </w:rPr>
+      </w:pPr>
+    </w:p>
+    <w:p ns2:paraId="45192A8B" ns2:textId="45897ADC">
       <w:pPr>
         <w:numPr>
           <w:ilvl w:val="0"/>
@@ -3540,17 +3540,17 @@
           <w:color w:val="000000"/>
           <w:kern w:val="0"/>
           <w:lang w:eastAsia="es-PE"/>
-          <w14:ligatures w14:val="none"/>
-        </w:rPr>
-      </w:pPr>
-      <w:r>
-        <w:rPr>
-          <w:rFonts w:ascii="Arial Narrow" w:eastAsia="Arial Narrow" w:hAnsi="Arial Narrow" w:cs="Arial Narrow"/>
-          <w:b/>
-          <w:color w:val="000000"/>
-          <w:kern w:val="0"/>
-          <w:lang w:eastAsia="es-PE"/>
-          <w14:ligatures w14:val="none"/>
+          <ns2:ligatures ns2:val="none"/>
+        </w:rPr>
+      </w:pPr>
+      <w:r>
+        <w:rPr>
+          <w:rFonts w:ascii="Arial Narrow" w:eastAsia="Arial Narrow" w:hAnsi="Arial Narrow" w:cs="Arial Narrow"/>
+          <w:b/>
+          <w:color w:val="000000"/>
+          <w:kern w:val="0"/>
+          <w:lang w:eastAsia="es-PE"/>
+          <ns2:ligatures ns2:val="none"/>
         </w:rPr>
         <w:lastRenderedPageBreak/>
         <w:t>RESOLUCIÓN DE LA SECRETARÍA TÉCNICA</w:t>
@@ -3562,12 +3562,12 @@
           <w:color w:val="000000"/>
           <w:kern w:val="0"/>
           <w:lang w:eastAsia="es-PE"/>
-          <w14:ligatures w14:val="none"/>
+          <ns2:ligatures ns2:val="none"/>
         </w:rPr>
         <w:t>:</w:t>
       </w:r>
     </w:p>
-    <w:p>
+    <w:p ns2:paraId="63793CCC" ns2:textId="77777777">
       <w:pPr>
         <w:spacing w:after="0" w:line="240" w:lineRule="auto"/>
         <w:jc w:val="both"/>
@@ -3577,11 +3577,11 @@
           <w:color w:val="000000"/>
           <w:kern w:val="0"/>
           <w:lang w:eastAsia="es-PE"/>
-          <w14:ligatures w14:val="none"/>
-        </w:rPr>
-      </w:pPr>
-    </w:p>
-    <w:p>
+          <ns2:ligatures ns2:val="none"/>
+        </w:rPr>
+      </w:pPr>
+    </w:p>
+    <w:p ns2:paraId="5E432484" ns2:textId="4E06EF55">
       <w:pPr>
         <w:spacing w:after="0" w:line="240" w:lineRule="auto"/>
         <w:jc w:val="both"/>
@@ -3591,17 +3591,17 @@
           <w:kern w:val="0"/>
           <w:shd w:val="clear" w:color="auto" w:fill="FFFFFF"/>
           <w:lang w:eastAsia="es-PE"/>
-          <w14:ligatures w14:val="none"/>
-        </w:rPr>
-      </w:pPr>
-      <w:r>
-        <w:rPr>
-          <w:rFonts w:ascii="Arial Narrow" w:eastAsia="Arial Narrow" w:hAnsi="Arial Narrow" w:cs="Arial Narrow"/>
-          <w:b/>
-          <w:color w:val="000000"/>
-          <w:kern w:val="0"/>
-          <w:lang w:eastAsia="es-PE"/>
-          <w14:ligatures w14:val="none"/>
+          <ns2:ligatures ns2:val="none"/>
+        </w:rPr>
+      </w:pPr>
+      <w:r>
+        <w:rPr>
+          <w:rFonts w:ascii="Arial Narrow" w:eastAsia="Arial Narrow" w:hAnsi="Arial Narrow" w:cs="Arial Narrow"/>
+          <w:b/>
+          <w:color w:val="000000"/>
+          <w:kern w:val="0"/>
+          <w:lang w:eastAsia="es-PE"/>
+          <ns2:ligatures ns2:val="none"/>
         </w:rPr>
         <w:t xml:space="preserve">PRIMERO: admitir a trámite la denuncia del 24 de setiembre del 2025, subsanada mediante escrito del 08 de octubre de 2025, interpuesta por [DENUNCIANTE]contra el Banco BBVA Perú S.A., por lo siguiente:</w:t>
       </w:r>
@@ -3612,7 +3612,7 @@
           <w:color w:val="000000"/>
           <w:kern w:val="0"/>
           <w:lang w:eastAsia="es-PE"/>
-          <w14:ligatures w14:val="none"/>
+          <ns2:ligatures ns2:val="none"/>
         </w:rPr>
         <w:t xml:space="preserve"/>
       </w:r>
@@ -3623,7 +3623,7 @@
           <w:kern w:val="0"/>
           <w:shd w:val="clear" w:color="auto" w:fill="FFFFFF"/>
           <w:lang w:eastAsia="es-PE"/>
-          <w14:ligatures w14:val="none"/>
+          <ns2:ligatures ns2:val="none"/>
         </w:rPr>
         <w:t xml:space="preserve"/>
       </w:r>
@@ -3633,7 +3633,7 @@
           <w:color w:val="000000"/>
           <w:kern w:val="0"/>
           <w:lang w:val="es-ES" w:eastAsia="es-ES"/>
-          <w14:ligatures w14:val="none"/>
+          <ns2:ligatures ns2:val="none"/>
         </w:rPr>
         <w:t/>
       </w:r>
@@ -3643,7 +3643,7 @@
           <w:color w:val="000000"/>
           <w:kern w:val="0"/>
           <w:lang w:val="es-ES" w:eastAsia="es-ES"/>
-          <w14:ligatures w14:val="none"/>
+          <ns2:ligatures ns2:val="none"/>
         </w:rPr>
         <w:t xml:space="preserve"/>
       </w:r>
@@ -3653,7 +3653,7 @@
           <w:color w:val="000000"/>
           <w:kern w:val="0"/>
           <w:lang w:val="es-ES" w:eastAsia="es-ES"/>
-          <w14:ligatures w14:val="none"/>
+          <ns2:ligatures ns2:val="none"/>
         </w:rPr>
         <w:t xml:space="preserve"/>
       </w:r>
@@ -3664,7 +3664,7 @@
           <w:kern w:val="0"/>
           <w:shd w:val="clear" w:color="auto" w:fill="FFFFFF"/>
           <w:lang w:eastAsia="es-PE"/>
-          <w14:ligatures w14:val="none"/>
+          <ns2:ligatures ns2:val="none"/>
         </w:rPr>
         <w:t xml:space="preserve"/>
       </w:r>
@@ -3675,7 +3675,7 @@
           <w:color w:val="000000"/>
           <w:kern w:val="0"/>
           <w:lang w:eastAsia="es-PE"/>
-          <w14:ligatures w14:val="none"/>
+          <ns2:ligatures ns2:val="none"/>
         </w:rPr>
         <w:t/>
       </w:r>
@@ -3686,7 +3686,7 @@
           <w:kern w:val="0"/>
           <w:shd w:val="clear" w:color="auto" w:fill="FFFFFF"/>
           <w:lang w:eastAsia="es-PE"/>
-          <w14:ligatures w14:val="none"/>
+          <ns2:ligatures ns2:val="none"/>
         </w:rPr>
         <w:t/>
       </w:r>
@@ -3697,7 +3697,7 @@
           <w:kern w:val="0"/>
           <w:shd w:val="clear" w:color="auto" w:fill="FFFFFF"/>
           <w:lang w:eastAsia="es-PE"/>
-          <w14:ligatures w14:val="none"/>
+          <ns2:ligatures ns2:val="none"/>
         </w:rPr>
         <w:t xml:space="preserve"/>
       </w:r>
@@ -3715,7 +3715,7 @@
           <w:kern w:val="0"/>
           <w:shd w:val="clear" w:color="auto" w:fill="FFFFFF"/>
           <w:lang w:eastAsia="es-PE"/>
-          <w14:ligatures w14:val="none"/>
+          <ns2:ligatures ns2:val="none"/>
         </w:rPr>
         <w:t xml:space="preserve"/>
       </w:r>
@@ -3726,7 +3726,7 @@
           <w:kern w:val="0"/>
           <w:shd w:val="clear" w:color="auto" w:fill="FFFFFF"/>
           <w:lang w:eastAsia="es-PE"/>
-          <w14:ligatures w14:val="none"/>
+          <ns2:ligatures ns2:val="none"/>
         </w:rPr>
         <w:t/>
       </w:r>
@@ -3737,12 +3737,12 @@
           <w:kern w:val="0"/>
           <w:shd w:val="clear" w:color="auto" w:fill="FFFFFF"/>
           <w:lang w:eastAsia="es-PE"/>
-          <w14:ligatures w14:val="none"/>
+          <ns2:ligatures ns2:val="none"/>
         </w:rPr>
         <w:t xml:space="preserve"/>
       </w:r>
     </w:p>
-    <w:p>
+    <w:p ns2:paraId="4E668230" ns2:textId="77777777">
       <w:pPr>
         <w:pStyle w:val="Prrafodelista"/>
         <w:spacing w:after="0" w:line="240" w:lineRule="auto"/>
@@ -3752,11 +3752,11 @@
           <w:rFonts w:ascii="Arial Narrow" w:eastAsia="Calibri" w:hAnsi="Arial Narrow" w:cs="Arial Narrow"/>
           <w:kern w:val="0"/>
           <w:lang w:eastAsia="es-PE"/>
-          <w14:ligatures w14:val="none"/>
-        </w:rPr>
-      </w:pPr>
-    </w:p>
-    <w:p>
+          <ns2:ligatures ns2:val="none"/>
+        </w:rPr>
+      </w:pPr>
+    </w:p>
+    <w:p ns2:paraId="31FB2A21" ns2:textId="65BA28F9">
       <w:pPr>
         <w:pStyle w:val="Prrafodelista"/>
         <w:numPr>
@@ -3774,7 +3774,7 @@
           <w:rFonts w:ascii="Arial Narrow" w:eastAsia="Calibri" w:hAnsi="Arial Narrow" w:cs="Arial Narrow"/>
           <w:kern w:val="0"/>
           <w:lang w:eastAsia="es-PE"/>
-          <w14:ligatures w14:val="none"/>
+          <ns2:ligatures ns2:val="none"/>
         </w:rPr>
       </w:pPr>
       <w:r>
@@ -3783,7 +3783,7 @@
           <w:color w:val="000000"/>
           <w:kern w:val="0"/>
           <w:lang w:eastAsia="es-PE"/>
-          <w14:ligatures w14:val="none"/>
+          <ns2:ligatures ns2:val="none"/>
         </w:rPr>
         <w:t>Presunta infracción a los artículos 18 y 19 de</w:t>
       </w:r>
@@ -3793,7 +3793,7 @@
           <w:color w:val="000000"/>
           <w:kern w:val="0"/>
           <w:lang w:eastAsia="es-PE"/>
-          <w14:ligatures w14:val="none"/>
+          <ns2:ligatures ns2:val="none"/>
         </w:rPr>
         <w:t xml:space="preserve"> la Ley 29571, Código de Protección y Defensa del Consumidor, en tanto </w:t>
       </w:r>
@@ -3803,7 +3803,7 @@
           <w:color w:val="000000"/>
           <w:kern w:val="0"/>
           <w:lang w:eastAsia="es-PE"/>
-          <w14:ligatures w14:val="none"/>
+          <ns2:ligatures ns2:val="none"/>
         </w:rPr>
         <w:t xml:space="preserve">el </w:t>
       </w:r>
@@ -3821,7 +3821,7 @@
           <w:kern w:val="0"/>
           <w:shd w:val="clear" w:color="auto" w:fill="FFFFFF"/>
           <w:lang w:eastAsia="es-PE"/>
-          <w14:ligatures w14:val="none"/>
+          <ns2:ligatures ns2:val="none"/>
         </w:rPr>
         <w:t xml:space="preserve">habría condicionado el refinanciamiento de la deuda de la tarjeta de crédito </w:t>
       </w:r>
@@ -3846,7 +3846,7 @@
           <w:kern w:val="0"/>
           <w:shd w:val="clear" w:color="auto" w:fill="FFFFFF"/>
           <w:lang w:eastAsia="es-PE"/>
-          <w14:ligatures w14:val="none"/>
+          <ns2:ligatures ns2:val="none"/>
         </w:rPr>
         <w:t xml:space="preserve">bajo </w:t>
       </w:r>
@@ -3863,7 +3863,7 @@
           <w:kern w:val="0"/>
           <w:shd w:val="clear" w:color="auto" w:fill="FFFFFF"/>
           <w:lang w:eastAsia="es-PE"/>
-          <w14:ligatures w14:val="none"/>
+          <ns2:ligatures ns2:val="none"/>
         </w:rPr>
         <w:t xml:space="preserve"> la contratación de</w:t>
       </w:r>
@@ -3886,7 +3886,7 @@
         <w:t>.</w:t>
       </w:r>
     </w:p>
-    <w:p>
+    <w:p ns2:paraId="2D73949D" ns2:textId="77777777">
       <w:pPr>
         <w:pStyle w:val="Prrafodelista"/>
         <w:spacing w:after="0" w:line="240" w:lineRule="auto"/>
@@ -3896,11 +3896,11 @@
           <w:rFonts w:ascii="Arial Narrow" w:eastAsia="Calibri" w:hAnsi="Arial Narrow" w:cs="Arial Narrow"/>
           <w:kern w:val="0"/>
           <w:lang w:eastAsia="es-PE"/>
-          <w14:ligatures w14:val="none"/>
-        </w:rPr>
-      </w:pPr>
-    </w:p>
-    <w:p>
+          <ns2:ligatures ns2:val="none"/>
+        </w:rPr>
+      </w:pPr>
+    </w:p>
+    <w:p ns2:paraId="3A4A1AD2" ns2:textId="1C23FC52">
       <w:pPr>
         <w:pStyle w:val="Prrafodelista"/>
         <w:numPr>
@@ -3918,7 +3918,7 @@
           <w:rFonts w:ascii="Arial Narrow" w:eastAsia="Calibri" w:hAnsi="Arial Narrow" w:cs="Arial Narrow"/>
           <w:kern w:val="0"/>
           <w:lang w:eastAsia="es-PE"/>
-          <w14:ligatures w14:val="none"/>
+          <ns2:ligatures ns2:val="none"/>
         </w:rPr>
       </w:pPr>
       <w:r>
@@ -3927,7 +3927,7 @@
           <w:color w:val="000000" w:themeColor="text1"/>
           <w:kern w:val="0"/>
           <w:lang w:eastAsia="es-PE"/>
-          <w14:ligatures w14:val="none"/>
+          <ns2:ligatures ns2:val="none"/>
         </w:rPr>
         <w:t xml:space="preserve">Presunta </w:t>
       </w:r>
@@ -3937,7 +3937,7 @@
           <w:color w:val="000000"/>
           <w:kern w:val="0"/>
           <w:lang w:eastAsia="es-PE"/>
-          <w14:ligatures w14:val="none"/>
+          <ns2:ligatures ns2:val="none"/>
         </w:rPr>
         <w:t>infracción a los artículos 18 y 19 de</w:t>
       </w:r>
@@ -3947,7 +3947,7 @@
           <w:color w:val="000000"/>
           <w:kern w:val="0"/>
           <w:lang w:eastAsia="es-PE"/>
-          <w14:ligatures w14:val="none"/>
+          <ns2:ligatures ns2:val="none"/>
         </w:rPr>
         <w:t xml:space="preserve"> la Ley 29571, Código de Protección y Defensa del Consumidor, en tanto </w:t>
       </w:r>
@@ -3957,7 +3957,7 @@
           <w:color w:val="000000"/>
           <w:kern w:val="0"/>
           <w:lang w:eastAsia="es-PE"/>
-          <w14:ligatures w14:val="none"/>
+          <ns2:ligatures ns2:val="none"/>
         </w:rPr>
         <w:t xml:space="preserve">el </w:t>
       </w:r>
@@ -3972,7 +3972,7 @@
         <w:rPr>
           <w:rFonts w:ascii="Arial Narrow" w:eastAsia="Arial Narrow" w:hAnsi="Arial Narrow" w:cs="Arial Narrow"/>
           <w:kern w:val="0"/>
-          <w14:ligatures w14:val="none"/>
+          <ns2:ligatures ns2:val="none"/>
         </w:rPr>
         <w:t xml:space="preserve">habría atribuido indebidamente </w:t>
       </w:r>
@@ -3980,7 +3980,7 @@
         <w:rPr>
           <w:rFonts w:ascii="Arial Narrow" w:eastAsia="Arial Narrow" w:hAnsi="Arial Narrow" w:cs="Arial Narrow"/>
           <w:kern w:val="0"/>
-          <w14:ligatures w14:val="none"/>
+          <ns2:ligatures ns2:val="none"/>
         </w:rPr>
         <w:t xml:space="preserve">el pago del </w:t>
       </w:r>
@@ -4077,7 +4077,7 @@
         <w:t>, hecho que no le habría sido informado al momento de la contratación.</w:t>
       </w:r>
     </w:p>
-    <w:p>
+    <w:p ns2:paraId="4A6F7C2A" ns2:textId="77777777">
       <w:pPr>
         <w:pStyle w:val="Prrafodelista"/>
         <w:spacing w:after="0" w:line="240" w:lineRule="auto"/>
@@ -4087,11 +4087,11 @@
           <w:rFonts w:ascii="Arial Narrow" w:eastAsia="Calibri" w:hAnsi="Arial Narrow" w:cs="Arial Narrow"/>
           <w:kern w:val="0"/>
           <w:lang w:eastAsia="es-PE"/>
-          <w14:ligatures w14:val="none"/>
-        </w:rPr>
-      </w:pPr>
-    </w:p>
-    <w:p>
+          <ns2:ligatures ns2:val="none"/>
+        </w:rPr>
+      </w:pPr>
+    </w:p>
+    <w:p ns2:paraId="02300C60" ns2:textId="52B12B1D">
       <w:pPr>
         <w:pStyle w:val="Prrafodelista"/>
         <w:numPr>
@@ -4109,7 +4109,7 @@
           <w:rFonts w:ascii="Arial Narrow" w:eastAsia="Calibri" w:hAnsi="Arial Narrow" w:cs="Arial Narrow"/>
           <w:kern w:val="0"/>
           <w:lang w:eastAsia="es-PE"/>
-          <w14:ligatures w14:val="none"/>
+          <ns2:ligatures ns2:val="none"/>
         </w:rPr>
       </w:pPr>
       <w:r>
@@ -4117,7 +4117,7 @@
           <w:rFonts w:ascii="Arial Narrow" w:eastAsia="Calibri" w:hAnsi="Arial Narrow" w:cs="Arial Narrow"/>
           <w:kern w:val="0"/>
           <w:lang w:eastAsia="es-PE"/>
-          <w14:ligatures w14:val="none"/>
+          <ns2:ligatures ns2:val="none"/>
         </w:rPr>
         <w:t>Presunta infracción a los artículos 18 y 19 de la Ley 29571, Código de Protección y Defensa del Consumidor, en tanto</w:t>
       </w:r>
@@ -4126,7 +4126,7 @@
           <w:rFonts w:ascii="Arial Narrow" w:eastAsia="Calibri" w:hAnsi="Arial Narrow" w:cs="Arial Narrow"/>
           <w:kern w:val="0"/>
           <w:lang w:eastAsia="es-PE"/>
-          <w14:ligatures w14:val="none"/>
+          <ns2:ligatures ns2:val="none"/>
         </w:rPr>
         <w:t xml:space="preserve"> el</w:t>
       </w:r>
@@ -4135,7 +4135,7 @@
           <w:rFonts w:ascii="Arial Narrow" w:eastAsia="Calibri" w:hAnsi="Arial Narrow" w:cs="Arial Narrow"/>
           <w:kern w:val="0"/>
           <w:lang w:eastAsia="es-PE"/>
-          <w14:ligatures w14:val="none"/>
+          <ns2:ligatures ns2:val="none"/>
         </w:rPr>
         <w:t xml:space="preserve"> </w:t>
       </w:r>
@@ -4152,7 +4152,7 @@
           <w:kern w:val="0"/>
           <w:shd w:val="clear" w:color="auto" w:fill="FFFFFF"/>
           <w:lang w:eastAsia="es-PE"/>
-          <w14:ligatures w14:val="none"/>
+          <ns2:ligatures ns2:val="none"/>
         </w:rPr>
         <w:t xml:space="preserve"> no habría brindado una solución a la parte denunciante sobre </w:t>
       </w:r>
@@ -4182,7 +4182,7 @@
           <w:kern w:val="0"/>
           <w:shd w:val="clear" w:color="auto" w:fill="FFFFFF"/>
           <w:lang w:eastAsia="es-PE"/>
-          <w14:ligatures w14:val="none"/>
+          <ns2:ligatures ns2:val="none"/>
         </w:rPr>
         <w:t xml:space="preserve">, en el cual el traslado de deuda se efectuó por la suma de S/. 8600.00 y no por S/. 8019.60, a pesar de haberse realizado la amortización con la suma de S/. 1000.00 </w:t>
       </w:r>
@@ -4193,7 +4193,7 @@
         <w:t>para reducir la deuda.</w:t>
       </w:r>
     </w:p>
-    <w:p>
+    <w:p ns2:paraId="716D1E4B" ns2:textId="77777777">
       <w:pPr>
         <w:pStyle w:val="Prrafodelista"/>
         <w:spacing w:after="0" w:line="240" w:lineRule="auto"/>
@@ -4203,11 +4203,11 @@
           <w:rFonts w:ascii="Arial Narrow" w:eastAsia="Calibri" w:hAnsi="Arial Narrow" w:cs="Arial Narrow"/>
           <w:kern w:val="0"/>
           <w:lang w:eastAsia="es-PE"/>
-          <w14:ligatures w14:val="none"/>
-        </w:rPr>
-      </w:pPr>
-    </w:p>
-    <w:p>
+          <ns2:ligatures ns2:val="none"/>
+        </w:rPr>
+      </w:pPr>
+    </w:p>
+    <w:p ns2:paraId="072C353C" ns2:textId="48F255FF">
       <w:pPr>
         <w:pStyle w:val="Prrafodelista"/>
         <w:numPr>
@@ -4225,7 +4225,7 @@
           <w:rFonts w:ascii="Arial Narrow" w:eastAsia="Calibri" w:hAnsi="Arial Narrow" w:cs="Arial Narrow"/>
           <w:kern w:val="0"/>
           <w:lang w:eastAsia="es-PE"/>
-          <w14:ligatures w14:val="none"/>
+          <ns2:ligatures ns2:val="none"/>
         </w:rPr>
       </w:pPr>
       <w:r>
@@ -4233,7 +4233,7 @@
           <w:rFonts w:ascii="Arial Narrow" w:eastAsia="Calibri" w:hAnsi="Arial Narrow" w:cs="Arial Narrow"/>
           <w:kern w:val="0"/>
           <w:lang w:eastAsia="es-PE"/>
-          <w14:ligatures w14:val="none"/>
+          <ns2:ligatures ns2:val="none"/>
         </w:rPr>
         <w:t xml:space="preserve">Presunta infracción al </w:t>
       </w:r>
@@ -4243,7 +4243,7 @@
           <w:bCs/>
           <w:kern w:val="0"/>
           <w:lang w:eastAsia="es-PE"/>
-          <w14:ligatures w14:val="none"/>
+          <ns2:ligatures ns2:val="none"/>
         </w:rPr>
         <w:t xml:space="preserve">numeral 1.1, literal b) del artículo 1 y el artículo 2 </w:t>
       </w:r>
@@ -4252,7 +4252,7 @@
           <w:rFonts w:ascii="Arial Narrow" w:eastAsia="Calibri" w:hAnsi="Arial Narrow" w:cs="Arial Narrow"/>
           <w:kern w:val="0"/>
           <w:lang w:eastAsia="es-PE"/>
-          <w14:ligatures w14:val="none"/>
+          <ns2:ligatures ns2:val="none"/>
         </w:rPr>
         <w:t xml:space="preserve">de la </w:t>
       </w:r>
@@ -4261,7 +4261,7 @@
           <w:rFonts w:ascii="Arial Narrow" w:eastAsia="Calibri" w:hAnsi="Arial Narrow" w:cs="Arial Narrow"/>
           <w:kern w:val="0"/>
           <w:lang w:eastAsia="es-PE"/>
-          <w14:ligatures w14:val="none"/>
+          <ns2:ligatures ns2:val="none"/>
         </w:rPr>
         <w:t>Ley 29571, Código de Protección y Defensa del Consumidor, en tanto</w:t>
       </w:r>
@@ -4270,7 +4270,7 @@
           <w:rFonts w:ascii="Arial Narrow" w:eastAsia="Calibri" w:hAnsi="Arial Narrow" w:cs="Arial Narrow"/>
           <w:kern w:val="0"/>
           <w:lang w:eastAsia="es-PE"/>
-          <w14:ligatures w14:val="none"/>
+          <ns2:ligatures ns2:val="none"/>
         </w:rPr>
         <w:t xml:space="preserve"> el </w:t>
       </w:r>
@@ -4286,7 +4286,7 @@
           <w:rFonts w:ascii="Arial Narrow" w:eastAsia="Calibri" w:hAnsi="Arial Narrow" w:cs="Arial Narrow"/>
           <w:kern w:val="0"/>
           <w:lang w:eastAsia="es-PE"/>
-          <w14:ligatures w14:val="none"/>
+          <ns2:ligatures ns2:val="none"/>
         </w:rPr>
         <w:t xml:space="preserve"> </w:t>
       </w:r>
@@ -4294,7 +4294,7 @@
         <w:rPr>
           <w:rFonts w:ascii="Arial Narrow" w:eastAsia="Arial Narrow" w:hAnsi="Arial Narrow" w:cs="Arial Narrow"/>
           <w:kern w:val="0"/>
-          <w14:ligatures w14:val="none"/>
+          <ns2:ligatures ns2:val="none"/>
         </w:rPr>
         <w:t xml:space="preserve">no habría cumplido con informar a la parte denunciante de manera clara, previa, oportuna y suficiente sobre la contratación del </w:t>
       </w:r>
@@ -4302,7 +4302,7 @@
         <w:rPr>
           <w:rFonts w:ascii="Arial Narrow" w:eastAsia="Arial Narrow" w:hAnsi="Arial Narrow" w:cs="Arial Narrow"/>
           <w:kern w:val="0"/>
-          <w14:ligatures w14:val="none"/>
+          <ns2:ligatures ns2:val="none"/>
         </w:rPr>
         <w:t>S</w:t>
       </w:r>
@@ -4310,7 +4310,7 @@
         <w:rPr>
           <w:rFonts w:ascii="Arial Narrow" w:eastAsia="Arial Narrow" w:hAnsi="Arial Narrow" w:cs="Arial Narrow"/>
           <w:kern w:val="0"/>
-          <w14:ligatures w14:val="none"/>
+          <ns2:ligatures ns2:val="none"/>
         </w:rPr>
         <w:t xml:space="preserve">eguro de </w:t>
       </w:r>
@@ -4318,7 +4318,7 @@
         <w:rPr>
           <w:rFonts w:ascii="Arial Narrow" w:eastAsia="Arial Narrow" w:hAnsi="Arial Narrow" w:cs="Arial Narrow"/>
           <w:kern w:val="0"/>
-          <w14:ligatures w14:val="none"/>
+          <ns2:ligatures ns2:val="none"/>
         </w:rPr>
         <w:t>V</w:t>
       </w:r>
@@ -4326,7 +4326,7 @@
         <w:rPr>
           <w:rFonts w:ascii="Arial Narrow" w:eastAsia="Arial Narrow" w:hAnsi="Arial Narrow" w:cs="Arial Narrow"/>
           <w:kern w:val="0"/>
-          <w14:ligatures w14:val="none"/>
+          <ns2:ligatures ns2:val="none"/>
         </w:rPr>
         <w:t>ida</w:t>
       </w:r>
@@ -4334,7 +4334,7 @@
         <w:rPr>
           <w:rFonts w:ascii="Arial Narrow" w:eastAsia="Arial Narrow" w:hAnsi="Arial Narrow" w:cs="Arial Narrow"/>
           <w:kern w:val="0"/>
-          <w14:ligatures w14:val="none"/>
+          <ns2:ligatures ns2:val="none"/>
         </w:rPr>
         <w:t xml:space="preserve"> Ya</w:t>
       </w:r>
@@ -4342,7 +4342,7 @@
         <w:rPr>
           <w:rFonts w:ascii="Arial Narrow" w:eastAsia="Arial Narrow" w:hAnsi="Arial Narrow" w:cs="Arial Narrow"/>
           <w:kern w:val="0"/>
-          <w14:ligatures w14:val="none"/>
+          <ns2:ligatures ns2:val="none"/>
         </w:rPr>
         <w:t xml:space="preserve"> vinculado con la </w:t>
       </w:r>
@@ -4373,12 +4373,12 @@
           <w:color w:val="000000"/>
           <w:kern w:val="0"/>
           <w:lang w:eastAsia="es-PE"/>
-          <w14:ligatures w14:val="none"/>
+          <ns2:ligatures ns2:val="none"/>
         </w:rPr>
         <w:t xml:space="preserve">. </w:t>
       </w:r>
     </w:p>
-    <w:p>
+    <w:p ns2:paraId="2D64AC39" ns2:textId="77777777">
       <w:pPr>
         <w:pStyle w:val="Prrafodelista"/>
         <w:spacing w:after="0" w:line="240" w:lineRule="auto"/>
@@ -4388,11 +4388,11 @@
           <w:rFonts w:ascii="Arial Narrow" w:eastAsia="Calibri" w:hAnsi="Arial Narrow" w:cs="Arial Narrow"/>
           <w:kern w:val="0"/>
           <w:lang w:eastAsia="es-PE"/>
-          <w14:ligatures w14:val="none"/>
-        </w:rPr>
-      </w:pPr>
-    </w:p>
-    <w:p>
+          <ns2:ligatures ns2:val="none"/>
+        </w:rPr>
+      </w:pPr>
+    </w:p>
+    <w:p ns2:paraId="0603F98A" ns2:textId="13DA00FD">
       <w:pPr>
         <w:pStyle w:val="Prrafodelista"/>
         <w:numPr>
@@ -4410,7 +4410,7 @@
           <w:rFonts w:ascii="Arial Narrow" w:eastAsia="Calibri" w:hAnsi="Arial Narrow" w:cs="Arial Narrow"/>
           <w:kern w:val="0"/>
           <w:lang w:eastAsia="es-PE"/>
-          <w14:ligatures w14:val="none"/>
+          <ns2:ligatures ns2:val="none"/>
         </w:rPr>
       </w:pPr>
       <w:r>
@@ -4419,7 +4419,7 @@
           <w:color w:val="000000"/>
           <w:kern w:val="0"/>
           <w:lang w:eastAsia="es-PE"/>
-          <w14:ligatures w14:val="none"/>
+          <ns2:ligatures ns2:val="none"/>
         </w:rPr>
         <w:t xml:space="preserve">Presunta infracción </w:t>
       </w:r>
@@ -4429,7 +4429,7 @@
           <w:color w:val="000000"/>
           <w:kern w:val="0"/>
           <w:lang w:eastAsia="es-PE"/>
-          <w14:ligatures w14:val="none"/>
+          <ns2:ligatures ns2:val="none"/>
         </w:rPr>
         <w:t xml:space="preserve">al </w:t>
       </w:r>
@@ -4439,7 +4439,7 @@
           <w:color w:val="000000"/>
           <w:kern w:val="0"/>
           <w:lang w:eastAsia="es-PE"/>
-          <w14:ligatures w14:val="none"/>
+          <ns2:ligatures ns2:val="none"/>
         </w:rPr>
         <w:t xml:space="preserve">literal b) </w:t>
       </w:r>
@@ -4449,7 +4449,7 @@
           <w:color w:val="000000"/>
           <w:kern w:val="0"/>
           <w:lang w:eastAsia="es-PE"/>
-          <w14:ligatures w14:val="none"/>
+          <ns2:ligatures ns2:val="none"/>
         </w:rPr>
         <w:t xml:space="preserve">del artículo 1 </w:t>
       </w:r>
@@ -4459,7 +4459,7 @@
           <w:color w:val="000000"/>
           <w:kern w:val="0"/>
           <w:lang w:eastAsia="es-PE"/>
-          <w14:ligatures w14:val="none"/>
+          <ns2:ligatures ns2:val="none"/>
         </w:rPr>
         <w:t>y artículo 2</w:t>
       </w:r>
@@ -4469,7 +4469,7 @@
           <w:color w:val="000000"/>
           <w:kern w:val="0"/>
           <w:lang w:eastAsia="es-PE"/>
-          <w14:ligatures w14:val="none"/>
+          <ns2:ligatures ns2:val="none"/>
         </w:rPr>
         <w:t> de</w:t>
       </w:r>
@@ -4479,7 +4479,7 @@
           <w:color w:val="000000"/>
           <w:kern w:val="0"/>
           <w:lang w:eastAsia="es-PE"/>
-          <w14:ligatures w14:val="none"/>
+          <ns2:ligatures ns2:val="none"/>
         </w:rPr>
         <w:t xml:space="preserve"> la Ley 29571, Código de Protección y Defensa del Consumidor, en tanto</w:t>
       </w:r>
@@ -4488,7 +4488,7 @@
           <w:rFonts w:ascii="Arial Narrow" w:eastAsia="Calibri" w:hAnsi="Arial Narrow" w:cs="Arial Narrow"/>
           <w:kern w:val="0"/>
           <w:lang w:eastAsia="es-PE"/>
-          <w14:ligatures w14:val="none"/>
+          <ns2:ligatures ns2:val="none"/>
         </w:rPr>
         <w:t xml:space="preserve"> </w:t>
       </w:r>
@@ -4509,7 +4509,7 @@
         <w:rPr>
           <w:rFonts w:ascii="Arial Narrow" w:eastAsia="Arial Narrow" w:hAnsi="Arial Narrow" w:cs="Arial Narrow"/>
           <w:kern w:val="0"/>
-          <w14:ligatures w14:val="none"/>
+          <ns2:ligatures ns2:val="none"/>
         </w:rPr>
         <w:t>no habría</w:t>
       </w:r>
@@ -4517,7 +4517,7 @@
         <w:rPr>
           <w:rFonts w:ascii="Arial Narrow" w:eastAsia="Arial Narrow" w:hAnsi="Arial Narrow" w:cs="Arial Narrow"/>
           <w:kern w:val="0"/>
-          <w14:ligatures w14:val="none"/>
+          <ns2:ligatures ns2:val="none"/>
         </w:rPr>
         <w:t xml:space="preserve"> cumplido con entregar </w:t>
       </w:r>
@@ -4525,7 +4525,7 @@
         <w:rPr>
           <w:rFonts w:ascii="Arial Narrow" w:eastAsia="Arial Narrow" w:hAnsi="Arial Narrow" w:cs="Arial Narrow"/>
           <w:kern w:val="0"/>
-          <w14:ligatures w14:val="none"/>
+          <ns2:ligatures ns2:val="none"/>
         </w:rPr>
         <w:t xml:space="preserve">la copia de los documentos contractuales firmados para el refinanciamiento de la deuda </w:t>
       </w:r>
@@ -4556,7 +4556,7 @@
         <w:t>, a pesar de que fue solicitado el 02 de agosto de 2024.</w:t>
       </w:r>
     </w:p>
-    <w:p>
+    <w:p ns2:paraId="79517AD7" ns2:textId="77777777">
       <w:pPr>
         <w:pStyle w:val="Prrafodelista"/>
         <w:spacing w:after="0" w:line="240" w:lineRule="auto"/>
@@ -4566,11 +4566,11 @@
           <w:rFonts w:ascii="Arial Narrow" w:eastAsia="Calibri" w:hAnsi="Arial Narrow" w:cs="Arial Narrow"/>
           <w:kern w:val="0"/>
           <w:lang w:eastAsia="es-PE"/>
-          <w14:ligatures w14:val="none"/>
-        </w:rPr>
-      </w:pPr>
-    </w:p>
-    <w:p>
+          <ns2:ligatures ns2:val="none"/>
+        </w:rPr>
+      </w:pPr>
+    </w:p>
+    <w:p ns2:paraId="7D2E617D" ns2:textId="44A28079">
       <w:pPr>
         <w:pStyle w:val="Prrafodelista"/>
         <w:numPr>
@@ -4588,7 +4588,7 @@
           <w:rFonts w:ascii="Arial Narrow" w:eastAsia="Calibri" w:hAnsi="Arial Narrow" w:cs="Arial Narrow"/>
           <w:kern w:val="0"/>
           <w:lang w:eastAsia="es-PE"/>
-          <w14:ligatures w14:val="none"/>
+          <ns2:ligatures ns2:val="none"/>
         </w:rPr>
       </w:pPr>
       <w:r>
@@ -4596,7 +4596,7 @@
           <w:rFonts w:ascii="Arial Narrow" w:eastAsia="Calibri" w:hAnsi="Arial Narrow" w:cs="Arial Narrow"/>
           <w:kern w:val="0"/>
           <w:lang w:eastAsia="es-PE"/>
-          <w14:ligatures w14:val="none"/>
+          <ns2:ligatures ns2:val="none"/>
         </w:rPr>
         <w:t>Presunta</w:t>
       </w:r>
@@ -4606,7 +4606,7 @@
           <w:color w:val="000000"/>
           <w:kern w:val="0"/>
           <w:lang w:eastAsia="es-PE"/>
-          <w14:ligatures w14:val="none"/>
+          <ns2:ligatures ns2:val="none"/>
         </w:rPr>
         <w:t xml:space="preserve"> infracción a los artículos 18 y 19 de la Ley 29571, Código de Protección y Defensa del Consumidor, en tanto el </w:t>
       </w:r>
@@ -4630,7 +4630,7 @@
           <w:color w:val="000000"/>
           <w:kern w:val="0"/>
           <w:lang w:eastAsia="es-ES"/>
-          <w14:ligatures w14:val="none"/>
+          <ns2:ligatures ns2:val="none"/>
         </w:rPr>
         <w:t xml:space="preserve">no habría brindado </w:t>
       </w:r>
@@ -4640,7 +4640,7 @@
           <w:color w:val="000000"/>
           <w:kern w:val="0"/>
           <w:lang w:eastAsia="es-ES"/>
-          <w14:ligatures w14:val="none"/>
+          <ns2:ligatures ns2:val="none"/>
         </w:rPr>
         <w:t xml:space="preserve">un </w:t>
       </w:r>
@@ -4650,7 +4650,7 @@
           <w:color w:val="000000"/>
           <w:kern w:val="0"/>
           <w:lang w:eastAsia="es-ES"/>
-          <w14:ligatures w14:val="none"/>
+          <ns2:ligatures ns2:val="none"/>
         </w:rPr>
         <w:t xml:space="preserve">asesoramiento adecuado para obtener el refinanciamiento de su deuda </w:t>
       </w:r>
@@ -4681,7 +4681,7 @@
         <w:t>.</w:t>
       </w:r>
     </w:p>
-    <w:p>
+    <w:p ns2:paraId="4531933D" ns2:textId="77777777">
       <w:pPr>
         <w:spacing w:after="0" w:line="240" w:lineRule="auto"/>
         <w:jc w:val="both"/>
@@ -4689,11 +4689,11 @@
           <w:rFonts w:ascii="Arial Narrow" w:eastAsia="Calibri" w:hAnsi="Arial Narrow" w:cs="Arial Narrow"/>
           <w:kern w:val="0"/>
           <w:lang w:eastAsia="es-PE"/>
-          <w14:ligatures w14:val="none"/>
-        </w:rPr>
-      </w:pPr>
-    </w:p>
-    <w:p>
+          <ns2:ligatures ns2:val="none"/>
+        </w:rPr>
+      </w:pPr>
+    </w:p>
+    <w:p ns2:paraId="2AF03E3F" ns2:textId="2221AF3E">
       <w:pPr>
         <w:spacing w:line="240" w:lineRule="auto"/>
         <w:contextualSpacing/>
@@ -4703,17 +4703,17 @@
           <w:color w:val="000000"/>
           <w:kern w:val="0"/>
           <w:lang w:val="es-ES" w:eastAsia="es-ES"/>
-          <w14:ligatures w14:val="none"/>
-        </w:rPr>
-      </w:pPr>
-      <w:r>
-        <w:rPr>
-          <w:rFonts w:ascii="Arial Narrow" w:eastAsia="Arial Narrow" w:hAnsi="Arial Narrow" w:cs="Arial Narrow"/>
-          <w:b/>
-          <w:color w:val="000000"/>
-          <w:kern w:val="0"/>
-          <w:lang w:eastAsia="es-PE"/>
-          <w14:ligatures w14:val="none"/>
+          <ns2:ligatures ns2:val="none"/>
+        </w:rPr>
+      </w:pPr>
+      <w:r>
+        <w:rPr>
+          <w:rFonts w:ascii="Arial Narrow" w:eastAsia="Arial Narrow" w:hAnsi="Arial Narrow" w:cs="Arial Narrow"/>
+          <w:b/>
+          <w:color w:val="000000"/>
+          <w:kern w:val="0"/>
+          <w:lang w:eastAsia="es-PE"/>
+          <ns2:ligatures ns2:val="none"/>
         </w:rPr>
         <w:t>SEGUNDO</w:t>
       </w:r>
@@ -4724,7 +4724,7 @@
           <w:color w:val="000000"/>
           <w:kern w:val="0"/>
           <w:lang w:eastAsia="es-PE"/>
-          <w14:ligatures w14:val="none"/>
+          <ns2:ligatures ns2:val="none"/>
         </w:rPr>
         <w:t>:</w:t>
       </w:r>
@@ -4734,7 +4734,7 @@
           <w:color w:val="000000"/>
           <w:kern w:val="0"/>
           <w:lang w:eastAsia="es-PE"/>
-          <w14:ligatures w14:val="none"/>
+          <ns2:ligatures ns2:val="none"/>
         </w:rPr>
         <w:t xml:space="preserve"> tener por ofrecidos los medios probatorios presentados en el escrito de </w:t>
       </w:r>
@@ -4744,7 +4744,7 @@
           <w:color w:val="000000"/>
           <w:kern w:val="0"/>
           <w:lang w:eastAsia="es-PE"/>
-          <w14:ligatures w14:val="none"/>
+          <ns2:ligatures ns2:val="none"/>
         </w:rPr>
         <w:t xml:space="preserve">denuncia </w:t>
       </w:r>
@@ -4754,7 +4754,7 @@
           <w:color w:val="000000"/>
           <w:kern w:val="0"/>
           <w:lang w:val="es-ES" w:eastAsia="es-ES"/>
-          <w14:ligatures w14:val="none"/>
+          <ns2:ligatures ns2:val="none"/>
         </w:rPr>
         <w:t xml:space="preserve">del </w:t>
       </w:r>
@@ -4764,7 +4764,7 @@
           <w:color w:val="000000"/>
           <w:kern w:val="0"/>
           <w:lang w:val="es-ES" w:eastAsia="es-ES"/>
-          <w14:ligatures w14:val="none"/>
+          <ns2:ligatures ns2:val="none"/>
         </w:rPr>
         <w:t>24 de setiembre del 2025</w:t>
       </w:r>
@@ -4774,7 +4774,7 @@
           <w:color w:val="000000"/>
           <w:kern w:val="0"/>
           <w:lang w:val="es-ES" w:eastAsia="es-ES"/>
-          <w14:ligatures w14:val="none"/>
+          <ns2:ligatures ns2:val="none"/>
         </w:rPr>
         <w:t xml:space="preserve">, </w:t>
       </w:r>
@@ -4784,12 +4784,12 @@
           <w:color w:val="000000"/>
           <w:kern w:val="0"/>
           <w:lang w:val="es-ES" w:eastAsia="es-ES"/>
-          <w14:ligatures w14:val="none"/>
+          <ns2:ligatures ns2:val="none"/>
         </w:rPr>
         <w:t>subsanada mediante escrito del 08 de octubre de 2025.</w:t>
       </w:r>
     </w:p>
-    <w:p>
+    <w:p ns2:paraId="1E210370" ns2:textId="77777777">
       <w:pPr>
         <w:spacing w:line="240" w:lineRule="auto"/>
         <w:contextualSpacing/>
@@ -4799,11 +4799,11 @@
           <w:color w:val="000000"/>
           <w:kern w:val="0"/>
           <w:lang w:eastAsia="es-PE"/>
-          <w14:ligatures w14:val="none"/>
-        </w:rPr>
-      </w:pPr>
-    </w:p>
-    <w:p>
+          <ns2:ligatures ns2:val="none"/>
+        </w:rPr>
+      </w:pPr>
+    </w:p>
+    <w:p ns2:paraId="5D90C1F7" ns2:textId="1AD213AF">
       <w:pPr>
         <w:spacing w:after="0" w:line="240" w:lineRule="auto"/>
         <w:jc w:val="both"/>
@@ -4812,17 +4812,17 @@
           <w:color w:val="000000"/>
           <w:kern w:val="0"/>
           <w:lang w:eastAsia="es-PE"/>
-          <w14:ligatures w14:val="none"/>
-        </w:rPr>
-      </w:pPr>
-      <w:r>
-        <w:rPr>
-          <w:rFonts w:ascii="Arial Narrow" w:eastAsia="Arial Narrow" w:hAnsi="Arial Narrow" w:cs="Arial Narrow"/>
-          <w:b/>
-          <w:color w:val="000000"/>
-          <w:kern w:val="0"/>
-          <w:lang w:eastAsia="es-PE"/>
-          <w14:ligatures w14:val="none"/>
+          <ns2:ligatures ns2:val="none"/>
+        </w:rPr>
+      </w:pPr>
+      <w:r>
+        <w:rPr>
+          <w:rFonts w:ascii="Arial Narrow" w:eastAsia="Arial Narrow" w:hAnsi="Arial Narrow" w:cs="Arial Narrow"/>
+          <w:b/>
+          <w:color w:val="000000"/>
+          <w:kern w:val="0"/>
+          <w:lang w:eastAsia="es-PE"/>
+          <ns2:ligatures ns2:val="none"/>
         </w:rPr>
         <w:t>TERCERO</w:t>
       </w:r>
@@ -4833,7 +4833,7 @@
           <w:color w:val="000000"/>
           <w:kern w:val="0"/>
           <w:lang w:eastAsia="es-PE"/>
-          <w14:ligatures w14:val="none"/>
+          <ns2:ligatures ns2:val="none"/>
         </w:rPr>
         <w:t xml:space="preserve">: </w:t>
       </w:r>
@@ -4843,7 +4843,7 @@
           <w:color w:val="000000"/>
           <w:kern w:val="0"/>
           <w:lang w:eastAsia="es-PE"/>
-          <w14:ligatures w14:val="none"/>
+          <ns2:ligatures ns2:val="none"/>
         </w:rPr>
         <w:t>requerir a</w:t>
       </w:r>
@@ -4853,7 +4853,7 @@
           <w:color w:val="000000"/>
           <w:kern w:val="0"/>
           <w:lang w:eastAsia="es-PE"/>
-          <w14:ligatures w14:val="none"/>
+          <ns2:ligatures ns2:val="none"/>
         </w:rPr>
         <w:t>l</w:t>
       </w:r>
@@ -4863,7 +4863,7 @@
           <w:color w:val="000000"/>
           <w:kern w:val="0"/>
           <w:lang w:eastAsia="es-PE"/>
-          <w14:ligatures w14:val="none"/>
+          <ns2:ligatures ns2:val="none"/>
         </w:rPr>
         <w:t xml:space="preserve"> </w:t>
       </w:r>
@@ -4887,12 +4887,12 @@
           <w:color w:val="000000"/>
           <w:kern w:val="0"/>
           <w:lang w:eastAsia="es-PE"/>
-          <w14:ligatures w14:val="none"/>
+          <ns2:ligatures ns2:val="none"/>
         </w:rPr>
         <w:t>que cumpla con lo siguiente:</w:t>
       </w:r>
     </w:p>
-    <w:p>
+    <w:p ns2:paraId="156DFAB9" ns2:textId="77777777">
       <w:pPr>
         <w:spacing w:after="0" w:line="240" w:lineRule="auto"/>
         <w:jc w:val="both"/>
@@ -4901,11 +4901,11 @@
           <w:color w:val="000000"/>
           <w:kern w:val="0"/>
           <w:lang w:eastAsia="es-PE"/>
-          <w14:ligatures w14:val="none"/>
-        </w:rPr>
-      </w:pPr>
-    </w:p>
-    <w:p>
+          <ns2:ligatures ns2:val="none"/>
+        </w:rPr>
+      </w:pPr>
+    </w:p>
+    <w:p ns2:paraId="37384474" ns2:textId="77777777">
       <w:pPr>
         <w:numPr>
           <w:ilvl w:val="0"/>
@@ -4919,21 +4919,21 @@
           <w:color w:val="000000"/>
           <w:kern w:val="0"/>
           <w:lang w:eastAsia="es-PE"/>
-          <w14:ligatures w14:val="none"/>
-        </w:rPr>
-      </w:pPr>
-      <w:r>
-        <w:rPr>
-          <w:rFonts w:ascii="Arial Narrow" w:eastAsia="Arial Narrow" w:hAnsi="Arial Narrow" w:cs="Arial Narrow"/>
-          <w:color w:val="000000"/>
-          <w:kern w:val="0"/>
-          <w:lang w:eastAsia="es-PE"/>
-          <w14:ligatures w14:val="none"/>
+          <ns2:ligatures ns2:val="none"/>
+        </w:rPr>
+      </w:pPr>
+      <w:r>
+        <w:rPr>
+          <w:rFonts w:ascii="Arial Narrow" w:eastAsia="Arial Narrow" w:hAnsi="Arial Narrow" w:cs="Arial Narrow"/>
+          <w:color w:val="000000"/>
+          <w:kern w:val="0"/>
+          <w:lang w:eastAsia="es-PE"/>
+          <ns2:ligatures ns2:val="none"/>
         </w:rPr>
         <w:t>presentar documentos que acrediten su inscripción en los Registros Públicos o una declaración jurada que indique que cuenta con dicha inscripción;</w:t>
       </w:r>
     </w:p>
-    <w:p>
+    <w:p ns2:paraId="04A6E74B" ns2:textId="77777777">
       <w:pPr>
         <w:numPr>
           <w:ilvl w:val="0"/>
@@ -4947,21 +4947,21 @@
           <w:color w:val="000000"/>
           <w:kern w:val="0"/>
           <w:lang w:eastAsia="es-PE"/>
-          <w14:ligatures w14:val="none"/>
-        </w:rPr>
-      </w:pPr>
-      <w:r>
-        <w:rPr>
-          <w:rFonts w:ascii="Arial Narrow" w:eastAsia="Arial Narrow" w:hAnsi="Arial Narrow" w:cs="Arial Narrow"/>
-          <w:color w:val="000000"/>
-          <w:kern w:val="0"/>
-          <w:lang w:eastAsia="es-PE"/>
-          <w14:ligatures w14:val="none"/>
+          <ns2:ligatures ns2:val="none"/>
+        </w:rPr>
+      </w:pPr>
+      <w:r>
+        <w:rPr>
+          <w:rFonts w:ascii="Arial Narrow" w:eastAsia="Arial Narrow" w:hAnsi="Arial Narrow" w:cs="Arial Narrow"/>
+          <w:color w:val="000000"/>
+          <w:kern w:val="0"/>
+          <w:lang w:eastAsia="es-PE"/>
+          <ns2:ligatures ns2:val="none"/>
         </w:rPr>
         <w:t>presentar copia simple de las facultades de representación de su representante legal en el presente procedimiento o la declaración jurada que indique que cuenta con dichas facultades y que estas se encuentran vigentes;</w:t>
       </w:r>
     </w:p>
-    <w:p>
+    <w:p ns2:paraId="1203D0DC" ns2:textId="77777777">
       <w:pPr>
         <w:numPr>
           <w:ilvl w:val="0"/>
@@ -4975,21 +4975,21 @@
           <w:color w:val="000000"/>
           <w:kern w:val="0"/>
           <w:lang w:eastAsia="es-PE"/>
-          <w14:ligatures w14:val="none"/>
-        </w:rPr>
-      </w:pPr>
-      <w:r>
-        <w:rPr>
-          <w:rFonts w:ascii="Arial Narrow" w:eastAsia="Arial Narrow" w:hAnsi="Arial Narrow" w:cs="Arial Narrow"/>
-          <w:color w:val="000000"/>
-          <w:kern w:val="0"/>
-          <w:lang w:eastAsia="es-PE"/>
-          <w14:ligatures w14:val="none"/>
+          <ns2:ligatures ns2:val="none"/>
+        </w:rPr>
+      </w:pPr>
+      <w:r>
+        <w:rPr>
+          <w:rFonts w:ascii="Arial Narrow" w:eastAsia="Arial Narrow" w:hAnsi="Arial Narrow" w:cs="Arial Narrow"/>
+          <w:color w:val="000000"/>
+          <w:kern w:val="0"/>
+          <w:lang w:eastAsia="es-PE"/>
+          <ns2:ligatures ns2:val="none"/>
         </w:rPr>
         <w:t>consignar el Número de Registro Único de Contribuyentes (RUC); y,</w:t>
       </w:r>
     </w:p>
-    <w:p>
+    <w:p ns2:paraId="37704CA2" ns2:textId="77777777">
       <w:pPr>
         <w:numPr>
           <w:ilvl w:val="0"/>
@@ -5001,16 +5001,16 @@
         <w:rPr>
           <w:rFonts w:ascii="Arial Narrow" w:eastAsia="Calibri" w:hAnsi="Arial Narrow" w:cs="Arial"/>
           <w:kern w:val="0"/>
-          <w14:ligatures w14:val="none"/>
-        </w:rPr>
-      </w:pPr>
-      <w:r>
-        <w:rPr>
-          <w:rFonts w:ascii="Arial Narrow" w:eastAsia="Arial Narrow" w:hAnsi="Arial Narrow" w:cs="Arial Narrow"/>
-          <w:color w:val="000000"/>
-          <w:kern w:val="0"/>
-          <w:lang w:eastAsia="es-PE"/>
-          <w14:ligatures w14:val="none"/>
+          <ns2:ligatures ns2:val="none"/>
+        </w:rPr>
+      </w:pPr>
+      <w:r>
+        <w:rPr>
+          <w:rFonts w:ascii="Arial Narrow" w:eastAsia="Arial Narrow" w:hAnsi="Arial Narrow" w:cs="Arial Narrow"/>
+          <w:color w:val="000000"/>
+          <w:kern w:val="0"/>
+          <w:lang w:eastAsia="es-PE"/>
+          <ns2:ligatures ns2:val="none"/>
         </w:rPr>
         <w:lastRenderedPageBreak/>
         <w:t>fijar domicilio procesal para el procedimiento, de conformidad con el numeral 1 del artículo 442</w:t>
@@ -5021,7 +5021,7 @@
           <w:color w:val="000000"/>
           <w:kern w:val="0"/>
           <w:lang w:eastAsia="es-PE"/>
-          <w14:ligatures w14:val="none"/>
+          <ns2:ligatures ns2:val="none"/>
         </w:rPr>
         <w:t/>
       </w:r>
@@ -5031,7 +5031,7 @@
           <w:color w:val="000000"/>
           <w:kern w:val="0"/>
           <w:lang w:eastAsia="es-PE"/>
-          <w14:ligatures w14:val="none"/>
+          <ns2:ligatures ns2:val="none"/>
         </w:rPr>
         <w:t xml:space="preserve"> del Código Procesal Civil. </w:t>
       </w:r>
@@ -5039,7 +5039,7 @@
         <w:rPr>
           <w:rFonts w:ascii="Arial Narrow" w:eastAsia="Calibri" w:hAnsi="Arial Narrow" w:cs="Arial"/>
           <w:kern w:val="0"/>
-          <w14:ligatures w14:val="none"/>
+          <ns2:ligatures ns2:val="none"/>
         </w:rPr>
         <w:t>Para ello podrá señalar domicilio físico o una dirección electrónica a la que pueda remitirse las notificaciones</w:t>
       </w:r>
@@ -5048,12 +5048,12 @@
           <w:rFonts w:ascii="Arial Narrow" w:eastAsia="Arial" w:hAnsi="Arial Narrow" w:cs="Arial"/>
           <w:kern w:val="0"/>
           <w:lang w:val="es"/>
-          <w14:ligatures w14:val="none"/>
+          <ns2:ligatures ns2:val="none"/>
         </w:rPr>
         <w:t>;</w:t>
       </w:r>
     </w:p>
-    <w:p>
+    <w:p ns2:paraId="6A38ABFB" ns2:textId="77777777">
       <w:pPr>
         <w:numPr>
           <w:ilvl w:val="0"/>
@@ -5065,14 +5065,14 @@
         <w:rPr>
           <w:rFonts w:ascii="Arial Narrow" w:eastAsia="Calibri" w:hAnsi="Arial Narrow" w:cs="Arial"/>
           <w:kern w:val="0"/>
-          <w14:ligatures w14:val="none"/>
+          <ns2:ligatures ns2:val="none"/>
         </w:rPr>
       </w:pPr>
       <w:r>
         <w:rPr>
           <w:rFonts w:ascii="Arial Narrow" w:eastAsia="Calibri" w:hAnsi="Arial Narrow" w:cs="Arial"/>
           <w:kern w:val="0"/>
-          <w14:ligatures w14:val="none"/>
+          <ns2:ligatures ns2:val="none"/>
         </w:rPr>
         <w:t xml:space="preserve">en caso califique como </w:t>
       </w:r>
@@ -5081,7 +5081,7 @@
         <w:rPr>
           <w:rFonts w:ascii="Arial Narrow" w:eastAsia="Calibri" w:hAnsi="Arial Narrow" w:cs="Arial"/>
           <w:kern w:val="0"/>
-          <w14:ligatures w14:val="none"/>
+          <ns2:ligatures ns2:val="none"/>
         </w:rPr>
         <w:t>micro empresa</w:t>
       </w:r>
@@ -5090,7 +5090,7 @@
         <w:rPr>
           <w:rFonts w:ascii="Arial Narrow" w:eastAsia="Calibri" w:hAnsi="Arial Narrow" w:cs="Arial"/>
           <w:kern w:val="0"/>
-          <w14:ligatures w14:val="none"/>
+          <ns2:ligatures ns2:val="none"/>
         </w:rPr>
         <w:t xml:space="preserve"> o pequeña empresa, presentar los documentos que acrediten su volumen de ventas o ingresos brutos percibidos el año anterior relativo a todas sus actividades económicas y el número de trabajadores con el que cuenta</w:t>
       </w:r>
@@ -5100,7 +5100,7 @@
           <w:rFonts w:ascii="Arial Narrow" w:eastAsia="Calibri" w:hAnsi="Arial Narrow" w:cs="Arial"/>
           <w:kern w:val="0"/>
           <w:vertAlign w:val="superscript"/>
-          <w14:ligatures w14:val="none"/>
+          <ns2:ligatures ns2:val="none"/>
         </w:rPr>
         <w:footnoteReference w:id="10"/>
       </w:r>
@@ -5108,7 +5108,7 @@
         <w:rPr>
           <w:rFonts w:ascii="Arial Narrow" w:eastAsia="Calibri" w:hAnsi="Arial Narrow" w:cs="Arial"/>
           <w:kern w:val="0"/>
-          <w14:ligatures w14:val="none"/>
+          <ns2:ligatures ns2:val="none"/>
         </w:rPr>
         <w:t>. Ello, a fin de que la Comisión pueda meritar dicha documentación, conforme lo establece el artículo 110</w:t>
       </w:r>
@@ -5118,7 +5118,7 @@
           <w:color w:val="000000"/>
           <w:kern w:val="0"/>
           <w:lang w:eastAsia="es-PE"/>
-          <w14:ligatures w14:val="none"/>
+          <ns2:ligatures ns2:val="none"/>
         </w:rPr>
         <w:t/>
       </w:r>
@@ -5126,7 +5126,7 @@
         <w:rPr>
           <w:rFonts w:ascii="Arial Narrow" w:eastAsia="Calibri" w:hAnsi="Arial Narrow" w:cs="Arial"/>
           <w:kern w:val="0"/>
-          <w14:ligatures w14:val="none"/>
+          <ns2:ligatures ns2:val="none"/>
         </w:rPr>
         <w:t xml:space="preserve"> del </w:t>
       </w:r>
@@ -5135,7 +5135,7 @@
           <w:rFonts w:ascii="Arial Narrow" w:eastAsia="Calibri" w:hAnsi="Arial Narrow" w:cs="Arial"/>
           <w:spacing w:val="-2"/>
           <w:kern w:val="0"/>
-          <w14:ligatures w14:val="none"/>
+          <ns2:ligatures ns2:val="none"/>
         </w:rPr>
         <w:t>Código</w:t>
       </w:r>
@@ -5146,7 +5146,7 @@
           <w:spacing w:val="-2"/>
           <w:kern w:val="0"/>
           <w:vertAlign w:val="superscript"/>
-          <w14:ligatures w14:val="none"/>
+          <ns2:ligatures ns2:val="none"/>
         </w:rPr>
         <w:footnoteReference w:id="11"/>
       </w:r>
@@ -5155,12 +5155,12 @@
           <w:rFonts w:ascii="Arial Narrow" w:eastAsia="Calibri" w:hAnsi="Arial Narrow" w:cs="Arial"/>
           <w:spacing w:val="-2"/>
           <w:kern w:val="0"/>
-          <w14:ligatures w14:val="none"/>
+          <ns2:ligatures ns2:val="none"/>
         </w:rPr>
         <w:t>.</w:t>
       </w:r>
     </w:p>
-    <w:p>
+    <w:p ns2:paraId="1B2AA0D1" ns2:textId="77777777">
       <w:pPr>
         <w:spacing w:after="0" w:line="240" w:lineRule="auto"/>
         <w:ind w:left="567"/>
@@ -5170,7 +5170,7 @@
           <w:color w:val="000000"/>
           <w:kern w:val="0"/>
           <w:lang w:eastAsia="es-PE"/>
-          <w14:ligatures w14:val="none"/>
+          <ns2:ligatures ns2:val="none"/>
         </w:rPr>
       </w:pPr>
     </w:p>
@@ -5183,60 +5183,165 @@
           <w:color w:val="000000"/>
           <w:kern w:val="0"/>
           <w:lang w:eastAsia="es-PE"/>
-          <w14:ligatures w14:val="none"/>
-        </w:rPr>
-      </w:pPr>
-      <w:r>
-        <w:rPr>
-          <w:rFonts w:ascii="Arial Narrow" w:eastAsia="Arial Narrow" w:hAnsi="Arial Narrow" w:cs="Arial Narrow"/>
-          <w:b/>
-          <w:color w:val="000000"/>
-          <w:kern w:val="0"/>
-          <w:lang w:eastAsia="es-PE"/>
-          <w14:ligatures w14:val="none"/>
-        </w:rPr>
-        <w:t>CUARTO</w:t>
-      </w:r>
-      <w:r>
-        <w:rPr>
-          <w:rFonts w:ascii="Arial Narrow" w:eastAsia="Arial Narrow" w:hAnsi="Arial Narrow" w:cs="Arial Narrow"/>
-          <w:b/>
-          <w:color w:val="000000"/>
-          <w:kern w:val="0"/>
-          <w:lang w:eastAsia="es-PE"/>
-          <w14:ligatures w14:val="none"/>
+          <ns2:ligatures ns2:val="none"/>
+        </w:rPr>
+      </w:pPr>
+      <w:r>
+        <w:rPr>
+          <w:rFonts w:ascii="Arial Narrow" w:hAnsi="Arial Narrow" w:cs="Arial Narrow"/>
+          <w:b w:val="1"/>
+          <w:bCs w:val="1"/>
+          <w:sz w:val="20"/>
+          <w:szCs w:val="20"/>
+        </w:rPr>
+        <w:t xml:space="preserve">CUARTO: </w:t>
+      </w:r>
+      <w:r>
+        <w:rPr>
+          <w:rFonts w:ascii="Arial Narrow" w:hAnsi="Arial Narrow" w:cs="Arial Narrow"/>
+          <w:sz w:val="20"/>
+          <w:szCs w:val="20"/>
+        </w:rPr>
+        <w:t xml:space="preserve">correr traslado de la presente resolución a Banco BBVA Perú S.A para que, de conformidad con lo dispuesto por el artículo 26° de la Ley sobre Facultades, Normas y Organización del Indecopi, aprobado por Decreto Legislativo N° 8079, presente sus descargos sobre la imputación de cargos realizada en un plazo no mayor a cinco (5) días hábiles contado a partir del día siguiente de la notificación de la presente resolución, vencido el cual, el Secretario Técnico declarará en rebeldía a los denunciados que no lo hubieran presentado. Debe precisarse que de conformidad con lo establecido por el artículo 223° del Texto Único Ordenado de la Ley N° 27444, Ley del Procedimiento Administrativo General, las alegaciones y los hechos relevantes de la reclamación, salvo que hayan sido específicamente negadas en la contestación, se tendrán por aceptadas o meritadas como ciertas.</w:t>
+      </w:r>
+    </w:p>
+    <w:p ns2:paraId="450414AF" ns2:textId="77777777">
+      <w:pPr>
+        <w:spacing w:after="0" w:line="240" w:lineRule="auto"/>
+        <w:jc w:val="both"/>
+        <w:rPr>
+          <w:rFonts w:ascii="Arial Narrow" w:eastAsia="Arial Narrow" w:hAnsi="Arial Narrow" w:cs="Arial Narrow"/>
+          <w:color w:val="000000"/>
+          <w:kern w:val="0"/>
+          <w:lang w:eastAsia="es-PE"/>
+          <ns2:ligatures ns2:val="none"/>
+        </w:rPr>
+      </w:pPr>
+    </w:p>
+    <w:p ns2:paraId="1B28C51A" ns2:textId="0E58B86B">
+      <w:pPr>
+        <w:spacing w:after="0" w:line="240" w:lineRule="auto"/>
+        <w:jc w:val="both"/>
+        <w:rPr>
+          <w:rFonts w:ascii="Arial Narrow" w:eastAsia="Times New Roman" w:hAnsi="Arial Narrow" w:cs="Arial"/>
+          <w:color w:val="000000"/>
+          <w:kern w:val="0"/>
+          <w:lang w:val="es-ES" w:eastAsia="es-ES"/>
+          <ns2:ligatures ns2:val="none"/>
+        </w:rPr>
+      </w:pPr>
+      <w:r>
+        <w:rPr>
+          <w:rFonts w:ascii="Arial Narrow" w:eastAsia="Arial Narrow" w:hAnsi="Arial Narrow" w:cs="Arial Narrow"/>
+          <w:b/>
+          <w:color w:val="000000"/>
+          <w:kern w:val="0"/>
+          <w:lang w:eastAsia="es-PE"/>
+          <ns2:ligatures ns2:val="none"/>
+        </w:rPr>
+        <w:t>QUINTO</w:t>
+      </w:r>
+      <w:r>
+        <w:rPr>
+          <w:rFonts w:ascii="Arial Narrow" w:eastAsia="Arial Narrow" w:hAnsi="Arial Narrow" w:cs="Arial Narrow"/>
+          <w:b/>
+          <w:color w:val="000000"/>
+          <w:kern w:val="0"/>
+          <w:lang w:eastAsia="es-PE"/>
+          <ns2:ligatures ns2:val="none"/>
         </w:rPr>
         <w:t xml:space="preserve">: </w:t>
       </w:r>
-      <w:r>
-        <w:rPr>
-          <w:rFonts w:ascii="Arial Narrow" w:eastAsia="Arial Narrow" w:hAnsi="Arial Narrow" w:cs="Arial Narrow"/>
-          <w:color w:val="000000"/>
-          <w:kern w:val="0"/>
-          <w:lang w:eastAsia="es-PE"/>
-          <w14:ligatures w14:val="none"/>
-        </w:rPr>
-        <w:t xml:space="preserve">correr traslado de la denuncia interpuesta </w:t>
-      </w:r>
+      <w:bookmarkStart w:id="15" w:name="_Hlk188286813"/>
       <w:r>
         <w:rPr>
           <w:rFonts w:ascii="Arial Narrow" w:eastAsia="Times New Roman" w:hAnsi="Arial Narrow" w:cs="Arial"/>
           <w:color w:val="000000"/>
           <w:kern w:val="0"/>
+          <w:lang w:eastAsia="es-ES"/>
+          <ns2:ligatures ns2:val="none"/>
+        </w:rPr>
+        <w:t xml:space="preserve">requerir </w:t>
+      </w:r>
+      <w:r>
+        <w:rPr>
+          <w:rFonts w:ascii="Arial Narrow" w:eastAsia="Times New Roman" w:hAnsi="Arial Narrow" w:cs="Arial"/>
+          <w:color w:val="000000"/>
+          <w:kern w:val="0"/>
           <w:lang w:val="es-ES" w:eastAsia="es-ES"/>
-          <w14:ligatures w14:val="none"/>
-        </w:rPr>
-        <w:t xml:space="preserve">el </w:t>
+          <ns2:ligatures ns2:val="none"/>
+        </w:rPr>
+        <w:t xml:space="preserve">que, en un </w:t>
       </w:r>
       <w:r>
         <w:rPr>
           <w:rFonts w:ascii="Arial Narrow" w:eastAsia="Times New Roman" w:hAnsi="Arial Narrow" w:cs="Arial"/>
           <w:color w:val="000000"/>
           <w:kern w:val="0"/>
+          <w:lang w:eastAsia="es-ES"/>
+          <ns2:ligatures ns2:val="none"/>
+        </w:rPr>
+        <w:t xml:space="preserve">plazo no mayor de cinco (5) días </w:t>
+      </w:r>
+      <w:r>
+        <w:rPr>
+          <w:rFonts w:ascii="Arial Narrow" w:eastAsia="Times New Roman" w:hAnsi="Arial Narrow" w:cs="Arial"/>
+          <w:color w:val="000000"/>
+          <w:kern w:val="0"/>
+          <w:lang w:eastAsia="es-ES"/>
+          <ns2:ligatures ns2:val="none"/>
+        </w:rPr>
+        <w:t>hábiles contado a partir del día siguiente de la notificación de la presente resolución</w:t>
+      </w:r>
+      <w:bookmarkEnd w:id="15"/>
+      <w:r>
+        <w:rPr>
+          <w:rFonts w:ascii="Arial Narrow" w:eastAsia="Times New Roman" w:hAnsi="Arial Narrow" w:cs="Arial"/>
+          <w:color w:val="000000"/>
+          <w:kern w:val="0"/>
+          <w:lang w:eastAsia="es-ES"/>
+          <ns2:ligatures ns2:val="none"/>
+        </w:rPr>
+        <w:t xml:space="preserve">, </w:t>
+      </w:r>
+      <w:bookmarkStart w:id="16" w:name="_Hlk188286828"/>
+      <w:r>
+        <w:rPr>
+          <w:rFonts w:ascii="Arial Narrow" w:eastAsia="Arial Narrow" w:hAnsi="Arial Narrow" w:cs="Arial Narrow"/>
+          <w:bCs/>
+        </w:rPr>
+        <w:t>Banco BBVA Perú S.A.</w:t>
+      </w:r>
+      <w:r>
+        <w:rPr>
+          <w:rFonts w:ascii="Arial Narrow" w:eastAsia="Times New Roman" w:hAnsi="Arial Narrow" w:cs="Arial"/>
+          <w:color w:val="000000"/>
+          <w:kern w:val="0"/>
+          <w:lang w:eastAsia="es-ES"/>
+          <ns2:ligatures ns2:val="none"/>
+        </w:rPr>
+        <w:t>,</w:t>
+      </w:r>
+      <w:bookmarkEnd w:id="16"/>
+      <w:r>
+        <w:rPr>
+          <w:rFonts w:ascii="Arial Narrow" w:eastAsia="Times New Roman" w:hAnsi="Arial Narrow" w:cs="Arial"/>
+          <w:color w:val="000000"/>
+          <w:kern w:val="0"/>
+          <w:lang w:eastAsia="es-ES"/>
+          <ns2:ligatures ns2:val="none"/>
+        </w:rPr>
+        <w:t xml:space="preserve"> </w:t>
+      </w:r>
+      <w:r>
+        <w:rPr>
+          <w:rFonts w:ascii="Arial Narrow" w:eastAsia="Times New Roman" w:hAnsi="Arial Narrow" w:cs="Arial"/>
+          <w:color w:val="000000"/>
+          <w:kern w:val="0"/>
           <w:lang w:val="es-ES" w:eastAsia="es-ES"/>
-          <w14:ligatures w14:val="none"/>
-        </w:rPr>
-        <w:t>24 de setiembre del 2025</w:t>
+          <ns2:ligatures ns2:val="none"/>
+        </w:rPr>
+        <w:t>cumpla con</w:t>
       </w:r>
       <w:r>
         <w:rPr>
@@ -5244,9 +5349,9 @@
           <w:color w:val="000000"/>
           <w:kern w:val="0"/>
           <w:lang w:val="es-ES" w:eastAsia="es-ES"/>
-          <w14:ligatures w14:val="none"/>
-        </w:rPr>
-        <w:t xml:space="preserve">, </w:t>
+          <ns2:ligatures ns2:val="none"/>
+        </w:rPr>
+        <w:t xml:space="preserve">; (i) presentar una copia </w:t>
       </w:r>
       <w:r>
         <w:rPr>
@@ -5254,82 +5359,252 @@
           <w:color w:val="000000"/>
           <w:kern w:val="0"/>
           <w:lang w:val="es-ES" w:eastAsia="es-ES"/>
-          <w14:ligatures w14:val="none"/>
-        </w:rPr>
-        <w:t>subsanada mediante escrito del 08 de octubre de 2025</w:t>
-      </w:r>
-      <w:r>
-        <w:rPr>
-          <w:rFonts w:ascii="Arial Narrow" w:eastAsia="Calibri" w:hAnsi="Arial Narrow" w:cs="Arial"/>
-          <w:kern w:val="0"/>
-          <w14:ligatures w14:val="none"/>
-        </w:rPr>
-        <w:t xml:space="preserve">, </w:t>
-      </w:r>
-      <w:r>
-        <w:rPr>
-          <w:rFonts w:ascii="Arial Narrow" w:eastAsia="Arial Narrow" w:hAnsi="Arial Narrow" w:cs="Arial Narrow"/>
-          <w:color w:val="000000"/>
-          <w:kern w:val="0"/>
-          <w:lang w:eastAsia="es-PE"/>
-          <w14:ligatures w14:val="none"/>
-        </w:rPr>
-        <w:t>a</w:t>
-      </w:r>
-      <w:r>
-        <w:rPr>
-          <w:rFonts w:ascii="Arial Narrow" w:eastAsia="Arial Narrow" w:hAnsi="Arial Narrow" w:cs="Arial Narrow"/>
-          <w:color w:val="000000"/>
-          <w:kern w:val="0"/>
-          <w:lang w:eastAsia="es-PE"/>
-          <w14:ligatures w14:val="none"/>
-        </w:rPr>
-        <w:t>l</w:t>
-      </w:r>
-      <w:r>
-        <w:rPr>
-          <w:rFonts w:ascii="Arial Narrow" w:eastAsia="Times New Roman" w:hAnsi="Arial Narrow" w:cs="Times New Roman"/>
-          <w:color w:val="000000"/>
-          <w:kern w:val="0"/>
-          <w:shd w:val="clear" w:color="auto" w:fill="FFFFFF"/>
-          <w:lang w:eastAsia="es-PE"/>
-          <w14:ligatures w14:val="none"/>
-        </w:rPr>
-        <w:t xml:space="preserve"> </w:t>
-      </w:r>
-      <w:r>
-        <w:rPr>
-          <w:rFonts w:ascii="Arial Narrow" w:eastAsia="Arial Narrow" w:hAnsi="Arial Narrow" w:cs="Arial Narrow"/>
-          <w:bCs/>
-        </w:rPr>
-        <w:t>Banco BBVA Perú S.A.</w:t>
-      </w:r>
-      <w:r>
-        <w:rPr>
-          <w:rFonts w:ascii="Arial Narrow" w:eastAsia="Arial Narrow" w:hAnsi="Arial Narrow" w:cs="Arial Narrow"/>
-          <w:bCs/>
-        </w:rPr>
-        <w:t xml:space="preserve"> </w:t>
-      </w:r>
-      <w:r>
-        <w:rPr>
-          <w:rFonts w:ascii="Arial Narrow" w:eastAsia="Arial Narrow" w:hAnsi="Arial Narrow" w:cs="Arial Narrow"/>
-          <w:color w:val="000000"/>
-          <w:kern w:val="0"/>
-          <w:lang w:eastAsia="es-PE"/>
-          <w14:ligatures w14:val="none"/>
-        </w:rPr>
-        <w:t>pa</w:t>
-      </w:r>
-      <w:r>
-        <w:rPr>
-          <w:rFonts w:ascii="Arial Narrow" w:eastAsia="Arial Narrow" w:hAnsi="Arial Narrow" w:cs="Arial Narrow"/>
-          <w:color w:val="000000"/>
-          <w:kern w:val="0"/>
-          <w:lang w:eastAsia="es-PE"/>
-          <w14:ligatures w14:val="none"/>
-        </w:rPr>
-        <w:t>ra que, de conformidad con lo dispuesto por el artículo 26</w:t>
+          <ns2:ligatures ns2:val="none"/>
+        </w:rPr>
+        <w:t xml:space="preserve">completa, legible y </w:t>
+      </w:r>
+      <w:r>
+        <w:rPr>
+          <w:rFonts w:ascii="Arial Narrow" w:eastAsia="Times New Roman" w:hAnsi="Arial Narrow" w:cs="Arial"/>
+          <w:color w:val="000000"/>
+          <w:kern w:val="0"/>
+          <w:lang w:val="es-ES" w:eastAsia="es-ES"/>
+          <ns2:ligatures ns2:val="none"/>
+        </w:rPr>
+        <w:t xml:space="preserve">debidamente </w:t>
+      </w:r>
+      <w:r>
+        <w:rPr>
+          <w:rFonts w:ascii="Arial Narrow" w:eastAsia="Times New Roman" w:hAnsi="Arial Narrow" w:cs="Arial"/>
+          <w:color w:val="000000"/>
+          <w:kern w:val="0"/>
+          <w:lang w:val="es-ES" w:eastAsia="es-ES"/>
+          <ns2:ligatures ns2:val="none"/>
+        </w:rPr>
+        <w:t xml:space="preserve">suscrita del contrato y demás documentos asociados a la </w:t>
+      </w:r>
+      <w:r>
+        <w:rPr>
+          <w:rFonts w:ascii="Arial Narrow" w:eastAsia="Arial Narrow" w:hAnsi="Arial Narrow" w:cs="Arial Narrow"/>
+        </w:rPr>
+        <w:t xml:space="preserve">tarjeta de crédito </w:t>
+      </w:r>
+      <w:proofErr w:type="spellStart"/>
+      <w:r>
+        <w:rPr>
+          <w:rFonts w:ascii="Arial Narrow" w:eastAsia="Arial Narrow" w:hAnsi="Arial Narrow" w:cs="Arial Narrow"/>
+        </w:rPr>
+        <w:t/>
+      </w:r>
+      <w:proofErr w:type="spellEnd"/>
+      <w:r>
+        <w:rPr>
+          <w:rFonts w:ascii="Arial Narrow" w:eastAsia="Arial Narrow" w:hAnsi="Arial Narrow" w:cs="Arial Narrow"/>
+        </w:rPr>
+        <w:t xml:space="preserve"> 4147-91**-****-902</w:t>
+      </w:r>
+      <w:r>
+        <w:rPr>
+          <w:rFonts w:ascii="Arial Narrow" w:eastAsia="Times New Roman" w:hAnsi="Arial Narrow" w:cs="Arial"/>
+          <w:color w:val="000000"/>
+          <w:kern w:val="0"/>
+          <w:lang w:val="es-ES" w:eastAsia="es-ES"/>
+          <ns2:ligatures ns2:val="none"/>
+        </w:rPr>
+        <w:t>;</w:t>
+      </w:r>
+      <w:r>
+        <w:rPr>
+          <w:rFonts w:ascii="Arial Narrow" w:eastAsia="Times New Roman" w:hAnsi="Arial Narrow" w:cs="Arial"/>
+          <w:color w:val="000000"/>
+          <w:kern w:val="0"/>
+          <w:lang w:val="es-ES" w:eastAsia="es-ES"/>
+          <ns2:ligatures ns2:val="none"/>
+        </w:rPr>
+        <w:t xml:space="preserve"> (</w:t>
+      </w:r>
+      <w:proofErr w:type="spellStart"/>
+      <w:r>
+        <w:rPr>
+          <w:rFonts w:ascii="Arial Narrow" w:eastAsia="Times New Roman" w:hAnsi="Arial Narrow" w:cs="Arial"/>
+          <w:color w:val="000000"/>
+          <w:kern w:val="0"/>
+          <w:lang w:val="es-ES" w:eastAsia="es-ES"/>
+          <ns2:ligatures ns2:val="none"/>
+        </w:rPr>
+        <w:t>ii</w:t>
+      </w:r>
+      <w:proofErr w:type="spellEnd"/>
+      <w:r>
+        <w:rPr>
+          <w:rFonts w:ascii="Arial Narrow" w:eastAsia="Times New Roman" w:hAnsi="Arial Narrow" w:cs="Arial"/>
+          <w:color w:val="000000"/>
+          <w:kern w:val="0"/>
+          <w:lang w:val="es-ES" w:eastAsia="es-ES"/>
+          <ns2:ligatures ns2:val="none"/>
+        </w:rPr>
+        <w:t xml:space="preserve">) </w:t>
+      </w:r>
+      <w:r>
+        <w:rPr>
+          <w:rFonts w:ascii="Arial Narrow" w:eastAsia="Times New Roman" w:hAnsi="Arial Narrow" w:cs="Arial"/>
+          <w:color w:val="000000"/>
+          <w:kern w:val="0"/>
+          <w:lang w:val="es-ES" w:eastAsia="es-ES"/>
+          <ns2:ligatures ns2:val="none"/>
+        </w:rPr>
+        <w:t xml:space="preserve">presentar una copia </w:t>
+      </w:r>
+      <w:r>
+        <w:rPr>
+          <w:rFonts w:ascii="Arial Narrow" w:eastAsia="Times New Roman" w:hAnsi="Arial Narrow" w:cs="Arial"/>
+          <w:color w:val="000000"/>
+          <w:kern w:val="0"/>
+          <w:lang w:val="es-ES" w:eastAsia="es-ES"/>
+          <ns2:ligatures ns2:val="none"/>
+        </w:rPr>
+        <w:t xml:space="preserve">completa, legible y </w:t>
+      </w:r>
+      <w:r>
+        <w:rPr>
+          <w:rFonts w:ascii="Arial Narrow" w:eastAsia="Times New Roman" w:hAnsi="Arial Narrow" w:cs="Arial"/>
+          <w:color w:val="000000"/>
+          <w:kern w:val="0"/>
+          <w:lang w:val="es-ES" w:eastAsia="es-ES"/>
+          <ns2:ligatures ns2:val="none"/>
+        </w:rPr>
+        <w:t xml:space="preserve">debidamente suscrita del seguro de vida vinculado a la </w:t>
+      </w:r>
+      <w:r>
+        <w:rPr>
+          <w:rFonts w:ascii="Arial Narrow" w:eastAsia="Arial Narrow" w:hAnsi="Arial Narrow" w:cs="Arial Narrow"/>
+        </w:rPr>
+        <w:t xml:space="preserve">tarjeta de crédito </w:t>
+      </w:r>
+      <w:proofErr w:type="spellStart"/>
+      <w:r>
+        <w:rPr>
+          <w:rFonts w:ascii="Arial Narrow" w:eastAsia="Arial Narrow" w:hAnsi="Arial Narrow" w:cs="Arial Narrow"/>
+        </w:rPr>
+        <w:t/>
+      </w:r>
+      <w:proofErr w:type="spellEnd"/>
+      <w:r>
+        <w:rPr>
+          <w:rFonts w:ascii="Arial Narrow" w:eastAsia="Arial Narrow" w:hAnsi="Arial Narrow" w:cs="Arial Narrow"/>
+        </w:rPr>
+        <w:t xml:space="preserve"> 4147-91**-****-902</w:t>
+      </w:r>
+      <w:r>
+        <w:rPr>
+          <w:rFonts w:ascii="Arial Narrow" w:eastAsia="Times New Roman" w:hAnsi="Arial Narrow" w:cs="Arial"/>
+          <w:color w:val="000000"/>
+          <w:kern w:val="0"/>
+          <w:lang w:val="es-ES" w:eastAsia="es-ES"/>
+          <ns2:ligatures ns2:val="none"/>
+        </w:rPr>
+        <w:t xml:space="preserve"> materia de denuncia, así como el cargo de remisión del mismo; </w:t>
+      </w:r>
+      <w:r>
+        <w:rPr>
+          <w:rFonts w:ascii="Arial Narrow" w:eastAsia="Times New Roman" w:hAnsi="Arial Narrow" w:cs="Arial"/>
+          <w:color w:val="000000"/>
+          <w:kern w:val="0"/>
+          <w:lang w:val="es-ES" w:eastAsia="es-ES"/>
+          <ns2:ligatures ns2:val="none"/>
+        </w:rPr>
+        <w:t>y, (</w:t>
+      </w:r>
+      <w:proofErr w:type="spellStart"/>
+      <w:r>
+        <w:rPr>
+          <w:rFonts w:ascii="Arial Narrow" w:eastAsia="Times New Roman" w:hAnsi="Arial Narrow" w:cs="Arial"/>
+          <w:color w:val="000000"/>
+          <w:kern w:val="0"/>
+          <w:lang w:val="es-ES" w:eastAsia="es-ES"/>
+          <ns2:ligatures ns2:val="none"/>
+        </w:rPr>
+        <w:t>ii</w:t>
+      </w:r>
+      <w:r>
+        <w:rPr>
+          <w:rFonts w:ascii="Arial Narrow" w:eastAsia="Times New Roman" w:hAnsi="Arial Narrow" w:cs="Arial"/>
+          <w:color w:val="000000"/>
+          <w:kern w:val="0"/>
+          <w:lang w:val="es-ES" w:eastAsia="es-ES"/>
+          <ns2:ligatures ns2:val="none"/>
+        </w:rPr>
+        <w:t>i</w:t>
+      </w:r>
+      <w:proofErr w:type="spellEnd"/>
+      <w:r>
+        <w:rPr>
+          <w:rFonts w:ascii="Arial Narrow" w:eastAsia="Times New Roman" w:hAnsi="Arial Narrow" w:cs="Arial"/>
+          <w:color w:val="000000"/>
+          <w:kern w:val="0"/>
+          <w:lang w:val="es-ES" w:eastAsia="es-ES"/>
+          <ns2:ligatures ns2:val="none"/>
+        </w:rPr>
+        <w:t xml:space="preserve">) presentar todas las comunicaciones cursadas con la parte denunciante en virtud de los hechos materia de denuncia. </w:t>
+      </w:r>
+    </w:p>
+    <w:p ns2:paraId="6160A081" ns2:textId="77777777">
+      <w:pPr>
+        <w:spacing w:after="0" w:line="240" w:lineRule="auto"/>
+        <w:jc w:val="both"/>
+        <w:rPr>
+          <w:rFonts w:ascii="Arial Narrow" w:eastAsia="Times New Roman" w:hAnsi="Arial Narrow" w:cs="Arial"/>
+          <w:color w:val="000000"/>
+          <w:kern w:val="0"/>
+          <w:lang w:val="es-ES" w:eastAsia="es-ES"/>
+          <ns2:ligatures ns2:val="none"/>
+        </w:rPr>
+      </w:pPr>
+    </w:p>
+    <w:p ns2:paraId="58D4E496" ns2:textId="025D7723">
+      <w:pPr>
+        <w:spacing w:after="0" w:line="240" w:lineRule="auto"/>
+        <w:jc w:val="both"/>
+        <w:rPr>
+          <w:rFonts w:ascii="Arial Narrow" w:eastAsia="Times New Roman" w:hAnsi="Arial Narrow" w:cs="Arial"/>
+          <w:color w:val="000000"/>
+          <w:kern w:val="0"/>
+          <w:lang w:val="es-ES" w:eastAsia="es-ES"/>
+          <ns2:ligatures ns2:val="none"/>
+        </w:rPr>
+      </w:pPr>
+      <w:r>
+        <w:rPr>
+          <w:rFonts w:ascii="Arial Narrow" w:eastAsia="Arial Narrow" w:hAnsi="Arial Narrow" w:cs="Arial Narrow"/>
+          <w:b/>
+          <w:color w:val="000000"/>
+          <w:kern w:val="0"/>
+          <w:lang w:eastAsia="es-PE"/>
+          <ns2:ligatures ns2:val="none"/>
+        </w:rPr>
+        <w:t>SEXTO</w:t>
+      </w:r>
+      <w:r>
+        <w:rPr>
+          <w:rFonts w:ascii="Arial Narrow" w:eastAsia="Arial Narrow" w:hAnsi="Arial Narrow" w:cs="Arial Narrow"/>
+          <w:b/>
+          <w:color w:val="000000"/>
+          <w:kern w:val="0"/>
+          <w:lang w:eastAsia="es-PE"/>
+          <ns2:ligatures ns2:val="none"/>
+        </w:rPr>
+        <w:t xml:space="preserve">: </w:t>
+      </w:r>
+      <w:bookmarkStart w:id="17" w:name="_Hlk188286915"/>
+      <w:r>
+        <w:rPr>
+          <w:rFonts w:ascii="Arial Narrow" w:eastAsia="Arial Narrow" w:hAnsi="Arial Narrow" w:cs="Arial Narrow"/>
+          <w:color w:val="000000"/>
+          <w:kern w:val="0"/>
+          <w:lang w:eastAsia="es-PE"/>
+          <ns2:ligatures ns2:val="none"/>
+        </w:rPr>
+        <w:t>informar a las partes que el artículo 110</w:t>
       </w:r>
       <w:r>
         <w:rPr>
@@ -5337,7 +5612,7 @@
           <w:color w:val="000000"/>
           <w:kern w:val="0"/>
           <w:lang w:eastAsia="es-PE"/>
-          <w14:ligatures w14:val="none"/>
+          <ns2:ligatures ns2:val="none"/>
         </w:rPr>
         <w:t/>
       </w:r>
@@ -5347,449 +5622,7 @@
           <w:color w:val="000000"/>
           <w:kern w:val="0"/>
           <w:lang w:eastAsia="es-PE"/>
-          <w14:ligatures w14:val="none"/>
-        </w:rPr>
-        <w:t xml:space="preserve"> de la Ley sobre Facultades, Normas y Organización del Indecopi, aprobada por Decreto Legislativo 807, </w:t>
-      </w:r>
-      <w:r>
-        <w:rPr>
-          <w:rFonts w:ascii="Arial Narrow" w:eastAsia="Arial Narrow" w:hAnsi="Arial Narrow" w:cs="Arial Narrow"/>
-          <w:color w:val="000000"/>
-          <w:kern w:val="0"/>
-          <w:lang w:eastAsia="es-PE"/>
-          <w14:ligatures w14:val="none"/>
-        </w:rPr>
-        <w:t>presenten</w:t>
-      </w:r>
-      <w:r>
-        <w:rPr>
-          <w:rFonts w:ascii="Arial Narrow" w:eastAsia="Arial Narrow" w:hAnsi="Arial Narrow" w:cs="Arial Narrow"/>
-          <w:color w:val="000000"/>
-          <w:kern w:val="0"/>
-          <w:lang w:eastAsia="es-PE"/>
-          <w14:ligatures w14:val="none"/>
-        </w:rPr>
-        <w:t xml:space="preserve"> sus descargos en un plazo no mayor de cinco (5) días hábiles contados desde la notificación. </w:t>
-      </w:r>
-    </w:p>
-    <w:p>
-      <w:pPr>
-        <w:spacing w:after="0" w:line="240" w:lineRule="auto"/>
-        <w:jc w:val="both"/>
-        <w:rPr>
-          <w:rFonts w:ascii="Arial Narrow" w:eastAsia="Arial Narrow" w:hAnsi="Arial Narrow" w:cs="Arial Narrow"/>
-          <w:color w:val="000000"/>
-          <w:kern w:val="0"/>
-          <w:lang w:eastAsia="es-PE"/>
-          <w14:ligatures w14:val="none"/>
-        </w:rPr>
-      </w:pPr>
-    </w:p>
-    <w:p>
-      <w:pPr>
-        <w:spacing w:after="0" w:line="240" w:lineRule="auto"/>
-        <w:jc w:val="both"/>
-        <w:rPr>
-          <w:rFonts w:ascii="Arial Narrow" w:eastAsia="Times New Roman" w:hAnsi="Arial Narrow" w:cs="Arial"/>
-          <w:color w:val="000000"/>
-          <w:kern w:val="0"/>
-          <w:lang w:val="es-ES" w:eastAsia="es-ES"/>
-          <w14:ligatures w14:val="none"/>
-        </w:rPr>
-      </w:pPr>
-      <w:r>
-        <w:rPr>
-          <w:rFonts w:ascii="Arial Narrow" w:eastAsia="Arial Narrow" w:hAnsi="Arial Narrow" w:cs="Arial Narrow"/>
-          <w:b/>
-          <w:color w:val="000000"/>
-          <w:kern w:val="0"/>
-          <w:lang w:eastAsia="es-PE"/>
-          <w14:ligatures w14:val="none"/>
-        </w:rPr>
-        <w:t>QUINTO</w:t>
-      </w:r>
-      <w:r>
-        <w:rPr>
-          <w:rFonts w:ascii="Arial Narrow" w:eastAsia="Arial Narrow" w:hAnsi="Arial Narrow" w:cs="Arial Narrow"/>
-          <w:b/>
-          <w:color w:val="000000"/>
-          <w:kern w:val="0"/>
-          <w:lang w:eastAsia="es-PE"/>
-          <w14:ligatures w14:val="none"/>
-        </w:rPr>
-        <w:t xml:space="preserve">: </w:t>
-      </w:r>
-      <w:bookmarkStart w:id="15" w:name="_Hlk188286813"/>
-      <w:r>
-        <w:rPr>
-          <w:rFonts w:ascii="Arial Narrow" w:eastAsia="Times New Roman" w:hAnsi="Arial Narrow" w:cs="Arial"/>
-          <w:color w:val="000000"/>
-          <w:kern w:val="0"/>
-          <w:lang w:eastAsia="es-ES"/>
-          <w14:ligatures w14:val="none"/>
-        </w:rPr>
-        <w:t xml:space="preserve">requerir </w:t>
-      </w:r>
-      <w:r>
-        <w:rPr>
-          <w:rFonts w:ascii="Arial Narrow" w:eastAsia="Times New Roman" w:hAnsi="Arial Narrow" w:cs="Arial"/>
-          <w:color w:val="000000"/>
-          <w:kern w:val="0"/>
-          <w:lang w:val="es-ES" w:eastAsia="es-ES"/>
-          <w14:ligatures w14:val="none"/>
-        </w:rPr>
-        <w:t xml:space="preserve">que, en un </w:t>
-      </w:r>
-      <w:r>
-        <w:rPr>
-          <w:rFonts w:ascii="Arial Narrow" w:eastAsia="Times New Roman" w:hAnsi="Arial Narrow" w:cs="Arial"/>
-          <w:color w:val="000000"/>
-          <w:kern w:val="0"/>
-          <w:lang w:eastAsia="es-ES"/>
-          <w14:ligatures w14:val="none"/>
-        </w:rPr>
-        <w:t xml:space="preserve">plazo no mayor de cinco (5) días </w:t>
-      </w:r>
-      <w:r>
-        <w:rPr>
-          <w:rFonts w:ascii="Arial Narrow" w:eastAsia="Times New Roman" w:hAnsi="Arial Narrow" w:cs="Arial"/>
-          <w:color w:val="000000"/>
-          <w:kern w:val="0"/>
-          <w:lang w:eastAsia="es-ES"/>
-          <w14:ligatures w14:val="none"/>
-        </w:rPr>
-        <w:t>hábiles contado a partir del día siguiente de la notificación de la presente resolución</w:t>
-      </w:r>
-      <w:bookmarkEnd w:id="15"/>
-      <w:r>
-        <w:rPr>
-          <w:rFonts w:ascii="Arial Narrow" w:eastAsia="Times New Roman" w:hAnsi="Arial Narrow" w:cs="Arial"/>
-          <w:color w:val="000000"/>
-          <w:kern w:val="0"/>
-          <w:lang w:eastAsia="es-ES"/>
-          <w14:ligatures w14:val="none"/>
-        </w:rPr>
-        <w:t xml:space="preserve">, </w:t>
-      </w:r>
-      <w:bookmarkStart w:id="16" w:name="_Hlk188286828"/>
-      <w:r>
-        <w:rPr>
-          <w:rFonts w:ascii="Arial Narrow" w:eastAsia="Arial Narrow" w:hAnsi="Arial Narrow" w:cs="Arial Narrow"/>
-          <w:bCs/>
-        </w:rPr>
-        <w:t>Banco BBVA Perú S.A.</w:t>
-      </w:r>
-      <w:r>
-        <w:rPr>
-          <w:rFonts w:ascii="Arial Narrow" w:eastAsia="Times New Roman" w:hAnsi="Arial Narrow" w:cs="Arial"/>
-          <w:color w:val="000000"/>
-          <w:kern w:val="0"/>
-          <w:lang w:eastAsia="es-ES"/>
-          <w14:ligatures w14:val="none"/>
-        </w:rPr>
-        <w:t>,</w:t>
-      </w:r>
-      <w:bookmarkEnd w:id="16"/>
-      <w:r>
-        <w:rPr>
-          <w:rFonts w:ascii="Arial Narrow" w:eastAsia="Times New Roman" w:hAnsi="Arial Narrow" w:cs="Arial"/>
-          <w:color w:val="000000"/>
-          <w:kern w:val="0"/>
-          <w:lang w:eastAsia="es-ES"/>
-          <w14:ligatures w14:val="none"/>
-        </w:rPr>
-        <w:t xml:space="preserve"> </w:t>
-      </w:r>
-      <w:r>
-        <w:rPr>
-          <w:rFonts w:ascii="Arial Narrow" w:eastAsia="Times New Roman" w:hAnsi="Arial Narrow" w:cs="Arial"/>
-          <w:color w:val="000000"/>
-          <w:kern w:val="0"/>
-          <w:lang w:val="es-ES" w:eastAsia="es-ES"/>
-          <w14:ligatures w14:val="none"/>
-        </w:rPr>
-        <w:t>cumpla con</w:t>
-      </w:r>
-      <w:r>
-        <w:rPr>
-          <w:rFonts w:ascii="Arial Narrow" w:eastAsia="Times New Roman" w:hAnsi="Arial Narrow" w:cs="Arial"/>
-          <w:color w:val="000000"/>
-          <w:kern w:val="0"/>
-          <w:lang w:val="es-ES" w:eastAsia="es-ES"/>
-          <w14:ligatures w14:val="none"/>
-        </w:rPr>
-        <w:t xml:space="preserve">; (i) presentar una copia </w:t>
-      </w:r>
-      <w:r>
-        <w:rPr>
-          <w:rFonts w:ascii="Arial Narrow" w:eastAsia="Times New Roman" w:hAnsi="Arial Narrow" w:cs="Arial"/>
-          <w:color w:val="000000"/>
-          <w:kern w:val="0"/>
-          <w:lang w:val="es-ES" w:eastAsia="es-ES"/>
-          <w14:ligatures w14:val="none"/>
-        </w:rPr>
-        <w:t xml:space="preserve">completa, legible y </w:t>
-      </w:r>
-      <w:r>
-        <w:rPr>
-          <w:rFonts w:ascii="Arial Narrow" w:eastAsia="Times New Roman" w:hAnsi="Arial Narrow" w:cs="Arial"/>
-          <w:color w:val="000000"/>
-          <w:kern w:val="0"/>
-          <w:lang w:val="es-ES" w:eastAsia="es-ES"/>
-          <w14:ligatures w14:val="none"/>
-        </w:rPr>
-        <w:t xml:space="preserve">debidamente </w:t>
-      </w:r>
-      <w:r>
-        <w:rPr>
-          <w:rFonts w:ascii="Arial Narrow" w:eastAsia="Times New Roman" w:hAnsi="Arial Narrow" w:cs="Arial"/>
-          <w:color w:val="000000"/>
-          <w:kern w:val="0"/>
-          <w:lang w:val="es-ES" w:eastAsia="es-ES"/>
-          <w14:ligatures w14:val="none"/>
-        </w:rPr>
-        <w:t xml:space="preserve">suscrita del contrato y demás documentos asociados a la </w:t>
-      </w:r>
-      <w:r>
-        <w:rPr>
-          <w:rFonts w:ascii="Arial Narrow" w:eastAsia="Arial Narrow" w:hAnsi="Arial Narrow" w:cs="Arial Narrow"/>
-        </w:rPr>
-        <w:t xml:space="preserve">tarjeta de crédito </w:t>
-      </w:r>
-      <w:proofErr w:type="spellStart"/>
-      <w:r>
-        <w:rPr>
-          <w:rFonts w:ascii="Arial Narrow" w:eastAsia="Arial Narrow" w:hAnsi="Arial Narrow" w:cs="Arial Narrow"/>
-        </w:rPr>
-        <w:t/>
-      </w:r>
-      <w:proofErr w:type="spellEnd"/>
-      <w:r>
-        <w:rPr>
-          <w:rFonts w:ascii="Arial Narrow" w:eastAsia="Arial Narrow" w:hAnsi="Arial Narrow" w:cs="Arial Narrow"/>
-        </w:rPr>
-        <w:t xml:space="preserve"> 4147-91**-****-902</w:t>
-      </w:r>
-      <w:r>
-        <w:rPr>
-          <w:rFonts w:ascii="Arial Narrow" w:eastAsia="Times New Roman" w:hAnsi="Arial Narrow" w:cs="Arial"/>
-          <w:color w:val="000000"/>
-          <w:kern w:val="0"/>
-          <w:lang w:val="es-ES" w:eastAsia="es-ES"/>
-          <w14:ligatures w14:val="none"/>
-        </w:rPr>
-        <w:t>;</w:t>
-      </w:r>
-      <w:r>
-        <w:rPr>
-          <w:rFonts w:ascii="Arial Narrow" w:eastAsia="Times New Roman" w:hAnsi="Arial Narrow" w:cs="Arial"/>
-          <w:color w:val="000000"/>
-          <w:kern w:val="0"/>
-          <w:lang w:val="es-ES" w:eastAsia="es-ES"/>
-          <w14:ligatures w14:val="none"/>
-        </w:rPr>
-        <w:t xml:space="preserve"> (</w:t>
-      </w:r>
-      <w:proofErr w:type="spellStart"/>
-      <w:r>
-        <w:rPr>
-          <w:rFonts w:ascii="Arial Narrow" w:eastAsia="Times New Roman" w:hAnsi="Arial Narrow" w:cs="Arial"/>
-          <w:color w:val="000000"/>
-          <w:kern w:val="0"/>
-          <w:lang w:val="es-ES" w:eastAsia="es-ES"/>
-          <w14:ligatures w14:val="none"/>
-        </w:rPr>
-        <w:t>ii</w:t>
-      </w:r>
-      <w:proofErr w:type="spellEnd"/>
-      <w:r>
-        <w:rPr>
-          <w:rFonts w:ascii="Arial Narrow" w:eastAsia="Times New Roman" w:hAnsi="Arial Narrow" w:cs="Arial"/>
-          <w:color w:val="000000"/>
-          <w:kern w:val="0"/>
-          <w:lang w:val="es-ES" w:eastAsia="es-ES"/>
-          <w14:ligatures w14:val="none"/>
-        </w:rPr>
-        <w:t xml:space="preserve">) </w:t>
-      </w:r>
-      <w:r>
-        <w:rPr>
-          <w:rFonts w:ascii="Arial Narrow" w:eastAsia="Times New Roman" w:hAnsi="Arial Narrow" w:cs="Arial"/>
-          <w:color w:val="000000"/>
-          <w:kern w:val="0"/>
-          <w:lang w:val="es-ES" w:eastAsia="es-ES"/>
-          <w14:ligatures w14:val="none"/>
-        </w:rPr>
-        <w:t xml:space="preserve">presentar una copia </w:t>
-      </w:r>
-      <w:r>
-        <w:rPr>
-          <w:rFonts w:ascii="Arial Narrow" w:eastAsia="Times New Roman" w:hAnsi="Arial Narrow" w:cs="Arial"/>
-          <w:color w:val="000000"/>
-          <w:kern w:val="0"/>
-          <w:lang w:val="es-ES" w:eastAsia="es-ES"/>
-          <w14:ligatures w14:val="none"/>
-        </w:rPr>
-        <w:t xml:space="preserve">completa, legible y </w:t>
-      </w:r>
-      <w:r>
-        <w:rPr>
-          <w:rFonts w:ascii="Arial Narrow" w:eastAsia="Times New Roman" w:hAnsi="Arial Narrow" w:cs="Arial"/>
-          <w:color w:val="000000"/>
-          <w:kern w:val="0"/>
-          <w:lang w:val="es-ES" w:eastAsia="es-ES"/>
-          <w14:ligatures w14:val="none"/>
-        </w:rPr>
-        <w:t xml:space="preserve">debidamente suscrita del seguro de vida vinculado a la </w:t>
-      </w:r>
-      <w:r>
-        <w:rPr>
-          <w:rFonts w:ascii="Arial Narrow" w:eastAsia="Arial Narrow" w:hAnsi="Arial Narrow" w:cs="Arial Narrow"/>
-        </w:rPr>
-        <w:t xml:space="preserve">tarjeta de crédito </w:t>
-      </w:r>
-      <w:proofErr w:type="spellStart"/>
-      <w:r>
-        <w:rPr>
-          <w:rFonts w:ascii="Arial Narrow" w:eastAsia="Arial Narrow" w:hAnsi="Arial Narrow" w:cs="Arial Narrow"/>
-        </w:rPr>
-        <w:t/>
-      </w:r>
-      <w:proofErr w:type="spellEnd"/>
-      <w:r>
-        <w:rPr>
-          <w:rFonts w:ascii="Arial Narrow" w:eastAsia="Arial Narrow" w:hAnsi="Arial Narrow" w:cs="Arial Narrow"/>
-        </w:rPr>
-        <w:t xml:space="preserve"> 4147-91**-****-902</w:t>
-      </w:r>
-      <w:r>
-        <w:rPr>
-          <w:rFonts w:ascii="Arial Narrow" w:eastAsia="Times New Roman" w:hAnsi="Arial Narrow" w:cs="Arial"/>
-          <w:color w:val="000000"/>
-          <w:kern w:val="0"/>
-          <w:lang w:val="es-ES" w:eastAsia="es-ES"/>
-          <w14:ligatures w14:val="none"/>
-        </w:rPr>
-        <w:t xml:space="preserve"> materia de denuncia, así como el cargo de remisión del mismo; </w:t>
-      </w:r>
-      <w:r>
-        <w:rPr>
-          <w:rFonts w:ascii="Arial Narrow" w:eastAsia="Times New Roman" w:hAnsi="Arial Narrow" w:cs="Arial"/>
-          <w:color w:val="000000"/>
-          <w:kern w:val="0"/>
-          <w:lang w:val="es-ES" w:eastAsia="es-ES"/>
-          <w14:ligatures w14:val="none"/>
-        </w:rPr>
-        <w:t>y, (</w:t>
-      </w:r>
-      <w:proofErr w:type="spellStart"/>
-      <w:r>
-        <w:rPr>
-          <w:rFonts w:ascii="Arial Narrow" w:eastAsia="Times New Roman" w:hAnsi="Arial Narrow" w:cs="Arial"/>
-          <w:color w:val="000000"/>
-          <w:kern w:val="0"/>
-          <w:lang w:val="es-ES" w:eastAsia="es-ES"/>
-          <w14:ligatures w14:val="none"/>
-        </w:rPr>
-        <w:t>ii</w:t>
-      </w:r>
-      <w:r>
-        <w:rPr>
-          <w:rFonts w:ascii="Arial Narrow" w:eastAsia="Times New Roman" w:hAnsi="Arial Narrow" w:cs="Arial"/>
-          <w:color w:val="000000"/>
-          <w:kern w:val="0"/>
-          <w:lang w:val="es-ES" w:eastAsia="es-ES"/>
-          <w14:ligatures w14:val="none"/>
-        </w:rPr>
-        <w:t>i</w:t>
-      </w:r>
-      <w:proofErr w:type="spellEnd"/>
-      <w:r>
-        <w:rPr>
-          <w:rFonts w:ascii="Arial Narrow" w:eastAsia="Times New Roman" w:hAnsi="Arial Narrow" w:cs="Arial"/>
-          <w:color w:val="000000"/>
-          <w:kern w:val="0"/>
-          <w:lang w:val="es-ES" w:eastAsia="es-ES"/>
-          <w14:ligatures w14:val="none"/>
-        </w:rPr>
-        <w:t xml:space="preserve">) presentar todas las comunicaciones cursadas con la parte denunciante en virtud de los hechos materia de denuncia. </w:t>
-      </w:r>
-    </w:p>
-    <w:p>
-      <w:pPr>
-        <w:spacing w:after="0" w:line="240" w:lineRule="auto"/>
-        <w:jc w:val="both"/>
-        <w:rPr>
-          <w:rFonts w:ascii="Arial Narrow" w:eastAsia="Times New Roman" w:hAnsi="Arial Narrow" w:cs="Arial"/>
-          <w:color w:val="000000"/>
-          <w:kern w:val="0"/>
-          <w:lang w:val="es-ES" w:eastAsia="es-ES"/>
-          <w14:ligatures w14:val="none"/>
-        </w:rPr>
-      </w:pPr>
-    </w:p>
-    <w:p>
-      <w:pPr>
-        <w:spacing w:after="0" w:line="240" w:lineRule="auto"/>
-        <w:jc w:val="both"/>
-        <w:rPr>
-          <w:rFonts w:ascii="Arial Narrow" w:eastAsia="Times New Roman" w:hAnsi="Arial Narrow" w:cs="Arial"/>
-          <w:color w:val="000000"/>
-          <w:kern w:val="0"/>
-          <w:lang w:val="es-ES" w:eastAsia="es-ES"/>
-          <w14:ligatures w14:val="none"/>
-        </w:rPr>
-      </w:pPr>
-      <w:r>
-        <w:rPr>
-          <w:rFonts w:ascii="Arial Narrow" w:eastAsia="Arial Narrow" w:hAnsi="Arial Narrow" w:cs="Arial Narrow"/>
-          <w:b/>
-          <w:color w:val="000000"/>
-          <w:kern w:val="0"/>
-          <w:lang w:eastAsia="es-PE"/>
-          <w14:ligatures w14:val="none"/>
-        </w:rPr>
-        <w:t>SEXTO</w:t>
-      </w:r>
-      <w:r>
-        <w:rPr>
-          <w:rFonts w:ascii="Arial Narrow" w:eastAsia="Arial Narrow" w:hAnsi="Arial Narrow" w:cs="Arial Narrow"/>
-          <w:b/>
-          <w:color w:val="000000"/>
-          <w:kern w:val="0"/>
-          <w:lang w:eastAsia="es-PE"/>
-          <w14:ligatures w14:val="none"/>
-        </w:rPr>
-        <w:t xml:space="preserve">: </w:t>
-      </w:r>
-      <w:bookmarkStart w:id="17" w:name="_Hlk188286915"/>
-      <w:r>
-        <w:rPr>
-          <w:rFonts w:ascii="Arial Narrow" w:eastAsia="Arial Narrow" w:hAnsi="Arial Narrow" w:cs="Arial Narrow"/>
-          <w:color w:val="000000"/>
-          <w:kern w:val="0"/>
-          <w:lang w:eastAsia="es-PE"/>
-          <w14:ligatures w14:val="none"/>
-        </w:rPr>
-        <w:t>informar a las partes que el artículo 110</w:t>
-      </w:r>
-      <w:r>
-        <w:rPr>
-          <w:rFonts w:ascii="Arial Narrow" w:eastAsia="Times New Roman" w:hAnsi="Arial Narrow" w:cs="Segoe UI"/>
-          <w:color w:val="000000"/>
-          <w:kern w:val="0"/>
-          <w:lang w:eastAsia="es-PE"/>
-          <w14:ligatures w14:val="none"/>
-        </w:rPr>
-        <w:t/>
-      </w:r>
-      <w:r>
-        <w:rPr>
-          <w:rFonts w:ascii="Arial Narrow" w:eastAsia="Arial Narrow" w:hAnsi="Arial Narrow" w:cs="Arial Narrow"/>
-          <w:color w:val="000000"/>
-          <w:kern w:val="0"/>
-          <w:lang w:eastAsia="es-PE"/>
-          <w14:ligatures w14:val="none"/>
+          <ns2:ligatures ns2:val="none"/>
         </w:rPr>
         <w:t xml:space="preserve"> de la Ley 29571, Código de Protección y Defensa del Consumidor</w:t>
       </w:r>
@@ -5801,7 +5634,7 @@
           <w:kern w:val="0"/>
           <w:vertAlign w:val="superscript"/>
           <w:lang w:eastAsia="es-PE"/>
-          <w14:ligatures w14:val="none"/>
+          <ns2:ligatures ns2:val="none"/>
         </w:rPr>
         <w:footnoteReference w:id="12"/>
       </w:r>
@@ -5811,7 +5644,7 @@
           <w:color w:val="000000"/>
           <w:kern w:val="0"/>
           <w:lang w:eastAsia="es-PE"/>
-          <w14:ligatures w14:val="none"/>
+          <ns2:ligatures ns2:val="none"/>
         </w:rPr>
         <w:t>, faculta a la Comisión a calificar las infracciones de la referida norma como leves, graves o muy graves e imponer sanciones que van desde una amonestación hasta una multa por un máximo de 450 Unidades Impositivas Tributarias, sin perjuicio de las medidas correctivas, reparadoras y complementarias, que puedan ordenarse de acuerdo a lo estipulado en los artículos 114</w:t>
       </w:r>
@@ -5821,7 +5654,7 @@
           <w:color w:val="000000"/>
           <w:kern w:val="0"/>
           <w:lang w:eastAsia="es-PE"/>
-          <w14:ligatures w14:val="none"/>
+          <ns2:ligatures ns2:val="none"/>
         </w:rPr>
         <w:t/>
       </w:r>
@@ -5831,7 +5664,7 @@
           <w:color w:val="000000"/>
           <w:kern w:val="0"/>
           <w:lang w:eastAsia="es-PE"/>
-          <w14:ligatures w14:val="none"/>
+          <ns2:ligatures ns2:val="none"/>
         </w:rPr>
         <w:t>, 115</w:t>
       </w:r>
@@ -5841,7 +5674,7 @@
           <w:color w:val="000000"/>
           <w:kern w:val="0"/>
           <w:lang w:eastAsia="es-PE"/>
-          <w14:ligatures w14:val="none"/>
+          <ns2:ligatures ns2:val="none"/>
         </w:rPr>
         <w:t/>
       </w:r>
@@ -5851,7 +5684,7 @@
           <w:color w:val="000000"/>
           <w:kern w:val="0"/>
           <w:lang w:eastAsia="es-PE"/>
-          <w14:ligatures w14:val="none"/>
+          <ns2:ligatures ns2:val="none"/>
         </w:rPr>
         <w:t xml:space="preserve"> y 116</w:t>
       </w:r>
@@ -5861,7 +5694,7 @@
           <w:color w:val="000000"/>
           <w:kern w:val="0"/>
           <w:lang w:eastAsia="es-PE"/>
-          <w14:ligatures w14:val="none"/>
+          <ns2:ligatures ns2:val="none"/>
         </w:rPr>
         <w:t/>
       </w:r>
@@ -5871,7 +5704,7 @@
           <w:color w:val="000000"/>
           <w:kern w:val="0"/>
           <w:lang w:eastAsia="es-PE"/>
-          <w14:ligatures w14:val="none"/>
+          <ns2:ligatures ns2:val="none"/>
         </w:rPr>
         <w:t xml:space="preserve"> de la referida norma</w:t>
       </w:r>
@@ -5883,7 +5716,7 @@
           <w:kern w:val="0"/>
           <w:vertAlign w:val="superscript"/>
           <w:lang w:eastAsia="es-PE"/>
-          <w14:ligatures w14:val="none"/>
+          <ns2:ligatures ns2:val="none"/>
         </w:rPr>
         <w:footnoteReference w:id="13"/>
       </w:r>
@@ -5893,7 +5726,7 @@
           <w:color w:val="000000"/>
           <w:kern w:val="0"/>
           <w:lang w:eastAsia="es-PE"/>
-          <w14:ligatures w14:val="none"/>
+          <ns2:ligatures ns2:val="none"/>
         </w:rPr>
         <w:t xml:space="preserve">. </w:t>
       </w:r>
@@ -5904,7 +5737,7 @@
           <w:color w:val="000000"/>
           <w:kern w:val="0"/>
           <w:lang w:eastAsia="es-PE"/>
-          <w14:ligatures w14:val="none"/>
+          <ns2:ligatures ns2:val="none"/>
         </w:rPr>
         <w:lastRenderedPageBreak/>
         <w:t>Asimismo, se consideran circunstancias atenuantes para la graduación de la sanción, el allanamiento de la denuncia o el reconocimiento de las pretensiones en ella contenidas, de acuerdo con el artículo 112</w:t>
@@ -5915,7 +5748,7 @@
           <w:color w:val="000000"/>
           <w:kern w:val="0"/>
           <w:lang w:eastAsia="es-PE"/>
-          <w14:ligatures w14:val="none"/>
+          <ns2:ligatures ns2:val="none"/>
         </w:rPr>
         <w:t/>
       </w:r>
@@ -5925,7 +5758,7 @@
           <w:color w:val="000000"/>
           <w:kern w:val="0"/>
           <w:lang w:eastAsia="es-PE"/>
-          <w14:ligatures w14:val="none"/>
+          <ns2:ligatures ns2:val="none"/>
         </w:rPr>
         <w:t xml:space="preserve"> del Código</w:t>
       </w:r>
@@ -5937,7 +5770,7 @@
           <w:kern w:val="0"/>
           <w:vertAlign w:val="superscript"/>
           <w:lang w:eastAsia="es-PE"/>
-          <w14:ligatures w14:val="none"/>
+          <ns2:ligatures ns2:val="none"/>
         </w:rPr>
         <w:footnoteReference w:id="14"/>
       </w:r>
@@ -5947,12 +5780,12 @@
           <w:color w:val="000000"/>
           <w:kern w:val="0"/>
           <w:lang w:eastAsia="es-PE"/>
-          <w14:ligatures w14:val="none"/>
+          <ns2:ligatures ns2:val="none"/>
         </w:rPr>
         <w:t>.</w:t>
       </w:r>
     </w:p>
-    <w:p>
+    <w:p ns2:paraId="7A5236A4" ns2:textId="77777777">
       <w:pPr>
         <w:shd w:val="clear" w:color="auto" w:fill="FFFFFF"/>
         <w:spacing w:after="0" w:line="240" w:lineRule="auto"/>
@@ -5963,11 +5796,11 @@
           <w:color w:val="000000"/>
           <w:kern w:val="0"/>
           <w:lang w:eastAsia="es-PE"/>
-          <w14:ligatures w14:val="none"/>
-        </w:rPr>
-      </w:pPr>
-    </w:p>
-    <w:p>
+          <ns2:ligatures ns2:val="none"/>
+        </w:rPr>
+      </w:pPr>
+    </w:p>
+    <w:p ns2:paraId="3F071DDA" ns2:textId="110B2DCD">
       <w:pPr>
         <w:shd w:val="clear" w:color="auto" w:fill="FFFFFF"/>
         <w:spacing w:after="0" w:line="240" w:lineRule="auto"/>
@@ -5977,7 +5810,7 @@
           <w:color w:val="000000"/>
           <w:kern w:val="0"/>
           <w:lang w:eastAsia="es-PE"/>
-          <w14:ligatures w14:val="none"/>
+          <ns2:ligatures ns2:val="none"/>
         </w:rPr>
       </w:pPr>
       <w:r>
@@ -5987,7 +5820,7 @@
           <w:color w:val="000000"/>
           <w:kern w:val="0"/>
           <w:lang w:eastAsia="es-PE"/>
-          <w14:ligatures w14:val="none"/>
+          <ns2:ligatures ns2:val="none"/>
         </w:rPr>
         <w:t>SÉTIMO</w:t>
       </w:r>
@@ -5998,7 +5831,7 @@
           <w:color w:val="000000"/>
           <w:kern w:val="0"/>
           <w:lang w:eastAsia="es-PE"/>
-          <w14:ligatures w14:val="none"/>
+          <ns2:ligatures ns2:val="none"/>
         </w:rPr>
         <w:t>:</w:t>
       </w:r>
@@ -6008,7 +5841,7 @@
           <w:color w:val="000000"/>
           <w:kern w:val="0"/>
           <w:lang w:eastAsia="es-PE"/>
-          <w14:ligatures w14:val="none"/>
+          <ns2:ligatures ns2:val="none"/>
         </w:rPr>
         <w:t xml:space="preserve"> informar a las partes que conforme a lo establecido en el artículo 39</w:t>
       </w:r>
@@ -6018,7 +5851,7 @@
           <w:color w:val="000000"/>
           <w:kern w:val="0"/>
           <w:lang w:eastAsia="es-PE"/>
-          <w14:ligatures w14:val="none"/>
+          <ns2:ligatures ns2:val="none"/>
         </w:rPr>
         <w:t/>
       </w:r>
@@ -6028,12 +5861,12 @@
           <w:color w:val="000000"/>
           <w:kern w:val="0"/>
           <w:lang w:eastAsia="es-PE"/>
-          <w14:ligatures w14:val="none"/>
+          <ns2:ligatures ns2:val="none"/>
         </w:rPr>
         <w:t xml:space="preserve"> de la Ley sobre Facultades, Normas y Organización del Indecopi, aprobada por Decreto Legislativo 807, los gastos por los peritajes realizados, actuación de pruebas, inspecciones y otros derivados de la tramitación del proceso serán de cargo de la parte que solicita la prueba, salvo pacto en contrario. En todos los casos, la resolución final determinará si los gastos deben ser asumidos por alguna de las partes, o reembolsados a la otra parte o al Indecopi, según sea el caso, de manera adicional a la sanción que haya podido imponerse. </w:t>
       </w:r>
     </w:p>
-    <w:p>
+    <w:p ns2:paraId="0F10F9CF" ns2:textId="77777777">
       <w:pPr>
         <w:shd w:val="clear" w:color="auto" w:fill="FFFFFF"/>
         <w:spacing w:after="0" w:line="240" w:lineRule="auto"/>
@@ -6043,11 +5876,11 @@
           <w:color w:val="000000"/>
           <w:kern w:val="0"/>
           <w:lang w:eastAsia="es-PE"/>
-          <w14:ligatures w14:val="none"/>
-        </w:rPr>
-      </w:pPr>
-    </w:p>
-    <w:p>
+          <ns2:ligatures ns2:val="none"/>
+        </w:rPr>
+      </w:pPr>
+    </w:p>
+    <w:p ns2:paraId="194C23DD" ns2:textId="2F28BBCA">
       <w:pPr>
         <w:suppressAutoHyphens/>
         <w:spacing w:after="0" w:line="240" w:lineRule="auto"/>
@@ -6056,7 +5889,7 @@
           <w:rFonts w:ascii="Arial Narrow" w:eastAsia="Calibri" w:hAnsi="Arial Narrow" w:cs="Arial"/>
           <w:kern w:val="0"/>
           <w:u w:val="single"/>
-          <w14:ligatures w14:val="none"/>
+          <ns2:ligatures ns2:val="none"/>
         </w:rPr>
       </w:pPr>
       <w:r>
@@ -6066,7 +5899,7 @@
           <w:color w:val="000000"/>
           <w:kern w:val="0"/>
           <w:lang w:eastAsia="es-PE"/>
-          <w14:ligatures w14:val="none"/>
+          <ns2:ligatures ns2:val="none"/>
         </w:rPr>
         <w:t>OCTAVO</w:t>
       </w:r>
@@ -6075,7 +5908,7 @@
           <w:rFonts w:ascii="Arial Narrow" w:eastAsia="Calibri" w:hAnsi="Arial Narrow" w:cs="Arial"/>
           <w:b/>
           <w:kern w:val="0"/>
-          <w14:ligatures w14:val="none"/>
+          <ns2:ligatures ns2:val="none"/>
         </w:rPr>
         <w:t>:</w:t>
       </w:r>
@@ -6083,7 +5916,7 @@
         <w:rPr>
           <w:rFonts w:ascii="Arial Narrow" w:eastAsia="Calibri" w:hAnsi="Arial Narrow" w:cs="Arial"/>
           <w:kern w:val="0"/>
-          <w14:ligatures w14:val="none"/>
+          <ns2:ligatures ns2:val="none"/>
         </w:rPr>
         <w:t xml:space="preserve"> comunicar a las partes que, </w:t>
       </w:r>
@@ -6092,7 +5925,7 @@
         <w:rPr>
           <w:rFonts w:ascii="Arial Narrow" w:eastAsia="Calibri" w:hAnsi="Arial Narrow" w:cs="Arial"/>
           <w:kern w:val="0"/>
-          <w14:ligatures w14:val="none"/>
+          <ns2:ligatures ns2:val="none"/>
         </w:rPr>
         <w:t>de acuerdo a</w:t>
       </w:r>
@@ -6101,7 +5934,7 @@
         <w:rPr>
           <w:rFonts w:ascii="Arial Narrow" w:eastAsia="Calibri" w:hAnsi="Arial Narrow" w:cs="Arial"/>
           <w:kern w:val="0"/>
-          <w14:ligatures w14:val="none"/>
+          <ns2:ligatures ns2:val="none"/>
         </w:rPr>
         <w:t xml:space="preserve"> lo señalado por el artículo 29</w:t>
       </w:r>
@@ -6111,7 +5944,7 @@
           <w:color w:val="000000"/>
           <w:kern w:val="0"/>
           <w:lang w:eastAsia="es-PE"/>
-          <w14:ligatures w14:val="none"/>
+          <ns2:ligatures ns2:val="none"/>
         </w:rPr>
         <w:t/>
       </w:r>
@@ -6119,7 +5952,7 @@
         <w:rPr>
           <w:rFonts w:ascii="Arial Narrow" w:eastAsia="Calibri" w:hAnsi="Arial Narrow" w:cs="Arial"/>
           <w:kern w:val="0"/>
-          <w14:ligatures w14:val="none"/>
+          <ns2:ligatures ns2:val="none"/>
         </w:rPr>
         <w:t xml:space="preserve"> del Decreto Legislativo </w:t>
       </w:r>
@@ -6128,7 +5961,7 @@
         <w:rPr>
           <w:rFonts w:ascii="Arial Narrow" w:eastAsia="Calibri" w:hAnsi="Arial Narrow" w:cs="Arial"/>
           <w:kern w:val="0"/>
-          <w14:ligatures w14:val="none"/>
+          <ns2:ligatures ns2:val="none"/>
         </w:rPr>
         <w:t/>
       </w:r>
@@ -6137,7 +5970,7 @@
         <w:rPr>
           <w:rFonts w:ascii="Arial Narrow" w:eastAsia="Calibri" w:hAnsi="Arial Narrow" w:cs="Arial"/>
           <w:kern w:val="0"/>
-          <w14:ligatures w14:val="none"/>
+          <ns2:ligatures ns2:val="none"/>
         </w:rPr>
         <w:t xml:space="preserve"> 807</w:t>
       </w:r>
@@ -6147,7 +5980,7 @@
           <w:rFonts w:ascii="Arial Narrow" w:eastAsia="Calibri" w:hAnsi="Arial Narrow" w:cs="Arial"/>
           <w:kern w:val="0"/>
           <w:vertAlign w:val="superscript"/>
-          <w14:ligatures w14:val="none"/>
+          <ns2:ligatures ns2:val="none"/>
         </w:rPr>
         <w:footnoteReference w:id="15"/>
       </w:r>
@@ -6155,7 +5988,7 @@
         <w:rPr>
           <w:rFonts w:ascii="Arial Narrow" w:eastAsia="Calibri" w:hAnsi="Arial Narrow" w:cs="Arial"/>
           <w:kern w:val="0"/>
-          <w14:ligatures w14:val="none"/>
+          <ns2:ligatures ns2:val="none"/>
         </w:rPr>
         <w:t xml:space="preserve">, hasta antes de la emisión de la Resolución Final tienen la posibilidad de solicitar una audiencia de conciliación. En caso deleguen a favor de una tercera persona su actuación en la diligencia programada, esta deberá presentar un poder especial con firma legalizada ante Notario Público, donde conste </w:t>
       </w:r>
@@ -6164,7 +5997,7 @@
           <w:rFonts w:ascii="Arial Narrow" w:eastAsia="Calibri" w:hAnsi="Arial Narrow" w:cs="Arial"/>
           <w:kern w:val="0"/>
           <w:u w:val="single"/>
-          <w14:ligatures w14:val="none"/>
+          <ns2:ligatures ns2:val="none"/>
         </w:rPr>
         <w:t>expresamente su facultad para asistir y conciliar en su representación</w:t>
       </w:r>
@@ -6173,7 +6006,7 @@
           <w:rFonts w:ascii="Arial Narrow" w:eastAsia="Calibri" w:hAnsi="Arial Narrow" w:cs="Arial"/>
           <w:bCs/>
           <w:kern w:val="0"/>
-          <w14:ligatures w14:val="none"/>
+          <ns2:ligatures ns2:val="none"/>
         </w:rPr>
         <w:t>.</w:t>
       </w:r>
@@ -6183,7 +6016,7 @@
           <w:b/>
           <w:bCs/>
           <w:kern w:val="0"/>
-          <w14:ligatures w14:val="none"/>
+          <ns2:ligatures ns2:val="none"/>
         </w:rPr>
         <w:t xml:space="preserve"> </w:t>
       </w:r>
@@ -6192,12 +6025,12 @@
           <w:rFonts w:ascii="Arial Narrow" w:eastAsia="Calibri" w:hAnsi="Arial Narrow" w:cs="Arial"/>
           <w:kern w:val="0"/>
           <w:u w:val="single"/>
-          <w14:ligatures w14:val="none"/>
+          <ns2:ligatures ns2:val="none"/>
         </w:rPr>
         <w:t xml:space="preserve">Ello bajo apercibimiento de no realizar la audiencia de conciliación y levantar el acta de inasistencia correspondiente. </w:t>
       </w:r>
     </w:p>
-    <w:p>
+    <w:p ns2:paraId="19088877" ns2:textId="77777777">
       <w:pPr>
         <w:suppressAutoHyphens/>
         <w:spacing w:after="0" w:line="240" w:lineRule="auto"/>
@@ -6206,11 +6039,11 @@
           <w:rFonts w:ascii="Arial Narrow" w:eastAsia="Calibri" w:hAnsi="Arial Narrow" w:cs="Arial"/>
           <w:kern w:val="0"/>
           <w:u w:val="single"/>
-          <w14:ligatures w14:val="none"/>
-        </w:rPr>
-      </w:pPr>
-    </w:p>
-    <w:p>
+          <ns2:ligatures ns2:val="none"/>
+        </w:rPr>
+      </w:pPr>
+    </w:p>
+    <w:p ns2:paraId="7767F307" ns2:textId="35BD3DF0">
       <w:pPr>
         <w:suppressAutoHyphens/>
         <w:spacing w:after="0" w:line="240" w:lineRule="auto"/>
@@ -6228,7 +6061,7 @@
           <w:color w:val="000000"/>
           <w:kern w:val="0"/>
           <w:lang w:eastAsia="es-PE"/>
-          <w14:ligatures w14:val="none"/>
+          <ns2:ligatures ns2:val="none"/>
         </w:rPr>
         <w:t>NOVENO</w:t>
       </w:r>
@@ -6239,7 +6072,7 @@
           <w:color w:val="000000"/>
           <w:kern w:val="0"/>
           <w:lang w:eastAsia="es-PE"/>
-          <w14:ligatures w14:val="none"/>
+          <ns2:ligatures ns2:val="none"/>
         </w:rPr>
         <w:t>:</w:t>
       </w:r>
@@ -6249,7 +6082,7 @@
           <w:color w:val="000000"/>
           <w:kern w:val="0"/>
           <w:lang w:eastAsia="es-PE"/>
-          <w14:ligatures w14:val="none"/>
+          <ns2:ligatures ns2:val="none"/>
         </w:rPr>
         <w:t xml:space="preserve"> poner en conocimiento de las partes que, antes de la emisión de la Resolución Final, tienen la posibilidad de formular su desistimiento o presentar el acuerdo arribado mediante la </w:t>
       </w:r>
@@ -6259,14 +6092,14 @@
           <w:color w:val="000000"/>
           <w:kern w:val="0"/>
           <w:lang w:eastAsia="es-PE"/>
-          <w14:ligatures w14:val="none"/>
+          <ns2:ligatures ns2:val="none"/>
         </w:rPr>
         <w:t>conciliación, mediación, transacción o cualquier otro que, de forma indubitable, deje constancia que se ha solucionado la controversia materia de denuncia.</w:t>
       </w:r>
       <w:bookmarkStart w:id="18" w:name="h.gjdgxs" w:colFirst="0" w:colLast="0"/>
       <w:bookmarkEnd w:id="18"/>
     </w:p>
-    <w:p>
+    <w:p ns2:paraId="69E33D6A" ns2:textId="73D75197">
       <w:pPr>
         <w:suppressAutoHyphens/>
         <w:spacing w:after="0" w:line="240" w:lineRule="auto"/>
@@ -6276,11 +6109,11 @@
           <w:color w:val="000000"/>
           <w:kern w:val="0"/>
           <w:lang w:eastAsia="es-PE"/>
-          <w14:ligatures w14:val="none"/>
-        </w:rPr>
-      </w:pPr>
-    </w:p>
-    <w:p>
+          <ns2:ligatures ns2:val="none"/>
+        </w:rPr>
+      </w:pPr>
+    </w:p>
+    <w:p ns2:paraId="2AEC3F50" ns2:textId="49449D88">
       <w:pPr>
         <w:suppressAutoHyphens/>
         <w:spacing w:after="0" w:line="240" w:lineRule="auto"/>
@@ -6303,7 +6136,7 @@
           <w:b/>
           <w:spacing w:val="-3"/>
           <w:kern w:val="0"/>
-          <w14:ligatures w14:val="none"/>
+          <ns2:ligatures ns2:val="none"/>
         </w:rPr>
         <w:t/>
       </w:r>
@@ -6313,7 +6146,7 @@
           <w:bCs/>
           <w:spacing w:val="-3"/>
           <w:kern w:val="0"/>
-          <w14:ligatures w14:val="none"/>
+          <ns2:ligatures ns2:val="none"/>
         </w:rPr>
         <w:t xml:space="preserve"/>
       </w:r>
@@ -6323,7 +6156,7 @@
           <w:bCs/>
           <w:spacing w:val="-3"/>
           <w:kern w:val="0"/>
-          <w14:ligatures w14:val="none"/>
+          <ns2:ligatures ns2:val="none"/>
         </w:rPr>
         <w:t/>
       </w:r>
@@ -6333,7 +6166,7 @@
           <w:bCs/>
           <w:spacing w:val="-3"/>
           <w:kern w:val="0"/>
-          <w14:ligatures w14:val="none"/>
+          <ns2:ligatures ns2:val="none"/>
         </w:rPr>
         <w:t xml:space="preserve"/>
       </w:r>
@@ -6344,7 +6177,7 @@
           <w:color w:val="000000"/>
           <w:kern w:val="0"/>
           <w:lang w:eastAsia="es-PE"/>
-          <w14:ligatures w14:val="none"/>
+          <ns2:ligatures ns2:val="none"/>
         </w:rPr>
         <w:t/>
       </w:r>
@@ -6375,7 +6208,7 @@
           <w:color w:val="000000"/>
           <w:kern w:val="0"/>
           <w:lang w:eastAsia="es-PE"/>
-          <w14:ligatures w14:val="none"/>
+          <ns2:ligatures ns2:val="none"/>
         </w:rPr>
         <w:t/>
       </w:r>
@@ -6415,7 +6248,7 @@
           <w:color w:val="000000"/>
           <w:kern w:val="0"/>
           <w:lang w:eastAsia="es-PE"/>
-          <w14:ligatures w14:val="none"/>
+          <ns2:ligatures ns2:val="none"/>
         </w:rPr>
         <w:t/>
       </w:r>
@@ -6441,7 +6274,7 @@
         <w:t/>
       </w:r>
     </w:p>
-    <w:p>
+    <w:p ns2:paraId="26B1ED4B" ns2:textId="77777777">
       <w:pPr>
         <w:suppressAutoHyphens/>
         <w:spacing w:after="0" w:line="240" w:lineRule="auto"/>
@@ -6451,7 +6284,7 @@
         </w:rPr>
       </w:pPr>
     </w:p>
-    <w:p>
+    <w:p ns2:paraId="12E923CD" ns2:textId="4955059A">
       <w:pPr>
         <w:suppressAutoHyphens/>
         <w:spacing w:line="240" w:lineRule="auto"/>
@@ -6461,7 +6294,7 @@
           <w:b/>
           <w:spacing w:val="-3"/>
           <w:kern w:val="0"/>
-          <w14:ligatures w14:val="none"/>
+          <ns2:ligatures ns2:val="none"/>
         </w:rPr>
       </w:pPr>
       <w:r>
@@ -6478,7 +6311,7 @@
           <w:b/>
           <w:spacing w:val="-3"/>
           <w:kern w:val="0"/>
-          <w14:ligatures w14:val="none"/>
+          <ns2:ligatures ns2:val="none"/>
         </w:rPr>
         <w:t>PRIMER</w:t>
       </w:r>
@@ -6488,7 +6321,7 @@
           <w:b/>
           <w:spacing w:val="-3"/>
           <w:kern w:val="0"/>
-          <w14:ligatures w14:val="none"/>
+          <ns2:ligatures ns2:val="none"/>
         </w:rPr>
         <w:t>O</w:t>
       </w:r>
@@ -6568,7 +6401,7 @@
         <w:t>.</w:t>
       </w:r>
     </w:p>
-    <w:p>
+    <w:p ns2:paraId="00B9B615" ns2:textId="77777777">
       <w:pPr>
         <w:suppressAutoHyphens/>
         <w:spacing w:after="0" w:line="240" w:lineRule="auto"/>
@@ -6578,11 +6411,11 @@
           <w:b/>
           <w:spacing w:val="-3"/>
           <w:kern w:val="0"/>
-          <w14:ligatures w14:val="none"/>
-        </w:rPr>
-      </w:pPr>
-    </w:p>
-    <w:p>
+          <ns2:ligatures ns2:val="none"/>
+        </w:rPr>
+      </w:pPr>
+    </w:p>
+    <w:p ns2:paraId="54B81D1C" ns2:textId="77777777">
       <w:pPr>
         <w:suppressAutoHyphens/>
         <w:spacing w:after="0" w:line="240" w:lineRule="auto"/>
@@ -6593,11 +6426,11 @@
           <w:color w:val="000000"/>
           <w:kern w:val="0"/>
           <w:lang w:eastAsia="es-PE"/>
-          <w14:ligatures w14:val="none"/>
-        </w:rPr>
-      </w:pPr>
-    </w:p>
-    <w:p>
+          <ns2:ligatures ns2:val="none"/>
+        </w:rPr>
+      </w:pPr>
+    </w:p>
+    <w:p ns2:paraId="3591A329" ns2:textId="77777777">
       <w:pPr>
         <w:suppressAutoHyphens/>
         <w:spacing w:after="0" w:line="240" w:lineRule="auto"/>
@@ -6608,11 +6441,11 @@
           <w:color w:val="000000"/>
           <w:kern w:val="0"/>
           <w:lang w:eastAsia="es-PE"/>
-          <w14:ligatures w14:val="none"/>
-        </w:rPr>
-      </w:pPr>
-    </w:p>
-    <w:p>
+          <ns2:ligatures ns2:val="none"/>
+        </w:rPr>
+      </w:pPr>
+    </w:p>
+    <w:p ns2:paraId="47D49F74" ns2:textId="77777777">
       <w:pPr>
         <w:suppressAutoHyphens/>
         <w:spacing w:after="0" w:line="240" w:lineRule="auto"/>
@@ -6623,11 +6456,11 @@
           <w:color w:val="000000"/>
           <w:kern w:val="0"/>
           <w:lang w:eastAsia="es-PE"/>
-          <w14:ligatures w14:val="none"/>
-        </w:rPr>
-      </w:pPr>
-    </w:p>
-    <w:p>
+          <ns2:ligatures ns2:val="none"/>
+        </w:rPr>
+      </w:pPr>
+    </w:p>
+    <w:p ns2:paraId="167FCFD0" ns2:textId="77777777">
       <w:pPr>
         <w:suppressAutoHyphens/>
         <w:spacing w:after="0" w:line="240" w:lineRule="auto"/>
@@ -6638,12 +6471,12 @@
           <w:color w:val="000000"/>
           <w:kern w:val="0"/>
           <w:lang w:eastAsia="es-PE"/>
-          <w14:ligatures w14:val="none"/>
+          <ns2:ligatures ns2:val="none"/>
         </w:rPr>
       </w:pPr>
     </w:p>
     <w:bookmarkEnd w:id="0"/>
-    <w:p>
+    <w:p ns2:paraId="6F8AFAC6" ns2:textId="77777777">
       <w:pPr>
         <w:spacing w:after="0" w:line="240" w:lineRule="auto"/>
         <w:jc w:val="both"/>
@@ -6653,11 +6486,11 @@
           <w:color w:val="000000"/>
           <w:kern w:val="0"/>
           <w:lang w:eastAsia="es-PE"/>
-          <w14:ligatures w14:val="none"/>
-        </w:rPr>
-      </w:pPr>
-    </w:p>
-    <w:p>
+          <ns2:ligatures ns2:val="none"/>
+        </w:rPr>
+      </w:pPr>
+    </w:p>
+    <w:p ns2:paraId="41C37225" ns2:textId="77777777">
       <w:pPr>
         <w:spacing w:after="0" w:line="240" w:lineRule="auto"/>
         <w:jc w:val="both"/>
@@ -6667,11 +6500,11 @@
           <w:color w:val="000000"/>
           <w:kern w:val="0"/>
           <w:lang w:eastAsia="es-PE"/>
-          <w14:ligatures w14:val="none"/>
-        </w:rPr>
-      </w:pPr>
-    </w:p>
-    <w:p>
+          <ns2:ligatures ns2:val="none"/>
+        </w:rPr>
+      </w:pPr>
+    </w:p>
+    <w:p ns2:paraId="44C416C1" ns2:textId="77777777">
       <w:pPr>
         <w:shd w:val="clear" w:color="auto" w:fill="FFFFFF"/>
         <w:spacing w:after="0" w:line="240" w:lineRule="auto"/>
@@ -6682,7 +6515,7 @@
           <w:bCs/>
           <w:color w:val="000000"/>
           <w:kern w:val="0"/>
-          <w14:ligatures w14:val="none"/>
+          <ns2:ligatures ns2:val="none"/>
         </w:rPr>
       </w:pPr>
       <w:r>
@@ -6692,12 +6525,12 @@
           <w:bCs/>
           <w:color w:val="000000"/>
           <w:kern w:val="0"/>
-          <w14:ligatures w14:val="none"/>
+          <ns2:ligatures ns2:val="none"/>
         </w:rPr>
         <w:t>EVELING ROA QUISPE</w:t>
       </w:r>
     </w:p>
-    <w:p>
+    <w:p ns2:paraId="31A9CE85" ns2:textId="77777777">
       <w:pPr>
         <w:shd w:val="clear" w:color="auto" w:fill="FFFFFF"/>
         <w:spacing w:after="0" w:line="240" w:lineRule="auto"/>
@@ -6708,7 +6541,7 @@
           <w:bCs/>
           <w:color w:val="000000"/>
           <w:kern w:val="0"/>
-          <w14:ligatures w14:val="none"/>
+          <ns2:ligatures ns2:val="none"/>
         </w:rPr>
       </w:pPr>
       <w:r>
@@ -6718,12 +6551,12 @@
           <w:bCs/>
           <w:color w:val="000000"/>
           <w:kern w:val="0"/>
-          <w14:ligatures w14:val="none"/>
+          <ns2:ligatures ns2:val="none"/>
         </w:rPr>
         <w:t>Secretaria Técnica</w:t>
       </w:r>
     </w:p>
-    <w:p>
+    <w:p ns2:paraId="5A648714" ns2:textId="77777777">
       <w:pPr>
         <w:shd w:val="clear" w:color="auto" w:fill="FFFFFF"/>
         <w:spacing w:after="0" w:line="240" w:lineRule="auto"/>
@@ -6734,7 +6567,7 @@
           <w:bCs/>
           <w:color w:val="000000"/>
           <w:kern w:val="0"/>
-          <w14:ligatures w14:val="none"/>
+          <ns2:ligatures ns2:val="none"/>
         </w:rPr>
       </w:pPr>
       <w:r>
@@ -6744,12 +6577,12 @@
           <w:bCs/>
           <w:color w:val="000000"/>
           <w:kern w:val="0"/>
-          <w14:ligatures w14:val="none"/>
+          <ns2:ligatures ns2:val="none"/>
         </w:rPr>
         <w:t>Comisión de Protección al Consumidor 1</w:t>
       </w:r>
     </w:p>
-    <w:p>
+    <w:p ns2:paraId="5D9EDE09" ns2:textId="77777777">
       <w:pPr>
         <w:spacing w:after="0" w:line="240" w:lineRule="auto"/>
         <w:jc w:val="both"/>
@@ -6759,11 +6592,11 @@
           <w:color w:val="000000"/>
           <w:kern w:val="0"/>
           <w:lang w:eastAsia="es-PE"/>
-          <w14:ligatures w14:val="none"/>
-        </w:rPr>
-      </w:pPr>
-    </w:p>
-    <w:p>
+          <ns2:ligatures ns2:val="none"/>
+        </w:rPr>
+      </w:pPr>
+    </w:p>
+    <w:p ns2:paraId="68107EE2" ns2:textId="2F74E70F">
       <w:pPr>
         <w:spacing w:after="0" w:line="240" w:lineRule="auto"/>
         <w:jc w:val="both"/>
@@ -6781,7 +6614,7 @@
           <w:sz w:val="16"/>
           <w:szCs w:val="16"/>
           <w:lang w:eastAsia="es-PE"/>
-          <w14:ligatures w14:val="none"/>
+          <ns2:ligatures ns2:val="none"/>
         </w:rPr>
         <w:t>LSM/</w:t>
       </w:r>
@@ -6793,14 +6626,14 @@
           <w:sz w:val="16"/>
           <w:szCs w:val="16"/>
           <w:lang w:eastAsia="es-PE"/>
-          <w14:ligatures w14:val="none"/>
+          <ns2:ligatures ns2:val="none"/>
         </w:rPr>
         <w:t>LCG</w:t>
       </w:r>
     </w:p>
     <w:sectPr>
-      <w:headerReference w:type="default" r:id="rId8"/>
-      <w:footerReference w:type="default" r:id="rId9"/>
+      <w:headerReference w:type="default" ns3:id="rId8"/>
+      <w:footerReference w:type="default" ns3:id="rId9"/>
       <w:pgSz w:w="11906" w:h="16838"/>
       <w:pgMar w:top="1417" w:right="1701" w:bottom="1417" w:left="1701" w:header="708" w:footer="708" w:gutter="0"/>
       <w:cols w:space="708"/>

--- a/plantillas_maestras/02_seguro_vida/cobro_indebido_primas/1_ddo_banco_o_financiera/mujer/TPL_2873_2025_SEGURO_VIDA_COBRO_INDEBIDO_PRIMAS_BANCO_MUJER_R2.docx
+++ b/plantillas_maestras/02_seguro_vida/cobro_indebido_primas/1_ddo_banco_o_financiera/mujer/TPL_2873_2025_SEGURO_VIDA_COBRO_INDEBIDO_PRIMAS_BANCO_MUJER_R2.docx
@@ -864,7 +864,7 @@
         <w:rPr>
           <w:rFonts w:ascii="Arial Narrow" w:eastAsia="Arial Narrow" w:hAnsi="Arial Narrow" w:cs="Arial Narrow"/>
         </w:rPr>
-        <w:t xml:space="preserve"> la denunciante y</w:t>
+        <w:t xml:space="preserve"> la señora [APELLIDO] y</w:t>
       </w:r>
       <w:r>
         <w:rPr>
@@ -5202,7 +5202,7 @@
           <w:sz w:val="20"/>
           <w:szCs w:val="20"/>
         </w:rPr>
-        <w:t xml:space="preserve">correr traslado de la presente resolución a Banco BBVA Perú S.A para que, de conformidad con lo dispuesto por el artículo 26° de la Ley sobre Facultades, Normas y Organización del Indecopi, aprobado por Decreto Legislativo N° 8079, presente sus descargos sobre la imputación de cargos realizada en un plazo no mayor a cinco (5) días hábiles contado a partir del día siguiente de la notificación de la presente resolución, vencido el cual, el Secretario Técnico declarará en rebeldía a los denunciados que no lo hubieran presentado. Debe precisarse que de conformidad con lo establecido por el artículo 223° del Texto Único Ordenado de la Ley N° 27444, Ley del Procedimiento Administrativo General, las alegaciones y los hechos relevantes de la reclamación, salvo que hayan sido específicamente negadas en la contestación, se tendrán por aceptadas o meritadas como ciertas.</w:t>
+        <w:t xml:space="preserve">correr traslado de la presente resolución a Banco BBVA Perú S.A. para que, de conformidad con lo dispuesto por el artículo 26 de la Ley sobre Facultades, Normas y Organización del Indecopi, aprobada por Decreto Legislativo 807, presente sus descargos sobre la imputación de cargos realizada en un plazo no mayor a cinco (5) días hábiles contado a partir del día siguiente de la notificación de la presente resolución, vencido el cual, el Secretario Técnico declarará en rebeldía al denunciado que no lo hubiera presentado. Debe precisarse que de conformidad con lo establecido por el artículo 223 del Texto Único Ordenado de la Ley 27444, Ley del Procedimiento Administrativo General, las alegaciones y los hechos relevantes de la reclamación, salvo que hayan sido específicamente negadas en la contestación, se tendrán por aceptadas o merituadas como ciertas.</w:t>
       </w:r>
     </w:p>
     <w:p ns2:paraId="450414AF" ns2:textId="77777777">

--- a/plantillas_maestras/02_seguro_vida/cobro_indebido_primas/1_ddo_banco_o_financiera/mujer/TPL_2873_2025_SEGURO_VIDA_COBRO_INDEBIDO_PRIMAS_BANCO_MUJER_R2.docx
+++ b/plantillas_maestras/02_seguro_vida/cobro_indebido_primas/1_ddo_banco_o_financiera/mujer/TPL_2873_2025_SEGURO_VIDA_COBRO_INDEBIDO_PRIMAS_BANCO_MUJER_R2.docx
@@ -508,7 +508,7 @@
           <w:lang w:eastAsia="es-PE"/>
           <ns2:ligatures ns2:val="none"/>
         </w:rPr>
-        <w:t xml:space="preserve">4 de diciembre </w:t>
+        <w:t xml:space="preserve">4 de diciembre de 2025</w:t>
       </w:r>
       <w:r>
         <w:rPr>
@@ -519,7 +519,7 @@
           <w:lang w:eastAsia="es-PE"/>
           <ns2:ligatures ns2:val="none"/>
         </w:rPr>
-        <w:t>de</w:t>
+        <w:t xml:space="preserve"/>
       </w:r>
       <w:r>
         <w:rPr>
@@ -530,7 +530,7 @@
           <w:lang w:eastAsia="es-PE"/>
           <ns2:ligatures ns2:val="none"/>
         </w:rPr>
-        <w:t xml:space="preserve"> 2025</w:t>
+        <w:t xml:space="preserve"/>
       </w:r>
     </w:p>
     <w:p ns2:paraId="1EF3C256" ns2:textId="77777777">
@@ -616,7 +616,7 @@
           <w:lang w:val="es-ES" w:eastAsia="es-ES"/>
           <ns2:ligatures ns2:val="none"/>
         </w:rPr>
-        <w:t xml:space="preserve">Mediante la denuncia del 30 de setiembre del 2025, subsanada mediante escrito del 08 de octubre de 2025, la señora [APELLIDO] denunció al BBVA por presuntas infracciones a la Ley 29571, Código de Protección y Defensa del Consumidor (en adelante, Código), señalando lo siguiente:</w:t>
+        <w:t xml:space="preserve">Mediante la denuncia del 30 de setiembre de 2025, subsanada mediante escrito del 08 de octubre de 2025, la señora [APELLIDO] denunció al BBVA por presuntas infracciones a la Ley 29571, Código de Protección y Defensa del Consumidor (en adelante, Código), señalando lo siguiente:</w:t>
       </w:r>
       <w:r>
         <w:rPr>
@@ -1161,13 +1161,13 @@
         <w:rPr>
           <w:rFonts w:ascii="Arial Narrow" w:eastAsia="Arial Narrow" w:hAnsi="Arial Narrow" w:cs="Arial Narrow"/>
         </w:rPr>
-        <w:t>19</w:t>
-      </w:r>
-      <w:r>
-        <w:rPr>
-          <w:rFonts w:ascii="Arial Narrow" w:eastAsia="Arial Narrow" w:hAnsi="Arial Narrow" w:cs="Arial Narrow"/>
-        </w:rPr>
-        <w:t xml:space="preserve"> de julio del 2025</w:t>
+        <w:t xml:space="preserve">19 de julio de 2025</w:t>
+      </w:r>
+      <w:r>
+        <w:rPr>
+          <w:rFonts w:ascii="Arial Narrow" w:eastAsia="Arial Narrow" w:hAnsi="Arial Narrow" w:cs="Arial Narrow"/>
+        </w:rPr>
+        <w:t xml:space="preserve"/>
       </w:r>
       <w:r>
         <w:rPr>
@@ -1239,13 +1239,13 @@
         <w:rPr>
           <w:rFonts w:ascii="Arial Narrow" w:eastAsia="Arial Narrow" w:hAnsi="Arial Narrow" w:cs="Arial Narrow"/>
         </w:rPr>
-        <w:t xml:space="preserve">2 de agosto de </w:t>
-      </w:r>
-      <w:r>
-        <w:rPr>
-          <w:rFonts w:ascii="Arial Narrow" w:eastAsia="Arial Narrow" w:hAnsi="Arial Narrow" w:cs="Arial Narrow"/>
-        </w:rPr>
-        <w:t>2024</w:t>
+        <w:t xml:space="preserve">2 de agosto de 2024</w:t>
+      </w:r>
+      <w:r>
+        <w:rPr>
+          <w:rFonts w:ascii="Arial Narrow" w:eastAsia="Arial Narrow" w:hAnsi="Arial Narrow" w:cs="Arial Narrow"/>
+        </w:rPr>
+        <w:t xml:space="preserve"/>
       </w:r>
       <w:r>
         <w:rPr>
@@ -1257,7 +1257,7 @@
         <w:rPr>
           <w:rFonts w:ascii="Arial Narrow" w:eastAsia="Arial Narrow" w:hAnsi="Arial Narrow" w:cs="Arial Narrow"/>
         </w:rPr>
-        <w:t xml:space="preserve">18 de junio del 2025 </w:t>
+        <w:t xml:space="preserve">18 de junio de 2025 </w:t>
       </w:r>
       <w:r>
         <w:rPr>
@@ -3603,7 +3603,7 @@
           <w:lang w:eastAsia="es-PE"/>
           <ns2:ligatures ns2:val="none"/>
         </w:rPr>
-        <w:t xml:space="preserve">PRIMERO: admitir a trámite la denuncia del 24 de setiembre del 2025, subsanada mediante escrito del 08 de octubre de 2025, interpuesta por [DENUNCIANTE]contra el Banco BBVA Perú S.A., por lo siguiente:</w:t>
+        <w:t xml:space="preserve">PRIMERO: admitir a trámite la denuncia del 24 de setiembre de 2025, subsanada mediante escrito del 08 de octubre de 2025, interpuesta por [DENUNCIANTE]contra el Banco BBVA Perú S.A., por lo siguiente:</w:t>
       </w:r>
       <w:r>
         <w:rPr>
@@ -4766,7 +4766,7 @@
           <w:lang w:val="es-ES" w:eastAsia="es-ES"/>
           <ns2:ligatures ns2:val="none"/>
         </w:rPr>
-        <w:t>24 de setiembre del 2025</w:t>
+        <w:t xml:space="preserve">24 de setiembre de 2025</w:t>
       </w:r>
       <w:r>
         <w:rPr>
@@ -6864,7 +6864,7 @@
           <w:sz w:val="16"/>
           <w:szCs w:val="16"/>
         </w:rPr>
-        <w:t xml:space="preserve"> 28</w:t>
+        <w:t xml:space="preserve"> 28 de octubre de 2025</w:t>
       </w:r>
       <w:r>
         <w:rPr>
@@ -6872,7 +6872,7 @@
           <w:sz w:val="16"/>
           <w:szCs w:val="16"/>
         </w:rPr>
-        <w:t xml:space="preserve"> de octubre del 2025</w:t>
+        <w:t xml:space="preserve"/>
       </w:r>
       <w:r>
         <w:rPr>
@@ -6904,7 +6904,7 @@
           <w:sz w:val="16"/>
           <w:szCs w:val="16"/>
         </w:rPr>
-        <w:t>28</w:t>
+        <w:t xml:space="preserve">28 de octubre de 2025</w:t>
       </w:r>
       <w:r>
         <w:rPr>
@@ -6912,7 +6912,7 @@
           <w:sz w:val="16"/>
           <w:szCs w:val="16"/>
         </w:rPr>
-        <w:t xml:space="preserve"> de octubre del 2025</w:t>
+        <w:t xml:space="preserve"/>
       </w:r>
       <w:r>
         <w:rPr>
@@ -6990,7 +6990,7 @@
           <w:sz w:val="16"/>
           <w:szCs w:val="16"/>
         </w:rPr>
-        <w:t>el 2 de setiembre del 2010 en el Diario Oficial El Peruano, vigente desde el 2 de octubre del 2010 y modificado por Decreto Legislativo 1308.</w:t>
+        <w:t xml:space="preserve">el 2 de setiembre de 2010 en el Diario Oficial El Peruano, vigente desde el 2 de octubre de 2010 y modificado por Decreto Legislativo 1308.</w:t>
       </w:r>
     </w:p>
     <w:p>

--- a/plantillas_maestras/02_seguro_vida/cobro_indebido_primas/1_ddo_banco_o_financiera/mujer/TPL_2873_2025_SEGURO_VIDA_COBRO_INDEBIDO_PRIMAS_BANCO_MUJER_R2.docx
+++ b/plantillas_maestras/02_seguro_vida/cobro_indebido_primas/1_ddo_banco_o_financiera/mujer/TPL_2873_2025_SEGURO_VIDA_COBRO_INDEBIDO_PRIMAS_BANCO_MUJER_R2.docx
@@ -1,8 +1,8 @@
 
 <file path=word/document.xml><?xml version="1.0" encoding="utf-8"?>
-<w:document xmlns:ns1="http://schemas.openxmlformats.org/markup-compatibility/2006" xmlns:ns2="http://schemas.microsoft.com/office/word/2010/wordml" xmlns:ns3="http://schemas.openxmlformats.org/officeDocument/2006/relationships" xmlns:w="http://schemas.openxmlformats.org/wordprocessingml/2006/main" ns1:Ignorable="w14 w15 w16se w16cid w16 w16cex w16sdtdh w16sdtfl w16du wp14">
+<w:document xmlns:mc="http://schemas.openxmlformats.org/markup-compatibility/2006" xmlns:r="http://schemas.openxmlformats.org/officeDocument/2006/relationships" xmlns:w="http://schemas.openxmlformats.org/wordprocessingml/2006/main" xmlns:w14="http://schemas.microsoft.com/office/word/2010/wordml" xmlns:w15="http://schemas.microsoft.com/office/word/2012/wordml" xmlns:w16="http://schemas.microsoft.com/office/word/2018/wordml" xmlns:w16cex="http://schemas.microsoft.com/office/word/2018/wordml/cex" xmlns:w16cid="http://schemas.microsoft.com/office/word/2016/wordml/cid" xmlns:w16du="http://schemas.microsoft.com/office/word/2023/wordml/word16du" xmlns:w16sdtdh="http://schemas.microsoft.com/office/word/2020/wordml/sdtdatahash" xmlns:w16se="http://schemas.microsoft.com/office/word/2015/wordml/symex" xmlns:wp14="http://schemas.microsoft.com/office/word/2010/wordprocessingDrawing" mc:Ignorable="w14 w15 w16se w16cid w16 w16cex w16sdtdh w16du wp14">
   <w:body>
-    <w:p ns2:paraId="4D92E425" ns2:textId="1C0C1C1D">
+    <w:p>
       <w:pPr>
         <w:tabs>
           <w:tab w:val="left" w:pos="1701"/>
@@ -14,7 +14,7 @@
           <w:color w:val="000000"/>
           <w:kern w:val="0"/>
           <w:lang w:eastAsia="es-PE"/>
-          <ns2:ligatures ns2:val="none"/>
+          <w14:ligatures w14:val="none"/>
         </w:rPr>
       </w:pPr>
       <w:bookmarkStart w:id="0" w:name="_Hlk80343540"/>
@@ -25,7 +25,7 @@
           <w:color w:val="000000"/>
           <w:kern w:val="0"/>
           <w:lang w:eastAsia="es-PE"/>
-          <ns2:ligatures ns2:val="none"/>
+          <w14:ligatures w14:val="none"/>
         </w:rPr>
         <w:t>EX</w:t>
       </w:r>
@@ -36,7 +36,7 @@
           <w:color w:val="000000"/>
           <w:kern w:val="0"/>
           <w:lang w:eastAsia="es-PE"/>
-          <ns2:ligatures ns2:val="none"/>
+          <w14:ligatures w14:val="none"/>
         </w:rPr>
         <w:t xml:space="preserve">PEDIENTE </w:t>
       </w:r>
@@ -47,7 +47,7 @@
           <w:color w:val="000000"/>
           <w:kern w:val="0"/>
           <w:lang w:eastAsia="es-PE"/>
-          <ns2:ligatures ns2:val="none"/>
+          <w14:ligatures w14:val="none"/>
         </w:rPr>
         <w:tab/>
         <w:t>:</w:t>
@@ -59,7 +59,7 @@
           <w:color w:val="000000"/>
           <w:kern w:val="0"/>
           <w:lang w:eastAsia="es-PE"/>
-          <ns2:ligatures ns2:val="none"/>
+          <w14:ligatures w14:val="none"/>
         </w:rPr>
         <w:tab/>
       </w:r>
@@ -72,7 +72,7 @@
           <w:kern w:val="0"/>
           <w:shd w:val="clear" w:color="auto" w:fill="FFFFFF"/>
           <w:lang w:eastAsia="es-PE"/>
-          <ns2:ligatures ns2:val="none"/>
+          <w14:ligatures w14:val="none"/>
         </w:rPr>
         <w:t>2</w:t>
       </w:r>
@@ -85,7 +85,7 @@
           <w:kern w:val="0"/>
           <w:shd w:val="clear" w:color="auto" w:fill="FFFFFF"/>
           <w:lang w:eastAsia="es-PE"/>
-          <ns2:ligatures ns2:val="none"/>
+          <w14:ligatures w14:val="none"/>
         </w:rPr>
         <w:t>873</w:t>
       </w:r>
@@ -98,12 +98,12 @@
           <w:kern w:val="0"/>
           <w:shd w:val="clear" w:color="auto" w:fill="FFFFFF"/>
           <w:lang w:eastAsia="es-PE"/>
-          <ns2:ligatures ns2:val="none"/>
+          <w14:ligatures w14:val="none"/>
         </w:rPr>
         <w:t>-2025/CC1</w:t>
       </w:r>
     </w:p>
-    <w:p ns2:paraId="174737B6" ns2:textId="439D8175">
+    <w:p>
       <w:pPr>
         <w:tabs>
           <w:tab w:val="left" w:pos="1701"/>
@@ -118,67 +118,26 @@
           <w:color w:val="000000"/>
           <w:kern w:val="0"/>
           <w:lang w:eastAsia="es-PE"/>
-          <ns2:ligatures ns2:val="none"/>
-        </w:rPr>
-      </w:pPr>
-      <w:r>
-        <w:rPr>
-          <w:rFonts w:ascii="Arial Narrow" w:eastAsia="Arial Narrow" w:hAnsi="Arial Narrow" w:cs="Arial Narrow"/>
-          <w:b/>
-          <w:color w:val="000000"/>
-          <w:kern w:val="0"/>
-          <w:lang w:eastAsia="es-PE"/>
-          <ns2:ligatures ns2:val="none"/>
-        </w:rPr>
-        <w:t xml:space="preserve">DENUNCIANTE:[DENUNCIANTE](SEÑORA [APELLIDO])</w:t>
-      </w:r>
-      <w:r>
-        <w:rPr>
-          <w:rFonts w:ascii="Arial Narrow" w:eastAsia="Arial Narrow" w:hAnsi="Arial Narrow" w:cs="Arial Narrow"/>
-          <w:b/>
-          <w:color w:val="000000"/>
-          <w:kern w:val="0"/>
-          <w:lang w:eastAsia="es-PE"/>
-          <ns2:ligatures ns2:val="none"/>
-        </w:rPr>
+          <w14:ligatures w14:val="none"/>
+        </w:rPr>
+      </w:pPr>
+      <w:r>
+        <w:rPr>
+          <w:rFonts w:ascii="Arial Narrow" w:eastAsia="Arial Narrow" w:hAnsi="Arial Narrow" w:cs="Arial Narrow"/>
+          <w:b/>
+          <w:color w:val="000000"/>
+          <w:kern w:val="0"/>
+          <w:lang w:eastAsia="es-PE"/>
+          <w14:ligatures w14:val="none"/>
+        </w:rPr>
+        <w:t>DENUNCIANTE</w:t>
         <w:tab/>
-        <w:t/>
-      </w:r>
-      <w:r>
-        <w:rPr>
-          <w:rFonts w:ascii="Arial Narrow" w:eastAsia="Arial Narrow" w:hAnsi="Arial Narrow" w:cs="Arial Narrow"/>
-          <w:b/>
-          <w:color w:val="000000"/>
-          <w:kern w:val="0"/>
-          <w:lang w:eastAsia="es-PE"/>
-          <ns2:ligatures ns2:val="none"/>
-        </w:rPr>
+        <w:t>:</w:t>
         <w:tab/>
-      </w:r>
-      <w:r>
-        <w:rPr>
-          <w:rFonts w:ascii="Arial Narrow" w:eastAsia="Arial Narrow" w:hAnsi="Arial Narrow" w:cs="Arial Narrow"/>
-          <w:b/>
-          <w:color w:val="000000"/>
-          <w:kern w:val="0"/>
-          <w:lang w:eastAsia="es-PE"/>
-          <ns2:ligatures ns2:val="none"/>
-        </w:rPr>
-        <w:t/>
-      </w:r>
-      <w:r>
-        <w:rPr>
-          <w:rFonts w:ascii="Arial Narrow" w:eastAsia="Arial Narrow" w:hAnsi="Arial Narrow" w:cs="Arial Narrow"/>
-          <w:b/>
-          <w:color w:val="000000"/>
-          <w:kern w:val="0"/>
-          <w:lang w:eastAsia="es-PE"/>
-          <ns2:ligatures ns2:val="none"/>
-        </w:rPr>
-        <w:t/>
-      </w:r>
-    </w:p>
-    <w:p ns2:paraId="223101EF" ns2:textId="13E3DE9C">
+        <w:t xml:space="preserve">[DENUNCIANTE](SEÑORA [APELLIDO])</w:t>
+      </w:r>
+    </w:p>
+    <w:p>
       <w:pPr>
         <w:tabs>
           <w:tab w:val="left" w:pos="1701"/>
@@ -193,17 +152,17 @@
           <w:color w:val="000000"/>
           <w:kern w:val="0"/>
           <w:lang w:eastAsia="es-PE"/>
-          <ns2:ligatures ns2:val="none"/>
-        </w:rPr>
-      </w:pPr>
-      <w:r>
-        <w:rPr>
-          <w:rFonts w:ascii="Arial Narrow" w:eastAsia="Arial Narrow" w:hAnsi="Arial Narrow" w:cs="Arial Narrow"/>
-          <w:b/>
-          <w:color w:val="000000"/>
-          <w:kern w:val="0"/>
-          <w:lang w:eastAsia="es-PE"/>
-          <ns2:ligatures ns2:val="none"/>
+          <w14:ligatures w14:val="none"/>
+        </w:rPr>
+      </w:pPr>
+      <w:r>
+        <w:rPr>
+          <w:rFonts w:ascii="Arial Narrow" w:eastAsia="Arial Narrow" w:hAnsi="Arial Narrow" w:cs="Arial Narrow"/>
+          <w:b/>
+          <w:color w:val="000000"/>
+          <w:kern w:val="0"/>
+          <w:lang w:eastAsia="es-PE"/>
+          <w14:ligatures w14:val="none"/>
         </w:rPr>
         <w:t>DENUNCIADOS</w:t>
       </w:r>
@@ -214,7 +173,7 @@
           <w:color w:val="000000"/>
           <w:kern w:val="0"/>
           <w:lang w:eastAsia="es-PE"/>
-          <ns2:ligatures ns2:val="none"/>
+          <w14:ligatures w14:val="none"/>
         </w:rPr>
         <w:tab/>
         <w:t>:</w:t>
@@ -226,7 +185,7 @@
           <w:color w:val="000000"/>
           <w:kern w:val="0"/>
           <w:lang w:eastAsia="es-PE"/>
-          <ns2:ligatures ns2:val="none"/>
+          <w14:ligatures w14:val="none"/>
         </w:rPr>
         <w:tab/>
       </w:r>
@@ -237,7 +196,7 @@
           <w:color w:val="000000"/>
           <w:kern w:val="0"/>
           <w:lang w:eastAsia="es-PE"/>
-          <ns2:ligatures ns2:val="none"/>
+          <w14:ligatures w14:val="none"/>
         </w:rPr>
         <w:t xml:space="preserve">BANCO BBVA PERÚ S.A. </w:t>
       </w:r>
@@ -248,7 +207,7 @@
           <w:color w:val="000000"/>
           <w:kern w:val="0"/>
           <w:lang w:eastAsia="es-PE"/>
-          <ns2:ligatures ns2:val="none"/>
+          <w14:ligatures w14:val="none"/>
         </w:rPr>
         <w:t>(</w:t>
       </w:r>
@@ -259,7 +218,7 @@
           <w:color w:val="000000"/>
           <w:kern w:val="0"/>
           <w:lang w:eastAsia="es-PE"/>
-          <ns2:ligatures ns2:val="none"/>
+          <w14:ligatures w14:val="none"/>
         </w:rPr>
         <w:t>BBVA</w:t>
       </w:r>
@@ -270,12 +229,12 @@
           <w:color w:val="000000"/>
           <w:kern w:val="0"/>
           <w:lang w:eastAsia="es-PE"/>
-          <ns2:ligatures ns2:val="none"/>
+          <w14:ligatures w14:val="none"/>
         </w:rPr>
         <w:t xml:space="preserve">) </w:t>
       </w:r>
     </w:p>
-    <w:p ns2:paraId="753670C1" ns2:textId="77777777">
+    <w:p>
       <w:pPr>
         <w:tabs>
           <w:tab w:val="left" w:pos="1701"/>
@@ -290,17 +249,17 @@
           <w:color w:val="000000"/>
           <w:kern w:val="0"/>
           <w:lang w:eastAsia="es-PE"/>
-          <ns2:ligatures ns2:val="none"/>
-        </w:rPr>
-      </w:pPr>
-      <w:r>
-        <w:rPr>
-          <w:rFonts w:ascii="Arial Narrow" w:eastAsia="Arial Narrow" w:hAnsi="Arial Narrow" w:cs="Arial Narrow"/>
-          <w:b/>
-          <w:color w:val="000000"/>
-          <w:kern w:val="0"/>
-          <w:lang w:eastAsia="es-PE"/>
-          <ns2:ligatures ns2:val="none"/>
+          <w14:ligatures w14:val="none"/>
+        </w:rPr>
+      </w:pPr>
+      <w:r>
+        <w:rPr>
+          <w:rFonts w:ascii="Arial Narrow" w:eastAsia="Arial Narrow" w:hAnsi="Arial Narrow" w:cs="Arial Narrow"/>
+          <w:b/>
+          <w:color w:val="000000"/>
+          <w:kern w:val="0"/>
+          <w:lang w:eastAsia="es-PE"/>
+          <w14:ligatures w14:val="none"/>
         </w:rPr>
         <w:t>MATERIAS</w:t>
       </w:r>
@@ -311,7 +270,7 @@
           <w:color w:val="000000"/>
           <w:kern w:val="0"/>
           <w:lang w:eastAsia="es-PE"/>
-          <ns2:ligatures ns2:val="none"/>
+          <w14:ligatures w14:val="none"/>
         </w:rPr>
         <w:tab/>
         <w:t xml:space="preserve">: </w:t>
@@ -323,13 +282,13 @@
           <w:color w:val="000000"/>
           <w:kern w:val="0"/>
           <w:lang w:eastAsia="es-PE"/>
-          <ns2:ligatures ns2:val="none"/>
+          <w14:ligatures w14:val="none"/>
         </w:rPr>
         <w:tab/>
         <w:t>ADMISIÓN A TRÁMITE</w:t>
       </w:r>
     </w:p>
-    <w:p ns2:paraId="449086A9" ns2:textId="2BA24B10">
+    <w:p>
       <w:pPr>
         <w:tabs>
           <w:tab w:val="left" w:pos="1701"/>
@@ -344,17 +303,17 @@
           <w:color w:val="000000"/>
           <w:kern w:val="0"/>
           <w:lang w:eastAsia="es-PE"/>
-          <ns2:ligatures ns2:val="none"/>
-        </w:rPr>
-      </w:pPr>
-      <w:r>
-        <w:rPr>
-          <w:rFonts w:ascii="Arial Narrow" w:eastAsia="Arial Narrow" w:hAnsi="Arial Narrow" w:cs="Arial Narrow"/>
-          <w:b/>
-          <w:color w:val="000000"/>
-          <w:kern w:val="0"/>
-          <w:lang w:eastAsia="es-PE"/>
-          <ns2:ligatures ns2:val="none"/>
+          <w14:ligatures w14:val="none"/>
+        </w:rPr>
+      </w:pPr>
+      <w:r>
+        <w:rPr>
+          <w:rFonts w:ascii="Arial Narrow" w:eastAsia="Arial Narrow" w:hAnsi="Arial Narrow" w:cs="Arial Narrow"/>
+          <w:b/>
+          <w:color w:val="000000"/>
+          <w:kern w:val="0"/>
+          <w:lang w:eastAsia="es-PE"/>
+          <w14:ligatures w14:val="none"/>
         </w:rPr>
         <w:tab/>
       </w:r>
@@ -365,7 +324,7 @@
           <w:color w:val="000000"/>
           <w:kern w:val="0"/>
           <w:lang w:eastAsia="es-PE"/>
-          <ns2:ligatures ns2:val="none"/>
+          <w14:ligatures w14:val="none"/>
         </w:rPr>
         <w:tab/>
       </w:r>
@@ -376,12 +335,12 @@
           <w:color w:val="000000"/>
           <w:kern w:val="0"/>
           <w:lang w:eastAsia="es-PE"/>
-          <ns2:ligatures ns2:val="none"/>
+          <w14:ligatures w14:val="none"/>
         </w:rPr>
         <w:t xml:space="preserve">REQUERIMIENTO DE INFORMACIÓN </w:t>
       </w:r>
     </w:p>
-    <w:p ns2:paraId="778AE69F" ns2:textId="3DDE5B0C">
+    <w:p>
       <w:pPr>
         <w:tabs>
           <w:tab w:val="left" w:pos="1701"/>
@@ -395,17 +354,17 @@
           <w:color w:val="000000"/>
           <w:kern w:val="0"/>
           <w:lang w:eastAsia="es-PE"/>
-          <ns2:ligatures ns2:val="none"/>
-        </w:rPr>
-      </w:pPr>
-      <w:r>
-        <w:rPr>
-          <w:rFonts w:ascii="Arial Narrow" w:eastAsia="Arial Narrow" w:hAnsi="Arial Narrow" w:cs="Arial Narrow"/>
-          <w:b/>
-          <w:color w:val="000000"/>
-          <w:kern w:val="0"/>
-          <w:lang w:eastAsia="es-PE"/>
-          <ns2:ligatures ns2:val="none"/>
+          <w14:ligatures w14:val="none"/>
+        </w:rPr>
+      </w:pPr>
+      <w:r>
+        <w:rPr>
+          <w:rFonts w:ascii="Arial Narrow" w:eastAsia="Arial Narrow" w:hAnsi="Arial Narrow" w:cs="Arial Narrow"/>
+          <w:b/>
+          <w:color w:val="000000"/>
+          <w:kern w:val="0"/>
+          <w:lang w:eastAsia="es-PE"/>
+          <w14:ligatures w14:val="none"/>
         </w:rPr>
         <w:t xml:space="preserve">RESOLUCIÓN </w:t>
       </w:r>
@@ -416,7 +375,7 @@
           <w:color w:val="000000"/>
           <w:kern w:val="0"/>
           <w:lang w:eastAsia="es-PE"/>
-          <ns2:ligatures ns2:val="none"/>
+          <w14:ligatures w14:val="none"/>
         </w:rPr>
         <w:tab/>
         <w:t>:</w:t>
@@ -428,7 +387,7 @@
           <w:color w:val="000000"/>
           <w:kern w:val="0"/>
           <w:lang w:eastAsia="es-PE"/>
-          <ns2:ligatures ns2:val="none"/>
+          <w14:ligatures w14:val="none"/>
         </w:rPr>
         <w:tab/>
       </w:r>
@@ -439,12 +398,12 @@
           <w:color w:val="000000"/>
           <w:kern w:val="0"/>
           <w:lang w:eastAsia="es-PE"/>
-          <ns2:ligatures ns2:val="none"/>
+          <w14:ligatures w14:val="none"/>
         </w:rPr>
         <w:t>2</w:t>
       </w:r>
     </w:p>
-    <w:p ns2:paraId="26BE4AD0" ns2:textId="77777777">
+    <w:p>
       <w:pPr>
         <w:tabs>
           <w:tab w:val="left" w:pos="1014"/>
@@ -457,11 +416,11 @@
           <w:kern w:val="0"/>
           <w:shd w:val="clear" w:color="auto" w:fill="FFFFFF"/>
           <w:lang w:eastAsia="es-PE"/>
-          <ns2:ligatures ns2:val="none"/>
-        </w:rPr>
-      </w:pPr>
-    </w:p>
-    <w:p ns2:paraId="6D48DA83" ns2:textId="4A8B4363">
+          <w14:ligatures w14:val="none"/>
+        </w:rPr>
+      </w:pPr>
+    </w:p>
+    <w:p>
       <w:pPr>
         <w:tabs>
           <w:tab w:val="left" w:pos="1014"/>
@@ -474,7 +433,7 @@
           <w:kern w:val="0"/>
           <w:shd w:val="clear" w:color="auto" w:fill="FFFFFF"/>
           <w:lang w:eastAsia="es-PE"/>
-          <ns2:ligatures ns2:val="none"/>
+          <w14:ligatures w14:val="none"/>
         </w:rPr>
       </w:pPr>
       <w:r>
@@ -484,7 +443,7 @@
           <w:kern w:val="0"/>
           <w:shd w:val="clear" w:color="auto" w:fill="FFFFFF"/>
           <w:lang w:eastAsia="es-PE"/>
-          <ns2:ligatures ns2:val="none"/>
+          <w14:ligatures w14:val="none"/>
         </w:rPr>
         <w:t>Lima</w:t>
       </w:r>
@@ -495,7 +454,7 @@
           <w:kern w:val="0"/>
           <w:shd w:val="clear" w:color="auto" w:fill="FFFFFF"/>
           <w:lang w:eastAsia="es-PE"/>
-          <ns2:ligatures ns2:val="none"/>
+          <w14:ligatures w14:val="none"/>
         </w:rPr>
         <w:t xml:space="preserve">, </w:t>
       </w:r>
@@ -506,7 +465,7 @@
           <w:kern w:val="0"/>
           <w:shd w:val="clear" w:color="auto" w:fill="FFFFFF"/>
           <w:lang w:eastAsia="es-PE"/>
-          <ns2:ligatures ns2:val="none"/>
+          <w14:ligatures w14:val="none"/>
         </w:rPr>
         <w:t xml:space="preserve">4 de diciembre de 2025</w:t>
       </w:r>
@@ -517,7 +476,7 @@
           <w:kern w:val="0"/>
           <w:shd w:val="clear" w:color="auto" w:fill="FFFFFF"/>
           <w:lang w:eastAsia="es-PE"/>
-          <ns2:ligatures ns2:val="none"/>
+          <w14:ligatures w14:val="none"/>
         </w:rPr>
         <w:t xml:space="preserve"/>
       </w:r>
@@ -528,12 +487,12 @@
           <w:kern w:val="0"/>
           <w:shd w:val="clear" w:color="auto" w:fill="FFFFFF"/>
           <w:lang w:eastAsia="es-PE"/>
-          <ns2:ligatures ns2:val="none"/>
+          <w14:ligatures w14:val="none"/>
         </w:rPr>
         <w:t xml:space="preserve"/>
       </w:r>
     </w:p>
-    <w:p ns2:paraId="1EF3C256" ns2:textId="77777777">
+    <w:p>
       <w:pPr>
         <w:tabs>
           <w:tab w:val="left" w:pos="1014"/>
@@ -545,11 +504,11 @@
           <w:color w:val="000000"/>
           <w:kern w:val="0"/>
           <w:lang w:eastAsia="es-PE"/>
-          <ns2:ligatures ns2:val="none"/>
-        </w:rPr>
-      </w:pPr>
-    </w:p>
-    <w:p ns2:paraId="087322B4" ns2:textId="77777777">
+          <w14:ligatures w14:val="none"/>
+        </w:rPr>
+      </w:pPr>
+    </w:p>
+    <w:p>
       <w:pPr>
         <w:numPr>
           <w:ilvl w:val="0"/>
@@ -563,22 +522,22 @@
           <w:color w:val="000000"/>
           <w:kern w:val="0"/>
           <w:lang w:eastAsia="es-PE"/>
-          <ns2:ligatures ns2:val="none"/>
-        </w:rPr>
-      </w:pPr>
-      <w:r>
-        <w:rPr>
-          <w:rFonts w:ascii="Arial Narrow" w:eastAsia="Arial Narrow" w:hAnsi="Arial Narrow" w:cs="Arial Narrow"/>
-          <w:b/>
-          <w:color w:val="000000"/>
-          <w:kern w:val="0"/>
-          <w:lang w:eastAsia="es-PE"/>
-          <ns2:ligatures ns2:val="none"/>
+          <w14:ligatures w14:val="none"/>
+        </w:rPr>
+      </w:pPr>
+      <w:r>
+        <w:rPr>
+          <w:rFonts w:ascii="Arial Narrow" w:eastAsia="Arial Narrow" w:hAnsi="Arial Narrow" w:cs="Arial Narrow"/>
+          <w:b/>
+          <w:color w:val="000000"/>
+          <w:kern w:val="0"/>
+          <w:lang w:eastAsia="es-PE"/>
+          <w14:ligatures w14:val="none"/>
         </w:rPr>
         <w:t xml:space="preserve">HECHOS </w:t>
       </w:r>
     </w:p>
-    <w:p ns2:paraId="4407157A" ns2:textId="77777777">
+    <w:p>
       <w:pPr>
         <w:spacing w:after="0" w:line="240" w:lineRule="auto"/>
         <w:jc w:val="both"/>
@@ -587,11 +546,11 @@
           <w:color w:val="000000"/>
           <w:kern w:val="0"/>
           <w:lang w:eastAsia="es-PE"/>
-          <ns2:ligatures ns2:val="none"/>
-        </w:rPr>
-      </w:pPr>
-    </w:p>
-    <w:p ns2:paraId="5ECFCB1A" ns2:textId="4C31662C">
+          <w14:ligatures w14:val="none"/>
+        </w:rPr>
+      </w:pPr>
+    </w:p>
+    <w:p>
       <w:pPr>
         <w:numPr>
           <w:ilvl w:val="1"/>
@@ -605,7 +564,7 @@
           <w:color w:val="000000"/>
           <w:kern w:val="0"/>
           <w:lang w:val="es-ES" w:eastAsia="es-ES"/>
-          <ns2:ligatures ns2:val="none"/>
+          <w14:ligatures w14:val="none"/>
         </w:rPr>
       </w:pPr>
       <w:r>
@@ -614,7 +573,7 @@
           <w:color w:val="000000"/>
           <w:kern w:val="0"/>
           <w:lang w:val="es-ES" w:eastAsia="es-ES"/>
-          <ns2:ligatures ns2:val="none"/>
+          <w14:ligatures w14:val="none"/>
         </w:rPr>
         <w:t xml:space="preserve">Mediante la denuncia del 30 de setiembre de 2025, subsanada mediante escrito del 08 de octubre de 2025, la señora [APELLIDO] denunció al BBVA por presuntas infracciones a la Ley 29571, Código de Protección y Defensa del Consumidor (en adelante, Código), señalando lo siguiente:</w:t>
       </w:r>
@@ -624,7 +583,7 @@
           <w:color w:val="000000"/>
           <w:kern w:val="0"/>
           <w:lang w:val="es-ES" w:eastAsia="es-ES"/>
-          <ns2:ligatures ns2:val="none"/>
+          <w14:ligatures w14:val="none"/>
         </w:rPr>
         <w:t/>
       </w:r>
@@ -634,7 +593,7 @@
           <w:color w:val="000000"/>
           <w:kern w:val="0"/>
           <w:lang w:val="es-ES" w:eastAsia="es-ES"/>
-          <ns2:ligatures ns2:val="none"/>
+          <w14:ligatures w14:val="none"/>
         </w:rPr>
         <w:t xml:space="preserve"/>
       </w:r>
@@ -644,7 +603,7 @@
           <w:color w:val="000000"/>
           <w:kern w:val="0"/>
           <w:lang w:val="es-ES" w:eastAsia="es-ES"/>
-          <ns2:ligatures ns2:val="none"/>
+          <w14:ligatures w14:val="none"/>
         </w:rPr>
         <w:t/>
       </w:r>
@@ -654,7 +613,7 @@
           <w:color w:val="000000"/>
           <w:kern w:val="0"/>
           <w:lang w:val="es-ES" w:eastAsia="es-ES"/>
-          <ns2:ligatures ns2:val="none"/>
+          <w14:ligatures w14:val="none"/>
         </w:rPr>
         <w:t xml:space="preserve"/>
       </w:r>
@@ -664,7 +623,7 @@
           <w:color w:val="000000"/>
           <w:kern w:val="0"/>
           <w:lang w:val="es-ES" w:eastAsia="es-ES"/>
-          <ns2:ligatures ns2:val="none"/>
+          <w14:ligatures w14:val="none"/>
         </w:rPr>
         <w:t/>
       </w:r>
@@ -676,7 +635,7 @@
           <w:kern w:val="0"/>
           <w:vertAlign w:val="superscript"/>
           <w:lang w:val="es-ES" w:eastAsia="es-ES"/>
-          <ns2:ligatures ns2:val="none"/>
+          <w14:ligatures w14:val="none"/>
         </w:rPr>
         <w:footnoteReference w:id="1"/>
       </w:r>
@@ -686,7 +645,7 @@
           <w:color w:val="000000"/>
           <w:kern w:val="0"/>
           <w:lang w:val="es-ES" w:eastAsia="es-ES"/>
-          <ns2:ligatures ns2:val="none"/>
+          <w14:ligatures w14:val="none"/>
         </w:rPr>
         <w:t/>
       </w:r>
@@ -696,7 +655,7 @@
           <w:color w:val="000000"/>
           <w:kern w:val="0"/>
           <w:lang w:val="es-ES" w:eastAsia="es-ES"/>
-          <ns2:ligatures ns2:val="none"/>
+          <w14:ligatures w14:val="none"/>
         </w:rPr>
         <w:t xml:space="preserve"/>
       </w:r>
@@ -704,7 +663,7 @@
         <w:rPr>
           <w:rFonts w:ascii="Arial Narrow" w:eastAsia="Calibri" w:hAnsi="Arial Narrow" w:cs="Arial"/>
           <w:kern w:val="0"/>
-          <ns2:ligatures ns2:val="none"/>
+          <w14:ligatures w14:val="none"/>
         </w:rPr>
         <w:t xml:space="preserve"/>
       </w:r>
@@ -712,7 +671,7 @@
         <w:rPr>
           <w:rFonts w:ascii="Arial Narrow" w:eastAsia="Calibri" w:hAnsi="Arial Narrow" w:cs="Arial"/>
           <w:kern w:val="0"/>
-          <ns2:ligatures ns2:val="none"/>
+          <w14:ligatures w14:val="none"/>
         </w:rPr>
         <w:t/>
       </w:r>
@@ -722,7 +681,7 @@
           <w:color w:val="000000"/>
           <w:kern w:val="0"/>
           <w:lang w:val="es-ES" w:eastAsia="es-ES"/>
-          <ns2:ligatures ns2:val="none"/>
+          <w14:ligatures w14:val="none"/>
         </w:rPr>
         <w:t/>
       </w:r>
@@ -732,7 +691,7 @@
           <w:color w:val="000000"/>
           <w:kern w:val="0"/>
           <w:lang w:val="es-ES" w:eastAsia="es-ES"/>
-          <ns2:ligatures ns2:val="none"/>
+          <w14:ligatures w14:val="none"/>
         </w:rPr>
         <w:t/>
       </w:r>
@@ -742,7 +701,7 @@
           <w:color w:val="000000"/>
           <w:kern w:val="0"/>
           <w:lang w:val="es-ES" w:eastAsia="es-ES"/>
-          <ns2:ligatures ns2:val="none"/>
+          <w14:ligatures w14:val="none"/>
         </w:rPr>
         <w:t xml:space="preserve"/>
       </w:r>
@@ -752,7 +711,7 @@
           <w:color w:val="000000"/>
           <w:kern w:val="0"/>
           <w:lang w:val="es-ES" w:eastAsia="es-ES"/>
-          <ns2:ligatures ns2:val="none"/>
+          <w14:ligatures w14:val="none"/>
         </w:rPr>
         <w:t/>
       </w:r>
@@ -762,7 +721,7 @@
           <w:color w:val="000000"/>
           <w:kern w:val="0"/>
           <w:lang w:val="es-ES" w:eastAsia="es-ES"/>
-          <ns2:ligatures ns2:val="none"/>
+          <w14:ligatures w14:val="none"/>
         </w:rPr>
         <w:t/>
       </w:r>
@@ -772,7 +731,7 @@
           <w:color w:val="000000"/>
           <w:kern w:val="0"/>
           <w:lang w:val="es-ES" w:eastAsia="es-ES"/>
-          <ns2:ligatures ns2:val="none"/>
+          <w14:ligatures w14:val="none"/>
         </w:rPr>
         <w:t xml:space="preserve"/>
       </w:r>
@@ -782,7 +741,7 @@
           <w:color w:val="000000"/>
           <w:kern w:val="0"/>
           <w:lang w:val="es-ES" w:eastAsia="es-ES"/>
-          <ns2:ligatures ns2:val="none"/>
+          <w14:ligatures w14:val="none"/>
         </w:rPr>
         <w:t/>
       </w:r>
@@ -792,7 +751,7 @@
           <w:color w:val="000000"/>
           <w:kern w:val="0"/>
           <w:lang w:val="es-ES" w:eastAsia="es-ES"/>
-          <ns2:ligatures ns2:val="none"/>
+          <w14:ligatures w14:val="none"/>
         </w:rPr>
         <w:t/>
       </w:r>
@@ -804,7 +763,7 @@
           <w:kern w:val="0"/>
           <w:vertAlign w:val="superscript"/>
           <w:lang w:val="es-ES" w:eastAsia="es-ES"/>
-          <ns2:ligatures ns2:val="none"/>
+          <w14:ligatures w14:val="none"/>
         </w:rPr>
         <w:footnoteReference w:id="2"/>
       </w:r>
@@ -814,12 +773,12 @@
           <w:color w:val="000000"/>
           <w:kern w:val="0"/>
           <w:lang w:val="es-ES" w:eastAsia="es-ES"/>
-          <ns2:ligatures ns2:val="none"/>
+          <w14:ligatures w14:val="none"/>
         </w:rPr>
         <w:t/>
       </w:r>
     </w:p>
-    <w:p ns2:paraId="64AF7FDB" ns2:textId="77777777">
+    <w:p>
       <w:pPr>
         <w:tabs>
           <w:tab w:val="left" w:pos="1134"/>
@@ -831,13 +790,13 @@
           <w:color w:val="000000"/>
           <w:kern w:val="0"/>
           <w:lang w:val="es-ES" w:eastAsia="es-ES"/>
-          <ns2:ligatures ns2:val="none"/>
+          <w14:ligatures w14:val="none"/>
         </w:rPr>
       </w:pPr>
       <w:bookmarkStart w:id="1" w:name="_Hlk213687422"/>
     </w:p>
     <w:bookmarkEnd w:id="1"/>
-    <w:p ns2:paraId="754B02F3" ns2:textId="0336F5C0">
+    <w:p>
       <w:pPr>
         <w:pStyle w:val="Prrafodelista"/>
         <w:numPr>
@@ -953,7 +912,7 @@
         <w:t>Dicha solicitud se planteó para un período de 24 o 36 meses e incluyó un depósito inicial por la suma de S/ 1 000,00.</w:t>
       </w:r>
     </w:p>
-    <w:p ns2:paraId="00417A07" ns2:textId="77777777">
+    <w:p>
       <w:pPr>
         <w:pStyle w:val="Prrafodelista"/>
         <w:spacing w:after="0" w:line="240" w:lineRule="auto"/>
@@ -964,7 +923,7 @@
         </w:rPr>
       </w:pPr>
     </w:p>
-    <w:p ns2:paraId="39AC397E" ns2:textId="7F237EAF">
+    <w:p>
       <w:pPr>
         <w:pStyle w:val="Prrafodelista"/>
         <w:numPr>
@@ -1126,7 +1085,7 @@
         <w:t>a la tarjeta de crédito.</w:t>
       </w:r>
     </w:p>
-    <w:p ns2:paraId="1F266B25" ns2:textId="77777777">
+    <w:p>
       <w:pPr>
         <w:pStyle w:val="Prrafodelista"/>
         <w:rPr>
@@ -1134,7 +1093,7 @@
         </w:rPr>
       </w:pPr>
     </w:p>
-    <w:p ns2:paraId="182FC727" ns2:textId="471026B2">
+    <w:p>
       <w:pPr>
         <w:pStyle w:val="Prrafodelista"/>
         <w:numPr>
@@ -1272,7 +1231,7 @@
         <w:t xml:space="preserve"> de dicho seguro (Numero de Operación AL-01463942).</w:t>
       </w:r>
     </w:p>
-    <w:p ns2:paraId="6B43A85F" ns2:textId="77777777">
+    <w:p>
       <w:pPr>
         <w:pStyle w:val="Prrafodelista"/>
         <w:tabs>
@@ -1286,11 +1245,11 @@
           <w:color w:val="000000"/>
           <w:kern w:val="0"/>
           <w:lang w:eastAsia="es-ES"/>
-          <ns2:ligatures ns2:val="none"/>
-        </w:rPr>
-      </w:pPr>
-    </w:p>
-    <w:p ns2:paraId="5C62BBE4" ns2:textId="77777777">
+          <w14:ligatures w14:val="none"/>
+        </w:rPr>
+      </w:pPr>
+    </w:p>
+    <w:p>
       <w:pPr>
         <w:pStyle w:val="Prrafodelista"/>
         <w:numPr>
@@ -1309,7 +1268,7 @@
           <w:color w:val="000000"/>
           <w:kern w:val="0"/>
           <w:lang w:eastAsia="es-ES"/>
-          <ns2:ligatures ns2:val="none"/>
+          <w14:ligatures w14:val="none"/>
         </w:rPr>
       </w:pPr>
       <w:r>
@@ -1361,7 +1320,7 @@
         <w:t>.</w:t>
       </w:r>
     </w:p>
-    <w:p ns2:paraId="52CF0B1E" ns2:textId="77777777">
+    <w:p>
       <w:pPr>
         <w:pStyle w:val="Prrafodelista"/>
         <w:rPr>
@@ -1369,11 +1328,11 @@
           <w:color w:val="000000"/>
           <w:kern w:val="0"/>
           <w:lang w:eastAsia="es-ES"/>
-          <ns2:ligatures ns2:val="none"/>
-        </w:rPr>
-      </w:pPr>
-    </w:p>
-    <w:p ns2:paraId="545919F2" ns2:textId="3D2CE150">
+          <w14:ligatures w14:val="none"/>
+        </w:rPr>
+      </w:pPr>
+    </w:p>
+    <w:p>
       <w:pPr>
         <w:pStyle w:val="Prrafodelista"/>
         <w:numPr>
@@ -1392,7 +1351,7 @@
           <w:color w:val="000000"/>
           <w:kern w:val="0"/>
           <w:lang w:eastAsia="es-ES"/>
-          <ns2:ligatures ns2:val="none"/>
+          <w14:ligatures w14:val="none"/>
         </w:rPr>
       </w:pPr>
       <w:r>
@@ -1401,12 +1360,12 @@
           <w:color w:val="000000"/>
           <w:kern w:val="0"/>
           <w:lang w:eastAsia="es-ES"/>
-          <ns2:ligatures ns2:val="none"/>
+          <w14:ligatures w14:val="none"/>
         </w:rPr>
         <w:t>Asimismo, se reportó un mal servicio del personal en la Plataforma de Atención al Cliente del BBVA, dado que no recibieron el asesoramiento adecuado para obtener el refinanciamiento de su deuda de tarjeta de crédito.</w:t>
       </w:r>
     </w:p>
-    <w:p ns2:paraId="3318DBA1" ns2:textId="77777777">
+    <w:p>
       <w:pPr>
         <w:pStyle w:val="Prrafodelista"/>
         <w:rPr>
@@ -1414,11 +1373,11 @@
           <w:color w:val="000000"/>
           <w:kern w:val="0"/>
           <w:lang w:eastAsia="es-ES"/>
-          <ns2:ligatures ns2:val="none"/>
-        </w:rPr>
-      </w:pPr>
-    </w:p>
-    <w:p ns2:paraId="5E288A93" ns2:textId="0423D5F4">
+          <w14:ligatures w14:val="none"/>
+        </w:rPr>
+      </w:pPr>
+    </w:p>
+    <w:p>
       <w:pPr>
         <w:pStyle w:val="Prrafodelista"/>
         <w:numPr>
@@ -1437,7 +1396,7 @@
           <w:color w:val="000000"/>
           <w:kern w:val="0"/>
           <w:lang w:eastAsia="es-ES"/>
-          <ns2:ligatures ns2:val="none"/>
+          <w14:ligatures w14:val="none"/>
         </w:rPr>
       </w:pPr>
       <w:r>
@@ -1446,12 +1405,12 @@
           <w:color w:val="000000"/>
           <w:kern w:val="0"/>
           <w:lang w:eastAsia="es-ES"/>
-          <ns2:ligatures ns2:val="none"/>
+          <w14:ligatures w14:val="none"/>
         </w:rPr>
         <w:t>El 28 de noviembre de 2025, se realizó audiencia de conciliación entre las partes, sin embargo, no se arribó a ningún acuerdo.</w:t>
       </w:r>
     </w:p>
-    <w:p ns2:paraId="103A43D9" ns2:textId="77777777">
+    <w:p>
       <w:pPr>
         <w:tabs>
           <w:tab w:val="left" w:pos="1134"/>
@@ -1463,11 +1422,11 @@
           <w:color w:val="000000"/>
           <w:kern w:val="0"/>
           <w:lang w:eastAsia="es-ES"/>
-          <ns2:ligatures ns2:val="none"/>
-        </w:rPr>
-      </w:pPr>
-    </w:p>
-    <w:p ns2:paraId="150CD385" ns2:textId="6A52C2E5">
+          <w14:ligatures w14:val="none"/>
+        </w:rPr>
+      </w:pPr>
+    </w:p>
+    <w:p>
       <w:pPr>
         <w:numPr>
           <w:ilvl w:val="1"/>
@@ -1485,7 +1444,7 @@
           <w:color w:val="000000"/>
           <w:kern w:val="0"/>
           <w:lang w:val="es-ES" w:eastAsia="es-ES"/>
-          <ns2:ligatures ns2:val="none"/>
+          <w14:ligatures w14:val="none"/>
         </w:rPr>
       </w:pPr>
       <w:r>
@@ -1494,7 +1453,7 @@
           <w:color w:val="000000"/>
           <w:kern w:val="0"/>
           <w:lang w:val="es-ES" w:eastAsia="es-ES"/>
-          <ns2:ligatures ns2:val="none"/>
+          <w14:ligatures w14:val="none"/>
         </w:rPr>
         <w:lastRenderedPageBreak/>
         <w:t xml:space="preserve">La señora [APELLIDO] solicitó que, en calidad de medida correctiva, el BBVA cumpla con realizar la devolución de la contraprestación pagada. Cabe indicar que, no requirió de manera expresa el reembolso de costos y costas del presente procedimiento.</w:t>
@@ -1505,7 +1464,7 @@
           <w:color w:val="000000"/>
           <w:kern w:val="0"/>
           <w:lang w:val="es-ES" w:eastAsia="es-ES"/>
-          <ns2:ligatures ns2:val="none"/>
+          <w14:ligatures w14:val="none"/>
         </w:rPr>
         <w:t xml:space="preserve"/>
       </w:r>
@@ -1515,7 +1474,7 @@
           <w:color w:val="000000"/>
           <w:kern w:val="0"/>
           <w:lang w:val="es-ES" w:eastAsia="es-ES"/>
-          <ns2:ligatures ns2:val="none"/>
+          <w14:ligatures w14:val="none"/>
         </w:rPr>
         <w:t xml:space="preserve"/>
       </w:r>
@@ -1526,7 +1485,7 @@
           <w:color w:val="000000"/>
           <w:kern w:val="0"/>
           <w:lang w:val="es-ES" w:eastAsia="es-ES"/>
-          <ns2:ligatures ns2:val="none"/>
+          <w14:ligatures w14:val="none"/>
         </w:rPr>
         <w:t/>
       </w:r>
@@ -1536,7 +1495,7 @@
           <w:color w:val="000000"/>
           <w:kern w:val="0"/>
           <w:lang w:val="es-ES" w:eastAsia="es-ES"/>
-          <ns2:ligatures ns2:val="none"/>
+          <w14:ligatures w14:val="none"/>
         </w:rPr>
         <w:t/>
       </w:r>
@@ -1546,7 +1505,7 @@
           <w:color w:val="000000"/>
           <w:kern w:val="0"/>
           <w:lang w:val="es-ES" w:eastAsia="es-ES"/>
-          <ns2:ligatures ns2:val="none"/>
+          <w14:ligatures w14:val="none"/>
         </w:rPr>
         <w:t xml:space="preserve"/>
       </w:r>
@@ -1556,7 +1515,7 @@
           <w:color w:val="000000"/>
           <w:kern w:val="0"/>
           <w:lang w:val="es-ES" w:eastAsia="es-ES"/>
-          <ns2:ligatures ns2:val="none"/>
+          <w14:ligatures w14:val="none"/>
         </w:rPr>
         <w:t/>
       </w:r>
@@ -1566,7 +1525,7 @@
           <w:color w:val="000000"/>
           <w:kern w:val="0"/>
           <w:lang w:val="es-ES" w:eastAsia="es-ES"/>
-          <ns2:ligatures ns2:val="none"/>
+          <w14:ligatures w14:val="none"/>
         </w:rPr>
         <w:t/>
       </w:r>
@@ -1576,7 +1535,7 @@
           <w:color w:val="000000"/>
           <w:kern w:val="0"/>
           <w:lang w:val="es-ES" w:eastAsia="es-ES"/>
-          <ns2:ligatures ns2:val="none"/>
+          <w14:ligatures w14:val="none"/>
         </w:rPr>
         <w:t/>
       </w:r>
@@ -1586,7 +1545,7 @@
           <w:color w:val="000000"/>
           <w:kern w:val="0"/>
           <w:lang w:val="es-ES" w:eastAsia="es-ES"/>
-          <ns2:ligatures ns2:val="none"/>
+          <w14:ligatures w14:val="none"/>
         </w:rPr>
         <w:t xml:space="preserve"/>
       </w:r>
@@ -1596,7 +1555,7 @@
           <w:color w:val="000000"/>
           <w:kern w:val="0"/>
           <w:lang w:val="es-ES" w:eastAsia="es-ES"/>
-          <ns2:ligatures ns2:val="none"/>
+          <w14:ligatures w14:val="none"/>
         </w:rPr>
         <w:t xml:space="preserve"/>
       </w:r>
@@ -1606,7 +1565,7 @@
           <w:color w:val="000000"/>
           <w:kern w:val="0"/>
           <w:lang w:val="es-ES" w:eastAsia="es-ES"/>
-          <ns2:ligatures ns2:val="none"/>
+          <w14:ligatures w14:val="none"/>
         </w:rPr>
         <w:t xml:space="preserve"/>
       </w:r>
@@ -1616,7 +1575,7 @@
           <w:color w:val="000000"/>
           <w:kern w:val="0"/>
           <w:lang w:val="es-ES" w:eastAsia="es-ES"/>
-          <ns2:ligatures ns2:val="none"/>
+          <w14:ligatures w14:val="none"/>
         </w:rPr>
         <w:t/>
       </w:r>
@@ -1624,7 +1583,7 @@
       <w:bookmarkEnd w:id="2"/>
     </w:p>
     <w:bookmarkEnd w:id="3"/>
-    <w:p ns2:paraId="3F527D75" ns2:textId="77777777">
+    <w:p>
       <w:pPr>
         <w:spacing w:after="0" w:line="240" w:lineRule="auto"/>
         <w:jc w:val="both"/>
@@ -1634,11 +1593,11 @@
           <w:color w:val="000000"/>
           <w:kern w:val="0"/>
           <w:lang w:eastAsia="es-PE"/>
-          <ns2:ligatures ns2:val="none"/>
-        </w:rPr>
-      </w:pPr>
-    </w:p>
-    <w:p ns2:paraId="4713554A" ns2:textId="33E6FBB1">
+          <w14:ligatures w14:val="none"/>
+        </w:rPr>
+      </w:pPr>
+    </w:p>
+    <w:p>
       <w:pPr>
         <w:numPr>
           <w:ilvl w:val="0"/>
@@ -1653,22 +1612,22 @@
           <w:color w:val="000000"/>
           <w:kern w:val="0"/>
           <w:lang w:eastAsia="es-PE"/>
-          <ns2:ligatures ns2:val="none"/>
-        </w:rPr>
-      </w:pPr>
-      <w:r>
-        <w:rPr>
-          <w:rFonts w:ascii="Arial Narrow" w:eastAsia="Arial Narrow" w:hAnsi="Arial Narrow" w:cs="Arial Narrow"/>
-          <w:b/>
-          <w:color w:val="000000"/>
-          <w:kern w:val="0"/>
-          <w:lang w:eastAsia="es-PE"/>
-          <ns2:ligatures ns2:val="none"/>
+          <w14:ligatures w14:val="none"/>
+        </w:rPr>
+      </w:pPr>
+      <w:r>
+        <w:rPr>
+          <w:rFonts w:ascii="Arial Narrow" w:eastAsia="Arial Narrow" w:hAnsi="Arial Narrow" w:cs="Arial Narrow"/>
+          <w:b/>
+          <w:color w:val="000000"/>
+          <w:kern w:val="0"/>
+          <w:lang w:eastAsia="es-PE"/>
+          <w14:ligatures w14:val="none"/>
         </w:rPr>
         <w:t>DE LA ADMISIÓN A TRÁMITE DE LA DENUNCIA</w:t>
       </w:r>
     </w:p>
-    <w:p ns2:paraId="4BBBE1C2" ns2:textId="77777777">
+    <w:p>
       <w:pPr>
         <w:spacing w:after="0" w:line="240" w:lineRule="auto"/>
         <w:ind w:left="567"/>
@@ -1680,11 +1639,11 @@
           <w:color w:val="000000"/>
           <w:kern w:val="0"/>
           <w:lang w:eastAsia="es-PE"/>
-          <ns2:ligatures ns2:val="none"/>
-        </w:rPr>
-      </w:pPr>
-    </w:p>
-    <w:p ns2:paraId="0616C4E9" ns2:textId="15C564D5">
+          <w14:ligatures w14:val="none"/>
+        </w:rPr>
+      </w:pPr>
+    </w:p>
+    <w:p>
       <w:pPr>
         <w:pStyle w:val="Prrafodelista"/>
         <w:numPr>
@@ -1697,7 +1656,7 @@
         <w:rPr>
           <w:rFonts w:ascii="Arial Narrow" w:eastAsia="Arial Narrow" w:hAnsi="Arial Narrow" w:cs="Arial Narrow"/>
           <w:kern w:val="0"/>
-          <ns2:ligatures ns2:val="none"/>
+          <w14:ligatures w14:val="none"/>
         </w:rPr>
       </w:pPr>
       <w:bookmarkStart w:id="4" w:name="_Hlk140755208"/>
@@ -1709,7 +1668,7 @@
           <w:color w:val="000000"/>
           <w:kern w:val="0"/>
           <w:lang w:eastAsia="es-PE"/>
-          <ns2:ligatures ns2:val="none"/>
+          <w14:ligatures w14:val="none"/>
         </w:rPr>
         <w:t xml:space="preserve">La </w:t>
       </w:r>
@@ -1717,7 +1676,7 @@
         <w:rPr>
           <w:rFonts w:ascii="Arial Narrow" w:eastAsia="Arial Narrow" w:hAnsi="Arial Narrow" w:cs="Arial Narrow"/>
           <w:kern w:val="0"/>
-          <ns2:ligatures ns2:val="none"/>
+          <w14:ligatures w14:val="none"/>
         </w:rPr>
         <w:t>Secretaría Técnica, en ejercicio de sus facultades</w:t>
       </w:r>
@@ -1726,7 +1685,7 @@
           <w:rStyle w:val="Refdenotaalpie"/>
           <w:rFonts w:eastAsia="Arial Narrow"/>
           <w:kern w:val="0"/>
-          <ns2:ligatures ns2:val="none"/>
+          <w14:ligatures w14:val="none"/>
           <w:vertAlign w:val="superscript"/>
         </w:rPr>
         <w:footnoteReference w:id="3"/>
@@ -1735,7 +1694,7 @@
         <w:rPr>
           <w:rFonts w:ascii="Arial Narrow" w:eastAsia="Arial Narrow" w:hAnsi="Arial Narrow" w:cs="Arial Narrow"/>
           <w:kern w:val="0"/>
-          <ns2:ligatures ns2:val="none"/>
+          <w14:ligatures w14:val="none"/>
         </w:rPr>
         <w:t xml:space="preserve">, </w:t>
       </w:r>
@@ -1745,7 +1704,7 @@
           <w:color w:val="000000"/>
           <w:kern w:val="0"/>
           <w:lang w:eastAsia="es-PE"/>
-          <ns2:ligatures ns2:val="none"/>
+          <w14:ligatures w14:val="none"/>
         </w:rPr>
         <w:t xml:space="preserve">considera </w:t>
       </w:r>
@@ -1753,7 +1712,7 @@
         <w:rPr>
           <w:rFonts w:ascii="Arial Narrow" w:eastAsia="Arial Narrow" w:hAnsi="Arial Narrow" w:cs="Arial Narrow"/>
           <w:kern w:val="0"/>
-          <ns2:ligatures ns2:val="none"/>
+          <w14:ligatures w14:val="none"/>
         </w:rPr>
         <w:t xml:space="preserve">que el hecho denunciado, consistente en que </w:t>
       </w:r>
@@ -1764,7 +1723,7 @@
           <w:kern w:val="0"/>
           <w:shd w:val="clear" w:color="auto" w:fill="FFFFFF"/>
           <w:lang w:eastAsia="es-PE"/>
-          <ns2:ligatures ns2:val="none"/>
+          <w14:ligatures w14:val="none"/>
         </w:rPr>
         <w:t xml:space="preserve">el BBVA habría condicionado el refinanciamiento de la deuda de la tarjeta de crédito </w:t>
       </w:r>
@@ -1789,7 +1748,7 @@
           <w:kern w:val="0"/>
           <w:shd w:val="clear" w:color="auto" w:fill="FFFFFF"/>
           <w:lang w:eastAsia="es-PE"/>
-          <ns2:ligatures ns2:val="none"/>
+          <w14:ligatures w14:val="none"/>
         </w:rPr>
         <w:t xml:space="preserve">bajo </w:t>
       </w:r>
@@ -1806,7 +1765,7 @@
           <w:kern w:val="0"/>
           <w:shd w:val="clear" w:color="auto" w:fill="FFFFFF"/>
           <w:lang w:eastAsia="es-PE"/>
-          <ns2:ligatures ns2:val="none"/>
+          <w14:ligatures w14:val="none"/>
         </w:rPr>
         <w:t xml:space="preserve"> la contratación de</w:t>
       </w:r>
@@ -1826,7 +1785,7 @@
         <w:rPr>
           <w:rFonts w:ascii="Arial Narrow" w:eastAsia="Arial Narrow" w:hAnsi="Arial Narrow" w:cs="Arial Narrow"/>
           <w:kern w:val="0"/>
-          <ns2:ligatures ns2:val="none"/>
+          <w14:ligatures w14:val="none"/>
         </w:rPr>
         <w:t>; involucraría una presunta afectación a sus expectativas, quien no habría encontrado una correspondencia entre lo que esperaba recibir de parte del proveedor y lo que realmente recibió. Por consiguiente, corresponde calificar el hecho materia de denuncia como una presunta infracción al deber de idoneidad, tipificado en los artículos 18</w:t>
       </w:r>
@@ -1836,7 +1795,7 @@
           <w:color w:val="000000"/>
           <w:kern w:val="0"/>
           <w:lang w:eastAsia="es-PE"/>
-          <ns2:ligatures ns2:val="none"/>
+          <w14:ligatures w14:val="none"/>
         </w:rPr>
         <w:t/>
       </w:r>
@@ -1844,7 +1803,7 @@
         <w:rPr>
           <w:rFonts w:ascii="Arial Narrow" w:eastAsia="Arial Narrow" w:hAnsi="Arial Narrow" w:cs="Arial Narrow"/>
           <w:kern w:val="0"/>
-          <ns2:ligatures ns2:val="none"/>
+          <w14:ligatures w14:val="none"/>
         </w:rPr>
         <w:t xml:space="preserve"> y 19</w:t>
       </w:r>
@@ -1854,7 +1813,7 @@
           <w:color w:val="000000"/>
           <w:kern w:val="0"/>
           <w:lang w:eastAsia="es-PE"/>
-          <ns2:ligatures ns2:val="none"/>
+          <w14:ligatures w14:val="none"/>
         </w:rPr>
         <w:t/>
       </w:r>
@@ -1862,7 +1821,7 @@
         <w:rPr>
           <w:rFonts w:ascii="Arial Narrow" w:eastAsia="Arial Narrow" w:hAnsi="Arial Narrow" w:cs="Arial Narrow"/>
           <w:kern w:val="0"/>
-          <ns2:ligatures ns2:val="none"/>
+          <w14:ligatures w14:val="none"/>
         </w:rPr>
         <w:t xml:space="preserve"> del Código</w:t>
       </w:r>
@@ -1878,12 +1837,12 @@
         <w:rPr>
           <w:rFonts w:ascii="Arial Narrow" w:eastAsia="Arial Narrow" w:hAnsi="Arial Narrow" w:cs="Arial Narrow"/>
           <w:kern w:val="0"/>
-          <ns2:ligatures ns2:val="none"/>
+          <w14:ligatures w14:val="none"/>
         </w:rPr>
         <w:t>.</w:t>
       </w:r>
     </w:p>
-    <w:p ns2:paraId="6A5E694D" ns2:textId="77777777">
+    <w:p>
       <w:pPr>
         <w:pStyle w:val="Prrafodelista"/>
         <w:spacing w:after="0" w:line="240" w:lineRule="auto"/>
@@ -1892,11 +1851,11 @@
         <w:rPr>
           <w:rFonts w:ascii="Arial Narrow" w:eastAsia="Arial Narrow" w:hAnsi="Arial Narrow" w:cs="Arial Narrow"/>
           <w:kern w:val="0"/>
-          <ns2:ligatures ns2:val="none"/>
-        </w:rPr>
-      </w:pPr>
-    </w:p>
-    <w:p ns2:paraId="2AF6DF19" ns2:textId="34B25E2E">
+          <w14:ligatures w14:val="none"/>
+        </w:rPr>
+      </w:pPr>
+    </w:p>
+    <w:p>
       <w:pPr>
         <w:pStyle w:val="Prrafodelista"/>
         <w:numPr>
@@ -1909,7 +1868,7 @@
         <w:rPr>
           <w:rFonts w:ascii="Arial Narrow" w:eastAsia="Arial Narrow" w:hAnsi="Arial Narrow" w:cs="Arial Narrow"/>
           <w:kern w:val="0"/>
-          <ns2:ligatures ns2:val="none"/>
+          <w14:ligatures w14:val="none"/>
         </w:rPr>
       </w:pPr>
       <w:r>
@@ -1918,7 +1877,7 @@
           <w:color w:val="000000"/>
           <w:kern w:val="0"/>
           <w:lang w:eastAsia="es-PE"/>
-          <ns2:ligatures ns2:val="none"/>
+          <w14:ligatures w14:val="none"/>
         </w:rPr>
         <w:t>Del mismo modo,</w:t>
       </w:r>
@@ -1928,7 +1887,7 @@
           <w:color w:val="000000"/>
           <w:kern w:val="0"/>
           <w:lang w:eastAsia="es-PE"/>
-          <ns2:ligatures ns2:val="none"/>
+          <w14:ligatures w14:val="none"/>
         </w:rPr>
         <w:t xml:space="preserve"> la </w:t>
       </w:r>
@@ -1938,7 +1897,7 @@
           <w:color w:val="000000"/>
           <w:kern w:val="0"/>
           <w:lang w:eastAsia="es-PE"/>
-          <ns2:ligatures ns2:val="none"/>
+          <w14:ligatures w14:val="none"/>
         </w:rPr>
         <w:t xml:space="preserve">Secretaría </w:t>
       </w:r>
@@ -1951,7 +1910,7 @@
           <w:color w:val="000000"/>
           <w:kern w:val="0"/>
           <w:lang w:eastAsia="es-PE"/>
-          <ns2:ligatures ns2:val="none"/>
+          <w14:ligatures w14:val="none"/>
         </w:rPr>
         <w:t>Técnica de la Comisión de Protección al Consumidor 1 (en adelante, la Secretaría Técnica), en ejercicio de sus facultades</w:t>
       </w:r>
@@ -1961,7 +1920,7 @@
           <w:color w:val="000000"/>
           <w:kern w:val="0"/>
           <w:lang w:eastAsia="es-PE"/>
-          <ns2:ligatures ns2:val="none"/>
+          <w14:ligatures w14:val="none"/>
         </w:rPr>
         <w:t xml:space="preserve">, considera </w:t>
       </w:r>
@@ -1969,7 +1928,7 @@
         <w:rPr>
           <w:rFonts w:ascii="Arial Narrow" w:eastAsia="Arial Narrow" w:hAnsi="Arial Narrow" w:cs="Arial Narrow"/>
           <w:kern w:val="0"/>
-          <ns2:ligatures ns2:val="none"/>
+          <w14:ligatures w14:val="none"/>
         </w:rPr>
         <w:t xml:space="preserve">que el hecho denunciado, </w:t>
       </w:r>
@@ -1978,7 +1937,7 @@
         <w:rPr>
           <w:rFonts w:ascii="Arial Narrow" w:eastAsia="Arial Narrow" w:hAnsi="Arial Narrow" w:cs="Arial Narrow"/>
           <w:kern w:val="0"/>
-          <ns2:ligatures ns2:val="none"/>
+          <w14:ligatures w14:val="none"/>
         </w:rPr>
         <w:t xml:space="preserve">consistente en que </w:t>
       </w:r>
@@ -1986,7 +1945,7 @@
         <w:rPr>
           <w:rFonts w:ascii="Arial Narrow" w:eastAsia="Arial Narrow" w:hAnsi="Arial Narrow" w:cs="Arial Narrow"/>
           <w:kern w:val="0"/>
-          <ns2:ligatures ns2:val="none"/>
+          <w14:ligatures w14:val="none"/>
         </w:rPr>
         <w:t>el B</w:t>
       </w:r>
@@ -1994,7 +1953,7 @@
         <w:rPr>
           <w:rFonts w:ascii="Arial Narrow" w:eastAsia="Arial Narrow" w:hAnsi="Arial Narrow" w:cs="Arial Narrow"/>
           <w:kern w:val="0"/>
-          <ns2:ligatures ns2:val="none"/>
+          <w14:ligatures w14:val="none"/>
         </w:rPr>
         <w:t>BVA</w:t>
       </w:r>
@@ -2002,7 +1961,7 @@
         <w:rPr>
           <w:rFonts w:ascii="Arial Narrow" w:eastAsia="Arial Narrow" w:hAnsi="Arial Narrow" w:cs="Arial Narrow"/>
           <w:kern w:val="0"/>
-          <ns2:ligatures ns2:val="none"/>
+          <w14:ligatures w14:val="none"/>
         </w:rPr>
         <w:t xml:space="preserve"> habría atribuido indebidamente </w:t>
       </w:r>
@@ -2010,7 +1969,7 @@
         <w:rPr>
           <w:rFonts w:ascii="Arial Narrow" w:eastAsia="Arial Narrow" w:hAnsi="Arial Narrow" w:cs="Arial Narrow"/>
           <w:kern w:val="0"/>
-          <ns2:ligatures ns2:val="none"/>
+          <w14:ligatures w14:val="none"/>
         </w:rPr>
         <w:t xml:space="preserve">el pago del </w:t>
       </w:r>
@@ -2134,7 +2093,7 @@
         <w:rPr>
           <w:rFonts w:ascii="Arial Narrow" w:eastAsia="Arial Narrow" w:hAnsi="Arial Narrow" w:cs="Arial Narrow"/>
           <w:kern w:val="0"/>
-          <ns2:ligatures ns2:val="none"/>
+          <w14:ligatures w14:val="none"/>
         </w:rPr>
         <w:t>; involucraría una presunta afectación a sus expectativas, quien no habría encontrado una correspondencia entre lo que esperaba recibir de parte del proveedor y lo que realmente recibió. Por consiguiente, corresponde calificar el hecho materia de denuncia como una presunta infracción al deber de idoneidad, tipificado en los artículos 18</w:t>
       </w:r>
@@ -2144,7 +2103,7 @@
           <w:color w:val="000000"/>
           <w:kern w:val="0"/>
           <w:lang w:eastAsia="es-PE"/>
-          <ns2:ligatures ns2:val="none"/>
+          <w14:ligatures w14:val="none"/>
         </w:rPr>
         <w:t/>
       </w:r>
@@ -2152,7 +2111,7 @@
         <w:rPr>
           <w:rFonts w:ascii="Arial Narrow" w:eastAsia="Arial Narrow" w:hAnsi="Arial Narrow" w:cs="Arial Narrow"/>
           <w:kern w:val="0"/>
-          <ns2:ligatures ns2:val="none"/>
+          <w14:ligatures w14:val="none"/>
         </w:rPr>
         <w:t xml:space="preserve"> y 19</w:t>
       </w:r>
@@ -2162,7 +2121,7 @@
           <w:color w:val="000000"/>
           <w:kern w:val="0"/>
           <w:lang w:eastAsia="es-PE"/>
-          <ns2:ligatures ns2:val="none"/>
+          <w14:ligatures w14:val="none"/>
         </w:rPr>
         <w:t/>
       </w:r>
@@ -2170,7 +2129,7 @@
         <w:rPr>
           <w:rFonts w:ascii="Arial Narrow" w:eastAsia="Arial Narrow" w:hAnsi="Arial Narrow" w:cs="Arial Narrow"/>
           <w:kern w:val="0"/>
-          <ns2:ligatures ns2:val="none"/>
+          <w14:ligatures w14:val="none"/>
         </w:rPr>
         <w:t xml:space="preserve"> del Código</w:t>
       </w:r>
@@ -2180,7 +2139,7 @@
           <w:rFonts w:ascii="Arial Narrow" w:eastAsia="Arial Narrow" w:hAnsi="Arial Narrow" w:cs="Arial"/>
           <w:kern w:val="0"/>
           <w:vertAlign w:val="superscript"/>
-          <ns2:ligatures ns2:val="none"/>
+          <w14:ligatures w14:val="none"/>
         </w:rPr>
         <w:footnoteReference w:id="5"/>
       </w:r>
@@ -2188,22 +2147,22 @@
         <w:rPr>
           <w:rFonts w:ascii="Arial Narrow" w:eastAsia="Arial Narrow" w:hAnsi="Arial Narrow" w:cs="Arial Narrow"/>
           <w:kern w:val="0"/>
-          <ns2:ligatures ns2:val="none"/>
+          <w14:ligatures w14:val="none"/>
         </w:rPr>
         <w:t>.</w:t>
       </w:r>
     </w:p>
-    <w:p ns2:paraId="6C8736A4" ns2:textId="77777777">
+    <w:p>
       <w:pPr>
         <w:pStyle w:val="Prrafodelista"/>
         <w:rPr>
           <w:rFonts w:ascii="Arial Narrow" w:eastAsia="Arial Narrow" w:hAnsi="Arial Narrow" w:cs="Arial Narrow"/>
           <w:kern w:val="0"/>
-          <ns2:ligatures ns2:val="none"/>
-        </w:rPr>
-      </w:pPr>
-    </w:p>
-    <w:p ns2:paraId="66A4D099" ns2:textId="1523534B">
+          <w14:ligatures w14:val="none"/>
+        </w:rPr>
+      </w:pPr>
+    </w:p>
+    <w:p>
       <w:pPr>
         <w:pStyle w:val="Prrafodelista"/>
         <w:numPr>
@@ -2219,14 +2178,14 @@
           <w:kern w:val="0"/>
           <w:shd w:val="clear" w:color="auto" w:fill="FFFFFF"/>
           <w:lang w:eastAsia="es-PE"/>
-          <ns2:ligatures ns2:val="none"/>
-        </w:rPr>
-      </w:pPr>
-      <w:r>
-        <w:rPr>
-          <w:rFonts w:ascii="Arial Narrow" w:eastAsia="Arial Narrow" w:hAnsi="Arial Narrow" w:cs="Arial Narrow"/>
-          <w:kern w:val="0"/>
-          <ns2:ligatures ns2:val="none"/>
+          <w14:ligatures w14:val="none"/>
+        </w:rPr>
+      </w:pPr>
+      <w:r>
+        <w:rPr>
+          <w:rFonts w:ascii="Arial Narrow" w:eastAsia="Arial Narrow" w:hAnsi="Arial Narrow" w:cs="Arial Narrow"/>
+          <w:kern w:val="0"/>
+          <w14:ligatures w14:val="none"/>
         </w:rPr>
         <w:t xml:space="preserve">Así también, la Secretaría Técnica, en ejercicio de sus facultades, </w:t>
       </w:r>
@@ -2236,7 +2195,7 @@
           <w:color w:val="000000"/>
           <w:kern w:val="0"/>
           <w:lang w:eastAsia="es-PE"/>
-          <ns2:ligatures ns2:val="none"/>
+          <w14:ligatures w14:val="none"/>
         </w:rPr>
         <w:t xml:space="preserve">considera </w:t>
       </w:r>
@@ -2244,7 +2203,7 @@
         <w:rPr>
           <w:rFonts w:ascii="Arial Narrow" w:eastAsia="Arial Narrow" w:hAnsi="Arial Narrow" w:cs="Arial Narrow"/>
           <w:kern w:val="0"/>
-          <ns2:ligatures ns2:val="none"/>
+          <w14:ligatures w14:val="none"/>
         </w:rPr>
         <w:t xml:space="preserve">que el hecho denunciado, consistente en que </w:t>
       </w:r>
@@ -2252,7 +2211,7 @@
         <w:rPr>
           <w:rFonts w:ascii="Arial Narrow" w:eastAsia="Arial Narrow" w:hAnsi="Arial Narrow" w:cs="Arial Narrow"/>
           <w:kern w:val="0"/>
-          <ns2:ligatures ns2:val="none"/>
+          <w14:ligatures w14:val="none"/>
         </w:rPr>
         <w:t xml:space="preserve">el </w:t>
       </w:r>
@@ -2263,7 +2222,7 @@
           <w:kern w:val="0"/>
           <w:shd w:val="clear" w:color="auto" w:fill="FFFFFF"/>
           <w:lang w:eastAsia="es-PE"/>
-          <ns2:ligatures ns2:val="none"/>
+          <w14:ligatures w14:val="none"/>
         </w:rPr>
         <w:t>B</w:t>
       </w:r>
@@ -2274,7 +2233,7 @@
           <w:kern w:val="0"/>
           <w:shd w:val="clear" w:color="auto" w:fill="FFFFFF"/>
           <w:lang w:eastAsia="es-PE"/>
-          <ns2:ligatures ns2:val="none"/>
+          <w14:ligatures w14:val="none"/>
         </w:rPr>
         <w:t>BVA</w:t>
       </w:r>
@@ -2285,7 +2244,7 @@
           <w:kern w:val="0"/>
           <w:shd w:val="clear" w:color="auto" w:fill="FFFFFF"/>
           <w:lang w:eastAsia="es-PE"/>
-          <ns2:ligatures ns2:val="none"/>
+          <w14:ligatures w14:val="none"/>
         </w:rPr>
         <w:t xml:space="preserve"> no habría brindado una solución a la parte denunciante sobre</w:t>
       </w:r>
@@ -2296,7 +2255,7 @@
           <w:kern w:val="0"/>
           <w:shd w:val="clear" w:color="auto" w:fill="FFFFFF"/>
           <w:lang w:eastAsia="es-PE"/>
-          <ns2:ligatures ns2:val="none"/>
+          <w14:ligatures w14:val="none"/>
         </w:rPr>
         <w:t xml:space="preserve"> </w:t>
       </w:r>
@@ -2339,7 +2298,7 @@
           <w:kern w:val="0"/>
           <w:shd w:val="clear" w:color="auto" w:fill="FFFFFF"/>
           <w:lang w:eastAsia="es-PE"/>
-          <ns2:ligatures ns2:val="none"/>
+          <w14:ligatures w14:val="none"/>
         </w:rPr>
         <w:t xml:space="preserve">, en el cual el </w:t>
       </w:r>
@@ -2350,7 +2309,7 @@
           <w:kern w:val="0"/>
           <w:shd w:val="clear" w:color="auto" w:fill="FFFFFF"/>
           <w:lang w:eastAsia="es-PE"/>
-          <ns2:ligatures ns2:val="none"/>
+          <w14:ligatures w14:val="none"/>
         </w:rPr>
         <w:t>traslado de deuda se efectuó por la suma de S/. 8600.00 y no por S/. 8019.60, a pesar de haberse realizado la amortización con la suma de S/. 1000.00</w:t>
       </w:r>
@@ -2361,7 +2320,7 @@
           <w:kern w:val="0"/>
           <w:shd w:val="clear" w:color="auto" w:fill="FFFFFF"/>
           <w:lang w:eastAsia="es-PE"/>
-          <ns2:ligatures ns2:val="none"/>
+          <w14:ligatures w14:val="none"/>
         </w:rPr>
         <w:t xml:space="preserve"> </w:t>
       </w:r>
@@ -2375,7 +2334,7 @@
         <w:rPr>
           <w:rFonts w:ascii="Arial Narrow" w:eastAsia="Arial Narrow" w:hAnsi="Arial Narrow" w:cs="Arial Narrow"/>
           <w:kern w:val="0"/>
-          <ns2:ligatures ns2:val="none"/>
+          <w14:ligatures w14:val="none"/>
         </w:rPr>
         <w:t>; involucraría una presunta afectación a sus expectativas, quien no habría encontrado una correspondencia entre lo que esperaba recibir de parte del proveedor y lo que realmente recibió</w:t>
       </w:r>
@@ -2383,7 +2342,7 @@
         <w:rPr>
           <w:rFonts w:ascii="Arial Narrow" w:eastAsia="Arial Narrow" w:hAnsi="Arial Narrow" w:cs="Arial Narrow"/>
           <w:kern w:val="0"/>
-          <ns2:ligatures ns2:val="none"/>
+          <w14:ligatures w14:val="none"/>
         </w:rPr>
         <w:t>. Por consiguiente, corresponde calificar el hecho materia de denuncia como una presunta infracción al deber de idoneidad, tipificado en los artículos 18</w:t>
       </w:r>
@@ -2393,7 +2352,7 @@
           <w:color w:val="000000"/>
           <w:kern w:val="0"/>
           <w:lang w:eastAsia="es-PE"/>
-          <ns2:ligatures ns2:val="none"/>
+          <w14:ligatures w14:val="none"/>
         </w:rPr>
         <w:t/>
       </w:r>
@@ -2401,7 +2360,7 @@
         <w:rPr>
           <w:rFonts w:ascii="Arial Narrow" w:eastAsia="Arial Narrow" w:hAnsi="Arial Narrow" w:cs="Arial Narrow"/>
           <w:kern w:val="0"/>
-          <ns2:ligatures ns2:val="none"/>
+          <w14:ligatures w14:val="none"/>
         </w:rPr>
         <w:t xml:space="preserve"> y 19</w:t>
       </w:r>
@@ -2411,7 +2370,7 @@
           <w:color w:val="000000"/>
           <w:kern w:val="0"/>
           <w:lang w:eastAsia="es-PE"/>
-          <ns2:ligatures ns2:val="none"/>
+          <w14:ligatures w14:val="none"/>
         </w:rPr>
         <w:t/>
       </w:r>
@@ -2419,23 +2378,23 @@
         <w:rPr>
           <w:rFonts w:ascii="Arial Narrow" w:eastAsia="Arial Narrow" w:hAnsi="Arial Narrow" w:cs="Arial Narrow"/>
           <w:kern w:val="0"/>
-          <ns2:ligatures ns2:val="none"/>
+          <w14:ligatures w14:val="none"/>
         </w:rPr>
         <w:t xml:space="preserve"> del Código.</w:t>
       </w:r>
     </w:p>
-    <w:p ns2:paraId="10478997" ns2:textId="77777777">
+    <w:p>
       <w:pPr>
         <w:spacing w:after="0" w:line="240" w:lineRule="auto"/>
         <w:jc w:val="both"/>
         <w:rPr>
           <w:rFonts w:ascii="Arial Narrow" w:eastAsia="Arial Narrow" w:hAnsi="Arial Narrow" w:cs="Arial Narrow"/>
           <w:kern w:val="0"/>
-          <ns2:ligatures ns2:val="none"/>
-        </w:rPr>
-      </w:pPr>
-    </w:p>
-    <w:p ns2:paraId="10DDE640" ns2:textId="145F203A">
+          <w14:ligatures w14:val="none"/>
+        </w:rPr>
+      </w:pPr>
+    </w:p>
+    <w:p>
       <w:pPr>
         <w:pStyle w:val="Prrafodelista"/>
         <w:numPr>
@@ -2448,7 +2407,7 @@
         <w:rPr>
           <w:rFonts w:ascii="Arial Narrow" w:eastAsia="Arial Narrow" w:hAnsi="Arial Narrow" w:cs="Arial Narrow"/>
           <w:kern w:val="0"/>
-          <ns2:ligatures ns2:val="none"/>
+          <w14:ligatures w14:val="none"/>
         </w:rPr>
       </w:pPr>
       <w:r>
@@ -2457,7 +2416,7 @@
           <w:color w:val="000000"/>
           <w:kern w:val="0"/>
           <w:lang w:eastAsia="es-PE"/>
-          <ns2:ligatures ns2:val="none"/>
+          <w14:ligatures w14:val="none"/>
         </w:rPr>
         <w:t xml:space="preserve">Además, </w:t>
       </w:r>
@@ -2468,7 +2427,7 @@
           <w:color w:val="000000"/>
           <w:kern w:val="0"/>
           <w:lang w:eastAsia="es-PE"/>
-          <ns2:ligatures ns2:val="none"/>
+          <w14:ligatures w14:val="none"/>
         </w:rPr>
         <w:t xml:space="preserve">la Secretaría Técnica, en ejercicio de sus facultades, considera </w:t>
       </w:r>
@@ -2476,7 +2435,7 @@
         <w:rPr>
           <w:rFonts w:ascii="Arial Narrow" w:eastAsia="Arial Narrow" w:hAnsi="Arial Narrow" w:cs="Arial"/>
           <w:kern w:val="0"/>
-          <ns2:ligatures ns2:val="none"/>
+          <w14:ligatures w14:val="none"/>
         </w:rPr>
         <w:t xml:space="preserve">que el hecho denunciado, consistente en que </w:t>
       </w:r>
@@ -2484,7 +2443,7 @@
         <w:rPr>
           <w:rFonts w:ascii="Arial Narrow" w:eastAsia="Arial Narrow" w:hAnsi="Arial Narrow" w:cs="Arial Narrow"/>
           <w:kern w:val="0"/>
-          <ns2:ligatures ns2:val="none"/>
+          <w14:ligatures w14:val="none"/>
         </w:rPr>
         <w:t>el banco BBVA</w:t>
       </w:r>
@@ -2492,7 +2451,7 @@
         <w:rPr>
           <w:rFonts w:ascii="Arial Narrow" w:eastAsia="Arial Narrow" w:hAnsi="Arial Narrow" w:cs="Arial Narrow"/>
           <w:kern w:val="0"/>
-          <ns2:ligatures ns2:val="none"/>
+          <w14:ligatures w14:val="none"/>
         </w:rPr>
         <w:t xml:space="preserve"> no habría cumplido con informar a la parte denunciante de manera clara, previa, oportuna y suficiente sobre la contratación </w:t>
       </w:r>
@@ -2500,7 +2459,7 @@
         <w:rPr>
           <w:rFonts w:ascii="Arial Narrow" w:eastAsia="Arial Narrow" w:hAnsi="Arial Narrow" w:cs="Arial Narrow"/>
           <w:kern w:val="0"/>
-          <ns2:ligatures ns2:val="none"/>
+          <w14:ligatures w14:val="none"/>
         </w:rPr>
         <w:t xml:space="preserve">del </w:t>
       </w:r>
@@ -2508,7 +2467,7 @@
         <w:rPr>
           <w:rFonts w:ascii="Arial Narrow" w:eastAsia="Arial Narrow" w:hAnsi="Arial Narrow" w:cs="Arial Narrow"/>
           <w:kern w:val="0"/>
-          <ns2:ligatures ns2:val="none"/>
+          <w14:ligatures w14:val="none"/>
         </w:rPr>
         <w:t>Seguro de Vida Ya</w:t>
       </w:r>
@@ -2516,7 +2475,7 @@
         <w:rPr>
           <w:rFonts w:ascii="Arial Narrow" w:eastAsia="Arial Narrow" w:hAnsi="Arial Narrow" w:cs="Arial Narrow"/>
           <w:kern w:val="0"/>
-          <ns2:ligatures ns2:val="none"/>
+          <w14:ligatures w14:val="none"/>
         </w:rPr>
         <w:t xml:space="preserve"> vinculado con la </w:t>
       </w:r>
@@ -2547,7 +2506,7 @@
           <w:color w:val="000000"/>
           <w:kern w:val="0"/>
           <w:lang w:eastAsia="es-PE"/>
-          <ns2:ligatures ns2:val="none"/>
+          <w14:ligatures w14:val="none"/>
         </w:rPr>
         <w:t xml:space="preserve">. </w:t>
       </w:r>
@@ -2560,7 +2519,7 @@
           <w:color w:val="000000"/>
           <w:kern w:val="0"/>
           <w:lang w:eastAsia="es-PE"/>
-          <ns2:ligatures ns2:val="none"/>
+          <w14:ligatures w14:val="none"/>
         </w:rPr>
         <w:t xml:space="preserve">Por consiguiente, corresponde calificar el hecho materia de denuncia como una presunta infracción al deber de información, tipificado en el </w:t>
       </w:r>
@@ -2572,7 +2531,7 @@
           <w:color w:val="000000"/>
           <w:kern w:val="0"/>
           <w:lang w:eastAsia="es-PE"/>
-          <ns2:ligatures ns2:val="none"/>
+          <w14:ligatures w14:val="none"/>
         </w:rPr>
         <w:t>numeral 1</w:t>
       </w:r>
@@ -2583,7 +2542,7 @@
           <w:color w:val="000000"/>
           <w:kern w:val="0"/>
           <w:lang w:eastAsia="es-PE"/>
-          <ns2:ligatures ns2:val="none"/>
+          <w14:ligatures w14:val="none"/>
         </w:rPr>
         <w:t xml:space="preserve">.1, </w:t>
       </w:r>
@@ -2594,7 +2553,7 @@
           <w:color w:val="000000"/>
           <w:kern w:val="0"/>
           <w:lang w:eastAsia="es-PE"/>
-          <ns2:ligatures ns2:val="none"/>
+          <w14:ligatures w14:val="none"/>
         </w:rPr>
         <w:t xml:space="preserve">literal b) </w:t>
       </w:r>
@@ -2605,7 +2564,7 @@
           <w:color w:val="000000"/>
           <w:kern w:val="0"/>
           <w:lang w:eastAsia="es-PE"/>
-          <ns2:ligatures ns2:val="none"/>
+          <w14:ligatures w14:val="none"/>
         </w:rPr>
         <w:t xml:space="preserve">del </w:t>
       </w:r>
@@ -2616,7 +2575,7 @@
           <w:color w:val="000000"/>
           <w:kern w:val="0"/>
           <w:lang w:eastAsia="es-PE"/>
-          <ns2:ligatures ns2:val="none"/>
+          <w14:ligatures w14:val="none"/>
         </w:rPr>
         <w:t>artículo 1</w:t>
       </w:r>
@@ -2628,7 +2587,7 @@
           <w:color w:val="000000"/>
           <w:kern w:val="0"/>
           <w:lang w:eastAsia="es-PE"/>
-          <ns2:ligatures ns2:val="none"/>
+          <w14:ligatures w14:val="none"/>
         </w:rPr>
         <w:t xml:space="preserve"> </w:t>
       </w:r>
@@ -2639,7 +2598,7 @@
           <w:color w:val="000000"/>
           <w:kern w:val="0"/>
           <w:lang w:eastAsia="es-PE"/>
-          <ns2:ligatures ns2:val="none"/>
+          <w14:ligatures w14:val="none"/>
         </w:rPr>
         <w:t xml:space="preserve">y </w:t>
       </w:r>
@@ -2650,7 +2609,7 @@
           <w:color w:val="000000"/>
           <w:kern w:val="0"/>
           <w:lang w:eastAsia="es-PE"/>
-          <ns2:ligatures ns2:val="none"/>
+          <w14:ligatures w14:val="none"/>
         </w:rPr>
         <w:t>e</w:t>
       </w:r>
@@ -2661,7 +2620,7 @@
           <w:color w:val="000000"/>
           <w:kern w:val="0"/>
           <w:lang w:eastAsia="es-PE"/>
-          <ns2:ligatures ns2:val="none"/>
+          <w14:ligatures w14:val="none"/>
         </w:rPr>
         <w:t>l artículo 2 del Código</w:t>
       </w:r>
@@ -2676,7 +2635,7 @@
           <w:kern w:val="0"/>
           <w:vertAlign w:val="superscript"/>
           <w:lang w:eastAsia="es-PE"/>
-          <ns2:ligatures ns2:val="none"/>
+          <w14:ligatures w14:val="none"/>
         </w:rPr>
         <w:footnoteReference w:id="6"/>
       </w:r>
@@ -2688,25 +2647,25 @@
           <w:color w:val="000000"/>
           <w:kern w:val="0"/>
           <w:lang w:eastAsia="es-PE"/>
-          <ns2:ligatures ns2:val="none"/>
+          <w14:ligatures w14:val="none"/>
         </w:rPr>
         <w:t xml:space="preserve">. </w:t>
       </w:r>
       <w:bookmarkEnd w:id="8"/>
       <w:bookmarkEnd w:id="10"/>
     </w:p>
-    <w:p ns2:paraId="27AEB518" ns2:textId="77777777">
+    <w:p>
       <w:pPr>
         <w:pStyle w:val="Prrafodelista"/>
         <w:rPr>
           <w:rFonts w:ascii="Arial Narrow" w:eastAsia="Arial Narrow" w:hAnsi="Arial Narrow" w:cs="Arial Narrow"/>
           <w:kern w:val="0"/>
-          <ns2:ligatures ns2:val="none"/>
+          <w14:ligatures w14:val="none"/>
         </w:rPr>
       </w:pPr>
     </w:p>
     <w:bookmarkEnd w:id="7"/>
-    <w:p ns2:paraId="22A5373D" ns2:textId="492E1A94">
+    <w:p>
       <w:pPr>
         <w:pStyle w:val="Prrafodelista"/>
         <w:numPr>
@@ -2719,7 +2678,7 @@
         <w:rPr>
           <w:rFonts w:ascii="Arial Narrow" w:eastAsia="Arial Narrow" w:hAnsi="Arial Narrow" w:cs="Arial Narrow"/>
           <w:kern w:val="0"/>
-          <ns2:ligatures ns2:val="none"/>
+          <w14:ligatures w14:val="none"/>
         </w:rPr>
       </w:pPr>
       <w:r>
@@ -2728,7 +2687,7 @@
           <w:color w:val="000000"/>
           <w:kern w:val="0"/>
           <w:lang w:eastAsia="es-PE"/>
-          <ns2:ligatures ns2:val="none"/>
+          <w14:ligatures w14:val="none"/>
         </w:rPr>
         <w:t>Bajo la misma línea,</w:t>
       </w:r>
@@ -2736,7 +2695,7 @@
         <w:rPr>
           <w:rFonts w:ascii="Arial Narrow" w:eastAsia="Arial Narrow" w:hAnsi="Arial Narrow" w:cs="Arial Narrow"/>
           <w:kern w:val="0"/>
-          <ns2:ligatures ns2:val="none"/>
+          <w14:ligatures w14:val="none"/>
         </w:rPr>
         <w:t xml:space="preserve"> </w:t>
       </w:r>
@@ -2746,7 +2705,7 @@
           <w:color w:val="000000"/>
           <w:kern w:val="0"/>
           <w:lang w:eastAsia="es-PE"/>
-          <ns2:ligatures ns2:val="none"/>
+          <w14:ligatures w14:val="none"/>
         </w:rPr>
         <w:t xml:space="preserve">la Secretaría Técnica, en ejercicio de sus facultades, considera </w:t>
       </w:r>
@@ -2754,7 +2713,7 @@
         <w:rPr>
           <w:rFonts w:ascii="Arial Narrow" w:eastAsia="Arial Narrow" w:hAnsi="Arial Narrow" w:cs="Arial"/>
           <w:kern w:val="0"/>
-          <ns2:ligatures ns2:val="none"/>
+          <w14:ligatures w14:val="none"/>
         </w:rPr>
         <w:t>que el hecho denunciado, consistente en que</w:t>
       </w:r>
@@ -2762,7 +2721,7 @@
         <w:rPr>
           <w:rFonts w:ascii="Arial Narrow" w:eastAsia="Arial Narrow" w:hAnsi="Arial Narrow" w:cs="Arial"/>
           <w:kern w:val="0"/>
-          <ns2:ligatures ns2:val="none"/>
+          <w14:ligatures w14:val="none"/>
         </w:rPr>
         <w:t xml:space="preserve"> el</w:t>
       </w:r>
@@ -2770,7 +2729,7 @@
         <w:rPr>
           <w:rFonts w:ascii="Arial Narrow" w:eastAsia="Arial Narrow" w:hAnsi="Arial Narrow" w:cs="Arial"/>
           <w:kern w:val="0"/>
-          <ns2:ligatures ns2:val="none"/>
+          <w14:ligatures w14:val="none"/>
         </w:rPr>
         <w:t xml:space="preserve"> </w:t>
       </w:r>
@@ -2778,7 +2737,7 @@
         <w:rPr>
           <w:rFonts w:ascii="Arial Narrow" w:eastAsia="Arial Narrow" w:hAnsi="Arial Narrow" w:cs="Arial"/>
           <w:kern w:val="0"/>
-          <ns2:ligatures ns2:val="none"/>
+          <w14:ligatures w14:val="none"/>
         </w:rPr>
         <w:t>BBVA</w:t>
       </w:r>
@@ -2788,7 +2747,7 @@
           <w:color w:val="000000"/>
           <w:kern w:val="0"/>
           <w:lang w:eastAsia="es-PE"/>
-          <ns2:ligatures ns2:val="none"/>
+          <w14:ligatures w14:val="none"/>
         </w:rPr>
         <w:t xml:space="preserve"> </w:t>
       </w:r>
@@ -2796,7 +2755,7 @@
         <w:rPr>
           <w:rFonts w:ascii="Arial Narrow" w:eastAsia="Arial Narrow" w:hAnsi="Arial Narrow" w:cs="Arial Narrow"/>
           <w:kern w:val="0"/>
-          <ns2:ligatures ns2:val="none"/>
+          <w14:ligatures w14:val="none"/>
         </w:rPr>
         <w:t xml:space="preserve">no habría cumplido con entregar la copia de los documentos contractuales firmados para el refinanciamiento de la deuda </w:t>
       </w:r>
@@ -2824,7 +2783,7 @@
         <w:rPr>
           <w:rFonts w:ascii="Arial Narrow" w:eastAsia="Arial Narrow" w:hAnsi="Arial Narrow" w:cs="Arial"/>
           <w:kern w:val="0"/>
-          <ns2:ligatures ns2:val="none"/>
+          <w14:ligatures w14:val="none"/>
         </w:rPr>
         <w:t>Por consiguiente, corresponde calificar el hecho materia de denuncia como una presunta infracción a</w:t>
       </w:r>
@@ -2834,7 +2793,7 @@
           <w:color w:val="000000"/>
           <w:kern w:val="0"/>
           <w:lang w:eastAsia="es-PE"/>
-          <ns2:ligatures ns2:val="none"/>
+          <w14:ligatures w14:val="none"/>
         </w:rPr>
         <w:t>l literal b) del artículo 1 y artículo 2 del Código</w:t>
       </w:r>
@@ -2845,7 +2804,7 @@
           <w:color w:val="000000"/>
           <w:kern w:val="0"/>
           <w:lang w:eastAsia="es-PE"/>
-          <ns2:ligatures ns2:val="none"/>
+          <w14:ligatures w14:val="none"/>
           <w:vertAlign w:val="superscript"/>
         </w:rPr>
         <w:footnoteReference w:id="7"/>
@@ -2856,23 +2815,23 @@
           <w:color w:val="000000"/>
           <w:kern w:val="0"/>
           <w:lang w:eastAsia="es-PE"/>
-          <ns2:ligatures ns2:val="none"/>
+          <w14:ligatures w14:val="none"/>
         </w:rPr>
         <w:t>.</w:t>
       </w:r>
     </w:p>
-    <w:p ns2:paraId="2E303156" ns2:textId="77777777">
+    <w:p>
       <w:pPr>
         <w:spacing w:after="0" w:line="240" w:lineRule="auto"/>
         <w:jc w:val="both"/>
         <w:rPr>
           <w:rFonts w:ascii="Arial Narrow" w:eastAsia="Arial Narrow" w:hAnsi="Arial Narrow" w:cs="Arial Narrow"/>
           <w:kern w:val="0"/>
-          <ns2:ligatures ns2:val="none"/>
-        </w:rPr>
-      </w:pPr>
-    </w:p>
-    <w:p ns2:paraId="6C55BB9C" ns2:textId="060A9176">
+          <w14:ligatures w14:val="none"/>
+        </w:rPr>
+      </w:pPr>
+    </w:p>
+    <w:p>
       <w:pPr>
         <w:pStyle w:val="Prrafodelista"/>
         <w:numPr>
@@ -2885,7 +2844,7 @@
         <w:rPr>
           <w:rFonts w:ascii="Arial Narrow" w:eastAsia="Arial Narrow" w:hAnsi="Arial Narrow" w:cs="Arial Narrow"/>
           <w:kern w:val="0"/>
-          <ns2:ligatures ns2:val="none"/>
+          <w14:ligatures w14:val="none"/>
         </w:rPr>
       </w:pPr>
       <w:r>
@@ -2894,7 +2853,7 @@
           <w:color w:val="000000"/>
           <w:kern w:val="0"/>
           <w:lang w:eastAsia="es-PE"/>
-          <ns2:ligatures ns2:val="none"/>
+          <w14:ligatures w14:val="none"/>
         </w:rPr>
         <w:t>L</w:t>
       </w:r>
@@ -2904,7 +2863,7 @@
           <w:color w:val="000000"/>
           <w:kern w:val="0"/>
           <w:lang w:eastAsia="es-PE"/>
-          <ns2:ligatures ns2:val="none"/>
+          <w14:ligatures w14:val="none"/>
         </w:rPr>
         <w:t xml:space="preserve">a Secretaría Técnica, en ejercicio de sus facultades, considera </w:t>
       </w:r>
@@ -2912,7 +2871,7 @@
         <w:rPr>
           <w:rFonts w:ascii="Arial Narrow" w:eastAsia="Arial Narrow" w:hAnsi="Arial Narrow" w:cs="Arial"/>
           <w:kern w:val="0"/>
-          <ns2:ligatures ns2:val="none"/>
+          <w14:ligatures w14:val="none"/>
         </w:rPr>
         <w:t>que el hecho denunciado, consistente en que</w:t>
       </w:r>
@@ -2920,7 +2879,7 @@
         <w:rPr>
           <w:rFonts w:ascii="Arial Narrow" w:eastAsia="Arial Narrow" w:hAnsi="Arial Narrow" w:cs="Arial"/>
           <w:kern w:val="0"/>
-          <ns2:ligatures ns2:val="none"/>
+          <w14:ligatures w14:val="none"/>
         </w:rPr>
         <w:t xml:space="preserve"> el</w:t>
       </w:r>
@@ -2928,7 +2887,7 @@
         <w:rPr>
           <w:rFonts w:ascii="Arial Narrow" w:eastAsia="Arial Narrow" w:hAnsi="Arial Narrow" w:cs="Arial"/>
           <w:kern w:val="0"/>
-          <ns2:ligatures ns2:val="none"/>
+          <w14:ligatures w14:val="none"/>
         </w:rPr>
         <w:t xml:space="preserve"> </w:t>
       </w:r>
@@ -2936,7 +2895,7 @@
         <w:rPr>
           <w:rFonts w:ascii="Arial Narrow" w:eastAsia="Arial Narrow" w:hAnsi="Arial Narrow" w:cs="Arial"/>
           <w:kern w:val="0"/>
-          <ns2:ligatures ns2:val="none"/>
+          <w14:ligatures w14:val="none"/>
         </w:rPr>
         <w:t>BBVA</w:t>
       </w:r>
@@ -2946,7 +2905,7 @@
           <w:color w:val="000000"/>
           <w:kern w:val="0"/>
           <w:lang w:eastAsia="es-PE"/>
-          <ns2:ligatures ns2:val="none"/>
+          <w14:ligatures w14:val="none"/>
         </w:rPr>
         <w:t xml:space="preserve"> </w:t>
       </w:r>
@@ -2956,7 +2915,7 @@
           <w:color w:val="000000"/>
           <w:kern w:val="0"/>
           <w:lang w:eastAsia="es-ES"/>
-          <ns2:ligatures ns2:val="none"/>
+          <w14:ligatures w14:val="none"/>
         </w:rPr>
         <w:t xml:space="preserve">no habría brindado </w:t>
       </w:r>
@@ -2966,7 +2925,7 @@
           <w:color w:val="000000"/>
           <w:kern w:val="0"/>
           <w:lang w:eastAsia="es-ES"/>
-          <ns2:ligatures ns2:val="none"/>
+          <w14:ligatures w14:val="none"/>
         </w:rPr>
         <w:t xml:space="preserve">asesoramiento adecuado para obtener el refinanciamiento de su deuda </w:t>
       </w:r>
@@ -3000,7 +2959,7 @@
         <w:rPr>
           <w:rFonts w:ascii="Arial Narrow" w:eastAsia="Arial Narrow" w:hAnsi="Arial Narrow" w:cs="Arial Narrow"/>
           <w:kern w:val="0"/>
-          <ns2:ligatures ns2:val="none"/>
+          <w14:ligatures w14:val="none"/>
         </w:rPr>
         <w:t>involucraría una presunta afectación a sus expectativas, quien no habría encontrado una correspondencia entre lo que esperaba recibir de parte del proveedor y lo que realmente recibió. Por consiguiente, corresponde calificar el hecho materia de denuncia como una presunta infracción al deber de idoneidad, tipificado en los artículos 18</w:t>
       </w:r>
@@ -3010,7 +2969,7 @@
           <w:color w:val="000000"/>
           <w:kern w:val="0"/>
           <w:lang w:eastAsia="es-PE"/>
-          <ns2:ligatures ns2:val="none"/>
+          <w14:ligatures w14:val="none"/>
         </w:rPr>
         <w:t/>
       </w:r>
@@ -3018,7 +2977,7 @@
         <w:rPr>
           <w:rFonts w:ascii="Arial Narrow" w:eastAsia="Arial Narrow" w:hAnsi="Arial Narrow" w:cs="Arial Narrow"/>
           <w:kern w:val="0"/>
-          <ns2:ligatures ns2:val="none"/>
+          <w14:ligatures w14:val="none"/>
         </w:rPr>
         <w:t xml:space="preserve"> y 19</w:t>
       </w:r>
@@ -3028,7 +2987,7 @@
           <w:color w:val="000000"/>
           <w:kern w:val="0"/>
           <w:lang w:eastAsia="es-PE"/>
-          <ns2:ligatures ns2:val="none"/>
+          <w14:ligatures w14:val="none"/>
         </w:rPr>
         <w:t/>
       </w:r>
@@ -3036,7 +2995,7 @@
         <w:rPr>
           <w:rFonts w:ascii="Arial Narrow" w:eastAsia="Arial Narrow" w:hAnsi="Arial Narrow" w:cs="Arial Narrow"/>
           <w:kern w:val="0"/>
-          <ns2:ligatures ns2:val="none"/>
+          <w14:ligatures w14:val="none"/>
         </w:rPr>
         <w:t xml:space="preserve"> del Código</w:t>
       </w:r>
@@ -3046,7 +3005,7 @@
           <w:rFonts w:ascii="Arial Narrow" w:eastAsia="Arial Narrow" w:hAnsi="Arial Narrow" w:cs="Arial"/>
           <w:kern w:val="0"/>
           <w:vertAlign w:val="superscript"/>
-          <ns2:ligatures ns2:val="none"/>
+          <w14:ligatures w14:val="none"/>
         </w:rPr>
         <w:footnoteReference w:id="8"/>
       </w:r>
@@ -3054,22 +3013,22 @@
         <w:rPr>
           <w:rFonts w:ascii="Arial Narrow" w:eastAsia="Arial Narrow" w:hAnsi="Arial Narrow" w:cs="Arial Narrow"/>
           <w:kern w:val="0"/>
-          <ns2:ligatures ns2:val="none"/>
+          <w14:ligatures w14:val="none"/>
         </w:rPr>
         <w:t>.</w:t>
       </w:r>
     </w:p>
-    <w:p ns2:paraId="6EFCF3FF" ns2:textId="77777777">
+    <w:p>
       <w:pPr>
         <w:pStyle w:val="Prrafodelista"/>
         <w:rPr>
           <w:rFonts w:ascii="Arial Narrow" w:eastAsia="Arial Narrow" w:hAnsi="Arial Narrow" w:cs="Arial Narrow"/>
           <w:kern w:val="0"/>
-          <ns2:ligatures ns2:val="none"/>
-        </w:rPr>
-      </w:pPr>
-    </w:p>
-    <w:p ns2:paraId="37321452" ns2:textId="77777777">
+          <w14:ligatures w14:val="none"/>
+        </w:rPr>
+      </w:pPr>
+    </w:p>
+    <w:p>
       <w:pPr>
         <w:pStyle w:val="Prrafodelista"/>
         <w:numPr>
@@ -3083,7 +3042,7 @@
           <w:rFonts w:ascii="Arial Narrow" w:eastAsia="Calibri" w:hAnsi="Arial Narrow" w:cs="Arial Narrow"/>
           <w:kern w:val="0"/>
           <w:lang w:eastAsia="es-PE"/>
-          <ns2:ligatures ns2:val="none"/>
+          <w14:ligatures w14:val="none"/>
         </w:rPr>
       </w:pPr>
       <w:r>
@@ -3092,7 +3051,7 @@
           <w:color w:val="000000"/>
           <w:kern w:val="0"/>
           <w:lang w:eastAsia="es-PE"/>
-          <ns2:ligatures ns2:val="none"/>
+          <w14:ligatures w14:val="none"/>
         </w:rPr>
         <w:t>En tanto la denuncia reúne los requisitos establecidos por la norma citada, corresponde admitirla a trámite</w:t>
       </w:r>
@@ -3102,7 +3061,7 @@
           <w:rFonts w:ascii="Arial Narrow" w:eastAsia="Arial Narrow" w:hAnsi="Arial Narrow" w:cs="Arial Narrow"/>
           <w:kern w:val="0"/>
           <w:vertAlign w:val="superscript"/>
-          <ns2:ligatures ns2:val="none"/>
+          <w14:ligatures w14:val="none"/>
         </w:rPr>
         <w:footnoteReference w:id="9"/>
       </w:r>
@@ -3112,12 +3071,12 @@
           <w:color w:val="000000"/>
           <w:kern w:val="0"/>
           <w:lang w:eastAsia="es-PE"/>
-          <ns2:ligatures ns2:val="none"/>
+          <w14:ligatures w14:val="none"/>
         </w:rPr>
         <w:t>.</w:t>
       </w:r>
     </w:p>
-    <w:p ns2:paraId="317E8193" ns2:textId="77777777">
+    <w:p>
       <w:pPr>
         <w:spacing w:after="0" w:line="240" w:lineRule="auto"/>
         <w:jc w:val="both"/>
@@ -3125,11 +3084,11 @@
           <w:rFonts w:ascii="Arial Narrow" w:eastAsia="Calibri" w:hAnsi="Arial Narrow" w:cs="Arial Narrow"/>
           <w:kern w:val="0"/>
           <w:lang w:eastAsia="es-PE"/>
-          <ns2:ligatures ns2:val="none"/>
-        </w:rPr>
-      </w:pPr>
-    </w:p>
-    <w:p ns2:paraId="69FE781D" ns2:textId="77777777">
+          <w14:ligatures w14:val="none"/>
+        </w:rPr>
+      </w:pPr>
+    </w:p>
+    <w:p>
       <w:pPr>
         <w:numPr>
           <w:ilvl w:val="0"/>
@@ -3144,22 +3103,22 @@
           <w:color w:val="000000"/>
           <w:kern w:val="0"/>
           <w:lang w:eastAsia="es-PE"/>
-          <ns2:ligatures ns2:val="none"/>
-        </w:rPr>
-      </w:pPr>
-      <w:r>
-        <w:rPr>
-          <w:rFonts w:ascii="Arial Narrow" w:eastAsia="Arial Narrow" w:hAnsi="Arial Narrow" w:cs="Arial Narrow"/>
-          <w:b/>
-          <w:color w:val="000000"/>
-          <w:kern w:val="0"/>
-          <w:lang w:eastAsia="es-PE"/>
-          <ns2:ligatures ns2:val="none"/>
+          <w14:ligatures w14:val="none"/>
+        </w:rPr>
+      </w:pPr>
+      <w:r>
+        <w:rPr>
+          <w:rFonts w:ascii="Arial Narrow" w:eastAsia="Arial Narrow" w:hAnsi="Arial Narrow" w:cs="Arial Narrow"/>
+          <w:b/>
+          <w:color w:val="000000"/>
+          <w:kern w:val="0"/>
+          <w:lang w:eastAsia="es-PE"/>
+          <w14:ligatures w14:val="none"/>
         </w:rPr>
         <w:t>REQUERIMIENTO DE INFORMACION</w:t>
       </w:r>
     </w:p>
-    <w:p ns2:paraId="54F1E5C8" ns2:textId="77777777">
+    <w:p>
       <w:pPr>
         <w:spacing w:after="0" w:line="240" w:lineRule="auto"/>
         <w:jc w:val="both"/>
@@ -3168,11 +3127,11 @@
           <w:color w:val="000000"/>
           <w:kern w:val="0"/>
           <w:lang w:val="es-ES" w:eastAsia="es-ES"/>
-          <ns2:ligatures ns2:val="none"/>
-        </w:rPr>
-      </w:pPr>
-    </w:p>
-    <w:p ns2:paraId="21C241A8" ns2:textId="108BA3DF">
+          <w14:ligatures w14:val="none"/>
+        </w:rPr>
+      </w:pPr>
+    </w:p>
+    <w:p>
       <w:pPr>
         <w:pStyle w:val="Prrafodelista"/>
         <w:numPr>
@@ -3187,7 +3146,7 @@
           <w:color w:val="000000"/>
           <w:kern w:val="0"/>
           <w:lang w:val="es-ES" w:eastAsia="es-ES"/>
-          <ns2:ligatures ns2:val="none"/>
+          <w14:ligatures w14:val="none"/>
         </w:rPr>
       </w:pPr>
       <w:r>
@@ -3196,7 +3155,7 @@
           <w:color w:val="000000"/>
           <w:kern w:val="0"/>
           <w:lang w:val="es-ES" w:eastAsia="es-ES"/>
-          <ns2:ligatures ns2:val="none"/>
+          <w14:ligatures w14:val="none"/>
         </w:rPr>
         <w:t xml:space="preserve">A efectos de tener mayores elementos que sirvan para la resolución definitiva del presente caso, </w:t>
       </w:r>
@@ -3206,7 +3165,7 @@
           <w:color w:val="000000"/>
           <w:kern w:val="0"/>
           <w:lang w:val="es-ES" w:eastAsia="es-ES"/>
-          <ns2:ligatures ns2:val="none"/>
+          <w14:ligatures w14:val="none"/>
         </w:rPr>
         <w:t xml:space="preserve">la Secretaría Técnica, </w:t>
       </w:r>
@@ -3216,7 +3175,7 @@
           <w:color w:val="000000"/>
           <w:kern w:val="0"/>
           <w:lang w:val="es-ES" w:eastAsia="es-ES"/>
-          <ns2:ligatures ns2:val="none"/>
+          <w14:ligatures w14:val="none"/>
         </w:rPr>
         <w:t xml:space="preserve">en ejercicio de las facultades que la ley le confiere, </w:t>
       </w:r>
@@ -3227,7 +3186,7 @@
           <w:color w:val="000000"/>
           <w:kern w:val="0"/>
           <w:lang w:val="es-ES" w:eastAsia="es-ES"/>
-          <ns2:ligatures ns2:val="none"/>
+          <w14:ligatures w14:val="none"/>
         </w:rPr>
         <w:t>conviene requerir a</w:t>
       </w:r>
@@ -3238,7 +3197,7 @@
           <w:color w:val="000000"/>
           <w:kern w:val="0"/>
           <w:lang w:val="es-ES" w:eastAsia="es-ES"/>
-          <ns2:ligatures ns2:val="none"/>
+          <w14:ligatures w14:val="none"/>
         </w:rPr>
         <w:t>l</w:t>
       </w:r>
@@ -3248,7 +3207,7 @@
           <w:color w:val="000000"/>
           <w:kern w:val="0"/>
           <w:lang w:val="es-ES" w:eastAsia="es-ES"/>
-          <ns2:ligatures ns2:val="none"/>
+          <w14:ligatures w14:val="none"/>
         </w:rPr>
         <w:t xml:space="preserve"> </w:t>
       </w:r>
@@ -3272,7 +3231,7 @@
           <w:color w:val="000000"/>
           <w:kern w:val="0"/>
           <w:lang w:val="es-ES" w:eastAsia="es-ES"/>
-          <ns2:ligatures ns2:val="none"/>
+          <w14:ligatures w14:val="none"/>
         </w:rPr>
         <w:t xml:space="preserve"> </w:t>
       </w:r>
@@ -3282,7 +3241,7 @@
           <w:color w:val="000000"/>
           <w:kern w:val="0"/>
           <w:lang w:val="es-ES" w:eastAsia="es-ES"/>
-          <ns2:ligatures ns2:val="none"/>
+          <w14:ligatures w14:val="none"/>
         </w:rPr>
         <w:t xml:space="preserve">que, en un plazo no mayor de cinco (5) días hábiles contado a partir del día siguiente de la notificación de la presente resolución, </w:t>
       </w:r>
@@ -3293,12 +3252,12 @@
           <w:color w:val="000000"/>
           <w:kern w:val="0"/>
           <w:lang w:val="es-ES" w:eastAsia="es-ES"/>
-          <ns2:ligatures ns2:val="none"/>
+          <w14:ligatures w14:val="none"/>
         </w:rPr>
         <w:t>cumplan con lo siguiente:</w:t>
       </w:r>
     </w:p>
-    <w:p ns2:paraId="345D7F88" ns2:textId="77777777">
+    <w:p>
       <w:pPr>
         <w:pStyle w:val="Prrafodelista"/>
         <w:spacing w:after="0" w:line="240" w:lineRule="auto"/>
@@ -3309,12 +3268,12 @@
           <w:color w:val="000000"/>
           <w:kern w:val="0"/>
           <w:lang w:val="es-ES" w:eastAsia="es-ES"/>
-          <ns2:ligatures ns2:val="none"/>
+          <w14:ligatures w14:val="none"/>
         </w:rPr>
       </w:pPr>
     </w:p>
     <w:bookmarkEnd w:id="14"/>
-    <w:p ns2:paraId="76AC2520" ns2:textId="3C442E9C">
+    <w:p>
       <w:pPr>
         <w:spacing w:after="0" w:line="240" w:lineRule="auto"/>
         <w:ind w:left="567"/>
@@ -3324,7 +3283,7 @@
           <w:color w:val="000000"/>
           <w:kern w:val="0"/>
           <w:lang w:val="es-ES" w:eastAsia="es-ES"/>
-          <ns2:ligatures ns2:val="none"/>
+          <w14:ligatures w14:val="none"/>
         </w:rPr>
       </w:pPr>
       <w:r>
@@ -3341,7 +3300,7 @@
           <w:color w:val="000000"/>
           <w:kern w:val="0"/>
           <w:lang w:val="es-ES" w:eastAsia="es-ES"/>
-          <ns2:ligatures ns2:val="none"/>
+          <w14:ligatures w14:val="none"/>
         </w:rPr>
         <w:t xml:space="preserve">(i) presentar una copia </w:t>
       </w:r>
@@ -3351,7 +3310,7 @@
           <w:color w:val="000000"/>
           <w:kern w:val="0"/>
           <w:lang w:val="es-ES" w:eastAsia="es-ES"/>
-          <ns2:ligatures ns2:val="none"/>
+          <w14:ligatures w14:val="none"/>
         </w:rPr>
         <w:t xml:space="preserve">completa, legible y </w:t>
       </w:r>
@@ -3361,7 +3320,7 @@
           <w:color w:val="000000"/>
           <w:kern w:val="0"/>
           <w:lang w:val="es-ES" w:eastAsia="es-ES"/>
-          <ns2:ligatures ns2:val="none"/>
+          <w14:ligatures w14:val="none"/>
         </w:rPr>
         <w:t xml:space="preserve">debidamente suscrita del contrato y demás documentos asociados a la </w:t>
       </w:r>
@@ -3391,7 +3350,7 @@
           <w:color w:val="000000"/>
           <w:kern w:val="0"/>
           <w:lang w:val="es-ES" w:eastAsia="es-ES"/>
-          <ns2:ligatures ns2:val="none"/>
+          <w14:ligatures w14:val="none"/>
         </w:rPr>
         <w:t>; y, (</w:t>
       </w:r>
@@ -3402,7 +3361,7 @@
           <w:color w:val="000000"/>
           <w:kern w:val="0"/>
           <w:lang w:val="es-ES" w:eastAsia="es-ES"/>
-          <ns2:ligatures ns2:val="none"/>
+          <w14:ligatures w14:val="none"/>
         </w:rPr>
         <w:t>ii</w:t>
       </w:r>
@@ -3413,7 +3372,7 @@
           <w:color w:val="000000"/>
           <w:kern w:val="0"/>
           <w:lang w:val="es-ES" w:eastAsia="es-ES"/>
-          <ns2:ligatures ns2:val="none"/>
+          <w14:ligatures w14:val="none"/>
         </w:rPr>
         <w:t>)</w:t>
       </w:r>
@@ -3423,7 +3382,7 @@
           <w:color w:val="000000"/>
           <w:kern w:val="0"/>
           <w:lang w:val="es-ES" w:eastAsia="es-ES"/>
-          <ns2:ligatures ns2:val="none"/>
+          <w14:ligatures w14:val="none"/>
         </w:rPr>
         <w:t xml:space="preserve"> presentar una copia completa, legible y debidamente suscrita del seguro de vida vinculado a la </w:t>
       </w:r>
@@ -3433,7 +3392,7 @@
           <w:color w:val="000000"/>
           <w:kern w:val="0"/>
           <w:lang w:eastAsia="es-ES"/>
-          <ns2:ligatures ns2:val="none"/>
+          <w14:ligatures w14:val="none"/>
         </w:rPr>
         <w:t xml:space="preserve">tarjeta de crédito </w:t>
       </w:r>
@@ -3444,7 +3403,7 @@
           <w:color w:val="000000"/>
           <w:kern w:val="0"/>
           <w:lang w:eastAsia="es-ES"/>
-          <ns2:ligatures ns2:val="none"/>
+          <w14:ligatures w14:val="none"/>
         </w:rPr>
         <w:t/>
       </w:r>
@@ -3455,7 +3414,7 @@
           <w:color w:val="000000"/>
           <w:kern w:val="0"/>
           <w:lang w:eastAsia="es-ES"/>
-          <ns2:ligatures ns2:val="none"/>
+          <w14:ligatures w14:val="none"/>
         </w:rPr>
         <w:t xml:space="preserve"> 4147-91**-****-902</w:t>
       </w:r>
@@ -3465,7 +3424,7 @@
           <w:color w:val="000000"/>
           <w:kern w:val="0"/>
           <w:lang w:val="es-ES" w:eastAsia="es-ES"/>
-          <ns2:ligatures ns2:val="none"/>
+          <w14:ligatures w14:val="none"/>
         </w:rPr>
         <w:t xml:space="preserve"> materia de denuncia, así como el cargo de remisión del mismo;</w:t>
       </w:r>
@@ -3475,7 +3434,7 @@
           <w:color w:val="000000"/>
           <w:kern w:val="0"/>
           <w:lang w:val="es-ES" w:eastAsia="es-ES"/>
-          <ns2:ligatures ns2:val="none"/>
+          <w14:ligatures w14:val="none"/>
         </w:rPr>
         <w:t>(</w:t>
       </w:r>
@@ -3486,7 +3445,7 @@
           <w:color w:val="000000"/>
           <w:kern w:val="0"/>
           <w:lang w:val="es-ES" w:eastAsia="es-ES"/>
-          <ns2:ligatures ns2:val="none"/>
+          <w14:ligatures w14:val="none"/>
         </w:rPr>
         <w:t>iii</w:t>
       </w:r>
@@ -3497,7 +3456,7 @@
           <w:color w:val="000000"/>
           <w:kern w:val="0"/>
           <w:lang w:val="es-ES" w:eastAsia="es-ES"/>
-          <ns2:ligatures ns2:val="none"/>
+          <w14:ligatures w14:val="none"/>
         </w:rPr>
         <w:t>)</w:t>
       </w:r>
@@ -3507,12 +3466,12 @@
           <w:color w:val="000000"/>
           <w:kern w:val="0"/>
           <w:lang w:val="es-ES" w:eastAsia="es-ES"/>
-          <ns2:ligatures ns2:val="none"/>
+          <w14:ligatures w14:val="none"/>
         </w:rPr>
         <w:t xml:space="preserve"> presentar todas las comunicaciones cursadas con la parte denunciante en virtud de los hechos materia de denuncia.</w:t>
       </w:r>
     </w:p>
-    <w:p ns2:paraId="40D26831" ns2:textId="77777777">
+    <w:p>
       <w:pPr>
         <w:spacing w:after="0" w:line="240" w:lineRule="auto"/>
         <w:jc w:val="both"/>
@@ -3521,11 +3480,11 @@
           <w:color w:val="000000"/>
           <w:kern w:val="0"/>
           <w:lang w:val="es-ES" w:eastAsia="es-ES"/>
-          <ns2:ligatures ns2:val="none"/>
-        </w:rPr>
-      </w:pPr>
-    </w:p>
-    <w:p ns2:paraId="45192A8B" ns2:textId="45897ADC">
+          <w14:ligatures w14:val="none"/>
+        </w:rPr>
+      </w:pPr>
+    </w:p>
+    <w:p>
       <w:pPr>
         <w:numPr>
           <w:ilvl w:val="0"/>
@@ -3540,17 +3499,17 @@
           <w:color w:val="000000"/>
           <w:kern w:val="0"/>
           <w:lang w:eastAsia="es-PE"/>
-          <ns2:ligatures ns2:val="none"/>
-        </w:rPr>
-      </w:pPr>
-      <w:r>
-        <w:rPr>
-          <w:rFonts w:ascii="Arial Narrow" w:eastAsia="Arial Narrow" w:hAnsi="Arial Narrow" w:cs="Arial Narrow"/>
-          <w:b/>
-          <w:color w:val="000000"/>
-          <w:kern w:val="0"/>
-          <w:lang w:eastAsia="es-PE"/>
-          <ns2:ligatures ns2:val="none"/>
+          <w14:ligatures w14:val="none"/>
+        </w:rPr>
+      </w:pPr>
+      <w:r>
+        <w:rPr>
+          <w:rFonts w:ascii="Arial Narrow" w:eastAsia="Arial Narrow" w:hAnsi="Arial Narrow" w:cs="Arial Narrow"/>
+          <w:b/>
+          <w:color w:val="000000"/>
+          <w:kern w:val="0"/>
+          <w:lang w:eastAsia="es-PE"/>
+          <w14:ligatures w14:val="none"/>
         </w:rPr>
         <w:lastRenderedPageBreak/>
         <w:t>RESOLUCIÓN DE LA SECRETARÍA TÉCNICA</w:t>
@@ -3562,12 +3521,12 @@
           <w:color w:val="000000"/>
           <w:kern w:val="0"/>
           <w:lang w:eastAsia="es-PE"/>
-          <ns2:ligatures ns2:val="none"/>
+          <w14:ligatures w14:val="none"/>
         </w:rPr>
         <w:t>:</w:t>
       </w:r>
     </w:p>
-    <w:p ns2:paraId="63793CCC" ns2:textId="77777777">
+    <w:p>
       <w:pPr>
         <w:spacing w:after="0" w:line="240" w:lineRule="auto"/>
         <w:jc w:val="both"/>
@@ -3577,11 +3536,11 @@
           <w:color w:val="000000"/>
           <w:kern w:val="0"/>
           <w:lang w:eastAsia="es-PE"/>
-          <ns2:ligatures ns2:val="none"/>
-        </w:rPr>
-      </w:pPr>
-    </w:p>
-    <w:p ns2:paraId="5E432484" ns2:textId="4E06EF55">
+          <w14:ligatures w14:val="none"/>
+        </w:rPr>
+      </w:pPr>
+    </w:p>
+    <w:p>
       <w:pPr>
         <w:spacing w:after="0" w:line="240" w:lineRule="auto"/>
         <w:jc w:val="both"/>
@@ -3591,17 +3550,17 @@
           <w:kern w:val="0"/>
           <w:shd w:val="clear" w:color="auto" w:fill="FFFFFF"/>
           <w:lang w:eastAsia="es-PE"/>
-          <ns2:ligatures ns2:val="none"/>
-        </w:rPr>
-      </w:pPr>
-      <w:r>
-        <w:rPr>
-          <w:rFonts w:ascii="Arial Narrow" w:eastAsia="Arial Narrow" w:hAnsi="Arial Narrow" w:cs="Arial Narrow"/>
-          <w:b/>
-          <w:color w:val="000000"/>
-          <w:kern w:val="0"/>
-          <w:lang w:eastAsia="es-PE"/>
-          <ns2:ligatures ns2:val="none"/>
+          <w14:ligatures w14:val="none"/>
+        </w:rPr>
+      </w:pPr>
+      <w:r>
+        <w:rPr>
+          <w:rFonts w:ascii="Arial Narrow" w:eastAsia="Arial Narrow" w:hAnsi="Arial Narrow" w:cs="Arial Narrow"/>
+          <w:b/>
+          <w:color w:val="000000"/>
+          <w:kern w:val="0"/>
+          <w:lang w:eastAsia="es-PE"/>
+          <w14:ligatures w14:val="none"/>
         </w:rPr>
         <w:t xml:space="preserve">PRIMERO: admitir a trámite la denuncia del 24 de setiembre de 2025, subsanada mediante escrito del 08 de octubre de 2025, interpuesta por [DENUNCIANTE]contra el Banco BBVA Perú S.A., por lo siguiente:</w:t>
       </w:r>
@@ -3612,7 +3571,7 @@
           <w:color w:val="000000"/>
           <w:kern w:val="0"/>
           <w:lang w:eastAsia="es-PE"/>
-          <ns2:ligatures ns2:val="none"/>
+          <w14:ligatures w14:val="none"/>
         </w:rPr>
         <w:t xml:space="preserve"/>
       </w:r>
@@ -3623,7 +3582,7 @@
           <w:kern w:val="0"/>
           <w:shd w:val="clear" w:color="auto" w:fill="FFFFFF"/>
           <w:lang w:eastAsia="es-PE"/>
-          <ns2:ligatures ns2:val="none"/>
+          <w14:ligatures w14:val="none"/>
         </w:rPr>
         <w:t xml:space="preserve"/>
       </w:r>
@@ -3633,7 +3592,7 @@
           <w:color w:val="000000"/>
           <w:kern w:val="0"/>
           <w:lang w:val="es-ES" w:eastAsia="es-ES"/>
-          <ns2:ligatures ns2:val="none"/>
+          <w14:ligatures w14:val="none"/>
         </w:rPr>
         <w:t/>
       </w:r>
@@ -3643,7 +3602,7 @@
           <w:color w:val="000000"/>
           <w:kern w:val="0"/>
           <w:lang w:val="es-ES" w:eastAsia="es-ES"/>
-          <ns2:ligatures ns2:val="none"/>
+          <w14:ligatures w14:val="none"/>
         </w:rPr>
         <w:t xml:space="preserve"/>
       </w:r>
@@ -3653,7 +3612,7 @@
           <w:color w:val="000000"/>
           <w:kern w:val="0"/>
           <w:lang w:val="es-ES" w:eastAsia="es-ES"/>
-          <ns2:ligatures ns2:val="none"/>
+          <w14:ligatures w14:val="none"/>
         </w:rPr>
         <w:t xml:space="preserve"/>
       </w:r>
@@ -3664,7 +3623,7 @@
           <w:kern w:val="0"/>
           <w:shd w:val="clear" w:color="auto" w:fill="FFFFFF"/>
           <w:lang w:eastAsia="es-PE"/>
-          <ns2:ligatures ns2:val="none"/>
+          <w14:ligatures w14:val="none"/>
         </w:rPr>
         <w:t xml:space="preserve"/>
       </w:r>
@@ -3675,7 +3634,7 @@
           <w:color w:val="000000"/>
           <w:kern w:val="0"/>
           <w:lang w:eastAsia="es-PE"/>
-          <ns2:ligatures ns2:val="none"/>
+          <w14:ligatures w14:val="none"/>
         </w:rPr>
         <w:t/>
       </w:r>
@@ -3686,7 +3645,7 @@
           <w:kern w:val="0"/>
           <w:shd w:val="clear" w:color="auto" w:fill="FFFFFF"/>
           <w:lang w:eastAsia="es-PE"/>
-          <ns2:ligatures ns2:val="none"/>
+          <w14:ligatures w14:val="none"/>
         </w:rPr>
         <w:t/>
       </w:r>
@@ -3697,7 +3656,7 @@
           <w:kern w:val="0"/>
           <w:shd w:val="clear" w:color="auto" w:fill="FFFFFF"/>
           <w:lang w:eastAsia="es-PE"/>
-          <ns2:ligatures ns2:val="none"/>
+          <w14:ligatures w14:val="none"/>
         </w:rPr>
         <w:t xml:space="preserve"/>
       </w:r>
@@ -3715,7 +3674,7 @@
           <w:kern w:val="0"/>
           <w:shd w:val="clear" w:color="auto" w:fill="FFFFFF"/>
           <w:lang w:eastAsia="es-PE"/>
-          <ns2:ligatures ns2:val="none"/>
+          <w14:ligatures w14:val="none"/>
         </w:rPr>
         <w:t xml:space="preserve"/>
       </w:r>
@@ -3726,7 +3685,7 @@
           <w:kern w:val="0"/>
           <w:shd w:val="clear" w:color="auto" w:fill="FFFFFF"/>
           <w:lang w:eastAsia="es-PE"/>
-          <ns2:ligatures ns2:val="none"/>
+          <w14:ligatures w14:val="none"/>
         </w:rPr>
         <w:t/>
       </w:r>
@@ -3737,12 +3696,12 @@
           <w:kern w:val="0"/>
           <w:shd w:val="clear" w:color="auto" w:fill="FFFFFF"/>
           <w:lang w:eastAsia="es-PE"/>
-          <ns2:ligatures ns2:val="none"/>
+          <w14:ligatures w14:val="none"/>
         </w:rPr>
         <w:t xml:space="preserve"/>
       </w:r>
     </w:p>
-    <w:p ns2:paraId="4E668230" ns2:textId="77777777">
+    <w:p>
       <w:pPr>
         <w:pStyle w:val="Prrafodelista"/>
         <w:spacing w:after="0" w:line="240" w:lineRule="auto"/>
@@ -3752,11 +3711,11 @@
           <w:rFonts w:ascii="Arial Narrow" w:eastAsia="Calibri" w:hAnsi="Arial Narrow" w:cs="Arial Narrow"/>
           <w:kern w:val="0"/>
           <w:lang w:eastAsia="es-PE"/>
-          <ns2:ligatures ns2:val="none"/>
-        </w:rPr>
-      </w:pPr>
-    </w:p>
-    <w:p ns2:paraId="31FB2A21" ns2:textId="65BA28F9">
+          <w14:ligatures w14:val="none"/>
+        </w:rPr>
+      </w:pPr>
+    </w:p>
+    <w:p>
       <w:pPr>
         <w:pStyle w:val="Prrafodelista"/>
         <w:numPr>
@@ -3774,7 +3733,7 @@
           <w:rFonts w:ascii="Arial Narrow" w:eastAsia="Calibri" w:hAnsi="Arial Narrow" w:cs="Arial Narrow"/>
           <w:kern w:val="0"/>
           <w:lang w:eastAsia="es-PE"/>
-          <ns2:ligatures ns2:val="none"/>
+          <w14:ligatures w14:val="none"/>
         </w:rPr>
       </w:pPr>
       <w:r>
@@ -3783,7 +3742,7 @@
           <w:color w:val="000000"/>
           <w:kern w:val="0"/>
           <w:lang w:eastAsia="es-PE"/>
-          <ns2:ligatures ns2:val="none"/>
+          <w14:ligatures w14:val="none"/>
         </w:rPr>
         <w:t>Presunta infracción a los artículos 18 y 19 de</w:t>
       </w:r>
@@ -3793,7 +3752,7 @@
           <w:color w:val="000000"/>
           <w:kern w:val="0"/>
           <w:lang w:eastAsia="es-PE"/>
-          <ns2:ligatures ns2:val="none"/>
+          <w14:ligatures w14:val="none"/>
         </w:rPr>
         <w:t xml:space="preserve"> la Ley 29571, Código de Protección y Defensa del Consumidor, en tanto </w:t>
       </w:r>
@@ -3803,7 +3762,7 @@
           <w:color w:val="000000"/>
           <w:kern w:val="0"/>
           <w:lang w:eastAsia="es-PE"/>
-          <ns2:ligatures ns2:val="none"/>
+          <w14:ligatures w14:val="none"/>
         </w:rPr>
         <w:t xml:space="preserve">el </w:t>
       </w:r>
@@ -3821,7 +3780,7 @@
           <w:kern w:val="0"/>
           <w:shd w:val="clear" w:color="auto" w:fill="FFFFFF"/>
           <w:lang w:eastAsia="es-PE"/>
-          <ns2:ligatures ns2:val="none"/>
+          <w14:ligatures w14:val="none"/>
         </w:rPr>
         <w:t xml:space="preserve">habría condicionado el refinanciamiento de la deuda de la tarjeta de crédito </w:t>
       </w:r>
@@ -3846,7 +3805,7 @@
           <w:kern w:val="0"/>
           <w:shd w:val="clear" w:color="auto" w:fill="FFFFFF"/>
           <w:lang w:eastAsia="es-PE"/>
-          <ns2:ligatures ns2:val="none"/>
+          <w14:ligatures w14:val="none"/>
         </w:rPr>
         <w:t xml:space="preserve">bajo </w:t>
       </w:r>
@@ -3863,7 +3822,7 @@
           <w:kern w:val="0"/>
           <w:shd w:val="clear" w:color="auto" w:fill="FFFFFF"/>
           <w:lang w:eastAsia="es-PE"/>
-          <ns2:ligatures ns2:val="none"/>
+          <w14:ligatures w14:val="none"/>
         </w:rPr>
         <w:t xml:space="preserve"> la contratación de</w:t>
       </w:r>
@@ -3886,7 +3845,7 @@
         <w:t>.</w:t>
       </w:r>
     </w:p>
-    <w:p ns2:paraId="2D73949D" ns2:textId="77777777">
+    <w:p>
       <w:pPr>
         <w:pStyle w:val="Prrafodelista"/>
         <w:spacing w:after="0" w:line="240" w:lineRule="auto"/>
@@ -3896,11 +3855,11 @@
           <w:rFonts w:ascii="Arial Narrow" w:eastAsia="Calibri" w:hAnsi="Arial Narrow" w:cs="Arial Narrow"/>
           <w:kern w:val="0"/>
           <w:lang w:eastAsia="es-PE"/>
-          <ns2:ligatures ns2:val="none"/>
-        </w:rPr>
-      </w:pPr>
-    </w:p>
-    <w:p ns2:paraId="3A4A1AD2" ns2:textId="1C23FC52">
+          <w14:ligatures w14:val="none"/>
+        </w:rPr>
+      </w:pPr>
+    </w:p>
+    <w:p>
       <w:pPr>
         <w:pStyle w:val="Prrafodelista"/>
         <w:numPr>
@@ -3918,7 +3877,7 @@
           <w:rFonts w:ascii="Arial Narrow" w:eastAsia="Calibri" w:hAnsi="Arial Narrow" w:cs="Arial Narrow"/>
           <w:kern w:val="0"/>
           <w:lang w:eastAsia="es-PE"/>
-          <ns2:ligatures ns2:val="none"/>
+          <w14:ligatures w14:val="none"/>
         </w:rPr>
       </w:pPr>
       <w:r>
@@ -3927,7 +3886,7 @@
           <w:color w:val="000000" w:themeColor="text1"/>
           <w:kern w:val="0"/>
           <w:lang w:eastAsia="es-PE"/>
-          <ns2:ligatures ns2:val="none"/>
+          <w14:ligatures w14:val="none"/>
         </w:rPr>
         <w:t xml:space="preserve">Presunta </w:t>
       </w:r>
@@ -3937,7 +3896,7 @@
           <w:color w:val="000000"/>
           <w:kern w:val="0"/>
           <w:lang w:eastAsia="es-PE"/>
-          <ns2:ligatures ns2:val="none"/>
+          <w14:ligatures w14:val="none"/>
         </w:rPr>
         <w:t>infracción a los artículos 18 y 19 de</w:t>
       </w:r>
@@ -3947,7 +3906,7 @@
           <w:color w:val="000000"/>
           <w:kern w:val="0"/>
           <w:lang w:eastAsia="es-PE"/>
-          <ns2:ligatures ns2:val="none"/>
+          <w14:ligatures w14:val="none"/>
         </w:rPr>
         <w:t xml:space="preserve"> la Ley 29571, Código de Protección y Defensa del Consumidor, en tanto </w:t>
       </w:r>
@@ -3957,7 +3916,7 @@
           <w:color w:val="000000"/>
           <w:kern w:val="0"/>
           <w:lang w:eastAsia="es-PE"/>
-          <ns2:ligatures ns2:val="none"/>
+          <w14:ligatures w14:val="none"/>
         </w:rPr>
         <w:t xml:space="preserve">el </w:t>
       </w:r>
@@ -3972,7 +3931,7 @@
         <w:rPr>
           <w:rFonts w:ascii="Arial Narrow" w:eastAsia="Arial Narrow" w:hAnsi="Arial Narrow" w:cs="Arial Narrow"/>
           <w:kern w:val="0"/>
-          <ns2:ligatures ns2:val="none"/>
+          <w14:ligatures w14:val="none"/>
         </w:rPr>
         <w:t xml:space="preserve">habría atribuido indebidamente </w:t>
       </w:r>
@@ -3980,7 +3939,7 @@
         <w:rPr>
           <w:rFonts w:ascii="Arial Narrow" w:eastAsia="Arial Narrow" w:hAnsi="Arial Narrow" w:cs="Arial Narrow"/>
           <w:kern w:val="0"/>
-          <ns2:ligatures ns2:val="none"/>
+          <w14:ligatures w14:val="none"/>
         </w:rPr>
         <w:t xml:space="preserve">el pago del </w:t>
       </w:r>
@@ -4077,7 +4036,7 @@
         <w:t>, hecho que no le habría sido informado al momento de la contratación.</w:t>
       </w:r>
     </w:p>
-    <w:p ns2:paraId="4A6F7C2A" ns2:textId="77777777">
+    <w:p>
       <w:pPr>
         <w:pStyle w:val="Prrafodelista"/>
         <w:spacing w:after="0" w:line="240" w:lineRule="auto"/>
@@ -4087,11 +4046,11 @@
           <w:rFonts w:ascii="Arial Narrow" w:eastAsia="Calibri" w:hAnsi="Arial Narrow" w:cs="Arial Narrow"/>
           <w:kern w:val="0"/>
           <w:lang w:eastAsia="es-PE"/>
-          <ns2:ligatures ns2:val="none"/>
-        </w:rPr>
-      </w:pPr>
-    </w:p>
-    <w:p ns2:paraId="02300C60" ns2:textId="52B12B1D">
+          <w14:ligatures w14:val="none"/>
+        </w:rPr>
+      </w:pPr>
+    </w:p>
+    <w:p>
       <w:pPr>
         <w:pStyle w:val="Prrafodelista"/>
         <w:numPr>
@@ -4109,7 +4068,7 @@
           <w:rFonts w:ascii="Arial Narrow" w:eastAsia="Calibri" w:hAnsi="Arial Narrow" w:cs="Arial Narrow"/>
           <w:kern w:val="0"/>
           <w:lang w:eastAsia="es-PE"/>
-          <ns2:ligatures ns2:val="none"/>
+          <w14:ligatures w14:val="none"/>
         </w:rPr>
       </w:pPr>
       <w:r>
@@ -4117,7 +4076,7 @@
           <w:rFonts w:ascii="Arial Narrow" w:eastAsia="Calibri" w:hAnsi="Arial Narrow" w:cs="Arial Narrow"/>
           <w:kern w:val="0"/>
           <w:lang w:eastAsia="es-PE"/>
-          <ns2:ligatures ns2:val="none"/>
+          <w14:ligatures w14:val="none"/>
         </w:rPr>
         <w:t>Presunta infracción a los artículos 18 y 19 de la Ley 29571, Código de Protección y Defensa del Consumidor, en tanto</w:t>
       </w:r>
@@ -4126,7 +4085,7 @@
           <w:rFonts w:ascii="Arial Narrow" w:eastAsia="Calibri" w:hAnsi="Arial Narrow" w:cs="Arial Narrow"/>
           <w:kern w:val="0"/>
           <w:lang w:eastAsia="es-PE"/>
-          <ns2:ligatures ns2:val="none"/>
+          <w14:ligatures w14:val="none"/>
         </w:rPr>
         <w:t xml:space="preserve"> el</w:t>
       </w:r>
@@ -4135,7 +4094,7 @@
           <w:rFonts w:ascii="Arial Narrow" w:eastAsia="Calibri" w:hAnsi="Arial Narrow" w:cs="Arial Narrow"/>
           <w:kern w:val="0"/>
           <w:lang w:eastAsia="es-PE"/>
-          <ns2:ligatures ns2:val="none"/>
+          <w14:ligatures w14:val="none"/>
         </w:rPr>
         <w:t xml:space="preserve"> </w:t>
       </w:r>
@@ -4152,7 +4111,7 @@
           <w:kern w:val="0"/>
           <w:shd w:val="clear" w:color="auto" w:fill="FFFFFF"/>
           <w:lang w:eastAsia="es-PE"/>
-          <ns2:ligatures ns2:val="none"/>
+          <w14:ligatures w14:val="none"/>
         </w:rPr>
         <w:t xml:space="preserve"> no habría brindado una solución a la parte denunciante sobre </w:t>
       </w:r>
@@ -4182,7 +4141,7 @@
           <w:kern w:val="0"/>
           <w:shd w:val="clear" w:color="auto" w:fill="FFFFFF"/>
           <w:lang w:eastAsia="es-PE"/>
-          <ns2:ligatures ns2:val="none"/>
+          <w14:ligatures w14:val="none"/>
         </w:rPr>
         <w:t xml:space="preserve">, en el cual el traslado de deuda se efectuó por la suma de S/. 8600.00 y no por S/. 8019.60, a pesar de haberse realizado la amortización con la suma de S/. 1000.00 </w:t>
       </w:r>
@@ -4193,7 +4152,7 @@
         <w:t>para reducir la deuda.</w:t>
       </w:r>
     </w:p>
-    <w:p ns2:paraId="716D1E4B" ns2:textId="77777777">
+    <w:p>
       <w:pPr>
         <w:pStyle w:val="Prrafodelista"/>
         <w:spacing w:after="0" w:line="240" w:lineRule="auto"/>
@@ -4203,11 +4162,11 @@
           <w:rFonts w:ascii="Arial Narrow" w:eastAsia="Calibri" w:hAnsi="Arial Narrow" w:cs="Arial Narrow"/>
           <w:kern w:val="0"/>
           <w:lang w:eastAsia="es-PE"/>
-          <ns2:ligatures ns2:val="none"/>
-        </w:rPr>
-      </w:pPr>
-    </w:p>
-    <w:p ns2:paraId="072C353C" ns2:textId="48F255FF">
+          <w14:ligatures w14:val="none"/>
+        </w:rPr>
+      </w:pPr>
+    </w:p>
+    <w:p>
       <w:pPr>
         <w:pStyle w:val="Prrafodelista"/>
         <w:numPr>
@@ -4225,7 +4184,7 @@
           <w:rFonts w:ascii="Arial Narrow" w:eastAsia="Calibri" w:hAnsi="Arial Narrow" w:cs="Arial Narrow"/>
           <w:kern w:val="0"/>
           <w:lang w:eastAsia="es-PE"/>
-          <ns2:ligatures ns2:val="none"/>
+          <w14:ligatures w14:val="none"/>
         </w:rPr>
       </w:pPr>
       <w:r>
@@ -4233,7 +4192,7 @@
           <w:rFonts w:ascii="Arial Narrow" w:eastAsia="Calibri" w:hAnsi="Arial Narrow" w:cs="Arial Narrow"/>
           <w:kern w:val="0"/>
           <w:lang w:eastAsia="es-PE"/>
-          <ns2:ligatures ns2:val="none"/>
+          <w14:ligatures w14:val="none"/>
         </w:rPr>
         <w:t xml:space="preserve">Presunta infracción al </w:t>
       </w:r>
@@ -4243,7 +4202,7 @@
           <w:bCs/>
           <w:kern w:val="0"/>
           <w:lang w:eastAsia="es-PE"/>
-          <ns2:ligatures ns2:val="none"/>
+          <w14:ligatures w14:val="none"/>
         </w:rPr>
         <w:t xml:space="preserve">numeral 1.1, literal b) del artículo 1 y el artículo 2 </w:t>
       </w:r>
@@ -4252,7 +4211,7 @@
           <w:rFonts w:ascii="Arial Narrow" w:eastAsia="Calibri" w:hAnsi="Arial Narrow" w:cs="Arial Narrow"/>
           <w:kern w:val="0"/>
           <w:lang w:eastAsia="es-PE"/>
-          <ns2:ligatures ns2:val="none"/>
+          <w14:ligatures w14:val="none"/>
         </w:rPr>
         <w:t xml:space="preserve">de la </w:t>
       </w:r>
@@ -4261,7 +4220,7 @@
           <w:rFonts w:ascii="Arial Narrow" w:eastAsia="Calibri" w:hAnsi="Arial Narrow" w:cs="Arial Narrow"/>
           <w:kern w:val="0"/>
           <w:lang w:eastAsia="es-PE"/>
-          <ns2:ligatures ns2:val="none"/>
+          <w14:ligatures w14:val="none"/>
         </w:rPr>
         <w:t>Ley 29571, Código de Protección y Defensa del Consumidor, en tanto</w:t>
       </w:r>
@@ -4270,7 +4229,7 @@
           <w:rFonts w:ascii="Arial Narrow" w:eastAsia="Calibri" w:hAnsi="Arial Narrow" w:cs="Arial Narrow"/>
           <w:kern w:val="0"/>
           <w:lang w:eastAsia="es-PE"/>
-          <ns2:ligatures ns2:val="none"/>
+          <w14:ligatures w14:val="none"/>
         </w:rPr>
         <w:t xml:space="preserve"> el </w:t>
       </w:r>
@@ -4286,7 +4245,7 @@
           <w:rFonts w:ascii="Arial Narrow" w:eastAsia="Calibri" w:hAnsi="Arial Narrow" w:cs="Arial Narrow"/>
           <w:kern w:val="0"/>
           <w:lang w:eastAsia="es-PE"/>
-          <ns2:ligatures ns2:val="none"/>
+          <w14:ligatures w14:val="none"/>
         </w:rPr>
         <w:t xml:space="preserve"> </w:t>
       </w:r>
@@ -4294,7 +4253,7 @@
         <w:rPr>
           <w:rFonts w:ascii="Arial Narrow" w:eastAsia="Arial Narrow" w:hAnsi="Arial Narrow" w:cs="Arial Narrow"/>
           <w:kern w:val="0"/>
-          <ns2:ligatures ns2:val="none"/>
+          <w14:ligatures w14:val="none"/>
         </w:rPr>
         <w:t xml:space="preserve">no habría cumplido con informar a la parte denunciante de manera clara, previa, oportuna y suficiente sobre la contratación del </w:t>
       </w:r>
@@ -4302,7 +4261,7 @@
         <w:rPr>
           <w:rFonts w:ascii="Arial Narrow" w:eastAsia="Arial Narrow" w:hAnsi="Arial Narrow" w:cs="Arial Narrow"/>
           <w:kern w:val="0"/>
-          <ns2:ligatures ns2:val="none"/>
+          <w14:ligatures w14:val="none"/>
         </w:rPr>
         <w:t>S</w:t>
       </w:r>
@@ -4310,7 +4269,7 @@
         <w:rPr>
           <w:rFonts w:ascii="Arial Narrow" w:eastAsia="Arial Narrow" w:hAnsi="Arial Narrow" w:cs="Arial Narrow"/>
           <w:kern w:val="0"/>
-          <ns2:ligatures ns2:val="none"/>
+          <w14:ligatures w14:val="none"/>
         </w:rPr>
         <w:t xml:space="preserve">eguro de </w:t>
       </w:r>
@@ -4318,7 +4277,7 @@
         <w:rPr>
           <w:rFonts w:ascii="Arial Narrow" w:eastAsia="Arial Narrow" w:hAnsi="Arial Narrow" w:cs="Arial Narrow"/>
           <w:kern w:val="0"/>
-          <ns2:ligatures ns2:val="none"/>
+          <w14:ligatures w14:val="none"/>
         </w:rPr>
         <w:t>V</w:t>
       </w:r>
@@ -4326,7 +4285,7 @@
         <w:rPr>
           <w:rFonts w:ascii="Arial Narrow" w:eastAsia="Arial Narrow" w:hAnsi="Arial Narrow" w:cs="Arial Narrow"/>
           <w:kern w:val="0"/>
-          <ns2:ligatures ns2:val="none"/>
+          <w14:ligatures w14:val="none"/>
         </w:rPr>
         <w:t>ida</w:t>
       </w:r>
@@ -4334,7 +4293,7 @@
         <w:rPr>
           <w:rFonts w:ascii="Arial Narrow" w:eastAsia="Arial Narrow" w:hAnsi="Arial Narrow" w:cs="Arial Narrow"/>
           <w:kern w:val="0"/>
-          <ns2:ligatures ns2:val="none"/>
+          <w14:ligatures w14:val="none"/>
         </w:rPr>
         <w:t xml:space="preserve"> Ya</w:t>
       </w:r>
@@ -4342,7 +4301,7 @@
         <w:rPr>
           <w:rFonts w:ascii="Arial Narrow" w:eastAsia="Arial Narrow" w:hAnsi="Arial Narrow" w:cs="Arial Narrow"/>
           <w:kern w:val="0"/>
-          <ns2:ligatures ns2:val="none"/>
+          <w14:ligatures w14:val="none"/>
         </w:rPr>
         <w:t xml:space="preserve"> vinculado con la </w:t>
       </w:r>
@@ -4373,12 +4332,12 @@
           <w:color w:val="000000"/>
           <w:kern w:val="0"/>
           <w:lang w:eastAsia="es-PE"/>
-          <ns2:ligatures ns2:val="none"/>
+          <w14:ligatures w14:val="none"/>
         </w:rPr>
         <w:t xml:space="preserve">. </w:t>
       </w:r>
     </w:p>
-    <w:p ns2:paraId="2D64AC39" ns2:textId="77777777">
+    <w:p>
       <w:pPr>
         <w:pStyle w:val="Prrafodelista"/>
         <w:spacing w:after="0" w:line="240" w:lineRule="auto"/>
@@ -4388,11 +4347,11 @@
           <w:rFonts w:ascii="Arial Narrow" w:eastAsia="Calibri" w:hAnsi="Arial Narrow" w:cs="Arial Narrow"/>
           <w:kern w:val="0"/>
           <w:lang w:eastAsia="es-PE"/>
-          <ns2:ligatures ns2:val="none"/>
-        </w:rPr>
-      </w:pPr>
-    </w:p>
-    <w:p ns2:paraId="0603F98A" ns2:textId="13DA00FD">
+          <w14:ligatures w14:val="none"/>
+        </w:rPr>
+      </w:pPr>
+    </w:p>
+    <w:p>
       <w:pPr>
         <w:pStyle w:val="Prrafodelista"/>
         <w:numPr>
@@ -4410,7 +4369,7 @@
           <w:rFonts w:ascii="Arial Narrow" w:eastAsia="Calibri" w:hAnsi="Arial Narrow" w:cs="Arial Narrow"/>
           <w:kern w:val="0"/>
           <w:lang w:eastAsia="es-PE"/>
-          <ns2:ligatures ns2:val="none"/>
+          <w14:ligatures w14:val="none"/>
         </w:rPr>
       </w:pPr>
       <w:r>
@@ -4419,7 +4378,7 @@
           <w:color w:val="000000"/>
           <w:kern w:val="0"/>
           <w:lang w:eastAsia="es-PE"/>
-          <ns2:ligatures ns2:val="none"/>
+          <w14:ligatures w14:val="none"/>
         </w:rPr>
         <w:t xml:space="preserve">Presunta infracción </w:t>
       </w:r>
@@ -4429,7 +4388,7 @@
           <w:color w:val="000000"/>
           <w:kern w:val="0"/>
           <w:lang w:eastAsia="es-PE"/>
-          <ns2:ligatures ns2:val="none"/>
+          <w14:ligatures w14:val="none"/>
         </w:rPr>
         <w:t xml:space="preserve">al </w:t>
       </w:r>
@@ -4439,7 +4398,7 @@
           <w:color w:val="000000"/>
           <w:kern w:val="0"/>
           <w:lang w:eastAsia="es-PE"/>
-          <ns2:ligatures ns2:val="none"/>
+          <w14:ligatures w14:val="none"/>
         </w:rPr>
         <w:t xml:space="preserve">literal b) </w:t>
       </w:r>
@@ -4449,7 +4408,7 @@
           <w:color w:val="000000"/>
           <w:kern w:val="0"/>
           <w:lang w:eastAsia="es-PE"/>
-          <ns2:ligatures ns2:val="none"/>
+          <w14:ligatures w14:val="none"/>
         </w:rPr>
         <w:t xml:space="preserve">del artículo 1 </w:t>
       </w:r>
@@ -4459,7 +4418,7 @@
           <w:color w:val="000000"/>
           <w:kern w:val="0"/>
           <w:lang w:eastAsia="es-PE"/>
-          <ns2:ligatures ns2:val="none"/>
+          <w14:ligatures w14:val="none"/>
         </w:rPr>
         <w:t>y artículo 2</w:t>
       </w:r>
@@ -4469,7 +4428,7 @@
           <w:color w:val="000000"/>
           <w:kern w:val="0"/>
           <w:lang w:eastAsia="es-PE"/>
-          <ns2:ligatures ns2:val="none"/>
+          <w14:ligatures w14:val="none"/>
         </w:rPr>
         <w:t> de</w:t>
       </w:r>
@@ -4479,7 +4438,7 @@
           <w:color w:val="000000"/>
           <w:kern w:val="0"/>
           <w:lang w:eastAsia="es-PE"/>
-          <ns2:ligatures ns2:val="none"/>
+          <w14:ligatures w14:val="none"/>
         </w:rPr>
         <w:t xml:space="preserve"> la Ley 29571, Código de Protección y Defensa del Consumidor, en tanto</w:t>
       </w:r>
@@ -4488,7 +4447,7 @@
           <w:rFonts w:ascii="Arial Narrow" w:eastAsia="Calibri" w:hAnsi="Arial Narrow" w:cs="Arial Narrow"/>
           <w:kern w:val="0"/>
           <w:lang w:eastAsia="es-PE"/>
-          <ns2:ligatures ns2:val="none"/>
+          <w14:ligatures w14:val="none"/>
         </w:rPr>
         <w:t xml:space="preserve"> </w:t>
       </w:r>
@@ -4509,7 +4468,7 @@
         <w:rPr>
           <w:rFonts w:ascii="Arial Narrow" w:eastAsia="Arial Narrow" w:hAnsi="Arial Narrow" w:cs="Arial Narrow"/>
           <w:kern w:val="0"/>
-          <ns2:ligatures ns2:val="none"/>
+          <w14:ligatures w14:val="none"/>
         </w:rPr>
         <w:t>no habría</w:t>
       </w:r>
@@ -4517,7 +4476,7 @@
         <w:rPr>
           <w:rFonts w:ascii="Arial Narrow" w:eastAsia="Arial Narrow" w:hAnsi="Arial Narrow" w:cs="Arial Narrow"/>
           <w:kern w:val="0"/>
-          <ns2:ligatures ns2:val="none"/>
+          <w14:ligatures w14:val="none"/>
         </w:rPr>
         <w:t xml:space="preserve"> cumplido con entregar </w:t>
       </w:r>
@@ -4525,7 +4484,7 @@
         <w:rPr>
           <w:rFonts w:ascii="Arial Narrow" w:eastAsia="Arial Narrow" w:hAnsi="Arial Narrow" w:cs="Arial Narrow"/>
           <w:kern w:val="0"/>
-          <ns2:ligatures ns2:val="none"/>
+          <w14:ligatures w14:val="none"/>
         </w:rPr>
         <w:t xml:space="preserve">la copia de los documentos contractuales firmados para el refinanciamiento de la deuda </w:t>
       </w:r>
@@ -4556,7 +4515,7 @@
         <w:t>, a pesar de que fue solicitado el 02 de agosto de 2024.</w:t>
       </w:r>
     </w:p>
-    <w:p ns2:paraId="79517AD7" ns2:textId="77777777">
+    <w:p>
       <w:pPr>
         <w:pStyle w:val="Prrafodelista"/>
         <w:spacing w:after="0" w:line="240" w:lineRule="auto"/>
@@ -4566,11 +4525,11 @@
           <w:rFonts w:ascii="Arial Narrow" w:eastAsia="Calibri" w:hAnsi="Arial Narrow" w:cs="Arial Narrow"/>
           <w:kern w:val="0"/>
           <w:lang w:eastAsia="es-PE"/>
-          <ns2:ligatures ns2:val="none"/>
-        </w:rPr>
-      </w:pPr>
-    </w:p>
-    <w:p ns2:paraId="7D2E617D" ns2:textId="44A28079">
+          <w14:ligatures w14:val="none"/>
+        </w:rPr>
+      </w:pPr>
+    </w:p>
+    <w:p>
       <w:pPr>
         <w:pStyle w:val="Prrafodelista"/>
         <w:numPr>
@@ -4588,7 +4547,7 @@
           <w:rFonts w:ascii="Arial Narrow" w:eastAsia="Calibri" w:hAnsi="Arial Narrow" w:cs="Arial Narrow"/>
           <w:kern w:val="0"/>
           <w:lang w:eastAsia="es-PE"/>
-          <ns2:ligatures ns2:val="none"/>
+          <w14:ligatures w14:val="none"/>
         </w:rPr>
       </w:pPr>
       <w:r>
@@ -4596,7 +4555,7 @@
           <w:rFonts w:ascii="Arial Narrow" w:eastAsia="Calibri" w:hAnsi="Arial Narrow" w:cs="Arial Narrow"/>
           <w:kern w:val="0"/>
           <w:lang w:eastAsia="es-PE"/>
-          <ns2:ligatures ns2:val="none"/>
+          <w14:ligatures w14:val="none"/>
         </w:rPr>
         <w:t>Presunta</w:t>
       </w:r>
@@ -4606,7 +4565,7 @@
           <w:color w:val="000000"/>
           <w:kern w:val="0"/>
           <w:lang w:eastAsia="es-PE"/>
-          <ns2:ligatures ns2:val="none"/>
+          <w14:ligatures w14:val="none"/>
         </w:rPr>
         <w:t xml:space="preserve"> infracción a los artículos 18 y 19 de la Ley 29571, Código de Protección y Defensa del Consumidor, en tanto el </w:t>
       </w:r>
@@ -4630,7 +4589,7 @@
           <w:color w:val="000000"/>
           <w:kern w:val="0"/>
           <w:lang w:eastAsia="es-ES"/>
-          <ns2:ligatures ns2:val="none"/>
+          <w14:ligatures w14:val="none"/>
         </w:rPr>
         <w:t xml:space="preserve">no habría brindado </w:t>
       </w:r>
@@ -4640,7 +4599,7 @@
           <w:color w:val="000000"/>
           <w:kern w:val="0"/>
           <w:lang w:eastAsia="es-ES"/>
-          <ns2:ligatures ns2:val="none"/>
+          <w14:ligatures w14:val="none"/>
         </w:rPr>
         <w:t xml:space="preserve">un </w:t>
       </w:r>
@@ -4650,7 +4609,7 @@
           <w:color w:val="000000"/>
           <w:kern w:val="0"/>
           <w:lang w:eastAsia="es-ES"/>
-          <ns2:ligatures ns2:val="none"/>
+          <w14:ligatures w14:val="none"/>
         </w:rPr>
         <w:t xml:space="preserve">asesoramiento adecuado para obtener el refinanciamiento de su deuda </w:t>
       </w:r>
@@ -4681,7 +4640,7 @@
         <w:t>.</w:t>
       </w:r>
     </w:p>
-    <w:p ns2:paraId="4531933D" ns2:textId="77777777">
+    <w:p>
       <w:pPr>
         <w:spacing w:after="0" w:line="240" w:lineRule="auto"/>
         <w:jc w:val="both"/>
@@ -4689,11 +4648,11 @@
           <w:rFonts w:ascii="Arial Narrow" w:eastAsia="Calibri" w:hAnsi="Arial Narrow" w:cs="Arial Narrow"/>
           <w:kern w:val="0"/>
           <w:lang w:eastAsia="es-PE"/>
-          <ns2:ligatures ns2:val="none"/>
-        </w:rPr>
-      </w:pPr>
-    </w:p>
-    <w:p ns2:paraId="2AF03E3F" ns2:textId="2221AF3E">
+          <w14:ligatures w14:val="none"/>
+        </w:rPr>
+      </w:pPr>
+    </w:p>
+    <w:p>
       <w:pPr>
         <w:spacing w:line="240" w:lineRule="auto"/>
         <w:contextualSpacing/>
@@ -4703,17 +4662,17 @@
           <w:color w:val="000000"/>
           <w:kern w:val="0"/>
           <w:lang w:val="es-ES" w:eastAsia="es-ES"/>
-          <ns2:ligatures ns2:val="none"/>
-        </w:rPr>
-      </w:pPr>
-      <w:r>
-        <w:rPr>
-          <w:rFonts w:ascii="Arial Narrow" w:eastAsia="Arial Narrow" w:hAnsi="Arial Narrow" w:cs="Arial Narrow"/>
-          <w:b/>
-          <w:color w:val="000000"/>
-          <w:kern w:val="0"/>
-          <w:lang w:eastAsia="es-PE"/>
-          <ns2:ligatures ns2:val="none"/>
+          <w14:ligatures w14:val="none"/>
+        </w:rPr>
+      </w:pPr>
+      <w:r>
+        <w:rPr>
+          <w:rFonts w:ascii="Arial Narrow" w:eastAsia="Arial Narrow" w:hAnsi="Arial Narrow" w:cs="Arial Narrow"/>
+          <w:b/>
+          <w:color w:val="000000"/>
+          <w:kern w:val="0"/>
+          <w:lang w:eastAsia="es-PE"/>
+          <w14:ligatures w14:val="none"/>
         </w:rPr>
         <w:t>SEGUNDO</w:t>
       </w:r>
@@ -4724,7 +4683,7 @@
           <w:color w:val="000000"/>
           <w:kern w:val="0"/>
           <w:lang w:eastAsia="es-PE"/>
-          <ns2:ligatures ns2:val="none"/>
+          <w14:ligatures w14:val="none"/>
         </w:rPr>
         <w:t>:</w:t>
       </w:r>
@@ -4734,7 +4693,7 @@
           <w:color w:val="000000"/>
           <w:kern w:val="0"/>
           <w:lang w:eastAsia="es-PE"/>
-          <ns2:ligatures ns2:val="none"/>
+          <w14:ligatures w14:val="none"/>
         </w:rPr>
         <w:t xml:space="preserve"> tener por ofrecidos los medios probatorios presentados en el escrito de </w:t>
       </w:r>
@@ -4744,7 +4703,7 @@
           <w:color w:val="000000"/>
           <w:kern w:val="0"/>
           <w:lang w:eastAsia="es-PE"/>
-          <ns2:ligatures ns2:val="none"/>
+          <w14:ligatures w14:val="none"/>
         </w:rPr>
         <w:t xml:space="preserve">denuncia </w:t>
       </w:r>
@@ -4754,7 +4713,7 @@
           <w:color w:val="000000"/>
           <w:kern w:val="0"/>
           <w:lang w:val="es-ES" w:eastAsia="es-ES"/>
-          <ns2:ligatures ns2:val="none"/>
+          <w14:ligatures w14:val="none"/>
         </w:rPr>
         <w:t xml:space="preserve">del </w:t>
       </w:r>
@@ -4764,7 +4723,7 @@
           <w:color w:val="000000"/>
           <w:kern w:val="0"/>
           <w:lang w:val="es-ES" w:eastAsia="es-ES"/>
-          <ns2:ligatures ns2:val="none"/>
+          <w14:ligatures w14:val="none"/>
         </w:rPr>
         <w:t xml:space="preserve">24 de setiembre de 2025</w:t>
       </w:r>
@@ -4774,7 +4733,7 @@
           <w:color w:val="000000"/>
           <w:kern w:val="0"/>
           <w:lang w:val="es-ES" w:eastAsia="es-ES"/>
-          <ns2:ligatures ns2:val="none"/>
+          <w14:ligatures w14:val="none"/>
         </w:rPr>
         <w:t xml:space="preserve">, </w:t>
       </w:r>
@@ -4784,12 +4743,12 @@
           <w:color w:val="000000"/>
           <w:kern w:val="0"/>
           <w:lang w:val="es-ES" w:eastAsia="es-ES"/>
-          <ns2:ligatures ns2:val="none"/>
+          <w14:ligatures w14:val="none"/>
         </w:rPr>
         <w:t>subsanada mediante escrito del 08 de octubre de 2025.</w:t>
       </w:r>
     </w:p>
-    <w:p ns2:paraId="1E210370" ns2:textId="77777777">
+    <w:p>
       <w:pPr>
         <w:spacing w:line="240" w:lineRule="auto"/>
         <w:contextualSpacing/>
@@ -4799,11 +4758,11 @@
           <w:color w:val="000000"/>
           <w:kern w:val="0"/>
           <w:lang w:eastAsia="es-PE"/>
-          <ns2:ligatures ns2:val="none"/>
-        </w:rPr>
-      </w:pPr>
-    </w:p>
-    <w:p ns2:paraId="5D90C1F7" ns2:textId="1AD213AF">
+          <w14:ligatures w14:val="none"/>
+        </w:rPr>
+      </w:pPr>
+    </w:p>
+    <w:p>
       <w:pPr>
         <w:spacing w:after="0" w:line="240" w:lineRule="auto"/>
         <w:jc w:val="both"/>
@@ -4812,17 +4771,17 @@
           <w:color w:val="000000"/>
           <w:kern w:val="0"/>
           <w:lang w:eastAsia="es-PE"/>
-          <ns2:ligatures ns2:val="none"/>
-        </w:rPr>
-      </w:pPr>
-      <w:r>
-        <w:rPr>
-          <w:rFonts w:ascii="Arial Narrow" w:eastAsia="Arial Narrow" w:hAnsi="Arial Narrow" w:cs="Arial Narrow"/>
-          <w:b/>
-          <w:color w:val="000000"/>
-          <w:kern w:val="0"/>
-          <w:lang w:eastAsia="es-PE"/>
-          <ns2:ligatures ns2:val="none"/>
+          <w14:ligatures w14:val="none"/>
+        </w:rPr>
+      </w:pPr>
+      <w:r>
+        <w:rPr>
+          <w:rFonts w:ascii="Arial Narrow" w:eastAsia="Arial Narrow" w:hAnsi="Arial Narrow" w:cs="Arial Narrow"/>
+          <w:b/>
+          <w:color w:val="000000"/>
+          <w:kern w:val="0"/>
+          <w:lang w:eastAsia="es-PE"/>
+          <w14:ligatures w14:val="none"/>
         </w:rPr>
         <w:t>TERCERO</w:t>
       </w:r>
@@ -4833,7 +4792,7 @@
           <w:color w:val="000000"/>
           <w:kern w:val="0"/>
           <w:lang w:eastAsia="es-PE"/>
-          <ns2:ligatures ns2:val="none"/>
+          <w14:ligatures w14:val="none"/>
         </w:rPr>
         <w:t xml:space="preserve">: </w:t>
       </w:r>
@@ -4843,7 +4802,7 @@
           <w:color w:val="000000"/>
           <w:kern w:val="0"/>
           <w:lang w:eastAsia="es-PE"/>
-          <ns2:ligatures ns2:val="none"/>
+          <w14:ligatures w14:val="none"/>
         </w:rPr>
         <w:t>requerir a</w:t>
       </w:r>
@@ -4853,7 +4812,7 @@
           <w:color w:val="000000"/>
           <w:kern w:val="0"/>
           <w:lang w:eastAsia="es-PE"/>
-          <ns2:ligatures ns2:val="none"/>
+          <w14:ligatures w14:val="none"/>
         </w:rPr>
         <w:t>l</w:t>
       </w:r>
@@ -4863,7 +4822,7 @@
           <w:color w:val="000000"/>
           <w:kern w:val="0"/>
           <w:lang w:eastAsia="es-PE"/>
-          <ns2:ligatures ns2:val="none"/>
+          <w14:ligatures w14:val="none"/>
         </w:rPr>
         <w:t xml:space="preserve"> </w:t>
       </w:r>
@@ -4887,12 +4846,12 @@
           <w:color w:val="000000"/>
           <w:kern w:val="0"/>
           <w:lang w:eastAsia="es-PE"/>
-          <ns2:ligatures ns2:val="none"/>
+          <w14:ligatures w14:val="none"/>
         </w:rPr>
         <w:t>que cumpla con lo siguiente:</w:t>
       </w:r>
     </w:p>
-    <w:p ns2:paraId="156DFAB9" ns2:textId="77777777">
+    <w:p>
       <w:pPr>
         <w:spacing w:after="0" w:line="240" w:lineRule="auto"/>
         <w:jc w:val="both"/>
@@ -4901,11 +4860,11 @@
           <w:color w:val="000000"/>
           <w:kern w:val="0"/>
           <w:lang w:eastAsia="es-PE"/>
-          <ns2:ligatures ns2:val="none"/>
-        </w:rPr>
-      </w:pPr>
-    </w:p>
-    <w:p ns2:paraId="37384474" ns2:textId="77777777">
+          <w14:ligatures w14:val="none"/>
+        </w:rPr>
+      </w:pPr>
+    </w:p>
+    <w:p>
       <w:pPr>
         <w:numPr>
           <w:ilvl w:val="0"/>
@@ -4919,21 +4878,21 @@
           <w:color w:val="000000"/>
           <w:kern w:val="0"/>
           <w:lang w:eastAsia="es-PE"/>
-          <ns2:ligatures ns2:val="none"/>
-        </w:rPr>
-      </w:pPr>
-      <w:r>
-        <w:rPr>
-          <w:rFonts w:ascii="Arial Narrow" w:eastAsia="Arial Narrow" w:hAnsi="Arial Narrow" w:cs="Arial Narrow"/>
-          <w:color w:val="000000"/>
-          <w:kern w:val="0"/>
-          <w:lang w:eastAsia="es-PE"/>
-          <ns2:ligatures ns2:val="none"/>
+          <w14:ligatures w14:val="none"/>
+        </w:rPr>
+      </w:pPr>
+      <w:r>
+        <w:rPr>
+          <w:rFonts w:ascii="Arial Narrow" w:eastAsia="Arial Narrow" w:hAnsi="Arial Narrow" w:cs="Arial Narrow"/>
+          <w:color w:val="000000"/>
+          <w:kern w:val="0"/>
+          <w:lang w:eastAsia="es-PE"/>
+          <w14:ligatures w14:val="none"/>
         </w:rPr>
         <w:t>presentar documentos que acrediten su inscripción en los Registros Públicos o una declaración jurada que indique que cuenta con dicha inscripción;</w:t>
       </w:r>
     </w:p>
-    <w:p ns2:paraId="04A6E74B" ns2:textId="77777777">
+    <w:p>
       <w:pPr>
         <w:numPr>
           <w:ilvl w:val="0"/>
@@ -4947,21 +4906,21 @@
           <w:color w:val="000000"/>
           <w:kern w:val="0"/>
           <w:lang w:eastAsia="es-PE"/>
-          <ns2:ligatures ns2:val="none"/>
-        </w:rPr>
-      </w:pPr>
-      <w:r>
-        <w:rPr>
-          <w:rFonts w:ascii="Arial Narrow" w:eastAsia="Arial Narrow" w:hAnsi="Arial Narrow" w:cs="Arial Narrow"/>
-          <w:color w:val="000000"/>
-          <w:kern w:val="0"/>
-          <w:lang w:eastAsia="es-PE"/>
-          <ns2:ligatures ns2:val="none"/>
+          <w14:ligatures w14:val="none"/>
+        </w:rPr>
+      </w:pPr>
+      <w:r>
+        <w:rPr>
+          <w:rFonts w:ascii="Arial Narrow" w:eastAsia="Arial Narrow" w:hAnsi="Arial Narrow" w:cs="Arial Narrow"/>
+          <w:color w:val="000000"/>
+          <w:kern w:val="0"/>
+          <w:lang w:eastAsia="es-PE"/>
+          <w14:ligatures w14:val="none"/>
         </w:rPr>
         <w:t>presentar copia simple de las facultades de representación de su representante legal en el presente procedimiento o la declaración jurada que indique que cuenta con dichas facultades y que estas se encuentran vigentes;</w:t>
       </w:r>
     </w:p>
-    <w:p ns2:paraId="1203D0DC" ns2:textId="77777777">
+    <w:p>
       <w:pPr>
         <w:numPr>
           <w:ilvl w:val="0"/>
@@ -4975,21 +4934,21 @@
           <w:color w:val="000000"/>
           <w:kern w:val="0"/>
           <w:lang w:eastAsia="es-PE"/>
-          <ns2:ligatures ns2:val="none"/>
-        </w:rPr>
-      </w:pPr>
-      <w:r>
-        <w:rPr>
-          <w:rFonts w:ascii="Arial Narrow" w:eastAsia="Arial Narrow" w:hAnsi="Arial Narrow" w:cs="Arial Narrow"/>
-          <w:color w:val="000000"/>
-          <w:kern w:val="0"/>
-          <w:lang w:eastAsia="es-PE"/>
-          <ns2:ligatures ns2:val="none"/>
+          <w14:ligatures w14:val="none"/>
+        </w:rPr>
+      </w:pPr>
+      <w:r>
+        <w:rPr>
+          <w:rFonts w:ascii="Arial Narrow" w:eastAsia="Arial Narrow" w:hAnsi="Arial Narrow" w:cs="Arial Narrow"/>
+          <w:color w:val="000000"/>
+          <w:kern w:val="0"/>
+          <w:lang w:eastAsia="es-PE"/>
+          <w14:ligatures w14:val="none"/>
         </w:rPr>
         <w:t>consignar el Número de Registro Único de Contribuyentes (RUC); y,</w:t>
       </w:r>
     </w:p>
-    <w:p ns2:paraId="37704CA2" ns2:textId="77777777">
+    <w:p>
       <w:pPr>
         <w:numPr>
           <w:ilvl w:val="0"/>
@@ -5001,16 +4960,16 @@
         <w:rPr>
           <w:rFonts w:ascii="Arial Narrow" w:eastAsia="Calibri" w:hAnsi="Arial Narrow" w:cs="Arial"/>
           <w:kern w:val="0"/>
-          <ns2:ligatures ns2:val="none"/>
-        </w:rPr>
-      </w:pPr>
-      <w:r>
-        <w:rPr>
-          <w:rFonts w:ascii="Arial Narrow" w:eastAsia="Arial Narrow" w:hAnsi="Arial Narrow" w:cs="Arial Narrow"/>
-          <w:color w:val="000000"/>
-          <w:kern w:val="0"/>
-          <w:lang w:eastAsia="es-PE"/>
-          <ns2:ligatures ns2:val="none"/>
+          <w14:ligatures w14:val="none"/>
+        </w:rPr>
+      </w:pPr>
+      <w:r>
+        <w:rPr>
+          <w:rFonts w:ascii="Arial Narrow" w:eastAsia="Arial Narrow" w:hAnsi="Arial Narrow" w:cs="Arial Narrow"/>
+          <w:color w:val="000000"/>
+          <w:kern w:val="0"/>
+          <w:lang w:eastAsia="es-PE"/>
+          <w14:ligatures w14:val="none"/>
         </w:rPr>
         <w:lastRenderedPageBreak/>
         <w:t>fijar domicilio procesal para el procedimiento, de conformidad con el numeral 1 del artículo 442</w:t>
@@ -5021,7 +4980,7 @@
           <w:color w:val="000000"/>
           <w:kern w:val="0"/>
           <w:lang w:eastAsia="es-PE"/>
-          <ns2:ligatures ns2:val="none"/>
+          <w14:ligatures w14:val="none"/>
         </w:rPr>
         <w:t/>
       </w:r>
@@ -5031,7 +4990,7 @@
           <w:color w:val="000000"/>
           <w:kern w:val="0"/>
           <w:lang w:eastAsia="es-PE"/>
-          <ns2:ligatures ns2:val="none"/>
+          <w14:ligatures w14:val="none"/>
         </w:rPr>
         <w:t xml:space="preserve"> del Código Procesal Civil. </w:t>
       </w:r>
@@ -5039,7 +4998,7 @@
         <w:rPr>
           <w:rFonts w:ascii="Arial Narrow" w:eastAsia="Calibri" w:hAnsi="Arial Narrow" w:cs="Arial"/>
           <w:kern w:val="0"/>
-          <ns2:ligatures ns2:val="none"/>
+          <w14:ligatures w14:val="none"/>
         </w:rPr>
         <w:t>Para ello podrá señalar domicilio físico o una dirección electrónica a la que pueda remitirse las notificaciones</w:t>
       </w:r>
@@ -5048,12 +5007,12 @@
           <w:rFonts w:ascii="Arial Narrow" w:eastAsia="Arial" w:hAnsi="Arial Narrow" w:cs="Arial"/>
           <w:kern w:val="0"/>
           <w:lang w:val="es"/>
-          <ns2:ligatures ns2:val="none"/>
+          <w14:ligatures w14:val="none"/>
         </w:rPr>
         <w:t>;</w:t>
       </w:r>
     </w:p>
-    <w:p ns2:paraId="6A38ABFB" ns2:textId="77777777">
+    <w:p>
       <w:pPr>
         <w:numPr>
           <w:ilvl w:val="0"/>
@@ -5065,14 +5024,14 @@
         <w:rPr>
           <w:rFonts w:ascii="Arial Narrow" w:eastAsia="Calibri" w:hAnsi="Arial Narrow" w:cs="Arial"/>
           <w:kern w:val="0"/>
-          <ns2:ligatures ns2:val="none"/>
+          <w14:ligatures w14:val="none"/>
         </w:rPr>
       </w:pPr>
       <w:r>
         <w:rPr>
           <w:rFonts w:ascii="Arial Narrow" w:eastAsia="Calibri" w:hAnsi="Arial Narrow" w:cs="Arial"/>
           <w:kern w:val="0"/>
-          <ns2:ligatures ns2:val="none"/>
+          <w14:ligatures w14:val="none"/>
         </w:rPr>
         <w:t xml:space="preserve">en caso califique como </w:t>
       </w:r>
@@ -5081,7 +5040,7 @@
         <w:rPr>
           <w:rFonts w:ascii="Arial Narrow" w:eastAsia="Calibri" w:hAnsi="Arial Narrow" w:cs="Arial"/>
           <w:kern w:val="0"/>
-          <ns2:ligatures ns2:val="none"/>
+          <w14:ligatures w14:val="none"/>
         </w:rPr>
         <w:t>micro empresa</w:t>
       </w:r>
@@ -5090,7 +5049,7 @@
         <w:rPr>
           <w:rFonts w:ascii="Arial Narrow" w:eastAsia="Calibri" w:hAnsi="Arial Narrow" w:cs="Arial"/>
           <w:kern w:val="0"/>
-          <ns2:ligatures ns2:val="none"/>
+          <w14:ligatures w14:val="none"/>
         </w:rPr>
         <w:t xml:space="preserve"> o pequeña empresa, presentar los documentos que acrediten su volumen de ventas o ingresos brutos percibidos el año anterior relativo a todas sus actividades económicas y el número de trabajadores con el que cuenta</w:t>
       </w:r>
@@ -5100,7 +5059,7 @@
           <w:rFonts w:ascii="Arial Narrow" w:eastAsia="Calibri" w:hAnsi="Arial Narrow" w:cs="Arial"/>
           <w:kern w:val="0"/>
           <w:vertAlign w:val="superscript"/>
-          <ns2:ligatures ns2:val="none"/>
+          <w14:ligatures w14:val="none"/>
         </w:rPr>
         <w:footnoteReference w:id="10"/>
       </w:r>
@@ -5108,7 +5067,7 @@
         <w:rPr>
           <w:rFonts w:ascii="Arial Narrow" w:eastAsia="Calibri" w:hAnsi="Arial Narrow" w:cs="Arial"/>
           <w:kern w:val="0"/>
-          <ns2:ligatures ns2:val="none"/>
+          <w14:ligatures w14:val="none"/>
         </w:rPr>
         <w:t>. Ello, a fin de que la Comisión pueda meritar dicha documentación, conforme lo establece el artículo 110</w:t>
       </w:r>
@@ -5118,7 +5077,7 @@
           <w:color w:val="000000"/>
           <w:kern w:val="0"/>
           <w:lang w:eastAsia="es-PE"/>
-          <ns2:ligatures ns2:val="none"/>
+          <w14:ligatures w14:val="none"/>
         </w:rPr>
         <w:t/>
       </w:r>
@@ -5126,7 +5085,7 @@
         <w:rPr>
           <w:rFonts w:ascii="Arial Narrow" w:eastAsia="Calibri" w:hAnsi="Arial Narrow" w:cs="Arial"/>
           <w:kern w:val="0"/>
-          <ns2:ligatures ns2:val="none"/>
+          <w14:ligatures w14:val="none"/>
         </w:rPr>
         <w:t xml:space="preserve"> del </w:t>
       </w:r>
@@ -5135,7 +5094,7 @@
           <w:rFonts w:ascii="Arial Narrow" w:eastAsia="Calibri" w:hAnsi="Arial Narrow" w:cs="Arial"/>
           <w:spacing w:val="-2"/>
           <w:kern w:val="0"/>
-          <ns2:ligatures ns2:val="none"/>
+          <w14:ligatures w14:val="none"/>
         </w:rPr>
         <w:t>Código</w:t>
       </w:r>
@@ -5146,7 +5105,7 @@
           <w:spacing w:val="-2"/>
           <w:kern w:val="0"/>
           <w:vertAlign w:val="superscript"/>
-          <ns2:ligatures ns2:val="none"/>
+          <w14:ligatures w14:val="none"/>
         </w:rPr>
         <w:footnoteReference w:id="11"/>
       </w:r>
@@ -5155,12 +5114,12 @@
           <w:rFonts w:ascii="Arial Narrow" w:eastAsia="Calibri" w:hAnsi="Arial Narrow" w:cs="Arial"/>
           <w:spacing w:val="-2"/>
           <w:kern w:val="0"/>
-          <ns2:ligatures ns2:val="none"/>
+          <w14:ligatures w14:val="none"/>
         </w:rPr>
         <w:t>.</w:t>
       </w:r>
     </w:p>
-    <w:p ns2:paraId="1B2AA0D1" ns2:textId="77777777">
+    <w:p>
       <w:pPr>
         <w:spacing w:after="0" w:line="240" w:lineRule="auto"/>
         <w:ind w:left="567"/>
@@ -5170,7 +5129,7 @@
           <w:color w:val="000000"/>
           <w:kern w:val="0"/>
           <w:lang w:eastAsia="es-PE"/>
-          <ns2:ligatures ns2:val="none"/>
+          <w14:ligatures w14:val="none"/>
         </w:rPr>
       </w:pPr>
     </w:p>
@@ -5183,7 +5142,7 @@
           <w:color w:val="000000"/>
           <w:kern w:val="0"/>
           <w:lang w:eastAsia="es-PE"/>
-          <ns2:ligatures ns2:val="none"/>
+          <w14:ligatures w14:val="none"/>
         </w:rPr>
       </w:pPr>
       <w:r>
@@ -5202,10 +5161,50 @@
           <w:sz w:val="20"/>
           <w:szCs w:val="20"/>
         </w:rPr>
-        <w:t xml:space="preserve">correr traslado de la presente resolución a Banco BBVA Perú S.A. para que, de conformidad con lo dispuesto por el artículo 26 de la Ley sobre Facultades, Normas y Organización del Indecopi, aprobada por Decreto Legislativo 807, presente sus descargos sobre la imputación de cargos realizada en un plazo no mayor a cinco (5) días hábiles contado a partir del día siguiente de la notificación de la presente resolución, vencido el cual, el Secretario Técnico declarará en rebeldía al denunciado que no lo hubiera presentado. Debe precisarse que de conformidad con lo establecido por el artículo 223 del Texto Único Ordenado de la Ley 27444, Ley del Procedimiento Administrativo General, las alegaciones y los hechos relevantes de la reclamación, salvo que hayan sido específicamente negadas en la contestación, se tendrán por aceptadas o merituadas como ciertas.</w:t>
-      </w:r>
-    </w:p>
-    <w:p ns2:paraId="450414AF" ns2:textId="77777777">
+        <w:t xml:space="preserve">correr traslado de la presente resolución a Banco BBVA Perú S.A. para que, de conformidad con lo dispuesto por el artículo 26 de la Ley sobre Facultades, Normas y Organización del Indecopi, aprobada por Decreto Legislativo 807</w:t>
+      </w:r>
+      <w:r>
+        <w:rPr>
+          <w:rStyle w:val="Refdenotaalpie"/>
+          <w:rFonts w:ascii="Arial Narrow" w:eastAsia="Times New Roman" w:hAnsi="Arial Narrow" w:cs="Times New Roman"/>
+          <w:color w:val="000000"/>
+          <w:kern w:val="0"/>
+          <w:vertAlign w:val="superscript"/>
+          <w:lang w:val="es-ES" w:eastAsia="es-ES"/>
+          <w14:ligatures w14:val="none"/>
+        </w:rPr>
+        <w:footnoteReference w:id="17"/>
+      </w:r>
+      <w:r>
+        <w:rPr>
+          <w:rFonts w:ascii="Arial Narrow" w:hAnsi="Arial Narrow" w:cs="Arial Narrow"/>
+          <w:sz w:val="20"/>
+          <w:szCs w:val="20"/>
+        </w:rPr>
+        <w:t xml:space="preserve">, presente sus descargos sobre la imputación de cargos realizada en un plazo no mayor a cinco (5) días hábiles contado a partir del día siguiente de la notificación de la presente resolución, vencido el cual, el Secretario Técnico declarará en rebeldía al denunciado que no lo hubiera presentado. Debe precisarse que de conformidad con lo establecido por el artículo 223 del Texto Único Ordenado de la Ley 27444, Ley del Procedimiento Administrativo General</w:t>
+      </w:r>
+      <w:r>
+        <w:rPr>
+          <w:rStyle w:val="Refdenotaalpie"/>
+          <w:rFonts w:ascii="Arial Narrow" w:eastAsia="Times New Roman" w:hAnsi="Arial Narrow" w:cs="Times New Roman"/>
+          <w:color w:val="000000"/>
+          <w:kern w:val="0"/>
+          <w:vertAlign w:val="superscript"/>
+          <w:lang w:val="es-ES" w:eastAsia="es-ES"/>
+          <w14:ligatures w14:val="none"/>
+        </w:rPr>
+        <w:footnoteReference w:id="18"/>
+      </w:r>
+      <w:r>
+        <w:rPr>
+          <w:rFonts w:ascii="Arial Narrow" w:hAnsi="Arial Narrow" w:cs="Arial Narrow"/>
+          <w:sz w:val="20"/>
+          <w:szCs w:val="20"/>
+        </w:rPr>
+        <w:t xml:space="preserve">, las alegaciones y los hechos relevantes de la reclamación, salvo que hayan sido específicamente negadas en la contestación, se tendrán por aceptadas o merituadas como ciertas.</w:t>
+      </w:r>
+    </w:p>
+    <w:p>
       <w:pPr>
         <w:spacing w:after="0" w:line="240" w:lineRule="auto"/>
         <w:jc w:val="both"/>
@@ -5214,11 +5213,11 @@
           <w:color w:val="000000"/>
           <w:kern w:val="0"/>
           <w:lang w:eastAsia="es-PE"/>
-          <ns2:ligatures ns2:val="none"/>
-        </w:rPr>
-      </w:pPr>
-    </w:p>
-    <w:p ns2:paraId="1B28C51A" ns2:textId="0E58B86B">
+          <w14:ligatures w14:val="none"/>
+        </w:rPr>
+      </w:pPr>
+    </w:p>
+    <w:p>
       <w:pPr>
         <w:spacing w:after="0" w:line="240" w:lineRule="auto"/>
         <w:jc w:val="both"/>
@@ -5227,17 +5226,17 @@
           <w:color w:val="000000"/>
           <w:kern w:val="0"/>
           <w:lang w:val="es-ES" w:eastAsia="es-ES"/>
-          <ns2:ligatures ns2:val="none"/>
-        </w:rPr>
-      </w:pPr>
-      <w:r>
-        <w:rPr>
-          <w:rFonts w:ascii="Arial Narrow" w:eastAsia="Arial Narrow" w:hAnsi="Arial Narrow" w:cs="Arial Narrow"/>
-          <w:b/>
-          <w:color w:val="000000"/>
-          <w:kern w:val="0"/>
-          <w:lang w:eastAsia="es-PE"/>
-          <ns2:ligatures ns2:val="none"/>
+          <w14:ligatures w14:val="none"/>
+        </w:rPr>
+      </w:pPr>
+      <w:r>
+        <w:rPr>
+          <w:rFonts w:ascii="Arial Narrow" w:eastAsia="Arial Narrow" w:hAnsi="Arial Narrow" w:cs="Arial Narrow"/>
+          <w:b/>
+          <w:color w:val="000000"/>
+          <w:kern w:val="0"/>
+          <w:lang w:eastAsia="es-PE"/>
+          <w14:ligatures w14:val="none"/>
         </w:rPr>
         <w:t>QUINTO</w:t>
       </w:r>
@@ -5248,7 +5247,7 @@
           <w:color w:val="000000"/>
           <w:kern w:val="0"/>
           <w:lang w:eastAsia="es-PE"/>
-          <ns2:ligatures ns2:val="none"/>
+          <w14:ligatures w14:val="none"/>
         </w:rPr>
         <w:t xml:space="preserve">: </w:t>
       </w:r>
@@ -5259,7 +5258,7 @@
           <w:color w:val="000000"/>
           <w:kern w:val="0"/>
           <w:lang w:eastAsia="es-ES"/>
-          <ns2:ligatures ns2:val="none"/>
+          <w14:ligatures w14:val="none"/>
         </w:rPr>
         <w:t xml:space="preserve">requerir </w:t>
       </w:r>
@@ -5269,7 +5268,7 @@
           <w:color w:val="000000"/>
           <w:kern w:val="0"/>
           <w:lang w:val="es-ES" w:eastAsia="es-ES"/>
-          <ns2:ligatures ns2:val="none"/>
+          <w14:ligatures w14:val="none"/>
         </w:rPr>
         <w:t xml:space="preserve">que, en un </w:t>
       </w:r>
@@ -5279,7 +5278,7 @@
           <w:color w:val="000000"/>
           <w:kern w:val="0"/>
           <w:lang w:eastAsia="es-ES"/>
-          <ns2:ligatures ns2:val="none"/>
+          <w14:ligatures w14:val="none"/>
         </w:rPr>
         <w:t xml:space="preserve">plazo no mayor de cinco (5) días </w:t>
       </w:r>
@@ -5289,7 +5288,7 @@
           <w:color w:val="000000"/>
           <w:kern w:val="0"/>
           <w:lang w:eastAsia="es-ES"/>
-          <ns2:ligatures ns2:val="none"/>
+          <w14:ligatures w14:val="none"/>
         </w:rPr>
         <w:t>hábiles contado a partir del día siguiente de la notificación de la presente resolución</w:t>
       </w:r>
@@ -5300,7 +5299,7 @@
           <w:color w:val="000000"/>
           <w:kern w:val="0"/>
           <w:lang w:eastAsia="es-ES"/>
-          <ns2:ligatures ns2:val="none"/>
+          <w14:ligatures w14:val="none"/>
         </w:rPr>
         <w:t xml:space="preserve">, </w:t>
       </w:r>
@@ -5318,7 +5317,7 @@
           <w:color w:val="000000"/>
           <w:kern w:val="0"/>
           <w:lang w:eastAsia="es-ES"/>
-          <ns2:ligatures ns2:val="none"/>
+          <w14:ligatures w14:val="none"/>
         </w:rPr>
         <w:t>,</w:t>
       </w:r>
@@ -5329,7 +5328,7 @@
           <w:color w:val="000000"/>
           <w:kern w:val="0"/>
           <w:lang w:eastAsia="es-ES"/>
-          <ns2:ligatures ns2:val="none"/>
+          <w14:ligatures w14:val="none"/>
         </w:rPr>
         <w:t xml:space="preserve"> </w:t>
       </w:r>
@@ -5339,7 +5338,7 @@
           <w:color w:val="000000"/>
           <w:kern w:val="0"/>
           <w:lang w:val="es-ES" w:eastAsia="es-ES"/>
-          <ns2:ligatures ns2:val="none"/>
+          <w14:ligatures w14:val="none"/>
         </w:rPr>
         <w:t>cumpla con</w:t>
       </w:r>
@@ -5349,7 +5348,7 @@
           <w:color w:val="000000"/>
           <w:kern w:val="0"/>
           <w:lang w:val="es-ES" w:eastAsia="es-ES"/>
-          <ns2:ligatures ns2:val="none"/>
+          <w14:ligatures w14:val="none"/>
         </w:rPr>
         <w:t xml:space="preserve">; (i) presentar una copia </w:t>
       </w:r>
@@ -5359,7 +5358,7 @@
           <w:color w:val="000000"/>
           <w:kern w:val="0"/>
           <w:lang w:val="es-ES" w:eastAsia="es-ES"/>
-          <ns2:ligatures ns2:val="none"/>
+          <w14:ligatures w14:val="none"/>
         </w:rPr>
         <w:t xml:space="preserve">completa, legible y </w:t>
       </w:r>
@@ -5369,7 +5368,7 @@
           <w:color w:val="000000"/>
           <w:kern w:val="0"/>
           <w:lang w:val="es-ES" w:eastAsia="es-ES"/>
-          <ns2:ligatures ns2:val="none"/>
+          <w14:ligatures w14:val="none"/>
         </w:rPr>
         <w:t xml:space="preserve">debidamente </w:t>
       </w:r>
@@ -5379,7 +5378,7 @@
           <w:color w:val="000000"/>
           <w:kern w:val="0"/>
           <w:lang w:val="es-ES" w:eastAsia="es-ES"/>
-          <ns2:ligatures ns2:val="none"/>
+          <w14:ligatures w14:val="none"/>
         </w:rPr>
         <w:t xml:space="preserve">suscrita del contrato y demás documentos asociados a la </w:t>
       </w:r>
@@ -5409,7 +5408,7 @@
           <w:color w:val="000000"/>
           <w:kern w:val="0"/>
           <w:lang w:val="es-ES" w:eastAsia="es-ES"/>
-          <ns2:ligatures ns2:val="none"/>
+          <w14:ligatures w14:val="none"/>
         </w:rPr>
         <w:t>;</w:t>
       </w:r>
@@ -5419,7 +5418,7 @@
           <w:color w:val="000000"/>
           <w:kern w:val="0"/>
           <w:lang w:val="es-ES" w:eastAsia="es-ES"/>
-          <ns2:ligatures ns2:val="none"/>
+          <w14:ligatures w14:val="none"/>
         </w:rPr>
         <w:t xml:space="preserve"> (</w:t>
       </w:r>
@@ -5430,7 +5429,7 @@
           <w:color w:val="000000"/>
           <w:kern w:val="0"/>
           <w:lang w:val="es-ES" w:eastAsia="es-ES"/>
-          <ns2:ligatures ns2:val="none"/>
+          <w14:ligatures w14:val="none"/>
         </w:rPr>
         <w:t>ii</w:t>
       </w:r>
@@ -5441,7 +5440,7 @@
           <w:color w:val="000000"/>
           <w:kern w:val="0"/>
           <w:lang w:val="es-ES" w:eastAsia="es-ES"/>
-          <ns2:ligatures ns2:val="none"/>
+          <w14:ligatures w14:val="none"/>
         </w:rPr>
         <w:t xml:space="preserve">) </w:t>
       </w:r>
@@ -5451,7 +5450,7 @@
           <w:color w:val="000000"/>
           <w:kern w:val="0"/>
           <w:lang w:val="es-ES" w:eastAsia="es-ES"/>
-          <ns2:ligatures ns2:val="none"/>
+          <w14:ligatures w14:val="none"/>
         </w:rPr>
         <w:t xml:space="preserve">presentar una copia </w:t>
       </w:r>
@@ -5461,7 +5460,7 @@
           <w:color w:val="000000"/>
           <w:kern w:val="0"/>
           <w:lang w:val="es-ES" w:eastAsia="es-ES"/>
-          <ns2:ligatures ns2:val="none"/>
+          <w14:ligatures w14:val="none"/>
         </w:rPr>
         <w:t xml:space="preserve">completa, legible y </w:t>
       </w:r>
@@ -5471,7 +5470,7 @@
           <w:color w:val="000000"/>
           <w:kern w:val="0"/>
           <w:lang w:val="es-ES" w:eastAsia="es-ES"/>
-          <ns2:ligatures ns2:val="none"/>
+          <w14:ligatures w14:val="none"/>
         </w:rPr>
         <w:t xml:space="preserve">debidamente suscrita del seguro de vida vinculado a la </w:t>
       </w:r>
@@ -5501,7 +5500,7 @@
           <w:color w:val="000000"/>
           <w:kern w:val="0"/>
           <w:lang w:val="es-ES" w:eastAsia="es-ES"/>
-          <ns2:ligatures ns2:val="none"/>
+          <w14:ligatures w14:val="none"/>
         </w:rPr>
         <w:t xml:space="preserve"> materia de denuncia, así como el cargo de remisión del mismo; </w:t>
       </w:r>
@@ -5511,7 +5510,7 @@
           <w:color w:val="000000"/>
           <w:kern w:val="0"/>
           <w:lang w:val="es-ES" w:eastAsia="es-ES"/>
-          <ns2:ligatures ns2:val="none"/>
+          <w14:ligatures w14:val="none"/>
         </w:rPr>
         <w:t>y, (</w:t>
       </w:r>
@@ -5522,7 +5521,7 @@
           <w:color w:val="000000"/>
           <w:kern w:val="0"/>
           <w:lang w:val="es-ES" w:eastAsia="es-ES"/>
-          <ns2:ligatures ns2:val="none"/>
+          <w14:ligatures w14:val="none"/>
         </w:rPr>
         <w:t>ii</w:t>
       </w:r>
@@ -5532,7 +5531,7 @@
           <w:color w:val="000000"/>
           <w:kern w:val="0"/>
           <w:lang w:val="es-ES" w:eastAsia="es-ES"/>
-          <ns2:ligatures ns2:val="none"/>
+          <w14:ligatures w14:val="none"/>
         </w:rPr>
         <w:t>i</w:t>
       </w:r>
@@ -5543,12 +5542,12 @@
           <w:color w:val="000000"/>
           <w:kern w:val="0"/>
           <w:lang w:val="es-ES" w:eastAsia="es-ES"/>
-          <ns2:ligatures ns2:val="none"/>
+          <w14:ligatures w14:val="none"/>
         </w:rPr>
         <w:t xml:space="preserve">) presentar todas las comunicaciones cursadas con la parte denunciante en virtud de los hechos materia de denuncia. </w:t>
       </w:r>
     </w:p>
-    <w:p ns2:paraId="6160A081" ns2:textId="77777777">
+    <w:p>
       <w:pPr>
         <w:spacing w:after="0" w:line="240" w:lineRule="auto"/>
         <w:jc w:val="both"/>
@@ -5557,11 +5556,11 @@
           <w:color w:val="000000"/>
           <w:kern w:val="0"/>
           <w:lang w:val="es-ES" w:eastAsia="es-ES"/>
-          <ns2:ligatures ns2:val="none"/>
-        </w:rPr>
-      </w:pPr>
-    </w:p>
-    <w:p ns2:paraId="58D4E496" ns2:textId="025D7723">
+          <w14:ligatures w14:val="none"/>
+        </w:rPr>
+      </w:pPr>
+    </w:p>
+    <w:p>
       <w:pPr>
         <w:spacing w:after="0" w:line="240" w:lineRule="auto"/>
         <w:jc w:val="both"/>
@@ -5570,17 +5569,17 @@
           <w:color w:val="000000"/>
           <w:kern w:val="0"/>
           <w:lang w:val="es-ES" w:eastAsia="es-ES"/>
-          <ns2:ligatures ns2:val="none"/>
-        </w:rPr>
-      </w:pPr>
-      <w:r>
-        <w:rPr>
-          <w:rFonts w:ascii="Arial Narrow" w:eastAsia="Arial Narrow" w:hAnsi="Arial Narrow" w:cs="Arial Narrow"/>
-          <w:b/>
-          <w:color w:val="000000"/>
-          <w:kern w:val="0"/>
-          <w:lang w:eastAsia="es-PE"/>
-          <ns2:ligatures ns2:val="none"/>
+          <w14:ligatures w14:val="none"/>
+        </w:rPr>
+      </w:pPr>
+      <w:r>
+        <w:rPr>
+          <w:rFonts w:ascii="Arial Narrow" w:eastAsia="Arial Narrow" w:hAnsi="Arial Narrow" w:cs="Arial Narrow"/>
+          <w:b/>
+          <w:color w:val="000000"/>
+          <w:kern w:val="0"/>
+          <w:lang w:eastAsia="es-PE"/>
+          <w14:ligatures w14:val="none"/>
         </w:rPr>
         <w:t>SEXTO</w:t>
       </w:r>
@@ -5591,7 +5590,7 @@
           <w:color w:val="000000"/>
           <w:kern w:val="0"/>
           <w:lang w:eastAsia="es-PE"/>
-          <ns2:ligatures ns2:val="none"/>
+          <w14:ligatures w14:val="none"/>
         </w:rPr>
         <w:t xml:space="preserve">: </w:t>
       </w:r>
@@ -5602,7 +5601,7 @@
           <w:color w:val="000000"/>
           <w:kern w:val="0"/>
           <w:lang w:eastAsia="es-PE"/>
-          <ns2:ligatures ns2:val="none"/>
+          <w14:ligatures w14:val="none"/>
         </w:rPr>
         <w:t>informar a las partes que el artículo 110</w:t>
       </w:r>
@@ -5612,7 +5611,7 @@
           <w:color w:val="000000"/>
           <w:kern w:val="0"/>
           <w:lang w:eastAsia="es-PE"/>
-          <ns2:ligatures ns2:val="none"/>
+          <w14:ligatures w14:val="none"/>
         </w:rPr>
         <w:t/>
       </w:r>
@@ -5622,7 +5621,7 @@
           <w:color w:val="000000"/>
           <w:kern w:val="0"/>
           <w:lang w:eastAsia="es-PE"/>
-          <ns2:ligatures ns2:val="none"/>
+          <w14:ligatures w14:val="none"/>
         </w:rPr>
         <w:t xml:space="preserve"> de la Ley 29571, Código de Protección y Defensa del Consumidor</w:t>
       </w:r>
@@ -5634,7 +5633,7 @@
           <w:kern w:val="0"/>
           <w:vertAlign w:val="superscript"/>
           <w:lang w:eastAsia="es-PE"/>
-          <ns2:ligatures ns2:val="none"/>
+          <w14:ligatures w14:val="none"/>
         </w:rPr>
         <w:footnoteReference w:id="12"/>
       </w:r>
@@ -5644,7 +5643,7 @@
           <w:color w:val="000000"/>
           <w:kern w:val="0"/>
           <w:lang w:eastAsia="es-PE"/>
-          <ns2:ligatures ns2:val="none"/>
+          <w14:ligatures w14:val="none"/>
         </w:rPr>
         <w:t>, faculta a la Comisión a calificar las infracciones de la referida norma como leves, graves o muy graves e imponer sanciones que van desde una amonestación hasta una multa por un máximo de 450 Unidades Impositivas Tributarias, sin perjuicio de las medidas correctivas, reparadoras y complementarias, que puedan ordenarse de acuerdo a lo estipulado en los artículos 114</w:t>
       </w:r>
@@ -5654,7 +5653,7 @@
           <w:color w:val="000000"/>
           <w:kern w:val="0"/>
           <w:lang w:eastAsia="es-PE"/>
-          <ns2:ligatures ns2:val="none"/>
+          <w14:ligatures w14:val="none"/>
         </w:rPr>
         <w:t/>
       </w:r>
@@ -5664,7 +5663,7 @@
           <w:color w:val="000000"/>
           <w:kern w:val="0"/>
           <w:lang w:eastAsia="es-PE"/>
-          <ns2:ligatures ns2:val="none"/>
+          <w14:ligatures w14:val="none"/>
         </w:rPr>
         <w:t>, 115</w:t>
       </w:r>
@@ -5674,7 +5673,7 @@
           <w:color w:val="000000"/>
           <w:kern w:val="0"/>
           <w:lang w:eastAsia="es-PE"/>
-          <ns2:ligatures ns2:val="none"/>
+          <w14:ligatures w14:val="none"/>
         </w:rPr>
         <w:t/>
       </w:r>
@@ -5684,7 +5683,7 @@
           <w:color w:val="000000"/>
           <w:kern w:val="0"/>
           <w:lang w:eastAsia="es-PE"/>
-          <ns2:ligatures ns2:val="none"/>
+          <w14:ligatures w14:val="none"/>
         </w:rPr>
         <w:t xml:space="preserve"> y 116</w:t>
       </w:r>
@@ -5694,7 +5693,7 @@
           <w:color w:val="000000"/>
           <w:kern w:val="0"/>
           <w:lang w:eastAsia="es-PE"/>
-          <ns2:ligatures ns2:val="none"/>
+          <w14:ligatures w14:val="none"/>
         </w:rPr>
         <w:t/>
       </w:r>
@@ -5704,7 +5703,7 @@
           <w:color w:val="000000"/>
           <w:kern w:val="0"/>
           <w:lang w:eastAsia="es-PE"/>
-          <ns2:ligatures ns2:val="none"/>
+          <w14:ligatures w14:val="none"/>
         </w:rPr>
         <w:t xml:space="preserve"> de la referida norma</w:t>
       </w:r>
@@ -5716,7 +5715,7 @@
           <w:kern w:val="0"/>
           <w:vertAlign w:val="superscript"/>
           <w:lang w:eastAsia="es-PE"/>
-          <ns2:ligatures ns2:val="none"/>
+          <w14:ligatures w14:val="none"/>
         </w:rPr>
         <w:footnoteReference w:id="13"/>
       </w:r>
@@ -5726,7 +5725,7 @@
           <w:color w:val="000000"/>
           <w:kern w:val="0"/>
           <w:lang w:eastAsia="es-PE"/>
-          <ns2:ligatures ns2:val="none"/>
+          <w14:ligatures w14:val="none"/>
         </w:rPr>
         <w:t xml:space="preserve">. </w:t>
       </w:r>
@@ -5737,7 +5736,7 @@
           <w:color w:val="000000"/>
           <w:kern w:val="0"/>
           <w:lang w:eastAsia="es-PE"/>
-          <ns2:ligatures ns2:val="none"/>
+          <w14:ligatures w14:val="none"/>
         </w:rPr>
         <w:lastRenderedPageBreak/>
         <w:t>Asimismo, se consideran circunstancias atenuantes para la graduación de la sanción, el allanamiento de la denuncia o el reconocimiento de las pretensiones en ella contenidas, de acuerdo con el artículo 112</w:t>
@@ -5748,7 +5747,7 @@
           <w:color w:val="000000"/>
           <w:kern w:val="0"/>
           <w:lang w:eastAsia="es-PE"/>
-          <ns2:ligatures ns2:val="none"/>
+          <w14:ligatures w14:val="none"/>
         </w:rPr>
         <w:t/>
       </w:r>
@@ -5758,7 +5757,7 @@
           <w:color w:val="000000"/>
           <w:kern w:val="0"/>
           <w:lang w:eastAsia="es-PE"/>
-          <ns2:ligatures ns2:val="none"/>
+          <w14:ligatures w14:val="none"/>
         </w:rPr>
         <w:t xml:space="preserve"> del Código</w:t>
       </w:r>
@@ -5770,7 +5769,7 @@
           <w:kern w:val="0"/>
           <w:vertAlign w:val="superscript"/>
           <w:lang w:eastAsia="es-PE"/>
-          <ns2:ligatures ns2:val="none"/>
+          <w14:ligatures w14:val="none"/>
         </w:rPr>
         <w:footnoteReference w:id="14"/>
       </w:r>
@@ -5780,12 +5779,12 @@
           <w:color w:val="000000"/>
           <w:kern w:val="0"/>
           <w:lang w:eastAsia="es-PE"/>
-          <ns2:ligatures ns2:val="none"/>
+          <w14:ligatures w14:val="none"/>
         </w:rPr>
         <w:t>.</w:t>
       </w:r>
     </w:p>
-    <w:p ns2:paraId="7A5236A4" ns2:textId="77777777">
+    <w:p>
       <w:pPr>
         <w:shd w:val="clear" w:color="auto" w:fill="FFFFFF"/>
         <w:spacing w:after="0" w:line="240" w:lineRule="auto"/>
@@ -5796,11 +5795,11 @@
           <w:color w:val="000000"/>
           <w:kern w:val="0"/>
           <w:lang w:eastAsia="es-PE"/>
-          <ns2:ligatures ns2:val="none"/>
-        </w:rPr>
-      </w:pPr>
-    </w:p>
-    <w:p ns2:paraId="3F071DDA" ns2:textId="110B2DCD">
+          <w14:ligatures w14:val="none"/>
+        </w:rPr>
+      </w:pPr>
+    </w:p>
+    <w:p>
       <w:pPr>
         <w:shd w:val="clear" w:color="auto" w:fill="FFFFFF"/>
         <w:spacing w:after="0" w:line="240" w:lineRule="auto"/>
@@ -5810,7 +5809,7 @@
           <w:color w:val="000000"/>
           <w:kern w:val="0"/>
           <w:lang w:eastAsia="es-PE"/>
-          <ns2:ligatures ns2:val="none"/>
+          <w14:ligatures w14:val="none"/>
         </w:rPr>
       </w:pPr>
       <w:r>
@@ -5820,7 +5819,7 @@
           <w:color w:val="000000"/>
           <w:kern w:val="0"/>
           <w:lang w:eastAsia="es-PE"/>
-          <ns2:ligatures ns2:val="none"/>
+          <w14:ligatures w14:val="none"/>
         </w:rPr>
         <w:t>SÉTIMO</w:t>
       </w:r>
@@ -5831,7 +5830,7 @@
           <w:color w:val="000000"/>
           <w:kern w:val="0"/>
           <w:lang w:eastAsia="es-PE"/>
-          <ns2:ligatures ns2:val="none"/>
+          <w14:ligatures w14:val="none"/>
         </w:rPr>
         <w:t>:</w:t>
       </w:r>
@@ -5841,7 +5840,7 @@
           <w:color w:val="000000"/>
           <w:kern w:val="0"/>
           <w:lang w:eastAsia="es-PE"/>
-          <ns2:ligatures ns2:val="none"/>
+          <w14:ligatures w14:val="none"/>
         </w:rPr>
         <w:t xml:space="preserve"> informar a las partes que conforme a lo establecido en el artículo 39</w:t>
       </w:r>
@@ -5851,7 +5850,7 @@
           <w:color w:val="000000"/>
           <w:kern w:val="0"/>
           <w:lang w:eastAsia="es-PE"/>
-          <ns2:ligatures ns2:val="none"/>
+          <w14:ligatures w14:val="none"/>
         </w:rPr>
         <w:t/>
       </w:r>
@@ -5861,12 +5860,12 @@
           <w:color w:val="000000"/>
           <w:kern w:val="0"/>
           <w:lang w:eastAsia="es-PE"/>
-          <ns2:ligatures ns2:val="none"/>
+          <w14:ligatures w14:val="none"/>
         </w:rPr>
         <w:t xml:space="preserve"> de la Ley sobre Facultades, Normas y Organización del Indecopi, aprobada por Decreto Legislativo 807, los gastos por los peritajes realizados, actuación de pruebas, inspecciones y otros derivados de la tramitación del proceso serán de cargo de la parte que solicita la prueba, salvo pacto en contrario. En todos los casos, la resolución final determinará si los gastos deben ser asumidos por alguna de las partes, o reembolsados a la otra parte o al Indecopi, según sea el caso, de manera adicional a la sanción que haya podido imponerse. </w:t>
       </w:r>
     </w:p>
-    <w:p ns2:paraId="0F10F9CF" ns2:textId="77777777">
+    <w:p>
       <w:pPr>
         <w:shd w:val="clear" w:color="auto" w:fill="FFFFFF"/>
         <w:spacing w:after="0" w:line="240" w:lineRule="auto"/>
@@ -5876,11 +5875,11 @@
           <w:color w:val="000000"/>
           <w:kern w:val="0"/>
           <w:lang w:eastAsia="es-PE"/>
-          <ns2:ligatures ns2:val="none"/>
-        </w:rPr>
-      </w:pPr>
-    </w:p>
-    <w:p ns2:paraId="194C23DD" ns2:textId="2F28BBCA">
+          <w14:ligatures w14:val="none"/>
+        </w:rPr>
+      </w:pPr>
+    </w:p>
+    <w:p>
       <w:pPr>
         <w:suppressAutoHyphens/>
         <w:spacing w:after="0" w:line="240" w:lineRule="auto"/>
@@ -5889,7 +5888,7 @@
           <w:rFonts w:ascii="Arial Narrow" w:eastAsia="Calibri" w:hAnsi="Arial Narrow" w:cs="Arial"/>
           <w:kern w:val="0"/>
           <w:u w:val="single"/>
-          <ns2:ligatures ns2:val="none"/>
+          <w14:ligatures w14:val="none"/>
         </w:rPr>
       </w:pPr>
       <w:r>
@@ -5899,7 +5898,7 @@
           <w:color w:val="000000"/>
           <w:kern w:val="0"/>
           <w:lang w:eastAsia="es-PE"/>
-          <ns2:ligatures ns2:val="none"/>
+          <w14:ligatures w14:val="none"/>
         </w:rPr>
         <w:t>OCTAVO</w:t>
       </w:r>
@@ -5908,7 +5907,7 @@
           <w:rFonts w:ascii="Arial Narrow" w:eastAsia="Calibri" w:hAnsi="Arial Narrow" w:cs="Arial"/>
           <w:b/>
           <w:kern w:val="0"/>
-          <ns2:ligatures ns2:val="none"/>
+          <w14:ligatures w14:val="none"/>
         </w:rPr>
         <w:t>:</w:t>
       </w:r>
@@ -5916,7 +5915,7 @@
         <w:rPr>
           <w:rFonts w:ascii="Arial Narrow" w:eastAsia="Calibri" w:hAnsi="Arial Narrow" w:cs="Arial"/>
           <w:kern w:val="0"/>
-          <ns2:ligatures ns2:val="none"/>
+          <w14:ligatures w14:val="none"/>
         </w:rPr>
         <w:t xml:space="preserve"> comunicar a las partes que, </w:t>
       </w:r>
@@ -5925,7 +5924,7 @@
         <w:rPr>
           <w:rFonts w:ascii="Arial Narrow" w:eastAsia="Calibri" w:hAnsi="Arial Narrow" w:cs="Arial"/>
           <w:kern w:val="0"/>
-          <ns2:ligatures ns2:val="none"/>
+          <w14:ligatures w14:val="none"/>
         </w:rPr>
         <w:t>de acuerdo a</w:t>
       </w:r>
@@ -5934,7 +5933,7 @@
         <w:rPr>
           <w:rFonts w:ascii="Arial Narrow" w:eastAsia="Calibri" w:hAnsi="Arial Narrow" w:cs="Arial"/>
           <w:kern w:val="0"/>
-          <ns2:ligatures ns2:val="none"/>
+          <w14:ligatures w14:val="none"/>
         </w:rPr>
         <w:t xml:space="preserve"> lo señalado por el artículo 29</w:t>
       </w:r>
@@ -5944,7 +5943,7 @@
           <w:color w:val="000000"/>
           <w:kern w:val="0"/>
           <w:lang w:eastAsia="es-PE"/>
-          <ns2:ligatures ns2:val="none"/>
+          <w14:ligatures w14:val="none"/>
         </w:rPr>
         <w:t/>
       </w:r>
@@ -5952,7 +5951,7 @@
         <w:rPr>
           <w:rFonts w:ascii="Arial Narrow" w:eastAsia="Calibri" w:hAnsi="Arial Narrow" w:cs="Arial"/>
           <w:kern w:val="0"/>
-          <ns2:ligatures ns2:val="none"/>
+          <w14:ligatures w14:val="none"/>
         </w:rPr>
         <w:t xml:space="preserve"> del Decreto Legislativo </w:t>
       </w:r>
@@ -5961,7 +5960,7 @@
         <w:rPr>
           <w:rFonts w:ascii="Arial Narrow" w:eastAsia="Calibri" w:hAnsi="Arial Narrow" w:cs="Arial"/>
           <w:kern w:val="0"/>
-          <ns2:ligatures ns2:val="none"/>
+          <w14:ligatures w14:val="none"/>
         </w:rPr>
         <w:t/>
       </w:r>
@@ -5970,7 +5969,7 @@
         <w:rPr>
           <w:rFonts w:ascii="Arial Narrow" w:eastAsia="Calibri" w:hAnsi="Arial Narrow" w:cs="Arial"/>
           <w:kern w:val="0"/>
-          <ns2:ligatures ns2:val="none"/>
+          <w14:ligatures w14:val="none"/>
         </w:rPr>
         <w:t xml:space="preserve"> 807</w:t>
       </w:r>
@@ -5980,7 +5979,7 @@
           <w:rFonts w:ascii="Arial Narrow" w:eastAsia="Calibri" w:hAnsi="Arial Narrow" w:cs="Arial"/>
           <w:kern w:val="0"/>
           <w:vertAlign w:val="superscript"/>
-          <ns2:ligatures ns2:val="none"/>
+          <w14:ligatures w14:val="none"/>
         </w:rPr>
         <w:footnoteReference w:id="15"/>
       </w:r>
@@ -5988,7 +5987,7 @@
         <w:rPr>
           <w:rFonts w:ascii="Arial Narrow" w:eastAsia="Calibri" w:hAnsi="Arial Narrow" w:cs="Arial"/>
           <w:kern w:val="0"/>
-          <ns2:ligatures ns2:val="none"/>
+          <w14:ligatures w14:val="none"/>
         </w:rPr>
         <w:t xml:space="preserve">, hasta antes de la emisión de la Resolución Final tienen la posibilidad de solicitar una audiencia de conciliación. En caso deleguen a favor de una tercera persona su actuación en la diligencia programada, esta deberá presentar un poder especial con firma legalizada ante Notario Público, donde conste </w:t>
       </w:r>
@@ -5997,7 +5996,7 @@
           <w:rFonts w:ascii="Arial Narrow" w:eastAsia="Calibri" w:hAnsi="Arial Narrow" w:cs="Arial"/>
           <w:kern w:val="0"/>
           <w:u w:val="single"/>
-          <ns2:ligatures ns2:val="none"/>
+          <w14:ligatures w14:val="none"/>
         </w:rPr>
         <w:t>expresamente su facultad para asistir y conciliar en su representación</w:t>
       </w:r>
@@ -6006,7 +6005,7 @@
           <w:rFonts w:ascii="Arial Narrow" w:eastAsia="Calibri" w:hAnsi="Arial Narrow" w:cs="Arial"/>
           <w:bCs/>
           <w:kern w:val="0"/>
-          <ns2:ligatures ns2:val="none"/>
+          <w14:ligatures w14:val="none"/>
         </w:rPr>
         <w:t>.</w:t>
       </w:r>
@@ -6016,7 +6015,7 @@
           <w:b/>
           <w:bCs/>
           <w:kern w:val="0"/>
-          <ns2:ligatures ns2:val="none"/>
+          <w14:ligatures w14:val="none"/>
         </w:rPr>
         <w:t xml:space="preserve"> </w:t>
       </w:r>
@@ -6025,12 +6024,12 @@
           <w:rFonts w:ascii="Arial Narrow" w:eastAsia="Calibri" w:hAnsi="Arial Narrow" w:cs="Arial"/>
           <w:kern w:val="0"/>
           <w:u w:val="single"/>
-          <ns2:ligatures ns2:val="none"/>
+          <w14:ligatures w14:val="none"/>
         </w:rPr>
         <w:t xml:space="preserve">Ello bajo apercibimiento de no realizar la audiencia de conciliación y levantar el acta de inasistencia correspondiente. </w:t>
       </w:r>
     </w:p>
-    <w:p ns2:paraId="19088877" ns2:textId="77777777">
+    <w:p>
       <w:pPr>
         <w:suppressAutoHyphens/>
         <w:spacing w:after="0" w:line="240" w:lineRule="auto"/>
@@ -6039,11 +6038,11 @@
           <w:rFonts w:ascii="Arial Narrow" w:eastAsia="Calibri" w:hAnsi="Arial Narrow" w:cs="Arial"/>
           <w:kern w:val="0"/>
           <w:u w:val="single"/>
-          <ns2:ligatures ns2:val="none"/>
-        </w:rPr>
-      </w:pPr>
-    </w:p>
-    <w:p ns2:paraId="7767F307" ns2:textId="35BD3DF0">
+          <w14:ligatures w14:val="none"/>
+        </w:rPr>
+      </w:pPr>
+    </w:p>
+    <w:p>
       <w:pPr>
         <w:suppressAutoHyphens/>
         <w:spacing w:after="0" w:line="240" w:lineRule="auto"/>
@@ -6061,7 +6060,7 @@
           <w:color w:val="000000"/>
           <w:kern w:val="0"/>
           <w:lang w:eastAsia="es-PE"/>
-          <ns2:ligatures ns2:val="none"/>
+          <w14:ligatures w14:val="none"/>
         </w:rPr>
         <w:t>NOVENO</w:t>
       </w:r>
@@ -6072,7 +6071,7 @@
           <w:color w:val="000000"/>
           <w:kern w:val="0"/>
           <w:lang w:eastAsia="es-PE"/>
-          <ns2:ligatures ns2:val="none"/>
+          <w14:ligatures w14:val="none"/>
         </w:rPr>
         <w:t>:</w:t>
       </w:r>
@@ -6082,7 +6081,7 @@
           <w:color w:val="000000"/>
           <w:kern w:val="0"/>
           <w:lang w:eastAsia="es-PE"/>
-          <ns2:ligatures ns2:val="none"/>
+          <w14:ligatures w14:val="none"/>
         </w:rPr>
         <w:t xml:space="preserve"> poner en conocimiento de las partes que, antes de la emisión de la Resolución Final, tienen la posibilidad de formular su desistimiento o presentar el acuerdo arribado mediante la </w:t>
       </w:r>
@@ -6092,14 +6091,14 @@
           <w:color w:val="000000"/>
           <w:kern w:val="0"/>
           <w:lang w:eastAsia="es-PE"/>
-          <ns2:ligatures ns2:val="none"/>
+          <w14:ligatures w14:val="none"/>
         </w:rPr>
         <w:t>conciliación, mediación, transacción o cualquier otro que, de forma indubitable, deje constancia que se ha solucionado la controversia materia de denuncia.</w:t>
       </w:r>
       <w:bookmarkStart w:id="18" w:name="h.gjdgxs" w:colFirst="0" w:colLast="0"/>
       <w:bookmarkEnd w:id="18"/>
     </w:p>
-    <w:p ns2:paraId="69E33D6A" ns2:textId="73D75197">
+    <w:p>
       <w:pPr>
         <w:suppressAutoHyphens/>
         <w:spacing w:after="0" w:line="240" w:lineRule="auto"/>
@@ -6109,11 +6108,11 @@
           <w:color w:val="000000"/>
           <w:kern w:val="0"/>
           <w:lang w:eastAsia="es-PE"/>
-          <ns2:ligatures ns2:val="none"/>
-        </w:rPr>
-      </w:pPr>
-    </w:p>
-    <w:p ns2:paraId="2AEC3F50" ns2:textId="49449D88">
+          <w14:ligatures w14:val="none"/>
+        </w:rPr>
+      </w:pPr>
+    </w:p>
+    <w:p>
       <w:pPr>
         <w:suppressAutoHyphens/>
         <w:spacing w:after="0" w:line="240" w:lineRule="auto"/>
@@ -6136,7 +6135,7 @@
           <w:b/>
           <w:spacing w:val="-3"/>
           <w:kern w:val="0"/>
-          <ns2:ligatures ns2:val="none"/>
+          <w14:ligatures w14:val="none"/>
         </w:rPr>
         <w:t/>
       </w:r>
@@ -6146,7 +6145,7 @@
           <w:bCs/>
           <w:spacing w:val="-3"/>
           <w:kern w:val="0"/>
-          <ns2:ligatures ns2:val="none"/>
+          <w14:ligatures w14:val="none"/>
         </w:rPr>
         <w:t xml:space="preserve"/>
       </w:r>
@@ -6156,7 +6155,7 @@
           <w:bCs/>
           <w:spacing w:val="-3"/>
           <w:kern w:val="0"/>
-          <ns2:ligatures ns2:val="none"/>
+          <w14:ligatures w14:val="none"/>
         </w:rPr>
         <w:t/>
       </w:r>
@@ -6166,7 +6165,7 @@
           <w:bCs/>
           <w:spacing w:val="-3"/>
           <w:kern w:val="0"/>
-          <ns2:ligatures ns2:val="none"/>
+          <w14:ligatures w14:val="none"/>
         </w:rPr>
         <w:t xml:space="preserve"/>
       </w:r>
@@ -6177,7 +6176,7 @@
           <w:color w:val="000000"/>
           <w:kern w:val="0"/>
           <w:lang w:eastAsia="es-PE"/>
-          <ns2:ligatures ns2:val="none"/>
+          <w14:ligatures w14:val="none"/>
         </w:rPr>
         <w:t/>
       </w:r>
@@ -6208,7 +6207,7 @@
           <w:color w:val="000000"/>
           <w:kern w:val="0"/>
           <w:lang w:eastAsia="es-PE"/>
-          <ns2:ligatures ns2:val="none"/>
+          <w14:ligatures w14:val="none"/>
         </w:rPr>
         <w:t/>
       </w:r>
@@ -6248,7 +6247,7 @@
           <w:color w:val="000000"/>
           <w:kern w:val="0"/>
           <w:lang w:eastAsia="es-PE"/>
-          <ns2:ligatures ns2:val="none"/>
+          <w14:ligatures w14:val="none"/>
         </w:rPr>
         <w:t/>
       </w:r>
@@ -6274,7 +6273,7 @@
         <w:t/>
       </w:r>
     </w:p>
-    <w:p ns2:paraId="26B1ED4B" ns2:textId="77777777">
+    <w:p>
       <w:pPr>
         <w:suppressAutoHyphens/>
         <w:spacing w:after="0" w:line="240" w:lineRule="auto"/>
@@ -6284,7 +6283,7 @@
         </w:rPr>
       </w:pPr>
     </w:p>
-    <w:p ns2:paraId="12E923CD" ns2:textId="4955059A">
+    <w:p>
       <w:pPr>
         <w:suppressAutoHyphens/>
         <w:spacing w:line="240" w:lineRule="auto"/>
@@ -6294,7 +6293,7 @@
           <w:b/>
           <w:spacing w:val="-3"/>
           <w:kern w:val="0"/>
-          <ns2:ligatures ns2:val="none"/>
+          <w14:ligatures w14:val="none"/>
         </w:rPr>
       </w:pPr>
       <w:r>
@@ -6311,7 +6310,7 @@
           <w:b/>
           <w:spacing w:val="-3"/>
           <w:kern w:val="0"/>
-          <ns2:ligatures ns2:val="none"/>
+          <w14:ligatures w14:val="none"/>
         </w:rPr>
         <w:t>PRIMER</w:t>
       </w:r>
@@ -6321,7 +6320,7 @@
           <w:b/>
           <w:spacing w:val="-3"/>
           <w:kern w:val="0"/>
-          <ns2:ligatures ns2:val="none"/>
+          <w14:ligatures w14:val="none"/>
         </w:rPr>
         <w:t>O</w:t>
       </w:r>
@@ -6401,7 +6400,7 @@
         <w:t>.</w:t>
       </w:r>
     </w:p>
-    <w:p ns2:paraId="00B9B615" ns2:textId="77777777">
+    <w:p>
       <w:pPr>
         <w:suppressAutoHyphens/>
         <w:spacing w:after="0" w:line="240" w:lineRule="auto"/>
@@ -6411,11 +6410,11 @@
           <w:b/>
           <w:spacing w:val="-3"/>
           <w:kern w:val="0"/>
-          <ns2:ligatures ns2:val="none"/>
-        </w:rPr>
-      </w:pPr>
-    </w:p>
-    <w:p ns2:paraId="54B81D1C" ns2:textId="77777777">
+          <w14:ligatures w14:val="none"/>
+        </w:rPr>
+      </w:pPr>
+    </w:p>
+    <w:p>
       <w:pPr>
         <w:suppressAutoHyphens/>
         <w:spacing w:after="0" w:line="240" w:lineRule="auto"/>
@@ -6426,11 +6425,11 @@
           <w:color w:val="000000"/>
           <w:kern w:val="0"/>
           <w:lang w:eastAsia="es-PE"/>
-          <ns2:ligatures ns2:val="none"/>
-        </w:rPr>
-      </w:pPr>
-    </w:p>
-    <w:p ns2:paraId="3591A329" ns2:textId="77777777">
+          <w14:ligatures w14:val="none"/>
+        </w:rPr>
+      </w:pPr>
+    </w:p>
+    <w:p>
       <w:pPr>
         <w:suppressAutoHyphens/>
         <w:spacing w:after="0" w:line="240" w:lineRule="auto"/>
@@ -6441,11 +6440,11 @@
           <w:color w:val="000000"/>
           <w:kern w:val="0"/>
           <w:lang w:eastAsia="es-PE"/>
-          <ns2:ligatures ns2:val="none"/>
-        </w:rPr>
-      </w:pPr>
-    </w:p>
-    <w:p ns2:paraId="47D49F74" ns2:textId="77777777">
+          <w14:ligatures w14:val="none"/>
+        </w:rPr>
+      </w:pPr>
+    </w:p>
+    <w:p>
       <w:pPr>
         <w:suppressAutoHyphens/>
         <w:spacing w:after="0" w:line="240" w:lineRule="auto"/>
@@ -6456,11 +6455,11 @@
           <w:color w:val="000000"/>
           <w:kern w:val="0"/>
           <w:lang w:eastAsia="es-PE"/>
-          <ns2:ligatures ns2:val="none"/>
-        </w:rPr>
-      </w:pPr>
-    </w:p>
-    <w:p ns2:paraId="167FCFD0" ns2:textId="77777777">
+          <w14:ligatures w14:val="none"/>
+        </w:rPr>
+      </w:pPr>
+    </w:p>
+    <w:p>
       <w:pPr>
         <w:suppressAutoHyphens/>
         <w:spacing w:after="0" w:line="240" w:lineRule="auto"/>
@@ -6471,12 +6470,12 @@
           <w:color w:val="000000"/>
           <w:kern w:val="0"/>
           <w:lang w:eastAsia="es-PE"/>
-          <ns2:ligatures ns2:val="none"/>
+          <w14:ligatures w14:val="none"/>
         </w:rPr>
       </w:pPr>
     </w:p>
     <w:bookmarkEnd w:id="0"/>
-    <w:p ns2:paraId="6F8AFAC6" ns2:textId="77777777">
+    <w:p>
       <w:pPr>
         <w:spacing w:after="0" w:line="240" w:lineRule="auto"/>
         <w:jc w:val="both"/>
@@ -6486,11 +6485,11 @@
           <w:color w:val="000000"/>
           <w:kern w:val="0"/>
           <w:lang w:eastAsia="es-PE"/>
-          <ns2:ligatures ns2:val="none"/>
-        </w:rPr>
-      </w:pPr>
-    </w:p>
-    <w:p ns2:paraId="41C37225" ns2:textId="77777777">
+          <w14:ligatures w14:val="none"/>
+        </w:rPr>
+      </w:pPr>
+    </w:p>
+    <w:p>
       <w:pPr>
         <w:spacing w:after="0" w:line="240" w:lineRule="auto"/>
         <w:jc w:val="both"/>
@@ -6500,11 +6499,11 @@
           <w:color w:val="000000"/>
           <w:kern w:val="0"/>
           <w:lang w:eastAsia="es-PE"/>
-          <ns2:ligatures ns2:val="none"/>
-        </w:rPr>
-      </w:pPr>
-    </w:p>
-    <w:p ns2:paraId="44C416C1" ns2:textId="77777777">
+          <w14:ligatures w14:val="none"/>
+        </w:rPr>
+      </w:pPr>
+    </w:p>
+    <w:p>
       <w:pPr>
         <w:shd w:val="clear" w:color="auto" w:fill="FFFFFF"/>
         <w:spacing w:after="0" w:line="240" w:lineRule="auto"/>
@@ -6515,7 +6514,7 @@
           <w:bCs/>
           <w:color w:val="000000"/>
           <w:kern w:val="0"/>
-          <ns2:ligatures ns2:val="none"/>
+          <w14:ligatures w14:val="none"/>
         </w:rPr>
       </w:pPr>
       <w:r>
@@ -6525,12 +6524,12 @@
           <w:bCs/>
           <w:color w:val="000000"/>
           <w:kern w:val="0"/>
-          <ns2:ligatures ns2:val="none"/>
+          <w14:ligatures w14:val="none"/>
         </w:rPr>
         <w:t>EVELING ROA QUISPE</w:t>
       </w:r>
     </w:p>
-    <w:p ns2:paraId="31A9CE85" ns2:textId="77777777">
+    <w:p>
       <w:pPr>
         <w:shd w:val="clear" w:color="auto" w:fill="FFFFFF"/>
         <w:spacing w:after="0" w:line="240" w:lineRule="auto"/>
@@ -6541,7 +6540,7 @@
           <w:bCs/>
           <w:color w:val="000000"/>
           <w:kern w:val="0"/>
-          <ns2:ligatures ns2:val="none"/>
+          <w14:ligatures w14:val="none"/>
         </w:rPr>
       </w:pPr>
       <w:r>
@@ -6551,12 +6550,12 @@
           <w:bCs/>
           <w:color w:val="000000"/>
           <w:kern w:val="0"/>
-          <ns2:ligatures ns2:val="none"/>
+          <w14:ligatures w14:val="none"/>
         </w:rPr>
         <w:t>Secretaria Técnica</w:t>
       </w:r>
     </w:p>
-    <w:p ns2:paraId="5A648714" ns2:textId="77777777">
+    <w:p>
       <w:pPr>
         <w:shd w:val="clear" w:color="auto" w:fill="FFFFFF"/>
         <w:spacing w:after="0" w:line="240" w:lineRule="auto"/>
@@ -6567,7 +6566,7 @@
           <w:bCs/>
           <w:color w:val="000000"/>
           <w:kern w:val="0"/>
-          <ns2:ligatures ns2:val="none"/>
+          <w14:ligatures w14:val="none"/>
         </w:rPr>
       </w:pPr>
       <w:r>
@@ -6577,12 +6576,12 @@
           <w:bCs/>
           <w:color w:val="000000"/>
           <w:kern w:val="0"/>
-          <ns2:ligatures ns2:val="none"/>
+          <w14:ligatures w14:val="none"/>
         </w:rPr>
         <w:t>Comisión de Protección al Consumidor 1</w:t>
       </w:r>
     </w:p>
-    <w:p ns2:paraId="5D9EDE09" ns2:textId="77777777">
+    <w:p>
       <w:pPr>
         <w:spacing w:after="0" w:line="240" w:lineRule="auto"/>
         <w:jc w:val="both"/>
@@ -6592,11 +6591,11 @@
           <w:color w:val="000000"/>
           <w:kern w:val="0"/>
           <w:lang w:eastAsia="es-PE"/>
-          <ns2:ligatures ns2:val="none"/>
-        </w:rPr>
-      </w:pPr>
-    </w:p>
-    <w:p ns2:paraId="68107EE2" ns2:textId="2F74E70F">
+          <w14:ligatures w14:val="none"/>
+        </w:rPr>
+      </w:pPr>
+    </w:p>
+    <w:p>
       <w:pPr>
         <w:spacing w:after="0" w:line="240" w:lineRule="auto"/>
         <w:jc w:val="both"/>
@@ -6614,7 +6613,7 @@
           <w:sz w:val="16"/>
           <w:szCs w:val="16"/>
           <w:lang w:eastAsia="es-PE"/>
-          <ns2:ligatures ns2:val="none"/>
+          <w14:ligatures w14:val="none"/>
         </w:rPr>
         <w:t>LSM/</w:t>
       </w:r>
@@ -6626,14 +6625,14 @@
           <w:sz w:val="16"/>
           <w:szCs w:val="16"/>
           <w:lang w:eastAsia="es-PE"/>
-          <ns2:ligatures ns2:val="none"/>
+          <w14:ligatures w14:val="none"/>
         </w:rPr>
         <w:t>LCG</w:t>
       </w:r>
     </w:p>
     <w:sectPr>
-      <w:headerReference w:type="default" ns3:id="rId8"/>
-      <w:footerReference w:type="default" ns3:id="rId9"/>
+      <w:headerReference w:type="default" r:id="rId8"/>
+      <w:footerReference w:type="default" r:id="rId9"/>
       <w:pgSz w:w="11906" w:h="16838"/>
       <w:pgMar w:top="1417" w:right="1701" w:bottom="1417" w:left="1701" w:header="708" w:footer="708" w:gutter="0"/>
       <w:cols w:space="708"/>
@@ -6644,7 +6643,7 @@
 </file>
 
 <file path=word/endnotes.xml><?xml version="1.0" encoding="utf-8"?>
-<w:endnotes xmlns:wpc="http://schemas.microsoft.com/office/word/2010/wordprocessingCanvas" xmlns:cx="http://schemas.microsoft.com/office/drawing/2014/chartex" xmlns:cx1="http://schemas.microsoft.com/office/drawing/2015/9/8/chartex" xmlns:cx2="http://schemas.microsoft.com/office/drawing/2015/10/21/chartex" xmlns:cx3="http://schemas.microsoft.com/office/drawing/2016/5/9/chartex" xmlns:cx4="http://schemas.microsoft.com/office/drawing/2016/5/10/chartex" xmlns:cx5="http://schemas.microsoft.com/office/drawing/2016/5/11/chartex" xmlns:cx6="http://schemas.microsoft.com/office/drawing/2016/5/12/chartex" xmlns:cx7="http://schemas.microsoft.com/office/drawing/2016/5/13/chartex" xmlns:cx8="http://schemas.microsoft.com/office/drawing/2016/5/14/chartex" xmlns:mc="http://schemas.openxmlformats.org/markup-compatibility/2006" xmlns:aink="http://schemas.microsoft.com/office/drawing/2016/ink" xmlns:am3d="http://schemas.microsoft.com/office/drawing/2017/model3d" xmlns:o="urn:schemas-microsoft-com:office:office" xmlns:oel="http://schemas.microsoft.com/office/2019/extlst" xmlns:r="http://schemas.openxmlformats.org/officeDocument/2006/relationships" xmlns:m="http://schemas.openxmlformats.org/officeDocument/2006/math" xmlns:v="urn:schemas-microsoft-com:vml" xmlns:wp14="http://schemas.microsoft.com/office/word/2010/wordprocessingDrawing" xmlns:wp="http://schemas.openxmlformats.org/drawingml/2006/wordprocessingDrawing" xmlns:w10="urn:schemas-microsoft-com:office:word" xmlns:w="http://schemas.openxmlformats.org/wordprocessingml/2006/main" xmlns:w14="http://schemas.microsoft.com/office/word/2010/wordml" xmlns:w15="http://schemas.microsoft.com/office/word/2012/wordml" xmlns:w16cex="http://schemas.microsoft.com/office/word/2018/wordml/cex" xmlns:w16cid="http://schemas.microsoft.com/office/word/2016/wordml/cid" xmlns:w16="http://schemas.microsoft.com/office/word/2018/wordml" xmlns:w16du="http://schemas.microsoft.com/office/word/2023/wordml/word16du" xmlns:w16sdtdh="http://schemas.microsoft.com/office/word/2020/wordml/sdtdatahash" xmlns:w16sdtfl="http://schemas.microsoft.com/office/word/2024/wordml/sdtformatlock" xmlns:w16se="http://schemas.microsoft.com/office/word/2015/wordml/symex" xmlns:wpg="http://schemas.microsoft.com/office/word/2010/wordprocessingGroup" xmlns:wpi="http://schemas.microsoft.com/office/word/2010/wordprocessingInk" xmlns:wne="http://schemas.microsoft.com/office/word/2006/wordml" xmlns:wps="http://schemas.microsoft.com/office/word/2010/wordprocessingShape" mc:Ignorable="w14 w15 w16se w16cid w16 w16cex w16sdtdh w16sdtfl w16du wp14">
+<w:endnotes xmlns:mc="http://schemas.openxmlformats.org/markup-compatibility/2006" xmlns:r="http://schemas.openxmlformats.org/officeDocument/2006/relationships" xmlns:w="http://schemas.openxmlformats.org/wordprocessingml/2006/main" xmlns:w14="http://schemas.microsoft.com/office/word/2010/wordml" xmlns:w15="http://schemas.microsoft.com/office/word/2012/wordml" xmlns:w16="http://schemas.microsoft.com/office/word/2018/wordml" xmlns:w16cex="http://schemas.microsoft.com/office/word/2018/wordml/cex" xmlns:w16cid="http://schemas.microsoft.com/office/word/2016/wordml/cid" xmlns:w16du="http://schemas.microsoft.com/office/word/2023/wordml/word16du" xmlns:w16sdtdh="http://schemas.microsoft.com/office/word/2020/wordml/sdtdatahash" xmlns:w16se="http://schemas.microsoft.com/office/word/2015/wordml/symex" xmlns:wp14="http://schemas.microsoft.com/office/word/2010/wordprocessingDrawing" mc:Ignorable="w14 w15 w16se w16cid w16 w16cex w16sdtdh w16du wp14">
   <w:endnote w:type="separator" w:id="-1">
     <w:p>
       <w:pPr>
@@ -6669,7 +6668,7 @@
 </file>
 
 <file path=word/footer1.xml><?xml version="1.0" encoding="utf-8"?>
-<w:ftr xmlns:wpc="http://schemas.microsoft.com/office/word/2010/wordprocessingCanvas" xmlns:cx="http://schemas.microsoft.com/office/drawing/2014/chartex" xmlns:cx1="http://schemas.microsoft.com/office/drawing/2015/9/8/chartex" xmlns:cx2="http://schemas.microsoft.com/office/drawing/2015/10/21/chartex" xmlns:cx3="http://schemas.microsoft.com/office/drawing/2016/5/9/chartex" xmlns:cx4="http://schemas.microsoft.com/office/drawing/2016/5/10/chartex" xmlns:cx5="http://schemas.microsoft.com/office/drawing/2016/5/11/chartex" xmlns:cx6="http://schemas.microsoft.com/office/drawing/2016/5/12/chartex" xmlns:cx7="http://schemas.microsoft.com/office/drawing/2016/5/13/chartex" xmlns:cx8="http://schemas.microsoft.com/office/drawing/2016/5/14/chartex" xmlns:mc="http://schemas.openxmlformats.org/markup-compatibility/2006" xmlns:aink="http://schemas.microsoft.com/office/drawing/2016/ink" xmlns:am3d="http://schemas.microsoft.com/office/drawing/2017/model3d" xmlns:o="urn:schemas-microsoft-com:office:office" xmlns:oel="http://schemas.microsoft.com/office/2019/extlst" xmlns:r="http://schemas.openxmlformats.org/officeDocument/2006/relationships" xmlns:m="http://schemas.openxmlformats.org/officeDocument/2006/math" xmlns:v="urn:schemas-microsoft-com:vml" xmlns:wp14="http://schemas.microsoft.com/office/word/2010/wordprocessingDrawing" xmlns:wp="http://schemas.openxmlformats.org/drawingml/2006/wordprocessingDrawing" xmlns:w10="urn:schemas-microsoft-com:office:word" xmlns:w="http://schemas.openxmlformats.org/wordprocessingml/2006/main" xmlns:w14="http://schemas.microsoft.com/office/word/2010/wordml" xmlns:w15="http://schemas.microsoft.com/office/word/2012/wordml" xmlns:w16cex="http://schemas.microsoft.com/office/word/2018/wordml/cex" xmlns:w16cid="http://schemas.microsoft.com/office/word/2016/wordml/cid" xmlns:w16="http://schemas.microsoft.com/office/word/2018/wordml" xmlns:w16du="http://schemas.microsoft.com/office/word/2023/wordml/word16du" xmlns:w16sdtdh="http://schemas.microsoft.com/office/word/2020/wordml/sdtdatahash" xmlns:w16sdtfl="http://schemas.microsoft.com/office/word/2024/wordml/sdtformatlock" xmlns:w16se="http://schemas.microsoft.com/office/word/2015/wordml/symex" xmlns:wpg="http://schemas.microsoft.com/office/word/2010/wordprocessingGroup" xmlns:wpi="http://schemas.microsoft.com/office/word/2010/wordprocessingInk" xmlns:wne="http://schemas.microsoft.com/office/word/2006/wordml" xmlns:wps="http://schemas.microsoft.com/office/word/2010/wordprocessingShape" mc:Ignorable="w14 w15 w16se w16cid w16 w16cex w16sdtdh w16sdtfl w16du wp14">
+<w:ftr xmlns:mc="http://schemas.openxmlformats.org/markup-compatibility/2006" xmlns:r="http://schemas.openxmlformats.org/officeDocument/2006/relationships" xmlns:w="http://schemas.openxmlformats.org/wordprocessingml/2006/main" xmlns:w14="http://schemas.microsoft.com/office/word/2010/wordml" xmlns:w15="http://schemas.microsoft.com/office/word/2012/wordml" xmlns:w16="http://schemas.microsoft.com/office/word/2018/wordml" xmlns:w16cex="http://schemas.microsoft.com/office/word/2018/wordml/cex" xmlns:w16cid="http://schemas.microsoft.com/office/word/2016/wordml/cid" xmlns:w16du="http://schemas.microsoft.com/office/word/2023/wordml/word16du" xmlns:w16sdtdh="http://schemas.microsoft.com/office/word/2020/wordml/sdtdatahash" xmlns:w16se="http://schemas.microsoft.com/office/word/2015/wordml/symex" xmlns:wp14="http://schemas.microsoft.com/office/word/2010/wordprocessingDrawing" mc:Ignorable="w14 w15 w16se w16cid w16 w16cex w16sdtdh w16du wp14">
   <w:p>
     <w:pPr>
       <w:pBdr>
@@ -6748,7 +6747,7 @@
 </file>
 
 <file path=word/footnotes.xml><?xml version="1.0" encoding="utf-8"?>
-<w:footnotes xmlns:wpc="http://schemas.microsoft.com/office/word/2010/wordprocessingCanvas" xmlns:cx="http://schemas.microsoft.com/office/drawing/2014/chartex" xmlns:cx1="http://schemas.microsoft.com/office/drawing/2015/9/8/chartex" xmlns:cx2="http://schemas.microsoft.com/office/drawing/2015/10/21/chartex" xmlns:cx3="http://schemas.microsoft.com/office/drawing/2016/5/9/chartex" xmlns:cx4="http://schemas.microsoft.com/office/drawing/2016/5/10/chartex" xmlns:cx5="http://schemas.microsoft.com/office/drawing/2016/5/11/chartex" xmlns:cx6="http://schemas.microsoft.com/office/drawing/2016/5/12/chartex" xmlns:cx7="http://schemas.microsoft.com/office/drawing/2016/5/13/chartex" xmlns:cx8="http://schemas.microsoft.com/office/drawing/2016/5/14/chartex" xmlns:mc="http://schemas.openxmlformats.org/markup-compatibility/2006" xmlns:aink="http://schemas.microsoft.com/office/drawing/2016/ink" xmlns:am3d="http://schemas.microsoft.com/office/drawing/2017/model3d" xmlns:o="urn:schemas-microsoft-com:office:office" xmlns:oel="http://schemas.microsoft.com/office/2019/extlst" xmlns:r="http://schemas.openxmlformats.org/officeDocument/2006/relationships" xmlns:m="http://schemas.openxmlformats.org/officeDocument/2006/math" xmlns:v="urn:schemas-microsoft-com:vml" xmlns:wp14="http://schemas.microsoft.com/office/word/2010/wordprocessingDrawing" xmlns:wp="http://schemas.openxmlformats.org/drawingml/2006/wordprocessingDrawing" xmlns:w10="urn:schemas-microsoft-com:office:word" xmlns:w="http://schemas.openxmlformats.org/wordprocessingml/2006/main" xmlns:w14="http://schemas.microsoft.com/office/word/2010/wordml" xmlns:w15="http://schemas.microsoft.com/office/word/2012/wordml" xmlns:w16cex="http://schemas.microsoft.com/office/word/2018/wordml/cex" xmlns:w16cid="http://schemas.microsoft.com/office/word/2016/wordml/cid" xmlns:w16="http://schemas.microsoft.com/office/word/2018/wordml" xmlns:w16du="http://schemas.microsoft.com/office/word/2023/wordml/word16du" xmlns:w16sdtdh="http://schemas.microsoft.com/office/word/2020/wordml/sdtdatahash" xmlns:w16sdtfl="http://schemas.microsoft.com/office/word/2024/wordml/sdtformatlock" xmlns:w16se="http://schemas.microsoft.com/office/word/2015/wordml/symex" xmlns:wpg="http://schemas.microsoft.com/office/word/2010/wordprocessingGroup" xmlns:wpi="http://schemas.microsoft.com/office/word/2010/wordprocessingInk" xmlns:wne="http://schemas.microsoft.com/office/word/2006/wordml" xmlns:wps="http://schemas.microsoft.com/office/word/2010/wordprocessingShape" mc:Ignorable="w14 w15 w16se w16cid w16 w16cex w16sdtdh w16sdtfl w16du wp14">
+<w:footnotes xmlns:mc="http://schemas.openxmlformats.org/markup-compatibility/2006" xmlns:r="http://schemas.openxmlformats.org/officeDocument/2006/relationships" xmlns:w="http://schemas.openxmlformats.org/wordprocessingml/2006/main" xmlns:w14="http://schemas.microsoft.com/office/word/2010/wordml" xmlns:w15="http://schemas.microsoft.com/office/word/2012/wordml" xmlns:w16="http://schemas.microsoft.com/office/word/2018/wordml" xmlns:w16cex="http://schemas.microsoft.com/office/word/2018/wordml/cex" xmlns:w16cid="http://schemas.microsoft.com/office/word/2016/wordml/cid" xmlns:w16du="http://schemas.microsoft.com/office/word/2023/wordml/word16du" xmlns:w16sdtdh="http://schemas.microsoft.com/office/word/2020/wordml/sdtdatahash" xmlns:w16se="http://schemas.microsoft.com/office/word/2015/wordml/symex" xmlns:wp14="http://schemas.microsoft.com/office/word/2010/wordprocessingDrawing" mc:Ignorable="w14 w15 w16se w16cid w16 w16cex w16sdtdh w16du wp14">
   <w:footnote w:type="separator" w:id="-1">
     <w:p>
       <w:pPr>
@@ -6815,7 +6814,7 @@
           <w:sz w:val="16"/>
           <w:szCs w:val="16"/>
         </w:rPr>
-        <w:t/>
+        <w:t xml:space="preserve"/>
       </w:r>
       <w:proofErr w:type="spellEnd"/>
       <w:r>
@@ -6824,7 +6823,7 @@
           <w:sz w:val="16"/>
           <w:szCs w:val="16"/>
         </w:rPr>
-        <w:t xml:space="preserve"> </w:t>
+        <w:t xml:space="preserve"/>
       </w:r>
       <w:r>
         <w:rPr>
@@ -6832,7 +6831,7 @@
           <w:sz w:val="16"/>
           <w:szCs w:val="16"/>
         </w:rPr>
-        <w:t>0019</w:t>
+        <w:t xml:space="preserve">0019</w:t>
       </w:r>
       <w:r>
         <w:rPr>
@@ -6840,7 +6839,7 @@
           <w:sz w:val="16"/>
           <w:szCs w:val="16"/>
         </w:rPr>
-        <w:t>95</w:t>
+        <w:t xml:space="preserve">95</w:t>
       </w:r>
       <w:r>
         <w:rPr>
@@ -6848,7 +6847,7 @@
           <w:sz w:val="16"/>
           <w:szCs w:val="16"/>
         </w:rPr>
-        <w:t>-2025-PS2/INDECOPI</w:t>
+        <w:t xml:space="preserve">-2025-PS2/INDECOPI</w:t>
       </w:r>
       <w:r>
         <w:rPr>
@@ -6920,7 +6919,7 @@
           <w:sz w:val="16"/>
           <w:szCs w:val="16"/>
         </w:rPr>
-        <w:t>.</w:t>
+        <w:t xml:space="preserve">.</w:t>
       </w:r>
     </w:p>
     <w:p>
@@ -9193,6 +9192,161 @@
           <w:szCs w:val="16"/>
         </w:rPr>
       </w:pPr>
+    </w:p>
+  </w:footnote>
+  <w:footnote w:id="17">
+    <w:p>
+      <w:pPr>
+        <w:pStyle w:val="Textonotapie"/>
+        <w:ind w:left="567" w:hanging="567"/>
+        <w:jc w:val="both"/>
+      </w:pPr>
+      <w:r>
+        <w:rPr>
+          <w:rStyle w:val="Refdenotaalpie"/>
+          <w:rFonts w:ascii="Arial Narrow" w:hAnsi="Arial Narrow" w:cs="Arial"/>
+          <w:sz w:val="16"/>
+          <w:szCs w:val="16"/>
+          <w:vertAlign w:val="superscript"/>
+        </w:rPr>
+        <w:footnoteRef/>
+      </w:r>
+      <w:r>
+        <w:rPr>
+          <w:rFonts w:ascii="Arial Narrow" w:hAnsi="Arial Narrow" w:cs="Arial"/>
+          <w:sz w:val="16"/>
+          <w:szCs w:val="16"/>
+        </w:rPr>
+        <w:tab/>
+      </w:r>
+      <w:r>
+        <w:rPr>
+          <w:rFonts w:ascii="Arial Narrow" w:hAnsi="Arial Narrow" w:cs="Arial"/>
+          <w:b/>
+          <w:bCs/>
+          <w:sz w:val="16"/>
+          <w:szCs w:val="16"/>
+        </w:rPr>
+        <w:t xml:space="preserve">DECRETO LEGISLATIVO 807, LEY SOBRE FACULTADES, NORMAS Y ORGANIZACIÓN DEL INDECOPI, publicado el 18 de abril de 1996</w:t>
+      </w:r>
+    </w:p>
+    <w:p>
+      <w:pPr>
+        <w:pStyle w:val="Textonotapie"/>
+        <w:ind w:left="567" w:hanging="567"/>
+        <w:jc w:val="both"/>
+      </w:pPr>
+      <w:r>
+        <w:rPr>
+          <w:rFonts w:ascii="Arial Narrow" w:hAnsi="Arial Narrow" w:cs="Arial"/>
+          <w:sz w:val="16"/>
+          <w:szCs w:val="16"/>
+        </w:rPr>
+        <w:tab/>
+      </w:r>
+      <w:r>
+        <w:rPr>
+          <w:rFonts w:ascii="Arial Narrow" w:hAnsi="Arial Narrow" w:cs="Arial"/>
+          <w:b/>
+          <w:bCs/>
+          <w:sz w:val="16"/>
+          <w:szCs w:val="16"/>
+        </w:rPr>
+        <w:t xml:space="preserve">Artículo 26.-</w:t>
+      </w:r>
+      <w:r>
+        <w:rPr>
+          <w:rFonts w:ascii="Arial Narrow" w:hAnsi="Arial Narrow" w:cs="Arial"/>
+          <w:sz w:val="16"/>
+          <w:szCs w:val="16"/>
+        </w:rPr>
+        <w:t xml:space="preserve"> Una vez admitida a trámite la denuncia, se correrá traslado de la misma al denunciado, a fin de que éste presente su descargo. El plazo para la presentación del descargo será de cinco (5) días contados desde la notificación, vencido el cual, el Secretario Técnico declarará en rebeldía al denunciado que no lo hubiera presentado.</w:t>
+      </w:r>
+    </w:p>
+  </w:footnote>
+  <w:footnote w:id="18">
+    <w:p>
+      <w:pPr>
+        <w:pStyle w:val="Textonotapie"/>
+        <w:ind w:left="567" w:hanging="567"/>
+        <w:jc w:val="both"/>
+      </w:pPr>
+      <w:r>
+        <w:rPr>
+          <w:rStyle w:val="Refdenotaalpie"/>
+          <w:rFonts w:ascii="Arial Narrow" w:hAnsi="Arial Narrow" w:cs="Arial"/>
+          <w:sz w:val="16"/>
+          <w:szCs w:val="16"/>
+          <w:vertAlign w:val="superscript"/>
+        </w:rPr>
+        <w:footnoteRef/>
+      </w:r>
+      <w:r>
+        <w:rPr>
+          <w:rFonts w:ascii="Arial Narrow" w:hAnsi="Arial Narrow" w:cs="Arial"/>
+          <w:sz w:val="16"/>
+          <w:szCs w:val="16"/>
+        </w:rPr>
+        <w:tab/>
+      </w:r>
+      <w:r>
+        <w:rPr>
+          <w:rFonts w:ascii="Arial Narrow" w:hAnsi="Arial Narrow" w:cs="Arial"/>
+          <w:b/>
+          <w:bCs/>
+          <w:sz w:val="16"/>
+          <w:szCs w:val="16"/>
+        </w:rPr>
+        <w:t xml:space="preserve">DECRETO SUPREMO 006-2026-JUS, TEXTO ÚNICO ORDENADO DE LA LEY 27444, LEY DEL PROCEDIMIENTO ADMINISTRATIVO GENERAL, publicado el 30 de abril de 2026</w:t>
+      </w:r>
+    </w:p>
+    <w:p>
+      <w:pPr>
+        <w:pStyle w:val="Textonotapie"/>
+        <w:ind w:left="567" w:hanging="567"/>
+        <w:jc w:val="both"/>
+      </w:pPr>
+      <w:r>
+        <w:rPr>
+          <w:rFonts w:ascii="Arial Narrow" w:hAnsi="Arial Narrow" w:cs="Arial"/>
+          <w:sz w:val="16"/>
+          <w:szCs w:val="16"/>
+        </w:rPr>
+        <w:tab/>
+      </w:r>
+      <w:r>
+        <w:rPr>
+          <w:rFonts w:ascii="Arial Narrow" w:hAnsi="Arial Narrow" w:cs="Arial"/>
+          <w:b/>
+          <w:bCs/>
+          <w:sz w:val="16"/>
+          <w:szCs w:val="16"/>
+        </w:rPr>
+        <w:t xml:space="preserve">Artículo 223.- Contestación de la reclamación</w:t>
+      </w:r>
+    </w:p>
+    <w:p>
+      <w:pPr>
+        <w:pStyle w:val="Textonotapie"/>
+        <w:ind w:left="567" w:hanging="567"/>
+        <w:jc w:val="both"/>
+      </w:pPr>
+      <w:r>
+        <w:rPr>
+          <w:rFonts w:ascii="Arial Narrow" w:hAnsi="Arial Narrow" w:cs="Arial"/>
+          <w:sz w:val="16"/>
+          <w:szCs w:val="16"/>
+        </w:rPr>
+        <w:tab/>
+      </w:r>
+      <w:r>
+        <w:rPr>
+          <w:rFonts w:ascii="Arial Narrow" w:hAnsi="Arial Narrow" w:cs="Arial"/>
+          <w:sz w:val="16"/>
+          <w:szCs w:val="16"/>
+        </w:rPr>
+        <w:t xml:space="preserve">223.1 El reclamado deberá presentar la contestación de la reclamación dentro de los quince (15) días posteriores a la notificación de ésta; vencido este plazo, la Administración declarará en rebeldía al reclamado que no la hubiera presentado. La contestación deberá contener los requisitos de los escritos previstos en el artículo 113 de la presente Ley, así como la absolución de todos los asuntos controvertidos de hecho y de derecho, Las alegaciones y los hechos relevantes de la reclamación, salvo que hayan sido específicamente negadas en la contestación, se tendrán por aceptadas o merituadas como ciertas.</w:t>
+      </w:r>
     </w:p>
   </w:footnote>
   <w:footnote w:id="12">
@@ -10825,7 +10979,7 @@
 </file>
 
 <file path=word/header1.xml><?xml version="1.0" encoding="utf-8"?>
-<w:hdr xmlns:wpc="http://schemas.microsoft.com/office/word/2010/wordprocessingCanvas" xmlns:cx="http://schemas.microsoft.com/office/drawing/2014/chartex" xmlns:cx1="http://schemas.microsoft.com/office/drawing/2015/9/8/chartex" xmlns:cx2="http://schemas.microsoft.com/office/drawing/2015/10/21/chartex" xmlns:cx3="http://schemas.microsoft.com/office/drawing/2016/5/9/chartex" xmlns:cx4="http://schemas.microsoft.com/office/drawing/2016/5/10/chartex" xmlns:cx5="http://schemas.microsoft.com/office/drawing/2016/5/11/chartex" xmlns:cx6="http://schemas.microsoft.com/office/drawing/2016/5/12/chartex" xmlns:cx7="http://schemas.microsoft.com/office/drawing/2016/5/13/chartex" xmlns:cx8="http://schemas.microsoft.com/office/drawing/2016/5/14/chartex" xmlns:mc="http://schemas.openxmlformats.org/markup-compatibility/2006" xmlns:aink="http://schemas.microsoft.com/office/drawing/2016/ink" xmlns:am3d="http://schemas.microsoft.com/office/drawing/2017/model3d" xmlns:o="urn:schemas-microsoft-com:office:office" xmlns:oel="http://schemas.microsoft.com/office/2019/extlst" xmlns:r="http://schemas.openxmlformats.org/officeDocument/2006/relationships" xmlns:m="http://schemas.openxmlformats.org/officeDocument/2006/math" xmlns:v="urn:schemas-microsoft-com:vml" xmlns:wp14="http://schemas.microsoft.com/office/word/2010/wordprocessingDrawing" xmlns:wp="http://schemas.openxmlformats.org/drawingml/2006/wordprocessingDrawing" xmlns:w10="urn:schemas-microsoft-com:office:word" xmlns:w="http://schemas.openxmlformats.org/wordprocessingml/2006/main" xmlns:w14="http://schemas.microsoft.com/office/word/2010/wordml" xmlns:w15="http://schemas.microsoft.com/office/word/2012/wordml" xmlns:w16cex="http://schemas.microsoft.com/office/word/2018/wordml/cex" xmlns:w16cid="http://schemas.microsoft.com/office/word/2016/wordml/cid" xmlns:w16="http://schemas.microsoft.com/office/word/2018/wordml" xmlns:w16du="http://schemas.microsoft.com/office/word/2023/wordml/word16du" xmlns:w16sdtdh="http://schemas.microsoft.com/office/word/2020/wordml/sdtdatahash" xmlns:w16sdtfl="http://schemas.microsoft.com/office/word/2024/wordml/sdtformatlock" xmlns:w16se="http://schemas.microsoft.com/office/word/2015/wordml/symex" xmlns:wpg="http://schemas.microsoft.com/office/word/2010/wordprocessingGroup" xmlns:wpi="http://schemas.microsoft.com/office/word/2010/wordprocessingInk" xmlns:wne="http://schemas.microsoft.com/office/word/2006/wordml" xmlns:wps="http://schemas.microsoft.com/office/word/2010/wordprocessingShape" mc:Ignorable="w14 w15 w16se w16cid w16 w16cex w16sdtdh w16sdtfl w16du wp14">
+<w:hdr xmlns:a="http://schemas.openxmlformats.org/drawingml/2006/main" xmlns:a14="http://schemas.microsoft.com/office/drawing/2010/main" xmlns:mc="http://schemas.openxmlformats.org/markup-compatibility/2006" xmlns:pic="http://schemas.openxmlformats.org/drawingml/2006/picture" xmlns:r="http://schemas.openxmlformats.org/officeDocument/2006/relationships" xmlns:w="http://schemas.openxmlformats.org/wordprocessingml/2006/main" xmlns:w14="http://schemas.microsoft.com/office/word/2010/wordml" xmlns:w15="http://schemas.microsoft.com/office/word/2012/wordml" xmlns:w16="http://schemas.microsoft.com/office/word/2018/wordml" xmlns:w16cex="http://schemas.microsoft.com/office/word/2018/wordml/cex" xmlns:w16cid="http://schemas.microsoft.com/office/word/2016/wordml/cid" xmlns:w16du="http://schemas.microsoft.com/office/word/2023/wordml/word16du" xmlns:w16sdtdh="http://schemas.microsoft.com/office/word/2020/wordml/sdtdatahash" xmlns:w16se="http://schemas.microsoft.com/office/word/2015/wordml/symex" xmlns:wp="http://schemas.openxmlformats.org/drawingml/2006/wordprocessingDrawing" xmlns:wp14="http://schemas.microsoft.com/office/word/2010/wordprocessingDrawing" mc:Ignorable="w14 w15 w16se w16cid w16 w16cex w16sdtdh w16du wp14">
   <w:tbl>
     <w:tblPr>
       <w:tblW w:w="8645" w:type="dxa"/>

--- a/plantillas_maestras/02_seguro_vida/cobro_indebido_primas/1_ddo_banco_o_financiera/mujer/TPL_2873_2025_SEGURO_VIDA_COBRO_INDEBIDO_PRIMAS_BANCO_MUJER_R2.docx
+++ b/plantillas_maestras/02_seguro_vida/cobro_indebido_primas/1_ddo_banco_o_financiera/mujer/TPL_2873_2025_SEGURO_VIDA_COBRO_INDEBIDO_PRIMAS_BANCO_MUJER_R2.docx
@@ -663,67 +663,7 @@
           <w:lang w:val="es-ES" w:eastAsia="es-ES"/>
           <w14:ligatures w14:val="none"/>
         </w:rPr>
-        <w:t xml:space="preserve">Mediante la denuncia del 30 de setiembre de 2025, subsanada mediante escrito del 08 de octubre de 2025, la señora [APELLIDO] denunció al BBVA por presuntas infracciones a la Ley 29571, Código de Protección y Defensa del Consumidor (en adelante, Código), señalando lo siguiente:</w:t>
-      </w:r>
-      <w:r>
-        <w:rPr>
-          <w:rFonts w:ascii="Arial Narrow" w:eastAsia="Arial Narrow" w:hAnsi="Arial Narrow" w:cs="Arial Narrow"/>
-          <w:color w:val="000000"/>
-          <w:kern w:val="0"/>
-          <w:sz w:val="22"/>
-          <w:szCs w:val="22"/>
-          <w:lang w:val="es-ES" w:eastAsia="es-ES"/>
-          <w14:ligatures w14:val="none"/>
-        </w:rPr>
-        <w:t/>
-      </w:r>
-      <w:r>
-        <w:rPr>
-          <w:rFonts w:ascii="Arial Narrow" w:eastAsia="Arial Narrow" w:hAnsi="Arial Narrow" w:cs="Arial Narrow"/>
-          <w:color w:val="000000"/>
-          <w:kern w:val="0"/>
-          <w:sz w:val="22"/>
-          <w:szCs w:val="22"/>
-          <w:lang w:val="es-ES" w:eastAsia="es-ES"/>
-          <w14:ligatures w14:val="none"/>
-        </w:rPr>
-        <w:t xml:space="preserve"/>
-      </w:r>
-      <w:r>
-        <w:rPr>
-          <w:rFonts w:ascii="Arial Narrow" w:eastAsia="Arial Narrow" w:hAnsi="Arial Narrow" w:cs="Arial Narrow"/>
-          <w:color w:val="000000"/>
-          <w:kern w:val="0"/>
-          <w:sz w:val="22"/>
-          <w:szCs w:val="22"/>
-          <w:lang w:val="es-ES" w:eastAsia="es-ES"/>
-          <w14:ligatures w14:val="none"/>
-        </w:rPr>
-        <w:t/>
-      </w:r>
-      <w:r>
-        <w:rPr>
-          <w:rFonts w:ascii="Arial Narrow" w:eastAsia="Arial Narrow" w:hAnsi="Arial Narrow" w:cs="Arial Narrow"/>
-          <w:color w:val="000000"/>
-          <w:kern w:val="0"/>
-          <w:sz w:val="22"/>
-          <w:szCs w:val="22"/>
-          <w:lang w:val="es-ES" w:eastAsia="es-ES"/>
-          <w14:ligatures w14:val="none"/>
-        </w:rPr>
-        <w:t xml:space="preserve"/>
-      </w:r>
-      <w:r>
-        <w:rPr>
-          <w:rFonts w:ascii="Arial Narrow" w:eastAsia="Arial Narrow" w:hAnsi="Arial Narrow" w:cs="Arial Narrow"/>
-          <w:color w:val="000000"/>
-          <w:kern w:val="0"/>
-          <w:sz w:val="22"/>
-          <w:szCs w:val="22"/>
-          <w:lang w:val="es-ES" w:eastAsia="es-ES"/>
-          <w14:ligatures w14:val="none"/>
-        </w:rPr>
-        <w:t/>
+        <w:t xml:space="preserve">Mediante la denuncia del 30 de setiembre de 2025, subsanada mediante escrito del 08 de octubre de 2025, la señora [APELLIDO] denunció al BBVA por presuntas infracciones a la Ley 29571, Código de Protección y Defensa del Consumidor</w:t>
       </w:r>
       <w:r>
         <w:rPr>
@@ -749,6 +689,18 @@
           <w:lang w:val="es-ES" w:eastAsia="es-ES"/>
           <w14:ligatures w14:val="none"/>
         </w:rPr>
+        <w:t xml:space="preserve"> (en adelante, Código), señalando lo siguiente:</w:t>
+      </w:r>
+      <w:r>
+        <w:rPr>
+          <w:rFonts w:ascii="Arial Narrow" w:eastAsia="Arial Narrow" w:hAnsi="Arial Narrow" w:cs="Arial Narrow"/>
+          <w:color w:val="000000"/>
+          <w:kern w:val="0"/>
+          <w:sz w:val="22"/>
+          <w:szCs w:val="22"/>
+          <w:lang w:val="es-ES" w:eastAsia="es-ES"/>
+          <w14:ligatures w14:val="none"/>
+        </w:rPr>
         <w:t/>
       </w:r>
       <w:r>
@@ -766,106 +718,26 @@
       <w:r>
         <w:rPr>
           <w:rFonts w:ascii="Arial Narrow" w:eastAsia="Arial Narrow" w:hAnsi="Arial Narrow" w:cs="Arial Narrow"/>
-          <w:kern w:val="0"/>
-          <w14:ligatures w14:val="none"/>
-          <w:sz w:val="22"/>
-          <w:szCs w:val="22"/>
+          <w:color w:val="000000"/>
+          <w:kern w:val="0"/>
+          <w:sz w:val="22"/>
+          <w:szCs w:val="22"/>
+          <w:lang w:val="es-ES" w:eastAsia="es-ES"/>
+          <w14:ligatures w14:val="none"/>
+        </w:rPr>
+        <w:t/>
+      </w:r>
+      <w:r>
+        <w:rPr>
+          <w:rFonts w:ascii="Arial Narrow" w:eastAsia="Arial Narrow" w:hAnsi="Arial Narrow" w:cs="Arial Narrow"/>
+          <w:color w:val="000000"/>
+          <w:kern w:val="0"/>
+          <w:sz w:val="22"/>
+          <w:szCs w:val="22"/>
+          <w:lang w:val="es-ES" w:eastAsia="es-ES"/>
+          <w14:ligatures w14:val="none"/>
         </w:rPr>
         <w:t xml:space="preserve"/>
-      </w:r>
-      <w:r>
-        <w:rPr>
-          <w:rFonts w:ascii="Arial Narrow" w:eastAsia="Arial Narrow" w:hAnsi="Arial Narrow" w:cs="Arial Narrow"/>
-          <w:kern w:val="0"/>
-          <w14:ligatures w14:val="none"/>
-          <w:sz w:val="22"/>
-          <w:szCs w:val="22"/>
-        </w:rPr>
-        <w:t/>
-      </w:r>
-      <w:r>
-        <w:rPr>
-          <w:rFonts w:ascii="Arial Narrow" w:eastAsia="Arial Narrow" w:hAnsi="Arial Narrow" w:cs="Arial Narrow"/>
-          <w:color w:val="000000"/>
-          <w:kern w:val="0"/>
-          <w:sz w:val="22"/>
-          <w:szCs w:val="22"/>
-          <w:lang w:val="es-ES" w:eastAsia="es-ES"/>
-          <w14:ligatures w14:val="none"/>
-        </w:rPr>
-        <w:t/>
-      </w:r>
-      <w:r>
-        <w:rPr>
-          <w:rFonts w:ascii="Arial Narrow" w:eastAsia="Arial Narrow" w:hAnsi="Arial Narrow" w:cs="Arial Narrow"/>
-          <w:color w:val="000000"/>
-          <w:kern w:val="0"/>
-          <w:sz w:val="22"/>
-          <w:szCs w:val="22"/>
-          <w:lang w:val="es-ES" w:eastAsia="es-ES"/>
-          <w14:ligatures w14:val="none"/>
-        </w:rPr>
-        <w:t/>
-      </w:r>
-      <w:r>
-        <w:rPr>
-          <w:rFonts w:ascii="Arial Narrow" w:eastAsia="Arial Narrow" w:hAnsi="Arial Narrow" w:cs="Arial Narrow"/>
-          <w:color w:val="000000"/>
-          <w:kern w:val="0"/>
-          <w:sz w:val="22"/>
-          <w:szCs w:val="22"/>
-          <w:lang w:val="es-ES" w:eastAsia="es-ES"/>
-          <w14:ligatures w14:val="none"/>
-        </w:rPr>
-        <w:t xml:space="preserve"/>
-      </w:r>
-      <w:r>
-        <w:rPr>
-          <w:rFonts w:ascii="Arial Narrow" w:eastAsia="Arial Narrow" w:hAnsi="Arial Narrow" w:cs="Arial Narrow"/>
-          <w:color w:val="000000"/>
-          <w:kern w:val="0"/>
-          <w:sz w:val="22"/>
-          <w:szCs w:val="22"/>
-          <w:lang w:val="es-ES" w:eastAsia="es-ES"/>
-          <w14:ligatures w14:val="none"/>
-        </w:rPr>
-        <w:t/>
-      </w:r>
-      <w:r>
-        <w:rPr>
-          <w:rFonts w:ascii="Arial Narrow" w:eastAsia="Arial Narrow" w:hAnsi="Arial Narrow" w:cs="Arial Narrow"/>
-          <w:color w:val="000000"/>
-          <w:kern w:val="0"/>
-          <w:sz w:val="22"/>
-          <w:szCs w:val="22"/>
-          <w:lang w:val="es-ES" w:eastAsia="es-ES"/>
-          <w14:ligatures w14:val="none"/>
-        </w:rPr>
-        <w:t/>
-      </w:r>
-      <w:r>
-        <w:rPr>
-          <w:rFonts w:ascii="Arial Narrow" w:eastAsia="Arial Narrow" w:hAnsi="Arial Narrow" w:cs="Arial Narrow"/>
-          <w:color w:val="000000"/>
-          <w:kern w:val="0"/>
-          <w:sz w:val="22"/>
-          <w:szCs w:val="22"/>
-          <w:lang w:val="es-ES" w:eastAsia="es-ES"/>
-          <w14:ligatures w14:val="none"/>
-        </w:rPr>
-        <w:t xml:space="preserve"/>
-      </w:r>
-      <w:r>
-        <w:rPr>
-          <w:rFonts w:ascii="Arial Narrow" w:eastAsia="Arial Narrow" w:hAnsi="Arial Narrow" w:cs="Arial Narrow"/>
-          <w:color w:val="000000"/>
-          <w:kern w:val="0"/>
-          <w:sz w:val="22"/>
-          <w:szCs w:val="22"/>
-          <w:lang w:val="es-ES" w:eastAsia="es-ES"/>
-          <w14:ligatures w14:val="none"/>
-        </w:rPr>
-        <w:t/>
       </w:r>
       <w:r>
         <w:rPr>
@@ -892,6 +764,146 @@
           <w14:ligatures w14:val="none"/>
         </w:rPr>
         <w:footnoteReference w:id="2"/>
+      </w:r>
+      <w:r>
+        <w:rPr>
+          <w:rFonts w:ascii="Arial Narrow" w:eastAsia="Arial Narrow" w:hAnsi="Arial Narrow" w:cs="Arial Narrow"/>
+          <w:color w:val="000000"/>
+          <w:kern w:val="0"/>
+          <w:sz w:val="22"/>
+          <w:szCs w:val="22"/>
+          <w:lang w:val="es-ES" w:eastAsia="es-ES"/>
+          <w14:ligatures w14:val="none"/>
+        </w:rPr>
+        <w:t/>
+      </w:r>
+      <w:r>
+        <w:rPr>
+          <w:rFonts w:ascii="Arial Narrow" w:eastAsia="Arial Narrow" w:hAnsi="Arial Narrow" w:cs="Arial Narrow"/>
+          <w:color w:val="000000"/>
+          <w:kern w:val="0"/>
+          <w:sz w:val="22"/>
+          <w:szCs w:val="22"/>
+          <w:lang w:val="es-ES" w:eastAsia="es-ES"/>
+          <w14:ligatures w14:val="none"/>
+        </w:rPr>
+        <w:t xml:space="preserve"/>
+      </w:r>
+      <w:r>
+        <w:rPr>
+          <w:rFonts w:ascii="Arial Narrow" w:eastAsia="Arial Narrow" w:hAnsi="Arial Narrow" w:cs="Arial Narrow"/>
+          <w:kern w:val="0"/>
+          <w14:ligatures w14:val="none"/>
+          <w:sz w:val="22"/>
+          <w:szCs w:val="22"/>
+        </w:rPr>
+        <w:t xml:space="preserve"/>
+      </w:r>
+      <w:r>
+        <w:rPr>
+          <w:rFonts w:ascii="Arial Narrow" w:eastAsia="Arial Narrow" w:hAnsi="Arial Narrow" w:cs="Arial Narrow"/>
+          <w:kern w:val="0"/>
+          <w14:ligatures w14:val="none"/>
+          <w:sz w:val="22"/>
+          <w:szCs w:val="22"/>
+        </w:rPr>
+        <w:t/>
+      </w:r>
+      <w:r>
+        <w:rPr>
+          <w:rFonts w:ascii="Arial Narrow" w:eastAsia="Arial Narrow" w:hAnsi="Arial Narrow" w:cs="Arial Narrow"/>
+          <w:color w:val="000000"/>
+          <w:kern w:val="0"/>
+          <w:sz w:val="22"/>
+          <w:szCs w:val="22"/>
+          <w:lang w:val="es-ES" w:eastAsia="es-ES"/>
+          <w14:ligatures w14:val="none"/>
+        </w:rPr>
+        <w:t/>
+      </w:r>
+      <w:r>
+        <w:rPr>
+          <w:rFonts w:ascii="Arial Narrow" w:eastAsia="Arial Narrow" w:hAnsi="Arial Narrow" w:cs="Arial Narrow"/>
+          <w:color w:val="000000"/>
+          <w:kern w:val="0"/>
+          <w:sz w:val="22"/>
+          <w:szCs w:val="22"/>
+          <w:lang w:val="es-ES" w:eastAsia="es-ES"/>
+          <w14:ligatures w14:val="none"/>
+        </w:rPr>
+        <w:t/>
+      </w:r>
+      <w:r>
+        <w:rPr>
+          <w:rFonts w:ascii="Arial Narrow" w:eastAsia="Arial Narrow" w:hAnsi="Arial Narrow" w:cs="Arial Narrow"/>
+          <w:color w:val="000000"/>
+          <w:kern w:val="0"/>
+          <w:sz w:val="22"/>
+          <w:szCs w:val="22"/>
+          <w:lang w:val="es-ES" w:eastAsia="es-ES"/>
+          <w14:ligatures w14:val="none"/>
+        </w:rPr>
+        <w:t xml:space="preserve"/>
+      </w:r>
+      <w:r>
+        <w:rPr>
+          <w:rFonts w:ascii="Arial Narrow" w:eastAsia="Arial Narrow" w:hAnsi="Arial Narrow" w:cs="Arial Narrow"/>
+          <w:color w:val="000000"/>
+          <w:kern w:val="0"/>
+          <w:sz w:val="22"/>
+          <w:szCs w:val="22"/>
+          <w:lang w:val="es-ES" w:eastAsia="es-ES"/>
+          <w14:ligatures w14:val="none"/>
+        </w:rPr>
+        <w:t/>
+      </w:r>
+      <w:r>
+        <w:rPr>
+          <w:rFonts w:ascii="Arial Narrow" w:eastAsia="Arial Narrow" w:hAnsi="Arial Narrow" w:cs="Arial Narrow"/>
+          <w:color w:val="000000"/>
+          <w:kern w:val="0"/>
+          <w:sz w:val="22"/>
+          <w:szCs w:val="22"/>
+          <w:lang w:val="es-ES" w:eastAsia="es-ES"/>
+          <w14:ligatures w14:val="none"/>
+        </w:rPr>
+        <w:t/>
+      </w:r>
+      <w:r>
+        <w:rPr>
+          <w:rFonts w:ascii="Arial Narrow" w:eastAsia="Arial Narrow" w:hAnsi="Arial Narrow" w:cs="Arial Narrow"/>
+          <w:color w:val="000000"/>
+          <w:kern w:val="0"/>
+          <w:sz w:val="22"/>
+          <w:szCs w:val="22"/>
+          <w:lang w:val="es-ES" w:eastAsia="es-ES"/>
+          <w14:ligatures w14:val="none"/>
+        </w:rPr>
+        <w:t xml:space="preserve"/>
+      </w:r>
+      <w:r>
+        <w:rPr>
+          <w:rFonts w:ascii="Arial Narrow" w:eastAsia="Arial Narrow" w:hAnsi="Arial Narrow" w:cs="Arial Narrow"/>
+          <w:color w:val="000000"/>
+          <w:kern w:val="0"/>
+          <w:sz w:val="22"/>
+          <w:szCs w:val="22"/>
+          <w:lang w:val="es-ES" w:eastAsia="es-ES"/>
+          <w14:ligatures w14:val="none"/>
+        </w:rPr>
+        <w:t/>
+      </w:r>
+      <w:r>
+        <w:rPr>
+          <w:rFonts w:ascii="Arial Narrow" w:eastAsia="Arial Narrow" w:hAnsi="Arial Narrow" w:cs="Arial Narrow"/>
+          <w:color w:val="000000"/>
+          <w:kern w:val="0"/>
+          <w:sz w:val="22"/>
+          <w:szCs w:val="22"/>
+          <w:lang w:val="es-ES" w:eastAsia="es-ES"/>
+          <w14:ligatures w14:val="none"/>
+        </w:rPr>
+        <w:t/>
       </w:r>
       <w:r>
         <w:rPr>
@@ -4294,12 +4306,23 @@
           <w:lang w:eastAsia="es-PE"/>
           <w14:ligatures w14:val="none"/>
         </w:rPr>
-        <w:t xml:space="preserve">PRIMERO: admitir a trámite la denuncia del 24 de setiembre de 2025, subsanada mediante escrito del 08 de octubre de 2025, interpuesta por [DENUNCIANTE]contra el Banco BBVA Perú S.A., por lo siguiente:</w:t>
-      </w:r>
-      <w:r>
-        <w:rPr>
-          <w:rFonts w:ascii="Arial Narrow" w:eastAsia="Arial Narrow" w:hAnsi="Arial Narrow" w:cs="Arial Narrow"/>
-          <w:b/>
+        <w:t xml:space="preserve">PRIMERO:</w:t>
+      </w:r>
+      <w:r>
+        <w:rPr>
+          <w:rFonts w:ascii="Arial Narrow" w:eastAsia="Arial Narrow" w:hAnsi="Arial Narrow" w:cs="Arial Narrow"/>
+          <w:color w:val="000000"/>
+          <w:kern w:val="0"/>
+          <w:sz w:val="22"/>
+          <w:szCs w:val="22"/>
+          <w:lang w:eastAsia="es-PE"/>
+          <w14:ligatures w14:val="none"/>
+        </w:rPr>
+        <w:t xml:space="preserve"> admitir a trámite la denuncia del 24 de setiembre de 2025, subsanada mediante escrito del 08 de octubre de 2025, interpuesta por [DENUNCIANTE]contra el Banco BBVA Perú S.A., por lo siguiente:</w:t>
+      </w:r>
+      <w:r>
+        <w:rPr>
+          <w:rFonts w:ascii="Arial Narrow" w:eastAsia="Arial Narrow" w:hAnsi="Arial Narrow" w:cs="Arial Narrow"/>
           <w:color w:val="000000"/>
           <w:kern w:val="0"/>
           <w:sz w:val="22"/>
@@ -4374,7 +4397,6 @@
       <w:r>
         <w:rPr>
           <w:rFonts w:ascii="Arial Narrow" w:eastAsia="Arial Narrow" w:hAnsi="Arial Narrow" w:cs="Arial Narrow"/>
-          <w:bCs/>
           <w:color w:val="000000"/>
           <w:kern w:val="0"/>
           <w:sz w:val="22"/>
@@ -4413,7 +4435,6 @@
       <w:r>
         <w:rPr>
           <w:rFonts w:ascii="Arial Narrow" w:eastAsia="Arial Narrow" w:hAnsi="Arial Narrow" w:cs="Arial Narrow"/>
-          <w:bCs/>
           <w:sz w:val="22"/>
           <w:szCs w:val="22"/>
         </w:rPr>
@@ -5786,7 +5807,19 @@
           <w:lang w:eastAsia="es-PE"/>
           <w14:ligatures w14:val="none"/>
         </w:rPr>
-        <w:t xml:space="preserve">: </w:t>
+        <w:t xml:space="preserve">:</w:t>
+      </w:r>
+      <w:r>
+        <w:rPr>
+          <w:rFonts w:ascii="Arial Narrow" w:eastAsia="Arial Narrow" w:hAnsi="Arial Narrow" w:cs="Arial Narrow"/>
+          <w:color w:val="000000"/>
+          <w:kern w:val="0"/>
+          <w:sz w:val="22"/>
+          <w:szCs w:val="22"/>
+          <w:lang w:eastAsia="es-PE"/>
+          <w14:ligatures w14:val="none"/>
+        </w:rPr>
+        <w:t xml:space="preserve"> </w:t>
       </w:r>
       <w:r>
         <w:rPr>
@@ -5827,7 +5860,6 @@
       <w:r>
         <w:rPr>
           <w:rFonts w:ascii="Arial Narrow" w:eastAsia="Arial Narrow" w:hAnsi="Arial Narrow" w:cs="Arial Narrow"/>
-          <w:bCs/>
           <w:sz w:val="22"/>
           <w:szCs w:val="22"/>
         </w:rPr>
@@ -5836,7 +5868,6 @@
       <w:r>
         <w:rPr>
           <w:rFonts w:ascii="Arial Narrow" w:eastAsia="Arial Narrow" w:hAnsi="Arial Narrow" w:cs="Arial Narrow"/>
-          <w:bCs/>
           <w:sz w:val="22"/>
           <w:szCs w:val="22"/>
         </w:rPr>
@@ -6209,7 +6240,15 @@
           <w:sz w:val="22"/>
           <w:szCs w:val="22"/>
         </w:rPr>
-        <w:t xml:space="preserve">CUARTO: </w:t>
+        <w:t xml:space="preserve">CUARTO:</w:t>
+      </w:r>
+      <w:r>
+        <w:rPr>
+          <w:rFonts w:ascii="Arial Narrow" w:eastAsia="Arial Narrow" w:hAnsi="Arial Narrow" w:cs="Arial Narrow"/>
+          <w:sz w:val="22"/>
+          <w:szCs w:val="22"/>
+        </w:rPr>
+        <w:t xml:space="preserve"> </w:t>
       </w:r>
       <w:r>
         <w:rPr>
@@ -6231,7 +6270,7 @@
           <w:lang w:val="es-ES" w:eastAsia="es-ES"/>
           <w14:ligatures w14:val="none"/>
         </w:rPr>
-        <w:footnoteReference w:id="17"/>
+        <w:footnoteReference w:id="12"/>
       </w:r>
       <w:r>
         <w:rPr>
@@ -6253,7 +6292,7 @@
           <w:lang w:val="es-ES" w:eastAsia="es-ES"/>
           <w14:ligatures w14:val="none"/>
         </w:rPr>
-        <w:footnoteReference w:id="18"/>
+        <w:footnoteReference w:id="13"/>
       </w:r>
       <w:r>
         <w:rPr>
@@ -6317,7 +6356,19 @@
           <w:lang w:eastAsia="es-PE"/>
           <w14:ligatures w14:val="none"/>
         </w:rPr>
-        <w:t xml:space="preserve">: </w:t>
+        <w:t xml:space="preserve">:</w:t>
+      </w:r>
+      <w:r>
+        <w:rPr>
+          <w:rFonts w:ascii="Arial Narrow" w:eastAsia="Arial Narrow" w:hAnsi="Arial Narrow" w:cs="Arial Narrow"/>
+          <w:color w:val="000000"/>
+          <w:kern w:val="0"/>
+          <w:sz w:val="22"/>
+          <w:szCs w:val="22"/>
+          <w:lang w:eastAsia="es-PE"/>
+          <w14:ligatures w14:val="none"/>
+        </w:rPr>
+        <w:t xml:space="preserve"> </w:t>
       </w:r>
       <w:bookmarkStart w:id="15" w:name="_Hlk188286813"/>
       <w:r>
@@ -6385,7 +6436,6 @@
       <w:r>
         <w:rPr>
           <w:rFonts w:ascii="Arial Narrow" w:eastAsia="Arial Narrow" w:hAnsi="Arial Narrow" w:cs="Arial Narrow"/>
-          <w:bCs/>
           <w:sz w:val="22"/>
           <w:szCs w:val="22"/>
         </w:rPr>
@@ -6730,7 +6780,19 @@
           <w:lang w:eastAsia="es-PE"/>
           <w14:ligatures w14:val="none"/>
         </w:rPr>
-        <w:t xml:space="preserve">: </w:t>
+        <w:t xml:space="preserve">:</w:t>
+      </w:r>
+      <w:r>
+        <w:rPr>
+          <w:rFonts w:ascii="Arial Narrow" w:eastAsia="Arial Narrow" w:hAnsi="Arial Narrow" w:cs="Arial Narrow"/>
+          <w:color w:val="000000"/>
+          <w:kern w:val="0"/>
+          <w:sz w:val="22"/>
+          <w:szCs w:val="22"/>
+          <w:lang w:eastAsia="es-PE"/>
+          <w14:ligatures w14:val="none"/>
+        </w:rPr>
+        <w:t xml:space="preserve"> </w:t>
       </w:r>
       <w:bookmarkStart w:id="17" w:name="_Hlk188286915"/>
       <w:r>
@@ -6781,7 +6843,7 @@
           <w:lang w:eastAsia="es-PE"/>
           <w14:ligatures w14:val="none"/>
         </w:rPr>
-        <w:footnoteReference w:id="12"/>
+        <w:footnoteReference w:id="14"/>
       </w:r>
       <w:r>
         <w:rPr>
@@ -6879,7 +6941,7 @@
           <w:lang w:eastAsia="es-PE"/>
           <w14:ligatures w14:val="none"/>
         </w:rPr>
-        <w:footnoteReference w:id="13"/>
+        <w:footnoteReference w:id="15"/>
       </w:r>
       <w:r>
         <w:rPr>
@@ -6943,7 +7005,7 @@
           <w:lang w:eastAsia="es-PE"/>
           <w14:ligatures w14:val="none"/>
         </w:rPr>
-        <w:footnoteReference w:id="14"/>
+        <w:footnoteReference w:id="16"/>
       </w:r>
       <w:r>
         <w:rPr>
@@ -7193,7 +7255,7 @@
           <w:vertAlign w:val="superscript"/>
           <w14:ligatures w14:val="none"/>
         </w:rPr>
-        <w:footnoteReference w:id="15"/>
+        <w:footnoteReference w:id="17"/>
       </w:r>
       <w:r>
         <w:rPr>
@@ -7211,7 +7273,6 @@
           <w:kern w:val="0"/>
           <w:sz w:val="22"/>
           <w:szCs w:val="22"/>
-          <w:u w:val="single"/>
           <w14:ligatures w14:val="none"/>
         </w:rPr>
         <w:t>expresamente su facultad para asistir y conciliar en su representación</w:t>
@@ -7219,7 +7280,6 @@
       <w:r>
         <w:rPr>
           <w:rFonts w:ascii="Arial Narrow" w:eastAsia="Arial Narrow" w:hAnsi="Arial Narrow" w:cs="Arial Narrow"/>
-          <w:bCs/>
           <w:kern w:val="0"/>
           <w14:ligatures w14:val="none"/>
           <w:sz w:val="22"/>
@@ -7230,8 +7290,6 @@
       <w:r>
         <w:rPr>
           <w:rFonts w:ascii="Arial Narrow" w:eastAsia="Arial Narrow" w:hAnsi="Arial Narrow" w:cs="Arial Narrow"/>
-          <w:b/>
-          <w:bCs/>
           <w:kern w:val="0"/>
           <w14:ligatures w14:val="none"/>
           <w:sz w:val="22"/>
@@ -7245,7 +7303,6 @@
           <w:kern w:val="0"/>
           <w:sz w:val="22"/>
           <w:szCs w:val="22"/>
-          <w:u w:val="single"/>
           <w14:ligatures w14:val="none"/>
         </w:rPr>
         <w:t xml:space="preserve">Ello bajo apercibimiento de no realizar la audiencia de conciliación y levantar el acta de inasistencia correspondiente. </w:t>
@@ -7367,7 +7424,15 @@
           <w:sz w:val="22"/>
           <w:szCs w:val="22"/>
         </w:rPr>
-        <w:t xml:space="preserve">DÉCIMO: </w:t>
+        <w:t xml:space="preserve">DÉCIMO:</w:t>
+      </w:r>
+      <w:r>
+        <w:rPr>
+          <w:rFonts w:ascii="Arial Narrow" w:eastAsia="Arial Narrow" w:hAnsi="Arial Narrow" w:cs="Arial Narrow"/>
+          <w:sz w:val="22"/>
+          <w:szCs w:val="22"/>
+        </w:rPr>
+        <w:t xml:space="preserve"> </w:t>
       </w:r>
       <w:r>
         <w:rPr>
@@ -7539,7 +7604,7 @@
           <w:szCs w:val="22"/>
           <w:vertAlign w:val="superscript"/>
         </w:rPr>
-        <w:footnoteReference w:id="16"/>
+        <w:footnoteReference w:id="18"/>
       </w:r>
       <w:r>
         <w:rPr>
@@ -7824,6 +7889,36 @@
           <w14:ligatures w14:val="none"/>
         </w:rPr>
       </w:pPr>
+    </w:p>
+    <w:p>
+      <w:pPr>
+        <w:shd w:val="clear" w:color="auto" w:fill="FFFFFF"/>
+        <w:spacing w:after="0" w:line="240" w:lineRule="auto"/>
+        <w:jc w:val="center"/>
+        <w:rPr>
+          <w:rFonts w:ascii="Arial Narrow" w:eastAsia="Arial Narrow" w:hAnsi="Arial Narrow" w:cs="Arial Narrow"/>
+          <w:b/>
+          <w:bCs/>
+          <w:color w:val="000000"/>
+          <w:kern w:val="0"/>
+          <w14:ligatures w14:val="none"/>
+          <w:sz w:val="22"/>
+          <w:szCs w:val="22"/>
+        </w:rPr>
+      </w:pPr>
+      <w:r>
+        <w:rPr>
+          <w:rFonts w:ascii="Arial Narrow" w:eastAsia="Arial Narrow" w:hAnsi="Arial Narrow" w:cs="Arial Narrow"/>
+          <w:b/>
+          <w:bCs/>
+          <w:color w:val="000000"/>
+          <w:kern w:val="0"/>
+          <w14:ligatures w14:val="none"/>
+          <w:sz w:val="22"/>
+          <w:szCs w:val="22"/>
+        </w:rPr>
+        <w:t xml:space="preserve">Firmado digitalmente por</w:t>
+      </w:r>
     </w:p>
     <w:p>
       <w:pPr>
@@ -8108,6 +8203,9 @@
     <w:p>
       <w:pPr>
         <w:pStyle w:val="Textonotapie"/>
+        <w:tabs>
+          <w:tab w:val="left" w:pos="567"/>
+        </w:tabs>
         <w:ind w:left="567" w:hanging="567"/>
         <w:jc w:val="both"/>
         <w:rPr>
@@ -8132,7 +8230,82 @@
           <w:sz w:val="16"/>
           <w:szCs w:val="16"/>
         </w:rPr>
+        <w:tab/>
+        <w:t xml:space="preserve"/>
+      </w:r>
+      <w:r>
+        <w:rPr>
+          <w:rFonts w:ascii="Arial Narrow" w:eastAsia="Arial Narrow" w:hAnsi="Arial Narrow" w:cs="Arial Narrow"/>
+          <w:sz w:val="16"/>
+          <w:szCs w:val="16"/>
+        </w:rPr>
+        <w:tab/>
+        <w:t>Publicado</w:t>
+      </w:r>
+      <w:r>
+        <w:rPr>
+          <w:rFonts w:ascii="Arial Narrow" w:eastAsia="Arial Narrow" w:hAnsi="Arial Narrow" w:cs="Arial Narrow"/>
+          <w:b/>
+          <w:sz w:val="16"/>
+          <w:szCs w:val="16"/>
+        </w:rPr>
         <w:t xml:space="preserve"> </w:t>
+      </w:r>
+      <w:r>
+        <w:rPr>
+          <w:rFonts w:ascii="Arial Narrow" w:eastAsia="Arial Narrow" w:hAnsi="Arial Narrow" w:cs="Arial Narrow"/>
+          <w:sz w:val="16"/>
+          <w:szCs w:val="16"/>
+        </w:rPr>
+        <w:t xml:space="preserve">el 2 de setiembre de 2010 en el Diario Oficial El Peruano, vigente desde el 2 de octubre de 2010 y modificado por Decreto Legislativo 1308.</w:t>
+      </w:r>
+    </w:p>
+    <w:p>
+      <w:pPr>
+        <w:pStyle w:val="Textonotapie"/>
+        <w:ind w:left="567" w:hanging="567"/>
+        <w:jc w:val="both"/>
+        <w:rPr>
+          <w:rFonts w:ascii="Arial Narrow" w:eastAsia="Arial Narrow" w:hAnsi="Arial Narrow" w:cs="Arial Narrow"/>
+          <w:sz w:val="16"/>
+          <w:szCs w:val="16"/>
+        </w:rPr>
+      </w:pPr>
+    </w:p>
+  </w:footnote>
+  <w:footnote w:id="2">
+    <w:p>
+      <w:pPr>
+        <w:pStyle w:val="Textonotapie"/>
+        <w:tabs>
+          <w:tab w:val="left" w:pos="567"/>
+        </w:tabs>
+        <w:ind w:left="567" w:hanging="567"/>
+        <w:jc w:val="both"/>
+        <w:rPr>
+          <w:rFonts w:ascii="Arial Narrow" w:eastAsia="Arial Narrow" w:hAnsi="Arial Narrow" w:cs="Arial Narrow"/>
+          <w:sz w:val="16"/>
+          <w:szCs w:val="16"/>
+        </w:rPr>
+      </w:pPr>
+      <w:r>
+        <w:rPr>
+          <w:rStyle w:val="Refdenotaalpie"/>
+          <w:rFonts w:ascii="Arial Narrow" w:eastAsia="Arial Narrow" w:hAnsi="Arial Narrow" w:cs="Arial Narrow"/>
+          <w:sz w:val="16"/>
+          <w:szCs w:val="16"/>
+          <w:vertAlign w:val="superscript"/>
+        </w:rPr>
+        <w:footnoteRef/>
+      </w:r>
+      <w:r>
+        <w:rPr>
+          <w:rFonts w:ascii="Arial Narrow" w:eastAsia="Arial Narrow" w:hAnsi="Arial Narrow" w:cs="Arial Narrow"/>
+          <w:sz w:val="16"/>
+          <w:szCs w:val="16"/>
+        </w:rPr>
+        <w:tab/>
+        <w:t xml:space="preserve"/>
       </w:r>
       <w:r>
         <w:rPr>
@@ -8256,76 +8429,6 @@
           <w:szCs w:val="16"/>
         </w:rPr>
         <w:t xml:space="preserve">.</w:t>
-      </w:r>
-    </w:p>
-    <w:p>
-      <w:pPr>
-        <w:pStyle w:val="Textonotapie"/>
-        <w:ind w:left="567" w:hanging="567"/>
-        <w:jc w:val="both"/>
-        <w:rPr>
-          <w:rFonts w:ascii="Arial Narrow" w:eastAsia="Arial Narrow" w:hAnsi="Arial Narrow" w:cs="Arial Narrow"/>
-          <w:sz w:val="16"/>
-          <w:szCs w:val="16"/>
-        </w:rPr>
-      </w:pPr>
-    </w:p>
-  </w:footnote>
-  <w:footnote w:id="2">
-    <w:p>
-      <w:pPr>
-        <w:pStyle w:val="Textonotapie"/>
-        <w:ind w:left="567" w:hanging="567"/>
-        <w:jc w:val="both"/>
-        <w:rPr>
-          <w:rFonts w:ascii="Arial Narrow" w:eastAsia="Arial Narrow" w:hAnsi="Arial Narrow" w:cs="Arial Narrow"/>
-          <w:sz w:val="16"/>
-          <w:szCs w:val="16"/>
-        </w:rPr>
-      </w:pPr>
-      <w:r>
-        <w:rPr>
-          <w:rStyle w:val="Refdenotaalpie"/>
-          <w:rFonts w:ascii="Arial Narrow" w:eastAsia="Arial Narrow" w:hAnsi="Arial Narrow" w:cs="Arial Narrow"/>
-          <w:sz w:val="16"/>
-          <w:szCs w:val="16"/>
-          <w:vertAlign w:val="superscript"/>
-        </w:rPr>
-        <w:footnoteRef/>
-      </w:r>
-      <w:r>
-        <w:rPr>
-          <w:rFonts w:ascii="Arial Narrow" w:eastAsia="Arial Narrow" w:hAnsi="Arial Narrow" w:cs="Arial Narrow"/>
-          <w:sz w:val="16"/>
-          <w:szCs w:val="16"/>
-        </w:rPr>
-        <w:t xml:space="preserve"> </w:t>
-      </w:r>
-      <w:r>
-        <w:rPr>
-          <w:rFonts w:ascii="Arial Narrow" w:eastAsia="Arial Narrow" w:hAnsi="Arial Narrow" w:cs="Arial Narrow"/>
-          <w:sz w:val="16"/>
-          <w:szCs w:val="16"/>
-        </w:rPr>
-        <w:tab/>
-        <w:t>Publicado</w:t>
-      </w:r>
-      <w:r>
-        <w:rPr>
-          <w:rFonts w:ascii="Arial Narrow" w:eastAsia="Arial Narrow" w:hAnsi="Arial Narrow" w:cs="Arial Narrow"/>
-          <w:b/>
-          <w:sz w:val="16"/>
-          <w:szCs w:val="16"/>
-        </w:rPr>
-        <w:t xml:space="preserve"> </w:t>
-      </w:r>
-      <w:r>
-        <w:rPr>
-          <w:rFonts w:ascii="Arial Narrow" w:eastAsia="Arial Narrow" w:hAnsi="Arial Narrow" w:cs="Arial Narrow"/>
-          <w:sz w:val="16"/>
-          <w:szCs w:val="16"/>
-        </w:rPr>
-        <w:t xml:space="preserve">el 2 de setiembre de 2010 en el Diario Oficial El Peruano, vigente desde el 2 de octubre de 2010 y modificado por Decreto Legislativo 1308.</w:t>
       </w:r>
     </w:p>
     <w:p>
@@ -8374,15 +8477,16 @@
           <w:sz w:val="16"/>
           <w:szCs w:val="16"/>
         </w:rPr>
-        <w:t xml:space="preserve"> </w:t>
-      </w:r>
-      <w:r>
-        <w:rPr>
-          <w:rFonts w:ascii="Arial Narrow" w:eastAsia="Arial Narrow" w:hAnsi="Arial Narrow" w:cs="Arial Narrow"/>
-          <w:sz w:val="16"/>
-          <w:szCs w:val="16"/>
-        </w:rPr>
         <w:tab/>
+        <w:t xml:space="preserve"/>
+      </w:r>
+      <w:r>
+        <w:rPr>
+          <w:rFonts w:ascii="Arial Narrow" w:eastAsia="Arial Narrow" w:hAnsi="Arial Narrow" w:cs="Arial Narrow"/>
+          <w:sz w:val="16"/>
+          <w:szCs w:val="16"/>
+        </w:rPr>
+        <w:tab/>
       </w:r>
       <w:r>
         <w:rPr>
@@ -8414,7 +8518,7 @@
           <w:sz w:val="16"/>
           <w:szCs w:val="16"/>
         </w:rPr>
-        <w:t xml:space="preserve"> 29571, CÓDIGO DE PROTECCIÓN Y DEFENSA DEL CONSUMIDOR, publicado el 2 de setiembre de 2010 y modificado por Decreto Legislativo </w:t>
+        <w:t xml:space="preserve">29571, CÓDIGO DE PROTECCIÓN Y DEFENSA DEL CONSUMIDOR, publicado el 2 de setiembre de 2010 y modificado por Decreto Legislativo </w:t>
       </w:r>
       <w:proofErr w:type="spellStart"/>
       <w:r>
@@ -8436,7 +8540,7 @@
           <w:sz w:val="16"/>
           <w:szCs w:val="16"/>
         </w:rPr>
-        <w:t xml:space="preserve"> 1308 </w:t>
+        <w:t xml:space="preserve">1308 </w:t>
       </w:r>
     </w:p>
     <w:p>
@@ -8506,7 +8610,7 @@
           <w:sz w:val="16"/>
           <w:szCs w:val="16"/>
         </w:rPr>
-        <w:t xml:space="preserve"> 1033, Ley de Organización y Funciones del Indecopi. Dicha competencia solo puede ser negada cuando ella haya sido asignada o se asigne a favor de otro organismo por norma expresa con rango de ley. </w:t>
+        <w:t xml:space="preserve">1033, Ley de Organización y Funciones del Indecopi. Dicha competencia solo puede ser negada cuando ella haya sido asignada o se asigne a favor de otro organismo por norma expresa con rango de ley. </w:t>
       </w:r>
     </w:p>
     <w:p>
@@ -8543,10 +8647,52 @@
         <w:jc w:val="both"/>
         <w:rPr>
           <w:rFonts w:ascii="Arial Narrow" w:eastAsia="Arial Narrow" w:hAnsi="Arial Narrow" w:cs="Arial Narrow"/>
-          <w:sz w:val="16"/>
-          <w:szCs w:val="16"/>
-        </w:rPr>
-      </w:pPr>
+          <w:b/>
+          <w:bCs/>
+          <w:sz w:val="16"/>
+          <w:szCs w:val="16"/>
+        </w:rPr>
+      </w:pPr>
+      <w:r>
+        <w:rPr>
+          <w:rFonts w:ascii="Arial Narrow" w:eastAsia="Arial Narrow" w:hAnsi="Arial Narrow" w:cs="Arial Narrow"/>
+          <w:sz w:val="16"/>
+          <w:szCs w:val="16"/>
+        </w:rPr>
+        <w:tab/>
+      </w:r>
+      <w:r>
+        <w:rPr>
+          <w:rFonts w:ascii="Arial Narrow" w:eastAsia="Arial Narrow" w:hAnsi="Arial Narrow" w:cs="Arial Narrow"/>
+          <w:b/>
+          <w:bCs/>
+          <w:sz w:val="16"/>
+          <w:szCs w:val="16"/>
+        </w:rPr>
+        <w:t xml:space="preserve">LEY DE ORGANIZACIÓN Y FUNCIONES DEL INDECOPI, APROBADA POR DECRETO LEGISLATIVO </w:t>
+      </w:r>
+      <w:proofErr w:type="spellStart"/>
+      <w:r>
+        <w:rPr>
+          <w:rFonts w:ascii="Arial Narrow" w:eastAsia="Arial Narrow" w:hAnsi="Arial Narrow" w:cs="Arial Narrow"/>
+          <w:b/>
+          <w:bCs/>
+          <w:sz w:val="16"/>
+          <w:szCs w:val="16"/>
+        </w:rPr>
+        <w:t/>
+      </w:r>
+      <w:proofErr w:type="spellEnd"/>
+      <w:r>
+        <w:rPr>
+          <w:rFonts w:ascii="Arial Narrow" w:eastAsia="Arial Narrow" w:hAnsi="Arial Narrow" w:cs="Arial Narrow"/>
+          <w:b/>
+          <w:bCs/>
+          <w:sz w:val="16"/>
+          <w:szCs w:val="16"/>
+        </w:rPr>
+        <w:t xml:space="preserve">1033 </w:t>
+      </w:r>
     </w:p>
     <w:p>
       <w:pPr>
@@ -8558,51 +8704,46 @@
         <w:jc w:val="both"/>
         <w:rPr>
           <w:rFonts w:ascii="Arial Narrow" w:eastAsia="Arial Narrow" w:hAnsi="Arial Narrow" w:cs="Arial Narrow"/>
+          <w:sz w:val="16"/>
+          <w:szCs w:val="16"/>
+        </w:rPr>
+      </w:pPr>
+      <w:r>
+        <w:rPr>
+          <w:rFonts w:ascii="Arial Narrow" w:eastAsia="Arial Narrow" w:hAnsi="Arial Narrow" w:cs="Arial Narrow"/>
           <w:b/>
           <w:bCs/>
           <w:sz w:val="16"/>
           <w:szCs w:val="16"/>
         </w:rPr>
-      </w:pPr>
-      <w:r>
-        <w:rPr>
-          <w:rFonts w:ascii="Arial Narrow" w:eastAsia="Arial Narrow" w:hAnsi="Arial Narrow" w:cs="Arial Narrow"/>
-          <w:sz w:val="16"/>
-          <w:szCs w:val="16"/>
-        </w:rPr>
         <w:tab/>
-      </w:r>
-      <w:r>
-        <w:rPr>
-          <w:rFonts w:ascii="Arial Narrow" w:eastAsia="Arial Narrow" w:hAnsi="Arial Narrow" w:cs="Arial Narrow"/>
-          <w:b/>
-          <w:bCs/>
-          <w:sz w:val="16"/>
-          <w:szCs w:val="16"/>
-        </w:rPr>
-        <w:t xml:space="preserve">LEY DE ORGANIZACIÓN Y FUNCIONES DEL INDECOPI, APROBADA POR DECRETO LEGISLATIVO </w:t>
-      </w:r>
-      <w:proofErr w:type="spellStart"/>
-      <w:r>
-        <w:rPr>
-          <w:rFonts w:ascii="Arial Narrow" w:eastAsia="Arial Narrow" w:hAnsi="Arial Narrow" w:cs="Arial Narrow"/>
-          <w:b/>
-          <w:bCs/>
-          <w:sz w:val="16"/>
-          <w:szCs w:val="16"/>
-        </w:rPr>
-        <w:t/>
-      </w:r>
-      <w:proofErr w:type="spellEnd"/>
-      <w:r>
-        <w:rPr>
-          <w:rFonts w:ascii="Arial Narrow" w:eastAsia="Arial Narrow" w:hAnsi="Arial Narrow" w:cs="Arial Narrow"/>
-          <w:b/>
-          <w:bCs/>
-          <w:sz w:val="16"/>
-          <w:szCs w:val="16"/>
-        </w:rPr>
-        <w:t xml:space="preserve"> 1033 </w:t>
+        <w:t>Artículo 27.-</w:t>
+      </w:r>
+      <w:r>
+        <w:rPr>
+          <w:rFonts w:ascii="Arial Narrow" w:eastAsia="Arial Narrow" w:hAnsi="Arial Narrow" w:cs="Arial Narrow"/>
+          <w:sz w:val="16"/>
+          <w:szCs w:val="16"/>
+        </w:rPr>
+        <w:t xml:space="preserve"> De la Comisión de Protección al </w:t>
+      </w:r>
+      <w:proofErr w:type="gramStart"/>
+      <w:r>
+        <w:rPr>
+          <w:rFonts w:ascii="Arial Narrow" w:eastAsia="Arial Narrow" w:hAnsi="Arial Narrow" w:cs="Arial Narrow"/>
+          <w:sz w:val="16"/>
+          <w:szCs w:val="16"/>
+        </w:rPr>
+        <w:t>Consumidor.-</w:t>
+      </w:r>
+      <w:proofErr w:type="gramEnd"/>
+      <w:r>
+        <w:rPr>
+          <w:rFonts w:ascii="Arial Narrow" w:eastAsia="Arial Narrow" w:hAnsi="Arial Narrow" w:cs="Arial Narrow"/>
+          <w:sz w:val="16"/>
+          <w:szCs w:val="16"/>
+        </w:rPr>
+        <w:t xml:space="preserve"> </w:t>
       </w:r>
     </w:p>
     <w:p>
@@ -8622,39 +8763,11 @@
       <w:r>
         <w:rPr>
           <w:rFonts w:ascii="Arial Narrow" w:eastAsia="Arial Narrow" w:hAnsi="Arial Narrow" w:cs="Arial Narrow"/>
-          <w:b/>
-          <w:bCs/>
           <w:sz w:val="16"/>
           <w:szCs w:val="16"/>
         </w:rPr>
         <w:tab/>
-        <w:t>Artículo 27.-</w:t>
-      </w:r>
-      <w:r>
-        <w:rPr>
-          <w:rFonts w:ascii="Arial Narrow" w:eastAsia="Arial Narrow" w:hAnsi="Arial Narrow" w:cs="Arial Narrow"/>
-          <w:sz w:val="16"/>
-          <w:szCs w:val="16"/>
-        </w:rPr>
-        <w:t xml:space="preserve"> De la Comisión de Protección al </w:t>
-      </w:r>
-      <w:proofErr w:type="gramStart"/>
-      <w:r>
-        <w:rPr>
-          <w:rFonts w:ascii="Arial Narrow" w:eastAsia="Arial Narrow" w:hAnsi="Arial Narrow" w:cs="Arial Narrow"/>
-          <w:sz w:val="16"/>
-          <w:szCs w:val="16"/>
-        </w:rPr>
-        <w:t>Consumidor.-</w:t>
-      </w:r>
-      <w:proofErr w:type="gramEnd"/>
-      <w:r>
-        <w:rPr>
-          <w:rFonts w:ascii="Arial Narrow" w:eastAsia="Arial Narrow" w:hAnsi="Arial Narrow" w:cs="Arial Narrow"/>
-          <w:sz w:val="16"/>
-          <w:szCs w:val="16"/>
-        </w:rPr>
-        <w:t xml:space="preserve"> </w:t>
+        <w:t>Corresponde a la Comisión de Protección al Consumidor velar por el cumplimiento de la Ley de Protección al Consumidor y de las leyes que, en general, protegen a los consumidores de la falta de idoneidad de los bienes y servicios en función de la información brindada, de las omisiones de información y de la discriminación en el consumo, así como de aquellas que complementen o sustituyan a las anteriores.</w:t>
       </w:r>
     </w:p>
     <w:p>
@@ -8667,20 +8780,15 @@
         <w:jc w:val="both"/>
         <w:rPr>
           <w:rFonts w:ascii="Arial Narrow" w:eastAsia="Arial Narrow" w:hAnsi="Arial Narrow" w:cs="Arial Narrow"/>
-          <w:sz w:val="16"/>
-          <w:szCs w:val="16"/>
-        </w:rPr>
-      </w:pPr>
-      <w:r>
-        <w:rPr>
-          <w:rFonts w:ascii="Arial Narrow" w:eastAsia="Arial Narrow" w:hAnsi="Arial Narrow" w:cs="Arial Narrow"/>
-          <w:sz w:val="16"/>
-          <w:szCs w:val="16"/>
-        </w:rPr>
-        <w:tab/>
-        <w:t>Corresponde a la Comisión de Protección al Consumidor velar por el cumplimiento de la Ley de Protección al Consumidor y de las leyes que, en general, protegen a los consumidores de la falta de idoneidad de los bienes y servicios en función de la información brindada, de las omisiones de información y de la discriminación en el consumo, así como de aquellas que complementen o sustituyan a las anteriores.</w:t>
-      </w:r>
-    </w:p>
+          <w:b/>
+          <w:bCs/>
+          <w:sz w:val="16"/>
+          <w:szCs w:val="16"/>
+        </w:rPr>
+      </w:pPr>
+    </w:p>
+  </w:footnote>
+  <w:footnote w:id="4">
     <w:p>
       <w:pPr>
         <w:pStyle w:val="Textonotapie"/>
@@ -8697,9 +8805,194 @@
           <w:szCs w:val="16"/>
         </w:rPr>
       </w:pPr>
-    </w:p>
-  </w:footnote>
-  <w:footnote w:id="4">
+      <w:r>
+        <w:rPr>
+          <w:rStyle w:val="Refdenotaalpie"/>
+          <w:rFonts w:ascii="Arial Narrow" w:eastAsia="Arial Narrow" w:hAnsi="Arial Narrow" w:cs="Arial Narrow"/>
+          <w:sz w:val="16"/>
+          <w:szCs w:val="16"/>
+          <w:vertAlign w:val="superscript"/>
+        </w:rPr>
+        <w:footnoteRef/>
+      </w:r>
+      <w:r>
+        <w:rPr>
+          <w:rFonts w:ascii="Arial Narrow" w:eastAsia="Arial Narrow" w:hAnsi="Arial Narrow" w:cs="Arial Narrow"/>
+          <w:sz w:val="16"/>
+          <w:szCs w:val="16"/>
+        </w:rPr>
+        <w:tab/>
+        <w:t xml:space="preserve"/>
+      </w:r>
+      <w:r>
+        <w:rPr>
+          <w:rFonts w:ascii="Arial Narrow" w:eastAsia="Arial Narrow" w:hAnsi="Arial Narrow" w:cs="Arial Narrow"/>
+          <w:sz w:val="16"/>
+          <w:szCs w:val="16"/>
+        </w:rPr>
+        <w:tab/>
+      </w:r>
+      <w:r>
+        <w:rPr>
+          <w:rFonts w:ascii="Arial Narrow" w:eastAsia="Arial Narrow" w:hAnsi="Arial Narrow" w:cs="Arial Narrow"/>
+          <w:b/>
+          <w:bCs/>
+          <w:sz w:val="16"/>
+          <w:szCs w:val="16"/>
+        </w:rPr>
+        <w:t xml:space="preserve">LEY </w:t>
+      </w:r>
+      <w:proofErr w:type="spellStart"/>
+      <w:r>
+        <w:rPr>
+          <w:rFonts w:ascii="Arial Narrow" w:eastAsia="Arial Narrow" w:hAnsi="Arial Narrow" w:cs="Arial Narrow"/>
+          <w:b/>
+          <w:bCs/>
+          <w:sz w:val="16"/>
+          <w:szCs w:val="16"/>
+        </w:rPr>
+        <w:t/>
+      </w:r>
+      <w:proofErr w:type="spellEnd"/>
+      <w:r>
+        <w:rPr>
+          <w:rFonts w:ascii="Arial Narrow" w:eastAsia="Arial Narrow" w:hAnsi="Arial Narrow" w:cs="Arial Narrow"/>
+          <w:b/>
+          <w:bCs/>
+          <w:sz w:val="16"/>
+          <w:szCs w:val="16"/>
+        </w:rPr>
+        <w:t xml:space="preserve">29571, CÓDIGO DE PROTECCIÓN Y DEFENSA DEL CONSUMIDOR, publicado el 2 de setiembre de 2010 y modificado por Decreto Legislativo </w:t>
+      </w:r>
+      <w:proofErr w:type="spellStart"/>
+      <w:r>
+        <w:rPr>
+          <w:rFonts w:ascii="Arial Narrow" w:eastAsia="Arial Narrow" w:hAnsi="Arial Narrow" w:cs="Arial Narrow"/>
+          <w:b/>
+          <w:bCs/>
+          <w:sz w:val="16"/>
+          <w:szCs w:val="16"/>
+        </w:rPr>
+        <w:t/>
+      </w:r>
+      <w:proofErr w:type="spellEnd"/>
+      <w:r>
+        <w:rPr>
+          <w:rFonts w:ascii="Arial Narrow" w:eastAsia="Arial Narrow" w:hAnsi="Arial Narrow" w:cs="Arial Narrow"/>
+          <w:b/>
+          <w:bCs/>
+          <w:sz w:val="16"/>
+          <w:szCs w:val="16"/>
+        </w:rPr>
+        <w:t xml:space="preserve">1308 </w:t>
+      </w:r>
+    </w:p>
+    <w:p>
+      <w:pPr>
+        <w:pStyle w:val="Textonotapie"/>
+        <w:ind w:left="567" w:right="-1"/>
+        <w:jc w:val="both"/>
+        <w:rPr>
+          <w:rFonts w:ascii="Arial Narrow" w:eastAsia="Arial Narrow" w:hAnsi="Arial Narrow" w:cs="Arial Narrow"/>
+          <w:b/>
+          <w:bCs/>
+          <w:sz w:val="16"/>
+          <w:szCs w:val="16"/>
+        </w:rPr>
+      </w:pPr>
+      <w:r>
+        <w:rPr>
+          <w:rFonts w:ascii="Arial Narrow" w:eastAsia="Arial Narrow" w:hAnsi="Arial Narrow" w:cs="Arial Narrow"/>
+          <w:b/>
+          <w:bCs/>
+          <w:sz w:val="16"/>
+          <w:szCs w:val="16"/>
+        </w:rPr>
+        <w:t xml:space="preserve">Artículo 18.- Idoneidad </w:t>
+      </w:r>
+    </w:p>
+    <w:p>
+      <w:pPr>
+        <w:pStyle w:val="Textonotapie"/>
+        <w:ind w:left="567" w:right="-1"/>
+        <w:jc w:val="both"/>
+        <w:rPr>
+          <w:rFonts w:ascii="Arial Narrow" w:eastAsia="Arial Narrow" w:hAnsi="Arial Narrow" w:cs="Arial Narrow"/>
+          <w:sz w:val="16"/>
+          <w:szCs w:val="16"/>
+        </w:rPr>
+      </w:pPr>
+      <w:r>
+        <w:rPr>
+          <w:rFonts w:ascii="Arial Narrow" w:eastAsia="Arial Narrow" w:hAnsi="Arial Narrow" w:cs="Arial Narrow"/>
+          <w:sz w:val="16"/>
+          <w:szCs w:val="16"/>
+        </w:rPr>
+        <w:t xml:space="preserve">Se entiende por idoneidad la correspondencia entre lo que un consumidor espera y lo que efectivamente recibe, en función a lo que se le hubiera ofrecido, la publicidad e información transmitida, las condiciones y circunstancias de la transacción, las características y naturaleza del producto o servicio, el precio, entre otros factores, atendiendo a las circunstancias del caso. </w:t>
+      </w:r>
+    </w:p>
+    <w:p>
+      <w:pPr>
+        <w:pStyle w:val="Textonotapie"/>
+        <w:ind w:left="567" w:right="-1"/>
+        <w:jc w:val="both"/>
+        <w:rPr>
+          <w:rFonts w:ascii="Arial Narrow" w:eastAsia="Arial Narrow" w:hAnsi="Arial Narrow" w:cs="Arial Narrow"/>
+          <w:sz w:val="16"/>
+          <w:szCs w:val="16"/>
+        </w:rPr>
+      </w:pPr>
+      <w:r>
+        <w:rPr>
+          <w:rFonts w:ascii="Arial Narrow" w:eastAsia="Arial Narrow" w:hAnsi="Arial Narrow" w:cs="Arial Narrow"/>
+          <w:sz w:val="16"/>
+          <w:szCs w:val="16"/>
+        </w:rPr>
+        <w:t xml:space="preserve">La idoneidad es evaluada en función a la propia naturaleza del producto o servicio y a su aptitud para satisfacer la finalidad para la cual ha sido puesto en el mercado. Las autorizaciones por parte de los organismos del Estado para la fabricación de un producto o la prestación de un servicio, en los casos que sea necesario, no eximen de responsabilidad al proveedor frente al consumidor. </w:t>
+      </w:r>
+    </w:p>
+    <w:p>
+      <w:pPr>
+        <w:pStyle w:val="Textonotapie"/>
+        <w:ind w:left="567" w:right="-1"/>
+        <w:jc w:val="both"/>
+        <w:rPr>
+          <w:rFonts w:ascii="Arial Narrow" w:eastAsia="Arial Narrow" w:hAnsi="Arial Narrow" w:cs="Arial Narrow"/>
+          <w:sz w:val="16"/>
+          <w:szCs w:val="16"/>
+        </w:rPr>
+      </w:pPr>
+      <w:r>
+        <w:rPr>
+          <w:rFonts w:ascii="Arial Narrow" w:eastAsia="Arial Narrow" w:hAnsi="Arial Narrow" w:cs="Arial Narrow"/>
+          <w:b/>
+          <w:bCs/>
+          <w:sz w:val="16"/>
+          <w:szCs w:val="16"/>
+        </w:rPr>
+        <w:t xml:space="preserve">Artículo 19.- Obligación de los proveedores </w:t>
+      </w:r>
+    </w:p>
+    <w:p>
+      <w:pPr>
+        <w:pStyle w:val="Textonotapie"/>
+        <w:ind w:left="567" w:right="-1"/>
+        <w:jc w:val="both"/>
+        <w:rPr>
+          <w:rFonts w:ascii="Arial Narrow" w:eastAsia="Arial Narrow" w:hAnsi="Arial Narrow" w:cs="Arial Narrow"/>
+          <w:sz w:val="16"/>
+          <w:szCs w:val="16"/>
+        </w:rPr>
+      </w:pPr>
+      <w:r>
+        <w:rPr>
+          <w:rFonts w:ascii="Arial Narrow" w:eastAsia="Arial Narrow" w:hAnsi="Arial Narrow" w:cs="Arial Narrow"/>
+          <w:sz w:val="16"/>
+          <w:szCs w:val="16"/>
+        </w:rPr>
+        <w:t>El proveedor responde por la idoneidad y calidad de los productos y servicios ofrecidos; por la autenticidad de las marcas y leyendas que exhiben sus productos o del signo que respalda al prestador del servicio, por la falta de conformidad entre la publicidad comercial de los productos y servicios y estos, así como por el contenido y la vida útil del producto indicado en el envase, en lo que corresponda.</w:t>
+      </w:r>
+    </w:p>
     <w:p>
       <w:pPr>
         <w:pStyle w:val="Textonotapie"/>
@@ -8716,193 +9009,9 @@
           <w:szCs w:val="16"/>
         </w:rPr>
       </w:pPr>
-      <w:r>
-        <w:rPr>
-          <w:rStyle w:val="Refdenotaalpie"/>
-          <w:rFonts w:ascii="Arial Narrow" w:eastAsia="Arial Narrow" w:hAnsi="Arial Narrow" w:cs="Arial Narrow"/>
-          <w:sz w:val="16"/>
-          <w:szCs w:val="16"/>
-          <w:vertAlign w:val="superscript"/>
-        </w:rPr>
-        <w:footnoteRef/>
-      </w:r>
-      <w:r>
-        <w:rPr>
-          <w:rFonts w:ascii="Arial Narrow" w:eastAsia="Arial Narrow" w:hAnsi="Arial Narrow" w:cs="Arial Narrow"/>
-          <w:sz w:val="16"/>
-          <w:szCs w:val="16"/>
-        </w:rPr>
-        <w:t xml:space="preserve"> </w:t>
-      </w:r>
-      <w:r>
-        <w:rPr>
-          <w:rFonts w:ascii="Arial Narrow" w:eastAsia="Arial Narrow" w:hAnsi="Arial Narrow" w:cs="Arial Narrow"/>
-          <w:sz w:val="16"/>
-          <w:szCs w:val="16"/>
-        </w:rPr>
-        <w:tab/>
-      </w:r>
-      <w:r>
-        <w:rPr>
-          <w:rFonts w:ascii="Arial Narrow" w:eastAsia="Arial Narrow" w:hAnsi="Arial Narrow" w:cs="Arial Narrow"/>
-          <w:b/>
-          <w:bCs/>
-          <w:sz w:val="16"/>
-          <w:szCs w:val="16"/>
-        </w:rPr>
-        <w:t xml:space="preserve">LEY </w:t>
-      </w:r>
-      <w:proofErr w:type="spellStart"/>
-      <w:r>
-        <w:rPr>
-          <w:rFonts w:ascii="Arial Narrow" w:eastAsia="Arial Narrow" w:hAnsi="Arial Narrow" w:cs="Arial Narrow"/>
-          <w:b/>
-          <w:bCs/>
-          <w:sz w:val="16"/>
-          <w:szCs w:val="16"/>
-        </w:rPr>
-        <w:t/>
-      </w:r>
-      <w:proofErr w:type="spellEnd"/>
-      <w:r>
-        <w:rPr>
-          <w:rFonts w:ascii="Arial Narrow" w:eastAsia="Arial Narrow" w:hAnsi="Arial Narrow" w:cs="Arial Narrow"/>
-          <w:b/>
-          <w:bCs/>
-          <w:sz w:val="16"/>
-          <w:szCs w:val="16"/>
-        </w:rPr>
-        <w:t xml:space="preserve"> 29571, CÓDIGO DE PROTECCIÓN Y DEFENSA DEL CONSUMIDOR, publicado el 2 de setiembre de 2010 y modificado por Decreto Legislativo </w:t>
-      </w:r>
-      <w:proofErr w:type="spellStart"/>
-      <w:r>
-        <w:rPr>
-          <w:rFonts w:ascii="Arial Narrow" w:eastAsia="Arial Narrow" w:hAnsi="Arial Narrow" w:cs="Arial Narrow"/>
-          <w:b/>
-          <w:bCs/>
-          <w:sz w:val="16"/>
-          <w:szCs w:val="16"/>
-        </w:rPr>
-        <w:t/>
-      </w:r>
-      <w:proofErr w:type="spellEnd"/>
-      <w:r>
-        <w:rPr>
-          <w:rFonts w:ascii="Arial Narrow" w:eastAsia="Arial Narrow" w:hAnsi="Arial Narrow" w:cs="Arial Narrow"/>
-          <w:b/>
-          <w:bCs/>
-          <w:sz w:val="16"/>
-          <w:szCs w:val="16"/>
-        </w:rPr>
-        <w:t xml:space="preserve"> 1308 </w:t>
-      </w:r>
-    </w:p>
-    <w:p>
-      <w:pPr>
-        <w:pStyle w:val="Textonotapie"/>
-        <w:ind w:left="567" w:right="-1"/>
-        <w:jc w:val="both"/>
-        <w:rPr>
-          <w:rFonts w:ascii="Arial Narrow" w:eastAsia="Arial Narrow" w:hAnsi="Arial Narrow" w:cs="Arial Narrow"/>
-          <w:b/>
-          <w:bCs/>
-          <w:sz w:val="16"/>
-          <w:szCs w:val="16"/>
-        </w:rPr>
-      </w:pPr>
-      <w:r>
-        <w:rPr>
-          <w:rFonts w:ascii="Arial Narrow" w:eastAsia="Arial Narrow" w:hAnsi="Arial Narrow" w:cs="Arial Narrow"/>
-          <w:b/>
-          <w:bCs/>
-          <w:sz w:val="16"/>
-          <w:szCs w:val="16"/>
-        </w:rPr>
-        <w:t xml:space="preserve">Artículo 18.- Idoneidad </w:t>
-      </w:r>
-    </w:p>
-    <w:p>
-      <w:pPr>
-        <w:pStyle w:val="Textonotapie"/>
-        <w:ind w:left="567" w:right="-1"/>
-        <w:jc w:val="both"/>
-        <w:rPr>
-          <w:rFonts w:ascii="Arial Narrow" w:eastAsia="Arial Narrow" w:hAnsi="Arial Narrow" w:cs="Arial Narrow"/>
-          <w:sz w:val="16"/>
-          <w:szCs w:val="16"/>
-        </w:rPr>
-      </w:pPr>
-      <w:r>
-        <w:rPr>
-          <w:rFonts w:ascii="Arial Narrow" w:eastAsia="Arial Narrow" w:hAnsi="Arial Narrow" w:cs="Arial Narrow"/>
-          <w:sz w:val="16"/>
-          <w:szCs w:val="16"/>
-        </w:rPr>
-        <w:t xml:space="preserve">Se entiende por idoneidad la correspondencia entre lo que un consumidor espera y lo que efectivamente recibe, en función a lo que se le hubiera ofrecido, la publicidad e información transmitida, las condiciones y circunstancias de la transacción, las características y naturaleza del producto o servicio, el precio, entre otros factores, atendiendo a las circunstancias del caso. </w:t>
-      </w:r>
-    </w:p>
-    <w:p>
-      <w:pPr>
-        <w:pStyle w:val="Textonotapie"/>
-        <w:ind w:left="567" w:right="-1"/>
-        <w:jc w:val="both"/>
-        <w:rPr>
-          <w:rFonts w:ascii="Arial Narrow" w:eastAsia="Arial Narrow" w:hAnsi="Arial Narrow" w:cs="Arial Narrow"/>
-          <w:sz w:val="16"/>
-          <w:szCs w:val="16"/>
-        </w:rPr>
-      </w:pPr>
-      <w:r>
-        <w:rPr>
-          <w:rFonts w:ascii="Arial Narrow" w:eastAsia="Arial Narrow" w:hAnsi="Arial Narrow" w:cs="Arial Narrow"/>
-          <w:sz w:val="16"/>
-          <w:szCs w:val="16"/>
-        </w:rPr>
-        <w:t xml:space="preserve">La idoneidad es evaluada en función a la propia naturaleza del producto o servicio y a su aptitud para satisfacer la finalidad para la cual ha sido puesto en el mercado. Las autorizaciones por parte de los organismos del Estado para la fabricación de un producto o la prestación de un servicio, en los casos que sea necesario, no eximen de responsabilidad al proveedor frente al consumidor. </w:t>
-      </w:r>
-    </w:p>
-    <w:p>
-      <w:pPr>
-        <w:pStyle w:val="Textonotapie"/>
-        <w:ind w:left="567" w:right="-1"/>
-        <w:jc w:val="both"/>
-        <w:rPr>
-          <w:rFonts w:ascii="Arial Narrow" w:eastAsia="Arial Narrow" w:hAnsi="Arial Narrow" w:cs="Arial Narrow"/>
-          <w:sz w:val="16"/>
-          <w:szCs w:val="16"/>
-        </w:rPr>
-      </w:pPr>
-      <w:r>
-        <w:rPr>
-          <w:rFonts w:ascii="Arial Narrow" w:eastAsia="Arial Narrow" w:hAnsi="Arial Narrow" w:cs="Arial Narrow"/>
-          <w:b/>
-          <w:bCs/>
-          <w:sz w:val="16"/>
-          <w:szCs w:val="16"/>
-        </w:rPr>
-        <w:t xml:space="preserve">Artículo 19.- Obligación de los proveedores </w:t>
-      </w:r>
-    </w:p>
-    <w:p>
-      <w:pPr>
-        <w:pStyle w:val="Textonotapie"/>
-        <w:ind w:left="567" w:right="-1"/>
-        <w:jc w:val="both"/>
-        <w:rPr>
-          <w:rFonts w:ascii="Arial Narrow" w:eastAsia="Arial Narrow" w:hAnsi="Arial Narrow" w:cs="Arial Narrow"/>
-          <w:sz w:val="16"/>
-          <w:szCs w:val="16"/>
-        </w:rPr>
-      </w:pPr>
-      <w:r>
-        <w:rPr>
-          <w:rFonts w:ascii="Arial Narrow" w:eastAsia="Arial Narrow" w:hAnsi="Arial Narrow" w:cs="Arial Narrow"/>
-          <w:sz w:val="16"/>
-          <w:szCs w:val="16"/>
-        </w:rPr>
-        <w:t>El proveedor responde por la idoneidad y calidad de los productos y servicios ofrecidos; por la autenticidad de las marcas y leyendas que exhiben sus productos o del signo que respalda al prestador del servicio, por la falta de conformidad entre la publicidad comercial de los productos y servicios y estos, así como por el contenido y la vida útil del producto indicado en el envase, en lo que corresponda.</w:t>
-      </w:r>
-    </w:p>
+    </w:p>
+  </w:footnote>
+  <w:footnote w:id="5">
     <w:p>
       <w:pPr>
         <w:pStyle w:val="Textonotapie"/>
@@ -8919,9 +9028,194 @@
           <w:szCs w:val="16"/>
         </w:rPr>
       </w:pPr>
-    </w:p>
-  </w:footnote>
-  <w:footnote w:id="5">
+      <w:r>
+        <w:rPr>
+          <w:rStyle w:val="Refdenotaalpie"/>
+          <w:rFonts w:ascii="Arial Narrow" w:eastAsia="Arial Narrow" w:hAnsi="Arial Narrow" w:cs="Arial Narrow"/>
+          <w:sz w:val="16"/>
+          <w:szCs w:val="16"/>
+          <w:vertAlign w:val="superscript"/>
+        </w:rPr>
+        <w:footnoteRef/>
+      </w:r>
+      <w:r>
+        <w:rPr>
+          <w:rFonts w:ascii="Arial Narrow" w:eastAsia="Arial Narrow" w:hAnsi="Arial Narrow" w:cs="Arial Narrow"/>
+          <w:sz w:val="16"/>
+          <w:szCs w:val="16"/>
+        </w:rPr>
+        <w:tab/>
+        <w:t xml:space="preserve"/>
+      </w:r>
+      <w:r>
+        <w:rPr>
+          <w:rFonts w:ascii="Arial Narrow" w:eastAsia="Arial Narrow" w:hAnsi="Arial Narrow" w:cs="Arial Narrow"/>
+          <w:sz w:val="16"/>
+          <w:szCs w:val="16"/>
+        </w:rPr>
+        <w:tab/>
+      </w:r>
+      <w:r>
+        <w:rPr>
+          <w:rFonts w:ascii="Arial Narrow" w:eastAsia="Arial Narrow" w:hAnsi="Arial Narrow" w:cs="Arial Narrow"/>
+          <w:b/>
+          <w:bCs/>
+          <w:sz w:val="16"/>
+          <w:szCs w:val="16"/>
+        </w:rPr>
+        <w:t xml:space="preserve">LEY </w:t>
+      </w:r>
+      <w:proofErr w:type="spellStart"/>
+      <w:r>
+        <w:rPr>
+          <w:rFonts w:ascii="Arial Narrow" w:eastAsia="Arial Narrow" w:hAnsi="Arial Narrow" w:cs="Arial Narrow"/>
+          <w:b/>
+          <w:bCs/>
+          <w:sz w:val="16"/>
+          <w:szCs w:val="16"/>
+        </w:rPr>
+        <w:t/>
+      </w:r>
+      <w:proofErr w:type="spellEnd"/>
+      <w:r>
+        <w:rPr>
+          <w:rFonts w:ascii="Arial Narrow" w:eastAsia="Arial Narrow" w:hAnsi="Arial Narrow" w:cs="Arial Narrow"/>
+          <w:b/>
+          <w:bCs/>
+          <w:sz w:val="16"/>
+          <w:szCs w:val="16"/>
+        </w:rPr>
+        <w:t xml:space="preserve">29571, CÓDIGO DE PROTECCIÓN Y DEFENSA DEL CONSUMIDOR, publicado el 2 de setiembre de 2010 y modificado por Decreto Legislativo </w:t>
+      </w:r>
+      <w:proofErr w:type="spellStart"/>
+      <w:r>
+        <w:rPr>
+          <w:rFonts w:ascii="Arial Narrow" w:eastAsia="Arial Narrow" w:hAnsi="Arial Narrow" w:cs="Arial Narrow"/>
+          <w:b/>
+          <w:bCs/>
+          <w:sz w:val="16"/>
+          <w:szCs w:val="16"/>
+        </w:rPr>
+        <w:t/>
+      </w:r>
+      <w:proofErr w:type="spellEnd"/>
+      <w:r>
+        <w:rPr>
+          <w:rFonts w:ascii="Arial Narrow" w:eastAsia="Arial Narrow" w:hAnsi="Arial Narrow" w:cs="Arial Narrow"/>
+          <w:b/>
+          <w:bCs/>
+          <w:sz w:val="16"/>
+          <w:szCs w:val="16"/>
+        </w:rPr>
+        <w:t xml:space="preserve">1308 </w:t>
+      </w:r>
+    </w:p>
+    <w:p>
+      <w:pPr>
+        <w:pStyle w:val="Textonotapie"/>
+        <w:ind w:left="567" w:right="-1"/>
+        <w:jc w:val="both"/>
+        <w:rPr>
+          <w:rFonts w:ascii="Arial Narrow" w:eastAsia="Arial Narrow" w:hAnsi="Arial Narrow" w:cs="Arial Narrow"/>
+          <w:b/>
+          <w:bCs/>
+          <w:sz w:val="16"/>
+          <w:szCs w:val="16"/>
+        </w:rPr>
+      </w:pPr>
+      <w:r>
+        <w:rPr>
+          <w:rFonts w:ascii="Arial Narrow" w:eastAsia="Arial Narrow" w:hAnsi="Arial Narrow" w:cs="Arial Narrow"/>
+          <w:b/>
+          <w:bCs/>
+          <w:sz w:val="16"/>
+          <w:szCs w:val="16"/>
+        </w:rPr>
+        <w:t xml:space="preserve">Artículo 18.- Idoneidad </w:t>
+      </w:r>
+    </w:p>
+    <w:p>
+      <w:pPr>
+        <w:pStyle w:val="Textonotapie"/>
+        <w:ind w:left="567" w:right="-1"/>
+        <w:jc w:val="both"/>
+        <w:rPr>
+          <w:rFonts w:ascii="Arial Narrow" w:eastAsia="Arial Narrow" w:hAnsi="Arial Narrow" w:cs="Arial Narrow"/>
+          <w:sz w:val="16"/>
+          <w:szCs w:val="16"/>
+        </w:rPr>
+      </w:pPr>
+      <w:r>
+        <w:rPr>
+          <w:rFonts w:ascii="Arial Narrow" w:eastAsia="Arial Narrow" w:hAnsi="Arial Narrow" w:cs="Arial Narrow"/>
+          <w:sz w:val="16"/>
+          <w:szCs w:val="16"/>
+        </w:rPr>
+        <w:t xml:space="preserve">Se entiende por idoneidad la correspondencia entre lo que un consumidor espera y lo que efectivamente recibe, en función a lo que se le hubiera ofrecido, la publicidad e información transmitida, las condiciones y circunstancias de la transacción, las características y naturaleza del producto o servicio, el precio, entre otros factores, atendiendo a las circunstancias del caso. </w:t>
+      </w:r>
+    </w:p>
+    <w:p>
+      <w:pPr>
+        <w:pStyle w:val="Textonotapie"/>
+        <w:ind w:left="567" w:right="-1"/>
+        <w:jc w:val="both"/>
+        <w:rPr>
+          <w:rFonts w:ascii="Arial Narrow" w:eastAsia="Arial Narrow" w:hAnsi="Arial Narrow" w:cs="Arial Narrow"/>
+          <w:sz w:val="16"/>
+          <w:szCs w:val="16"/>
+        </w:rPr>
+      </w:pPr>
+      <w:r>
+        <w:rPr>
+          <w:rFonts w:ascii="Arial Narrow" w:eastAsia="Arial Narrow" w:hAnsi="Arial Narrow" w:cs="Arial Narrow"/>
+          <w:sz w:val="16"/>
+          <w:szCs w:val="16"/>
+        </w:rPr>
+        <w:t xml:space="preserve">La idoneidad es evaluada en función a la propia naturaleza del producto o servicio y a su aptitud para satisfacer la finalidad para la cual ha sido puesto en el mercado. Las autorizaciones por parte de los organismos del Estado para la fabricación de un producto o la prestación de un servicio, en los casos que sea necesario, no eximen de responsabilidad al proveedor frente al consumidor. </w:t>
+      </w:r>
+    </w:p>
+    <w:p>
+      <w:pPr>
+        <w:pStyle w:val="Textonotapie"/>
+        <w:ind w:left="567" w:right="-1"/>
+        <w:jc w:val="both"/>
+        <w:rPr>
+          <w:rFonts w:ascii="Arial Narrow" w:eastAsia="Arial Narrow" w:hAnsi="Arial Narrow" w:cs="Arial Narrow"/>
+          <w:sz w:val="16"/>
+          <w:szCs w:val="16"/>
+        </w:rPr>
+      </w:pPr>
+      <w:r>
+        <w:rPr>
+          <w:rFonts w:ascii="Arial Narrow" w:eastAsia="Arial Narrow" w:hAnsi="Arial Narrow" w:cs="Arial Narrow"/>
+          <w:b/>
+          <w:bCs/>
+          <w:sz w:val="16"/>
+          <w:szCs w:val="16"/>
+        </w:rPr>
+        <w:t xml:space="preserve">Artículo 19.- Obligación de los proveedores </w:t>
+      </w:r>
+    </w:p>
+    <w:p>
+      <w:pPr>
+        <w:pStyle w:val="Textonotapie"/>
+        <w:ind w:left="567" w:right="-1"/>
+        <w:jc w:val="both"/>
+        <w:rPr>
+          <w:rFonts w:ascii="Arial Narrow" w:eastAsia="Arial Narrow" w:hAnsi="Arial Narrow" w:cs="Arial Narrow"/>
+          <w:sz w:val="16"/>
+          <w:szCs w:val="16"/>
+        </w:rPr>
+      </w:pPr>
+      <w:r>
+        <w:rPr>
+          <w:rFonts w:ascii="Arial Narrow" w:eastAsia="Arial Narrow" w:hAnsi="Arial Narrow" w:cs="Arial Narrow"/>
+          <w:sz w:val="16"/>
+          <w:szCs w:val="16"/>
+        </w:rPr>
+        <w:t>El proveedor responde por la idoneidad y calidad de los productos y servicios ofrecidos; por la autenticidad de las marcas y leyendas que exhiben sus productos o del signo que respalda al prestador del servicio, por la falta de conformidad entre la publicidad comercial de los productos y servicios y estos, así como por el contenido y la vida útil del producto indicado en el envase, en lo que corresponda.</w:t>
+      </w:r>
+    </w:p>
     <w:p>
       <w:pPr>
         <w:pStyle w:val="Textonotapie"/>
@@ -8938,193 +9232,9 @@
           <w:szCs w:val="16"/>
         </w:rPr>
       </w:pPr>
-      <w:r>
-        <w:rPr>
-          <w:rStyle w:val="Refdenotaalpie"/>
-          <w:rFonts w:ascii="Arial Narrow" w:eastAsia="Arial Narrow" w:hAnsi="Arial Narrow" w:cs="Arial Narrow"/>
-          <w:sz w:val="16"/>
-          <w:szCs w:val="16"/>
-          <w:vertAlign w:val="superscript"/>
-        </w:rPr>
-        <w:footnoteRef/>
-      </w:r>
-      <w:r>
-        <w:rPr>
-          <w:rFonts w:ascii="Arial Narrow" w:eastAsia="Arial Narrow" w:hAnsi="Arial Narrow" w:cs="Arial Narrow"/>
-          <w:sz w:val="16"/>
-          <w:szCs w:val="16"/>
-        </w:rPr>
-        <w:t xml:space="preserve"> </w:t>
-      </w:r>
-      <w:r>
-        <w:rPr>
-          <w:rFonts w:ascii="Arial Narrow" w:eastAsia="Arial Narrow" w:hAnsi="Arial Narrow" w:cs="Arial Narrow"/>
-          <w:sz w:val="16"/>
-          <w:szCs w:val="16"/>
-        </w:rPr>
-        <w:tab/>
-      </w:r>
-      <w:r>
-        <w:rPr>
-          <w:rFonts w:ascii="Arial Narrow" w:eastAsia="Arial Narrow" w:hAnsi="Arial Narrow" w:cs="Arial Narrow"/>
-          <w:b/>
-          <w:bCs/>
-          <w:sz w:val="16"/>
-          <w:szCs w:val="16"/>
-        </w:rPr>
-        <w:t xml:space="preserve">LEY </w:t>
-      </w:r>
-      <w:proofErr w:type="spellStart"/>
-      <w:r>
-        <w:rPr>
-          <w:rFonts w:ascii="Arial Narrow" w:eastAsia="Arial Narrow" w:hAnsi="Arial Narrow" w:cs="Arial Narrow"/>
-          <w:b/>
-          <w:bCs/>
-          <w:sz w:val="16"/>
-          <w:szCs w:val="16"/>
-        </w:rPr>
-        <w:t/>
-      </w:r>
-      <w:proofErr w:type="spellEnd"/>
-      <w:r>
-        <w:rPr>
-          <w:rFonts w:ascii="Arial Narrow" w:eastAsia="Arial Narrow" w:hAnsi="Arial Narrow" w:cs="Arial Narrow"/>
-          <w:b/>
-          <w:bCs/>
-          <w:sz w:val="16"/>
-          <w:szCs w:val="16"/>
-        </w:rPr>
-        <w:t xml:space="preserve"> 29571, CÓDIGO DE PROTECCIÓN Y DEFENSA DEL CONSUMIDOR, publicado el 2 de setiembre de 2010 y modificado por Decreto Legislativo </w:t>
-      </w:r>
-      <w:proofErr w:type="spellStart"/>
-      <w:r>
-        <w:rPr>
-          <w:rFonts w:ascii="Arial Narrow" w:eastAsia="Arial Narrow" w:hAnsi="Arial Narrow" w:cs="Arial Narrow"/>
-          <w:b/>
-          <w:bCs/>
-          <w:sz w:val="16"/>
-          <w:szCs w:val="16"/>
-        </w:rPr>
-        <w:t/>
-      </w:r>
-      <w:proofErr w:type="spellEnd"/>
-      <w:r>
-        <w:rPr>
-          <w:rFonts w:ascii="Arial Narrow" w:eastAsia="Arial Narrow" w:hAnsi="Arial Narrow" w:cs="Arial Narrow"/>
-          <w:b/>
-          <w:bCs/>
-          <w:sz w:val="16"/>
-          <w:szCs w:val="16"/>
-        </w:rPr>
-        <w:t xml:space="preserve"> 1308 </w:t>
-      </w:r>
-    </w:p>
-    <w:p>
-      <w:pPr>
-        <w:pStyle w:val="Textonotapie"/>
-        <w:ind w:left="567" w:right="-1"/>
-        <w:jc w:val="both"/>
-        <w:rPr>
-          <w:rFonts w:ascii="Arial Narrow" w:eastAsia="Arial Narrow" w:hAnsi="Arial Narrow" w:cs="Arial Narrow"/>
-          <w:b/>
-          <w:bCs/>
-          <w:sz w:val="16"/>
-          <w:szCs w:val="16"/>
-        </w:rPr>
-      </w:pPr>
-      <w:r>
-        <w:rPr>
-          <w:rFonts w:ascii="Arial Narrow" w:eastAsia="Arial Narrow" w:hAnsi="Arial Narrow" w:cs="Arial Narrow"/>
-          <w:b/>
-          <w:bCs/>
-          <w:sz w:val="16"/>
-          <w:szCs w:val="16"/>
-        </w:rPr>
-        <w:t xml:space="preserve">Artículo 18.- Idoneidad </w:t>
-      </w:r>
-    </w:p>
-    <w:p>
-      <w:pPr>
-        <w:pStyle w:val="Textonotapie"/>
-        <w:ind w:left="567" w:right="-1"/>
-        <w:jc w:val="both"/>
-        <w:rPr>
-          <w:rFonts w:ascii="Arial Narrow" w:eastAsia="Arial Narrow" w:hAnsi="Arial Narrow" w:cs="Arial Narrow"/>
-          <w:sz w:val="16"/>
-          <w:szCs w:val="16"/>
-        </w:rPr>
-      </w:pPr>
-      <w:r>
-        <w:rPr>
-          <w:rFonts w:ascii="Arial Narrow" w:eastAsia="Arial Narrow" w:hAnsi="Arial Narrow" w:cs="Arial Narrow"/>
-          <w:sz w:val="16"/>
-          <w:szCs w:val="16"/>
-        </w:rPr>
-        <w:t xml:space="preserve">Se entiende por idoneidad la correspondencia entre lo que un consumidor espera y lo que efectivamente recibe, en función a lo que se le hubiera ofrecido, la publicidad e información transmitida, las condiciones y circunstancias de la transacción, las características y naturaleza del producto o servicio, el precio, entre otros factores, atendiendo a las circunstancias del caso. </w:t>
-      </w:r>
-    </w:p>
-    <w:p>
-      <w:pPr>
-        <w:pStyle w:val="Textonotapie"/>
-        <w:ind w:left="567" w:right="-1"/>
-        <w:jc w:val="both"/>
-        <w:rPr>
-          <w:rFonts w:ascii="Arial Narrow" w:eastAsia="Arial Narrow" w:hAnsi="Arial Narrow" w:cs="Arial Narrow"/>
-          <w:sz w:val="16"/>
-          <w:szCs w:val="16"/>
-        </w:rPr>
-      </w:pPr>
-      <w:r>
-        <w:rPr>
-          <w:rFonts w:ascii="Arial Narrow" w:eastAsia="Arial Narrow" w:hAnsi="Arial Narrow" w:cs="Arial Narrow"/>
-          <w:sz w:val="16"/>
-          <w:szCs w:val="16"/>
-        </w:rPr>
-        <w:t xml:space="preserve">La idoneidad es evaluada en función a la propia naturaleza del producto o servicio y a su aptitud para satisfacer la finalidad para la cual ha sido puesto en el mercado. Las autorizaciones por parte de los organismos del Estado para la fabricación de un producto o la prestación de un servicio, en los casos que sea necesario, no eximen de responsabilidad al proveedor frente al consumidor. </w:t>
-      </w:r>
-    </w:p>
-    <w:p>
-      <w:pPr>
-        <w:pStyle w:val="Textonotapie"/>
-        <w:ind w:left="567" w:right="-1"/>
-        <w:jc w:val="both"/>
-        <w:rPr>
-          <w:rFonts w:ascii="Arial Narrow" w:eastAsia="Arial Narrow" w:hAnsi="Arial Narrow" w:cs="Arial Narrow"/>
-          <w:sz w:val="16"/>
-          <w:szCs w:val="16"/>
-        </w:rPr>
-      </w:pPr>
-      <w:r>
-        <w:rPr>
-          <w:rFonts w:ascii="Arial Narrow" w:eastAsia="Arial Narrow" w:hAnsi="Arial Narrow" w:cs="Arial Narrow"/>
-          <w:b/>
-          <w:bCs/>
-          <w:sz w:val="16"/>
-          <w:szCs w:val="16"/>
-        </w:rPr>
-        <w:t xml:space="preserve">Artículo 19.- Obligación de los proveedores </w:t>
-      </w:r>
-    </w:p>
-    <w:p>
-      <w:pPr>
-        <w:pStyle w:val="Textonotapie"/>
-        <w:ind w:left="567" w:right="-1"/>
-        <w:jc w:val="both"/>
-        <w:rPr>
-          <w:rFonts w:ascii="Arial Narrow" w:eastAsia="Arial Narrow" w:hAnsi="Arial Narrow" w:cs="Arial Narrow"/>
-          <w:sz w:val="16"/>
-          <w:szCs w:val="16"/>
-        </w:rPr>
-      </w:pPr>
-      <w:r>
-        <w:rPr>
-          <w:rFonts w:ascii="Arial Narrow" w:eastAsia="Arial Narrow" w:hAnsi="Arial Narrow" w:cs="Arial Narrow"/>
-          <w:sz w:val="16"/>
-          <w:szCs w:val="16"/>
-        </w:rPr>
-        <w:t>El proveedor responde por la idoneidad y calidad de los productos y servicios ofrecidos; por la autenticidad de las marcas y leyendas que exhiben sus productos o del signo que respalda al prestador del servicio, por la falta de conformidad entre la publicidad comercial de los productos y servicios y estos, así como por el contenido y la vida útil del producto indicado en el envase, en lo que corresponda.</w:t>
-      </w:r>
-    </w:p>
+    </w:p>
+  </w:footnote>
+  <w:footnote w:id="6">
     <w:p>
       <w:pPr>
         <w:pStyle w:val="Textonotapie"/>
@@ -9141,9 +9251,166 @@
           <w:szCs w:val="16"/>
         </w:rPr>
       </w:pPr>
-    </w:p>
-  </w:footnote>
-  <w:footnote w:id="6">
+      <w:r>
+        <w:rPr>
+          <w:rStyle w:val="Refdenotaalpie"/>
+          <w:rFonts w:ascii="Arial Narrow" w:eastAsia="Arial Narrow" w:hAnsi="Arial Narrow" w:cs="Arial Narrow"/>
+          <w:sz w:val="16"/>
+          <w:szCs w:val="16"/>
+          <w:vertAlign w:val="superscript"/>
+        </w:rPr>
+        <w:footnoteRef/>
+      </w:r>
+      <w:r>
+        <w:rPr>
+          <w:rFonts w:ascii="Arial Narrow" w:eastAsia="Arial Narrow" w:hAnsi="Arial Narrow" w:cs="Arial Narrow"/>
+          <w:sz w:val="16"/>
+          <w:szCs w:val="16"/>
+        </w:rPr>
+        <w:tab/>
+        <w:t xml:space="preserve"/>
+      </w:r>
+      <w:r>
+        <w:rPr>
+          <w:rFonts w:ascii="Arial Narrow" w:eastAsia="Arial Narrow" w:hAnsi="Arial Narrow" w:cs="Arial Narrow"/>
+          <w:sz w:val="16"/>
+          <w:szCs w:val="16"/>
+        </w:rPr>
+        <w:tab/>
+      </w:r>
+      <w:r>
+        <w:rPr>
+          <w:rFonts w:ascii="Arial Narrow" w:eastAsia="Arial Narrow" w:hAnsi="Arial Narrow" w:cs="Arial Narrow"/>
+          <w:b/>
+          <w:bCs/>
+          <w:sz w:val="16"/>
+          <w:szCs w:val="16"/>
+        </w:rPr>
+        <w:t xml:space="preserve">LEY </w:t>
+      </w:r>
+      <w:proofErr w:type="spellStart"/>
+      <w:r>
+        <w:rPr>
+          <w:rFonts w:ascii="Arial Narrow" w:eastAsia="Arial Narrow" w:hAnsi="Arial Narrow" w:cs="Arial Narrow"/>
+          <w:b/>
+          <w:bCs/>
+          <w:sz w:val="16"/>
+          <w:szCs w:val="16"/>
+        </w:rPr>
+        <w:t/>
+      </w:r>
+      <w:proofErr w:type="spellEnd"/>
+      <w:r>
+        <w:rPr>
+          <w:rFonts w:ascii="Arial Narrow" w:eastAsia="Arial Narrow" w:hAnsi="Arial Narrow" w:cs="Arial Narrow"/>
+          <w:b/>
+          <w:bCs/>
+          <w:sz w:val="16"/>
+          <w:szCs w:val="16"/>
+        </w:rPr>
+        <w:t xml:space="preserve">29571, CÓDIGO DE PROTECCIÓN Y DEFENSA DEL CONSUMIDOR, publicado el 2 de setiembre de 2010 y modificado por Decreto Legislativo </w:t>
+      </w:r>
+      <w:proofErr w:type="spellStart"/>
+      <w:r>
+        <w:rPr>
+          <w:rFonts w:ascii="Arial Narrow" w:eastAsia="Arial Narrow" w:hAnsi="Arial Narrow" w:cs="Arial Narrow"/>
+          <w:b/>
+          <w:bCs/>
+          <w:sz w:val="16"/>
+          <w:szCs w:val="16"/>
+        </w:rPr>
+        <w:t/>
+      </w:r>
+      <w:proofErr w:type="spellEnd"/>
+      <w:r>
+        <w:rPr>
+          <w:rFonts w:ascii="Arial Narrow" w:eastAsia="Arial Narrow" w:hAnsi="Arial Narrow" w:cs="Arial Narrow"/>
+          <w:b/>
+          <w:bCs/>
+          <w:sz w:val="16"/>
+          <w:szCs w:val="16"/>
+        </w:rPr>
+        <w:t xml:space="preserve">1308 </w:t>
+      </w:r>
+    </w:p>
+    <w:p>
+      <w:pPr>
+        <w:pStyle w:val="Textonotapie"/>
+        <w:ind w:firstLine="567"/>
+        <w:jc w:val="both"/>
+        <w:rPr>
+          <w:rFonts w:ascii="Arial Narrow" w:eastAsia="Arial Narrow" w:hAnsi="Arial Narrow" w:cs="Arial Narrow"/>
+          <w:b/>
+          <w:bCs/>
+          <w:sz w:val="16"/>
+          <w:szCs w:val="16"/>
+        </w:rPr>
+      </w:pPr>
+      <w:r>
+        <w:rPr>
+          <w:rFonts w:ascii="Arial Narrow" w:eastAsia="Arial Narrow" w:hAnsi="Arial Narrow" w:cs="Arial Narrow"/>
+          <w:b/>
+          <w:bCs/>
+          <w:sz w:val="16"/>
+          <w:szCs w:val="16"/>
+        </w:rPr>
+        <w:t>Artículo 1.- Derechos de los consumidores</w:t>
+      </w:r>
+    </w:p>
+    <w:p>
+      <w:pPr>
+        <w:pStyle w:val="Textonotapie"/>
+        <w:tabs>
+          <w:tab w:val="left" w:pos="567"/>
+        </w:tabs>
+        <w:jc w:val="both"/>
+        <w:rPr>
+          <w:rFonts w:ascii="Arial Narrow" w:eastAsia="Arial Narrow" w:hAnsi="Arial Narrow" w:cs="Arial Narrow"/>
+          <w:sz w:val="16"/>
+          <w:szCs w:val="16"/>
+        </w:rPr>
+      </w:pPr>
+      <w:r>
+        <w:rPr>
+          <w:rFonts w:ascii="Arial Narrow" w:eastAsia="Arial Narrow" w:hAnsi="Arial Narrow" w:cs="Arial Narrow"/>
+          <w:sz w:val="16"/>
+          <w:szCs w:val="16"/>
+        </w:rPr>
+        <w:tab/>
+        <w:t>1.1 (…)</w:t>
+      </w:r>
+    </w:p>
+    <w:p>
+      <w:pPr>
+        <w:pStyle w:val="Textonotapie"/>
+        <w:tabs>
+          <w:tab w:val="left" w:pos="567"/>
+        </w:tabs>
+        <w:ind w:left="570"/>
+        <w:jc w:val="both"/>
+        <w:rPr>
+          <w:rFonts w:ascii="Arial Narrow" w:eastAsia="Arial Narrow" w:hAnsi="Arial Narrow" w:cs="Arial Narrow"/>
+          <w:sz w:val="16"/>
+          <w:szCs w:val="16"/>
+        </w:rPr>
+      </w:pPr>
+      <w:r>
+        <w:rPr>
+          <w:rFonts w:ascii="Arial Narrow" w:eastAsia="Arial Narrow" w:hAnsi="Arial Narrow" w:cs="Arial Narrow"/>
+          <w:sz w:val="16"/>
+          <w:szCs w:val="16"/>
+        </w:rPr>
+        <w:t xml:space="preserve">b. </w:t>
+      </w:r>
+      <w:r>
+        <w:rPr>
+          <w:rFonts w:ascii="Arial Narrow" w:eastAsia="Arial Narrow" w:hAnsi="Arial Narrow" w:cs="Arial Narrow"/>
+          <w:sz w:val="16"/>
+          <w:szCs w:val="16"/>
+        </w:rPr>
+        <w:t xml:space="preserve">Derecho a acceder a información oportuna, suficiente, veraz y fácilmente accesible, relevante para tomar una decisión o realizar una elección de consumo que se ajuste a sus intereses, así como para efectuar un uso o consumo adecuado de los productos o servicios. </w:t>
+      </w:r>
+    </w:p>
     <w:p>
       <w:pPr>
         <w:pStyle w:val="Textonotapie"/>
@@ -9154,6 +9421,27 @@
         <w:jc w:val="both"/>
         <w:rPr>
           <w:rFonts w:ascii="Arial Narrow" w:eastAsia="Arial Narrow" w:hAnsi="Arial Narrow" w:cs="Arial Narrow"/>
+          <w:sz w:val="16"/>
+          <w:szCs w:val="16"/>
+        </w:rPr>
+      </w:pPr>
+      <w:r>
+        <w:rPr>
+          <w:rFonts w:ascii="Arial Narrow" w:eastAsia="Arial Narrow" w:hAnsi="Arial Narrow" w:cs="Arial Narrow"/>
+          <w:sz w:val="16"/>
+          <w:szCs w:val="16"/>
+        </w:rPr>
+        <w:tab/>
+        <w:t>(…).</w:t>
+      </w:r>
+    </w:p>
+    <w:p>
+      <w:pPr>
+        <w:pStyle w:val="Textonotapie"/>
+        <w:ind w:firstLine="567"/>
+        <w:jc w:val="both"/>
+        <w:rPr>
+          <w:rFonts w:ascii="Arial Narrow" w:eastAsia="Arial Narrow" w:hAnsi="Arial Narrow" w:cs="Arial Narrow"/>
           <w:b/>
           <w:bCs/>
           <w:sz w:val="16"/>
@@ -9162,6 +9450,152 @@
       </w:pPr>
       <w:r>
         <w:rPr>
+          <w:rFonts w:ascii="Arial Narrow" w:eastAsia="Arial Narrow" w:hAnsi="Arial Narrow" w:cs="Arial Narrow"/>
+          <w:b/>
+          <w:bCs/>
+          <w:sz w:val="16"/>
+          <w:szCs w:val="16"/>
+        </w:rPr>
+        <w:t>Artículo 2.- Información relevante</w:t>
+      </w:r>
+    </w:p>
+    <w:p>
+      <w:pPr>
+        <w:pStyle w:val="Textonotapie"/>
+        <w:tabs>
+          <w:tab w:val="left" w:pos="567"/>
+        </w:tabs>
+        <w:ind w:left="567"/>
+        <w:jc w:val="both"/>
+        <w:rPr>
+          <w:rFonts w:ascii="Arial Narrow" w:eastAsia="Arial Narrow" w:hAnsi="Arial Narrow" w:cs="Arial Narrow"/>
+          <w:sz w:val="16"/>
+          <w:szCs w:val="16"/>
+        </w:rPr>
+      </w:pPr>
+      <w:r>
+        <w:rPr>
+          <w:rFonts w:ascii="Arial Narrow" w:eastAsia="Arial Narrow" w:hAnsi="Arial Narrow" w:cs="Arial Narrow"/>
+          <w:sz w:val="16"/>
+          <w:szCs w:val="16"/>
+        </w:rPr>
+        <w:t xml:space="preserve">2.1 El proveedor tiene la obligación de ofrecer al consumidor toda la información relevante para tomar una decisión o realizar una elección adecuada de consumo, así como para efectuar un uso o consumo adecuado de los productos o servicios. </w:t>
+      </w:r>
+    </w:p>
+    <w:p>
+      <w:pPr>
+        <w:pStyle w:val="Textonotapie"/>
+        <w:tabs>
+          <w:tab w:val="left" w:pos="567"/>
+        </w:tabs>
+        <w:ind w:left="567"/>
+        <w:jc w:val="both"/>
+        <w:rPr>
+          <w:rFonts w:ascii="Arial Narrow" w:eastAsia="Arial Narrow" w:hAnsi="Arial Narrow" w:cs="Arial Narrow"/>
+          <w:sz w:val="16"/>
+          <w:szCs w:val="16"/>
+        </w:rPr>
+      </w:pPr>
+      <w:r>
+        <w:rPr>
+          <w:rFonts w:ascii="Arial Narrow" w:eastAsia="Arial Narrow" w:hAnsi="Arial Narrow" w:cs="Arial Narrow"/>
+          <w:sz w:val="16"/>
+          <w:szCs w:val="16"/>
+        </w:rPr>
+        <w:t xml:space="preserve">2.2 La información debe ser veraz, suficiente, de fácil comprensión, apropiada, oportuna y fácilmente accesible, debiendo ser brindada en idioma castellano. </w:t>
+      </w:r>
+    </w:p>
+    <w:p>
+      <w:pPr>
+        <w:pStyle w:val="Textonotapie"/>
+        <w:tabs>
+          <w:tab w:val="left" w:pos="567"/>
+        </w:tabs>
+        <w:ind w:left="567"/>
+        <w:jc w:val="both"/>
+        <w:rPr>
+          <w:rFonts w:ascii="Arial Narrow" w:eastAsia="Arial Narrow" w:hAnsi="Arial Narrow" w:cs="Arial Narrow"/>
+          <w:sz w:val="16"/>
+          <w:szCs w:val="16"/>
+        </w:rPr>
+      </w:pPr>
+      <w:r>
+        <w:rPr>
+          <w:rFonts w:ascii="Arial Narrow" w:eastAsia="Arial Narrow" w:hAnsi="Arial Narrow" w:cs="Arial Narrow"/>
+          <w:sz w:val="16"/>
+          <w:szCs w:val="16"/>
+        </w:rPr>
+        <w:t xml:space="preserve">2.3 Sin perjuicio de las exigencias concretas de las normas sectoriales correspondientes, para analizar la información relevante se tiene en consideración a toda aquella sin la cual no se hubiera adoptado la decisión de consumo o se hubiera efectuado en términos substancialmente distintos. Para ello se debe examinar si la información omitida desnaturaliza las condiciones en que se realizó la oferta al consumidor. </w:t>
+      </w:r>
+    </w:p>
+    <w:p>
+      <w:pPr>
+        <w:pStyle w:val="Textonotapie"/>
+        <w:tabs>
+          <w:tab w:val="left" w:pos="567"/>
+        </w:tabs>
+        <w:ind w:left="567"/>
+        <w:jc w:val="both"/>
+        <w:rPr>
+          <w:rFonts w:ascii="Arial Narrow" w:eastAsia="Arial Narrow" w:hAnsi="Arial Narrow" w:cs="Arial Narrow"/>
+          <w:sz w:val="16"/>
+          <w:szCs w:val="16"/>
+        </w:rPr>
+      </w:pPr>
+      <w:r>
+        <w:rPr>
+          <w:rFonts w:ascii="Arial Narrow" w:eastAsia="Arial Narrow" w:hAnsi="Arial Narrow" w:cs="Arial Narrow"/>
+          <w:sz w:val="16"/>
+          <w:szCs w:val="16"/>
+        </w:rPr>
+        <w:t>2.4 Al evaluarse la información, deben considerarse los problemas de confusión que generarían al consumidor el suministro de información excesiva o sumamente compleja, atendiendo a la naturaleza del producto adquirido o al servicio contratado</w:t>
+      </w:r>
+      <w:r>
+        <w:rPr>
+          <w:rFonts w:ascii="Arial Narrow" w:eastAsia="Arial Narrow" w:hAnsi="Arial Narrow" w:cs="Arial Narrow"/>
+          <w:sz w:val="16"/>
+          <w:szCs w:val="16"/>
+        </w:rPr>
+        <w:t xml:space="preserve">. </w:t>
+      </w:r>
+    </w:p>
+    <w:p>
+      <w:pPr>
+        <w:pStyle w:val="Textonotapie"/>
+        <w:tabs>
+          <w:tab w:val="left" w:pos="567"/>
+        </w:tabs>
+        <w:ind w:left="567" w:right="-1" w:hanging="567"/>
+        <w:jc w:val="both"/>
+        <w:rPr>
+          <w:rFonts w:ascii="Arial Narrow" w:eastAsia="Arial Narrow" w:hAnsi="Arial Narrow" w:cs="Arial Narrow"/>
+          <w:b/>
+          <w:bCs/>
+          <w:sz w:val="16"/>
+          <w:szCs w:val="16"/>
+        </w:rPr>
+      </w:pPr>
+    </w:p>
+  </w:footnote>
+  <w:footnote w:id="7">
+    <w:p>
+      <w:pPr>
+        <w:pStyle w:val="Textonotapie"/>
+        <w:tabs>
+          <w:tab w:val="left" w:pos="567"/>
+        </w:tabs>
+        <w:ind w:left="567" w:right="-1" w:hanging="567"/>
+        <w:jc w:val="both"/>
+        <w:rPr>
+          <w:rFonts w:ascii="Arial Narrow" w:eastAsia="Arial Narrow" w:hAnsi="Arial Narrow" w:cs="Arial Narrow"/>
+          <w:b/>
+          <w:bCs/>
+          <w:sz w:val="16"/>
+          <w:szCs w:val="16"/>
+        </w:rPr>
+      </w:pPr>
+      <w:r>
+        <w:rPr>
           <w:rStyle w:val="Refdenotaalpie"/>
           <w:rFonts w:ascii="Arial Narrow" w:eastAsia="Arial Narrow" w:hAnsi="Arial Narrow" w:cs="Arial Narrow"/>
           <w:sz w:val="16"/>
@@ -9176,15 +9610,16 @@
           <w:sz w:val="16"/>
           <w:szCs w:val="16"/>
         </w:rPr>
-        <w:t xml:space="preserve"> </w:t>
-      </w:r>
-      <w:r>
-        <w:rPr>
-          <w:rFonts w:ascii="Arial Narrow" w:eastAsia="Arial Narrow" w:hAnsi="Arial Narrow" w:cs="Arial Narrow"/>
-          <w:sz w:val="16"/>
-          <w:szCs w:val="16"/>
-        </w:rPr>
         <w:tab/>
+        <w:t xml:space="preserve"/>
+      </w:r>
+      <w:r>
+        <w:rPr>
+          <w:rFonts w:ascii="Arial Narrow" w:eastAsia="Arial Narrow" w:hAnsi="Arial Narrow" w:cs="Arial Narrow"/>
+          <w:sz w:val="16"/>
+          <w:szCs w:val="16"/>
+        </w:rPr>
+        <w:tab/>
       </w:r>
       <w:r>
         <w:rPr>
@@ -9216,7 +9651,7 @@
           <w:sz w:val="16"/>
           <w:szCs w:val="16"/>
         </w:rPr>
-        <w:t xml:space="preserve"> 29571, CÓDIGO DE PROTECCIÓN Y DEFENSA DEL CONSUMIDOR, publicado el 2 de setiembre de 2010 y modificado por Decreto Legislativo </w:t>
+        <w:t xml:space="preserve">29571, CÓDIGO DE PROTECCIÓN Y DEFENSA DEL CONSUMIDOR, publicado el 2 de setiembre de 2010 y modificado por Decreto Legislativo </w:t>
       </w:r>
       <w:proofErr w:type="spellStart"/>
       <w:r>
@@ -9238,7 +9673,7 @@
           <w:sz w:val="16"/>
           <w:szCs w:val="16"/>
         </w:rPr>
-        <w:t xml:space="preserve"> 1308 </w:t>
+        <w:t xml:space="preserve">1308 </w:t>
       </w:r>
     </w:p>
     <w:p>
@@ -9346,23 +9781,6 @@
     <w:p>
       <w:pPr>
         <w:pStyle w:val="Textonotapie"/>
-        <w:tabs>
-          <w:tab w:val="left" w:pos="567"/>
-        </w:tabs>
-        <w:ind w:left="567" w:right="-1" w:hanging="567"/>
-        <w:jc w:val="both"/>
-        <w:rPr>
-          <w:rFonts w:ascii="Arial Narrow" w:eastAsia="Arial Narrow" w:hAnsi="Arial Narrow" w:cs="Arial Narrow"/>
-          <w:b/>
-          <w:bCs/>
-          <w:sz w:val="16"/>
-          <w:szCs w:val="16"/>
-        </w:rPr>
-      </w:pPr>
-    </w:p>
-    <w:p>
-      <w:pPr>
-        <w:pStyle w:val="Textonotapie"/>
         <w:ind w:firstLine="567"/>
         <w:jc w:val="both"/>
         <w:rPr>
@@ -9502,7 +9920,7 @@
       </w:pPr>
     </w:p>
   </w:footnote>
-  <w:footnote w:id="7">
+  <w:footnote w:id="8">
     <w:p>
       <w:pPr>
         <w:pStyle w:val="Textonotapie"/>
@@ -9535,15 +9953,16 @@
           <w:sz w:val="16"/>
           <w:szCs w:val="16"/>
         </w:rPr>
-        <w:t xml:space="preserve"> </w:t>
-      </w:r>
-      <w:r>
-        <w:rPr>
-          <w:rFonts w:ascii="Arial Narrow" w:eastAsia="Arial Narrow" w:hAnsi="Arial Narrow" w:cs="Arial Narrow"/>
-          <w:sz w:val="16"/>
-          <w:szCs w:val="16"/>
-        </w:rPr>
         <w:tab/>
+        <w:t xml:space="preserve"/>
+      </w:r>
+      <w:r>
+        <w:rPr>
+          <w:rFonts w:ascii="Arial Narrow" w:eastAsia="Arial Narrow" w:hAnsi="Arial Narrow" w:cs="Arial Narrow"/>
+          <w:sz w:val="16"/>
+          <w:szCs w:val="16"/>
+        </w:rPr>
+        <w:tab/>
       </w:r>
       <w:r>
         <w:rPr>
@@ -9575,7 +9994,7 @@
           <w:sz w:val="16"/>
           <w:szCs w:val="16"/>
         </w:rPr>
-        <w:t xml:space="preserve"> 29571, CÓDIGO DE PROTECCIÓN Y DEFENSA DEL CONSUMIDOR, publicado el 2 de setiembre de 2010 y modificado por Decreto Legislativo </w:t>
+        <w:t xml:space="preserve">29571, CÓDIGO DE PROTECCIÓN Y DEFENSA DEL CONSUMIDOR, publicado el 2 de setiembre de 2010 y modificado por Decreto Legislativo </w:t>
       </w:r>
       <w:proofErr w:type="spellStart"/>
       <w:r>
@@ -9597,13 +10016,13 @@
           <w:sz w:val="16"/>
           <w:szCs w:val="16"/>
         </w:rPr>
-        <w:t xml:space="preserve"> 1308 </w:t>
+        <w:t xml:space="preserve">1308 </w:t>
       </w:r>
     </w:p>
     <w:p>
       <w:pPr>
         <w:pStyle w:val="Textonotapie"/>
-        <w:ind w:firstLine="567"/>
+        <w:ind w:left="567" w:right="-1"/>
         <w:jc w:val="both"/>
         <w:rPr>
           <w:rFonts w:ascii="Arial Narrow" w:eastAsia="Arial Narrow" w:hAnsi="Arial Narrow" w:cs="Arial Narrow"/>
@@ -9621,61 +10040,89 @@
           <w:sz w:val="16"/>
           <w:szCs w:val="16"/>
         </w:rPr>
-        <w:t>Artículo 1.- Derechos de los consumidores</w:t>
+        <w:t xml:space="preserve">Artículo 18.- Idoneidad </w:t>
       </w:r>
     </w:p>
     <w:p>
       <w:pPr>
         <w:pStyle w:val="Textonotapie"/>
-        <w:tabs>
-          <w:tab w:val="left" w:pos="567"/>
-        </w:tabs>
-        <w:jc w:val="both"/>
-        <w:rPr>
-          <w:rFonts w:ascii="Arial Narrow" w:eastAsia="Arial Narrow" w:hAnsi="Arial Narrow" w:cs="Arial Narrow"/>
-          <w:sz w:val="16"/>
-          <w:szCs w:val="16"/>
-        </w:rPr>
-      </w:pPr>
-      <w:r>
-        <w:rPr>
-          <w:rFonts w:ascii="Arial Narrow" w:eastAsia="Arial Narrow" w:hAnsi="Arial Narrow" w:cs="Arial Narrow"/>
-          <w:sz w:val="16"/>
-          <w:szCs w:val="16"/>
-        </w:rPr>
-        <w:tab/>
-        <w:t>1.1 (…)</w:t>
+        <w:ind w:left="567" w:right="-1"/>
+        <w:jc w:val="both"/>
+        <w:rPr>
+          <w:rFonts w:ascii="Arial Narrow" w:eastAsia="Arial Narrow" w:hAnsi="Arial Narrow" w:cs="Arial Narrow"/>
+          <w:sz w:val="16"/>
+          <w:szCs w:val="16"/>
+        </w:rPr>
+      </w:pPr>
+      <w:r>
+        <w:rPr>
+          <w:rFonts w:ascii="Arial Narrow" w:eastAsia="Arial Narrow" w:hAnsi="Arial Narrow" w:cs="Arial Narrow"/>
+          <w:sz w:val="16"/>
+          <w:szCs w:val="16"/>
+        </w:rPr>
+        <w:t xml:space="preserve">Se entiende por idoneidad la correspondencia entre lo que un consumidor espera y lo que efectivamente recibe, en función a lo que se le hubiera ofrecido, la publicidad e información transmitida, las condiciones y circunstancias de la transacción, las características y naturaleza del producto o servicio, el precio, entre otros factores, atendiendo a las circunstancias del caso. </w:t>
       </w:r>
     </w:p>
     <w:p>
       <w:pPr>
         <w:pStyle w:val="Textonotapie"/>
-        <w:tabs>
-          <w:tab w:val="left" w:pos="567"/>
-        </w:tabs>
-        <w:ind w:left="570"/>
-        <w:jc w:val="both"/>
-        <w:rPr>
-          <w:rFonts w:ascii="Arial Narrow" w:eastAsia="Arial Narrow" w:hAnsi="Arial Narrow" w:cs="Arial Narrow"/>
-          <w:sz w:val="16"/>
-          <w:szCs w:val="16"/>
-        </w:rPr>
-      </w:pPr>
-      <w:r>
-        <w:rPr>
-          <w:rFonts w:ascii="Arial Narrow" w:eastAsia="Arial Narrow" w:hAnsi="Arial Narrow" w:cs="Arial Narrow"/>
-          <w:sz w:val="16"/>
-          <w:szCs w:val="16"/>
-        </w:rPr>
-        <w:t xml:space="preserve">b. </w:t>
-      </w:r>
-      <w:r>
-        <w:rPr>
-          <w:rFonts w:ascii="Arial Narrow" w:eastAsia="Arial Narrow" w:hAnsi="Arial Narrow" w:cs="Arial Narrow"/>
-          <w:sz w:val="16"/>
-          <w:szCs w:val="16"/>
-        </w:rPr>
-        <w:t xml:space="preserve">Derecho a acceder a información oportuna, suficiente, veraz y fácilmente accesible, relevante para tomar una decisión o realizar una elección de consumo que se ajuste a sus intereses, así como para efectuar un uso o consumo adecuado de los productos o servicios. </w:t>
+        <w:ind w:left="567" w:right="-1"/>
+        <w:jc w:val="both"/>
+        <w:rPr>
+          <w:rFonts w:ascii="Arial Narrow" w:eastAsia="Arial Narrow" w:hAnsi="Arial Narrow" w:cs="Arial Narrow"/>
+          <w:sz w:val="16"/>
+          <w:szCs w:val="16"/>
+        </w:rPr>
+      </w:pPr>
+      <w:r>
+        <w:rPr>
+          <w:rFonts w:ascii="Arial Narrow" w:eastAsia="Arial Narrow" w:hAnsi="Arial Narrow" w:cs="Arial Narrow"/>
+          <w:sz w:val="16"/>
+          <w:szCs w:val="16"/>
+        </w:rPr>
+        <w:t xml:space="preserve">La idoneidad es evaluada en función a la propia naturaleza del producto o servicio y a su aptitud para satisfacer la finalidad para la cual ha sido puesto en el mercado. Las autorizaciones por parte de los organismos del Estado para la fabricación de un producto o la prestación de un servicio, en los casos que sea necesario, no eximen de responsabilidad al proveedor frente al consumidor. </w:t>
+      </w:r>
+    </w:p>
+    <w:p>
+      <w:pPr>
+        <w:pStyle w:val="Textonotapie"/>
+        <w:ind w:left="567" w:right="-1"/>
+        <w:jc w:val="both"/>
+        <w:rPr>
+          <w:rFonts w:ascii="Arial Narrow" w:eastAsia="Arial Narrow" w:hAnsi="Arial Narrow" w:cs="Arial Narrow"/>
+          <w:sz w:val="16"/>
+          <w:szCs w:val="16"/>
+        </w:rPr>
+      </w:pPr>
+      <w:r>
+        <w:rPr>
+          <w:rFonts w:ascii="Arial Narrow" w:eastAsia="Arial Narrow" w:hAnsi="Arial Narrow" w:cs="Arial Narrow"/>
+          <w:b/>
+          <w:bCs/>
+          <w:sz w:val="16"/>
+          <w:szCs w:val="16"/>
+        </w:rPr>
+        <w:t xml:space="preserve">Artículo 19.- Obligación de los proveedores </w:t>
+      </w:r>
+    </w:p>
+    <w:p>
+      <w:pPr>
+        <w:pStyle w:val="Textonotapie"/>
+        <w:ind w:left="567" w:right="-1"/>
+        <w:jc w:val="both"/>
+        <w:rPr>
+          <w:rFonts w:ascii="Arial Narrow" w:eastAsia="Arial Narrow" w:hAnsi="Arial Narrow" w:cs="Arial Narrow"/>
+          <w:sz w:val="16"/>
+          <w:szCs w:val="16"/>
+        </w:rPr>
+      </w:pPr>
+      <w:r>
+        <w:rPr>
+          <w:rFonts w:ascii="Arial Narrow" w:eastAsia="Arial Narrow" w:hAnsi="Arial Narrow" w:cs="Arial Narrow"/>
+          <w:sz w:val="16"/>
+          <w:szCs w:val="16"/>
+        </w:rPr>
+        <w:t>El proveedor responde por la idoneidad y calidad de los productos y servicios ofrecidos; por la autenticidad de las marcas y leyendas que exhiben sus productos o del signo que respalda al prestador del servicio, por la falta de conformidad entre la publicidad comercial de los productos y servicios y estos, así como por el contenido y la vida útil del producto indicado en el envase, en lo que corresponda.</w:t>
       </w:r>
     </w:p>
     <w:p>
@@ -9688,20 +10135,15 @@
         <w:jc w:val="both"/>
         <w:rPr>
           <w:rFonts w:ascii="Arial Narrow" w:eastAsia="Arial Narrow" w:hAnsi="Arial Narrow" w:cs="Arial Narrow"/>
-          <w:sz w:val="16"/>
-          <w:szCs w:val="16"/>
-        </w:rPr>
-      </w:pPr>
-      <w:r>
-        <w:rPr>
-          <w:rFonts w:ascii="Arial Narrow" w:eastAsia="Arial Narrow" w:hAnsi="Arial Narrow" w:cs="Arial Narrow"/>
-          <w:sz w:val="16"/>
-          <w:szCs w:val="16"/>
-        </w:rPr>
-        <w:tab/>
-        <w:t>(…).</w:t>
-      </w:r>
-    </w:p>
+          <w:b/>
+          <w:bCs/>
+          <w:sz w:val="16"/>
+          <w:szCs w:val="16"/>
+        </w:rPr>
+      </w:pPr>
+    </w:p>
+  </w:footnote>
+  <w:footnote w:id="9">
     <w:p>
       <w:pPr>
         <w:pStyle w:val="Textonotapie"/>
@@ -9712,18 +10154,49 @@
         <w:jc w:val="both"/>
         <w:rPr>
           <w:rFonts w:ascii="Arial Narrow" w:eastAsia="Arial Narrow" w:hAnsi="Arial Narrow" w:cs="Arial Narrow"/>
+          <w:sz w:val="16"/>
+          <w:szCs w:val="16"/>
+        </w:rPr>
+      </w:pPr>
+      <w:r>
+        <w:rPr>
+          <w:rStyle w:val="Refdenotaalpie"/>
+          <w:rFonts w:ascii="Arial Narrow" w:eastAsia="Arial Narrow" w:hAnsi="Arial Narrow" w:cs="Arial Narrow"/>
+          <w:sz w:val="16"/>
+          <w:szCs w:val="16"/>
+          <w:vertAlign w:val="superscript"/>
+        </w:rPr>
+        <w:footnoteRef/>
+      </w:r>
+      <w:r>
+        <w:rPr>
+          <w:rFonts w:ascii="Arial Narrow" w:eastAsia="Arial Narrow" w:hAnsi="Arial Narrow" w:cs="Arial Narrow"/>
+          <w:sz w:val="16"/>
+          <w:szCs w:val="16"/>
+        </w:rPr>
+        <w:tab/>
+        <w:t xml:space="preserve"/>
+      </w:r>
+      <w:r>
+        <w:rPr>
+          <w:rFonts w:ascii="Arial Narrow" w:eastAsia="Arial Narrow" w:hAnsi="Arial Narrow" w:cs="Arial Narrow"/>
+          <w:sz w:val="16"/>
+          <w:szCs w:val="16"/>
+        </w:rPr>
+        <w:tab/>
+      </w:r>
+      <w:r>
+        <w:rPr>
+          <w:rFonts w:ascii="Arial Narrow" w:eastAsia="Arial Narrow" w:hAnsi="Arial Narrow" w:cs="Arial Narrow"/>
           <w:b/>
           <w:bCs/>
           <w:sz w:val="16"/>
           <w:szCs w:val="16"/>
         </w:rPr>
-      </w:pPr>
-    </w:p>
-    <w:p>
-      <w:pPr>
-        <w:pStyle w:val="Textonotapie"/>
-        <w:ind w:firstLine="567"/>
-        <w:jc w:val="both"/>
+        <w:t xml:space="preserve">LEY SOBRE FACULTADES, NORMAS Y ORGANIZACIÓN DEL INDECOPI, APROBADA POR DECRETO LEGISLATIVO </w:t>
+      </w:r>
+      <w:proofErr w:type="spellStart"/>
+      <w:r>
         <w:rPr>
           <w:rFonts w:ascii="Arial Narrow" w:eastAsia="Arial Narrow" w:hAnsi="Arial Narrow" w:cs="Arial Narrow"/>
           <w:b/>
@@ -9731,7 +10204,9 @@
           <w:sz w:val="16"/>
           <w:szCs w:val="16"/>
         </w:rPr>
-      </w:pPr>
+        <w:t/>
+      </w:r>
+      <w:proofErr w:type="spellEnd"/>
       <w:r>
         <w:rPr>
           <w:rFonts w:ascii="Arial Narrow" w:eastAsia="Arial Narrow" w:hAnsi="Arial Narrow" w:cs="Arial Narrow"/>
@@ -9740,107 +10215,33 @@
           <w:sz w:val="16"/>
           <w:szCs w:val="16"/>
         </w:rPr>
-        <w:t>Artículo 2.- Información relevante</w:t>
-      </w:r>
-    </w:p>
-    <w:p>
-      <w:pPr>
-        <w:pStyle w:val="Textonotapie"/>
-        <w:tabs>
-          <w:tab w:val="left" w:pos="567"/>
-        </w:tabs>
-        <w:ind w:left="567"/>
-        <w:jc w:val="both"/>
-        <w:rPr>
-          <w:rFonts w:ascii="Arial Narrow" w:eastAsia="Arial Narrow" w:hAnsi="Arial Narrow" w:cs="Arial Narrow"/>
-          <w:sz w:val="16"/>
-          <w:szCs w:val="16"/>
-        </w:rPr>
-      </w:pPr>
-      <w:r>
-        <w:rPr>
-          <w:rFonts w:ascii="Arial Narrow" w:eastAsia="Arial Narrow" w:hAnsi="Arial Narrow" w:cs="Arial Narrow"/>
-          <w:sz w:val="16"/>
-          <w:szCs w:val="16"/>
-        </w:rPr>
-        <w:t xml:space="preserve">2.1 El proveedor tiene la obligación de ofrecer al consumidor toda la información relevante para tomar una decisión o realizar una elección adecuada de consumo, así como para efectuar un uso o consumo adecuado de los productos o servicios. </w:t>
-      </w:r>
-    </w:p>
-    <w:p>
-      <w:pPr>
-        <w:pStyle w:val="Textonotapie"/>
-        <w:tabs>
-          <w:tab w:val="left" w:pos="567"/>
-        </w:tabs>
-        <w:ind w:left="567"/>
-        <w:jc w:val="both"/>
-        <w:rPr>
-          <w:rFonts w:ascii="Arial Narrow" w:eastAsia="Arial Narrow" w:hAnsi="Arial Narrow" w:cs="Arial Narrow"/>
-          <w:sz w:val="16"/>
-          <w:szCs w:val="16"/>
-        </w:rPr>
-      </w:pPr>
-      <w:r>
-        <w:rPr>
-          <w:rFonts w:ascii="Arial Narrow" w:eastAsia="Arial Narrow" w:hAnsi="Arial Narrow" w:cs="Arial Narrow"/>
-          <w:sz w:val="16"/>
-          <w:szCs w:val="16"/>
-        </w:rPr>
-        <w:t xml:space="preserve">2.2 La información debe ser veraz, suficiente, de fácil comprensión, apropiada, oportuna y fácilmente accesible, debiendo ser brindada en idioma castellano. </w:t>
-      </w:r>
-    </w:p>
-    <w:p>
-      <w:pPr>
-        <w:pStyle w:val="Textonotapie"/>
-        <w:tabs>
-          <w:tab w:val="left" w:pos="567"/>
-        </w:tabs>
-        <w:ind w:left="567"/>
-        <w:jc w:val="both"/>
-        <w:rPr>
-          <w:rFonts w:ascii="Arial Narrow" w:eastAsia="Arial Narrow" w:hAnsi="Arial Narrow" w:cs="Arial Narrow"/>
-          <w:sz w:val="16"/>
-          <w:szCs w:val="16"/>
-        </w:rPr>
-      </w:pPr>
-      <w:r>
-        <w:rPr>
-          <w:rFonts w:ascii="Arial Narrow" w:eastAsia="Arial Narrow" w:hAnsi="Arial Narrow" w:cs="Arial Narrow"/>
-          <w:sz w:val="16"/>
-          <w:szCs w:val="16"/>
-        </w:rPr>
-        <w:t xml:space="preserve">2.3 Sin perjuicio de las exigencias concretas de las normas sectoriales correspondientes, para analizar la información relevante se tiene en consideración a toda aquella sin la cual no se hubiera adoptado la decisión de consumo o se hubiera efectuado en términos substancialmente distintos. Para ello se debe examinar si la información omitida desnaturaliza las condiciones en que se realizó la oferta al consumidor. </w:t>
-      </w:r>
-    </w:p>
-    <w:p>
-      <w:pPr>
-        <w:pStyle w:val="Textonotapie"/>
-        <w:tabs>
-          <w:tab w:val="left" w:pos="567"/>
-        </w:tabs>
-        <w:ind w:left="567"/>
-        <w:jc w:val="both"/>
-        <w:rPr>
-          <w:rFonts w:ascii="Arial Narrow" w:eastAsia="Arial Narrow" w:hAnsi="Arial Narrow" w:cs="Arial Narrow"/>
-          <w:sz w:val="16"/>
-          <w:szCs w:val="16"/>
-        </w:rPr>
-      </w:pPr>
-      <w:r>
-        <w:rPr>
-          <w:rFonts w:ascii="Arial Narrow" w:eastAsia="Arial Narrow" w:hAnsi="Arial Narrow" w:cs="Arial Narrow"/>
-          <w:sz w:val="16"/>
-          <w:szCs w:val="16"/>
-        </w:rPr>
-        <w:t>2.4 Al evaluarse la información, deben considerarse los problemas de confusión que generarían al consumidor el suministro de información excesiva o sumamente compleja, atendiendo a la naturaleza del producto adquirido o al servicio contratado</w:t>
-      </w:r>
-      <w:r>
-        <w:rPr>
-          <w:rFonts w:ascii="Arial Narrow" w:eastAsia="Arial Narrow" w:hAnsi="Arial Narrow" w:cs="Arial Narrow"/>
-          <w:sz w:val="16"/>
-          <w:szCs w:val="16"/>
-        </w:rPr>
-        <w:t xml:space="preserve">. </w:t>
+        <w:t xml:space="preserve">807 Artículo 24.-</w:t>
+      </w:r>
+      <w:r>
+        <w:rPr>
+          <w:rFonts w:ascii="Arial Narrow" w:eastAsia="Arial Narrow" w:hAnsi="Arial Narrow" w:cs="Arial Narrow"/>
+          <w:sz w:val="16"/>
+          <w:szCs w:val="16"/>
+        </w:rPr>
+        <w:t xml:space="preserve"> El </w:t>
+      </w:r>
+      <w:proofErr w:type="gramStart"/>
+      <w:r>
+        <w:rPr>
+          <w:rFonts w:ascii="Arial Narrow" w:eastAsia="Arial Narrow" w:hAnsi="Arial Narrow" w:cs="Arial Narrow"/>
+          <w:sz w:val="16"/>
+          <w:szCs w:val="16"/>
+        </w:rPr>
+        <w:t>Secretario Técnico</w:t>
+      </w:r>
+      <w:proofErr w:type="gramEnd"/>
+      <w:r>
+        <w:rPr>
+          <w:rFonts w:ascii="Arial Narrow" w:eastAsia="Arial Narrow" w:hAnsi="Arial Narrow" w:cs="Arial Narrow"/>
+          <w:sz w:val="16"/>
+          <w:szCs w:val="16"/>
+        </w:rPr>
+        <w:t xml:space="preserve"> se encargará de la tramitación del procedimiento. Para ello, cuenta con las siguientes facultades:</w:t>
       </w:r>
     </w:p>
     <w:p>
@@ -9853,15 +10254,20 @@
         <w:jc w:val="both"/>
         <w:rPr>
           <w:rFonts w:ascii="Arial Narrow" w:eastAsia="Arial Narrow" w:hAnsi="Arial Narrow" w:cs="Arial Narrow"/>
-          <w:b/>
-          <w:bCs/>
-          <w:sz w:val="16"/>
-          <w:szCs w:val="16"/>
-        </w:rPr>
-      </w:pPr>
-    </w:p>
-  </w:footnote>
-  <w:footnote w:id="8">
+          <w:sz w:val="16"/>
+          <w:szCs w:val="16"/>
+        </w:rPr>
+      </w:pPr>
+      <w:r>
+        <w:rPr>
+          <w:rFonts w:ascii="Arial Narrow" w:eastAsia="Arial Narrow" w:hAnsi="Arial Narrow" w:cs="Arial Narrow"/>
+          <w:sz w:val="16"/>
+          <w:szCs w:val="16"/>
+        </w:rPr>
+        <w:tab/>
+        <w:t xml:space="preserve">(...) </w:t>
+      </w:r>
+    </w:p>
     <w:p>
       <w:pPr>
         <w:pStyle w:val="Textonotapie"/>
@@ -9872,30 +10278,10 @@
         <w:jc w:val="both"/>
         <w:rPr>
           <w:rFonts w:ascii="Arial Narrow" w:eastAsia="Arial Narrow" w:hAnsi="Arial Narrow" w:cs="Arial Narrow"/>
-          <w:b/>
-          <w:bCs/>
-          <w:sz w:val="16"/>
-          <w:szCs w:val="16"/>
-        </w:rPr>
-      </w:pPr>
-      <w:r>
-        <w:rPr>
-          <w:rStyle w:val="Refdenotaalpie"/>
-          <w:rFonts w:ascii="Arial Narrow" w:eastAsia="Arial Narrow" w:hAnsi="Arial Narrow" w:cs="Arial Narrow"/>
-          <w:sz w:val="16"/>
-          <w:szCs w:val="16"/>
-          <w:vertAlign w:val="superscript"/>
-        </w:rPr>
-        <w:footnoteRef/>
-      </w:r>
-      <w:r>
-        <w:rPr>
-          <w:rFonts w:ascii="Arial Narrow" w:eastAsia="Arial Narrow" w:hAnsi="Arial Narrow" w:cs="Arial Narrow"/>
-          <w:sz w:val="16"/>
-          <w:szCs w:val="16"/>
-        </w:rPr>
-        <w:t xml:space="preserve"> </w:t>
-      </w:r>
+          <w:sz w:val="16"/>
+          <w:szCs w:val="16"/>
+        </w:rPr>
+      </w:pPr>
       <w:r>
         <w:rPr>
           <w:rFonts w:ascii="Arial Narrow" w:eastAsia="Arial Narrow" w:hAnsi="Arial Narrow" w:cs="Arial Narrow"/>
@@ -9903,166 +10289,7 @@
           <w:szCs w:val="16"/>
         </w:rPr>
         <w:tab/>
-      </w:r>
-      <w:r>
-        <w:rPr>
-          <w:rFonts w:ascii="Arial Narrow" w:eastAsia="Arial Narrow" w:hAnsi="Arial Narrow" w:cs="Arial Narrow"/>
-          <w:b/>
-          <w:bCs/>
-          <w:sz w:val="16"/>
-          <w:szCs w:val="16"/>
-        </w:rPr>
-        <w:t xml:space="preserve">LEY </w:t>
-      </w:r>
-      <w:proofErr w:type="spellStart"/>
-      <w:r>
-        <w:rPr>
-          <w:rFonts w:ascii="Arial Narrow" w:eastAsia="Arial Narrow" w:hAnsi="Arial Narrow" w:cs="Arial Narrow"/>
-          <w:b/>
-          <w:bCs/>
-          <w:sz w:val="16"/>
-          <w:szCs w:val="16"/>
-        </w:rPr>
-        <w:t/>
-      </w:r>
-      <w:proofErr w:type="spellEnd"/>
-      <w:r>
-        <w:rPr>
-          <w:rFonts w:ascii="Arial Narrow" w:eastAsia="Arial Narrow" w:hAnsi="Arial Narrow" w:cs="Arial Narrow"/>
-          <w:b/>
-          <w:bCs/>
-          <w:sz w:val="16"/>
-          <w:szCs w:val="16"/>
-        </w:rPr>
-        <w:t xml:space="preserve"> 29571, CÓDIGO DE PROTECCIÓN Y DEFENSA DEL CONSUMIDOR, publicado el 2 de setiembre de 2010 y modificado por Decreto Legislativo </w:t>
-      </w:r>
-      <w:proofErr w:type="spellStart"/>
-      <w:r>
-        <w:rPr>
-          <w:rFonts w:ascii="Arial Narrow" w:eastAsia="Arial Narrow" w:hAnsi="Arial Narrow" w:cs="Arial Narrow"/>
-          <w:b/>
-          <w:bCs/>
-          <w:sz w:val="16"/>
-          <w:szCs w:val="16"/>
-        </w:rPr>
-        <w:t/>
-      </w:r>
-      <w:proofErr w:type="spellEnd"/>
-      <w:r>
-        <w:rPr>
-          <w:rFonts w:ascii="Arial Narrow" w:eastAsia="Arial Narrow" w:hAnsi="Arial Narrow" w:cs="Arial Narrow"/>
-          <w:b/>
-          <w:bCs/>
-          <w:sz w:val="16"/>
-          <w:szCs w:val="16"/>
-        </w:rPr>
-        <w:t xml:space="preserve"> 1308 </w:t>
-      </w:r>
-    </w:p>
-    <w:p>
-      <w:pPr>
-        <w:pStyle w:val="Textonotapie"/>
-        <w:ind w:left="567" w:right="-1"/>
-        <w:jc w:val="both"/>
-        <w:rPr>
-          <w:rFonts w:ascii="Arial Narrow" w:eastAsia="Arial Narrow" w:hAnsi="Arial Narrow" w:cs="Arial Narrow"/>
-          <w:b/>
-          <w:bCs/>
-          <w:sz w:val="16"/>
-          <w:szCs w:val="16"/>
-        </w:rPr>
-      </w:pPr>
-      <w:r>
-        <w:rPr>
-          <w:rFonts w:ascii="Arial Narrow" w:eastAsia="Arial Narrow" w:hAnsi="Arial Narrow" w:cs="Arial Narrow"/>
-          <w:b/>
-          <w:bCs/>
-          <w:sz w:val="16"/>
-          <w:szCs w:val="16"/>
-        </w:rPr>
-        <w:t xml:space="preserve">Artículo 18.- Idoneidad </w:t>
-      </w:r>
-    </w:p>
-    <w:p>
-      <w:pPr>
-        <w:pStyle w:val="Textonotapie"/>
-        <w:ind w:left="567" w:right="-1"/>
-        <w:jc w:val="both"/>
-        <w:rPr>
-          <w:rFonts w:ascii="Arial Narrow" w:eastAsia="Arial Narrow" w:hAnsi="Arial Narrow" w:cs="Arial Narrow"/>
-          <w:sz w:val="16"/>
-          <w:szCs w:val="16"/>
-        </w:rPr>
-      </w:pPr>
-      <w:r>
-        <w:rPr>
-          <w:rFonts w:ascii="Arial Narrow" w:eastAsia="Arial Narrow" w:hAnsi="Arial Narrow" w:cs="Arial Narrow"/>
-          <w:sz w:val="16"/>
-          <w:szCs w:val="16"/>
-        </w:rPr>
-        <w:t xml:space="preserve">Se entiende por idoneidad la correspondencia entre lo que un consumidor espera y lo que efectivamente recibe, en función a lo que se le hubiera ofrecido, la publicidad e información transmitida, las condiciones y circunstancias de la transacción, las características y naturaleza del producto o servicio, el precio, entre otros factores, atendiendo a las circunstancias del caso. </w:t>
-      </w:r>
-    </w:p>
-    <w:p>
-      <w:pPr>
-        <w:pStyle w:val="Textonotapie"/>
-        <w:ind w:left="567" w:right="-1"/>
-        <w:jc w:val="both"/>
-        <w:rPr>
-          <w:rFonts w:ascii="Arial Narrow" w:eastAsia="Arial Narrow" w:hAnsi="Arial Narrow" w:cs="Arial Narrow"/>
-          <w:sz w:val="16"/>
-          <w:szCs w:val="16"/>
-        </w:rPr>
-      </w:pPr>
-      <w:r>
-        <w:rPr>
-          <w:rFonts w:ascii="Arial Narrow" w:eastAsia="Arial Narrow" w:hAnsi="Arial Narrow" w:cs="Arial Narrow"/>
-          <w:sz w:val="16"/>
-          <w:szCs w:val="16"/>
-        </w:rPr>
-        <w:t xml:space="preserve">La idoneidad es evaluada en función a la propia naturaleza del producto o servicio y a su aptitud para satisfacer la finalidad para la cual ha sido puesto en el mercado. Las autorizaciones por parte de los organismos del Estado para la fabricación de un producto o la prestación de un servicio, en los casos que sea necesario, no eximen de responsabilidad al proveedor frente al consumidor. </w:t>
-      </w:r>
-    </w:p>
-    <w:p>
-      <w:pPr>
-        <w:pStyle w:val="Textonotapie"/>
-        <w:ind w:left="567" w:right="-1"/>
-        <w:jc w:val="both"/>
-        <w:rPr>
-          <w:rFonts w:ascii="Arial Narrow" w:eastAsia="Arial Narrow" w:hAnsi="Arial Narrow" w:cs="Arial Narrow"/>
-          <w:sz w:val="16"/>
-          <w:szCs w:val="16"/>
-        </w:rPr>
-      </w:pPr>
-      <w:r>
-        <w:rPr>
-          <w:rFonts w:ascii="Arial Narrow" w:eastAsia="Arial Narrow" w:hAnsi="Arial Narrow" w:cs="Arial Narrow"/>
-          <w:b/>
-          <w:bCs/>
-          <w:sz w:val="16"/>
-          <w:szCs w:val="16"/>
-        </w:rPr>
-        <w:t xml:space="preserve">Artículo 19.- Obligación de los proveedores </w:t>
-      </w:r>
-    </w:p>
-    <w:p>
-      <w:pPr>
-        <w:pStyle w:val="Textonotapie"/>
-        <w:ind w:left="567" w:right="-1"/>
-        <w:jc w:val="both"/>
-        <w:rPr>
-          <w:rFonts w:ascii="Arial Narrow" w:eastAsia="Arial Narrow" w:hAnsi="Arial Narrow" w:cs="Arial Narrow"/>
-          <w:sz w:val="16"/>
-          <w:szCs w:val="16"/>
-        </w:rPr>
-      </w:pPr>
-      <w:r>
-        <w:rPr>
-          <w:rFonts w:ascii="Arial Narrow" w:eastAsia="Arial Narrow" w:hAnsi="Arial Narrow" w:cs="Arial Narrow"/>
-          <w:sz w:val="16"/>
-          <w:szCs w:val="16"/>
-        </w:rPr>
-        <w:t>El proveedor responde por la idoneidad y calidad de los productos y servicios ofrecidos; por la autenticidad de las marcas y leyendas que exhiben sus productos o del signo que respalda al prestador del servicio, por la falta de conformidad entre la publicidad comercial de los productos y servicios y estos, así como por el contenido y la vida útil del producto indicado en el envase, en lo que corresponda.</w:t>
+        <w:t xml:space="preserve">c) Admitir denuncias a trámite, en aquellos casos en que la Comisión le haya delegado esta facultad. </w:t>
       </w:r>
     </w:p>
     <w:p>
@@ -10075,15 +10302,20 @@
         <w:jc w:val="both"/>
         <w:rPr>
           <w:rFonts w:ascii="Arial Narrow" w:eastAsia="Arial Narrow" w:hAnsi="Arial Narrow" w:cs="Arial Narrow"/>
-          <w:b/>
-          <w:bCs/>
-          <w:sz w:val="16"/>
-          <w:szCs w:val="16"/>
-        </w:rPr>
-      </w:pPr>
-    </w:p>
-  </w:footnote>
-  <w:footnote w:id="9">
+          <w:sz w:val="16"/>
+          <w:szCs w:val="16"/>
+        </w:rPr>
+      </w:pPr>
+      <w:r>
+        <w:rPr>
+          <w:rFonts w:ascii="Arial Narrow" w:eastAsia="Arial Narrow" w:hAnsi="Arial Narrow" w:cs="Arial Narrow"/>
+          <w:sz w:val="16"/>
+          <w:szCs w:val="16"/>
+        </w:rPr>
+        <w:tab/>
+        <w:t>(...).</w:t>
+      </w:r>
+    </w:p>
     <w:p>
       <w:pPr>
         <w:pStyle w:val="Textonotapie"/>
@@ -10098,105 +10330,33 @@
           <w:szCs w:val="16"/>
         </w:rPr>
       </w:pPr>
-      <w:r>
-        <w:rPr>
-          <w:rStyle w:val="Refdenotaalpie"/>
-          <w:rFonts w:ascii="Arial Narrow" w:eastAsia="Arial Narrow" w:hAnsi="Arial Narrow" w:cs="Arial Narrow"/>
-          <w:sz w:val="16"/>
-          <w:szCs w:val="16"/>
-          <w:vertAlign w:val="superscript"/>
-        </w:rPr>
-        <w:footnoteRef/>
-      </w:r>
-      <w:r>
-        <w:rPr>
-          <w:rFonts w:ascii="Arial Narrow" w:eastAsia="Arial Narrow" w:hAnsi="Arial Narrow" w:cs="Arial Narrow"/>
-          <w:sz w:val="16"/>
-          <w:szCs w:val="16"/>
-        </w:rPr>
-        <w:t xml:space="preserve"> </w:t>
-      </w:r>
-      <w:r>
-        <w:rPr>
-          <w:rFonts w:ascii="Arial Narrow" w:eastAsia="Arial Narrow" w:hAnsi="Arial Narrow" w:cs="Arial Narrow"/>
-          <w:sz w:val="16"/>
-          <w:szCs w:val="16"/>
-        </w:rPr>
-        <w:tab/>
-      </w:r>
-      <w:r>
-        <w:rPr>
-          <w:rFonts w:ascii="Arial Narrow" w:eastAsia="Arial Narrow" w:hAnsi="Arial Narrow" w:cs="Arial Narrow"/>
-          <w:b/>
-          <w:bCs/>
-          <w:sz w:val="16"/>
-          <w:szCs w:val="16"/>
-        </w:rPr>
-        <w:t xml:space="preserve">LEY SOBRE FACULTADES, NORMAS Y ORGANIZACIÓN DEL INDECOPI, APROBADA POR DECRETO LEGISLATIVO </w:t>
-      </w:r>
-      <w:proofErr w:type="spellStart"/>
-      <w:r>
-        <w:rPr>
-          <w:rFonts w:ascii="Arial Narrow" w:eastAsia="Arial Narrow" w:hAnsi="Arial Narrow" w:cs="Arial Narrow"/>
-          <w:b/>
-          <w:bCs/>
-          <w:sz w:val="16"/>
-          <w:szCs w:val="16"/>
-        </w:rPr>
-        <w:t/>
-      </w:r>
-      <w:proofErr w:type="spellEnd"/>
-      <w:r>
-        <w:rPr>
-          <w:rFonts w:ascii="Arial Narrow" w:eastAsia="Arial Narrow" w:hAnsi="Arial Narrow" w:cs="Arial Narrow"/>
-          <w:b/>
-          <w:bCs/>
-          <w:sz w:val="16"/>
-          <w:szCs w:val="16"/>
-        </w:rPr>
-        <w:t xml:space="preserve"> 807 Artículo 24.-</w:t>
-      </w:r>
-      <w:r>
-        <w:rPr>
-          <w:rFonts w:ascii="Arial Narrow" w:eastAsia="Arial Narrow" w:hAnsi="Arial Narrow" w:cs="Arial Narrow"/>
-          <w:sz w:val="16"/>
-          <w:szCs w:val="16"/>
-        </w:rPr>
-        <w:t xml:space="preserve"> El </w:t>
-      </w:r>
-      <w:proofErr w:type="gramStart"/>
-      <w:r>
-        <w:rPr>
-          <w:rFonts w:ascii="Arial Narrow" w:eastAsia="Arial Narrow" w:hAnsi="Arial Narrow" w:cs="Arial Narrow"/>
-          <w:sz w:val="16"/>
-          <w:szCs w:val="16"/>
-        </w:rPr>
-        <w:t>Secretario Técnico</w:t>
-      </w:r>
-      <w:proofErr w:type="gramEnd"/>
-      <w:r>
-        <w:rPr>
-          <w:rFonts w:ascii="Arial Narrow" w:eastAsia="Arial Narrow" w:hAnsi="Arial Narrow" w:cs="Arial Narrow"/>
-          <w:sz w:val="16"/>
-          <w:szCs w:val="16"/>
-        </w:rPr>
-        <w:t xml:space="preserve"> se encargará de la tramitación del procedimiento. Para ello, cuenta con las siguientes facultades:</w:t>
-      </w:r>
-    </w:p>
+    </w:p>
+  </w:footnote>
+  <w:footnote w:id="10">
     <w:p>
       <w:pPr>
         <w:pStyle w:val="Textonotapie"/>
         <w:tabs>
           <w:tab w:val="left" w:pos="567"/>
         </w:tabs>
-        <w:ind w:left="567" w:right="-1" w:hanging="567"/>
-        <w:jc w:val="both"/>
-        <w:rPr>
-          <w:rFonts w:ascii="Arial Narrow" w:eastAsia="Arial Narrow" w:hAnsi="Arial Narrow" w:cs="Arial Narrow"/>
-          <w:sz w:val="16"/>
-          <w:szCs w:val="16"/>
-        </w:rPr>
-      </w:pPr>
+        <w:ind w:left="567" w:hanging="567"/>
+        <w:jc w:val="both"/>
+        <w:rPr>
+          <w:rFonts w:ascii="Arial Narrow" w:eastAsia="Arial Narrow" w:hAnsi="Arial Narrow" w:cs="Arial Narrow"/>
+          <w:sz w:val="16"/>
+          <w:szCs w:val="16"/>
+        </w:rPr>
+      </w:pPr>
+      <w:r>
+        <w:rPr>
+          <w:rStyle w:val="Refdenotaalpie"/>
+          <w:rFonts w:ascii="Arial Narrow" w:eastAsia="Arial Narrow" w:hAnsi="Arial Narrow" w:cs="Arial Narrow"/>
+          <w:sz w:val="16"/>
+          <w:szCs w:val="16"/>
+          <w:vertAlign w:val="superscript"/>
+        </w:rPr>
+        <w:footnoteRef/>
+      </w:r>
       <w:r>
         <w:rPr>
           <w:rFonts w:ascii="Arial Narrow" w:eastAsia="Arial Narrow" w:hAnsi="Arial Narrow" w:cs="Arial Narrow"/>
@@ -10204,23 +10364,92 @@
           <w:szCs w:val="16"/>
         </w:rPr>
         <w:tab/>
-        <w:t xml:space="preserve">(...) </w:t>
-      </w:r>
-    </w:p>
+        <w:t xml:space="preserve"/>
+      </w:r>
+      <w:r>
+        <w:rPr>
+          <w:rFonts w:ascii="Arial Narrow" w:eastAsia="Arial Narrow" w:hAnsi="Arial Narrow" w:cs="Arial Narrow"/>
+          <w:sz w:val="16"/>
+          <w:szCs w:val="16"/>
+        </w:rPr>
+        <w:tab/>
+        <w:t xml:space="preserve">El número de trabajadores se atenderá siempre que la empresa haya sido constituida antes de la vigencia de la Ley </w:t>
+      </w:r>
+      <w:proofErr w:type="spellStart"/>
+      <w:r>
+        <w:rPr>
+          <w:rFonts w:ascii="Arial Narrow" w:eastAsia="Arial Narrow" w:hAnsi="Arial Narrow" w:cs="Arial Narrow"/>
+          <w:sz w:val="16"/>
+          <w:szCs w:val="16"/>
+        </w:rPr>
+        <w:t/>
+      </w:r>
+      <w:proofErr w:type="spellEnd"/>
+      <w:r>
+        <w:rPr>
+          <w:rFonts w:ascii="Arial Narrow" w:eastAsia="Arial Narrow" w:hAnsi="Arial Narrow" w:cs="Arial Narrow"/>
+          <w:sz w:val="16"/>
+          <w:szCs w:val="16"/>
+        </w:rPr>
+        <w:t xml:space="preserve">30056, publicada el 2 de julio de 2013, que modificó el artículo 5 del Texto Único Ordenado de la Ley de Promoción de la Competitividad, Formalización y Desarrollo de la Micro y Pequeña Empresa y de Acceso al Empleo Decente (LEY MYPE). Ello, en la medida que la Tercera Disposición Complementaria Transitoria de la norma modificatoria precisa que las empresas constituidas antes de la </w:t>
+      </w:r>
+      <w:proofErr w:type="gramStart"/>
+      <w:r>
+        <w:rPr>
+          <w:rFonts w:ascii="Arial Narrow" w:eastAsia="Arial Narrow" w:hAnsi="Arial Narrow" w:cs="Arial Narrow"/>
+          <w:sz w:val="16"/>
+          <w:szCs w:val="16"/>
+        </w:rPr>
+        <w:t>entrada en vigencia</w:t>
+      </w:r>
+      <w:proofErr w:type="gramEnd"/>
+      <w:r>
+        <w:rPr>
+          <w:rFonts w:ascii="Arial Narrow" w:eastAsia="Arial Narrow" w:hAnsi="Arial Narrow" w:cs="Arial Narrow"/>
+          <w:sz w:val="16"/>
+          <w:szCs w:val="16"/>
+        </w:rPr>
+        <w:t xml:space="preserve"> de dicha Ley se rigen por los requisitos de acogimiento al régimen de las micro y pequeñas empresas regulados en el Decreto Legislativo 1086.</w:t>
+      </w:r>
+    </w:p>
+    <w:p>
+      <w:pPr>
+        <w:pStyle w:val="Textonotapie"/>
+        <w:ind w:left="567" w:hanging="567"/>
+        <w:jc w:val="both"/>
+        <w:rPr>
+          <w:rFonts w:ascii="Arial Narrow" w:eastAsia="Arial Narrow" w:hAnsi="Arial Narrow" w:cs="Arial Narrow"/>
+          <w:sz w:val="16"/>
+          <w:szCs w:val="16"/>
+        </w:rPr>
+      </w:pPr>
+    </w:p>
+  </w:footnote>
+  <w:footnote w:id="11">
     <w:p>
       <w:pPr>
         <w:pStyle w:val="Textonotapie"/>
         <w:tabs>
           <w:tab w:val="left" w:pos="567"/>
         </w:tabs>
-        <w:ind w:left="567" w:right="-1" w:hanging="567"/>
-        <w:jc w:val="both"/>
-        <w:rPr>
-          <w:rFonts w:ascii="Arial Narrow" w:eastAsia="Arial Narrow" w:hAnsi="Arial Narrow" w:cs="Arial Narrow"/>
-          <w:sz w:val="16"/>
-          <w:szCs w:val="16"/>
-        </w:rPr>
-      </w:pPr>
+        <w:ind w:left="567" w:hanging="567"/>
+        <w:jc w:val="both"/>
+        <w:rPr>
+          <w:rFonts w:ascii="Arial Narrow" w:eastAsia="Arial Narrow" w:hAnsi="Arial Narrow" w:cs="Arial Narrow"/>
+          <w:sz w:val="16"/>
+          <w:szCs w:val="16"/>
+        </w:rPr>
+      </w:pPr>
+      <w:r>
+        <w:rPr>
+          <w:rStyle w:val="Refdenotaalpie"/>
+          <w:rFonts w:ascii="Arial Narrow" w:eastAsia="Arial Narrow" w:hAnsi="Arial Narrow" w:cs="Arial Narrow"/>
+          <w:sz w:val="16"/>
+          <w:szCs w:val="16"/>
+          <w:vertAlign w:val="superscript"/>
+        </w:rPr>
+        <w:footnoteRef/>
+      </w:r>
       <w:r>
         <w:rPr>
           <w:rFonts w:ascii="Arial Narrow" w:eastAsia="Arial Narrow" w:hAnsi="Arial Narrow" w:cs="Arial Narrow"/>
@@ -10228,23 +10457,8 @@
           <w:szCs w:val="16"/>
         </w:rPr>
         <w:tab/>
-        <w:t xml:space="preserve">c) Admitir denuncias a trámite, en aquellos casos en que la Comisión le haya delegado esta facultad. </w:t>
-      </w:r>
-    </w:p>
-    <w:p>
-      <w:pPr>
-        <w:pStyle w:val="Textonotapie"/>
-        <w:tabs>
-          <w:tab w:val="left" w:pos="567"/>
-        </w:tabs>
-        <w:ind w:left="567" w:right="-1" w:hanging="567"/>
-        <w:jc w:val="both"/>
-        <w:rPr>
-          <w:rFonts w:ascii="Arial Narrow" w:eastAsia="Arial Narrow" w:hAnsi="Arial Narrow" w:cs="Arial Narrow"/>
-          <w:sz w:val="16"/>
-          <w:szCs w:val="16"/>
-        </w:rPr>
-      </w:pPr>
+        <w:t xml:space="preserve"/>
+      </w:r>
       <w:r>
         <w:rPr>
           <w:rFonts w:ascii="Arial Narrow" w:eastAsia="Arial Narrow" w:hAnsi="Arial Narrow" w:cs="Arial Narrow"/>
@@ -10252,91 +10466,40 @@
           <w:szCs w:val="16"/>
         </w:rPr>
         <w:tab/>
-        <w:t>(...).</w:t>
-      </w:r>
-    </w:p>
-    <w:p>
-      <w:pPr>
-        <w:pStyle w:val="Textonotapie"/>
-        <w:tabs>
-          <w:tab w:val="left" w:pos="567"/>
-        </w:tabs>
-        <w:ind w:left="567" w:right="-1" w:hanging="567"/>
-        <w:jc w:val="both"/>
-        <w:rPr>
-          <w:rFonts w:ascii="Arial Narrow" w:eastAsia="Arial Narrow" w:hAnsi="Arial Narrow" w:cs="Arial Narrow"/>
-          <w:sz w:val="16"/>
-          <w:szCs w:val="16"/>
-        </w:rPr>
-      </w:pPr>
-      <w:r>
-        <w:rPr>
-          <w:rFonts w:ascii="Arial Narrow" w:eastAsia="Arial Narrow" w:hAnsi="Arial Narrow" w:cs="Arial Narrow"/>
-          <w:sz w:val="16"/>
-          <w:szCs w:val="16"/>
-        </w:rPr>
-        <w:t xml:space="preserve">. </w:t>
-      </w:r>
-    </w:p>
-    <w:p>
-      <w:pPr>
-        <w:pStyle w:val="Textonotapie"/>
-        <w:tabs>
-          <w:tab w:val="left" w:pos="567"/>
-        </w:tabs>
-        <w:ind w:left="567" w:right="-1" w:hanging="567"/>
-        <w:jc w:val="both"/>
-        <w:rPr>
-          <w:rFonts w:ascii="Arial Narrow" w:eastAsia="Arial Narrow" w:hAnsi="Arial Narrow" w:cs="Arial Narrow"/>
-          <w:sz w:val="16"/>
-          <w:szCs w:val="16"/>
-        </w:rPr>
-      </w:pPr>
-    </w:p>
-  </w:footnote>
-  <w:footnote w:id="10">
-    <w:p>
-      <w:pPr>
-        <w:pStyle w:val="Textonotapie"/>
-        <w:ind w:left="567" w:hanging="567"/>
-        <w:jc w:val="both"/>
-        <w:rPr>
-          <w:rFonts w:ascii="Arial Narrow" w:eastAsia="Arial Narrow" w:hAnsi="Arial Narrow" w:cs="Arial Narrow"/>
-          <w:sz w:val="16"/>
-          <w:szCs w:val="16"/>
-        </w:rPr>
-      </w:pPr>
-      <w:r>
-        <w:rPr>
-          <w:rStyle w:val="Refdenotaalpie"/>
-          <w:rFonts w:ascii="Arial Narrow" w:eastAsia="Arial Narrow" w:hAnsi="Arial Narrow" w:cs="Arial Narrow"/>
-          <w:sz w:val="16"/>
-          <w:szCs w:val="16"/>
-          <w:vertAlign w:val="superscript"/>
-        </w:rPr>
-        <w:footnoteRef/>
-      </w:r>
-      <w:r>
-        <w:rPr>
-          <w:rFonts w:ascii="Arial Narrow" w:eastAsia="Arial Narrow" w:hAnsi="Arial Narrow" w:cs="Arial Narrow"/>
-          <w:sz w:val="16"/>
-          <w:szCs w:val="16"/>
-        </w:rPr>
-        <w:t xml:space="preserve"> </w:t>
-      </w:r>
-      <w:r>
-        <w:rPr>
-          <w:rFonts w:ascii="Arial Narrow" w:eastAsia="Arial Narrow" w:hAnsi="Arial Narrow" w:cs="Arial Narrow"/>
-          <w:sz w:val="16"/>
-          <w:szCs w:val="16"/>
-        </w:rPr>
-        <w:tab/>
-        <w:t xml:space="preserve">El número de trabajadores se atenderá siempre que la empresa haya sido constituida antes de la vigencia de la Ley </w:t>
+      </w:r>
+      <w:r>
+        <w:rPr>
+          <w:rFonts w:ascii="Arial Narrow" w:eastAsia="Arial Narrow" w:hAnsi="Arial Narrow" w:cs="Arial Narrow"/>
+          <w:b/>
+          <w:sz w:val="16"/>
+          <w:szCs w:val="16"/>
+        </w:rPr>
+        <w:t>LEY 29571, CÓDIGO DE PROTECCIÓN Y DEFENSA DEL CONSUMIDOR</w:t>
+      </w:r>
+      <w:r>
+        <w:rPr>
+          <w:rFonts w:ascii="Arial Narrow" w:eastAsia="Arial Narrow" w:hAnsi="Arial Narrow" w:cs="Arial Narrow"/>
+          <w:b/>
+          <w:bCs/>
+          <w:sz w:val="16"/>
+          <w:szCs w:val="16"/>
+        </w:rPr>
+        <w:t xml:space="preserve">, </w:t>
+      </w:r>
+      <w:r>
+        <w:rPr>
+          <w:rFonts w:ascii="Arial Narrow" w:eastAsia="Arial Narrow" w:hAnsi="Arial Narrow" w:cs="Arial Narrow"/>
+          <w:b/>
+          <w:sz w:val="16"/>
+          <w:szCs w:val="16"/>
+        </w:rPr>
+        <w:t xml:space="preserve">publicado el 2 de setiembre de 2010 y modificado por Decreto Legislativo </w:t>
       </w:r>
       <w:proofErr w:type="spellStart"/>
       <w:r>
         <w:rPr>
           <w:rFonts w:ascii="Arial Narrow" w:eastAsia="Arial Narrow" w:hAnsi="Arial Narrow" w:cs="Arial Narrow"/>
+          <w:b/>
           <w:sz w:val="16"/>
           <w:szCs w:val="16"/>
         </w:rPr>
@@ -10346,128 +10509,11 @@
       <w:r>
         <w:rPr>
           <w:rFonts w:ascii="Arial Narrow" w:eastAsia="Arial Narrow" w:hAnsi="Arial Narrow" w:cs="Arial Narrow"/>
-          <w:sz w:val="16"/>
-          <w:szCs w:val="16"/>
-        </w:rPr>
-        <w:t xml:space="preserve"> 30056, publicada el 2 de julio de 2013, que modificó el artículo 5 del Texto Único Ordenado de la Ley de Promoción de la Competitividad, Formalización y Desarrollo de la Micro y Pequeña Empresa y de Acceso al Empleo Decente (LEY MYPE). Ello, en la medida que la Tercera Disposición Complementaria Transitoria de la norma modificatoria precisa que las empresas constituidas antes de la </w:t>
-      </w:r>
-      <w:proofErr w:type="gramStart"/>
-      <w:r>
-        <w:rPr>
-          <w:rFonts w:ascii="Arial Narrow" w:eastAsia="Arial Narrow" w:hAnsi="Arial Narrow" w:cs="Arial Narrow"/>
-          <w:sz w:val="16"/>
-          <w:szCs w:val="16"/>
-        </w:rPr>
-        <w:t>entrada en vigencia</w:t>
-      </w:r>
-      <w:proofErr w:type="gramEnd"/>
-      <w:r>
-        <w:rPr>
-          <w:rFonts w:ascii="Arial Narrow" w:eastAsia="Arial Narrow" w:hAnsi="Arial Narrow" w:cs="Arial Narrow"/>
-          <w:sz w:val="16"/>
-          <w:szCs w:val="16"/>
-        </w:rPr>
-        <w:t xml:space="preserve"> de dicha Ley se rigen por los requisitos de acogimiento al régimen de las micro y pequeñas empresas regulados en el Decreto Legislativo 1086.</w:t>
-      </w:r>
-    </w:p>
-    <w:p>
-      <w:pPr>
-        <w:pStyle w:val="Textonotapie"/>
-        <w:ind w:left="567" w:hanging="567"/>
-        <w:jc w:val="both"/>
-        <w:rPr>
-          <w:rFonts w:ascii="Arial Narrow" w:eastAsia="Arial Narrow" w:hAnsi="Arial Narrow" w:cs="Arial Narrow"/>
-          <w:sz w:val="16"/>
-          <w:szCs w:val="16"/>
-        </w:rPr>
-      </w:pPr>
-    </w:p>
-  </w:footnote>
-  <w:footnote w:id="11">
-    <w:p>
-      <w:pPr>
-        <w:pStyle w:val="Textonotapie"/>
-        <w:ind w:left="567" w:hanging="567"/>
-        <w:jc w:val="both"/>
-        <w:rPr>
-          <w:rFonts w:ascii="Arial Narrow" w:eastAsia="Arial Narrow" w:hAnsi="Arial Narrow" w:cs="Arial Narrow"/>
-          <w:sz w:val="16"/>
-          <w:szCs w:val="16"/>
-        </w:rPr>
-      </w:pPr>
-      <w:r>
-        <w:rPr>
-          <w:rStyle w:val="Refdenotaalpie"/>
-          <w:rFonts w:ascii="Arial Narrow" w:eastAsia="Arial Narrow" w:hAnsi="Arial Narrow" w:cs="Arial Narrow"/>
-          <w:sz w:val="16"/>
-          <w:szCs w:val="16"/>
-          <w:vertAlign w:val="superscript"/>
-        </w:rPr>
-        <w:footnoteRef/>
-      </w:r>
-      <w:r>
-        <w:rPr>
-          <w:rFonts w:ascii="Arial Narrow" w:eastAsia="Arial Narrow" w:hAnsi="Arial Narrow" w:cs="Arial Narrow"/>
-          <w:sz w:val="16"/>
-          <w:szCs w:val="16"/>
-        </w:rPr>
-        <w:t xml:space="preserve"> </w:t>
-      </w:r>
-      <w:r>
-        <w:rPr>
-          <w:rFonts w:ascii="Arial Narrow" w:eastAsia="Arial Narrow" w:hAnsi="Arial Narrow" w:cs="Arial Narrow"/>
-          <w:sz w:val="16"/>
-          <w:szCs w:val="16"/>
-        </w:rPr>
-        <w:tab/>
-      </w:r>
-      <w:r>
-        <w:rPr>
-          <w:rFonts w:ascii="Arial Narrow" w:eastAsia="Arial Narrow" w:hAnsi="Arial Narrow" w:cs="Arial Narrow"/>
-          <w:b/>
-          <w:sz w:val="16"/>
-          <w:szCs w:val="16"/>
-        </w:rPr>
-        <w:t>LEY 29571, CÓDIGO DE PROTECCIÓN Y DEFENSA DEL CONSUMIDOR</w:t>
-      </w:r>
-      <w:r>
-        <w:rPr>
-          <w:rFonts w:ascii="Arial Narrow" w:eastAsia="Arial Narrow" w:hAnsi="Arial Narrow" w:cs="Arial Narrow"/>
-          <w:b/>
-          <w:bCs/>
-          <w:sz w:val="16"/>
-          <w:szCs w:val="16"/>
-        </w:rPr>
-        <w:t xml:space="preserve">, </w:t>
-      </w:r>
-      <w:r>
-        <w:rPr>
-          <w:rFonts w:ascii="Arial Narrow" w:eastAsia="Arial Narrow" w:hAnsi="Arial Narrow" w:cs="Arial Narrow"/>
-          <w:b/>
-          <w:sz w:val="16"/>
-          <w:szCs w:val="16"/>
-        </w:rPr>
-        <w:t xml:space="preserve">publicado el 2 de setiembre de 2010 y modificado por Decreto Legislativo </w:t>
-      </w:r>
-      <w:proofErr w:type="spellStart"/>
-      <w:r>
-        <w:rPr>
-          <w:rFonts w:ascii="Arial Narrow" w:eastAsia="Arial Narrow" w:hAnsi="Arial Narrow" w:cs="Arial Narrow"/>
-          <w:b/>
-          <w:sz w:val="16"/>
-          <w:szCs w:val="16"/>
-        </w:rPr>
-        <w:t/>
-      </w:r>
-      <w:proofErr w:type="spellEnd"/>
-      <w:r>
-        <w:rPr>
-          <w:rFonts w:ascii="Arial Narrow" w:eastAsia="Arial Narrow" w:hAnsi="Arial Narrow" w:cs="Arial Narrow"/>
-          <w:b/>
-          <w:sz w:val="16"/>
-          <w:szCs w:val="16"/>
-        </w:rPr>
-        <w:t xml:space="preserve"> 1308</w:t>
+          <w:b/>
+          <w:sz w:val="16"/>
+          <w:szCs w:val="16"/>
+        </w:rPr>
+        <w:t xml:space="preserve">1308</w:t>
       </w:r>
     </w:p>
     <w:p>
@@ -10590,7 +10636,50 @@
       </w:pPr>
     </w:p>
   </w:footnote>
-  <w:footnote w:id="17">
+  <w:footnote w:id="12">
+    <w:p>
+      <w:pPr>
+        <w:pStyle w:val="Textonotapie"/>
+        <w:tabs>
+          <w:tab w:val="left" w:pos="567"/>
+        </w:tabs>
+        <w:ind w:left="567" w:hanging="567"/>
+        <w:jc w:val="both"/>
+        <w:rPr>
+          <w:rFonts w:ascii="Arial Narrow" w:eastAsia="Arial Narrow" w:hAnsi="Arial Narrow" w:cs="Arial Narrow"/>
+          <w:sz w:val="16"/>
+          <w:szCs w:val="16"/>
+        </w:rPr>
+      </w:pPr>
+      <w:r>
+        <w:rPr>
+          <w:rStyle w:val="Refdenotaalpie"/>
+          <w:rFonts w:ascii="Arial Narrow" w:eastAsia="Arial Narrow" w:hAnsi="Arial Narrow" w:cs="Arial Narrow"/>
+          <w:sz w:val="16"/>
+          <w:szCs w:val="16"/>
+          <w:vertAlign w:val="superscript"/>
+        </w:rPr>
+        <w:footnoteRef/>
+      </w:r>
+      <w:r>
+        <w:rPr>
+          <w:rFonts w:ascii="Arial Narrow" w:eastAsia="Arial Narrow" w:hAnsi="Arial Narrow" w:cs="Arial Narrow"/>
+          <w:sz w:val="16"/>
+          <w:szCs w:val="16"/>
+        </w:rPr>
+        <w:tab/>
+      </w:r>
+      <w:r>
+        <w:rPr>
+          <w:rFonts w:ascii="Arial Narrow" w:eastAsia="Arial Narrow" w:hAnsi="Arial Narrow" w:cs="Arial Narrow"/>
+          <w:b/>
+          <w:bCs/>
+          <w:sz w:val="16"/>
+          <w:szCs w:val="16"/>
+        </w:rPr>
+        <w:t xml:space="preserve">DECRETO LEGISLATIVO 807, LEY SOBRE FACULTADES, NORMAS Y ORGANIZACIÓN DEL INDECOPI, publicado el 18 de abril de 1996</w:t>
+      </w:r>
+    </w:p>
     <w:p>
       <w:pPr>
         <w:pStyle w:val="Textonotapie"/>
@@ -10604,16 +10693,6 @@
       </w:pPr>
       <w:r>
         <w:rPr>
-          <w:rStyle w:val="Refdenotaalpie"/>
-          <w:rFonts w:ascii="Arial Narrow" w:eastAsia="Arial Narrow" w:hAnsi="Arial Narrow" w:cs="Arial Narrow"/>
-          <w:sz w:val="16"/>
-          <w:szCs w:val="16"/>
-          <w:vertAlign w:val="superscript"/>
-        </w:rPr>
-        <w:footnoteRef/>
-      </w:r>
-      <w:r>
-        <w:rPr>
           <w:rFonts w:ascii="Arial Narrow" w:eastAsia="Arial Narrow" w:hAnsi="Arial Narrow" w:cs="Arial Narrow"/>
           <w:sz w:val="16"/>
           <w:szCs w:val="16"/>
@@ -10628,7 +10707,15 @@
           <w:sz w:val="16"/>
           <w:szCs w:val="16"/>
         </w:rPr>
-        <w:t xml:space="preserve">DECRETO LEGISLATIVO 807, LEY SOBRE FACULTADES, NORMAS Y ORGANIZACIÓN DEL INDECOPI, publicado el 18 de abril de 1996</w:t>
+        <w:t xml:space="preserve">Artículo 26.-</w:t>
+      </w:r>
+      <w:r>
+        <w:rPr>
+          <w:rFonts w:ascii="Arial Narrow" w:eastAsia="Arial Narrow" w:hAnsi="Arial Narrow" w:cs="Arial Narrow"/>
+          <w:sz w:val="16"/>
+          <w:szCs w:val="16"/>
+        </w:rPr>
+        <w:t xml:space="preserve"> Una vez admitida a trámite la denuncia, se correrá traslado de la misma al denunciado, a fin de que éste presente su descargo. El plazo para la presentación del descargo será de cinco (5) días contados desde la notificación, vencido el cual, el Secretario Técnico declarará en rebeldía al denunciado que no lo hubiera presentado.</w:t>
       </w:r>
     </w:p>
     <w:p>
@@ -10642,6 +10729,33 @@
           <w:szCs w:val="16"/>
         </w:rPr>
       </w:pPr>
+    </w:p>
+  </w:footnote>
+  <w:footnote w:id="13">
+    <w:p>
+      <w:pPr>
+        <w:pStyle w:val="Textonotapie"/>
+        <w:tabs>
+          <w:tab w:val="left" w:pos="567"/>
+        </w:tabs>
+        <w:ind w:left="567" w:hanging="567"/>
+        <w:jc w:val="both"/>
+        <w:rPr>
+          <w:rFonts w:ascii="Arial Narrow" w:eastAsia="Arial Narrow" w:hAnsi="Arial Narrow" w:cs="Arial Narrow"/>
+          <w:sz w:val="16"/>
+          <w:szCs w:val="16"/>
+        </w:rPr>
+      </w:pPr>
+      <w:r>
+        <w:rPr>
+          <w:rStyle w:val="Refdenotaalpie"/>
+          <w:rFonts w:ascii="Arial Narrow" w:eastAsia="Arial Narrow" w:hAnsi="Arial Narrow" w:cs="Arial Narrow"/>
+          <w:sz w:val="16"/>
+          <w:szCs w:val="16"/>
+          <w:vertAlign w:val="superscript"/>
+        </w:rPr>
+        <w:footnoteRef/>
+      </w:r>
       <w:r>
         <w:rPr>
           <w:rFonts w:ascii="Arial Narrow" w:eastAsia="Arial Narrow" w:hAnsi="Arial Narrow" w:cs="Arial Narrow"/>
@@ -10658,15 +10772,7 @@
           <w:sz w:val="16"/>
           <w:szCs w:val="16"/>
         </w:rPr>
-        <w:t xml:space="preserve">Artículo 26.-</w:t>
-      </w:r>
-      <w:r>
-        <w:rPr>
-          <w:rFonts w:ascii="Arial Narrow" w:eastAsia="Arial Narrow" w:hAnsi="Arial Narrow" w:cs="Arial Narrow"/>
-          <w:sz w:val="16"/>
-          <w:szCs w:val="16"/>
-        </w:rPr>
-        <w:t xml:space="preserve"> Una vez admitida a trámite la denuncia, se correrá traslado de la misma al denunciado, a fin de que éste presente su descargo. El plazo para la presentación del descargo será de cinco (5) días contados desde la notificación, vencido el cual, el Secretario Técnico declarará en rebeldía al denunciado que no lo hubiera presentado.</w:t>
+        <w:t xml:space="preserve">DECRETO SUPREMO 006-2026-JUS, TEXTO ÚNICO ORDENADO DE LA LEY 27444, LEY DEL PROCEDIMIENTO ADMINISTRATIVO GENERAL, publicado el 30 de abril de 2026</w:t>
       </w:r>
     </w:p>
     <w:p>
@@ -10680,9 +10786,25 @@
           <w:szCs w:val="16"/>
         </w:rPr>
       </w:pPr>
-    </w:p>
-  </w:footnote>
-  <w:footnote w:id="18">
+      <w:r>
+        <w:rPr>
+          <w:rFonts w:ascii="Arial Narrow" w:eastAsia="Arial Narrow" w:hAnsi="Arial Narrow" w:cs="Arial Narrow"/>
+          <w:sz w:val="16"/>
+          <w:szCs w:val="16"/>
+        </w:rPr>
+        <w:tab/>
+      </w:r>
+      <w:r>
+        <w:rPr>
+          <w:rFonts w:ascii="Arial Narrow" w:eastAsia="Arial Narrow" w:hAnsi="Arial Narrow" w:cs="Arial Narrow"/>
+          <w:b/>
+          <w:bCs/>
+          <w:sz w:val="16"/>
+          <w:szCs w:val="16"/>
+        </w:rPr>
+        <w:t xml:space="preserve">Artículo 223.- Contestación de la reclamación</w:t>
+      </w:r>
+    </w:p>
     <w:p>
       <w:pPr>
         <w:pStyle w:val="Textonotapie"/>
@@ -10696,16 +10818,6 @@
       </w:pPr>
       <w:r>
         <w:rPr>
-          <w:rStyle w:val="Refdenotaalpie"/>
-          <w:rFonts w:ascii="Arial Narrow" w:eastAsia="Arial Narrow" w:hAnsi="Arial Narrow" w:cs="Arial Narrow"/>
-          <w:sz w:val="16"/>
-          <w:szCs w:val="16"/>
-          <w:vertAlign w:val="superscript"/>
-        </w:rPr>
-        <w:footnoteRef/>
-      </w:r>
-      <w:r>
-        <w:rPr>
           <w:rFonts w:ascii="Arial Narrow" w:eastAsia="Arial Narrow" w:hAnsi="Arial Narrow" w:cs="Arial Narrow"/>
           <w:sz w:val="16"/>
           <w:szCs w:val="16"/>
@@ -10715,12 +10827,10 @@
       <w:r>
         <w:rPr>
           <w:rFonts w:ascii="Arial Narrow" w:eastAsia="Arial Narrow" w:hAnsi="Arial Narrow" w:cs="Arial Narrow"/>
-          <w:b/>
-          <w:bCs/>
-          <w:sz w:val="16"/>
-          <w:szCs w:val="16"/>
-        </w:rPr>
-        <w:t xml:space="preserve">DECRETO SUPREMO 006-2026-JUS, TEXTO ÚNICO ORDENADO DE LA LEY 27444, LEY DEL PROCEDIMIENTO ADMINISTRATIVO GENERAL, publicado el 30 de abril de 2026</w:t>
+          <w:sz w:val="16"/>
+          <w:szCs w:val="16"/>
+        </w:rPr>
+        <w:t xml:space="preserve">223.1 El reclamado deberá presentar la contestación de la reclamación dentro de los quince (15) días posteriores a la notificación de ésta; vencido este plazo, la Administración declarará en rebeldía al reclamado que no la hubiera presentado. La contestación deberá contener los requisitos de los escritos previstos en el artículo 113 de la presente Ley, así como la absolución de todos los asuntos controvertidos de hecho y de derecho, Las alegaciones y los hechos relevantes de la reclamación, salvo que hayan sido específicamente negadas en la contestación, se tendrán por aceptadas o merituadas como ciertas.</w:t>
       </w:r>
     </w:p>
     <w:p>
@@ -10734,69 +10844,14 @@
           <w:szCs w:val="16"/>
         </w:rPr>
       </w:pPr>
-      <w:r>
-        <w:rPr>
-          <w:rFonts w:ascii="Arial Narrow" w:eastAsia="Arial Narrow" w:hAnsi="Arial Narrow" w:cs="Arial Narrow"/>
-          <w:sz w:val="16"/>
-          <w:szCs w:val="16"/>
-        </w:rPr>
-        <w:tab/>
-      </w:r>
-      <w:r>
-        <w:rPr>
-          <w:rFonts w:ascii="Arial Narrow" w:eastAsia="Arial Narrow" w:hAnsi="Arial Narrow" w:cs="Arial Narrow"/>
-          <w:b/>
-          <w:bCs/>
-          <w:sz w:val="16"/>
-          <w:szCs w:val="16"/>
-        </w:rPr>
-        <w:t xml:space="preserve">Artículo 223.- Contestación de la reclamación</w:t>
-      </w:r>
-    </w:p>
-    <w:p>
-      <w:pPr>
-        <w:pStyle w:val="Textonotapie"/>
-        <w:ind w:left="567" w:hanging="567"/>
-        <w:jc w:val="both"/>
-        <w:rPr>
-          <w:rFonts w:ascii="Arial Narrow" w:eastAsia="Arial Narrow" w:hAnsi="Arial Narrow" w:cs="Arial Narrow"/>
-          <w:sz w:val="16"/>
-          <w:szCs w:val="16"/>
-        </w:rPr>
-      </w:pPr>
-      <w:r>
-        <w:rPr>
-          <w:rFonts w:ascii="Arial Narrow" w:eastAsia="Arial Narrow" w:hAnsi="Arial Narrow" w:cs="Arial Narrow"/>
-          <w:sz w:val="16"/>
-          <w:szCs w:val="16"/>
-        </w:rPr>
-        <w:tab/>
-      </w:r>
-      <w:r>
-        <w:rPr>
-          <w:rFonts w:ascii="Arial Narrow" w:eastAsia="Arial Narrow" w:hAnsi="Arial Narrow" w:cs="Arial Narrow"/>
-          <w:sz w:val="16"/>
-          <w:szCs w:val="16"/>
-        </w:rPr>
-        <w:t xml:space="preserve">223.1 El reclamado deberá presentar la contestación de la reclamación dentro de los quince (15) días posteriores a la notificación de ésta; vencido este plazo, la Administración declarará en rebeldía al reclamado que no la hubiera presentado. La contestación deberá contener los requisitos de los escritos previstos en el artículo 113 de la presente Ley, así como la absolución de todos los asuntos controvertidos de hecho y de derecho, Las alegaciones y los hechos relevantes de la reclamación, salvo que hayan sido específicamente negadas en la contestación, se tendrán por aceptadas o merituadas como ciertas.</w:t>
-      </w:r>
-    </w:p>
-    <w:p>
-      <w:pPr>
-        <w:pStyle w:val="Textonotapie"/>
-        <w:ind w:left="567" w:hanging="567"/>
-        <w:jc w:val="both"/>
-        <w:rPr>
-          <w:rFonts w:ascii="Arial Narrow" w:eastAsia="Arial Narrow" w:hAnsi="Arial Narrow" w:cs="Arial Narrow"/>
-          <w:sz w:val="16"/>
-          <w:szCs w:val="16"/>
-        </w:rPr>
-      </w:pPr>
     </w:p>
   </w:footnote>
-  <w:footnote w:id="12">
-    <w:p>
-      <w:pPr>
+  <w:footnote w:id="14">
+    <w:p>
+      <w:pPr>
+        <w:tabs>
+          <w:tab w:val="left" w:pos="567"/>
+        </w:tabs>
         <w:spacing w:after="0" w:line="240" w:lineRule="auto"/>
         <w:ind w:left="567" w:hanging="567"/>
         <w:jc w:val="both"/>
@@ -10823,6 +10878,15 @@
           <w:szCs w:val="16"/>
           <w:vertAlign w:val="superscript"/>
         </w:rPr>
+        <w:tab/>
+        <w:t xml:space="preserve"/>
+      </w:r>
+      <w:r>
+        <w:rPr>
+          <w:rFonts w:ascii="Arial Narrow" w:eastAsia="Arial Narrow" w:hAnsi="Arial Narrow" w:cs="Arial Narrow"/>
+          <w:sz w:val="16"/>
+          <w:szCs w:val="16"/>
+        </w:rPr>
         <w:t xml:space="preserve"> </w:t>
       </w:r>
       <w:r>
@@ -10831,14 +10895,6 @@
           <w:sz w:val="16"/>
           <w:szCs w:val="16"/>
         </w:rPr>
-        <w:t xml:space="preserve"> </w:t>
-      </w:r>
-      <w:r>
-        <w:rPr>
-          <w:rFonts w:ascii="Arial Narrow" w:eastAsia="Arial Narrow" w:hAnsi="Arial Narrow" w:cs="Arial Narrow"/>
-          <w:sz w:val="16"/>
-          <w:szCs w:val="16"/>
-        </w:rPr>
         <w:tab/>
       </w:r>
       <w:r>
@@ -10887,7 +10943,7 @@
           <w:sz w:val="16"/>
           <w:szCs w:val="16"/>
         </w:rPr>
-        <w:t xml:space="preserve"> 1308</w:t>
+        <w:t xml:space="preserve">1308</w:t>
       </w:r>
     </w:p>
     <w:p>
@@ -11038,9 +11094,110 @@
       </w:pPr>
     </w:p>
   </w:footnote>
-  <w:footnote w:id="13">
-    <w:p>
-      <w:pPr>
+  <w:footnote w:id="15">
+    <w:p>
+      <w:pPr>
+        <w:pStyle w:val="Textonotapie"/>
+        <w:tabs>
+          <w:tab w:val="left" w:pos="567"/>
+        </w:tabs>
+        <w:ind w:left="567" w:right="-1" w:hanging="567"/>
+        <w:jc w:val="both"/>
+        <w:rPr>
+          <w:rFonts w:ascii="Arial Narrow" w:eastAsia="Arial Narrow" w:hAnsi="Arial Narrow" w:cs="Arial Narrow"/>
+          <w:b/>
+          <w:bCs/>
+          <w:sz w:val="16"/>
+          <w:szCs w:val="16"/>
+        </w:rPr>
+      </w:pPr>
+      <w:r>
+        <w:rPr>
+          <w:rStyle w:val="Refdenotaalpie"/>
+          <w:rFonts w:ascii="Arial Narrow" w:eastAsia="Arial Narrow" w:hAnsi="Arial Narrow" w:cs="Arial Narrow"/>
+          <w:sz w:val="16"/>
+          <w:szCs w:val="16"/>
+          <w:vertAlign w:val="superscript"/>
+        </w:rPr>
+        <w:footnoteRef/>
+      </w:r>
+      <w:r>
+        <w:rPr>
+          <w:rFonts w:ascii="Arial Narrow" w:eastAsia="Arial Narrow" w:hAnsi="Arial Narrow" w:cs="Arial Narrow"/>
+          <w:sz w:val="16"/>
+          <w:szCs w:val="16"/>
+        </w:rPr>
+        <w:tab/>
+        <w:t xml:space="preserve"/>
+      </w:r>
+      <w:r>
+        <w:rPr>
+          <w:rFonts w:ascii="Arial Narrow" w:eastAsia="Arial Narrow" w:hAnsi="Arial Narrow" w:cs="Arial Narrow"/>
+          <w:sz w:val="16"/>
+          <w:szCs w:val="16"/>
+        </w:rPr>
+        <w:tab/>
+      </w:r>
+      <w:r>
+        <w:rPr>
+          <w:rFonts w:ascii="Arial Narrow" w:eastAsia="Arial Narrow" w:hAnsi="Arial Narrow" w:cs="Arial Narrow"/>
+          <w:b/>
+          <w:bCs/>
+          <w:sz w:val="16"/>
+          <w:szCs w:val="16"/>
+        </w:rPr>
+        <w:t xml:space="preserve">LEY </w:t>
+      </w:r>
+      <w:proofErr w:type="spellStart"/>
+      <w:r>
+        <w:rPr>
+          <w:rFonts w:ascii="Arial Narrow" w:eastAsia="Arial Narrow" w:hAnsi="Arial Narrow" w:cs="Arial Narrow"/>
+          <w:b/>
+          <w:bCs/>
+          <w:sz w:val="16"/>
+          <w:szCs w:val="16"/>
+        </w:rPr>
+        <w:t/>
+      </w:r>
+      <w:proofErr w:type="spellEnd"/>
+      <w:r>
+        <w:rPr>
+          <w:rFonts w:ascii="Arial Narrow" w:eastAsia="Arial Narrow" w:hAnsi="Arial Narrow" w:cs="Arial Narrow"/>
+          <w:b/>
+          <w:bCs/>
+          <w:sz w:val="16"/>
+          <w:szCs w:val="16"/>
+        </w:rPr>
+        <w:t xml:space="preserve">29571, CÓDIGO DE PROTECCIÓN Y DEFENSA DEL CONSUMIDOR, publicado el 2 de setiembre de 2010 y modificado por Decreto Legislativo </w:t>
+      </w:r>
+      <w:proofErr w:type="spellStart"/>
+      <w:r>
+        <w:rPr>
+          <w:rFonts w:ascii="Arial Narrow" w:eastAsia="Arial Narrow" w:hAnsi="Arial Narrow" w:cs="Arial Narrow"/>
+          <w:b/>
+          <w:bCs/>
+          <w:sz w:val="16"/>
+          <w:szCs w:val="16"/>
+        </w:rPr>
+        <w:t/>
+      </w:r>
+      <w:proofErr w:type="spellEnd"/>
+      <w:r>
+        <w:rPr>
+          <w:rFonts w:ascii="Arial Narrow" w:eastAsia="Arial Narrow" w:hAnsi="Arial Narrow" w:cs="Arial Narrow"/>
+          <w:b/>
+          <w:bCs/>
+          <w:sz w:val="16"/>
+          <w:szCs w:val="16"/>
+        </w:rPr>
+        <w:t xml:space="preserve">1308 </w:t>
+      </w:r>
+    </w:p>
+    <w:p>
+      <w:pPr>
+        <w:tabs>
+          <w:tab w:val="left" w:pos="567"/>
+        </w:tabs>
         <w:spacing w:after="0" w:line="240" w:lineRule="auto"/>
         <w:ind w:left="567" w:hanging="567"/>
         <w:jc w:val="both"/>
@@ -11052,29 +11209,12 @@
       </w:pPr>
       <w:r>
         <w:rPr>
-          <w:rStyle w:val="Refdenotaalpie"/>
-          <w:rFonts w:ascii="Arial Narrow" w:eastAsia="Arial Narrow" w:hAnsi="Arial Narrow" w:cs="Arial Narrow"/>
-          <w:sz w:val="16"/>
-          <w:szCs w:val="16"/>
-          <w:vertAlign w:val="superscript"/>
-        </w:rPr>
-        <w:footnoteRef/>
-      </w:r>
-      <w:r>
-        <w:rPr>
-          <w:rFonts w:ascii="Arial Narrow" w:eastAsia="Arial Narrow" w:hAnsi="Arial Narrow" w:cs="Arial Narrow"/>
-          <w:sz w:val="16"/>
-          <w:szCs w:val="16"/>
-        </w:rPr>
-        <w:t xml:space="preserve"> </w:t>
-      </w:r>
-      <w:r>
-        <w:rPr>
           <w:rFonts w:ascii="Arial Narrow" w:eastAsia="Arial Narrow" w:hAnsi="Arial Narrow" w:cs="Arial Narrow"/>
           <w:sz w:val="16"/>
           <w:szCs w:val="16"/>
         </w:rPr>
         <w:tab/>
+        <w:t xml:space="preserve"/>
       </w:r>
       <w:r>
         <w:rPr>
@@ -11147,18 +11287,6 @@
         <w:tab/>
         <w:t>Las medidas correctivas complementarias pueden dictarse de oficio o a pedido de parte.</w:t>
       </w:r>
-    </w:p>
-    <w:p>
-      <w:pPr>
-        <w:spacing w:after="0" w:line="240" w:lineRule="auto"/>
-        <w:ind w:left="567" w:hanging="567"/>
-        <w:jc w:val="both"/>
-        <w:rPr>
-          <w:rFonts w:ascii="Arial Narrow" w:eastAsia="Arial Narrow" w:hAnsi="Arial Narrow" w:cs="Arial Narrow"/>
-          <w:sz w:val="16"/>
-          <w:szCs w:val="16"/>
-        </w:rPr>
-      </w:pPr>
     </w:p>
     <w:p>
       <w:pPr>
@@ -11373,8 +11501,12 @@
     </w:p>
     <w:p>
       <w:pPr>
-        <w:pStyle w:val="Sinespaciado"/>
-        <w:ind w:firstLine="567"/>
+        <w:numPr>
+          <w:ilvl w:val="0"/>
+          <w:numId w:val="1"/>
+        </w:numPr>
+        <w:spacing w:after="0" w:line="240" w:lineRule="auto"/>
+        <w:ind w:left="567" w:firstLine="0"/>
         <w:jc w:val="both"/>
         <w:rPr>
           <w:rFonts w:ascii="Arial Narrow" w:eastAsia="Arial Narrow" w:hAnsi="Arial Narrow" w:cs="Arial Narrow"/>
@@ -11393,8 +11525,12 @@
     </w:p>
     <w:p>
       <w:pPr>
-        <w:pStyle w:val="Sinespaciado"/>
-        <w:ind w:firstLine="567"/>
+        <w:numPr>
+          <w:ilvl w:val="0"/>
+          <w:numId w:val="1"/>
+        </w:numPr>
+        <w:spacing w:after="0" w:line="240" w:lineRule="auto"/>
+        <w:ind w:left="567" w:firstLine="0"/>
         <w:jc w:val="both"/>
         <w:rPr>
           <w:rFonts w:ascii="Arial Narrow" w:eastAsia="Arial Narrow" w:hAnsi="Arial Narrow" w:cs="Arial Narrow"/>
@@ -11556,10 +11692,22 @@
         <w:jc w:val="both"/>
         <w:rPr>
           <w:rFonts w:ascii="Arial Narrow" w:eastAsia="Arial Narrow" w:hAnsi="Arial Narrow" w:cs="Arial Narrow"/>
-          <w:sz w:val="16"/>
-          <w:szCs w:val="16"/>
-        </w:rPr>
-      </w:pPr>
+          <w:b/>
+          <w:bCs/>
+          <w:sz w:val="16"/>
+          <w:szCs w:val="16"/>
+        </w:rPr>
+      </w:pPr>
+      <w:r>
+        <w:rPr>
+          <w:rFonts w:ascii="Arial Narrow" w:eastAsia="Arial Narrow" w:hAnsi="Arial Narrow" w:cs="Arial Narrow"/>
+          <w:b/>
+          <w:bCs/>
+          <w:sz w:val="16"/>
+          <w:szCs w:val="16"/>
+        </w:rPr>
+        <w:t>Artículo 116.- Medidas correctivas complementarias</w:t>
+      </w:r>
     </w:p>
     <w:p>
       <w:pPr>
@@ -11568,21 +11716,17 @@
         <w:jc w:val="both"/>
         <w:rPr>
           <w:rFonts w:ascii="Arial Narrow" w:eastAsia="Arial Narrow" w:hAnsi="Arial Narrow" w:cs="Arial Narrow"/>
-          <w:b/>
-          <w:bCs/>
-          <w:sz w:val="16"/>
-          <w:szCs w:val="16"/>
-        </w:rPr>
-      </w:pPr>
-      <w:r>
-        <w:rPr>
-          <w:rFonts w:ascii="Arial Narrow" w:eastAsia="Arial Narrow" w:hAnsi="Arial Narrow" w:cs="Arial Narrow"/>
-          <w:b/>
-          <w:bCs/>
-          <w:sz w:val="16"/>
-          <w:szCs w:val="16"/>
-        </w:rPr>
-        <w:t>Artículo 116.- Medidas correctivas complementarias</w:t>
+          <w:sz w:val="16"/>
+          <w:szCs w:val="16"/>
+        </w:rPr>
+      </w:pPr>
+      <w:r>
+        <w:rPr>
+          <w:rFonts w:ascii="Arial Narrow" w:eastAsia="Arial Narrow" w:hAnsi="Arial Narrow" w:cs="Arial Narrow"/>
+          <w:sz w:val="16"/>
+          <w:szCs w:val="16"/>
+        </w:rPr>
+        <w:t xml:space="preserve">Las medidas correctivas complementarias tienen el objeto de revertir los efectos de la conducta infractora o evitar que esta se produzca nuevamente en el futuro y pueden ser, entre otras, las siguientes: </w:t>
       </w:r>
     </w:p>
     <w:p>
@@ -11602,7 +11746,7 @@
           <w:sz w:val="16"/>
           <w:szCs w:val="16"/>
         </w:rPr>
-        <w:t xml:space="preserve">Las medidas correctivas complementarias tienen el objeto de revertir los efectos de la conducta infractora o evitar que esta se produzca nuevamente en el futuro y pueden ser, entre otras, las siguientes: </w:t>
+        <w:t xml:space="preserve">a. Que el proveedor cumpla con atender la solicitud de información requerida por el consumidor, siempre que dicho requerimiento guarde relación con el producto adquirido o servicio contratado. </w:t>
       </w:r>
     </w:p>
     <w:p>
@@ -11622,7 +11766,7 @@
           <w:sz w:val="16"/>
           <w:szCs w:val="16"/>
         </w:rPr>
-        <w:t xml:space="preserve">a. Que el proveedor cumpla con atender la solicitud de información requerida por el consumidor, siempre que dicho requerimiento guarde relación con el producto adquirido o servicio contratado. </w:t>
+        <w:t xml:space="preserve">b. Declarar inexigibles las cláusulas que han sido identificadas como abusivas en el procedimiento. </w:t>
       </w:r>
     </w:p>
     <w:p>
@@ -11642,7 +11786,7 @@
           <w:sz w:val="16"/>
           <w:szCs w:val="16"/>
         </w:rPr>
-        <w:t xml:space="preserve">b. Declarar inexigibles las cláusulas que han sido identificadas como abusivas en el procedimiento. </w:t>
+        <w:t xml:space="preserve">c. El decomiso y destrucción de la mercadería, envases, envolturas o etiquetas. </w:t>
       </w:r>
     </w:p>
     <w:p>
@@ -11662,7 +11806,25 @@
           <w:sz w:val="16"/>
           <w:szCs w:val="16"/>
         </w:rPr>
-        <w:t xml:space="preserve">c. El decomiso y destrucción de la mercadería, envases, envolturas o etiquetas. </w:t>
+        <w:t xml:space="preserve">d. En caso de infracciones muy graves y de reincidencia o </w:t>
+      </w:r>
+      <w:proofErr w:type="spellStart"/>
+      <w:r>
+        <w:rPr>
+          <w:rFonts w:ascii="Arial Narrow" w:eastAsia="Arial Narrow" w:hAnsi="Arial Narrow" w:cs="Arial Narrow"/>
+          <w:sz w:val="16"/>
+          <w:szCs w:val="16"/>
+        </w:rPr>
+        <w:t>reiterancia</w:t>
+      </w:r>
+      <w:proofErr w:type="spellEnd"/>
+      <w:r>
+        <w:rPr>
+          <w:rFonts w:ascii="Arial Narrow" w:eastAsia="Arial Narrow" w:hAnsi="Arial Narrow" w:cs="Arial Narrow"/>
+          <w:sz w:val="16"/>
+          <w:szCs w:val="16"/>
+        </w:rPr>
+        <w:t xml:space="preserve">: </w:t>
       </w:r>
     </w:p>
     <w:p>
@@ -11682,25 +11844,7 @@
           <w:sz w:val="16"/>
           <w:szCs w:val="16"/>
         </w:rPr>
-        <w:t xml:space="preserve">d. En caso de infracciones muy graves y de reincidencia o </w:t>
-      </w:r>
-      <w:proofErr w:type="spellStart"/>
-      <w:r>
-        <w:rPr>
-          <w:rFonts w:ascii="Arial Narrow" w:eastAsia="Arial Narrow" w:hAnsi="Arial Narrow" w:cs="Arial Narrow"/>
-          <w:sz w:val="16"/>
-          <w:szCs w:val="16"/>
-        </w:rPr>
-        <w:t>reiterancia</w:t>
-      </w:r>
-      <w:proofErr w:type="spellEnd"/>
-      <w:r>
-        <w:rPr>
-          <w:rFonts w:ascii="Arial Narrow" w:eastAsia="Arial Narrow" w:hAnsi="Arial Narrow" w:cs="Arial Narrow"/>
-          <w:sz w:val="16"/>
-          <w:szCs w:val="16"/>
-        </w:rPr>
-        <w:t xml:space="preserve">: </w:t>
+        <w:t xml:space="preserve">(i) Solicitar a la autoridad correspondiente la clausura temporal del establecimiento industrial, comercial o de servicios por un plazo máximo de seis (6) meses. </w:t>
       </w:r>
     </w:p>
     <w:p>
@@ -11720,7 +11864,25 @@
           <w:sz w:val="16"/>
           <w:szCs w:val="16"/>
         </w:rPr>
-        <w:t xml:space="preserve">(i) Solicitar a la autoridad correspondiente la clausura temporal del establecimiento industrial, comercial o de servicios por un plazo máximo de seis (6) meses. </w:t>
+        <w:t>(</w:t>
+      </w:r>
+      <w:proofErr w:type="spellStart"/>
+      <w:r>
+        <w:rPr>
+          <w:rFonts w:ascii="Arial Narrow" w:eastAsia="Arial Narrow" w:hAnsi="Arial Narrow" w:cs="Arial Narrow"/>
+          <w:sz w:val="16"/>
+          <w:szCs w:val="16"/>
+        </w:rPr>
+        <w:t>ii</w:t>
+      </w:r>
+      <w:proofErr w:type="spellEnd"/>
+      <w:r>
+        <w:rPr>
+          <w:rFonts w:ascii="Arial Narrow" w:eastAsia="Arial Narrow" w:hAnsi="Arial Narrow" w:cs="Arial Narrow"/>
+          <w:sz w:val="16"/>
+          <w:szCs w:val="16"/>
+        </w:rPr>
+        <w:t xml:space="preserve">) Solicitar a la autoridad competente la inhabilitación, temporal o permanente, del proveedor en función de los alcances de la infracción sancionada. </w:t>
       </w:r>
     </w:p>
     <w:p>
@@ -11740,7 +11902,7 @@
           <w:sz w:val="16"/>
           <w:szCs w:val="16"/>
         </w:rPr>
-        <w:t>(</w:t>
+        <w:t xml:space="preserve">e. Publicación de avisos </w:t>
       </w:r>
       <w:proofErr w:type="spellStart"/>
       <w:r>
@@ -11749,7 +11911,7 @@
           <w:sz w:val="16"/>
           <w:szCs w:val="16"/>
         </w:rPr>
-        <w:t>ii</w:t>
+        <w:t>rectificatorios</w:t>
       </w:r>
       <w:proofErr w:type="spellEnd"/>
       <w:r>
@@ -11758,7 +11920,7 @@
           <w:sz w:val="16"/>
           <w:szCs w:val="16"/>
         </w:rPr>
-        <w:t xml:space="preserve">) Solicitar a la autoridad competente la inhabilitación, temporal o permanente, del proveedor en función de los alcances de la infracción sancionada. </w:t>
+        <w:t xml:space="preserve"> o informativos en la forma que determine el Indecopi, tomando en consideración los medios que resulten idóneos para revertir los efectos que el acto objeto de sanción ha ocasionado. </w:t>
       </w:r>
     </w:p>
     <w:p>
@@ -11778,25 +11940,7 @@
           <w:sz w:val="16"/>
           <w:szCs w:val="16"/>
         </w:rPr>
-        <w:t xml:space="preserve">e. Publicación de avisos </w:t>
-      </w:r>
-      <w:proofErr w:type="spellStart"/>
-      <w:r>
-        <w:rPr>
-          <w:rFonts w:ascii="Arial Narrow" w:eastAsia="Arial Narrow" w:hAnsi="Arial Narrow" w:cs="Arial Narrow"/>
-          <w:sz w:val="16"/>
-          <w:szCs w:val="16"/>
-        </w:rPr>
-        <w:t>rectificatorios</w:t>
-      </w:r>
-      <w:proofErr w:type="spellEnd"/>
-      <w:r>
-        <w:rPr>
-          <w:rFonts w:ascii="Arial Narrow" w:eastAsia="Arial Narrow" w:hAnsi="Arial Narrow" w:cs="Arial Narrow"/>
-          <w:sz w:val="16"/>
-          <w:szCs w:val="16"/>
-        </w:rPr>
-        <w:t xml:space="preserve"> o informativos en la forma que determine el Indecopi, tomando en consideración los medios que resulten idóneos para revertir los efectos que el acto objeto de sanción ha ocasionado. </w:t>
+        <w:t xml:space="preserve">f. Cualquier otra medida correctiva que tenga el objeto de revertir los efectos de la conducta infractora o evitar que esta se produzca nuevamente en el futuro. </w:t>
       </w:r>
     </w:p>
     <w:p>
@@ -11816,26 +11960,6 @@
           <w:sz w:val="16"/>
           <w:szCs w:val="16"/>
         </w:rPr>
-        <w:t xml:space="preserve">f. Cualquier otra medida correctiva que tenga el objeto de revertir los efectos de la conducta infractora o evitar que esta se produzca nuevamente en el futuro. </w:t>
-      </w:r>
-    </w:p>
-    <w:p>
-      <w:pPr>
-        <w:spacing w:after="0" w:line="240" w:lineRule="auto"/>
-        <w:ind w:left="567"/>
-        <w:jc w:val="both"/>
-        <w:rPr>
-          <w:rFonts w:ascii="Arial Narrow" w:eastAsia="Arial Narrow" w:hAnsi="Arial Narrow" w:cs="Arial Narrow"/>
-          <w:sz w:val="16"/>
-          <w:szCs w:val="16"/>
-        </w:rPr>
-      </w:pPr>
-      <w:r>
-        <w:rPr>
-          <w:rFonts w:ascii="Arial Narrow" w:eastAsia="Arial Narrow" w:hAnsi="Arial Narrow" w:cs="Arial Narrow"/>
-          <w:sz w:val="16"/>
-          <w:szCs w:val="16"/>
-        </w:rPr>
         <w:t>El Indecopi está facultado para solicitar a la autoridad municipal y policial el apoyo respectivo para la ejecución de las medidas correctivas complementarias correspondientes.</w:t>
       </w:r>
     </w:p>
@@ -11852,7 +11976,7 @@
       </w:pPr>
     </w:p>
   </w:footnote>
-  <w:footnote w:id="14">
+  <w:footnote w:id="16">
     <w:p>
       <w:pPr>
         <w:pStyle w:val="Textonotapie"/>
@@ -11884,15 +12008,16 @@
           <w:sz w:val="16"/>
           <w:szCs w:val="16"/>
         </w:rPr>
-        <w:t xml:space="preserve"> </w:t>
-      </w:r>
-      <w:r>
-        <w:rPr>
-          <w:rFonts w:ascii="Arial Narrow" w:eastAsia="Arial Narrow" w:hAnsi="Arial Narrow" w:cs="Arial Narrow"/>
-          <w:sz w:val="16"/>
-          <w:szCs w:val="16"/>
-        </w:rPr>
         <w:tab/>
+        <w:t xml:space="preserve"/>
+      </w:r>
+      <w:r>
+        <w:rPr>
+          <w:rFonts w:ascii="Arial Narrow" w:eastAsia="Arial Narrow" w:hAnsi="Arial Narrow" w:cs="Arial Narrow"/>
+          <w:sz w:val="16"/>
+          <w:szCs w:val="16"/>
+        </w:rPr>
+        <w:tab/>
       </w:r>
       <w:r>
         <w:rPr>
@@ -11940,7 +12065,7 @@
           <w:sz w:val="16"/>
           <w:szCs w:val="16"/>
         </w:rPr>
-        <w:t xml:space="preserve"> 1308</w:t>
+        <w:t xml:space="preserve">1308</w:t>
       </w:r>
     </w:p>
     <w:p>
@@ -12095,7 +12220,155 @@
       </w:pPr>
     </w:p>
   </w:footnote>
-  <w:footnote w:id="15">
+  <w:footnote w:id="17">
+    <w:p>
+      <w:pPr>
+        <w:autoSpaceDE w:val="0"/>
+        <w:autoSpaceDN w:val="0"/>
+        <w:adjustRightInd w:val="0"/>
+        <w:tabs>
+          <w:tab w:val="left" w:pos="567"/>
+        </w:tabs>
+        <w:spacing w:after="0" w:line="240" w:lineRule="auto"/>
+        <w:ind w:left="567" w:hanging="567"/>
+        <w:jc w:val="both"/>
+        <w:rPr>
+          <w:rFonts w:ascii="Arial Narrow" w:eastAsia="Arial Narrow" w:hAnsi="Arial Narrow" w:cs="Arial Narrow"/>
+          <w:b/>
+          <w:bCs/>
+          <w:sz w:val="16"/>
+          <w:szCs w:val="16"/>
+        </w:rPr>
+      </w:pPr>
+      <w:r>
+        <w:rPr>
+          <w:rStyle w:val="Refdenotaalpie"/>
+          <w:rFonts w:ascii="Arial Narrow" w:eastAsia="Arial Narrow" w:hAnsi="Arial Narrow" w:cs="Arial Narrow"/>
+          <w:b/>
+          <w:bCs/>
+          <w:sz w:val="16"/>
+          <w:szCs w:val="16"/>
+          <w:vertAlign w:val="superscript"/>
+        </w:rPr>
+        <w:footnoteRef/>
+      </w:r>
+      <w:r>
+        <w:rPr>
+          <w:rFonts w:ascii="Arial Narrow" w:eastAsia="Arial Narrow" w:hAnsi="Arial Narrow" w:cs="Arial Narrow"/>
+          <w:b/>
+          <w:bCs/>
+          <w:sz w:val="16"/>
+          <w:szCs w:val="16"/>
+        </w:rPr>
+        <w:tab/>
+        <w:t xml:space="preserve"/>
+      </w:r>
+      <w:r>
+        <w:rPr>
+          <w:rFonts w:ascii="Arial Narrow" w:eastAsia="Arial Narrow" w:hAnsi="Arial Narrow" w:cs="Arial Narrow"/>
+          <w:b/>
+          <w:bCs/>
+          <w:sz w:val="16"/>
+          <w:szCs w:val="16"/>
+        </w:rPr>
+        <w:tab/>
+        <w:t xml:space="preserve">DECRETO LEGISLATIVO </w:t>
+      </w:r>
+      <w:proofErr w:type="spellStart"/>
+      <w:r>
+        <w:rPr>
+          <w:rFonts w:ascii="Arial Narrow" w:eastAsia="Arial Narrow" w:hAnsi="Arial Narrow" w:cs="Arial Narrow"/>
+          <w:b/>
+          <w:bCs/>
+          <w:sz w:val="16"/>
+          <w:szCs w:val="16"/>
+        </w:rPr>
+        <w:t/>
+      </w:r>
+      <w:proofErr w:type="spellEnd"/>
+      <w:r>
+        <w:rPr>
+          <w:rFonts w:ascii="Arial Narrow" w:eastAsia="Arial Narrow" w:hAnsi="Arial Narrow" w:cs="Arial Narrow"/>
+          <w:b/>
+          <w:bCs/>
+          <w:sz w:val="16"/>
+          <w:szCs w:val="16"/>
+        </w:rPr>
+        <w:t xml:space="preserve">807, LEY SOBRE FACULTADES, NORMAS Y ORGANIZACIÓN DEL INDECOPI FACULTADES DE LAS COMISIONES Y OFICINAS DEL INDECOPI</w:t>
+      </w:r>
+    </w:p>
+    <w:p>
+      <w:pPr>
+        <w:pStyle w:val="NormalWeb"/>
+        <w:spacing w:after="0" w:line="240" w:lineRule="auto"/>
+        <w:ind w:left="567"/>
+        <w:jc w:val="both"/>
+        <w:rPr>
+          <w:rFonts w:ascii="Arial Narrow" w:eastAsia="Arial Narrow" w:hAnsi="Arial Narrow" w:cs="Arial Narrow"/>
+          <w:bCs/>
+          <w:sz w:val="16"/>
+          <w:szCs w:val="16"/>
+        </w:rPr>
+      </w:pPr>
+      <w:r>
+        <w:rPr>
+          <w:rFonts w:ascii="Arial Narrow" w:eastAsia="Arial Narrow" w:hAnsi="Arial Narrow" w:cs="Arial Narrow"/>
+          <w:b/>
+          <w:sz w:val="16"/>
+          <w:szCs w:val="16"/>
+        </w:rPr>
+        <w:t xml:space="preserve">Artículo 29.- </w:t>
+      </w:r>
+      <w:r>
+        <w:rPr>
+          <w:rFonts w:ascii="Arial Narrow" w:eastAsia="Arial Narrow" w:hAnsi="Arial Narrow" w:cs="Arial Narrow"/>
+          <w:bCs/>
+          <w:sz w:val="16"/>
+          <w:szCs w:val="16"/>
+        </w:rPr>
+        <w:t xml:space="preserve">En cualquier estado del procedimiento, e incluso antes de admitirse a trámite la denuncia, el </w:t>
+      </w:r>
+      <w:proofErr w:type="gramStart"/>
+      <w:r>
+        <w:rPr>
+          <w:rFonts w:ascii="Arial Narrow" w:eastAsia="Arial Narrow" w:hAnsi="Arial Narrow" w:cs="Arial Narrow"/>
+          <w:bCs/>
+          <w:sz w:val="16"/>
+          <w:szCs w:val="16"/>
+        </w:rPr>
+        <w:t>Secretario Técnico</w:t>
+      </w:r>
+      <w:proofErr w:type="gramEnd"/>
+      <w:r>
+        <w:rPr>
+          <w:rFonts w:ascii="Arial Narrow" w:eastAsia="Arial Narrow" w:hAnsi="Arial Narrow" w:cs="Arial Narrow"/>
+          <w:bCs/>
+          <w:sz w:val="16"/>
+          <w:szCs w:val="16"/>
+        </w:rPr>
+        <w:t xml:space="preserve"> podrá citar a las partes a audiencia de conciliación. La audiencia se desarrollará ante el </w:t>
+      </w:r>
+      <w:proofErr w:type="gramStart"/>
+      <w:r>
+        <w:rPr>
+          <w:rFonts w:ascii="Arial Narrow" w:eastAsia="Arial Narrow" w:hAnsi="Arial Narrow" w:cs="Arial Narrow"/>
+          <w:bCs/>
+          <w:sz w:val="16"/>
+          <w:szCs w:val="16"/>
+        </w:rPr>
+        <w:t>Secretario Técnico</w:t>
+      </w:r>
+      <w:proofErr w:type="gramEnd"/>
+      <w:r>
+        <w:rPr>
+          <w:rFonts w:ascii="Arial Narrow" w:eastAsia="Arial Narrow" w:hAnsi="Arial Narrow" w:cs="Arial Narrow"/>
+          <w:bCs/>
+          <w:sz w:val="16"/>
+          <w:szCs w:val="16"/>
+        </w:rPr>
+        <w:t xml:space="preserve"> o ante la persona que este designe. Si ambas partes arribaran a un acuerdo respecto de la denuncia, se levantará un acta donde conste el acuerdo respectivo, el mismo que tendrá efectos de transacción extrajudicial. En cualquier caso, la Comisión podrá continuar de oficio el procedimiento, si del análisis de los hechos denunciados considera que podría estarse afectando intereses de terceros.</w:t>
+      </w:r>
+    </w:p>
     <w:p>
       <w:pPr>
         <w:autoSpaceDE w:val="0"/>
@@ -12112,12 +12385,27 @@
           <w:szCs w:val="16"/>
         </w:rPr>
       </w:pPr>
+    </w:p>
+  </w:footnote>
+  <w:footnote w:id="18">
+    <w:p>
+      <w:pPr>
+        <w:pStyle w:val="Textonotapie"/>
+        <w:tabs>
+          <w:tab w:val="left" w:pos="567"/>
+        </w:tabs>
+        <w:ind w:left="567" w:hanging="567"/>
+        <w:jc w:val="both"/>
+        <w:rPr>
+          <w:rFonts w:ascii="Arial Narrow" w:eastAsia="Arial Narrow" w:hAnsi="Arial Narrow" w:cs="Arial Narrow"/>
+          <w:sz w:val="16"/>
+          <w:szCs w:val="16"/>
+        </w:rPr>
+      </w:pPr>
       <w:r>
         <w:rPr>
           <w:rStyle w:val="Refdenotaalpie"/>
           <w:rFonts w:ascii="Arial Narrow" w:eastAsia="Arial Narrow" w:hAnsi="Arial Narrow" w:cs="Arial Narrow"/>
-          <w:b/>
-          <w:bCs/>
           <w:sz w:val="16"/>
           <w:szCs w:val="16"/>
           <w:vertAlign w:val="superscript"/>
@@ -12127,30 +12415,34 @@
       <w:r>
         <w:rPr>
           <w:rFonts w:ascii="Arial Narrow" w:eastAsia="Arial Narrow" w:hAnsi="Arial Narrow" w:cs="Arial Narrow"/>
-          <w:b/>
-          <w:bCs/>
-          <w:sz w:val="16"/>
-          <w:szCs w:val="16"/>
-        </w:rPr>
-        <w:t xml:space="preserve"> </w:t>
-      </w:r>
-      <w:r>
-        <w:rPr>
-          <w:rFonts w:ascii="Arial Narrow" w:eastAsia="Arial Narrow" w:hAnsi="Arial Narrow" w:cs="Arial Narrow"/>
-          <w:b/>
-          <w:bCs/>
           <w:sz w:val="16"/>
           <w:szCs w:val="16"/>
         </w:rPr>
         <w:tab/>
-        <w:t xml:space="preserve">DECRETO LEGISLATIVO </w:t>
+        <w:t xml:space="preserve"/>
+      </w:r>
+      <w:r>
+        <w:rPr>
+          <w:rFonts w:ascii="Arial Narrow" w:eastAsia="Arial Narrow" w:hAnsi="Arial Narrow" w:cs="Arial Narrow"/>
+          <w:sz w:val="16"/>
+          <w:szCs w:val="16"/>
+        </w:rPr>
+        <w:tab/>
+      </w:r>
+      <w:r>
+        <w:rPr>
+          <w:rFonts w:ascii="Arial Narrow" w:eastAsia="Arial Narrow" w:hAnsi="Arial Narrow" w:cs="Arial Narrow"/>
+          <w:b/>
+          <w:sz w:val="16"/>
+          <w:szCs w:val="16"/>
+        </w:rPr>
+        <w:t xml:space="preserve">TEXTO ÚNICO ORDENADO DE LA LEY DEL PROCEDIMIENTO ADMINISTRATIVO GENERAL, aprobado mediante DECRETO SUPREMO </w:t>
       </w:r>
       <w:proofErr w:type="spellStart"/>
       <w:r>
         <w:rPr>
           <w:rFonts w:ascii="Arial Narrow" w:eastAsia="Arial Narrow" w:hAnsi="Arial Narrow" w:cs="Arial Narrow"/>
           <w:b/>
-          <w:bCs/>
           <w:sz w:val="16"/>
           <w:szCs w:val="16"/>
         </w:rPr>
@@ -12161,169 +12453,10 @@
         <w:rPr>
           <w:rFonts w:ascii="Arial Narrow" w:eastAsia="Arial Narrow" w:hAnsi="Arial Narrow" w:cs="Arial Narrow"/>
           <w:b/>
-          <w:bCs/>
-          <w:sz w:val="16"/>
-          <w:szCs w:val="16"/>
-        </w:rPr>
-        <w:t xml:space="preserve"> 807, LEY SOBRE FACULTADES, NORMAS Y ORGANIZACIÓN DEL INDECOPI FACULTADES DE LAS COMISIONES Y OFICINAS DEL INDECOPI</w:t>
-      </w:r>
-    </w:p>
-    <w:p>
-      <w:pPr>
-        <w:pStyle w:val="NormalWeb"/>
-        <w:spacing w:after="0" w:line="240" w:lineRule="auto"/>
-        <w:ind w:left="567"/>
-        <w:jc w:val="both"/>
-        <w:rPr>
-          <w:rFonts w:ascii="Arial Narrow" w:eastAsia="Arial Narrow" w:hAnsi="Arial Narrow" w:cs="Arial Narrow"/>
-          <w:bCs/>
-          <w:sz w:val="16"/>
-          <w:szCs w:val="16"/>
-        </w:rPr>
-      </w:pPr>
-      <w:r>
-        <w:rPr>
-          <w:rFonts w:ascii="Arial Narrow" w:eastAsia="Arial Narrow" w:hAnsi="Arial Narrow" w:cs="Arial Narrow"/>
-          <w:b/>
-          <w:sz w:val="16"/>
-          <w:szCs w:val="16"/>
-        </w:rPr>
-        <w:t xml:space="preserve">Artículo 29.- </w:t>
-      </w:r>
-      <w:r>
-        <w:rPr>
-          <w:rFonts w:ascii="Arial Narrow" w:eastAsia="Arial Narrow" w:hAnsi="Arial Narrow" w:cs="Arial Narrow"/>
-          <w:bCs/>
-          <w:sz w:val="16"/>
-          <w:szCs w:val="16"/>
-        </w:rPr>
-        <w:t xml:space="preserve">En cualquier estado del procedimiento, e incluso antes de admitirse a trámite la denuncia, el </w:t>
-      </w:r>
-      <w:proofErr w:type="gramStart"/>
-      <w:r>
-        <w:rPr>
-          <w:rFonts w:ascii="Arial Narrow" w:eastAsia="Arial Narrow" w:hAnsi="Arial Narrow" w:cs="Arial Narrow"/>
-          <w:bCs/>
-          <w:sz w:val="16"/>
-          <w:szCs w:val="16"/>
-        </w:rPr>
-        <w:t>Secretario Técnico</w:t>
-      </w:r>
-      <w:proofErr w:type="gramEnd"/>
-      <w:r>
-        <w:rPr>
-          <w:rFonts w:ascii="Arial Narrow" w:eastAsia="Arial Narrow" w:hAnsi="Arial Narrow" w:cs="Arial Narrow"/>
-          <w:bCs/>
-          <w:sz w:val="16"/>
-          <w:szCs w:val="16"/>
-        </w:rPr>
-        <w:t xml:space="preserve"> podrá citar a las partes a audiencia de conciliación. La audiencia se desarrollará ante el </w:t>
-      </w:r>
-      <w:proofErr w:type="gramStart"/>
-      <w:r>
-        <w:rPr>
-          <w:rFonts w:ascii="Arial Narrow" w:eastAsia="Arial Narrow" w:hAnsi="Arial Narrow" w:cs="Arial Narrow"/>
-          <w:bCs/>
-          <w:sz w:val="16"/>
-          <w:szCs w:val="16"/>
-        </w:rPr>
-        <w:t>Secretario Técnico</w:t>
-      </w:r>
-      <w:proofErr w:type="gramEnd"/>
-      <w:r>
-        <w:rPr>
-          <w:rFonts w:ascii="Arial Narrow" w:eastAsia="Arial Narrow" w:hAnsi="Arial Narrow" w:cs="Arial Narrow"/>
-          <w:bCs/>
-          <w:sz w:val="16"/>
-          <w:szCs w:val="16"/>
-        </w:rPr>
-        <w:t xml:space="preserve"> o ante la persona que este designe. Si ambas partes arribaran a un acuerdo respecto de la denuncia, se levantará un acta donde conste el acuerdo respectivo, el mismo que tendrá efectos de transacción extrajudicial. En cualquier caso, la Comisión podrá continuar de oficio el procedimiento, si del análisis de los hechos denunciados considera que podría estarse afectando intereses de terceros.</w:t>
-      </w:r>
-    </w:p>
-    <w:p>
-      <w:pPr>
-        <w:autoSpaceDE w:val="0"/>
-        <w:autoSpaceDN w:val="0"/>
-        <w:adjustRightInd w:val="0"/>
-        <w:spacing w:after="0" w:line="240" w:lineRule="auto"/>
-        <w:ind w:left="567" w:hanging="567"/>
-        <w:jc w:val="both"/>
-        <w:rPr>
-          <w:rFonts w:ascii="Arial Narrow" w:eastAsia="Arial Narrow" w:hAnsi="Arial Narrow" w:cs="Arial Narrow"/>
-          <w:b/>
-          <w:bCs/>
-          <w:sz w:val="16"/>
-          <w:szCs w:val="16"/>
-        </w:rPr>
-      </w:pPr>
-    </w:p>
-  </w:footnote>
-  <w:footnote w:id="16">
-    <w:p>
-      <w:pPr>
-        <w:pStyle w:val="Textonotapie"/>
-        <w:ind w:left="567" w:hanging="567"/>
-        <w:jc w:val="both"/>
-        <w:rPr>
-          <w:rFonts w:ascii="Arial Narrow" w:eastAsia="Arial Narrow" w:hAnsi="Arial Narrow" w:cs="Arial Narrow"/>
-          <w:sz w:val="16"/>
-          <w:szCs w:val="16"/>
-        </w:rPr>
-      </w:pPr>
-      <w:r>
-        <w:rPr>
-          <w:rStyle w:val="Refdenotaalpie"/>
-          <w:rFonts w:ascii="Arial Narrow" w:eastAsia="Arial Narrow" w:hAnsi="Arial Narrow" w:cs="Arial Narrow"/>
-          <w:sz w:val="16"/>
-          <w:szCs w:val="16"/>
-          <w:vertAlign w:val="superscript"/>
-        </w:rPr>
-        <w:footnoteRef/>
-      </w:r>
-      <w:r>
-        <w:rPr>
-          <w:rFonts w:ascii="Arial Narrow" w:eastAsia="Arial Narrow" w:hAnsi="Arial Narrow" w:cs="Arial Narrow"/>
-          <w:sz w:val="16"/>
-          <w:szCs w:val="16"/>
-        </w:rPr>
-        <w:t xml:space="preserve"> </w:t>
-      </w:r>
-      <w:r>
-        <w:rPr>
-          <w:rFonts w:ascii="Arial Narrow" w:eastAsia="Arial Narrow" w:hAnsi="Arial Narrow" w:cs="Arial Narrow"/>
-          <w:sz w:val="16"/>
-          <w:szCs w:val="16"/>
-        </w:rPr>
-        <w:tab/>
-      </w:r>
-      <w:r>
-        <w:rPr>
-          <w:rFonts w:ascii="Arial Narrow" w:eastAsia="Arial Narrow" w:hAnsi="Arial Narrow" w:cs="Arial Narrow"/>
-          <w:b/>
-          <w:sz w:val="16"/>
-          <w:szCs w:val="16"/>
-        </w:rPr>
-        <w:t xml:space="preserve">TEXTO ÚNICO ORDENADO DE LA LEY DEL PROCEDIMIENTO ADMINISTRATIVO GENERAL, aprobado mediante DECRETO SUPREMO </w:t>
-      </w:r>
-      <w:proofErr w:type="spellStart"/>
-      <w:r>
-        <w:rPr>
-          <w:rFonts w:ascii="Arial Narrow" w:eastAsia="Arial Narrow" w:hAnsi="Arial Narrow" w:cs="Arial Narrow"/>
-          <w:b/>
-          <w:sz w:val="16"/>
-          <w:szCs w:val="16"/>
-        </w:rPr>
-        <w:t/>
-      </w:r>
-      <w:proofErr w:type="spellEnd"/>
-      <w:r>
-        <w:rPr>
-          <w:rFonts w:ascii="Arial Narrow" w:eastAsia="Arial Narrow" w:hAnsi="Arial Narrow" w:cs="Arial Narrow"/>
-          <w:b/>
-          <w:sz w:val="16"/>
-          <w:szCs w:val="16"/>
-        </w:rPr>
-        <w:t xml:space="preserve"> 006-2026-JUS y publicado el 30 de abril de 2026</w:t>
+          <w:sz w:val="16"/>
+          <w:szCs w:val="16"/>
+        </w:rPr>
+        <w:t xml:space="preserve">006-2026-JUS y publicado el 30 de abril de 2026</w:t>
       </w:r>
     </w:p>
     <w:p>

--- a/plantillas_maestras/02_seguro_vida/cobro_indebido_primas/1_ddo_banco_o_financiera/mujer/TPL_2873_2025_SEGURO_VIDA_COBRO_INDEBIDO_PRIMAS_BANCO_MUJER_R2.docx
+++ b/plantillas_maestras/02_seguro_vida/cobro_indebido_primas/1_ddo_banco_o_financiera/mujer/TPL_2873_2025_SEGURO_VIDA_COBRO_INDEBIDO_PRIMAS_BANCO_MUJER_R2.docx
@@ -621,7 +621,7 @@
     </w:p>
     <w:p>
       <w:pPr>
-        <w:spacing w:after="0" w:line="240" w:lineRule="auto"/>
+        <w:spacing w:before="0" w:after="0" w:line="240" w:lineRule="auto"/>
         <w:jc w:val="both"/>
         <w:rPr>
           <w:rFonts w:ascii="Arial Narrow" w:eastAsia="Arial Narrow" w:hAnsi="Arial Narrow" w:cs="Arial Narrow"/>
@@ -663,7 +663,7 @@
           <w:lang w:val="es-ES" w:eastAsia="es-ES"/>
           <w14:ligatures w14:val="none"/>
         </w:rPr>
-        <w:t xml:space="preserve">Mediante la denuncia del 30 de setiembre de 2025, subsanada mediante escrito del 08 de octubre de 2025, la señora [APELLIDO] denunció al BBVA por presuntas infracciones a la Ley 29571, Código de Protección y Defensa del Consumidor</w:t>
+        <w:t xml:space="preserve">Mediante la denuncia del 30 de setiembre de 2025</w:t>
       </w:r>
       <w:r>
         <w:rPr>
@@ -689,67 +689,7 @@
           <w:lang w:val="es-ES" w:eastAsia="es-ES"/>
           <w14:ligatures w14:val="none"/>
         </w:rPr>
-        <w:t xml:space="preserve"> (en adelante, Código), señalando lo siguiente:</w:t>
-      </w:r>
-      <w:r>
-        <w:rPr>
-          <w:rFonts w:ascii="Arial Narrow" w:eastAsia="Arial Narrow" w:hAnsi="Arial Narrow" w:cs="Arial Narrow"/>
-          <w:color w:val="000000"/>
-          <w:kern w:val="0"/>
-          <w:sz w:val="22"/>
-          <w:szCs w:val="22"/>
-          <w:lang w:val="es-ES" w:eastAsia="es-ES"/>
-          <w14:ligatures w14:val="none"/>
-        </w:rPr>
-        <w:t/>
-      </w:r>
-      <w:r>
-        <w:rPr>
-          <w:rFonts w:ascii="Arial Narrow" w:eastAsia="Arial Narrow" w:hAnsi="Arial Narrow" w:cs="Arial Narrow"/>
-          <w:color w:val="000000"/>
-          <w:kern w:val="0"/>
-          <w:sz w:val="22"/>
-          <w:szCs w:val="22"/>
-          <w:lang w:val="es-ES" w:eastAsia="es-ES"/>
-          <w14:ligatures w14:val="none"/>
-        </w:rPr>
-        <w:t xml:space="preserve"/>
-      </w:r>
-      <w:r>
-        <w:rPr>
-          <w:rFonts w:ascii="Arial Narrow" w:eastAsia="Arial Narrow" w:hAnsi="Arial Narrow" w:cs="Arial Narrow"/>
-          <w:color w:val="000000"/>
-          <w:kern w:val="0"/>
-          <w:sz w:val="22"/>
-          <w:szCs w:val="22"/>
-          <w:lang w:val="es-ES" w:eastAsia="es-ES"/>
-          <w14:ligatures w14:val="none"/>
-        </w:rPr>
-        <w:t/>
-      </w:r>
-      <w:r>
-        <w:rPr>
-          <w:rFonts w:ascii="Arial Narrow" w:eastAsia="Arial Narrow" w:hAnsi="Arial Narrow" w:cs="Arial Narrow"/>
-          <w:color w:val="000000"/>
-          <w:kern w:val="0"/>
-          <w:sz w:val="22"/>
-          <w:szCs w:val="22"/>
-          <w:lang w:val="es-ES" w:eastAsia="es-ES"/>
-          <w14:ligatures w14:val="none"/>
-        </w:rPr>
-        <w:t xml:space="preserve"/>
-      </w:r>
-      <w:r>
-        <w:rPr>
-          <w:rFonts w:ascii="Arial Narrow" w:eastAsia="Arial Narrow" w:hAnsi="Arial Narrow" w:cs="Arial Narrow"/>
-          <w:color w:val="000000"/>
-          <w:kern w:val="0"/>
-          <w:sz w:val="22"/>
-          <w:szCs w:val="22"/>
-          <w:lang w:val="es-ES" w:eastAsia="es-ES"/>
-          <w14:ligatures w14:val="none"/>
-        </w:rPr>
-        <w:t/>
+        <w:t xml:space="preserve">, subsanada mediante escrito del 08 de octubre de 2025, la señora [APELLIDO] denunció al BBVA por presuntas infracciones a la Ley 29571, Código de Protección y Defensa del Consumidor</w:t>
       </w:r>
       <w:r>
         <w:rPr>
@@ -775,6 +715,18 @@
           <w:lang w:val="es-ES" w:eastAsia="es-ES"/>
           <w14:ligatures w14:val="none"/>
         </w:rPr>
+        <w:t xml:space="preserve"> (en adelante, Código), señalando lo siguiente:</w:t>
+      </w:r>
+      <w:r>
+        <w:rPr>
+          <w:rFonts w:ascii="Arial Narrow" w:eastAsia="Arial Narrow" w:hAnsi="Arial Narrow" w:cs="Arial Narrow"/>
+          <w:color w:val="000000"/>
+          <w:kern w:val="0"/>
+          <w:sz w:val="22"/>
+          <w:szCs w:val="22"/>
+          <w:lang w:val="es-ES" w:eastAsia="es-ES"/>
+          <w14:ligatures w14:val="none"/>
+        </w:rPr>
         <w:t/>
       </w:r>
       <w:r>
@@ -792,20 +744,36 @@
       <w:r>
         <w:rPr>
           <w:rFonts w:ascii="Arial Narrow" w:eastAsia="Arial Narrow" w:hAnsi="Arial Narrow" w:cs="Arial Narrow"/>
-          <w:kern w:val="0"/>
-          <w14:ligatures w14:val="none"/>
-          <w:sz w:val="22"/>
-          <w:szCs w:val="22"/>
+          <w:color w:val="000000"/>
+          <w:kern w:val="0"/>
+          <w:sz w:val="22"/>
+          <w:szCs w:val="22"/>
+          <w:lang w:val="es-ES" w:eastAsia="es-ES"/>
+          <w14:ligatures w14:val="none"/>
+        </w:rPr>
+        <w:t/>
+      </w:r>
+      <w:r>
+        <w:rPr>
+          <w:rFonts w:ascii="Arial Narrow" w:eastAsia="Arial Narrow" w:hAnsi="Arial Narrow" w:cs="Arial Narrow"/>
+          <w:color w:val="000000"/>
+          <w:kern w:val="0"/>
+          <w:sz w:val="22"/>
+          <w:szCs w:val="22"/>
+          <w:lang w:val="es-ES" w:eastAsia="es-ES"/>
+          <w14:ligatures w14:val="none"/>
         </w:rPr>
         <w:t xml:space="preserve"/>
       </w:r>
       <w:r>
         <w:rPr>
           <w:rFonts w:ascii="Arial Narrow" w:eastAsia="Arial Narrow" w:hAnsi="Arial Narrow" w:cs="Arial Narrow"/>
-          <w:kern w:val="0"/>
-          <w14:ligatures w14:val="none"/>
-          <w:sz w:val="22"/>
-          <w:szCs w:val="22"/>
+          <w:color w:val="000000"/>
+          <w:kern w:val="0"/>
+          <w:sz w:val="22"/>
+          <w:szCs w:val="22"/>
+          <w:lang w:val="es-ES" w:eastAsia="es-ES"/>
+          <w14:ligatures w14:val="none"/>
         </w:rPr>
         <w:t/>
       </w:r>
@@ -831,6 +799,26 @@
           <w:lang w:val="es-ES" w:eastAsia="es-ES"/>
           <w14:ligatures w14:val="none"/>
         </w:rPr>
+        <w:t xml:space="preserve"/>
+      </w:r>
+      <w:r>
+        <w:rPr>
+          <w:rFonts w:ascii="Arial Narrow" w:eastAsia="Arial Narrow" w:hAnsi="Arial Narrow" w:cs="Arial Narrow"/>
+          <w:kern w:val="0"/>
+          <w14:ligatures w14:val="none"/>
+          <w:sz w:val="22"/>
+          <w:szCs w:val="22"/>
+        </w:rPr>
+        <w:t xml:space="preserve"/>
+      </w:r>
+      <w:r>
+        <w:rPr>
+          <w:rFonts w:ascii="Arial Narrow" w:eastAsia="Arial Narrow" w:hAnsi="Arial Narrow" w:cs="Arial Narrow"/>
+          <w:kern w:val="0"/>
+          <w14:ligatures w14:val="none"/>
+          <w:sz w:val="22"/>
+          <w:szCs w:val="22"/>
+        </w:rPr>
         <w:t/>
       </w:r>
       <w:r>
@@ -843,6 +831,30 @@
           <w:lang w:val="es-ES" w:eastAsia="es-ES"/>
           <w14:ligatures w14:val="none"/>
         </w:rPr>
+        <w:t/>
+      </w:r>
+      <w:r>
+        <w:rPr>
+          <w:rFonts w:ascii="Arial Narrow" w:eastAsia="Arial Narrow" w:hAnsi="Arial Narrow" w:cs="Arial Narrow"/>
+          <w:color w:val="000000"/>
+          <w:kern w:val="0"/>
+          <w:sz w:val="22"/>
+          <w:szCs w:val="22"/>
+          <w:lang w:val="es-ES" w:eastAsia="es-ES"/>
+          <w14:ligatures w14:val="none"/>
+        </w:rPr>
+        <w:t/>
+      </w:r>
+      <w:r>
+        <w:rPr>
+          <w:rFonts w:ascii="Arial Narrow" w:eastAsia="Arial Narrow" w:hAnsi="Arial Narrow" w:cs="Arial Narrow"/>
+          <w:color w:val="000000"/>
+          <w:kern w:val="0"/>
+          <w:sz w:val="22"/>
+          <w:szCs w:val="22"/>
+          <w:lang w:val="es-ES" w:eastAsia="es-ES"/>
+          <w14:ligatures w14:val="none"/>
+        </w:rPr>
         <w:t xml:space="preserve"/>
       </w:r>
       <w:r>
@@ -920,10 +932,10 @@
     </w:p>
     <w:p>
       <w:pPr>
+        <w:spacing w:before="0" w:after="0" w:line="240" w:lineRule="auto"/>
         <w:tabs>
           <w:tab w:val="left" w:pos="1134"/>
         </w:tabs>
-        <w:spacing w:after="0" w:line="240" w:lineRule="auto"/>
         <w:jc w:val="both"/>
         <w:rPr>
           <w:rFonts w:ascii="Arial Narrow" w:eastAsia="Arial Narrow" w:hAnsi="Arial Narrow" w:cs="Arial Narrow"/>
@@ -1091,7 +1103,7 @@
     <w:p>
       <w:pPr>
         <w:pStyle w:val="Prrafodelista"/>
-        <w:spacing w:after="0" w:line="240" w:lineRule="auto"/>
+        <w:spacing w:before="0" w:after="0" w:line="240" w:lineRule="auto"/>
         <w:ind w:left="1134"/>
         <w:jc w:val="both"/>
         <w:rPr>
@@ -1316,6 +1328,7 @@
     <w:p>
       <w:pPr>
         <w:pStyle w:val="Prrafodelista"/>
+        <w:spacing w:before="0" w:after="0" w:line="240" w:lineRule="auto"/>
         <w:rPr>
           <w:rFonts w:ascii="Arial Narrow" w:eastAsia="Arial Narrow" w:hAnsi="Arial Narrow" w:cs="Arial Narrow"/>
           <w:sz w:val="22"/>
@@ -1506,10 +1519,10 @@
     <w:p>
       <w:pPr>
         <w:pStyle w:val="Prrafodelista"/>
+        <w:spacing w:before="0" w:after="0" w:line="240" w:lineRule="auto"/>
         <w:tabs>
           <w:tab w:val="left" w:pos="1134"/>
         </w:tabs>
-        <w:spacing w:after="0" w:line="240" w:lineRule="auto"/>
         <w:ind w:left="1134"/>
         <w:jc w:val="both"/>
         <w:rPr>
@@ -1615,6 +1628,7 @@
     <w:p>
       <w:pPr>
         <w:pStyle w:val="Prrafodelista"/>
+        <w:spacing w:before="0" w:after="0" w:line="240" w:lineRule="auto"/>
         <w:rPr>
           <w:rFonts w:ascii="Arial Narrow" w:eastAsia="Arial Narrow" w:hAnsi="Arial Narrow" w:cs="Arial Narrow"/>
           <w:color w:val="000000"/>
@@ -1666,6 +1680,7 @@
     <w:p>
       <w:pPr>
         <w:pStyle w:val="Prrafodelista"/>
+        <w:spacing w:before="0" w:after="0" w:line="240" w:lineRule="auto"/>
         <w:rPr>
           <w:rFonts w:ascii="Arial Narrow" w:eastAsia="Arial Narrow" w:hAnsi="Arial Narrow" w:cs="Arial Narrow"/>
           <w:color w:val="000000"/>
@@ -1716,10 +1731,10 @@
     </w:p>
     <w:p>
       <w:pPr>
+        <w:spacing w:before="0" w:after="0" w:line="240" w:lineRule="auto"/>
         <w:tabs>
           <w:tab w:val="left" w:pos="1134"/>
         </w:tabs>
-        <w:spacing w:after="0" w:line="240" w:lineRule="auto"/>
         <w:jc w:val="both"/>
         <w:rPr>
           <w:rFonts w:ascii="Arial Narrow" w:eastAsia="Arial Narrow" w:hAnsi="Arial Narrow" w:cs="Arial Narrow"/>
@@ -1919,7 +1934,7 @@
     <w:bookmarkEnd w:id="3"/>
     <w:p>
       <w:pPr>
-        <w:spacing w:after="0" w:line="240" w:lineRule="auto"/>
+        <w:spacing w:before="0" w:after="0" w:line="240" w:lineRule="auto"/>
         <w:jc w:val="both"/>
         <w:rPr>
           <w:rFonts w:ascii="Arial Narrow" w:eastAsia="Arial Narrow" w:hAnsi="Arial Narrow" w:cs="Arial Narrow"/>
@@ -1969,7 +1984,7 @@
     </w:p>
     <w:p>
       <w:pPr>
-        <w:spacing w:after="0" w:line="240" w:lineRule="auto"/>
+        <w:spacing w:before="0" w:after="0" w:line="240" w:lineRule="auto"/>
         <w:ind w:left="567"/>
         <w:contextualSpacing/>
         <w:jc w:val="both"/>
@@ -2231,7 +2246,7 @@
     <w:p>
       <w:pPr>
         <w:pStyle w:val="Prrafodelista"/>
-        <w:spacing w:after="0" w:line="240" w:lineRule="auto"/>
+        <w:spacing w:before="0" w:after="0" w:line="240" w:lineRule="auto"/>
         <w:ind w:left="567"/>
         <w:jc w:val="both"/>
         <w:rPr>
@@ -2619,6 +2634,7 @@
     <w:p>
       <w:pPr>
         <w:pStyle w:val="Prrafodelista"/>
+        <w:spacing w:before="0" w:after="0" w:line="240" w:lineRule="auto"/>
         <w:rPr>
           <w:rFonts w:ascii="Arial Narrow" w:eastAsia="Arial Narrow" w:hAnsi="Arial Narrow" w:cs="Arial Narrow"/>
           <w:kern w:val="0"/>
@@ -2899,7 +2915,7 @@
     </w:p>
     <w:p>
       <w:pPr>
-        <w:spacing w:after="0" w:line="240" w:lineRule="auto"/>
+        <w:spacing w:before="0" w:after="0" w:line="240" w:lineRule="auto"/>
         <w:jc w:val="both"/>
         <w:rPr>
           <w:rFonts w:ascii="Arial Narrow" w:eastAsia="Arial Narrow" w:hAnsi="Arial Narrow" w:cs="Arial Narrow"/>
@@ -3223,6 +3239,7 @@
     <w:p>
       <w:pPr>
         <w:pStyle w:val="Prrafodelista"/>
+        <w:spacing w:before="0" w:after="0" w:line="240" w:lineRule="auto"/>
         <w:rPr>
           <w:rFonts w:ascii="Arial Narrow" w:eastAsia="Arial Narrow" w:hAnsi="Arial Narrow" w:cs="Arial Narrow"/>
           <w:kern w:val="0"/>
@@ -3424,7 +3441,7 @@
     </w:p>
     <w:p>
       <w:pPr>
-        <w:spacing w:after="0" w:line="240" w:lineRule="auto"/>
+        <w:spacing w:before="0" w:after="0" w:line="240" w:lineRule="auto"/>
         <w:jc w:val="both"/>
         <w:rPr>
           <w:rFonts w:ascii="Arial Narrow" w:eastAsia="Arial Narrow" w:hAnsi="Arial Narrow" w:cs="Arial Narrow"/>
@@ -3667,6 +3684,7 @@
     <w:p>
       <w:pPr>
         <w:pStyle w:val="Prrafodelista"/>
+        <w:spacing w:before="0" w:after="0" w:line="240" w:lineRule="auto"/>
         <w:rPr>
           <w:rFonts w:ascii="Arial Narrow" w:eastAsia="Arial Narrow" w:hAnsi="Arial Narrow" w:cs="Arial Narrow"/>
           <w:kern w:val="0"/>
@@ -3734,7 +3752,7 @@
     </w:p>
     <w:p>
       <w:pPr>
-        <w:spacing w:after="0" w:line="240" w:lineRule="auto"/>
+        <w:spacing w:before="0" w:after="0" w:line="240" w:lineRule="auto"/>
         <w:jc w:val="both"/>
         <w:rPr>
           <w:rFonts w:ascii="Arial Narrow" w:eastAsia="Arial Narrow" w:hAnsi="Arial Narrow" w:cs="Arial Narrow"/>
@@ -3782,7 +3800,7 @@
     </w:p>
     <w:p>
       <w:pPr>
-        <w:spacing w:after="0" w:line="240" w:lineRule="auto"/>
+        <w:spacing w:before="0" w:after="0" w:line="240" w:lineRule="auto"/>
         <w:jc w:val="both"/>
         <w:rPr>
           <w:rFonts w:ascii="Arial Narrow" w:eastAsia="Arial Narrow" w:hAnsi="Arial Narrow" w:cs="Arial Narrow"/>
@@ -3948,6 +3966,23 @@
     <w:p>
       <w:pPr>
         <w:pStyle w:val="Prrafodelista"/>
+        <w:spacing w:before="0" w:after="0" w:line="240" w:lineRule="auto"/>
+        <w:ind w:left="567"/>
+        <w:jc w:val="both"/>
+        <w:rPr>
+          <w:rFonts w:ascii="Arial Narrow" w:eastAsia="Arial Narrow" w:hAnsi="Arial Narrow" w:cs="Arial Narrow"/>
+          <w:color w:val="000000"/>
+          <w:kern w:val="0"/>
+          <w:sz w:val="22"/>
+          <w:szCs w:val="22"/>
+          <w:lang w:val="es-ES" w:eastAsia="es-ES"/>
+          <w14:ligatures w14:val="none"/>
+        </w:rPr>
+      </w:pPr>
+    </w:p>
+    <w:bookmarkEnd w:id="14"/>
+    <w:p>
+      <w:pPr>
         <w:spacing w:after="0" w:line="240" w:lineRule="auto"/>
         <w:ind w:left="567"/>
         <w:jc w:val="both"/>
@@ -3961,13 +3996,16 @@
           <w14:ligatures w14:val="none"/>
         </w:rPr>
       </w:pPr>
-    </w:p>
-    <w:bookmarkEnd w:id="14"/>
-    <w:p>
-      <w:pPr>
-        <w:spacing w:after="0" w:line="240" w:lineRule="auto"/>
-        <w:ind w:left="567"/>
-        <w:jc w:val="both"/>
+      <w:r>
+        <w:rPr>
+          <w:rFonts w:ascii="Arial Narrow" w:eastAsia="Arial Narrow" w:hAnsi="Arial Narrow" w:cs="Arial Narrow"/>
+          <w:bCs/>
+          <w:sz w:val="22"/>
+          <w:szCs w:val="22"/>
+        </w:rPr>
+        <w:t xml:space="preserve">A Banco BBVA Perú S.A.: </w:t>
+      </w:r>
+      <w:r>
         <w:rPr>
           <w:rFonts w:ascii="Arial Narrow" w:eastAsia="Arial Narrow" w:hAnsi="Arial Narrow" w:cs="Arial Narrow"/>
           <w:color w:val="000000"/>
@@ -3977,16 +4015,7 @@
           <w:lang w:val="es-ES" w:eastAsia="es-ES"/>
           <w14:ligatures w14:val="none"/>
         </w:rPr>
-      </w:pPr>
-      <w:r>
-        <w:rPr>
-          <w:rFonts w:ascii="Arial Narrow" w:eastAsia="Arial Narrow" w:hAnsi="Arial Narrow" w:cs="Arial Narrow"/>
-          <w:bCs/>
-          <w:sz w:val="22"/>
-          <w:szCs w:val="22"/>
-          <w:u w:val="single"/>
-        </w:rPr>
-        <w:t xml:space="preserve">A Banco BBVA Perú S.A.: </w:t>
+        <w:t xml:space="preserve">(i) presentar una copia </w:t>
       </w:r>
       <w:r>
         <w:rPr>
@@ -3998,7 +4027,7 @@
           <w:lang w:val="es-ES" w:eastAsia="es-ES"/>
           <w14:ligatures w14:val="none"/>
         </w:rPr>
-        <w:t xml:space="preserve">(i) presentar una copia </w:t>
+        <w:t xml:space="preserve">completa, legible y </w:t>
       </w:r>
       <w:r>
         <w:rPr>
@@ -4010,7 +4039,33 @@
           <w:lang w:val="es-ES" w:eastAsia="es-ES"/>
           <w14:ligatures w14:val="none"/>
         </w:rPr>
-        <w:t xml:space="preserve">completa, legible y </w:t>
+        <w:t xml:space="preserve">debidamente suscrita del contrato y demás documentos asociados a la </w:t>
+      </w:r>
+      <w:r>
+        <w:rPr>
+          <w:rFonts w:ascii="Arial Narrow" w:eastAsia="Arial Narrow" w:hAnsi="Arial Narrow" w:cs="Arial Narrow"/>
+          <w:sz w:val="22"/>
+          <w:szCs w:val="22"/>
+        </w:rPr>
+        <w:t xml:space="preserve">tarjeta de crédito </w:t>
+      </w:r>
+      <w:proofErr w:type="spellStart"/>
+      <w:r>
+        <w:rPr>
+          <w:rFonts w:ascii="Arial Narrow" w:eastAsia="Arial Narrow" w:hAnsi="Arial Narrow" w:cs="Arial Narrow"/>
+          <w:sz w:val="22"/>
+          <w:szCs w:val="22"/>
+        </w:rPr>
+        <w:t/>
+      </w:r>
+      <w:proofErr w:type="spellEnd"/>
+      <w:r>
+        <w:rPr>
+          <w:rFonts w:ascii="Arial Narrow" w:eastAsia="Arial Narrow" w:hAnsi="Arial Narrow" w:cs="Arial Narrow"/>
+          <w:sz w:val="22"/>
+          <w:szCs w:val="22"/>
+        </w:rPr>
+        <w:t xml:space="preserve"> 4147-91**-****-902</w:t>
       </w:r>
       <w:r>
         <w:rPr>
@@ -4022,13 +4077,55 @@
           <w:lang w:val="es-ES" w:eastAsia="es-ES"/>
           <w14:ligatures w14:val="none"/>
         </w:rPr>
-        <w:t xml:space="preserve">debidamente suscrita del contrato y demás documentos asociados a la </w:t>
-      </w:r>
-      <w:r>
-        <w:rPr>
-          <w:rFonts w:ascii="Arial Narrow" w:eastAsia="Arial Narrow" w:hAnsi="Arial Narrow" w:cs="Arial Narrow"/>
-          <w:sz w:val="22"/>
-          <w:szCs w:val="22"/>
+        <w:t>; y, (</w:t>
+      </w:r>
+      <w:proofErr w:type="spellStart"/>
+      <w:r>
+        <w:rPr>
+          <w:rFonts w:ascii="Arial Narrow" w:eastAsia="Arial Narrow" w:hAnsi="Arial Narrow" w:cs="Arial Narrow"/>
+          <w:color w:val="000000"/>
+          <w:kern w:val="0"/>
+          <w:sz w:val="22"/>
+          <w:szCs w:val="22"/>
+          <w:lang w:val="es-ES" w:eastAsia="es-ES"/>
+          <w14:ligatures w14:val="none"/>
+        </w:rPr>
+        <w:t>ii</w:t>
+      </w:r>
+      <w:proofErr w:type="spellEnd"/>
+      <w:r>
+        <w:rPr>
+          <w:rFonts w:ascii="Arial Narrow" w:eastAsia="Arial Narrow" w:hAnsi="Arial Narrow" w:cs="Arial Narrow"/>
+          <w:color w:val="000000"/>
+          <w:kern w:val="0"/>
+          <w:sz w:val="22"/>
+          <w:szCs w:val="22"/>
+          <w:lang w:val="es-ES" w:eastAsia="es-ES"/>
+          <w14:ligatures w14:val="none"/>
+        </w:rPr>
+        <w:t>)</w:t>
+      </w:r>
+      <w:r>
+        <w:rPr>
+          <w:rFonts w:ascii="Arial Narrow" w:eastAsia="Arial Narrow" w:hAnsi="Arial Narrow" w:cs="Arial Narrow"/>
+          <w:color w:val="000000"/>
+          <w:kern w:val="0"/>
+          <w:sz w:val="22"/>
+          <w:szCs w:val="22"/>
+          <w:lang w:val="es-ES" w:eastAsia="es-ES"/>
+          <w14:ligatures w14:val="none"/>
+        </w:rPr>
+        <w:t xml:space="preserve"> presentar una copia completa, legible y debidamente suscrita del seguro de vida vinculado a la </w:t>
+      </w:r>
+      <w:r>
+        <w:rPr>
+          <w:rFonts w:ascii="Arial Narrow" w:eastAsia="Arial Narrow" w:hAnsi="Arial Narrow" w:cs="Arial Narrow"/>
+          <w:color w:val="000000"/>
+          <w:kern w:val="0"/>
+          <w:sz w:val="22"/>
+          <w:szCs w:val="22"/>
+          <w:lang w:eastAsia="es-ES"/>
+          <w14:ligatures w14:val="none"/>
         </w:rPr>
         <w:t xml:space="preserve">tarjeta de crédito </w:t>
       </w:r>
@@ -4036,8 +4133,12 @@
       <w:r>
         <w:rPr>
           <w:rFonts w:ascii="Arial Narrow" w:eastAsia="Arial Narrow" w:hAnsi="Arial Narrow" w:cs="Arial Narrow"/>
-          <w:sz w:val="22"/>
-          <w:szCs w:val="22"/>
+          <w:color w:val="000000"/>
+          <w:kern w:val="0"/>
+          <w:sz w:val="22"/>
+          <w:szCs w:val="22"/>
+          <w:lang w:eastAsia="es-ES"/>
+          <w14:ligatures w14:val="none"/>
         </w:rPr>
         <w:t/>
       </w:r>
@@ -4045,8 +4146,12 @@
       <w:r>
         <w:rPr>
           <w:rFonts w:ascii="Arial Narrow" w:eastAsia="Arial Narrow" w:hAnsi="Arial Narrow" w:cs="Arial Narrow"/>
-          <w:sz w:val="22"/>
-          <w:szCs w:val="22"/>
+          <w:color w:val="000000"/>
+          <w:kern w:val="0"/>
+          <w:sz w:val="22"/>
+          <w:szCs w:val="22"/>
+          <w:lang w:eastAsia="es-ES"/>
+          <w14:ligatures w14:val="none"/>
         </w:rPr>
         <w:t xml:space="preserve"> 4147-91**-****-902</w:t>
       </w:r>
@@ -4060,7 +4165,19 @@
           <w:lang w:val="es-ES" w:eastAsia="es-ES"/>
           <w14:ligatures w14:val="none"/>
         </w:rPr>
-        <w:t>; y, (</w:t>
+        <w:t xml:space="preserve"> materia de denuncia, así como el cargo de remisión del mismo;</w:t>
+      </w:r>
+      <w:r>
+        <w:rPr>
+          <w:rFonts w:ascii="Arial Narrow" w:eastAsia="Arial Narrow" w:hAnsi="Arial Narrow" w:cs="Arial Narrow"/>
+          <w:color w:val="000000"/>
+          <w:kern w:val="0"/>
+          <w:sz w:val="22"/>
+          <w:szCs w:val="22"/>
+          <w:lang w:val="es-ES" w:eastAsia="es-ES"/>
+          <w14:ligatures w14:val="none"/>
+        </w:rPr>
+        <w:t>(</w:t>
       </w:r>
       <w:proofErr w:type="spellStart"/>
       <w:r>
@@ -4073,7 +4190,7 @@
           <w:lang w:val="es-ES" w:eastAsia="es-ES"/>
           <w14:ligatures w14:val="none"/>
         </w:rPr>
-        <w:t>ii</w:t>
+        <w:t>iii</w:t>
       </w:r>
       <w:proofErr w:type="spellEnd"/>
       <w:r>
@@ -4098,112 +4215,12 @@
           <w:lang w:val="es-ES" w:eastAsia="es-ES"/>
           <w14:ligatures w14:val="none"/>
         </w:rPr>
-        <w:t xml:space="preserve"> presentar una copia completa, legible y debidamente suscrita del seguro de vida vinculado a la </w:t>
-      </w:r>
-      <w:r>
-        <w:rPr>
-          <w:rFonts w:ascii="Arial Narrow" w:eastAsia="Arial Narrow" w:hAnsi="Arial Narrow" w:cs="Arial Narrow"/>
-          <w:color w:val="000000"/>
-          <w:kern w:val="0"/>
-          <w:sz w:val="22"/>
-          <w:szCs w:val="22"/>
-          <w:lang w:eastAsia="es-ES"/>
-          <w14:ligatures w14:val="none"/>
-        </w:rPr>
-        <w:t xml:space="preserve">tarjeta de crédito </w:t>
-      </w:r>
-      <w:proofErr w:type="spellStart"/>
-      <w:r>
-        <w:rPr>
-          <w:rFonts w:ascii="Arial Narrow" w:eastAsia="Arial Narrow" w:hAnsi="Arial Narrow" w:cs="Arial Narrow"/>
-          <w:color w:val="000000"/>
-          <w:kern w:val="0"/>
-          <w:sz w:val="22"/>
-          <w:szCs w:val="22"/>
-          <w:lang w:eastAsia="es-ES"/>
-          <w14:ligatures w14:val="none"/>
-        </w:rPr>
-        <w:t/>
-      </w:r>
-      <w:proofErr w:type="spellEnd"/>
-      <w:r>
-        <w:rPr>
-          <w:rFonts w:ascii="Arial Narrow" w:eastAsia="Arial Narrow" w:hAnsi="Arial Narrow" w:cs="Arial Narrow"/>
-          <w:color w:val="000000"/>
-          <w:kern w:val="0"/>
-          <w:sz w:val="22"/>
-          <w:szCs w:val="22"/>
-          <w:lang w:eastAsia="es-ES"/>
-          <w14:ligatures w14:val="none"/>
-        </w:rPr>
-        <w:t xml:space="preserve"> 4147-91**-****-902</w:t>
-      </w:r>
-      <w:r>
-        <w:rPr>
-          <w:rFonts w:ascii="Arial Narrow" w:eastAsia="Arial Narrow" w:hAnsi="Arial Narrow" w:cs="Arial Narrow"/>
-          <w:color w:val="000000"/>
-          <w:kern w:val="0"/>
-          <w:sz w:val="22"/>
-          <w:szCs w:val="22"/>
-          <w:lang w:val="es-ES" w:eastAsia="es-ES"/>
-          <w14:ligatures w14:val="none"/>
-        </w:rPr>
-        <w:t xml:space="preserve"> materia de denuncia, así como el cargo de remisión del mismo;</w:t>
-      </w:r>
-      <w:r>
-        <w:rPr>
-          <w:rFonts w:ascii="Arial Narrow" w:eastAsia="Arial Narrow" w:hAnsi="Arial Narrow" w:cs="Arial Narrow"/>
-          <w:color w:val="000000"/>
-          <w:kern w:val="0"/>
-          <w:sz w:val="22"/>
-          <w:szCs w:val="22"/>
-          <w:lang w:val="es-ES" w:eastAsia="es-ES"/>
-          <w14:ligatures w14:val="none"/>
-        </w:rPr>
-        <w:t>(</w:t>
-      </w:r>
-      <w:proofErr w:type="spellStart"/>
-      <w:r>
-        <w:rPr>
-          <w:rFonts w:ascii="Arial Narrow" w:eastAsia="Arial Narrow" w:hAnsi="Arial Narrow" w:cs="Arial Narrow"/>
-          <w:color w:val="000000"/>
-          <w:kern w:val="0"/>
-          <w:sz w:val="22"/>
-          <w:szCs w:val="22"/>
-          <w:lang w:val="es-ES" w:eastAsia="es-ES"/>
-          <w14:ligatures w14:val="none"/>
-        </w:rPr>
-        <w:t>iii</w:t>
-      </w:r>
-      <w:proofErr w:type="spellEnd"/>
-      <w:r>
-        <w:rPr>
-          <w:rFonts w:ascii="Arial Narrow" w:eastAsia="Arial Narrow" w:hAnsi="Arial Narrow" w:cs="Arial Narrow"/>
-          <w:color w:val="000000"/>
-          <w:kern w:val="0"/>
-          <w:sz w:val="22"/>
-          <w:szCs w:val="22"/>
-          <w:lang w:val="es-ES" w:eastAsia="es-ES"/>
-          <w14:ligatures w14:val="none"/>
-        </w:rPr>
-        <w:t>)</w:t>
-      </w:r>
-      <w:r>
-        <w:rPr>
-          <w:rFonts w:ascii="Arial Narrow" w:eastAsia="Arial Narrow" w:hAnsi="Arial Narrow" w:cs="Arial Narrow"/>
-          <w:color w:val="000000"/>
-          <w:kern w:val="0"/>
-          <w:sz w:val="22"/>
-          <w:szCs w:val="22"/>
-          <w:lang w:val="es-ES" w:eastAsia="es-ES"/>
-          <w14:ligatures w14:val="none"/>
-        </w:rPr>
         <w:t xml:space="preserve"> presentar todas las comunicaciones cursadas con la parte denunciante en virtud de los hechos materia de denuncia.</w:t>
       </w:r>
     </w:p>
     <w:p>
       <w:pPr>
-        <w:spacing w:after="0" w:line="240" w:lineRule="auto"/>
+        <w:spacing w:before="0" w:after="0" w:line="240" w:lineRule="auto"/>
         <w:jc w:val="both"/>
         <w:rPr>
           <w:rFonts w:ascii="Arial Narrow" w:eastAsia="Arial Narrow" w:hAnsi="Arial Narrow" w:cs="Arial Narrow"/>
@@ -4266,26 +4283,26 @@
     </w:p>
     <w:p>
       <w:pPr>
+        <w:spacing w:before="0" w:after="0" w:line="240" w:lineRule="auto"/>
+        <w:jc w:val="both"/>
+        <w:rPr>
+          <w:rFonts w:ascii="Arial Narrow" w:eastAsia="Arial Narrow" w:hAnsi="Arial Narrow" w:cs="Arial Narrow"/>
+          <w:b/>
+          <w:color w:val="000000"/>
+          <w:kern w:val="0"/>
+          <w:sz w:val="22"/>
+          <w:szCs w:val="22"/>
+          <w:lang w:eastAsia="es-PE"/>
+          <w14:ligatures w14:val="none"/>
+        </w:rPr>
+      </w:pPr>
+    </w:p>
+    <w:p>
+      <w:pPr>
         <w:spacing w:after="0" w:line="240" w:lineRule="auto"/>
         <w:jc w:val="both"/>
         <w:rPr>
           <w:rFonts w:ascii="Arial Narrow" w:eastAsia="Arial Narrow" w:hAnsi="Arial Narrow" w:cs="Arial Narrow"/>
-          <w:b/>
-          <w:color w:val="000000"/>
-          <w:kern w:val="0"/>
-          <w:sz w:val="22"/>
-          <w:szCs w:val="22"/>
-          <w:lang w:eastAsia="es-PE"/>
-          <w14:ligatures w14:val="none"/>
-        </w:rPr>
-      </w:pPr>
-    </w:p>
-    <w:p>
-      <w:pPr>
-        <w:spacing w:after="0" w:line="240" w:lineRule="auto"/>
-        <w:jc w:val="both"/>
-        <w:rPr>
-          <w:rFonts w:ascii="Arial Narrow" w:eastAsia="Arial Narrow" w:hAnsi="Arial Narrow" w:cs="Arial Narrow"/>
           <w:color w:val="000000"/>
           <w:kern w:val="0"/>
           <w:sz w:val="22"/>
@@ -4483,7 +4500,7 @@
     <w:p>
       <w:pPr>
         <w:pStyle w:val="Prrafodelista"/>
-        <w:spacing w:after="0" w:line="240" w:lineRule="auto"/>
+        <w:spacing w:before="0" w:after="0" w:line="240" w:lineRule="auto"/>
         <w:ind w:left="567"/>
         <w:jc w:val="both"/>
         <w:rPr>
@@ -4657,7 +4674,7 @@
     <w:p>
       <w:pPr>
         <w:pStyle w:val="Prrafodelista"/>
-        <w:spacing w:after="0" w:line="240" w:lineRule="auto"/>
+        <w:spacing w:before="0" w:after="0" w:line="240" w:lineRule="auto"/>
         <w:ind w:left="567"/>
         <w:jc w:val="both"/>
         <w:rPr>
@@ -4896,7 +4913,7 @@
     <w:p>
       <w:pPr>
         <w:pStyle w:val="Prrafodelista"/>
-        <w:spacing w:after="0" w:line="240" w:lineRule="auto"/>
+        <w:spacing w:before="0" w:after="0" w:line="240" w:lineRule="auto"/>
         <w:ind w:left="567"/>
         <w:jc w:val="both"/>
         <w:rPr>
@@ -5036,7 +5053,7 @@
     <w:p>
       <w:pPr>
         <w:pStyle w:val="Prrafodelista"/>
-        <w:spacing w:after="0" w:line="240" w:lineRule="auto"/>
+        <w:spacing w:before="0" w:after="0" w:line="240" w:lineRule="auto"/>
         <w:ind w:left="567"/>
         <w:jc w:val="both"/>
         <w:rPr>
@@ -5261,7 +5278,7 @@
     <w:p>
       <w:pPr>
         <w:pStyle w:val="Prrafodelista"/>
-        <w:spacing w:after="0" w:line="240" w:lineRule="auto"/>
+        <w:spacing w:before="0" w:after="0" w:line="240" w:lineRule="auto"/>
         <w:ind w:left="567"/>
         <w:jc w:val="both"/>
         <w:rPr>
@@ -5477,7 +5494,7 @@
     <w:p>
       <w:pPr>
         <w:pStyle w:val="Prrafodelista"/>
-        <w:spacing w:after="0" w:line="240" w:lineRule="auto"/>
+        <w:spacing w:before="0" w:after="0" w:line="240" w:lineRule="auto"/>
         <w:ind w:left="567"/>
         <w:jc w:val="both"/>
         <w:rPr>
@@ -5627,7 +5644,7 @@
     </w:p>
     <w:p>
       <w:pPr>
-        <w:spacing w:after="0" w:line="240" w:lineRule="auto"/>
+        <w:spacing w:before="0" w:after="0" w:line="240" w:lineRule="auto"/>
         <w:jc w:val="both"/>
         <w:rPr>
           <w:rFonts w:ascii="Arial Narrow" w:eastAsia="Arial Narrow" w:hAnsi="Arial Narrow" w:cs="Arial Narrow"/>
@@ -5755,7 +5772,7 @@
     </w:p>
     <w:p>
       <w:pPr>
-        <w:spacing w:line="240" w:lineRule="auto"/>
+        <w:spacing w:before="0" w:after="0" w:line="240" w:lineRule="auto"/>
         <w:contextualSpacing/>
         <w:jc w:val="both"/>
         <w:rPr>
@@ -5888,7 +5905,7 @@
     </w:p>
     <w:p>
       <w:pPr>
-        <w:spacing w:after="0" w:line="240" w:lineRule="auto"/>
+        <w:spacing w:before="0" w:after="0" w:line="240" w:lineRule="auto"/>
         <w:jc w:val="both"/>
         <w:rPr>
           <w:rFonts w:ascii="Arial Narrow" w:eastAsia="Arial Narrow" w:hAnsi="Arial Narrow" w:cs="Arial Narrow"/>
@@ -6204,7 +6221,7 @@
     </w:p>
     <w:p>
       <w:pPr>
-        <w:spacing w:after="0" w:line="240" w:lineRule="auto"/>
+        <w:spacing w:before="0" w:after="0" w:line="240" w:lineRule="auto"/>
         <w:ind w:left="567"/>
         <w:jc w:val="both"/>
         <w:rPr>
@@ -6305,6 +6322,21 @@
     </w:p>
     <w:p>
       <w:pPr>
+        <w:spacing w:before="0" w:after="0" w:line="240" w:lineRule="auto"/>
+        <w:jc w:val="both"/>
+        <w:rPr>
+          <w:rFonts w:ascii="Arial Narrow" w:eastAsia="Arial Narrow" w:hAnsi="Arial Narrow" w:cs="Arial Narrow"/>
+          <w:color w:val="000000"/>
+          <w:kern w:val="0"/>
+          <w:sz w:val="22"/>
+          <w:szCs w:val="22"/>
+          <w:lang w:eastAsia="es-PE"/>
+          <w14:ligatures w14:val="none"/>
+        </w:rPr>
+      </w:pPr>
+    </w:p>
+    <w:p>
+      <w:pPr>
         <w:spacing w:after="0" w:line="240" w:lineRule="auto"/>
         <w:jc w:val="both"/>
         <w:rPr>
@@ -6313,21 +6345,6 @@
           <w:kern w:val="0"/>
           <w:sz w:val="22"/>
           <w:szCs w:val="22"/>
-          <w:lang w:eastAsia="es-PE"/>
-          <w14:ligatures w14:val="none"/>
-        </w:rPr>
-      </w:pPr>
-    </w:p>
-    <w:p>
-      <w:pPr>
-        <w:spacing w:after="0" w:line="240" w:lineRule="auto"/>
-        <w:jc w:val="both"/>
-        <w:rPr>
-          <w:rFonts w:ascii="Arial Narrow" w:eastAsia="Arial Narrow" w:hAnsi="Arial Narrow" w:cs="Arial Narrow"/>
-          <w:color w:val="000000"/>
-          <w:kern w:val="0"/>
-          <w:sz w:val="22"/>
-          <w:szCs w:val="22"/>
           <w:lang w:val="es-ES" w:eastAsia="es-ES"/>
           <w14:ligatures w14:val="none"/>
         </w:rPr>
@@ -6729,7 +6746,7 @@
     </w:p>
     <w:p>
       <w:pPr>
-        <w:spacing w:after="0" w:line="240" w:lineRule="auto"/>
+        <w:spacing w:before="0" w:after="0" w:line="240" w:lineRule="auto"/>
         <w:jc w:val="both"/>
         <w:rPr>
           <w:rFonts w:ascii="Arial Narrow" w:eastAsia="Arial Narrow" w:hAnsi="Arial Narrow" w:cs="Arial Narrow"/>
@@ -7022,103 +7039,103 @@
     </w:p>
     <w:p>
       <w:pPr>
+        <w:spacing w:before="0" w:after="0" w:line="240" w:lineRule="auto"/>
+        <w:shd w:val="clear" w:color="auto" w:fill="FFFFFF"/>
+        <w:jc w:val="both"/>
+        <w:rPr>
+          <w:rFonts w:ascii="Arial Narrow" w:eastAsia="Arial Narrow" w:hAnsi="Arial Narrow" w:cs="Arial Narrow"/>
+          <w:b/>
+          <w:color w:val="000000"/>
+          <w:kern w:val="0"/>
+          <w:sz w:val="22"/>
+          <w:szCs w:val="22"/>
+          <w:lang w:eastAsia="es-PE"/>
+          <w14:ligatures w14:val="none"/>
+        </w:rPr>
+      </w:pPr>
+    </w:p>
+    <w:p>
+      <w:pPr>
         <w:shd w:val="clear" w:color="auto" w:fill="FFFFFF"/>
         <w:spacing w:after="0" w:line="240" w:lineRule="auto"/>
         <w:jc w:val="both"/>
         <w:rPr>
           <w:rFonts w:ascii="Arial Narrow" w:eastAsia="Arial Narrow" w:hAnsi="Arial Narrow" w:cs="Arial Narrow"/>
-          <w:b/>
-          <w:color w:val="000000"/>
-          <w:kern w:val="0"/>
-          <w:sz w:val="22"/>
-          <w:szCs w:val="22"/>
-          <w:lang w:eastAsia="es-PE"/>
-          <w14:ligatures w14:val="none"/>
-        </w:rPr>
-      </w:pPr>
-    </w:p>
-    <w:p>
-      <w:pPr>
+          <w:color w:val="000000"/>
+          <w:kern w:val="0"/>
+          <w:sz w:val="22"/>
+          <w:szCs w:val="22"/>
+          <w:lang w:eastAsia="es-PE"/>
+          <w14:ligatures w14:val="none"/>
+        </w:rPr>
+      </w:pPr>
+      <w:r>
+        <w:rPr>
+          <w:rFonts w:ascii="Arial Narrow" w:eastAsia="Arial Narrow" w:hAnsi="Arial Narrow" w:cs="Arial Narrow"/>
+          <w:b/>
+          <w:color w:val="000000"/>
+          <w:kern w:val="0"/>
+          <w:sz w:val="22"/>
+          <w:szCs w:val="22"/>
+          <w:lang w:eastAsia="es-PE"/>
+          <w14:ligatures w14:val="none"/>
+        </w:rPr>
+        <w:t>SÉTIMO</w:t>
+      </w:r>
+      <w:r>
+        <w:rPr>
+          <w:rFonts w:ascii="Arial Narrow" w:eastAsia="Arial Narrow" w:hAnsi="Arial Narrow" w:cs="Arial Narrow"/>
+          <w:b/>
+          <w:color w:val="000000"/>
+          <w:kern w:val="0"/>
+          <w:sz w:val="22"/>
+          <w:szCs w:val="22"/>
+          <w:lang w:eastAsia="es-PE"/>
+          <w14:ligatures w14:val="none"/>
+        </w:rPr>
+        <w:t>:</w:t>
+      </w:r>
+      <w:r>
+        <w:rPr>
+          <w:rFonts w:ascii="Arial Narrow" w:eastAsia="Arial Narrow" w:hAnsi="Arial Narrow" w:cs="Arial Narrow"/>
+          <w:color w:val="000000"/>
+          <w:kern w:val="0"/>
+          <w:sz w:val="22"/>
+          <w:szCs w:val="22"/>
+          <w:lang w:eastAsia="es-PE"/>
+          <w14:ligatures w14:val="none"/>
+        </w:rPr>
+        <w:t xml:space="preserve"> informar a las partes que conforme a lo establecido en el artículo 39</w:t>
+      </w:r>
+      <w:r>
+        <w:rPr>
+          <w:rFonts w:ascii="Arial Narrow" w:eastAsia="Arial Narrow" w:hAnsi="Arial Narrow" w:cs="Arial Narrow"/>
+          <w:color w:val="000000"/>
+          <w:kern w:val="0"/>
+          <w:sz w:val="22"/>
+          <w:szCs w:val="22"/>
+          <w:lang w:eastAsia="es-PE"/>
+          <w14:ligatures w14:val="none"/>
+        </w:rPr>
+        <w:t/>
+      </w:r>
+      <w:r>
+        <w:rPr>
+          <w:rFonts w:ascii="Arial Narrow" w:eastAsia="Arial Narrow" w:hAnsi="Arial Narrow" w:cs="Arial Narrow"/>
+          <w:color w:val="000000"/>
+          <w:kern w:val="0"/>
+          <w:sz w:val="22"/>
+          <w:szCs w:val="22"/>
+          <w:lang w:eastAsia="es-PE"/>
+          <w14:ligatures w14:val="none"/>
+        </w:rPr>
+        <w:t xml:space="preserve"> de la Ley sobre Facultades, Normas y Organización del Indecopi, aprobada por Decreto Legislativo 807, los gastos por los peritajes realizados, actuación de pruebas, inspecciones y otros derivados de la tramitación del proceso serán de cargo de la parte que solicita la prueba, salvo pacto en contrario. En todos los casos, la resolución final determinará si los gastos deben ser asumidos por alguna de las partes, o reembolsados a la otra parte o al Indecopi, según sea el caso, de manera adicional a la sanción que haya podido imponerse. </w:t>
+      </w:r>
+    </w:p>
+    <w:p>
+      <w:pPr>
+        <w:spacing w:before="0" w:after="0" w:line="240" w:lineRule="auto"/>
         <w:shd w:val="clear" w:color="auto" w:fill="FFFFFF"/>
-        <w:spacing w:after="0" w:line="240" w:lineRule="auto"/>
-        <w:jc w:val="both"/>
-        <w:rPr>
-          <w:rFonts w:ascii="Arial Narrow" w:eastAsia="Arial Narrow" w:hAnsi="Arial Narrow" w:cs="Arial Narrow"/>
-          <w:color w:val="000000"/>
-          <w:kern w:val="0"/>
-          <w:sz w:val="22"/>
-          <w:szCs w:val="22"/>
-          <w:lang w:eastAsia="es-PE"/>
-          <w14:ligatures w14:val="none"/>
-        </w:rPr>
-      </w:pPr>
-      <w:r>
-        <w:rPr>
-          <w:rFonts w:ascii="Arial Narrow" w:eastAsia="Arial Narrow" w:hAnsi="Arial Narrow" w:cs="Arial Narrow"/>
-          <w:b/>
-          <w:color w:val="000000"/>
-          <w:kern w:val="0"/>
-          <w:sz w:val="22"/>
-          <w:szCs w:val="22"/>
-          <w:lang w:eastAsia="es-PE"/>
-          <w14:ligatures w14:val="none"/>
-        </w:rPr>
-        <w:t>SÉTIMO</w:t>
-      </w:r>
-      <w:r>
-        <w:rPr>
-          <w:rFonts w:ascii="Arial Narrow" w:eastAsia="Arial Narrow" w:hAnsi="Arial Narrow" w:cs="Arial Narrow"/>
-          <w:b/>
-          <w:color w:val="000000"/>
-          <w:kern w:val="0"/>
-          <w:sz w:val="22"/>
-          <w:szCs w:val="22"/>
-          <w:lang w:eastAsia="es-PE"/>
-          <w14:ligatures w14:val="none"/>
-        </w:rPr>
-        <w:t>:</w:t>
-      </w:r>
-      <w:r>
-        <w:rPr>
-          <w:rFonts w:ascii="Arial Narrow" w:eastAsia="Arial Narrow" w:hAnsi="Arial Narrow" w:cs="Arial Narrow"/>
-          <w:color w:val="000000"/>
-          <w:kern w:val="0"/>
-          <w:sz w:val="22"/>
-          <w:szCs w:val="22"/>
-          <w:lang w:eastAsia="es-PE"/>
-          <w14:ligatures w14:val="none"/>
-        </w:rPr>
-        <w:t xml:space="preserve"> informar a las partes que conforme a lo establecido en el artículo 39</w:t>
-      </w:r>
-      <w:r>
-        <w:rPr>
-          <w:rFonts w:ascii="Arial Narrow" w:eastAsia="Arial Narrow" w:hAnsi="Arial Narrow" w:cs="Arial Narrow"/>
-          <w:color w:val="000000"/>
-          <w:kern w:val="0"/>
-          <w:sz w:val="22"/>
-          <w:szCs w:val="22"/>
-          <w:lang w:eastAsia="es-PE"/>
-          <w14:ligatures w14:val="none"/>
-        </w:rPr>
-        <w:t/>
-      </w:r>
-      <w:r>
-        <w:rPr>
-          <w:rFonts w:ascii="Arial Narrow" w:eastAsia="Arial Narrow" w:hAnsi="Arial Narrow" w:cs="Arial Narrow"/>
-          <w:color w:val="000000"/>
-          <w:kern w:val="0"/>
-          <w:sz w:val="22"/>
-          <w:szCs w:val="22"/>
-          <w:lang w:eastAsia="es-PE"/>
-          <w14:ligatures w14:val="none"/>
-        </w:rPr>
-        <w:t xml:space="preserve"> de la Ley sobre Facultades, Normas y Organización del Indecopi, aprobada por Decreto Legislativo 807, los gastos por los peritajes realizados, actuación de pruebas, inspecciones y otros derivados de la tramitación del proceso serán de cargo de la parte que solicita la prueba, salvo pacto en contrario. En todos los casos, la resolución final determinará si los gastos deben ser asumidos por alguna de las partes, o reembolsados a la otra parte o al Indecopi, según sea el caso, de manera adicional a la sanción que haya podido imponerse. </w:t>
-      </w:r>
-    </w:p>
-    <w:p>
-      <w:pPr>
-        <w:shd w:val="clear" w:color="auto" w:fill="FFFFFF"/>
-        <w:spacing w:after="0" w:line="240" w:lineRule="auto"/>
         <w:jc w:val="both"/>
         <w:rPr>
           <w:rFonts w:ascii="Arial Narrow" w:eastAsia="Arial Narrow" w:hAnsi="Arial Narrow" w:cs="Arial Narrow"/>
@@ -7310,15 +7327,97 @@
     </w:p>
     <w:p>
       <w:pPr>
+        <w:spacing w:before="0" w:after="0" w:line="240" w:lineRule="auto"/>
+        <w:suppressAutoHyphens/>
+        <w:jc w:val="both"/>
+        <w:rPr>
+          <w:rFonts w:ascii="Arial Narrow" w:eastAsia="Arial Narrow" w:hAnsi="Arial Narrow" w:cs="Arial Narrow"/>
+          <w:kern w:val="0"/>
+          <w:sz w:val="22"/>
+          <w:szCs w:val="22"/>
+          <w:u w:val="single"/>
+          <w14:ligatures w14:val="none"/>
+        </w:rPr>
+      </w:pPr>
+    </w:p>
+    <w:p>
+      <w:pPr>
         <w:suppressAutoHyphens/>
         <w:spacing w:after="0" w:line="240" w:lineRule="auto"/>
         <w:jc w:val="both"/>
         <w:rPr>
           <w:rFonts w:ascii="Arial Narrow" w:eastAsia="Arial Narrow" w:hAnsi="Arial Narrow" w:cs="Arial Narrow"/>
-          <w:kern w:val="0"/>
-          <w:sz w:val="22"/>
-          <w:szCs w:val="22"/>
-          <w:u w:val="single"/>
+          <w:b/>
+          <w:bCs/>
+          <w:sz w:val="22"/>
+          <w:szCs w:val="22"/>
+        </w:rPr>
+      </w:pPr>
+      <w:r>
+        <w:rPr>
+          <w:rFonts w:ascii="Arial Narrow" w:eastAsia="Arial Narrow" w:hAnsi="Arial Narrow" w:cs="Arial Narrow"/>
+          <w:b/>
+          <w:color w:val="000000"/>
+          <w:kern w:val="0"/>
+          <w:sz w:val="22"/>
+          <w:szCs w:val="22"/>
+          <w:lang w:eastAsia="es-PE"/>
+          <w14:ligatures w14:val="none"/>
+        </w:rPr>
+        <w:t>NOVENO</w:t>
+      </w:r>
+      <w:r>
+        <w:rPr>
+          <w:rFonts w:ascii="Arial Narrow" w:eastAsia="Arial Narrow" w:hAnsi="Arial Narrow" w:cs="Arial Narrow"/>
+          <w:b/>
+          <w:color w:val="000000"/>
+          <w:kern w:val="0"/>
+          <w:sz w:val="22"/>
+          <w:szCs w:val="22"/>
+          <w:lang w:eastAsia="es-PE"/>
+          <w14:ligatures w14:val="none"/>
+        </w:rPr>
+        <w:t>:</w:t>
+      </w:r>
+      <w:r>
+        <w:rPr>
+          <w:rFonts w:ascii="Arial Narrow" w:eastAsia="Arial Narrow" w:hAnsi="Arial Narrow" w:cs="Arial Narrow"/>
+          <w:color w:val="000000"/>
+          <w:kern w:val="0"/>
+          <w:sz w:val="22"/>
+          <w:szCs w:val="22"/>
+          <w:lang w:eastAsia="es-PE"/>
+          <w14:ligatures w14:val="none"/>
+        </w:rPr>
+        <w:t xml:space="preserve"> poner en conocimiento de las partes que, antes de la emisión de la Resolución Final, tienen la posibilidad de formular su desistimiento o presentar el acuerdo arribado mediante la </w:t>
+      </w:r>
+      <w:r>
+        <w:rPr>
+          <w:rFonts w:ascii="Arial Narrow" w:eastAsia="Arial Narrow" w:hAnsi="Arial Narrow" w:cs="Arial Narrow"/>
+          <w:color w:val="000000"/>
+          <w:kern w:val="0"/>
+          <w:sz w:val="22"/>
+          <w:szCs w:val="22"/>
+          <w:lang w:eastAsia="es-PE"/>
+          <w14:ligatures w14:val="none"/>
+        </w:rPr>
+        <w:t>conciliación, mediación, transacción o cualquier otro que, de forma indubitable, deje constancia que se ha solucionado la controversia materia de denuncia.</w:t>
+      </w:r>
+      <w:bookmarkStart w:id="18" w:name="h.gjdgxs" w:colFirst="0" w:colLast="0"/>
+      <w:bookmarkEnd w:id="18"/>
+    </w:p>
+    <w:p>
+      <w:pPr>
+        <w:spacing w:before="0" w:after="0" w:line="240" w:lineRule="auto"/>
+        <w:suppressAutoHyphens/>
+        <w:jc w:val="both"/>
+        <w:rPr>
+          <w:rFonts w:ascii="Arial Narrow" w:eastAsia="Arial Narrow" w:hAnsi="Arial Narrow" w:cs="Arial Narrow"/>
+          <w:color w:val="000000"/>
+          <w:kern w:val="0"/>
+          <w:sz w:val="22"/>
+          <w:szCs w:val="22"/>
+          <w:lang w:eastAsia="es-PE"/>
           <w14:ligatures w14:val="none"/>
         </w:rPr>
       </w:pPr>
@@ -7330,295 +7429,213 @@
         <w:jc w:val="both"/>
         <w:rPr>
           <w:rFonts w:ascii="Arial Narrow" w:eastAsia="Arial Narrow" w:hAnsi="Arial Narrow" w:cs="Arial Narrow"/>
+          <w:sz w:val="22"/>
+          <w:szCs w:val="22"/>
+        </w:rPr>
+      </w:pPr>
+      <w:r>
+        <w:rPr>
+          <w:rFonts w:ascii="Arial Narrow" w:eastAsia="Arial Narrow" w:hAnsi="Arial Narrow" w:cs="Arial Narrow"/>
           <w:b/>
           <w:bCs/>
           <w:sz w:val="22"/>
           <w:szCs w:val="22"/>
         </w:rPr>
-      </w:pPr>
-      <w:r>
-        <w:rPr>
-          <w:rFonts w:ascii="Arial Narrow" w:eastAsia="Arial Narrow" w:hAnsi="Arial Narrow" w:cs="Arial Narrow"/>
-          <w:b/>
-          <w:color w:val="000000"/>
-          <w:kern w:val="0"/>
-          <w:sz w:val="22"/>
-          <w:szCs w:val="22"/>
-          <w:lang w:eastAsia="es-PE"/>
-          <w14:ligatures w14:val="none"/>
-        </w:rPr>
-        <w:t>NOVENO</w:t>
-      </w:r>
-      <w:r>
-        <w:rPr>
-          <w:rFonts w:ascii="Arial Narrow" w:eastAsia="Arial Narrow" w:hAnsi="Arial Narrow" w:cs="Arial Narrow"/>
-          <w:b/>
-          <w:color w:val="000000"/>
-          <w:kern w:val="0"/>
-          <w:sz w:val="22"/>
-          <w:szCs w:val="22"/>
-          <w:lang w:eastAsia="es-PE"/>
-          <w14:ligatures w14:val="none"/>
-        </w:rPr>
-        <w:t>:</w:t>
-      </w:r>
-      <w:r>
-        <w:rPr>
-          <w:rFonts w:ascii="Arial Narrow" w:eastAsia="Arial Narrow" w:hAnsi="Arial Narrow" w:cs="Arial Narrow"/>
-          <w:color w:val="000000"/>
-          <w:kern w:val="0"/>
-          <w:sz w:val="22"/>
-          <w:szCs w:val="22"/>
-          <w:lang w:eastAsia="es-PE"/>
-          <w14:ligatures w14:val="none"/>
-        </w:rPr>
-        <w:t xml:space="preserve"> poner en conocimiento de las partes que, antes de la emisión de la Resolución Final, tienen la posibilidad de formular su desistimiento o presentar el acuerdo arribado mediante la </w:t>
-      </w:r>
-      <w:r>
-        <w:rPr>
-          <w:rFonts w:ascii="Arial Narrow" w:eastAsia="Arial Narrow" w:hAnsi="Arial Narrow" w:cs="Arial Narrow"/>
-          <w:color w:val="000000"/>
-          <w:kern w:val="0"/>
-          <w:sz w:val="22"/>
-          <w:szCs w:val="22"/>
-          <w:lang w:eastAsia="es-PE"/>
-          <w14:ligatures w14:val="none"/>
-        </w:rPr>
-        <w:t>conciliación, mediación, transacción o cualquier otro que, de forma indubitable, deje constancia que se ha solucionado la controversia materia de denuncia.</w:t>
-      </w:r>
-      <w:bookmarkStart w:id="18" w:name="h.gjdgxs" w:colFirst="0" w:colLast="0"/>
-      <w:bookmarkEnd w:id="18"/>
-    </w:p>
-    <w:p>
-      <w:pPr>
+        <w:t xml:space="preserve">DÉCIMO:</w:t>
+      </w:r>
+      <w:r>
+        <w:rPr>
+          <w:rFonts w:ascii="Arial Narrow" w:eastAsia="Arial Narrow" w:hAnsi="Arial Narrow" w:cs="Arial Narrow"/>
+          <w:sz w:val="22"/>
+          <w:szCs w:val="22"/>
+        </w:rPr>
+        <w:t xml:space="preserve"> </w:t>
+      </w:r>
+      <w:r>
+        <w:rPr>
+          <w:rFonts w:ascii="Arial Narrow" w:eastAsia="Arial Narrow" w:hAnsi="Arial Narrow" w:cs="Arial Narrow"/>
+          <w:sz w:val="22"/>
+          <w:szCs w:val="22"/>
+        </w:rPr>
+        <w:t xml:space="preserve">requerir a [APELLIDO] para que, dentro del plazo de dos (2) días hábiles siguientes a la fecha en que reciba la notificación en su bandeja de correo electrónico, efectúe la confirmación de recepción de la notificación remitida por este despacho a su correo electrónico, de conformidad con el segundo párrafo del numeral 4 del artículo 20 del Texto Único Ordenado de la Ley del Procedimiento Administrativo General, aprobado mediante Decreto Supremo 006-2026-JUS, bajo apercibimiento de rehacer el acto de notificación y notificarle conforme al numeral 1 del artículo 20 del citado cuerpo normativo.</w:t>
+      </w:r>
+      <w:r>
+        <w:rPr>
+          <w:rFonts w:ascii="Arial Narrow" w:eastAsia="Arial Narrow" w:hAnsi="Arial Narrow" w:cs="Arial Narrow"/>
+          <w:spacing w:val="-3"/>
+          <w:kern w:val="0"/>
+          <w14:ligatures w14:val="none"/>
+          <w:sz w:val="22"/>
+          <w:szCs w:val="22"/>
+        </w:rPr>
+        <w:t/>
+      </w:r>
+      <w:r>
+        <w:rPr>
+          <w:rFonts w:ascii="Arial Narrow" w:eastAsia="Arial Narrow" w:hAnsi="Arial Narrow" w:cs="Arial Narrow"/>
+          <w:spacing w:val="-3"/>
+          <w:kern w:val="0"/>
+          <w14:ligatures w14:val="none"/>
+          <w:sz w:val="22"/>
+          <w:szCs w:val="22"/>
+        </w:rPr>
+        <w:t xml:space="preserve"/>
+      </w:r>
+      <w:r>
+        <w:rPr>
+          <w:rFonts w:ascii="Arial Narrow" w:eastAsia="Arial Narrow" w:hAnsi="Arial Narrow" w:cs="Arial Narrow"/>
+          <w:spacing w:val="-3"/>
+          <w:kern w:val="0"/>
+          <w14:ligatures w14:val="none"/>
+          <w:sz w:val="22"/>
+          <w:szCs w:val="22"/>
+        </w:rPr>
+        <w:t/>
+      </w:r>
+      <w:r>
+        <w:rPr>
+          <w:rFonts w:ascii="Arial Narrow" w:eastAsia="Arial Narrow" w:hAnsi="Arial Narrow" w:cs="Arial Narrow"/>
+          <w:spacing w:val="-3"/>
+          <w:kern w:val="0"/>
+          <w14:ligatures w14:val="none"/>
+          <w:sz w:val="22"/>
+          <w:szCs w:val="22"/>
+        </w:rPr>
+        <w:t xml:space="preserve"/>
+      </w:r>
+      <w:r>
+        <w:rPr>
+          <w:rFonts w:ascii="Arial Narrow" w:eastAsia="Arial Narrow" w:hAnsi="Arial Narrow" w:cs="Arial Narrow"/>
+          <w:color w:val="000000"/>
+          <w:kern w:val="0"/>
+          <w:sz w:val="22"/>
+          <w:szCs w:val="22"/>
+          <w:lang w:eastAsia="es-PE"/>
+          <w14:ligatures w14:val="none"/>
+        </w:rPr>
+        <w:t/>
+      </w:r>
+      <w:r>
+        <w:rPr>
+          <w:rFonts w:ascii="Arial Narrow" w:eastAsia="Arial Narrow" w:hAnsi="Arial Narrow" w:cs="Arial Narrow"/>
+          <w:color w:val="000000"/>
+          <w:sz w:val="22"/>
+          <w:szCs w:val="22"/>
+        </w:rPr>
+        <w:t xml:space="preserve"/>
+      </w:r>
+      <w:r>
+        <w:rPr>
+          <w:rFonts w:ascii="Arial Narrow" w:eastAsia="Arial Narrow" w:hAnsi="Arial Narrow" w:cs="Arial Narrow"/>
+          <w:color w:val="000000"/>
+          <w:sz w:val="22"/>
+          <w:szCs w:val="22"/>
+        </w:rPr>
+        <w:t/>
+      </w:r>
+      <w:r>
+        <w:rPr>
+          <w:rFonts w:ascii="Arial Narrow" w:eastAsia="Arial Narrow" w:hAnsi="Arial Narrow" w:cs="Arial Narrow"/>
+          <w:color w:val="000000"/>
+          <w:sz w:val="22"/>
+          <w:szCs w:val="22"/>
+        </w:rPr>
+        <w:t/>
+      </w:r>
+      <w:r>
+        <w:rPr>
+          <w:rFonts w:ascii="Arial Narrow" w:eastAsia="Arial Narrow" w:hAnsi="Arial Narrow" w:cs="Arial Narrow"/>
+          <w:color w:val="000000"/>
+          <w:kern w:val="0"/>
+          <w:sz w:val="22"/>
+          <w:szCs w:val="22"/>
+          <w:lang w:eastAsia="es-PE"/>
+          <w14:ligatures w14:val="none"/>
+        </w:rPr>
+        <w:t/>
+      </w:r>
+      <w:r>
+        <w:rPr>
+          <w:rFonts w:ascii="Arial Narrow" w:eastAsia="Arial Narrow" w:hAnsi="Arial Narrow" w:cs="Arial Narrow"/>
+          <w:color w:val="000000"/>
+          <w:sz w:val="22"/>
+          <w:szCs w:val="22"/>
+        </w:rPr>
+        <w:t xml:space="preserve"/>
+      </w:r>
+      <w:r>
+        <w:rPr>
+          <w:rFonts w:ascii="Arial Narrow" w:eastAsia="Arial Narrow" w:hAnsi="Arial Narrow" w:cs="Arial Narrow"/>
+          <w:color w:val="000000"/>
+          <w:sz w:val="22"/>
+          <w:szCs w:val="22"/>
+        </w:rPr>
+        <w:t xml:space="preserve"/>
+      </w:r>
+      <w:proofErr w:type="spellStart"/>
+      <w:r>
+        <w:rPr>
+          <w:rFonts w:ascii="Arial Narrow" w:eastAsia="Arial Narrow" w:hAnsi="Arial Narrow" w:cs="Arial Narrow"/>
+          <w:color w:val="000000"/>
+          <w:sz w:val="22"/>
+          <w:szCs w:val="22"/>
+        </w:rPr>
+        <w:t/>
+      </w:r>
+      <w:proofErr w:type="spellEnd"/>
+      <w:r>
+        <w:rPr>
+          <w:rFonts w:ascii="Arial Narrow" w:eastAsia="Arial Narrow" w:hAnsi="Arial Narrow" w:cs="Arial Narrow"/>
+          <w:color w:val="000000"/>
+          <w:sz w:val="22"/>
+          <w:szCs w:val="22"/>
+        </w:rPr>
+        <w:t xml:space="preserve"/>
+      </w:r>
+      <w:r>
+        <w:rPr>
+          <w:rFonts w:ascii="Arial Narrow" w:eastAsia="Arial Narrow" w:hAnsi="Arial Narrow" w:cs="Arial Narrow"/>
+          <w:color w:val="000000"/>
+          <w:kern w:val="0"/>
+          <w:sz w:val="22"/>
+          <w:szCs w:val="22"/>
+          <w:lang w:eastAsia="es-PE"/>
+          <w14:ligatures w14:val="none"/>
+        </w:rPr>
+        <w:t/>
+      </w:r>
+      <w:r>
+        <w:rPr>
+          <w:rFonts w:ascii="Arial Narrow" w:eastAsia="Arial Narrow" w:hAnsi="Arial Narrow" w:cs="Arial Narrow"/>
+          <w:color w:val="000000"/>
+          <w:sz w:val="22"/>
+          <w:szCs w:val="22"/>
+        </w:rPr>
+        <w:t xml:space="preserve"/>
+      </w:r>
+      <w:r>
+        <w:rPr>
+          <w:rStyle w:val="Refdenotaalpie"/>
+          <w:rFonts w:ascii="Arial Narrow" w:eastAsia="Arial Narrow" w:hAnsi="Arial Narrow" w:cs="Arial Narrow"/>
+          <w:sz w:val="22"/>
+          <w:szCs w:val="22"/>
+          <w:vertAlign w:val="superscript"/>
+        </w:rPr>
+        <w:footnoteReference w:id="18"/>
+      </w:r>
+      <w:r>
+        <w:rPr>
+          <w:rFonts w:ascii="Arial Narrow" w:eastAsia="Arial Narrow" w:hAnsi="Arial Narrow" w:cs="Arial Narrow"/>
+          <w:sz w:val="22"/>
+          <w:szCs w:val="22"/>
+        </w:rPr>
+        <w:t/>
+      </w:r>
+    </w:p>
+    <w:p>
+      <w:pPr>
+        <w:spacing w:before="0" w:after="0" w:line="240" w:lineRule="auto"/>
         <w:suppressAutoHyphens/>
-        <w:spacing w:after="0" w:line="240" w:lineRule="auto"/>
-        <w:jc w:val="both"/>
-        <w:rPr>
-          <w:rFonts w:ascii="Arial Narrow" w:eastAsia="Arial Narrow" w:hAnsi="Arial Narrow" w:cs="Arial Narrow"/>
-          <w:color w:val="000000"/>
-          <w:kern w:val="0"/>
-          <w:sz w:val="22"/>
-          <w:szCs w:val="22"/>
-          <w:lang w:eastAsia="es-PE"/>
-          <w14:ligatures w14:val="none"/>
-        </w:rPr>
-      </w:pPr>
-    </w:p>
-    <w:p>
-      <w:pPr>
-        <w:suppressAutoHyphens/>
-        <w:spacing w:after="0" w:line="240" w:lineRule="auto"/>
-        <w:jc w:val="both"/>
-        <w:rPr>
-          <w:rFonts w:ascii="Arial Narrow" w:eastAsia="Arial Narrow" w:hAnsi="Arial Narrow" w:cs="Arial Narrow"/>
-          <w:sz w:val="22"/>
-          <w:szCs w:val="22"/>
-        </w:rPr>
-      </w:pPr>
-      <w:r>
-        <w:rPr>
-          <w:rFonts w:ascii="Arial Narrow" w:eastAsia="Arial Narrow" w:hAnsi="Arial Narrow" w:cs="Arial Narrow"/>
-          <w:b/>
-          <w:bCs/>
-          <w:sz w:val="22"/>
-          <w:szCs w:val="22"/>
-        </w:rPr>
-        <w:t xml:space="preserve">DÉCIMO:</w:t>
-      </w:r>
-      <w:r>
-        <w:rPr>
-          <w:rFonts w:ascii="Arial Narrow" w:eastAsia="Arial Narrow" w:hAnsi="Arial Narrow" w:cs="Arial Narrow"/>
-          <w:sz w:val="22"/>
-          <w:szCs w:val="22"/>
-        </w:rPr>
-        <w:t xml:space="preserve"> </w:t>
-      </w:r>
-      <w:r>
-        <w:rPr>
-          <w:rFonts w:ascii="Arial Narrow" w:eastAsia="Arial Narrow" w:hAnsi="Arial Narrow" w:cs="Arial Narrow"/>
-          <w:sz w:val="22"/>
-          <w:szCs w:val="22"/>
-        </w:rPr>
-        <w:t xml:space="preserve">requerir a [APELLIDO] para que, dentro del plazo de dos (2) días hábiles siguientes a la fecha en que reciba la notificación en su bandeja de correo electrónico, efectúe la confirmación de recepción de la notificación remitida por este despacho a su correo electrónico, de conformidad con el segundo párrafo del numeral 4 del artículo 20 del Texto Único Ordenado de la Ley del Procedimiento Administrativo General, aprobado mediante Decreto Supremo 006-2026-JUS, bajo apercibimiento de rehacer el acto de notificación y notificarle conforme al numeral 1 del artículo 20 del citado cuerpo normativo.</w:t>
-      </w:r>
-      <w:r>
-        <w:rPr>
-          <w:rFonts w:ascii="Arial Narrow" w:eastAsia="Arial Narrow" w:hAnsi="Arial Narrow" w:cs="Arial Narrow"/>
-          <w:spacing w:val="-3"/>
-          <w:kern w:val="0"/>
-          <w14:ligatures w14:val="none"/>
-          <w:sz w:val="22"/>
-          <w:szCs w:val="22"/>
-        </w:rPr>
-        <w:t/>
-      </w:r>
-      <w:r>
-        <w:rPr>
-          <w:rFonts w:ascii="Arial Narrow" w:eastAsia="Arial Narrow" w:hAnsi="Arial Narrow" w:cs="Arial Narrow"/>
-          <w:spacing w:val="-3"/>
-          <w:kern w:val="0"/>
-          <w14:ligatures w14:val="none"/>
-          <w:sz w:val="22"/>
-          <w:szCs w:val="22"/>
-        </w:rPr>
-        <w:t xml:space="preserve"/>
-      </w:r>
-      <w:r>
-        <w:rPr>
-          <w:rFonts w:ascii="Arial Narrow" w:eastAsia="Arial Narrow" w:hAnsi="Arial Narrow" w:cs="Arial Narrow"/>
-          <w:spacing w:val="-3"/>
-          <w:kern w:val="0"/>
-          <w14:ligatures w14:val="none"/>
-          <w:sz w:val="22"/>
-          <w:szCs w:val="22"/>
-        </w:rPr>
-        <w:t/>
-      </w:r>
-      <w:r>
-        <w:rPr>
-          <w:rFonts w:ascii="Arial Narrow" w:eastAsia="Arial Narrow" w:hAnsi="Arial Narrow" w:cs="Arial Narrow"/>
-          <w:spacing w:val="-3"/>
-          <w:kern w:val="0"/>
-          <w14:ligatures w14:val="none"/>
-          <w:sz w:val="22"/>
-          <w:szCs w:val="22"/>
-        </w:rPr>
-        <w:t xml:space="preserve"/>
-      </w:r>
-      <w:r>
-        <w:rPr>
-          <w:rFonts w:ascii="Arial Narrow" w:eastAsia="Arial Narrow" w:hAnsi="Arial Narrow" w:cs="Arial Narrow"/>
-          <w:color w:val="000000"/>
-          <w:kern w:val="0"/>
-          <w:sz w:val="22"/>
-          <w:szCs w:val="22"/>
-          <w:lang w:eastAsia="es-PE"/>
-          <w14:ligatures w14:val="none"/>
-        </w:rPr>
-        <w:t/>
-      </w:r>
-      <w:r>
-        <w:rPr>
-          <w:rFonts w:ascii="Arial Narrow" w:eastAsia="Arial Narrow" w:hAnsi="Arial Narrow" w:cs="Arial Narrow"/>
-          <w:color w:val="000000"/>
-          <w:sz w:val="22"/>
-          <w:szCs w:val="22"/>
-        </w:rPr>
-        <w:t xml:space="preserve"/>
-      </w:r>
-      <w:r>
-        <w:rPr>
-          <w:rFonts w:ascii="Arial Narrow" w:eastAsia="Arial Narrow" w:hAnsi="Arial Narrow" w:cs="Arial Narrow"/>
-          <w:color w:val="000000"/>
-          <w:sz w:val="22"/>
-          <w:szCs w:val="22"/>
-        </w:rPr>
-        <w:t/>
-      </w:r>
-      <w:r>
-        <w:rPr>
-          <w:rFonts w:ascii="Arial Narrow" w:eastAsia="Arial Narrow" w:hAnsi="Arial Narrow" w:cs="Arial Narrow"/>
-          <w:color w:val="000000"/>
-          <w:sz w:val="22"/>
-          <w:szCs w:val="22"/>
-        </w:rPr>
-        <w:t/>
-      </w:r>
-      <w:r>
-        <w:rPr>
-          <w:rFonts w:ascii="Arial Narrow" w:eastAsia="Arial Narrow" w:hAnsi="Arial Narrow" w:cs="Arial Narrow"/>
-          <w:color w:val="000000"/>
-          <w:kern w:val="0"/>
-          <w:sz w:val="22"/>
-          <w:szCs w:val="22"/>
-          <w:lang w:eastAsia="es-PE"/>
-          <w14:ligatures w14:val="none"/>
-        </w:rPr>
-        <w:t/>
-      </w:r>
-      <w:r>
-        <w:rPr>
-          <w:rFonts w:ascii="Arial Narrow" w:eastAsia="Arial Narrow" w:hAnsi="Arial Narrow" w:cs="Arial Narrow"/>
-          <w:color w:val="000000"/>
-          <w:sz w:val="22"/>
-          <w:szCs w:val="22"/>
-        </w:rPr>
-        <w:t xml:space="preserve"/>
-      </w:r>
-      <w:r>
-        <w:rPr>
-          <w:rFonts w:ascii="Arial Narrow" w:eastAsia="Arial Narrow" w:hAnsi="Arial Narrow" w:cs="Arial Narrow"/>
-          <w:color w:val="000000"/>
-          <w:sz w:val="22"/>
-          <w:szCs w:val="22"/>
-        </w:rPr>
-        <w:t xml:space="preserve"/>
-      </w:r>
-      <w:proofErr w:type="spellStart"/>
-      <w:r>
-        <w:rPr>
-          <w:rFonts w:ascii="Arial Narrow" w:eastAsia="Arial Narrow" w:hAnsi="Arial Narrow" w:cs="Arial Narrow"/>
-          <w:color w:val="000000"/>
-          <w:sz w:val="22"/>
-          <w:szCs w:val="22"/>
-        </w:rPr>
-        <w:t/>
-      </w:r>
-      <w:proofErr w:type="spellEnd"/>
-      <w:r>
-        <w:rPr>
-          <w:rFonts w:ascii="Arial Narrow" w:eastAsia="Arial Narrow" w:hAnsi="Arial Narrow" w:cs="Arial Narrow"/>
-          <w:color w:val="000000"/>
-          <w:sz w:val="22"/>
-          <w:szCs w:val="22"/>
-        </w:rPr>
-        <w:t xml:space="preserve"/>
-      </w:r>
-      <w:r>
-        <w:rPr>
-          <w:rFonts w:ascii="Arial Narrow" w:eastAsia="Arial Narrow" w:hAnsi="Arial Narrow" w:cs="Arial Narrow"/>
-          <w:color w:val="000000"/>
-          <w:kern w:val="0"/>
-          <w:sz w:val="22"/>
-          <w:szCs w:val="22"/>
-          <w:lang w:eastAsia="es-PE"/>
-          <w14:ligatures w14:val="none"/>
-        </w:rPr>
-        <w:t/>
-      </w:r>
-      <w:r>
-        <w:rPr>
-          <w:rFonts w:ascii="Arial Narrow" w:eastAsia="Arial Narrow" w:hAnsi="Arial Narrow" w:cs="Arial Narrow"/>
-          <w:color w:val="000000"/>
-          <w:sz w:val="22"/>
-          <w:szCs w:val="22"/>
-        </w:rPr>
-        <w:t xml:space="preserve"/>
-      </w:r>
-      <w:r>
-        <w:rPr>
-          <w:rStyle w:val="Refdenotaalpie"/>
-          <w:rFonts w:ascii="Arial Narrow" w:eastAsia="Arial Narrow" w:hAnsi="Arial Narrow" w:cs="Arial Narrow"/>
-          <w:sz w:val="22"/>
-          <w:szCs w:val="22"/>
-          <w:vertAlign w:val="superscript"/>
-        </w:rPr>
-        <w:footnoteReference w:id="18"/>
-      </w:r>
-      <w:r>
-        <w:rPr>
-          <w:rFonts w:ascii="Arial Narrow" w:eastAsia="Arial Narrow" w:hAnsi="Arial Narrow" w:cs="Arial Narrow"/>
-          <w:sz w:val="22"/>
-          <w:szCs w:val="22"/>
-        </w:rPr>
-        <w:t/>
-      </w:r>
-    </w:p>
-    <w:p>
-      <w:pPr>
-        <w:suppressAutoHyphens/>
-        <w:spacing w:after="0" w:line="240" w:lineRule="auto"/>
         <w:jc w:val="both"/>
         <w:rPr>
           <w:rFonts w:ascii="Arial Narrow" w:eastAsia="Arial Narrow" w:hAnsi="Arial Narrow" w:cs="Arial Narrow"/>
@@ -8230,34 +8247,130 @@
           <w:sz w:val="16"/>
           <w:szCs w:val="16"/>
         </w:rPr>
+        <w:t xml:space="preserve"/>
+      </w:r>
+      <w:r>
+        <w:rPr>
+          <w:rFonts w:ascii="Arial Narrow" w:eastAsia="Arial Narrow" w:hAnsi="Arial Narrow" w:cs="Arial Narrow"/>
+          <w:sz w:val="16"/>
+          <w:szCs w:val="16"/>
+        </w:rPr>
         <w:tab/>
+        <w:t xml:space="preserve">Denuncia remitida a esta Comisión mediante MEMORANDUM </w:t>
+      </w:r>
+      <w:proofErr w:type="spellStart"/>
+      <w:r>
+        <w:rPr>
+          <w:rFonts w:ascii="Arial Narrow" w:eastAsia="Arial Narrow" w:hAnsi="Arial Narrow" w:cs="Arial Narrow"/>
+          <w:sz w:val="16"/>
+          <w:szCs w:val="16"/>
+        </w:rPr>
         <w:t xml:space="preserve"/>
       </w:r>
-      <w:r>
-        <w:rPr>
-          <w:rFonts w:ascii="Arial Narrow" w:eastAsia="Arial Narrow" w:hAnsi="Arial Narrow" w:cs="Arial Narrow"/>
-          <w:sz w:val="16"/>
-          <w:szCs w:val="16"/>
-        </w:rPr>
-        <w:tab/>
-        <w:t>Publicado</w:t>
-      </w:r>
-      <w:r>
-        <w:rPr>
-          <w:rFonts w:ascii="Arial Narrow" w:eastAsia="Arial Narrow" w:hAnsi="Arial Narrow" w:cs="Arial Narrow"/>
-          <w:b/>
-          <w:sz w:val="16"/>
-          <w:szCs w:val="16"/>
-        </w:rPr>
-        <w:t xml:space="preserve"> </w:t>
-      </w:r>
-      <w:r>
-        <w:rPr>
-          <w:rFonts w:ascii="Arial Narrow" w:eastAsia="Arial Narrow" w:hAnsi="Arial Narrow" w:cs="Arial Narrow"/>
-          <w:sz w:val="16"/>
-          <w:szCs w:val="16"/>
-        </w:rPr>
-        <w:t xml:space="preserve">el 2 de setiembre de 2010 en el Diario Oficial El Peruano, vigente desde el 2 de octubre de 2010 y modificado por Decreto Legislativo 1308.</w:t>
+      <w:proofErr w:type="spellEnd"/>
+      <w:r>
+        <w:rPr>
+          <w:rFonts w:ascii="Arial Narrow" w:eastAsia="Arial Narrow" w:hAnsi="Arial Narrow" w:cs="Arial Narrow"/>
+          <w:sz w:val="16"/>
+          <w:szCs w:val="16"/>
+        </w:rPr>
+        <w:t xml:space="preserve"/>
+      </w:r>
+      <w:r>
+        <w:rPr>
+          <w:rFonts w:ascii="Arial Narrow" w:eastAsia="Arial Narrow" w:hAnsi="Arial Narrow" w:cs="Arial Narrow"/>
+          <w:sz w:val="16"/>
+          <w:szCs w:val="16"/>
+        </w:rPr>
+        <w:t xml:space="preserve">0019</w:t>
+      </w:r>
+      <w:r>
+        <w:rPr>
+          <w:rFonts w:ascii="Arial Narrow" w:eastAsia="Arial Narrow" w:hAnsi="Arial Narrow" w:cs="Arial Narrow"/>
+          <w:sz w:val="16"/>
+          <w:szCs w:val="16"/>
+        </w:rPr>
+        <w:t xml:space="preserve">95</w:t>
+      </w:r>
+      <w:r>
+        <w:rPr>
+          <w:rFonts w:ascii="Arial Narrow" w:eastAsia="Arial Narrow" w:hAnsi="Arial Narrow" w:cs="Arial Narrow"/>
+          <w:sz w:val="16"/>
+          <w:szCs w:val="16"/>
+        </w:rPr>
+        <w:t xml:space="preserve">-2025-PS2/INDECOPI</w:t>
+      </w:r>
+      <w:r>
+        <w:rPr>
+          <w:rFonts w:ascii="Arial Narrow" w:eastAsia="Arial Narrow" w:hAnsi="Arial Narrow" w:cs="Arial Narrow"/>
+          <w:sz w:val="16"/>
+          <w:szCs w:val="16"/>
+        </w:rPr>
+        <w:t xml:space="preserve"> de fecha</w:t>
+      </w:r>
+      <w:r>
+        <w:rPr>
+          <w:rFonts w:ascii="Arial Narrow" w:eastAsia="Arial Narrow" w:hAnsi="Arial Narrow" w:cs="Arial Narrow"/>
+          <w:sz w:val="16"/>
+          <w:szCs w:val="16"/>
+        </w:rPr>
+        <w:t xml:space="preserve"> 28 de octubre de 2025</w:t>
+      </w:r>
+      <w:r>
+        <w:rPr>
+          <w:rFonts w:ascii="Arial Narrow" w:eastAsia="Arial Narrow" w:hAnsi="Arial Narrow" w:cs="Arial Narrow"/>
+          <w:sz w:val="16"/>
+          <w:szCs w:val="16"/>
+        </w:rPr>
+        <w:t xml:space="preserve"/>
+      </w:r>
+      <w:r>
+        <w:rPr>
+          <w:rFonts w:ascii="Arial Narrow" w:eastAsia="Arial Narrow" w:hAnsi="Arial Narrow" w:cs="Arial Narrow"/>
+          <w:sz w:val="16"/>
+          <w:szCs w:val="16"/>
+        </w:rPr>
+        <w:t xml:space="preserve">, </w:t>
+      </w:r>
+      <w:r>
+        <w:rPr>
+          <w:rFonts w:ascii="Arial Narrow" w:eastAsia="Arial Narrow" w:hAnsi="Arial Narrow" w:cs="Arial Narrow"/>
+          <w:sz w:val="16"/>
+          <w:szCs w:val="16"/>
+        </w:rPr>
+        <w:t xml:space="preserve">recibida </w:t>
+      </w:r>
+      <w:r>
+        <w:rPr>
+          <w:rFonts w:ascii="Arial Narrow" w:eastAsia="Arial Narrow" w:hAnsi="Arial Narrow" w:cs="Arial Narrow"/>
+          <w:sz w:val="16"/>
+          <w:szCs w:val="16"/>
+        </w:rPr>
+        <w:t xml:space="preserve">el </w:t>
+      </w:r>
+      <w:r>
+        <w:rPr>
+          <w:rFonts w:ascii="Arial Narrow" w:eastAsia="Arial Narrow" w:hAnsi="Arial Narrow" w:cs="Arial Narrow"/>
+          <w:sz w:val="16"/>
+          <w:szCs w:val="16"/>
+        </w:rPr>
+        <w:t xml:space="preserve">28 de octubre de 2025</w:t>
+      </w:r>
+      <w:r>
+        <w:rPr>
+          <w:rFonts w:ascii="Arial Narrow" w:eastAsia="Arial Narrow" w:hAnsi="Arial Narrow" w:cs="Arial Narrow"/>
+          <w:sz w:val="16"/>
+          <w:szCs w:val="16"/>
+        </w:rPr>
+        <w:t xml:space="preserve"/>
+      </w:r>
+      <w:r>
+        <w:rPr>
+          <w:rFonts w:ascii="Arial Narrow" w:eastAsia="Arial Narrow" w:hAnsi="Arial Narrow" w:cs="Arial Narrow"/>
+          <w:sz w:val="16"/>
+          <w:szCs w:val="16"/>
+        </w:rPr>
+        <w:t xml:space="preserve">.</w:t>
       </w:r>
     </w:p>
     <w:p>
@@ -8304,131 +8417,33 @@
           <w:sz w:val="16"/>
           <w:szCs w:val="16"/>
         </w:rPr>
+        <w:t xml:space="preserve"/>
+      </w:r>
+      <w:r>
+        <w:rPr>
+          <w:rFonts w:ascii="Arial Narrow" w:eastAsia="Arial Narrow" w:hAnsi="Arial Narrow" w:cs="Arial Narrow"/>
+          <w:sz w:val="16"/>
+          <w:szCs w:val="16"/>
+        </w:rPr>
         <w:tab/>
-        <w:t xml:space="preserve"/>
-      </w:r>
-      <w:r>
-        <w:rPr>
-          <w:rFonts w:ascii="Arial Narrow" w:eastAsia="Arial Narrow" w:hAnsi="Arial Narrow" w:cs="Arial Narrow"/>
-          <w:sz w:val="16"/>
-          <w:szCs w:val="16"/>
-        </w:rPr>
-        <w:tab/>
-        <w:t xml:space="preserve">Denuncia remitida a esta Comisión mediante MEMORANDUM </w:t>
-      </w:r>
-      <w:proofErr w:type="spellStart"/>
-      <w:r>
-        <w:rPr>
-          <w:rFonts w:ascii="Arial Narrow" w:eastAsia="Arial Narrow" w:hAnsi="Arial Narrow" w:cs="Arial Narrow"/>
-          <w:sz w:val="16"/>
-          <w:szCs w:val="16"/>
-        </w:rPr>
-        <w:t xml:space="preserve"/>
-      </w:r>
-      <w:proofErr w:type="spellEnd"/>
-      <w:r>
-        <w:rPr>
-          <w:rFonts w:ascii="Arial Narrow" w:eastAsia="Arial Narrow" w:hAnsi="Arial Narrow" w:cs="Arial Narrow"/>
-          <w:sz w:val="16"/>
-          <w:szCs w:val="16"/>
-        </w:rPr>
-        <w:t xml:space="preserve"/>
-      </w:r>
-      <w:r>
-        <w:rPr>
-          <w:rFonts w:ascii="Arial Narrow" w:eastAsia="Arial Narrow" w:hAnsi="Arial Narrow" w:cs="Arial Narrow"/>
-          <w:sz w:val="16"/>
-          <w:szCs w:val="16"/>
-        </w:rPr>
-        <w:t xml:space="preserve">0019</w:t>
-      </w:r>
-      <w:r>
-        <w:rPr>
-          <w:rFonts w:ascii="Arial Narrow" w:eastAsia="Arial Narrow" w:hAnsi="Arial Narrow" w:cs="Arial Narrow"/>
-          <w:sz w:val="16"/>
-          <w:szCs w:val="16"/>
-        </w:rPr>
-        <w:t xml:space="preserve">95</w:t>
-      </w:r>
-      <w:r>
-        <w:rPr>
-          <w:rFonts w:ascii="Arial Narrow" w:eastAsia="Arial Narrow" w:hAnsi="Arial Narrow" w:cs="Arial Narrow"/>
-          <w:sz w:val="16"/>
-          <w:szCs w:val="16"/>
-        </w:rPr>
-        <w:t xml:space="preserve">-2025-PS2/INDECOPI</w:t>
-      </w:r>
-      <w:r>
-        <w:rPr>
-          <w:rFonts w:ascii="Arial Narrow" w:eastAsia="Arial Narrow" w:hAnsi="Arial Narrow" w:cs="Arial Narrow"/>
-          <w:sz w:val="16"/>
-          <w:szCs w:val="16"/>
-        </w:rPr>
-        <w:t xml:space="preserve"> de fecha</w:t>
-      </w:r>
-      <w:r>
-        <w:rPr>
-          <w:rFonts w:ascii="Arial Narrow" w:eastAsia="Arial Narrow" w:hAnsi="Arial Narrow" w:cs="Arial Narrow"/>
-          <w:sz w:val="16"/>
-          <w:szCs w:val="16"/>
-        </w:rPr>
-        <w:t xml:space="preserve"> 28 de octubre de 2025</w:t>
-      </w:r>
-      <w:r>
-        <w:rPr>
-          <w:rFonts w:ascii="Arial Narrow" w:eastAsia="Arial Narrow" w:hAnsi="Arial Narrow" w:cs="Arial Narrow"/>
-          <w:sz w:val="16"/>
-          <w:szCs w:val="16"/>
-        </w:rPr>
-        <w:t xml:space="preserve"/>
-      </w:r>
-      <w:r>
-        <w:rPr>
-          <w:rFonts w:ascii="Arial Narrow" w:eastAsia="Arial Narrow" w:hAnsi="Arial Narrow" w:cs="Arial Narrow"/>
-          <w:sz w:val="16"/>
-          <w:szCs w:val="16"/>
-        </w:rPr>
-        <w:t xml:space="preserve">, </w:t>
-      </w:r>
-      <w:r>
-        <w:rPr>
-          <w:rFonts w:ascii="Arial Narrow" w:eastAsia="Arial Narrow" w:hAnsi="Arial Narrow" w:cs="Arial Narrow"/>
-          <w:sz w:val="16"/>
-          <w:szCs w:val="16"/>
-        </w:rPr>
-        <w:t xml:space="preserve">recibida </w:t>
-      </w:r>
-      <w:r>
-        <w:rPr>
-          <w:rFonts w:ascii="Arial Narrow" w:eastAsia="Arial Narrow" w:hAnsi="Arial Narrow" w:cs="Arial Narrow"/>
-          <w:sz w:val="16"/>
-          <w:szCs w:val="16"/>
-        </w:rPr>
-        <w:t xml:space="preserve">el </w:t>
-      </w:r>
-      <w:r>
-        <w:rPr>
-          <w:rFonts w:ascii="Arial Narrow" w:eastAsia="Arial Narrow" w:hAnsi="Arial Narrow" w:cs="Arial Narrow"/>
-          <w:sz w:val="16"/>
-          <w:szCs w:val="16"/>
-        </w:rPr>
-        <w:t xml:space="preserve">28 de octubre de 2025</w:t>
-      </w:r>
-      <w:r>
-        <w:rPr>
-          <w:rFonts w:ascii="Arial Narrow" w:eastAsia="Arial Narrow" w:hAnsi="Arial Narrow" w:cs="Arial Narrow"/>
-          <w:sz w:val="16"/>
-          <w:szCs w:val="16"/>
-        </w:rPr>
-        <w:t xml:space="preserve"/>
-      </w:r>
-      <w:r>
-        <w:rPr>
-          <w:rFonts w:ascii="Arial Narrow" w:eastAsia="Arial Narrow" w:hAnsi="Arial Narrow" w:cs="Arial Narrow"/>
-          <w:sz w:val="16"/>
-          <w:szCs w:val="16"/>
-        </w:rPr>
-        <w:t xml:space="preserve">.</w:t>
+        <w:t>Publicado</w:t>
+      </w:r>
+      <w:r>
+        <w:rPr>
+          <w:rFonts w:ascii="Arial Narrow" w:eastAsia="Arial Narrow" w:hAnsi="Arial Narrow" w:cs="Arial Narrow"/>
+          <w:b/>
+          <w:sz w:val="16"/>
+          <w:szCs w:val="16"/>
+        </w:rPr>
+        <w:t xml:space="preserve"> </w:t>
+      </w:r>
+      <w:r>
+        <w:rPr>
+          <w:rFonts w:ascii="Arial Narrow" w:eastAsia="Arial Narrow" w:hAnsi="Arial Narrow" w:cs="Arial Narrow"/>
+          <w:sz w:val="16"/>
+          <w:szCs w:val="16"/>
+        </w:rPr>
+        <w:t xml:space="preserve">el 2 de setiembre de 2010 en el Diario Oficial El Peruano, vigente desde el 2 de octubre de 2010 y modificado por Decreto Legislativo 1308.</w:t>
       </w:r>
     </w:p>
     <w:p>
@@ -8477,25 +8492,24 @@
           <w:sz w:val="16"/>
           <w:szCs w:val="16"/>
         </w:rPr>
+        <w:t xml:space="preserve"/>
+      </w:r>
+      <w:r>
+        <w:rPr>
+          <w:rFonts w:ascii="Arial Narrow" w:eastAsia="Arial Narrow" w:hAnsi="Arial Narrow" w:cs="Arial Narrow"/>
+          <w:sz w:val="16"/>
+          <w:szCs w:val="16"/>
+        </w:rPr>
+      </w:r>
+      <w:r>
+        <w:rPr>
+          <w:rFonts w:ascii="Arial Narrow" w:eastAsia="Arial Narrow" w:hAnsi="Arial Narrow" w:cs="Arial Narrow"/>
+          <w:b/>
+          <w:bCs/>
+          <w:sz w:val="16"/>
+          <w:szCs w:val="16"/>
+        </w:rPr>
         <w:tab/>
-        <w:t xml:space="preserve"/>
-      </w:r>
-      <w:r>
-        <w:rPr>
-          <w:rFonts w:ascii="Arial Narrow" w:eastAsia="Arial Narrow" w:hAnsi="Arial Narrow" w:cs="Arial Narrow"/>
-          <w:sz w:val="16"/>
-          <w:szCs w:val="16"/>
-        </w:rPr>
-        <w:tab/>
-      </w:r>
-      <w:r>
-        <w:rPr>
-          <w:rFonts w:ascii="Arial Narrow" w:eastAsia="Arial Narrow" w:hAnsi="Arial Narrow" w:cs="Arial Narrow"/>
-          <w:b/>
-          <w:bCs/>
-          <w:sz w:val="16"/>
-          <w:szCs w:val="16"/>
-        </w:rPr>
         <w:t xml:space="preserve">LEY </w:t>
       </w:r>
       <w:proofErr w:type="spellStart"/>
@@ -8821,25 +8835,24 @@
           <w:sz w:val="16"/>
           <w:szCs w:val="16"/>
         </w:rPr>
+        <w:t xml:space="preserve"/>
+      </w:r>
+      <w:r>
+        <w:rPr>
+          <w:rFonts w:ascii="Arial Narrow" w:eastAsia="Arial Narrow" w:hAnsi="Arial Narrow" w:cs="Arial Narrow"/>
+          <w:sz w:val="16"/>
+          <w:szCs w:val="16"/>
+        </w:rPr>
+      </w:r>
+      <w:r>
+        <w:rPr>
+          <w:rFonts w:ascii="Arial Narrow" w:eastAsia="Arial Narrow" w:hAnsi="Arial Narrow" w:cs="Arial Narrow"/>
+          <w:b/>
+          <w:bCs/>
+          <w:sz w:val="16"/>
+          <w:szCs w:val="16"/>
+        </w:rPr>
         <w:tab/>
-        <w:t xml:space="preserve"/>
-      </w:r>
-      <w:r>
-        <w:rPr>
-          <w:rFonts w:ascii="Arial Narrow" w:eastAsia="Arial Narrow" w:hAnsi="Arial Narrow" w:cs="Arial Narrow"/>
-          <w:sz w:val="16"/>
-          <w:szCs w:val="16"/>
-        </w:rPr>
-        <w:tab/>
-      </w:r>
-      <w:r>
-        <w:rPr>
-          <w:rFonts w:ascii="Arial Narrow" w:eastAsia="Arial Narrow" w:hAnsi="Arial Narrow" w:cs="Arial Narrow"/>
-          <w:b/>
-          <w:bCs/>
-          <w:sz w:val="16"/>
-          <w:szCs w:val="16"/>
-        </w:rPr>
         <w:t xml:space="preserve">LEY </w:t>
       </w:r>
       <w:proofErr w:type="spellStart"/>
@@ -9044,25 +9057,24 @@
           <w:sz w:val="16"/>
           <w:szCs w:val="16"/>
         </w:rPr>
+        <w:t xml:space="preserve"/>
+      </w:r>
+      <w:r>
+        <w:rPr>
+          <w:rFonts w:ascii="Arial Narrow" w:eastAsia="Arial Narrow" w:hAnsi="Arial Narrow" w:cs="Arial Narrow"/>
+          <w:sz w:val="16"/>
+          <w:szCs w:val="16"/>
+        </w:rPr>
+      </w:r>
+      <w:r>
+        <w:rPr>
+          <w:rFonts w:ascii="Arial Narrow" w:eastAsia="Arial Narrow" w:hAnsi="Arial Narrow" w:cs="Arial Narrow"/>
+          <w:b/>
+          <w:bCs/>
+          <w:sz w:val="16"/>
+          <w:szCs w:val="16"/>
+        </w:rPr>
         <w:tab/>
-        <w:t xml:space="preserve"/>
-      </w:r>
-      <w:r>
-        <w:rPr>
-          <w:rFonts w:ascii="Arial Narrow" w:eastAsia="Arial Narrow" w:hAnsi="Arial Narrow" w:cs="Arial Narrow"/>
-          <w:sz w:val="16"/>
-          <w:szCs w:val="16"/>
-        </w:rPr>
-        <w:tab/>
-      </w:r>
-      <w:r>
-        <w:rPr>
-          <w:rFonts w:ascii="Arial Narrow" w:eastAsia="Arial Narrow" w:hAnsi="Arial Narrow" w:cs="Arial Narrow"/>
-          <w:b/>
-          <w:bCs/>
-          <w:sz w:val="16"/>
-          <w:szCs w:val="16"/>
-        </w:rPr>
         <w:t xml:space="preserve">LEY </w:t>
       </w:r>
       <w:proofErr w:type="spellStart"/>
@@ -9267,25 +9279,24 @@
           <w:sz w:val="16"/>
           <w:szCs w:val="16"/>
         </w:rPr>
+        <w:t xml:space="preserve"/>
+      </w:r>
+      <w:r>
+        <w:rPr>
+          <w:rFonts w:ascii="Arial Narrow" w:eastAsia="Arial Narrow" w:hAnsi="Arial Narrow" w:cs="Arial Narrow"/>
+          <w:sz w:val="16"/>
+          <w:szCs w:val="16"/>
+        </w:rPr>
+      </w:r>
+      <w:r>
+        <w:rPr>
+          <w:rFonts w:ascii="Arial Narrow" w:eastAsia="Arial Narrow" w:hAnsi="Arial Narrow" w:cs="Arial Narrow"/>
+          <w:b/>
+          <w:bCs/>
+          <w:sz w:val="16"/>
+          <w:szCs w:val="16"/>
+        </w:rPr>
         <w:tab/>
-        <w:t xml:space="preserve"/>
-      </w:r>
-      <w:r>
-        <w:rPr>
-          <w:rFonts w:ascii="Arial Narrow" w:eastAsia="Arial Narrow" w:hAnsi="Arial Narrow" w:cs="Arial Narrow"/>
-          <w:sz w:val="16"/>
-          <w:szCs w:val="16"/>
-        </w:rPr>
-        <w:tab/>
-      </w:r>
-      <w:r>
-        <w:rPr>
-          <w:rFonts w:ascii="Arial Narrow" w:eastAsia="Arial Narrow" w:hAnsi="Arial Narrow" w:cs="Arial Narrow"/>
-          <w:b/>
-          <w:bCs/>
-          <w:sz w:val="16"/>
-          <w:szCs w:val="16"/>
-        </w:rPr>
         <w:t xml:space="preserve">LEY </w:t>
       </w:r>
       <w:proofErr w:type="spellStart"/>
@@ -9610,25 +9621,24 @@
           <w:sz w:val="16"/>
           <w:szCs w:val="16"/>
         </w:rPr>
+        <w:t xml:space="preserve"/>
+      </w:r>
+      <w:r>
+        <w:rPr>
+          <w:rFonts w:ascii="Arial Narrow" w:eastAsia="Arial Narrow" w:hAnsi="Arial Narrow" w:cs="Arial Narrow"/>
+          <w:sz w:val="16"/>
+          <w:szCs w:val="16"/>
+        </w:rPr>
+      </w:r>
+      <w:r>
+        <w:rPr>
+          <w:rFonts w:ascii="Arial Narrow" w:eastAsia="Arial Narrow" w:hAnsi="Arial Narrow" w:cs="Arial Narrow"/>
+          <w:b/>
+          <w:bCs/>
+          <w:sz w:val="16"/>
+          <w:szCs w:val="16"/>
+        </w:rPr>
         <w:tab/>
-        <w:t xml:space="preserve"/>
-      </w:r>
-      <w:r>
-        <w:rPr>
-          <w:rFonts w:ascii="Arial Narrow" w:eastAsia="Arial Narrow" w:hAnsi="Arial Narrow" w:cs="Arial Narrow"/>
-          <w:sz w:val="16"/>
-          <w:szCs w:val="16"/>
-        </w:rPr>
-        <w:tab/>
-      </w:r>
-      <w:r>
-        <w:rPr>
-          <w:rFonts w:ascii="Arial Narrow" w:eastAsia="Arial Narrow" w:hAnsi="Arial Narrow" w:cs="Arial Narrow"/>
-          <w:b/>
-          <w:bCs/>
-          <w:sz w:val="16"/>
-          <w:szCs w:val="16"/>
-        </w:rPr>
         <w:t xml:space="preserve">LEY </w:t>
       </w:r>
       <w:proofErr w:type="spellStart"/>
@@ -9953,25 +9963,24 @@
           <w:sz w:val="16"/>
           <w:szCs w:val="16"/>
         </w:rPr>
+        <w:t xml:space="preserve"/>
+      </w:r>
+      <w:r>
+        <w:rPr>
+          <w:rFonts w:ascii="Arial Narrow" w:eastAsia="Arial Narrow" w:hAnsi="Arial Narrow" w:cs="Arial Narrow"/>
+          <w:sz w:val="16"/>
+          <w:szCs w:val="16"/>
+        </w:rPr>
+      </w:r>
+      <w:r>
+        <w:rPr>
+          <w:rFonts w:ascii="Arial Narrow" w:eastAsia="Arial Narrow" w:hAnsi="Arial Narrow" w:cs="Arial Narrow"/>
+          <w:b/>
+          <w:bCs/>
+          <w:sz w:val="16"/>
+          <w:szCs w:val="16"/>
+        </w:rPr>
         <w:tab/>
-        <w:t xml:space="preserve"/>
-      </w:r>
-      <w:r>
-        <w:rPr>
-          <w:rFonts w:ascii="Arial Narrow" w:eastAsia="Arial Narrow" w:hAnsi="Arial Narrow" w:cs="Arial Narrow"/>
-          <w:sz w:val="16"/>
-          <w:szCs w:val="16"/>
-        </w:rPr>
-        <w:tab/>
-      </w:r>
-      <w:r>
-        <w:rPr>
-          <w:rFonts w:ascii="Arial Narrow" w:eastAsia="Arial Narrow" w:hAnsi="Arial Narrow" w:cs="Arial Narrow"/>
-          <w:b/>
-          <w:bCs/>
-          <w:sz w:val="16"/>
-          <w:szCs w:val="16"/>
-        </w:rPr>
         <w:t xml:space="preserve">LEY </w:t>
       </w:r>
       <w:proofErr w:type="spellStart"/>
@@ -10174,25 +10183,24 @@
           <w:sz w:val="16"/>
           <w:szCs w:val="16"/>
         </w:rPr>
+        <w:t xml:space="preserve"/>
+      </w:r>
+      <w:r>
+        <w:rPr>
+          <w:rFonts w:ascii="Arial Narrow" w:eastAsia="Arial Narrow" w:hAnsi="Arial Narrow" w:cs="Arial Narrow"/>
+          <w:sz w:val="16"/>
+          <w:szCs w:val="16"/>
+        </w:rPr>
+      </w:r>
+      <w:r>
+        <w:rPr>
+          <w:rFonts w:ascii="Arial Narrow" w:eastAsia="Arial Narrow" w:hAnsi="Arial Narrow" w:cs="Arial Narrow"/>
+          <w:b/>
+          <w:bCs/>
+          <w:sz w:val="16"/>
+          <w:szCs w:val="16"/>
+        </w:rPr>
         <w:tab/>
-        <w:t xml:space="preserve"/>
-      </w:r>
-      <w:r>
-        <w:rPr>
-          <w:rFonts w:ascii="Arial Narrow" w:eastAsia="Arial Narrow" w:hAnsi="Arial Narrow" w:cs="Arial Narrow"/>
-          <w:sz w:val="16"/>
-          <w:szCs w:val="16"/>
-        </w:rPr>
-        <w:tab/>
-      </w:r>
-      <w:r>
-        <w:rPr>
-          <w:rFonts w:ascii="Arial Narrow" w:eastAsia="Arial Narrow" w:hAnsi="Arial Narrow" w:cs="Arial Narrow"/>
-          <w:b/>
-          <w:bCs/>
-          <w:sz w:val="16"/>
-          <w:szCs w:val="16"/>
-        </w:rPr>
         <w:t xml:space="preserve">LEY SOBRE FACULTADES, NORMAS Y ORGANIZACIÓN DEL INDECOPI, APROBADA POR DECRETO LEGISLATIVO </w:t>
       </w:r>
       <w:proofErr w:type="spellStart"/>
@@ -10363,7 +10371,6 @@
           <w:sz w:val="16"/>
           <w:szCs w:val="16"/>
         </w:rPr>
-        <w:tab/>
         <w:t xml:space="preserve"/>
       </w:r>
       <w:r>
@@ -10456,24 +10463,23 @@
           <w:sz w:val="16"/>
           <w:szCs w:val="16"/>
         </w:rPr>
+        <w:t xml:space="preserve"/>
+      </w:r>
+      <w:r>
+        <w:rPr>
+          <w:rFonts w:ascii="Arial Narrow" w:eastAsia="Arial Narrow" w:hAnsi="Arial Narrow" w:cs="Arial Narrow"/>
+          <w:sz w:val="16"/>
+          <w:szCs w:val="16"/>
+        </w:rPr>
+      </w:r>
+      <w:r>
+        <w:rPr>
+          <w:rFonts w:ascii="Arial Narrow" w:eastAsia="Arial Narrow" w:hAnsi="Arial Narrow" w:cs="Arial Narrow"/>
+          <w:b/>
+          <w:sz w:val="16"/>
+          <w:szCs w:val="16"/>
+        </w:rPr>
         <w:tab/>
-        <w:t xml:space="preserve"/>
-      </w:r>
-      <w:r>
-        <w:rPr>
-          <w:rFonts w:ascii="Arial Narrow" w:eastAsia="Arial Narrow" w:hAnsi="Arial Narrow" w:cs="Arial Narrow"/>
-          <w:sz w:val="16"/>
-          <w:szCs w:val="16"/>
-        </w:rPr>
-        <w:tab/>
-      </w:r>
-      <w:r>
-        <w:rPr>
-          <w:rFonts w:ascii="Arial Narrow" w:eastAsia="Arial Narrow" w:hAnsi="Arial Narrow" w:cs="Arial Narrow"/>
-          <w:b/>
-          <w:sz w:val="16"/>
-          <w:szCs w:val="16"/>
-        </w:rPr>
         <w:t>LEY 29571, CÓDIGO DE PROTECCIÓN Y DEFENSA DEL CONSUMIDOR</w:t>
       </w:r>
       <w:r>
@@ -10878,32 +10884,31 @@
           <w:szCs w:val="16"/>
           <w:vertAlign w:val="superscript"/>
         </w:rPr>
+        <w:t xml:space="preserve"/>
+      </w:r>
+      <w:r>
+        <w:rPr>
+          <w:rFonts w:ascii="Arial Narrow" w:eastAsia="Arial Narrow" w:hAnsi="Arial Narrow" w:cs="Arial Narrow"/>
+          <w:sz w:val="16"/>
+          <w:szCs w:val="16"/>
+        </w:rPr>
+        <w:t xml:space="preserve"/>
+      </w:r>
+      <w:r>
+        <w:rPr>
+          <w:rFonts w:ascii="Arial Narrow" w:eastAsia="Arial Narrow" w:hAnsi="Arial Narrow" w:cs="Arial Narrow"/>
+          <w:sz w:val="16"/>
+          <w:szCs w:val="16"/>
+        </w:rPr>
+      </w:r>
+      <w:r>
+        <w:rPr>
+          <w:rFonts w:ascii="Arial Narrow" w:eastAsia="Arial Narrow" w:hAnsi="Arial Narrow" w:cs="Arial Narrow"/>
+          <w:b/>
+          <w:sz w:val="16"/>
+          <w:szCs w:val="16"/>
+        </w:rPr>
         <w:tab/>
-        <w:t xml:space="preserve"/>
-      </w:r>
-      <w:r>
-        <w:rPr>
-          <w:rFonts w:ascii="Arial Narrow" w:eastAsia="Arial Narrow" w:hAnsi="Arial Narrow" w:cs="Arial Narrow"/>
-          <w:sz w:val="16"/>
-          <w:szCs w:val="16"/>
-        </w:rPr>
-        <w:t xml:space="preserve"> </w:t>
-      </w:r>
-      <w:r>
-        <w:rPr>
-          <w:rFonts w:ascii="Arial Narrow" w:eastAsia="Arial Narrow" w:hAnsi="Arial Narrow" w:cs="Arial Narrow"/>
-          <w:sz w:val="16"/>
-          <w:szCs w:val="16"/>
-        </w:rPr>
-        <w:tab/>
-      </w:r>
-      <w:r>
-        <w:rPr>
-          <w:rFonts w:ascii="Arial Narrow" w:eastAsia="Arial Narrow" w:hAnsi="Arial Narrow" w:cs="Arial Narrow"/>
-          <w:b/>
-          <w:sz w:val="16"/>
-          <w:szCs w:val="16"/>
-        </w:rPr>
         <w:t>LEY 29571, CÓDIGO DE PROTECCIÓN Y DEFENSA DEL CONSUMIDOR</w:t>
       </w:r>
       <w:r>
@@ -11127,25 +11132,24 @@
           <w:sz w:val="16"/>
           <w:szCs w:val="16"/>
         </w:rPr>
+        <w:t xml:space="preserve"/>
+      </w:r>
+      <w:r>
+        <w:rPr>
+          <w:rFonts w:ascii="Arial Narrow" w:eastAsia="Arial Narrow" w:hAnsi="Arial Narrow" w:cs="Arial Narrow"/>
+          <w:sz w:val="16"/>
+          <w:szCs w:val="16"/>
+        </w:rPr>
+      </w:r>
+      <w:r>
+        <w:rPr>
+          <w:rFonts w:ascii="Arial Narrow" w:eastAsia="Arial Narrow" w:hAnsi="Arial Narrow" w:cs="Arial Narrow"/>
+          <w:b/>
+          <w:bCs/>
+          <w:sz w:val="16"/>
+          <w:szCs w:val="16"/>
+        </w:rPr>
         <w:tab/>
-        <w:t xml:space="preserve"/>
-      </w:r>
-      <w:r>
-        <w:rPr>
-          <w:rFonts w:ascii="Arial Narrow" w:eastAsia="Arial Narrow" w:hAnsi="Arial Narrow" w:cs="Arial Narrow"/>
-          <w:sz w:val="16"/>
-          <w:szCs w:val="16"/>
-        </w:rPr>
-        <w:tab/>
-      </w:r>
-      <w:r>
-        <w:rPr>
-          <w:rFonts w:ascii="Arial Narrow" w:eastAsia="Arial Narrow" w:hAnsi="Arial Narrow" w:cs="Arial Narrow"/>
-          <w:b/>
-          <w:bCs/>
-          <w:sz w:val="16"/>
-          <w:szCs w:val="16"/>
-        </w:rPr>
         <w:t xml:space="preserve">LEY </w:t>
       </w:r>
       <w:proofErr w:type="spellStart"/>
@@ -12008,24 +12012,23 @@
           <w:sz w:val="16"/>
           <w:szCs w:val="16"/>
         </w:rPr>
+        <w:t xml:space="preserve"/>
+      </w:r>
+      <w:r>
+        <w:rPr>
+          <w:rFonts w:ascii="Arial Narrow" w:eastAsia="Arial Narrow" w:hAnsi="Arial Narrow" w:cs="Arial Narrow"/>
+          <w:sz w:val="16"/>
+          <w:szCs w:val="16"/>
+        </w:rPr>
+      </w:r>
+      <w:r>
+        <w:rPr>
+          <w:rFonts w:ascii="Arial Narrow" w:eastAsia="Arial Narrow" w:hAnsi="Arial Narrow" w:cs="Arial Narrow"/>
+          <w:b/>
+          <w:sz w:val="16"/>
+          <w:szCs w:val="16"/>
+        </w:rPr>
         <w:tab/>
-        <w:t xml:space="preserve"/>
-      </w:r>
-      <w:r>
-        <w:rPr>
-          <w:rFonts w:ascii="Arial Narrow" w:eastAsia="Arial Narrow" w:hAnsi="Arial Narrow" w:cs="Arial Narrow"/>
-          <w:sz w:val="16"/>
-          <w:szCs w:val="16"/>
-        </w:rPr>
-        <w:tab/>
-      </w:r>
-      <w:r>
-        <w:rPr>
-          <w:rFonts w:ascii="Arial Narrow" w:eastAsia="Arial Narrow" w:hAnsi="Arial Narrow" w:cs="Arial Narrow"/>
-          <w:b/>
-          <w:sz w:val="16"/>
-          <w:szCs w:val="16"/>
-        </w:rPr>
         <w:t>LEY 29571, CÓDIGO DE PROTECCIÓN Y DEFENSA DEL CONSUMIDOR</w:t>
       </w:r>
       <w:r>
@@ -12260,7 +12263,6 @@
           <w:sz w:val="16"/>
           <w:szCs w:val="16"/>
         </w:rPr>
-        <w:tab/>
         <w:t xml:space="preserve"/>
       </w:r>
       <w:r>
@@ -12418,24 +12420,23 @@
           <w:sz w:val="16"/>
           <w:szCs w:val="16"/>
         </w:rPr>
+        <w:t xml:space="preserve"/>
+      </w:r>
+      <w:r>
+        <w:rPr>
+          <w:rFonts w:ascii="Arial Narrow" w:eastAsia="Arial Narrow" w:hAnsi="Arial Narrow" w:cs="Arial Narrow"/>
+          <w:sz w:val="16"/>
+          <w:szCs w:val="16"/>
+        </w:rPr>
+      </w:r>
+      <w:r>
+        <w:rPr>
+          <w:rFonts w:ascii="Arial Narrow" w:eastAsia="Arial Narrow" w:hAnsi="Arial Narrow" w:cs="Arial Narrow"/>
+          <w:b/>
+          <w:sz w:val="16"/>
+          <w:szCs w:val="16"/>
+        </w:rPr>
         <w:tab/>
-        <w:t xml:space="preserve"/>
-      </w:r>
-      <w:r>
-        <w:rPr>
-          <w:rFonts w:ascii="Arial Narrow" w:eastAsia="Arial Narrow" w:hAnsi="Arial Narrow" w:cs="Arial Narrow"/>
-          <w:sz w:val="16"/>
-          <w:szCs w:val="16"/>
-        </w:rPr>
-        <w:tab/>
-      </w:r>
-      <w:r>
-        <w:rPr>
-          <w:rFonts w:ascii="Arial Narrow" w:eastAsia="Arial Narrow" w:hAnsi="Arial Narrow" w:cs="Arial Narrow"/>
-          <w:b/>
-          <w:sz w:val="16"/>
-          <w:szCs w:val="16"/>
-        </w:rPr>
         <w:t xml:space="preserve">TEXTO ÚNICO ORDENADO DE LA LEY DEL PROCEDIMIENTO ADMINISTRATIVO GENERAL, aprobado mediante DECRETO SUPREMO </w:t>
       </w:r>
       <w:proofErr w:type="spellStart"/>
@@ -12462,7 +12463,7 @@
     <w:p>
       <w:pPr>
         <w:pStyle w:val="Textonotapie"/>
-        <w:ind w:left="1134" w:hanging="567"/>
+        <w:ind w:left="1134"/>
         <w:jc w:val="both"/>
         <w:rPr>
           <w:rFonts w:ascii="Arial Narrow" w:eastAsia="Arial Narrow" w:hAnsi="Arial Narrow" w:cs="Arial Narrow"/>
@@ -12486,7 +12487,7 @@
     <w:p>
       <w:pPr>
         <w:pStyle w:val="Textonotapie"/>
-        <w:ind w:left="1134" w:hanging="567"/>
+        <w:ind w:left="1134" w:hanging="1134"/>
         <w:jc w:val="both"/>
         <w:rPr>
           <w:rFonts w:ascii="Arial Narrow" w:eastAsia="Arial Narrow" w:hAnsi="Arial Narrow" w:cs="Arial Narrow"/>

--- a/plantillas_maestras/02_seguro_vida/cobro_indebido_primas/1_ddo_banco_o_financiera/mujer/TPL_2873_2025_SEGURO_VIDA_COBRO_INDEBIDO_PRIMAS_BANCO_MUJER_R2.docx
+++ b/plantillas_maestras/02_seguro_vida/cobro_indebido_primas/1_ddo_banco_o_financiera/mujer/TPL_2873_2025_SEGURO_VIDA_COBRO_INDEBIDO_PRIMAS_BANCO_MUJER_R2.docx
@@ -2987,7 +2987,7 @@
           <w:sz w:val="22"/>
           <w:szCs w:val="22"/>
         </w:rPr>
-        <w:t>el banco BBVA</w:t>
+        <w:t xml:space="preserve">el banco BBVA</w:t>
       </w:r>
       <w:r>
         <w:rPr>
@@ -3017,7 +3017,7 @@
           <w:sz w:val="22"/>
           <w:szCs w:val="22"/>
         </w:rPr>
-        <w:t>Seguro de Vida Ya</w:t>
+        <w:t xml:space="preserve">Seguro de Vida Ya</w:t>
       </w:r>
       <w:r>
         <w:rPr>
@@ -3066,7 +3066,7 @@
           <w:lang w:eastAsia="es-PE"/>
           <w14:ligatures w14:val="none"/>
         </w:rPr>
-        <w:t xml:space="preserve">. </w:t>
+        <w:t xml:space="preserve">; involucraría una presunta afectación al derecho de información de los consumidores. Por consiguiente, corresponde calificar el hecho materia de denuncia como una presunta infracción al deber de información, tipificado en el artículo 1, numeral 1, literal b) y al artículo 2 del Código</w:t>
       </w:r>
       <w:bookmarkStart w:id="9" w:name="_Hlk212737581"/>
       <w:bookmarkStart w:id="10" w:name="_Hlk212035520"/>
@@ -3081,7 +3081,7 @@
           <w:lang w:eastAsia="es-PE"/>
           <w14:ligatures w14:val="none"/>
         </w:rPr>
-        <w:t xml:space="preserve">Por consiguiente, corresponde calificar el hecho materia de denuncia como una presunta infracción al deber de información, tipificado en el </w:t>
+        <w:t xml:space="preserve"/>
       </w:r>
       <w:bookmarkStart w:id="11" w:name="_Hlk195611851"/>
       <w:r>
@@ -3095,7 +3095,7 @@
           <w:lang w:eastAsia="es-PE"/>
           <w14:ligatures w14:val="none"/>
         </w:rPr>
-        <w:t>numeral 1</w:t>
+        <w:t xml:space="preserve"/>
       </w:r>
       <w:r>
         <w:rPr>
@@ -3108,7 +3108,7 @@
           <w:lang w:eastAsia="es-PE"/>
           <w14:ligatures w14:val="none"/>
         </w:rPr>
-        <w:t xml:space="preserve">.1, </w:t>
+        <w:t xml:space="preserve"/>
       </w:r>
       <w:r>
         <w:rPr>
@@ -3121,7 +3121,7 @@
           <w:lang w:eastAsia="es-PE"/>
           <w14:ligatures w14:val="none"/>
         </w:rPr>
-        <w:t xml:space="preserve">literal b) </w:t>
+        <w:t xml:space="preserve"/>
       </w:r>
       <w:r>
         <w:rPr>
@@ -3134,7 +3134,7 @@
           <w:lang w:eastAsia="es-PE"/>
           <w14:ligatures w14:val="none"/>
         </w:rPr>
-        <w:t xml:space="preserve">del </w:t>
+        <w:t xml:space="preserve"/>
       </w:r>
       <w:r>
         <w:rPr>
@@ -3147,7 +3147,7 @@
           <w:lang w:eastAsia="es-PE"/>
           <w14:ligatures w14:val="none"/>
         </w:rPr>
-        <w:t>artículo 1</w:t>
+        <w:t xml:space="preserve"/>
       </w:r>
       <w:bookmarkEnd w:id="11"/>
       <w:r>
@@ -3161,7 +3161,7 @@
           <w:lang w:eastAsia="es-PE"/>
           <w14:ligatures w14:val="none"/>
         </w:rPr>
-        <w:t xml:space="preserve"> </w:t>
+        <w:t xml:space="preserve"/>
       </w:r>
       <w:r>
         <w:rPr>
@@ -3174,7 +3174,7 @@
           <w:lang w:eastAsia="es-PE"/>
           <w14:ligatures w14:val="none"/>
         </w:rPr>
-        <w:t xml:space="preserve">y </w:t>
+        <w:t xml:space="preserve"/>
       </w:r>
       <w:r>
         <w:rPr>
@@ -3187,7 +3187,7 @@
           <w:lang w:eastAsia="es-PE"/>
           <w14:ligatures w14:val="none"/>
         </w:rPr>
-        <w:t>e</w:t>
+        <w:t xml:space="preserve"/>
       </w:r>
       <w:r>
         <w:rPr>
@@ -3200,7 +3200,7 @@
           <w:lang w:eastAsia="es-PE"/>
           <w14:ligatures w14:val="none"/>
         </w:rPr>
-        <w:t>l artículo 2 del Código</w:t>
+        <w:t xml:space="preserve"/>
       </w:r>
       <w:bookmarkStart w:id="12" w:name="_Hlk212737551"/>
       <w:bookmarkEnd w:id="9"/>
@@ -3278,7 +3278,7 @@
           <w:lang w:eastAsia="es-PE"/>
           <w14:ligatures w14:val="none"/>
         </w:rPr>
-        <w:t>Bajo la misma línea,</w:t>
+        <w:t xml:space="preserve">Bajo la misma línea,</w:t>
       </w:r>
       <w:r>
         <w:rPr>
@@ -3310,7 +3310,7 @@
           <w:sz w:val="22"/>
           <w:szCs w:val="22"/>
         </w:rPr>
-        <w:t>que el hecho denunciado, consistente en que</w:t>
+        <w:t xml:space="preserve">que el hecho denunciado, consistente en que</w:t>
       </w:r>
       <w:r>
         <w:rPr>
@@ -3340,7 +3340,7 @@
           <w:sz w:val="22"/>
           <w:szCs w:val="22"/>
         </w:rPr>
-        <w:t>BBVA</w:t>
+        <w:t xml:space="preserve">BBVA</w:t>
       </w:r>
       <w:r>
         <w:rPr>
@@ -3388,29 +3388,29 @@
           <w:sz w:val="22"/>
           <w:szCs w:val="22"/>
         </w:rPr>
-        <w:t xml:space="preserve"> 4147-91**-****-902. </w:t>
-      </w:r>
-      <w:r>
-        <w:rPr>
-          <w:rFonts w:ascii="Arial Narrow" w:eastAsia="Arial Narrow" w:hAnsi="Arial Narrow" w:cs="Arial Narrow"/>
-          <w:kern w:val="0"/>
-          <w14:ligatures w14:val="none"/>
-          <w:sz w:val="22"/>
-          <w:szCs w:val="22"/>
-        </w:rPr>
-        <w:t>Por consiguiente, corresponde calificar el hecho materia de denuncia como una presunta infracción a</w:t>
-      </w:r>
-      <w:r>
-        <w:rPr>
-          <w:rFonts w:ascii="Arial Narrow" w:eastAsia="Arial Narrow" w:hAnsi="Arial Narrow" w:cs="Arial Narrow"/>
-          <w:color w:val="000000"/>
-          <w:kern w:val="0"/>
-          <w:sz w:val="22"/>
-          <w:szCs w:val="22"/>
-          <w:lang w:eastAsia="es-PE"/>
-          <w14:ligatures w14:val="none"/>
-        </w:rPr>
-        <w:t>l literal b) del artículo 1 y artículo 2 del Código</w:t>
+        <w:t xml:space="preserve"> 4147-91**-****-902; involucraría una presunta afectación al derecho de información de los consumidores. Por consiguiente, corresponde calificar el hecho materia de denuncia como una presunta infracción al deber de información, tipificado en el artículo 1, numeral 1, literal b) y al artículo 2 del Código</w:t>
+      </w:r>
+      <w:r>
+        <w:rPr>
+          <w:rFonts w:ascii="Arial Narrow" w:eastAsia="Arial Narrow" w:hAnsi="Arial Narrow" w:cs="Arial Narrow"/>
+          <w:kern w:val="0"/>
+          <w14:ligatures w14:val="none"/>
+          <w:sz w:val="22"/>
+          <w:szCs w:val="22"/>
+        </w:rPr>
+        <w:t xml:space="preserve"/>
+      </w:r>
+      <w:r>
+        <w:rPr>
+          <w:rFonts w:ascii="Arial Narrow" w:eastAsia="Arial Narrow" w:hAnsi="Arial Narrow" w:cs="Arial Narrow"/>
+          <w:color w:val="000000"/>
+          <w:kern w:val="0"/>
+          <w:sz w:val="22"/>
+          <w:szCs w:val="22"/>
+          <w:lang w:eastAsia="es-PE"/>
+          <w14:ligatures w14:val="none"/>
+        </w:rPr>
+        <w:t xml:space="preserve"/>
       </w:r>
       <w:r>
         <w:rPr>
@@ -3436,7 +3436,7 @@
           <w:lang w:eastAsia="es-PE"/>
           <w14:ligatures w14:val="none"/>
         </w:rPr>
-        <w:t>.</w:t>
+        <w:t xml:space="preserve">.</w:t>
       </w:r>
     </w:p>
     <w:p>

--- a/plantillas_maestras/02_seguro_vida/cobro_indebido_primas/1_ddo_banco_o_financiera/mujer/TPL_2873_2025_SEGURO_VIDA_COBRO_INDEBIDO_PRIMAS_BANCO_MUJER_R2.docx
+++ b/plantillas_maestras/02_seguro_vida/cobro_indebido_primas/1_ddo_banco_o_financiera/mujer/TPL_2873_2025_SEGURO_VIDA_COBRO_INDEBIDO_PRIMAS_BANCO_MUJER_R2.docx
@@ -6273,7 +6273,7 @@
           <w:sz w:val="22"/>
           <w:szCs w:val="22"/>
         </w:rPr>
-        <w:t xml:space="preserve">correr traslado de la presente resolución a Banco BBVA Perú S.A. para que, de conformidad con lo dispuesto por el artículo 26 de la Ley sobre Facultades, Normas y Organización del Indecopi, aprobada por Decreto Legislativo 807</w:t>
+        <w:t xml:space="preserve">correr traslado de la denuncia del 24 de setiembre de 2025, subsanada mediante escrito del 08 de octubre de 2025 a Banco BBVA Perú S.A. para que, de conformidad con lo dispuesto por el artículo 26 de la Ley sobre Facultades, Normas y Organización del Indecopi, aprobada por Decreto Legislativo 807</w:t>
       </w:r>
       <w:r>
         <w:rPr>
